--- a/Ban_cuoi/Bai_bao_Tap_chi_NCKH_PT.docx
+++ b/Ban_cuoi/Bai_bao_Tap_chi_NCKH_PT.docx
@@ -17,7 +17,7 @@
           <w:sz w:val="30"/>
           <w:szCs w:val="26"/>
         </w:rPr>
-        <w:t>TỪ ĐỀ TÀI ĐẾN VĂN BẰNG: CHUỖI CHUYỂN HÓA TÀI SẢN TRÍ TUỆ TẠI TRƯỜNG ĐẠI HỌC THÀNH ĐÔ</w:t>
+        <w:t>KHOẢNG CÁCH GIỮA SẢN PHẨM KHOA HỌC VÀ TÀI SẢN TRÍ TUỆ TẠI TRƯỜNG ĐẠI HỌC TƯ THỤC: PHÂN TÍCH CHÍNH SÁCH TRONG BỐI CẢNH PHÁP LÝ MỚI</w:t>
       </w:r>
     </w:p>
     <w:p>
@@ -72,7 +72,7 @@
         <w:rPr>
           <w:szCs w:val="26"/>
         </w:rPr>
-        <w:t xml:space="preserve"> Bài báo đánh giá quản lý quyền sở hữu trí tuệ tại Trường Đại học Thành Đô trước khung pháp lý mới giai đoạn 2025 - 2026, nhằm xác định điểm nghẽn trong chuyển hóa kết quả nghiên cứu thành tài sản trí tuệ được bảo hộ. Tiếp cận theo chu trình tạo lập, xác lập, bảo vệ và khai thác, nghiên cứu trường hợp sử dụng toàn bộ dữ liệu hành chính giai đoạn 2021 - 2025 của Nhà trường, gồm danh mục sản phẩm khoa học, hồ sơ đề tài cấp cơ sở, danh mục tài sản trí tuệ và quy chế nội bộ, kết hợp đối chiếu văn bản với luật mới. Kết quả cho thấy tiềm năng tài sản trí tuệ từ đề tài cấp cơ sở là đáng kể, tập trung ở khối ngành Y - Dược, nhưng tỷ lệ nộp đơn còn thấp. Điểm nghẽn quyết định nằm ở khâu nối giữa nghiệm thu và đăng ký, nơi chưa có biểu mẫu rà soát khả năng bảo hộ; cấu trúc khuyến khích ưu tiên công bố, thiếu kinh phí nộp đơn và độ trễ thể chế khuếch đại điểm nghẽn này. Hợp tác doanh nghiệp là kênh hình thành tài sản hiệu quả nhất. Nghiên cứu bổ sung bằng chứng về vai trò của khâu sàng lọc tại nghiệm thu và đề xuất phiếu rà soát bắt buộc cùng quy chế hợp nhất theo luật mới.</w:t>
+        <w:t xml:space="preserve"> Bài báo phân tích những thay đổi của khung pháp lý giai đoạn 2025 - 2026 tác động như thế nào đến khoảng cách giữa sản phẩm khoa học và tài sản trí tuệ tại trường đại học tư thục, và quy chế nội bộ cần điều chỉnh gì. Nghiên cứu sử dụng phân tích văn bản chính sách theo chu trình tạo lập, xác lập, bảo vệ, khai thác tài sản trí tuệ, với dữ liệu là 12 văn bản luật, nghị định, chỉ đạo và chuẩn chất lượng ban hành công khai, đối chiếu với các nghiên cứu quốc tế về chuyển giao công nghệ đại học. Kết quả cho thấy pháp luật mới đã tháo gỡ phần lớn rào cản ở các khâu sau xác lập quyền: quyền sở hữu và quyền quyết định thương mại hóa được trao cho tổ chức chủ trì, kể cả tổ chức ngoài công lập; cơ chế chia lợi ích chuyển sang mức sàn và thỏa thuận; quỹ phát triển khoa học và công nghệ được phép chi cho đăng ký bảo hộ; chuẩn chất lượng mới nâng trọng số của bằng độc quyền giải pháp hữu ích. Tuy nhiên, khâu nhận diện sản phẩm có khả năng bảo hộ trước khi công bố vẫn hoàn toàn thuộc về quy chế nội bộ. Bài báo đề xuất khung rà soát quy chế nội bộ gồm chín nội dung và mô hình cổng rà soát tại nghiệm thu đề tài.</w:t>
       </w:r>
     </w:p>
     <w:p>
@@ -92,7 +92,7 @@
         <w:rPr>
           <w:szCs w:val="26"/>
         </w:rPr>
-        <w:t xml:space="preserve"> Quản lý quyền sở hữu trí tuệ; Tài sản trí tuệ; Chuyển giao công nghệ; Nghiệm thu đề tài; Trường đại học tư thục</w:t>
+        <w:t xml:space="preserve"> Tài sản trí tuệ; Quy chế nội bộ; Luật Khoa học, công nghệ và đổi mới sáng tạo; Trường đại học tư thục; Phân tích chính sách</w:t>
       </w:r>
     </w:p>
     <w:p>
@@ -119,7 +119,7 @@
           <w:szCs w:val="26"/>
           <w:i/>
         </w:rPr>
-        <w:t xml:space="preserve">This article evaluates the management of intellectual property rights at Thanh Do University amid the substantial revision of Vietnam's science, technology and intellectual property legislation in 2025 - 2026, with the aim of identifying where the conversion of research results into protected intellectual assets breaks down. Adopting a life-cycle perspective covering creation, registration, protection and exploitation, the study uses a single-case design based on the university's complete administrative records for 2021 - 2025, including research output inventories, institutional research project files, the intellectual property portfolio, the staff register and internal regulations, complemented by a document analysis comparing internal rules with the new laws. The results show a considerable pool of protectable outputs from institutional research projects, concentrated in medicine and pharmacy, alongside a low rate of conversion into filed applications. The decisive bottleneck lies neither in the scope of internal regulations nor in research capacity, but in the link between project acceptance and filing, where no protectability screening form exists; a publication-oriented incentive structure, the absence of a budget line for filing fees and an institutional lag behind the new laws amplify this bottleneck. Collaboration with industry is the university's most productive channel for building intellectual assets. The study adds empirical evidence on the role of screening at project acceptance in an application-oriented private university and proposes a mandatory screening form and a consolidated regulation aligned with the Law on Science, Technology and Innovation as two priority interventions.</w:t>
+        <w:t xml:space="preserve">This article examines how the 2025 - 2026 overhaul of Vietnam's legal framework affects the gap between research outputs and intellectual assets in private universities, and what internal regulations need to change in response. Using policy document analysis structured around the intellectual property life cycle of creation, registration, protection and exploitation, the study analyses twelve publicly issued laws, decrees, policy directives and quality standards, and relates them to international research on university technology transfer. The findings show that the new legislation removes most barriers in the stages following registration: ownership and the right to decide on commercialisation are vested in the host institution, including non-public institutions; benefit sharing moves to a minimum floor combined with negotiated terms; institutional science and technology development funds may finance filing and protection; and the new quality standard triples the weight of utility solution patents. However, the identification of protectable outputs before disclosure remains entirely a matter for internal regulation. The article proposes a nine-item framework for reviewing internal regulations and a screening gate model at the acceptance stage of research projects. These findings suggest that, once national barriers have been lowered, the decisive lever for narrowing the gap lies in institutional design, particularly in a structured screening step placed before research results are published, which private universities can introduce at low cost when consolidating their regulations under the new law.</w:t>
       </w:r>
     </w:p>
     <w:p>
@@ -146,7 +146,7 @@
           <w:szCs w:val="26"/>
           <w:i/>
         </w:rPr>
-        <w:t xml:space="preserve">Intellectual property management; Intellectual assets; Technology transfer; Research project acceptance; Private university</w:t>
+        <w:t xml:space="preserve">Intellectual assets; Internal regulations; Law on Science, Technology and Innovation; Private university; Policy analysis</w:t>
       </w:r>
     </w:p>
     <w:p>
@@ -175,7 +175,7 @@
         <w:rPr>
           <w:szCs w:val="26"/>
         </w:rPr>
-        <w:t xml:space="preserve">Tài sản trí tuệ ngày càng được coi là thước đo năng lực đổi mới và nguồn lực tài chính ngoài học phí của cơ sở giáo dục đại học. Tại Việt Nam, giai đoạn 2025 - 2026 chứng kiến sự thay đổi dồn dập của khung pháp lý: Luật Khoa học, công nghệ và đổi mới sáng tạo số 93/2025/QH15 trao cho tổ chức chủ trì quyền sở hữu kết quả nghiên cứu và quyền tự quyết về thương mại hóa; Luật số 131/2025/QH15 sửa đổi Luật Sở hữu trí tuệ; Luật Giáo dục đại học số 125/2025/QH15 bổ sung nghĩa vụ công khai thông tin về sở hữu trí tuệ; Kết luận số 51-KL/TW của Bộ Chính trị xác định sở hữu trí tuệ là yếu tố cốt lõi của tự chủ chiến lược.</w:t>
+        <w:t xml:space="preserve">Khoảng cách giữa sản phẩm khoa học và tài sản trí tuệ của trường đại học không chỉ là vấn đề năng lực nghiên cứu mà còn là vấn đề thể chế: ai sở hữu kết quả, ai được quyết định khai thác, tác giả được hưởng bao nhiêu và chi phí đăng ký lấy từ đâu. Giai đoạn 2025 - 2026, các câu hỏi này được trả lời lại gần như toàn bộ bởi Luật Khoa học, công nghệ và đổi mới sáng tạo số 93/2025/QH15, Luật số 131/2025/QH15 sửa đổi Luật Sở hữu trí tuệ, Luật Giáo dục đại học số 125/2025/QH15 và Chuẩn cơ sở giáo dục đại học ban hành kèm Thông tư số 83/2026/TT-BGDĐT.</w:t>
       </w:r>
     </w:p>
     <w:p>
@@ -188,7 +188,7 @@
         <w:rPr>
           <w:szCs w:val="26"/>
         </w:rPr>
-        <w:t xml:space="preserve">Nghiên cứu quốc tế đã chỉ ra nhiều yếu tố quyết định hiệu quả thương mại hóa tài sản trí tuệ đại học, từ thể chế phân bổ quyền đến năng lực đơn vị chuyển giao công nghệ (Siegel et al., 2007; Thursby &amp; Kemp, 2002). Các nghiên cứu trong nước giai đoạn gần đây chủ yếu phân tích quy định và cơ hội, thách thức ở cấp hệ thống (Nguyễn, 2025; Võ, 2025). Khoảng trống còn lại là thiếu bằng chứng định lượng ở cấp trường, theo chuỗi từ đề tài đến văn bằng, cho thấy chính xác mắt xích nào làm tiềm năng không thành tài sản, đặc biệt ở trường đại học tư thục định hướng ứng dụng.</w:t>
+        <w:t xml:space="preserve">Nghiên cứu quốc tế đã chỉ ra vai trò của thể chế phân bổ quyền và cơ chế khuyến khích đối với chuyển giao công nghệ đại học (Goldfarb &amp; Henrekson, 2003; Shane, 2004). Nghiên cứu trong nước chủ yếu ra đời trước khi Luật số 93/2025/QH15 có hiệu lực (Nguyễn, 2025; Võ, 2025), nên chưa đánh giá được khung pháp lý mới giải quyết khâu nào và để lại khâu nào cho cơ sở giáo dục đại học tự thiết kế, nhất là trường tư thục.</w:t>
       </w:r>
     </w:p>
     <w:p>
@@ -201,7 +201,7 @@
         <w:rPr>
           <w:szCs w:val="26"/>
         </w:rPr>
-        <w:t xml:space="preserve">Bài báo sử dụng trường hợp Trường Đại học Thành Đô để trả lời ba câu hỏi: tiềm năng tài sản trí tuệ từ hoạt động nghiên cứu của Nhà trường lớn đến đâu và đã được chuyển hóa đến mức nào; điểm nghẽn nào quyết định khoảng cách giữa tiềm năng và kết quả; và quy chế nội bộ cần điều chỉnh như thế nào trước khung pháp lý mới.</w:t>
+        <w:t xml:space="preserve">Bài báo trả lời hai câu hỏi: những thay đổi của khung pháp lý giai đoạn 2025 - 2026 tác động như thế nào đến từng khâu trong chu trình hình thành tài sản trí tuệ của trường đại học tư thục; và quy chế nội bộ cần điều chỉnh những nội dung gì để thu hẹp khoảng cách giữa sản phẩm khoa học và tài sản trí tuệ.</w:t>
       </w:r>
     </w:p>
     <w:p>
@@ -231,13 +231,13 @@
           <w:szCs w:val="26"/>
           <w:b/>
         </w:rPr>
-        <w:t xml:space="preserve">Trường đại học như một chủ thể tạo lập tài sản trí tuệ.</w:t>
-      </w:r>
-      <w:r>
-        <w:rPr>
-          <w:szCs w:val="26"/>
-        </w:rPr>
-        <w:t xml:space="preserve"> Etzkowitz (2003) cho rằng nhóm nghiên cứu trong trường đại học vận hành như những đơn vị gần với doanh nghiệp, tạo nền tảng cho mô hình đại học khởi nghiệp. Shane (2004) cho thấy việc trao quyền sở hữu kết quả nghiên cứu do nhà nước tài trợ cho trường đại học theo Đạo luật Bayh-Dole làm tăng số sáng chế của trường đại học, chủ yếu ở những lĩnh vực mà cấp phép là kênh chuyển giao hiệu quả. Hai công trình này đặt cơ sở cho luận điểm rằng quyền sở hữu và cơ chế chia lợi ích định hình hành vi đăng ký của trường và nhà khoa học. Dù vậy, cả hai dựa trên bối cảnh Hoa Kỳ và các trường đại học nghiên cứu, nơi đơn vị chuyển giao công nghệ đã chuyên nghiệp hóa.</w:t>
+        <w:t xml:space="preserve">Thể chế phân bổ quyền.</w:t>
+      </w:r>
+      <w:r>
+        <w:rPr>
+          <w:szCs w:val="26"/>
+        </w:rPr>
+        <w:t xml:space="preserve"> Shane (2004) cho thấy việc trao quyền sở hữu kết quả nghiên cứu do nhà nước tài trợ cho trường đại học theo Đạo luật Bayh-Dole làm tăng số sáng chế của trường đại học Hoa Kỳ, chủ yếu ở những lĩnh vực mà cấp phép là kênh chuyển giao hiệu quả. Etzkowitz (2003) lý giải sự hình thành của đại học khởi nghiệp từ đặc tính gần với doanh nghiệp của các nhóm nghiên cứu. Hai công trình này là cơ sở cho nhận định rằng trao quyền cho tổ chức chủ trì là điều kiện cần của thương mại hóa. Tuy vậy, chúng dựa trên bối cảnh trường đại học nghiên cứu có đơn vị chuyển giao công nghệ chuyên nghiệp.</w:t>
       </w:r>
     </w:p>
     <w:p>
@@ -251,13 +251,13 @@
           <w:szCs w:val="26"/>
           <w:b/>
         </w:rPr>
-        <w:t xml:space="preserve">Thể chế, khuyến khích và năng lực chuyển giao.</w:t>
-      </w:r>
-      <w:r>
-        <w:rPr>
-          <w:szCs w:val="26"/>
-        </w:rPr>
-        <w:t xml:space="preserve"> Goldfarb và Henrekson (2003) so sánh chính sách từ trên xuống của Thụy Điển với cơ chế từ dưới lên của Hoa Kỳ và kết luận rằng khuyến khích đối với nhà khoa học và trường đại học quan trọng hơn việc nhà nước can thiệp trực tiếp. Thursby và Kemp (2002) cho thấy tăng trưởng cấp phép của trường đại học Hoa Kỳ gắn với mức độ sẵn sàng khai báo sáng chế của giảng viên và hiệu quả khác nhau đáng kể giữa các trường. Siegel và cộng sự (2007) tổng hợp rằng hiệu quả của đơn vị chuyển giao công nghệ phụ thuộc vào chính sách khuyến khích, năng lực nhân sự và cơ chế chia lợi ích. Bradley và cộng sự (2013) phê phán mô hình tuyến tính của chuyển giao công nghệ và nhấn mạnh tính đa kênh của quá trình này. Điểm chung của nhóm nghiên cứu này là coi khâu khai báo sáng chế như đã có sẵn và tập trung vào khâu sau đó, trong khi ở trường chưa có đơn vị chuyển giao chuyên nghiệp, chính khâu nhận diện mới là nơi tiềm năng bị bỏ sót.</w:t>
+        <w:t xml:space="preserve">Khuyến khích và năng lực tổ chức.</w:t>
+      </w:r>
+      <w:r>
+        <w:rPr>
+          <w:szCs w:val="26"/>
+        </w:rPr>
+        <w:t xml:space="preserve"> Goldfarb và Henrekson (2003) so sánh chính sách từ trên xuống của Thụy Điển với cơ chế từ dưới lên của Hoa Kỳ và kết luận rằng khuyến khích đối với nhà khoa học và nhà trường quan trọng hơn can thiệp trực tiếp của nhà nước. Thursby và Kemp (2002) cho thấy tăng trưởng cấp phép của trường đại học gắn với mức độ sẵn sàng khai báo sáng chế của giảng viên. Siegel và cộng sự (2007) tổng hợp rằng hiệu quả của đơn vị chuyển giao phụ thuộc vào chính sách khuyến khích, năng lực nhân sự và cơ chế chia lợi ích. Bradley và cộng sự (2013) phê phán mô hình tuyến tính và nhấn mạnh tính đa kênh của chuyển giao công nghệ. Các nghiên cứu này thống nhất rằng quyền sở hữu chỉ phát huy tác dụng khi đi kèm khuyến khích và năng lực tổ chức tương xứng.</w:t>
       </w:r>
     </w:p>
     <w:p>
@@ -277,7 +277,7 @@
         <w:rPr>
           <w:szCs w:val="26"/>
         </w:rPr>
-        <w:t xml:space="preserve"> Các tổng quan gần đây dịch chuyển trọng tâm từ chiếm hữu sang khai thác tài sản trí tuệ và làm rõ các mô hình, quy trình quản lý chuyển giao trong trường đại học (Holgersson &amp; Aaboen, 2019; Maresova et al., 2019). Rocha và cộng sự (2023) mô tả cách các đơn vị chuyển giao tại Bồ Đào Nha đánh giá bản khai báo sáng chế theo tính mới, khả năng áp dụng công nghiệp và trình độ sáng tạo trước khi quyết định bảo hộ, qua đó cho thấy vai trò của một bước sàng lọc có cấu trúc. Teece (2018) nhắc lại rằng khả năng thu lợi từ đổi mới phụ thuộc vào chế độ bảo hộ và tài sản bổ trợ, nên việc bảo hộ đúng lúc là điều kiện của khai thác. Tuy nhiên, các nghiên cứu này chủ yếu mô tả quy trình ở nơi đã có đơn vị chuyên trách, chưa lượng hóa hệ quả của việc thiếu bước sàng lọc tại trường chưa có đơn vị đó.</w:t>
+        <w:t xml:space="preserve"> Holgersson và Aaboen (2019) chỉ ra sự dịch chuyển trọng tâm từ chiếm hữu sang khai thác tài sản trí tuệ; Maresova và cộng sự (2019) hệ thống hóa các mô hình và quy trình quản lý chuyển giao trong trường đại học. Rocha và cộng sự (2023) mô tả cách đơn vị chuyển giao đánh giá bản khai báo sáng chế theo tính mới, khả năng áp dụng công nghiệp và trình độ sáng tạo trước khi quyết định bảo hộ. Teece (2018) nhắc lại rằng khả năng thu lợi từ đổi mới phụ thuộc vào chế độ bảo hộ và tài sản bổ trợ. Điểm chung là các nghiên cứu đều giả định đã có một bước tiếp nhận và sàng lọc có cấu trúc, điều chưa chắc có ở trường chưa có đơn vị chuyên trách.</w:t>
       </w:r>
     </w:p>
     <w:p>
@@ -291,13 +291,13 @@
           <w:szCs w:val="26"/>
           <w:b/>
         </w:rPr>
-        <w:t xml:space="preserve">Hợp tác đại học với doanh nghiệp.</w:t>
-      </w:r>
-      <w:r>
-        <w:rPr>
-          <w:szCs w:val="26"/>
-        </w:rPr>
-        <w:t xml:space="preserve"> Perkmann và cộng sự (2013) cho thấy gắn kết học thuật với doanh nghiệp phổ biến hơn nhiều so với thương mại hóa theo nghĩa hẹp và phụ thuộc vào đặc điểm cá nhân nhà khoa học. O’Dwyer và cộng sự (2023) chỉ ra rằng niềm tin, sự tương thích mục tiêu và cơ chế phân định quyền là các yếu tố thúc đẩy hợp tác thành công. Các phát hiện này gợi ý rằng ở trường có năng lực đăng ký còn hạn chế, hợp tác doanh nghiệp có thể là kênh bù đắp để hình thành tài sản trí tuệ.</w:t>
+        <w:t xml:space="preserve">Hợp tác với doanh nghiệp.</w:t>
+      </w:r>
+      <w:r>
+        <w:rPr>
+          <w:szCs w:val="26"/>
+        </w:rPr>
+        <w:t xml:space="preserve"> Perkmann và cộng sự (2013) cho thấy gắn kết học thuật với doanh nghiệp phổ biến hơn nhiều so với thương mại hóa theo nghĩa hẹp; O’Dwyer và cộng sự (2023) xác định niềm tin và cơ chế phân định quyền rõ ràng là các yếu tố thúc đẩy hợp tác thành công, qua đó cho thấy quy chế nội bộ là điều kiện của hợp tác.</w:t>
       </w:r>
     </w:p>
     <w:p>
@@ -317,7 +317,7 @@
         <w:rPr>
           <w:szCs w:val="26"/>
         </w:rPr>
-        <w:t xml:space="preserve"> Nguyễn (2025) phân tích cơ hội và thách thức của quản trị tài sản trí tuệ tại cơ sở giáo dục đại học trong bối cảnh cách mạng công nghiệp lần thứ tư; Võ (2025) bàn về quyền của chủ thể không giữ quyền tài sản đối với tác phẩm hình thành trong nhà trường và kinh nghiệm quốc tế để hoàn thiện chính sách. Các công trình này có giá trị định hướng chính sách nhưng dựa trên phân tích văn bản ở cấp hệ thống, chưa sử dụng dữ liệu hành chính của một trường để truy vết từng đề tài đến văn bằng, và ra đời trước khi Luật số 93/2025/QH15 có hiệu lực. Bài báo lấp khoảng trống này bằng cách đo chuỗi chuyển hóa tại một trường đại học tư thục và đối chiếu quy chế nội bộ với luật mới.</w:t>
+        <w:t xml:space="preserve"> Nguyễn (2025) phân tích cơ hội và thách thức của quản trị tài sản trí tuệ tại cơ sở giáo dục đại học; Võ (2025) bàn về quyền của chủ thể không giữ quyền tài sản đối với tác phẩm hình thành trong nhà trường; tài liệu tập huấn của Cục Sở hữu trí tuệ (n.d.) cung cấp khung nghiệp vụ cho cán bộ quản lý. Các công trình này chưa phân tích hệ thống những thay đổi của Luật số 93/2025/QH15, Luật số 131/2025/QH15 và Thông tư số 83/2026/TT-BGDĐT theo từng khâu của chu trình, và chưa chỉ ra khâu nào pháp luật để lại cho quy chế nội bộ. Bài báo lấp khoảng trống này với trọng tâm là trường đại học tư thục.</w:t>
       </w:r>
     </w:p>
     <w:p>
@@ -346,104 +346,7 @@
         <w:rPr>
           <w:szCs w:val="26"/>
         </w:rPr>
-        <w:t xml:space="preserve">Nghiên cứu sử dụng thiết kế nghiên cứu trường hợp đơn, lựa chọn Trường Đại học Thành Đô vì đây là trường đại học tư thục định hướng ứng dụng, có quy chế sở hữu trí tuệ từ năm 2021 và quy chế chuyên biệt từ năm 2024, đồng thời có dữ liệu hành chính đủ để truy vết từ đề tài đến văn bằng. Khung phân tích dựa trên chu trình quản lý bốn giai đoạn tạo lập, xác lập, bảo vệ và khai thác, đặt trong ba điều kiện thể chế, tổ chức và nguồn lực.</w:t>
-      </w:r>
-    </w:p>
-    <w:p>
-      <w:pPr>
-        <w:rPr>
-          <w:szCs w:val="26"/>
-        </w:rPr>
-      </w:pPr>
-      <w:r>
-        <w:rPr>
-          <w:szCs w:val="26"/>
-        </w:rPr>
-        <w:t xml:space="preserve">Dữ liệu là toàn bộ hồ sơ hành chính giai đoạn 2021 - 2025, không chọn mẫu, gồm: 582 bản ghi sản phẩm khoa học từ bảy danh mục thống kê của Phòng Khoa học Công nghệ; hồ sơ 38 đề tài cấp cơ sở với mã số, đơn vị chủ trì, kinh phí và sản phẩm nghiệm thu; danh mục 12 tài sản trí tuệ do bộ phận quản trị thương hiệu theo dõi; danh sách 252 nhân sự năm 2026; Kế hoạch số 07/KH-ĐHTĐ; bốn văn bản nội bộ có quy định về sở hữu trí tuệ. Danh sách nhân sự chứa dữ liệu cá nhân nên chỉ được sử dụng ở dạng tổng hợp.</w:t>
-      </w:r>
-    </w:p>
-    <w:p>
-      <w:pPr>
-        <w:rPr>
-          <w:szCs w:val="26"/>
-        </w:rPr>
-      </w:pPr>
-      <w:r>
-        <w:rPr>
-          <w:szCs w:val="26"/>
-        </w:rPr>
-        <w:t xml:space="preserve">Dữ liệu được xử lý qua bốn bước. Thứ nhất, các danh mục được làm sạch, chuẩn hóa tên đơn vị, và tên chủ nhiệm đề tài được so khớp với danh sách tác giả bài báo trong ba năm kể từ năm nghiệm thu để loại trừ bản ghi trùng; kết quả cho thấy khoảng 475 sản phẩm độc lập. Thứ hai, sản phẩm nghiệm thu của từng đề tài được phân loại theo đối tượng quyền có thể xác lập theo Luật Sở hữu trí tuệ hợp nhất (Văn phòng Quốc hội, 2026); đây là đánh giá sơ bộ của nhóm tác giả dựa trên mô tả trong hồ sơ. Thứ ba, chuỗi chuyển hóa được tính bằng tỷ lệ đề tài có sản phẩm đủ điều kiện và tỷ lệ đề tài đủ điều kiện đã nộp đơn; mức độ tập trung công bố được đo bằng hệ số Gini. Thứ tư, từng điều khoản về phân chia lợi ích trong quy chế nội bộ được đối chiếu với Điều 25, Điều 27 và Điều 28 Luật số 93/2025/QH15 và Điều 135 Luật Sở hữu trí tuệ, kèm mô phỏng phần lợi ích của tác giả theo khoản thu từ một hợp đồng chuyển giao.</w:t>
-      </w:r>
-    </w:p>
-    <w:p>
-      <w:pPr>
-        <w:spacing w:before="280" w:after="160"/>
-        <w:ind w:firstLine="0"/>
-        <w:rPr>
-          <w:szCs w:val="26"/>
-        </w:rPr>
-      </w:pPr>
-      <w:r>
-        <w:rPr>
-          <w:b/>
-          <w:szCs w:val="26"/>
-        </w:rPr>
-        <w:t>4. KẾT QUẢ NGHIÊN CỨU</w:t>
-      </w:r>
-    </w:p>
-    <w:p>
-      <w:pPr>
-        <w:spacing w:before="200" w:after="100"/>
-        <w:ind w:firstLine="0"/>
-        <w:rPr>
-          <w:szCs w:val="26"/>
-        </w:rPr>
-      </w:pPr>
-      <w:r>
-        <w:rPr>
-          <w:b/>
-          <w:szCs w:val="26"/>
-        </w:rPr>
-        <w:t>4.1. Tiềm năng tài sản trí tuệ từ đề tài cấp cơ sở đáng kể nhưng tỷ lệ chuyển hóa thấp</w:t>
-      </w:r>
-    </w:p>
-    <w:p>
-      <w:pPr>
-        <w:rPr>
-          <w:szCs w:val="26"/>
-        </w:rPr>
-      </w:pPr>
-      <w:r>
-        <w:rPr>
-          <w:szCs w:val="26"/>
-        </w:rPr>
-        <w:t xml:space="preserve">Rà soát sản phẩm nghiệm thu của 38 đề tài cấp cơ sở cho thấy 11 đề tài, tức 28,9%, tạo ra sản phẩm cụ thể đủ điều kiện xác lập quyền ngoài báo cáo và bài báo. Tỷ lệ này đáng ghi nhận với một trường có phần lớn ngành đào tạo thuộc kinh tế, xã hội và ngôn ngữ. Tiềm năng tập trung rõ rệt: 10 trên 11 sản phẩm thuộc lĩnh vực dược, từ công thức cồn thuốc, quy trình bào chế viên ngậm đến rutin tinh khiết và sản phẩm cầm máu dạng màng; 9 sản phẩm thuộc nhóm sở hữu công nghiệp, trong đó 8 sản phẩm phù hợp với giải pháp hữu ích, loại hình không đòi hỏi trình độ sáng tạo như sáng chế và phù hợp với quy mô đề tài cấp cơ sở.</w:t>
-      </w:r>
-    </w:p>
-    <w:p>
-      <w:pPr>
-        <w:rPr>
-          <w:szCs w:val="26"/>
-        </w:rPr>
-      </w:pPr>
-      <w:r>
-        <w:rPr>
-          <w:szCs w:val="26"/>
-        </w:rPr>
-        <w:t xml:space="preserve">Tuy vậy, Hình 1 cho thấy chuỗi chuyển hóa đứt ở bậc thứ hai. Chỉ 1 trên 11 đề tài đủ điều kiện, tức 9,1%, được nộp đơn, là đề tài chiết xuất lá Quế hoa năm 2025 với đơn sáng chế nộp ngay trong năm nghiệm thu. Nếu chỉ xét đề tài giao đến năm 2024, đã đủ thời gian để nộp đơn, có 8 đề tài đủ điều kiện nhưng chưa đề tài nào có đơn; chưa sản phẩm nào được nộp theo hình thức giải pháp hữu ích. Với sản phẩm đã bộc lộ công khai quá mười hai tháng, khả năng đăng ký sáng chế, giải pháp hữu ích theo Điều 60 Luật Sở hữu trí tuệ không còn, nên phần tiềm năng này khó khôi phục.</w:t>
-      </w:r>
-    </w:p>
-    <w:p>
-      <w:pPr>
-        <w:rPr>
-          <w:szCs w:val="26"/>
-        </w:rPr>
-      </w:pPr>
-      <w:r>
-        <w:rPr>
-          <w:szCs w:val="26"/>
-        </w:rPr>
-        <w:t xml:space="preserve">Phân bố theo thời gian cho thấy tiềm năng không phải hiện tượng nhất thời: sản phẩm đủ điều kiện xuất hiện đều đặn từ năm 2022, với 3 đề tài năm 2022, 1 đề tài năm 2023, 4 đề tài năm 2024 và 3 đề tài năm 2025. Hai đề tài năm 2025 đã ghi trong hồ sơ dự kiến đăng ký giải pháp hữu ích nhưng chưa có đơn; nếu còn trong thời hạn mười hai tháng kể từ ngày bộc lộ, đây là phần tiềm năng có thể thu hồi ngay. Ngoài nhóm sở hữu công nghiệp, 2 sản phẩm là bộ mẫu cây thuốc và bộ tiêu bản hiển vi, thuộc nhóm sưu tập dữ liệu và quyền tác giả, có giá trị sử dụng trực tiếp trong đào tạo. Như vậy, cơ cấu tiềm năng phù hợp với định hướng ứng dụng của Nhà trường và cho phép quản lý có trọng tâm vào một khối ngành, một loại hình bảo hộ.</w:t>
+        <w:t xml:space="preserve">Nghiên cứu sử dụng phương pháp phân tích văn bản chính sách định tính. Khung phân tích là chu trình quản lý tài sản trí tuệ bốn giai đoạn gồm tạo lập và nhận diện, xác lập quyền, khai thác và thương mại hóa, bảo vệ và phân chia lợi ích (Hình 1), được nhóm tác giả xây dựng trong đề tài khoa học công nghệ cấp cơ sở năm 2026 trên cơ sở Bradley và cộng sự (2013) và Tổ chức Sở hữu trí tuệ thế giới (2020).</w:t>
       </w:r>
     </w:p>
     <w:p>
@@ -461,7 +364,7 @@
           <w:b/>
           <w:szCs w:val="26"/>
         </w:rPr>
-        <w:t>Hình 1. Chuỗi chuyển hóa từ đề tài cấp cơ sở sang đơn đăng ký sở hữu công nghiệp</w:t>
+        <w:t>Hình 1. Chu trình quản lý tài sản trí tuệ trong trường đại học dùng làm khung phân tích</w:t>
       </w:r>
     </w:p>
     <w:p>
@@ -474,142 +377,11 @@
           <w:szCs w:val="26"/>
         </w:rPr>
       </w:pPr>
-      <w:r xmlns:a="http://schemas.openxmlformats.org/drawingml/2006/main" xmlns:c="http://schemas.openxmlformats.org/drawingml/2006/chart">
-        <w:rPr>
-          <w:noProof/>
-        </w:rPr>
-        <w:drawing>
-          <wp:inline distT="0" distB="0" distL="0" distR="0">
-            <wp:extent cx="5580000" cy="1872000"/>
-            <wp:effectExtent l="0" t="0" r="0" b="0"/>
-            <wp:docPr id="501" name="Biểu đồ 501" descr="Hình 2.1. Chuỗi chuyển hóa từ đề tài cấp cơ sở sang đơn đăng ký sở hữu công nghiệp"/>
-            <wp:cNvGraphicFramePr/>
-            <a:graphic>
-              <a:graphicData uri="http://schemas.openxmlformats.org/drawingml/2006/chart">
-                <c:chart r:id="rId6"/>
-              </a:graphicData>
-            </a:graphic>
-          </wp:inline>
-        </w:drawing>
-      </w:r>
-    </w:p>
-    <w:p>
-      <w:pPr>
-        <w:spacing w:after="160"/>
-        <w:ind w:firstLine="0"/>
-        <w:rPr>
-          <w:szCs w:val="26"/>
-        </w:rPr>
-      </w:pPr>
-      <w:r>
-        <w:rPr>
-          <w:i/>
-          <w:szCs w:val="26"/>
-        </w:rPr>
-        <w:t>Nguồn: Nhóm tác giả tính toán từ danh mục đề tài cấp cơ sở giai đoạn 2021 - 2025 của Trường Đại học Thành Đô.</w:t>
-      </w:r>
-    </w:p>
-    <w:p>
-      <w:pPr>
-        <w:spacing w:before="200" w:after="100"/>
-        <w:ind w:firstLine="0"/>
-        <w:rPr>
-          <w:szCs w:val="26"/>
-        </w:rPr>
-      </w:pPr>
-      <w:r>
-        <w:rPr>
-          <w:b/>
-          <w:szCs w:val="26"/>
-        </w:rPr>
-        <w:t>4.2. Điểm nghẽn nằm ở khâu nối giữa nghiệm thu và đăng ký</w:t>
-      </w:r>
-    </w:p>
-    <w:p>
-      <w:pPr>
-        <w:rPr>
-          <w:szCs w:val="26"/>
-        </w:rPr>
-      </w:pPr>
-      <w:r>
-        <w:rPr>
-          <w:szCs w:val="26"/>
-        </w:rPr>
-        <w:t xml:space="preserve">Khoảng cách trên không bắt nguồn từ phạm vi quy chế. Điều 34 Quy chế ban hành kèm Quyết định số 213/QĐ-ĐHTĐ và Điều 3 Quy chế ban hành kèm Quyết định số 217/QĐ-ĐHTĐ đã liệt kê đầy đủ giải pháp hữu ích, sưu tập dữ liệu, công thức và quy trình, tức đúng những nhóm mà sản phẩm đề tài rơi vào. Quyết định 217 cũng đã phân công Phòng Khoa học Công nghệ nhận diện, theo dõi tài sản trí tuệ và giao bộ phận pháp chế thực hiện thủ tục xác lập quyền. Khoảng cách cũng không bắt nguồn từ năng lực nghiên cứu: số bài báo tăng bình quân 62,7% một năm, từ 23 bài năm 2021 lên 161 bài năm 2025, và bài báo quốc tế đạt 283% chỉ tiêu của Kế hoạch số 07/KH-ĐHTĐ.</w:t>
-      </w:r>
-    </w:p>
-    <w:p>
-      <w:pPr>
-        <w:rPr>
-          <w:szCs w:val="26"/>
-        </w:rPr>
-      </w:pPr>
-      <w:r>
-        <w:rPr>
-          <w:szCs w:val="26"/>
-        </w:rPr>
-        <w:t xml:space="preserve">Điểm nghẽn nằm ở một khoảng trống kỹ thuật: thiếu một biểu mẫu rà soát tại thời điểm nghiệm thu. Quy trình nghiệm thu đề tài trước đây chủ yếu tập trung đánh giá mức độ hoàn thành nhiệm vụ chuyên môn và bài báo công bố, chưa tích hợp tiêu chí sàng lọc và định hướng đăng ký bảo hộ quyền sở hữu trí tuệ. Việc khởi động thủ tục vì vậy phụ thuộc vào sự chủ động của từng tác giả theo Điều 35 Quyết định 213 và Điều 10 Quyết định 217. Dữ liệu củng cố nhận định này theo ba hướng. Một là, chức năng quản lý được phân cho bốn đầu mối theo thế mạnh nghiệp vụ, ba đầu mối thuộc khối Quản trị và Dịch vụ trong khi kết quả nghiên cứu phát sinh ở khối Đào tạo và Nghiên cứu, và giữa các đầu mối chưa có hồ sơ theo dõi dùng chung. Hai là, mức khai báo trong hồ sơ nghiệm thu thấp: 26 trên 38 đề tài khai tổng cộng 32 công bố, trong khi phép so khớp gắn được 107 bài báo với các đề tài, tức độ phủ khoảng 29,9%; nếu bài báo, loại sản phẩm dễ nhận diện nhất, còn khai thiếu thì công thức, quy trình càng ít được ghi nhận. Ba là, trong 16 tiêu chí đánh giá hiệu quả quản lý quyền sở hữu trí tuệ mà nhóm tác giả xây dựng, chỉ 5 tiêu chí tính được đầy đủ từ dữ liệu hiện có và nhóm tiêu chí kết quả không có tiêu chí nào tính được đầy đủ.</w:t>
-      </w:r>
-    </w:p>
-    <w:p>
-      <w:pPr>
-        <w:rPr>
-          <w:szCs w:val="26"/>
-        </w:rPr>
-      </w:pPr>
-      <w:r>
-        <w:rPr>
-          <w:szCs w:val="26"/>
-        </w:rPr>
-        <w:t xml:space="preserve">Trường hợp đề tài lá Quế hoa là đối chứng tự nhiên: kênh chuyển hóa vận hành được khi chủ nhiệm đề tài chủ động và có kinh nghiệm, trong trường hợp này là người đồng thời chủ trì đề tài cấp quốc gia. Khi thiếu sự chủ động đó, không có bước nào trong quy trình tự động đưa sản phẩm đến bàn xét bảo hộ. Sự phụ thuộc vào cá nhân còn thể hiện ở mức độ tập trung công bố: tính trên toàn bộ nhân sự, 88 trên 247 người có họ tên đầy đủ, tức 35,6%, đứng tên ít nhất một bài báo trong năm năm; hệ số Gini về số bài là 0,829, và 10% người dẫn đầu chiếm 39,3% số lượt đứng tên. Khi lực lượng nghiên cứu nòng cốt còn mỏng, một quy trình chỉ vận hành nhờ sự chủ động của cá nhân sẽ khó mở rộng.</w:t>
-      </w:r>
-    </w:p>
-    <w:p>
-      <w:pPr>
-        <w:rPr>
-          <w:szCs w:val="26"/>
-        </w:rPr>
-      </w:pPr>
-      <w:r>
-        <w:rPr>
-          <w:szCs w:val="26"/>
-        </w:rPr>
-        <w:t xml:space="preserve">Hình 2 tổng hợp chuỗi nguyên nhân từ khoảng trống kỹ thuật này đến kết quả sản phẩm đủ điều kiện chưa được đăng ký. Khoảng trống tại nghiệm thu cộng hưởng với việc hệ thống thống kê chưa có danh mục tài sản trí tuệ, nên việc nhận diện dựa hoàn toàn vào tác giả; khi tác giả đã nhận diện, việc khởi động thủ tục lại vướng ở chỗ chưa có dòng kinh phí nộp đơn; trong lúc đó kết quả được công bố trước và sau mười hai tháng thì mất tính mới. Mỗi mắt xích đều có thể can thiệp bằng một công cụ quản lý cụ thể, và mắt xích tại nghiệm thu có chi phí can thiệp thấp nhất.</w:t>
-      </w:r>
-    </w:p>
-    <w:p>
-      <w:pPr>
-        <w:keepNext/>
-        <w:spacing w:before="160" w:after="80"/>
-        <w:ind w:firstLine="0"/>
-        <w:jc w:val="center"/>
-        <w:rPr>
-          <w:szCs w:val="26"/>
-        </w:rPr>
-      </w:pPr>
-      <w:r>
-        <w:rPr>
-          <w:b/>
-          <w:szCs w:val="26"/>
-        </w:rPr>
-        <w:t>Hình 2. Chuỗi nguyên nhân dẫn đến việc sản phẩm đủ điều kiện chưa được đăng ký bảo hộ</w:t>
-      </w:r>
-    </w:p>
-    <w:p>
-      <w:pPr>
-        <w:keepNext/>
-        <w:spacing w:before="0" w:after="0" w:line="240" w:lineRule="auto"/>
-        <w:ind w:firstLine="0"/>
-        <w:jc w:val="center"/>
-        <w:rPr>
-          <w:szCs w:val="26"/>
-        </w:rPr>
-      </w:pPr>
       <w:r>
         <w:drawing>
           <wp:inline xmlns:a="http://schemas.openxmlformats.org/drawingml/2006/main" xmlns:pic="http://schemas.openxmlformats.org/drawingml/2006/picture">
-            <wp:extent cx="5400000" cy="2682581"/>
-            <wp:docPr id="502" name="Picture 502"/>
+            <wp:extent cx="4860000" cy="3449032"/>
+            <wp:docPr id="1" name="Picture 1"/>
             <wp:cNvGraphicFramePr>
               <a:graphicFrameLocks noChangeAspect="1"/>
             </wp:cNvGraphicFramePr>
@@ -617,11 +389,11 @@
               <a:graphicData uri="http://schemas.openxmlformats.org/drawingml/2006/picture">
                 <pic:pic>
                   <pic:nvPicPr>
-                    <pic:cNvPr id="0" name="chuoi_nguyen_nhan.png"/>
+                    <pic:cNvPr id="0" name="chu_trinh.png"/>
                     <pic:cNvPicPr/>
                   </pic:nvPicPr>
                   <pic:blipFill>
-                    <a:blip r:embed="rId9"/>
+                    <a:blip r:embed="rId6"/>
                     <a:stretch>
                       <a:fillRect/>
                     </a:stretch>
@@ -629,7 +401,7 @@
                   <pic:spPr>
                     <a:xfrm>
                       <a:off x="0" y="0"/>
-                      <a:ext cx="5400000" cy="2682581"/>
+                      <a:ext cx="4860000" cy="3449032"/>
                     </a:xfrm>
                     <a:prstGeom prst="rect"/>
                   </pic:spPr>
@@ -658,6 +430,48 @@
     </w:p>
     <w:p>
       <w:pPr>
+        <w:rPr>
+          <w:szCs w:val="26"/>
+        </w:rPr>
+      </w:pPr>
+      <w:r>
+        <w:rPr>
+          <w:szCs w:val="26"/>
+        </w:rPr>
+        <w:t xml:space="preserve">Dữ liệu là 12 văn bản ban hành công khai, được chọn theo hai tiêu chí: có hiệu lực hoặc đã được ban hành đến ngày 30 tháng 9 năm 2026, và có quy định trực tiếp về quyền đối với kết quả nghiên cứu, phân chia lợi ích, nguồn lực hoặc chỉ số về sở hữu trí tuệ trong cơ sở giáo dục đại học. Nhóm luật gồm Luật Sở hữu trí tuệ hợp nhất (Văn phòng Quốc hội, 2026), Luật số 93/2025/QH15, Luật số 131/2025/QH15, Luật số 125/2025/QH15 và Luật số 07/2017/QH14; nhóm văn bản dưới luật và chỉ đạo gồm Nghị định số 134/2026/NĐ-CP, Quyết định số 1068/QĐ-TTg, Quyết định số 1624/QĐ-TTg, Chỉ thị số 02/CT-TTg và Kết luận số 51-KL/TW; nhóm chuẩn chất lượng gồm Thông tư số 01/2024/TT-BGDĐT và Thông tư số 83/2026/TT-BGDĐT.</w:t>
+      </w:r>
+    </w:p>
+    <w:p>
+      <w:pPr>
+        <w:rPr>
+          <w:szCs w:val="26"/>
+        </w:rPr>
+      </w:pPr>
+      <w:r>
+        <w:rPr>
+          <w:szCs w:val="26"/>
+        </w:rPr>
+        <w:t xml:space="preserve">Mỗi văn bản được mã hóa theo điều, khoản, điểm và gán vào khâu tương ứng của chu trình cùng ba điều kiện thể chế, tổ chức, nguồn lực. Với từng khâu, nhóm tác giả xác định quy định hiện hành, đối tượng được trao quyền hoặc nghĩa vụ, và nội dung pháp luật để lại cho cơ sở giáo dục đại học tự quy định. Hai thông tư về chuẩn cơ sở giáo dục đại học được so sánh trực tiếp theo công thức tính chỉ số sản phẩm khoa học. Kết quả phân tích được đối chiếu với các nghiên cứu quốc tế ở Mục 2. Bài báo không sử dụng số liệu nội bộ của cơ sở giáo dục đại học nào.</w:t>
+      </w:r>
+    </w:p>
+    <w:p>
+      <w:pPr>
+        <w:spacing w:before="280" w:after="160"/>
+        <w:ind w:firstLine="0"/>
+        <w:rPr>
+          <w:szCs w:val="26"/>
+        </w:rPr>
+      </w:pPr>
+      <w:r>
+        <w:rPr>
+          <w:b/>
+          <w:szCs w:val="26"/>
+        </w:rPr>
+        <w:t>4. KẾT QUẢ NGHIÊN CỨU</w:t>
+      </w:r>
+    </w:p>
+    <w:p>
+      <w:pPr>
         <w:spacing w:before="200" w:after="100"/>
         <w:ind w:firstLine="0"/>
         <w:rPr>
@@ -669,7 +483,7 @@
           <w:b/>
           <w:szCs w:val="26"/>
         </w:rPr>
-        <w:t>4.3. Cấu trúc khuyến khích và tài chính ưu tiên công bố hơn đăng ký</w:t>
+        <w:t>4.1. Quyền sở hữu và quyền quyết định thương mại hóa được trao cho tổ chức chủ trì, không phân biệt công lập hay ngoài công lập</w:t>
       </w:r>
     </w:p>
     <w:p>
@@ -682,7 +496,7 @@
         <w:rPr>
           <w:szCs w:val="26"/>
         </w:rPr>
-        <w:t xml:space="preserve">Hình 3 đặt định mức khuyến khích dành cho văn bằng cạnh định mức dành cho công bố theo Quy chế chi tiêu nội bộ năm 2026. Xét riêng giờ nghiên cứu quy đổi, văn bằng được định giá cao: sáng chế chuẩn Việt Nam được tính 360 giờ, cao hơn bài báo WoS hạng Q1 với 300 giờ. Nhưng chỉ bài báo quốc tế được thưởng tiền, từ 10 đến 20 triệu đồng một bài, và được ghi nhận ngay khi đăng; văn bằng không có tiền thưởng và chỉ được ghi nhận khi được cấp, thường từ hai đến ba năm sau khi nộp đơn. Với cùng một kết quả, lựa chọn hợp lý của giảng viên là công bố trước, và việc công bố trước khi nộp đơn làm mất tính mới sau mười hai tháng.</w:t>
+        <w:t xml:space="preserve">Theo khoản 2 Điều 25 Luật số 93/2025/QH15, tổ chức chủ trì nhiệm vụ khoa học, công nghệ và đổi mới sáng tạo được Nhà nước tự động giao quyền quản lý, sử dụng, quyền sở hữu phần kết quả tương ứng với kinh phí ngân sách nhà nước, không phải thực hiện thủ tục giao quyền và không phải bồi hoàn chi phí. Luật cũng nêu ba trường hợp loại trừ, đáng chú ý là nhiệm vụ do Nhà nước đặt hàng đã nêu rõ yêu cầu Nhà nước nắm giữ quyền để phục vụ phòng bệnh, chữa bệnh hoặc nhu cầu cấp thiết khác của xã hội. Khoản 1 Điều 25 xác định tổ chức, cá nhân đóng góp tài sản, tài chính là chủ sở hữu kết quả tương ứng với tỷ lệ đóng góp theo thỏa thuận. Luật số 131/2025/QH15 bổ sung điểm c khoản 1 Điều 86 Luật Sở hữu trí tuệ, trao quyền đăng ký sáng chế, kiểu dáng công nghiệp, thiết kế bố trí cho tổ chức được giao quyền theo cơ chế này.</w:t>
       </w:r>
     </w:p>
     <w:p>
@@ -695,7 +509,62 @@
         <w:rPr>
           <w:szCs w:val="26"/>
         </w:rPr>
-        <w:t xml:space="preserve">Về tài chính, đề tài cấp cơ sở là kênh duy nhất đến nay tạo ra sản phẩm đủ điều kiện xác lập quyền. Cả 11 đề tài đủ điều kiện đều thuộc nhóm 19 đề tài được cấp tiền, sử dụng 396,75 triệu đồng, tức 93,4% tổng kinh phí 424,75 triệu đồng mà Nhà trường cấp trong năm năm, với trung vị 8,5 triệu đồng một đề tài. Kinh phí bằng tiền vì vậy là điều kiện cần để tạo ra sản phẩm có thể bảo hộ, nhưng dự toán đề tài không có dòng chi cho phí nộp đơn, phí duy trì hiệu lực. Nhà trường có Quỹ Học bổng sau tiến sĩ Ngô Xuân Độ với ngân sách 5 tỷ đồng cho giai đoạn 2025 - 2029, có khoản chi đủ trang trải chi phí đăng ký, nhưng Quỹ chỉ dành cho nhà khoa học theo diện học bổng sau tiến sĩ; giữa hai kênh chưa có cơ chế chuyển tiếp.</w:t>
+        <w:t xml:space="preserve">Về khai thác, Điều 27 Luật số 93/2025/QH15 cho phép chủ sở hữu tự quyết định việc thương mại hóa; tổ chức được giao quyền tự quyết định hình thức, phương án, giá, phân chia lợi nhuận và phương án góp vốn. Điểm d khoản 2 Điều 28 Luật Giáo dục đại học số 125/2025/QH15 khẳng định cơ sở giáo dục đại học được định giá, xác lập quyền sở hữu, khai thác, góp vốn, phân chia lợi ích từ tài sản trí tuệ; khoản 1 Điều 28 cho phép thành lập doanh nghiệp quản lý tài sản trí tuệ. Đối với trường tư thục, điểm quan trọng nhất nằm ở Điều 37 Luật số 93/2025/QH15: tổ chức ngoài công lập được bảo đảm quyền tiếp cận bình đẳng, được giao quyền sở hữu hoặc quyền sử dụng kết quả nghiên cứu từ nhiệm vụ sử dụng ngân sách nhà nước do mình thực hiện theo điểm b khoản 2, và được hưởng ưu đãi như tổ chức công lập theo điểm d khoản 2.</w:t>
+      </w:r>
+    </w:p>
+    <w:p>
+      <w:pPr>
+        <w:rPr>
+          <w:szCs w:val="26"/>
+        </w:rPr>
+      </w:pPr>
+      <w:r>
+        <w:rPr>
+          <w:szCs w:val="26"/>
+        </w:rPr>
+        <w:t xml:space="preserve">Như vậy, ở khâu xác lập và khai thác, khung pháp lý mới đã trả lời dứt khoát câu hỏi ai sở hữu và ai quyết định. Đổi lại, khoản 4 Điều 27 đặt cho tổ chức chủ trì trách nhiệm công khai, minh bạch thông tin và báo cáo kết quả thương mại hóa, tức đòi hỏi tổ chức có hệ thống theo dõi tài sản trí tuệ của chính mình. Luật Chuyển giao công nghệ số 07/2017/QH14 tiếp tục điều chỉnh các hình thức chuyển giao, định giá công nghệ và góp vốn bằng kết quả nghiên cứu, nên quy chế nội bộ cần dẫn chiếu luật này khi xây dựng mẫu hợp đồng chuyển giao.</w:t>
+      </w:r>
+    </w:p>
+    <w:p>
+      <w:pPr>
+        <w:spacing w:before="200" w:after="100"/>
+        <w:ind w:firstLine="0"/>
+        <w:rPr>
+          <w:szCs w:val="26"/>
+        </w:rPr>
+      </w:pPr>
+      <w:r>
+        <w:rPr>
+          <w:b/>
+          <w:szCs w:val="26"/>
+        </w:rPr>
+        <w:t>4.2. Cơ chế chia lợi ích chuyển từ khung định sẵn sang mức sàn và thỏa thuận</w:t>
+      </w:r>
+    </w:p>
+    <w:p>
+      <w:pPr>
+        <w:rPr>
+          <w:szCs w:val="26"/>
+        </w:rPr>
+      </w:pPr>
+      <w:r>
+        <w:rPr>
+          <w:szCs w:val="26"/>
+        </w:rPr>
+        <w:t xml:space="preserve">Điều 28 Luật số 93/2025/QH15 phân biệt hai trường hợp. Với phần lợi nhuận tương ứng kết quả không sử dụng ngân sách nhà nước, chủ sở hữu tự quyết định việc xử lý lợi nhuận, kể cả thưởng cho tác giả, theo khoản 2. Với phần tương ứng kết quả sử dụng ngân sách nhà nước, điểm a khoản 3 quy định thưởng cho tác giả tối thiểu 30% lợi nhuận thu được từ thương mại hóa, hoặc tối thiểu 30% giá trị kết quả khi góp vốn. Đồng thời, điểm h khoản 7 Điều 71 bãi bỏ khoản 2 Điều 135 Luật Sở hữu trí tuệ; khoản 1 Điều 135, được sửa theo điểm b khoản 7 Điều 71, đặt nguyên tắc thỏa thuận và chỉ áp dụng mức mặc định 10% lợi nhuận trước thuế khi chủ sở hữu tự sử dụng hoặc 15% số tiền nhận được khi chuyển giao quyền sử dụng nếu các bên không có thỏa thuận. Bảng 1 tổng hợp các thay đổi này cùng hàm ý cho quy chế nội bộ.</w:t>
+      </w:r>
+    </w:p>
+    <w:p>
+      <w:pPr>
+        <w:rPr>
+          <w:szCs w:val="26"/>
+        </w:rPr>
+      </w:pPr>
+      <w:r>
+        <w:rPr>
+          <w:szCs w:val="26"/>
+        </w:rPr>
+        <w:t xml:space="preserve">Điểm then chốt là pháp luật chuyển từ một khung định sẵn sang mức sàn kết hợp thỏa thuận: không đặt trần cho phần của tác giả và để nhà trường tự thiết kế công thức cho các nguồn kinh phí ngoài ngân sách. Các quy chế nội bộ ban hành trước ngày 01 tháng 10 năm 2025 có thể còn dẫn chiếu cơ chế cũ, chẳng hạn khoản nộp ngân sách hoặc mức trần tiền thưởng; đó là độ trễ thể chế tất yếu trước sự thay đổi dồn dập của pháp luật, nhưng cần được rà soát sớm vì mức sàn 30% là quy định bắt buộc.</w:t>
       </w:r>
     </w:p>
     <w:p>
@@ -713,99 +582,7 @@
           <w:b/>
           <w:szCs w:val="26"/>
         </w:rPr>
-        <w:t>Hình 3. Giờ nghiên cứu quy đổi và mức thưởng bằng tiền theo loại sản phẩm khoa học</w:t>
-      </w:r>
-    </w:p>
-    <w:p>
-      <w:pPr>
-        <w:keepNext/>
-        <w:spacing w:before="0" w:after="0" w:line="240" w:lineRule="auto"/>
-        <w:ind w:firstLine="0"/>
-        <w:jc w:val="center"/>
-        <w:rPr>
-          <w:szCs w:val="26"/>
-        </w:rPr>
-      </w:pPr>
-      <w:r xmlns:a="http://schemas.openxmlformats.org/drawingml/2006/main" xmlns:c="http://schemas.openxmlformats.org/drawingml/2006/chart">
-        <w:rPr>
-          <w:noProof/>
-        </w:rPr>
-        <w:drawing>
-          <wp:inline distT="0" distB="0" distL="0" distR="0">
-            <wp:extent cx="5580000" cy="3600000"/>
-            <wp:effectExtent l="0" t="0" r="0" b="0"/>
-            <wp:docPr id="502" name="Biểu đồ 502" descr="Hình 2.3. Giờ nghiên cứu quy đổi và mức thưởng bằng tiền theo loại sản phẩm khoa học"/>
-            <wp:cNvGraphicFramePr/>
-            <a:graphic>
-              <a:graphicData uri="http://schemas.openxmlformats.org/drawingml/2006/chart">
-                <c:chart r:id="rId10"/>
-              </a:graphicData>
-            </a:graphic>
-          </wp:inline>
-        </w:drawing>
-      </w:r>
-    </w:p>
-    <w:p>
-      <w:pPr>
-        <w:spacing w:after="160"/>
-        <w:ind w:firstLine="0"/>
-        <w:rPr>
-          <w:szCs w:val="26"/>
-        </w:rPr>
-      </w:pPr>
-      <w:r>
-        <w:rPr>
-          <w:i/>
-          <w:szCs w:val="26"/>
-        </w:rPr>
-        <w:t>Nguồn: Nhóm tác giả tổng hợp từ Bảng 6 và Bảng 7, Quy chế chi tiêu nội bộ Trường Đại học Thành Đô năm 2026. Mức thưởng là tổng tiền thưởng cho một bài báo.</w:t>
-      </w:r>
-    </w:p>
-    <w:p>
-      <w:pPr>
-        <w:spacing w:before="200" w:after="100"/>
-        <w:ind w:firstLine="0"/>
-        <w:rPr>
-          <w:szCs w:val="26"/>
-        </w:rPr>
-      </w:pPr>
-      <w:r>
-        <w:rPr>
-          <w:b/>
-          <w:szCs w:val="26"/>
-        </w:rPr>
-        <w:t>4.4. Độ trễ thể chế trước luật mới và cơ hội đón đầu</w:t>
-      </w:r>
-    </w:p>
-    <w:p>
-      <w:pPr>
-        <w:rPr>
-          <w:szCs w:val="26"/>
-        </w:rPr>
-      </w:pPr>
-      <w:r>
-        <w:rPr>
-          <w:szCs w:val="26"/>
-        </w:rPr>
-        <w:t xml:space="preserve">Nhà trường đã có tầm nhìn thể chế sớm khi ban hành quy chế có chương riêng về sở hữu trí tuệ từ năm 2021 và quy chế quản trị tài sản trí tuệ chuyên biệt từ năm 2024, trước khi luật mới ra đời. Các văn bản này được xây dựng ở những thời điểm khác nhau, cho những kênh tài trợ khác nhau, nên hiện cùng tồn tại năm quy định về phân chia lợi ích, được tóm tắt tại Bảng 1. Đây là biểu hiện của độ trễ thể chế trước sự thay đổi dồn dập của pháp luật quốc gia giai đoạn 2025 - 2026, không phải khiếm khuyết trong tư duy quản trị.</w:t>
-      </w:r>
-    </w:p>
-    <w:p>
-      <w:pPr>
-        <w:keepNext/>
-        <w:spacing w:before="160" w:after="80"/>
-        <w:ind w:firstLine="0"/>
-        <w:jc w:val="center"/>
-        <w:rPr>
-          <w:szCs w:val="26"/>
-        </w:rPr>
-      </w:pPr>
-      <w:r>
-        <w:rPr>
-          <w:b/>
-          <w:szCs w:val="26"/>
-        </w:rPr>
-        <w:t>Bảng 1. Các quy định nội bộ về phân chia lợi ích từ tài sản trí tuệ và đối chiếu với Luật số 93/2025/QH15</w:t>
+        <w:t>Bảng 1. Những thay đổi của khung pháp lý về quyền đối với kết quả nghiên cứu và hàm ý cho quy chế nội bộ</w:t>
       </w:r>
     </w:p>
     <w:tbl>
@@ -816,16 +593,798 @@
         <w:tblLook w:val="04A0" w:firstRow="1" w:lastRow="0" w:firstColumn="1" w:lastColumn="0" w:noHBand="0" w:noVBand="1"/>
       </w:tblPr>
       <w:tblGrid>
-        <w:gridCol w:w="2539"/>
-        <w:gridCol w:w="2297"/>
-        <w:gridCol w:w="2660"/>
-        <w:gridCol w:w="1572"/>
+        <w:gridCol w:w="1884"/>
+        <w:gridCol w:w="2473"/>
+        <w:gridCol w:w="2238"/>
+        <w:gridCol w:w="2473"/>
       </w:tblGrid>
       <w:tr>
         <w:trPr>
           <w:tblHeader/>
           <w:cantSplit/>
         </w:trPr>
+        <w:tc>
+          <w:tcPr>
+            <w:tcW w:w="1884" w:type="dxa"/>
+            <w:shd w:val="clear" w:color="auto" w:fill="DCE8F7"/>
+            <w:vAlign w:val="center"/>
+          </w:tcPr>
+          <w:p>
+            <w:pPr>
+              <w:spacing w:before="20" w:after="20" w:line="252" w:lineRule="auto"/>
+              <w:ind w:firstLine="0"/>
+              <w:jc w:val="center"/>
+            </w:pPr>
+            <w:r>
+              <w:rPr>
+                <w:b/>
+                <w:sz w:val="24"/>
+              </w:rPr>
+              <w:t xml:space="preserve">Nội dung</w:t>
+            </w:r>
+          </w:p>
+        </w:tc>
+        <w:tc>
+          <w:tcPr>
+            <w:tcW w:w="2473" w:type="dxa"/>
+            <w:shd w:val="clear" w:color="auto" w:fill="DCE8F7"/>
+            <w:vAlign w:val="center"/>
+          </w:tcPr>
+          <w:p>
+            <w:pPr>
+              <w:spacing w:before="20" w:after="20" w:line="252" w:lineRule="auto"/>
+              <w:ind w:firstLine="0"/>
+              <w:jc w:val="center"/>
+            </w:pPr>
+            <w:r>
+              <w:rPr>
+                <w:b/>
+                <w:sz w:val="24"/>
+              </w:rPr>
+              <w:t xml:space="preserve">Quy định hiện hành</w:t>
+            </w:r>
+          </w:p>
+        </w:tc>
+        <w:tc>
+          <w:tcPr>
+            <w:tcW w:w="2238" w:type="dxa"/>
+            <w:shd w:val="clear" w:color="auto" w:fill="DCE8F7"/>
+            <w:vAlign w:val="center"/>
+          </w:tcPr>
+          <w:p>
+            <w:pPr>
+              <w:spacing w:before="20" w:after="20" w:line="252" w:lineRule="auto"/>
+              <w:ind w:firstLine="0"/>
+              <w:jc w:val="center"/>
+            </w:pPr>
+            <w:r>
+              <w:rPr>
+                <w:b/>
+                <w:sz w:val="24"/>
+              </w:rPr>
+              <w:t xml:space="preserve">Căn cứ</w:t>
+            </w:r>
+          </w:p>
+        </w:tc>
+        <w:tc>
+          <w:tcPr>
+            <w:tcW w:w="2473" w:type="dxa"/>
+            <w:shd w:val="clear" w:color="auto" w:fill="DCE8F7"/>
+            <w:vAlign w:val="center"/>
+          </w:tcPr>
+          <w:p>
+            <w:pPr>
+              <w:spacing w:before="20" w:after="20" w:line="252" w:lineRule="auto"/>
+              <w:ind w:firstLine="0"/>
+              <w:jc w:val="center"/>
+            </w:pPr>
+            <w:r>
+              <w:rPr>
+                <w:b/>
+                <w:sz w:val="24"/>
+              </w:rPr>
+              <w:t xml:space="preserve">Hàm ý cho quy chế nội bộ</w:t>
+            </w:r>
+          </w:p>
+        </w:tc>
+      </w:tr>
+      <w:tr>
+        <w:trPr/>
+        <w:tc>
+          <w:tcPr>
+            <w:tcW w:w="1884" w:type="dxa"/>
+            <w:vAlign w:val="center"/>
+          </w:tcPr>
+          <w:p>
+            <w:pPr>
+              <w:spacing w:before="20" w:after="20" w:line="252" w:lineRule="auto"/>
+              <w:ind w:firstLine="0"/>
+              <w:jc w:val="left"/>
+            </w:pPr>
+            <w:r>
+              <w:rPr>
+                <w:sz w:val="24"/>
+              </w:rPr>
+              <w:t xml:space="preserve">Quyền sở hữu kết quả sử dụng ngân sách nhà nước</w:t>
+            </w:r>
+          </w:p>
+        </w:tc>
+        <w:tc>
+          <w:tcPr>
+            <w:tcW w:w="2473" w:type="dxa"/>
+            <w:vAlign w:val="center"/>
+          </w:tcPr>
+          <w:p>
+            <w:pPr>
+              <w:spacing w:before="20" w:after="20" w:line="252" w:lineRule="auto"/>
+              <w:ind w:firstLine="0"/>
+              <w:jc w:val="left"/>
+            </w:pPr>
+            <w:r>
+              <w:rPr>
+                <w:sz w:val="24"/>
+              </w:rPr>
+              <w:t xml:space="preserve">Tổ chức chủ trì được tự động giao quyền, không làm thủ tục giao quyền, không bồi hoàn</w:t>
+            </w:r>
+          </w:p>
+        </w:tc>
+        <w:tc>
+          <w:tcPr>
+            <w:tcW w:w="2238" w:type="dxa"/>
+            <w:vAlign w:val="center"/>
+          </w:tcPr>
+          <w:p>
+            <w:pPr>
+              <w:spacing w:before="20" w:after="20" w:line="252" w:lineRule="auto"/>
+              <w:ind w:firstLine="0"/>
+              <w:jc w:val="left"/>
+            </w:pPr>
+            <w:r>
+              <w:rPr>
+                <w:sz w:val="24"/>
+              </w:rPr>
+              <w:t xml:space="preserve">Khoản 2 Điều 25 Luật số 93/2025/QH15</w:t>
+            </w:r>
+          </w:p>
+        </w:tc>
+        <w:tc>
+          <w:tcPr>
+            <w:tcW w:w="2473" w:type="dxa"/>
+            <w:vAlign w:val="center"/>
+          </w:tcPr>
+          <w:p>
+            <w:pPr>
+              <w:spacing w:before="20" w:after="20" w:line="252" w:lineRule="auto"/>
+              <w:ind w:firstLine="0"/>
+              <w:jc w:val="left"/>
+            </w:pPr>
+            <w:r>
+              <w:rPr>
+                <w:sz w:val="24"/>
+              </w:rPr>
+              <w:t xml:space="preserve">Xác định nhà trường là chủ sở hữu; phân định với phần đóng góp của đối tác theo khoản 1 Điều 25</w:t>
+            </w:r>
+          </w:p>
+        </w:tc>
+      </w:tr>
+      <w:tr>
+        <w:trPr/>
+        <w:tc>
+          <w:tcPr>
+            <w:tcW w:w="1884" w:type="dxa"/>
+            <w:vAlign w:val="center"/>
+          </w:tcPr>
+          <w:p>
+            <w:pPr>
+              <w:spacing w:before="20" w:after="20" w:line="252" w:lineRule="auto"/>
+              <w:ind w:firstLine="0"/>
+              <w:jc w:val="left"/>
+            </w:pPr>
+            <w:r>
+              <w:rPr>
+                <w:sz w:val="24"/>
+              </w:rPr>
+              <w:t xml:space="preserve">Quyền đăng ký sở hữu công nghiệp</w:t>
+            </w:r>
+          </w:p>
+        </w:tc>
+        <w:tc>
+          <w:tcPr>
+            <w:tcW w:w="2473" w:type="dxa"/>
+            <w:vAlign w:val="center"/>
+          </w:tcPr>
+          <w:p>
+            <w:pPr>
+              <w:spacing w:before="20" w:after="20" w:line="252" w:lineRule="auto"/>
+              <w:ind w:firstLine="0"/>
+              <w:jc w:val="left"/>
+            </w:pPr>
+            <w:r>
+              <w:rPr>
+                <w:sz w:val="24"/>
+              </w:rPr>
+              <w:t xml:space="preserve">Tổ chức được giao quyền có quyền đăng ký sáng chế, kiểu dáng công nghiệp, thiết kế bố trí</w:t>
+            </w:r>
+          </w:p>
+        </w:tc>
+        <w:tc>
+          <w:tcPr>
+            <w:tcW w:w="2238" w:type="dxa"/>
+            <w:vAlign w:val="center"/>
+          </w:tcPr>
+          <w:p>
+            <w:pPr>
+              <w:spacing w:before="20" w:after="20" w:line="252" w:lineRule="auto"/>
+              <w:ind w:firstLine="0"/>
+              <w:jc w:val="left"/>
+            </w:pPr>
+            <w:r>
+              <w:rPr>
+                <w:sz w:val="24"/>
+              </w:rPr>
+              <w:t xml:space="preserve">Điểm c khoản 1 Điều 86 Luật Sở hữu trí tuệ</w:t>
+            </w:r>
+          </w:p>
+        </w:tc>
+        <w:tc>
+          <w:tcPr>
+            <w:tcW w:w="2473" w:type="dxa"/>
+            <w:vAlign w:val="center"/>
+          </w:tcPr>
+          <w:p>
+            <w:pPr>
+              <w:spacing w:before="20" w:after="20" w:line="252" w:lineRule="auto"/>
+              <w:ind w:firstLine="0"/>
+              <w:jc w:val="left"/>
+            </w:pPr>
+            <w:r>
+              <w:rPr>
+                <w:sz w:val="24"/>
+              </w:rPr>
+              <w:t xml:space="preserve">Giao đầu mối nộp đơn nhân danh nhà trường</w:t>
+            </w:r>
+          </w:p>
+        </w:tc>
+      </w:tr>
+      <w:tr>
+        <w:trPr/>
+        <w:tc>
+          <w:tcPr>
+            <w:tcW w:w="1884" w:type="dxa"/>
+            <w:vAlign w:val="center"/>
+          </w:tcPr>
+          <w:p>
+            <w:pPr>
+              <w:spacing w:before="20" w:after="20" w:line="252" w:lineRule="auto"/>
+              <w:ind w:firstLine="0"/>
+              <w:jc w:val="left"/>
+            </w:pPr>
+            <w:r>
+              <w:rPr>
+                <w:sz w:val="24"/>
+              </w:rPr>
+              <w:t xml:space="preserve">Thương mại hóa</w:t>
+            </w:r>
+          </w:p>
+        </w:tc>
+        <w:tc>
+          <w:tcPr>
+            <w:tcW w:w="2473" w:type="dxa"/>
+            <w:vAlign w:val="center"/>
+          </w:tcPr>
+          <w:p>
+            <w:pPr>
+              <w:spacing w:before="20" w:after="20" w:line="252" w:lineRule="auto"/>
+              <w:ind w:firstLine="0"/>
+              <w:jc w:val="left"/>
+            </w:pPr>
+            <w:r>
+              <w:rPr>
+                <w:sz w:val="24"/>
+              </w:rPr>
+              <w:t xml:space="preserve">Chủ sở hữu tự quyết hình thức, giá, góp vốn, phân chia lợi nhuận</w:t>
+            </w:r>
+          </w:p>
+        </w:tc>
+        <w:tc>
+          <w:tcPr>
+            <w:tcW w:w="2238" w:type="dxa"/>
+            <w:vAlign w:val="center"/>
+          </w:tcPr>
+          <w:p>
+            <w:pPr>
+              <w:spacing w:before="20" w:after="20" w:line="252" w:lineRule="auto"/>
+              <w:ind w:firstLine="0"/>
+              <w:jc w:val="left"/>
+            </w:pPr>
+            <w:r>
+              <w:rPr>
+                <w:sz w:val="24"/>
+              </w:rPr>
+              <w:t xml:space="preserve">Điều 27 Luật số 93/2025/QH15; điểm d khoản 2 Điều 28 Luật số 125/2025/QH15</w:t>
+            </w:r>
+          </w:p>
+        </w:tc>
+        <w:tc>
+          <w:tcPr>
+            <w:tcW w:w="2473" w:type="dxa"/>
+            <w:vAlign w:val="center"/>
+          </w:tcPr>
+          <w:p>
+            <w:pPr>
+              <w:spacing w:before="20" w:after="20" w:line="252" w:lineRule="auto"/>
+              <w:ind w:firstLine="0"/>
+              <w:jc w:val="left"/>
+            </w:pPr>
+            <w:r>
+              <w:rPr>
+                <w:sz w:val="24"/>
+              </w:rPr>
+              <w:t xml:space="preserve">Quy định thẩm quyền quyết định và quy trình định giá nội bộ</w:t>
+            </w:r>
+          </w:p>
+        </w:tc>
+      </w:tr>
+      <w:tr>
+        <w:trPr/>
+        <w:tc>
+          <w:tcPr>
+            <w:tcW w:w="1884" w:type="dxa"/>
+            <w:vAlign w:val="center"/>
+          </w:tcPr>
+          <w:p>
+            <w:pPr>
+              <w:spacing w:before="20" w:after="20" w:line="252" w:lineRule="auto"/>
+              <w:ind w:firstLine="0"/>
+              <w:jc w:val="left"/>
+            </w:pPr>
+            <w:r>
+              <w:rPr>
+                <w:sz w:val="24"/>
+              </w:rPr>
+              <w:t xml:space="preserve">Thưởng tác giả, kết quả sử dụng ngân sách nhà nước</w:t>
+            </w:r>
+          </w:p>
+        </w:tc>
+        <w:tc>
+          <w:tcPr>
+            <w:tcW w:w="2473" w:type="dxa"/>
+            <w:vAlign w:val="center"/>
+          </w:tcPr>
+          <w:p>
+            <w:pPr>
+              <w:spacing w:before="20" w:after="20" w:line="252" w:lineRule="auto"/>
+              <w:ind w:firstLine="0"/>
+              <w:jc w:val="left"/>
+            </w:pPr>
+            <w:r>
+              <w:rPr>
+                <w:sz w:val="24"/>
+              </w:rPr>
+              <w:t xml:space="preserve">Tối thiểu 30% lợi nhuận, hoặc 30% giá trị khi góp vốn</w:t>
+            </w:r>
+          </w:p>
+        </w:tc>
+        <w:tc>
+          <w:tcPr>
+            <w:tcW w:w="2238" w:type="dxa"/>
+            <w:vAlign w:val="center"/>
+          </w:tcPr>
+          <w:p>
+            <w:pPr>
+              <w:spacing w:before="20" w:after="20" w:line="252" w:lineRule="auto"/>
+              <w:ind w:firstLine="0"/>
+              <w:jc w:val="left"/>
+            </w:pPr>
+            <w:r>
+              <w:rPr>
+                <w:sz w:val="24"/>
+              </w:rPr>
+              <w:t xml:space="preserve">Điểm a khoản 3 Điều 28 Luật số 93/2025/QH15</w:t>
+            </w:r>
+          </w:p>
+        </w:tc>
+        <w:tc>
+          <w:tcPr>
+            <w:tcW w:w="2473" w:type="dxa"/>
+            <w:vAlign w:val="center"/>
+          </w:tcPr>
+          <w:p>
+            <w:pPr>
+              <w:spacing w:before="20" w:after="20" w:line="252" w:lineRule="auto"/>
+              <w:ind w:firstLine="0"/>
+              <w:jc w:val="left"/>
+            </w:pPr>
+            <w:r>
+              <w:rPr>
+                <w:sz w:val="24"/>
+              </w:rPr>
+              <w:t xml:space="preserve">Ghi rõ mức sàn; bỏ khoản nộp và mức trần theo cơ chế cũ</w:t>
+            </w:r>
+          </w:p>
+        </w:tc>
+      </w:tr>
+      <w:tr>
+        <w:trPr/>
+        <w:tc>
+          <w:tcPr>
+            <w:tcW w:w="1884" w:type="dxa"/>
+            <w:vAlign w:val="center"/>
+          </w:tcPr>
+          <w:p>
+            <w:pPr>
+              <w:spacing w:before="20" w:after="20" w:line="252" w:lineRule="auto"/>
+              <w:ind w:firstLine="0"/>
+              <w:jc w:val="left"/>
+            </w:pPr>
+            <w:r>
+              <w:rPr>
+                <w:sz w:val="24"/>
+              </w:rPr>
+              <w:t xml:space="preserve">Thưởng tác giả, kết quả ngoài ngân sách</w:t>
+            </w:r>
+          </w:p>
+        </w:tc>
+        <w:tc>
+          <w:tcPr>
+            <w:tcW w:w="2473" w:type="dxa"/>
+            <w:vAlign w:val="center"/>
+          </w:tcPr>
+          <w:p>
+            <w:pPr>
+              <w:spacing w:before="20" w:after="20" w:line="252" w:lineRule="auto"/>
+              <w:ind w:firstLine="0"/>
+              <w:jc w:val="left"/>
+            </w:pPr>
+            <w:r>
+              <w:rPr>
+                <w:sz w:val="24"/>
+              </w:rPr>
+              <w:t xml:space="preserve">Chủ sở hữu tự quyết</w:t>
+            </w:r>
+          </w:p>
+        </w:tc>
+        <w:tc>
+          <w:tcPr>
+            <w:tcW w:w="2238" w:type="dxa"/>
+            <w:vAlign w:val="center"/>
+          </w:tcPr>
+          <w:p>
+            <w:pPr>
+              <w:spacing w:before="20" w:after="20" w:line="252" w:lineRule="auto"/>
+              <w:ind w:firstLine="0"/>
+              <w:jc w:val="left"/>
+            </w:pPr>
+            <w:r>
+              <w:rPr>
+                <w:sz w:val="24"/>
+              </w:rPr>
+              <w:t xml:space="preserve">Khoản 2 Điều 28 Luật số 93/2025/QH15</w:t>
+            </w:r>
+          </w:p>
+        </w:tc>
+        <w:tc>
+          <w:tcPr>
+            <w:tcW w:w="2473" w:type="dxa"/>
+            <w:vAlign w:val="center"/>
+          </w:tcPr>
+          <w:p>
+            <w:pPr>
+              <w:spacing w:before="20" w:after="20" w:line="252" w:lineRule="auto"/>
+              <w:ind w:firstLine="0"/>
+              <w:jc w:val="left"/>
+            </w:pPr>
+            <w:r>
+              <w:rPr>
+                <w:sz w:val="24"/>
+              </w:rPr>
+              <w:t xml:space="preserve">Công bố trước công thức chia cho từng nguồn kinh phí</w:t>
+            </w:r>
+          </w:p>
+        </w:tc>
+      </w:tr>
+      <w:tr>
+        <w:trPr/>
+        <w:tc>
+          <w:tcPr>
+            <w:tcW w:w="1884" w:type="dxa"/>
+            <w:vAlign w:val="center"/>
+          </w:tcPr>
+          <w:p>
+            <w:pPr>
+              <w:spacing w:before="20" w:after="20" w:line="252" w:lineRule="auto"/>
+              <w:ind w:firstLine="0"/>
+              <w:jc w:val="left"/>
+            </w:pPr>
+            <w:r>
+              <w:rPr>
+                <w:sz w:val="24"/>
+              </w:rPr>
+              <w:t xml:space="preserve">Thù lao khi không có thỏa thuận</w:t>
+            </w:r>
+          </w:p>
+        </w:tc>
+        <w:tc>
+          <w:tcPr>
+            <w:tcW w:w="2473" w:type="dxa"/>
+            <w:vAlign w:val="center"/>
+          </w:tcPr>
+          <w:p>
+            <w:pPr>
+              <w:spacing w:before="20" w:after="20" w:line="252" w:lineRule="auto"/>
+              <w:ind w:firstLine="0"/>
+              <w:jc w:val="left"/>
+            </w:pPr>
+            <w:r>
+              <w:rPr>
+                <w:sz w:val="24"/>
+              </w:rPr>
+              <w:t xml:space="preserve">10% lợi nhuận khi tự sử dụng; 15% tiền chuyển giao</w:t>
+            </w:r>
+          </w:p>
+        </w:tc>
+        <w:tc>
+          <w:tcPr>
+            <w:tcW w:w="2238" w:type="dxa"/>
+            <w:vAlign w:val="center"/>
+          </w:tcPr>
+          <w:p>
+            <w:pPr>
+              <w:spacing w:before="20" w:after="20" w:line="252" w:lineRule="auto"/>
+              <w:ind w:firstLine="0"/>
+              <w:jc w:val="left"/>
+            </w:pPr>
+            <w:r>
+              <w:rPr>
+                <w:sz w:val="24"/>
+              </w:rPr>
+              <w:t xml:space="preserve">Khoản 1 Điều 135 Luật Sở hữu trí tuệ; khoản 2 Điều 135 đã bãi bỏ</w:t>
+            </w:r>
+          </w:p>
+        </w:tc>
+        <w:tc>
+          <w:tcPr>
+            <w:tcW w:w="2473" w:type="dxa"/>
+            <w:vAlign w:val="center"/>
+          </w:tcPr>
+          <w:p>
+            <w:pPr>
+              <w:spacing w:before="20" w:after="20" w:line="252" w:lineRule="auto"/>
+              <w:ind w:firstLine="0"/>
+              <w:jc w:val="left"/>
+            </w:pPr>
+            <w:r>
+              <w:rPr>
+                <w:sz w:val="24"/>
+              </w:rPr>
+              <w:t xml:space="preserve">Mức mặc định; quy chế có thể quy định cao hơn</w:t>
+            </w:r>
+          </w:p>
+        </w:tc>
+      </w:tr>
+      <w:tr>
+        <w:trPr/>
+        <w:tc>
+          <w:tcPr>
+            <w:tcW w:w="1884" w:type="dxa"/>
+            <w:vAlign w:val="center"/>
+          </w:tcPr>
+          <w:p>
+            <w:pPr>
+              <w:spacing w:before="20" w:after="20" w:line="252" w:lineRule="auto"/>
+              <w:ind w:firstLine="0"/>
+              <w:jc w:val="left"/>
+            </w:pPr>
+            <w:r>
+              <w:rPr>
+                <w:sz w:val="24"/>
+              </w:rPr>
+              <w:t xml:space="preserve">Tổ chức ngoài công lập</w:t>
+            </w:r>
+          </w:p>
+        </w:tc>
+        <w:tc>
+          <w:tcPr>
+            <w:tcW w:w="2473" w:type="dxa"/>
+            <w:vAlign w:val="center"/>
+          </w:tcPr>
+          <w:p>
+            <w:pPr>
+              <w:spacing w:before="20" w:after="20" w:line="252" w:lineRule="auto"/>
+              <w:ind w:firstLine="0"/>
+              <w:jc w:val="left"/>
+            </w:pPr>
+            <w:r>
+              <w:rPr>
+                <w:sz w:val="24"/>
+              </w:rPr>
+              <w:t xml:space="preserve">Được giao quyền và hưởng ưu đãi như tổ chức công lập</w:t>
+            </w:r>
+          </w:p>
+        </w:tc>
+        <w:tc>
+          <w:tcPr>
+            <w:tcW w:w="2238" w:type="dxa"/>
+            <w:vAlign w:val="center"/>
+          </w:tcPr>
+          <w:p>
+            <w:pPr>
+              <w:spacing w:before="20" w:after="20" w:line="252" w:lineRule="auto"/>
+              <w:ind w:firstLine="0"/>
+              <w:jc w:val="left"/>
+            </w:pPr>
+            <w:r>
+              <w:rPr>
+                <w:sz w:val="24"/>
+              </w:rPr>
+              <w:t xml:space="preserve">Điểm b, điểm d khoản 2 Điều 37 Luật số 93/2025/QH15</w:t>
+            </w:r>
+          </w:p>
+        </w:tc>
+        <w:tc>
+          <w:tcPr>
+            <w:tcW w:w="2473" w:type="dxa"/>
+            <w:vAlign w:val="center"/>
+          </w:tcPr>
+          <w:p>
+            <w:pPr>
+              <w:spacing w:before="20" w:after="20" w:line="252" w:lineRule="auto"/>
+              <w:ind w:firstLine="0"/>
+              <w:jc w:val="left"/>
+            </w:pPr>
+            <w:r>
+              <w:rPr>
+                <w:sz w:val="24"/>
+              </w:rPr>
+              <w:t xml:space="preserve">Chủ động tham gia nhiệm vụ sử dụng ngân sách nhà nước</w:t>
+            </w:r>
+          </w:p>
+        </w:tc>
+      </w:tr>
+    </w:tbl>
+    <w:p>
+      <w:pPr>
+        <w:spacing w:after="160"/>
+        <w:ind w:firstLine="0"/>
+        <w:rPr>
+          <w:szCs w:val="26"/>
+        </w:rPr>
+      </w:pPr>
+      <w:r>
+        <w:rPr>
+          <w:i/>
+          <w:szCs w:val="26"/>
+        </w:rPr>
+        <w:t>Nguồn: Nhóm tác giả tổng hợp từ Luật số 93/2025/QH15, Luật Sở hữu trí tuệ hợp nhất và Luật số 125/2025/QH15.</w:t>
+      </w:r>
+    </w:p>
+    <w:p>
+      <w:pPr>
+        <w:spacing w:before="200" w:after="100"/>
+        <w:ind w:firstLine="0"/>
+        <w:rPr>
+          <w:szCs w:val="26"/>
+        </w:rPr>
+      </w:pPr>
+      <w:r>
+        <w:rPr>
+          <w:b/>
+          <w:szCs w:val="26"/>
+        </w:rPr>
+        <w:t>4.3. Nguồn lực cho xác lập quyền đã có căn cứ pháp lý</w:t>
+      </w:r>
+    </w:p>
+    <w:p>
+      <w:pPr>
+        <w:rPr>
+          <w:szCs w:val="26"/>
+        </w:rPr>
+      </w:pPr>
+      <w:r>
+        <w:rPr>
+          <w:szCs w:val="26"/>
+        </w:rPr>
+        <w:t xml:space="preserve">Chi phí nộp đơn và duy trì hiệu lực văn bằng phát sinh trước khi có doanh thu, nên nếu chỉ được trừ khi chia lợi ích thì không có nguồn để khởi động thủ tục. Khung pháp lý mới đã mở hai căn cứ cho khoản chi này. Điểm b khoản 2 Điều 66 Luật số 93/2025/QH15 cho phép doanh nghiệp, tổ chức, đơn vị sự nghiệp sử dụng quỹ phát triển khoa học và công nghệ cho đăng ký, bảo hộ, quản lý, khai thác quyền sở hữu trí tuệ, với quyền tự chủ trong quản lý quỹ theo khoản 4. Điểm d khoản 3 Điều 28 Luật số 125/2025/QH15 giao cơ sở giáo dục đại học trách nhiệm thành lập và vận hành quỹ phát triển khoa học và công nghệ.</w:t>
+      </w:r>
+    </w:p>
+    <w:p>
+      <w:pPr>
+        <w:rPr>
+          <w:szCs w:val="26"/>
+        </w:rPr>
+      </w:pPr>
+      <w:r>
+        <w:rPr>
+          <w:szCs w:val="26"/>
+        </w:rPr>
+        <w:t xml:space="preserve">Ở tầm chiến lược, Quyết định số 1624/QĐ-TTg sửa đổi Chiến lược sở hữu trí tuệ đến năm 2030 yêu cầu sử dụng các chỉ số đo lường về sở hữu trí tuệ làm căn cứ đánh giá hiệu quả hoạt động của cơ sở giáo dục đại học, xác định đối tượng quyền cần đạt được đối với kết quả nghiên cứu sử dụng ngân sách nhà nước, và với cơ sở khối kỹ thuật, công nghệ thì đăng ký bảo hộ đồng thời với công bố bài báo về kết quả có tính ứng dụng cao. Kết luận số 51-KL/TW xác định yêu cầu chuyển từ tư duy quản lý hành chính sang kiến tạo hệ sinh thái sở hữu trí tuệ. Chỉ thị số 02/CT-TTg về tăng cường thực thi quyền sở hữu trí tuệ giao Bộ Giáo dục và Đào tạo nghiên cứu đưa nội dung giáo dục về sở hữu trí tuệ vào các hệ, cấp học phù hợp, qua đó đặt thêm yêu cầu về năng lực sở hữu trí tuệ của giảng viên và người học. Các văn bản này tạo căn cứ để nhà trường biến khoản chi đăng ký thành một dòng chi thường xuyên của quỹ, thay vì một khoản phát sinh ngoài dự toán.</w:t>
+      </w:r>
+    </w:p>
+    <w:p>
+      <w:pPr>
+        <w:spacing w:before="200" w:after="100"/>
+        <w:ind w:firstLine="0"/>
+        <w:rPr>
+          <w:szCs w:val="26"/>
+        </w:rPr>
+      </w:pPr>
+      <w:r>
+        <w:rPr>
+          <w:b/>
+          <w:szCs w:val="26"/>
+        </w:rPr>
+        <w:t>4.4. Chuẩn chất lượng mới nâng giá trị của giải pháp hữu ích và biến quy chế sở hữu trí tuệ thành nội dung quản trị bắt buộc</w:t>
+      </w:r>
+    </w:p>
+    <w:p>
+      <w:pPr>
+        <w:rPr>
+          <w:szCs w:val="26"/>
+        </w:rPr>
+      </w:pPr>
+      <w:r>
+        <w:rPr>
+          <w:szCs w:val="26"/>
+        </w:rPr>
+        <w:t xml:space="preserve">Bảng 2 so sánh công thức tính chỉ số sản phẩm khoa học quy đổi trên giảng viên của hai thông tư về Chuẩn cơ sở giáo dục đại học. Theo Thông tư số 01/2024/TT-BGDĐT, bằng độc quyền giải pháp hữu ích được tính chung nhóm với bài báo trong danh mục của Hội đồng Giáo sư nhà nước, hệ số 1. Theo Thông tư số 83/2026/TT-BGDĐT, có hiệu lực từ ngày 15 tháng 11 năm 2026, bằng độc quyền giải pháp hữu ích được xếp cùng nhóm sách chuyên khảo với hệ số 3, cao hơn bài báo thuộc Web of Science hoặc Scopus với hệ số 2; bằng độc quyền sáng chế giữ hệ số 5.</w:t>
+      </w:r>
+    </w:p>
+    <w:p>
+      <w:pPr>
+        <w:keepNext/>
+        <w:spacing w:before="160" w:after="80"/>
+        <w:ind w:firstLine="0"/>
+        <w:jc w:val="center"/>
+        <w:rPr>
+          <w:szCs w:val="26"/>
+        </w:rPr>
+      </w:pPr>
+      <w:r>
+        <w:rPr>
+          <w:b/>
+          <w:szCs w:val="26"/>
+        </w:rPr>
+        <w:t>Bảng 2. Hệ số của các loại sản phẩm trong chỉ số sản phẩm khoa học quy đổi trên giảng viên</w:t>
+      </w:r>
+    </w:p>
+    <w:tbl>
+      <w:tblPr>
+        <w:tblStyle w:val="TableGrid"/>
+        <w:tblW w:w="0" w:type="auto"/>
+        <w:jc w:val="center"/>
+        <w:tblLook w:val="04A0" w:firstRow="1" w:lastRow="0" w:firstColumn="1" w:lastColumn="0" w:noHBand="0" w:noVBand="1"/>
+      </w:tblPr>
+      <w:tblGrid>
+        <w:gridCol w:w="4232"/>
+        <w:gridCol w:w="2539"/>
+        <w:gridCol w:w="2297"/>
+      </w:tblGrid>
+      <w:tr>
+        <w:trPr>
+          <w:tblHeader/>
+          <w:cantSplit/>
+        </w:trPr>
+        <w:tc>
+          <w:tcPr>
+            <w:tcW w:w="4232" w:type="dxa"/>
+            <w:shd w:val="clear" w:color="auto" w:fill="DCE8F7"/>
+            <w:vAlign w:val="center"/>
+          </w:tcPr>
+          <w:p>
+            <w:pPr>
+              <w:spacing w:before="20" w:after="20" w:line="252" w:lineRule="auto"/>
+              <w:ind w:firstLine="0"/>
+              <w:jc w:val="center"/>
+            </w:pPr>
+            <w:r>
+              <w:rPr>
+                <w:b/>
+                <w:sz w:val="24"/>
+              </w:rPr>
+              <w:t xml:space="preserve">Loại sản phẩm</w:t>
+            </w:r>
+          </w:p>
+        </w:tc>
         <w:tc>
           <w:tcPr>
             <w:tcW w:w="2539" w:type="dxa"/>
@@ -843,7 +1402,7 @@
                 <w:b/>
                 <w:sz w:val="24"/>
               </w:rPr>
-              <w:t xml:space="preserve">Văn bản</w:t>
+              <w:t xml:space="preserve">Thông tư số 01/2024/TT-BGDĐT</w:t>
             </w:r>
           </w:p>
         </w:tc>
@@ -864,13 +1423,503 @@
                 <w:b/>
                 <w:sz w:val="24"/>
               </w:rPr>
-              <w:t xml:space="preserve">Phạm vi áp dụng</w:t>
+              <w:t xml:space="preserve">Thông tư số 83/2026/TT-BGDĐT</w:t>
+            </w:r>
+          </w:p>
+        </w:tc>
+      </w:tr>
+      <w:tr>
+        <w:trPr/>
+        <w:tc>
+          <w:tcPr>
+            <w:tcW w:w="4232" w:type="dxa"/>
+            <w:vAlign w:val="center"/>
+          </w:tcPr>
+          <w:p>
+            <w:pPr>
+              <w:spacing w:before="20" w:after="20" w:line="252" w:lineRule="auto"/>
+              <w:ind w:firstLine="0"/>
+              <w:jc w:val="left"/>
+            </w:pPr>
+            <w:r>
+              <w:rPr>
+                <w:sz w:val="24"/>
+              </w:rPr>
+              <w:t xml:space="preserve">Bài báo trong danh mục Hội đồng Giáo sư nhà nước hoặc đạt tiêu chuẩn khoa học Việt Nam, không thuộc Web of Science, Scopus</w:t>
             </w:r>
           </w:p>
         </w:tc>
         <w:tc>
           <w:tcPr>
-            <w:tcW w:w="2660" w:type="dxa"/>
+            <w:tcW w:w="2539" w:type="dxa"/>
+            <w:vAlign w:val="center"/>
+          </w:tcPr>
+          <w:p>
+            <w:pPr>
+              <w:spacing w:before="20" w:after="20" w:line="252" w:lineRule="auto"/>
+              <w:ind w:firstLine="0"/>
+              <w:jc w:val="center"/>
+            </w:pPr>
+            <w:r>
+              <w:rPr>
+                <w:sz w:val="24"/>
+              </w:rPr>
+              <w:t xml:space="preserve">1</w:t>
+            </w:r>
+          </w:p>
+        </w:tc>
+        <w:tc>
+          <w:tcPr>
+            <w:tcW w:w="2297" w:type="dxa"/>
+            <w:vAlign w:val="center"/>
+          </w:tcPr>
+          <w:p>
+            <w:pPr>
+              <w:spacing w:before="20" w:after="20" w:line="252" w:lineRule="auto"/>
+              <w:ind w:firstLine="0"/>
+              <w:jc w:val="center"/>
+            </w:pPr>
+            <w:r>
+              <w:rPr>
+                <w:sz w:val="24"/>
+              </w:rPr>
+              <w:t xml:space="preserve">1</w:t>
+            </w:r>
+          </w:p>
+        </w:tc>
+      </w:tr>
+      <w:tr>
+        <w:trPr/>
+        <w:tc>
+          <w:tcPr>
+            <w:tcW w:w="4232" w:type="dxa"/>
+            <w:vAlign w:val="center"/>
+          </w:tcPr>
+          <w:p>
+            <w:pPr>
+              <w:spacing w:before="20" w:after="20" w:line="252" w:lineRule="auto"/>
+              <w:ind w:firstLine="0"/>
+              <w:jc w:val="left"/>
+            </w:pPr>
+            <w:r>
+              <w:rPr>
+                <w:sz w:val="24"/>
+              </w:rPr>
+              <w:t xml:space="preserve">Bài báo thuộc Web of Science hoặc Scopus</w:t>
+            </w:r>
+          </w:p>
+        </w:tc>
+        <w:tc>
+          <w:tcPr>
+            <w:tcW w:w="2539" w:type="dxa"/>
+            <w:vAlign w:val="center"/>
+          </w:tcPr>
+          <w:p>
+            <w:pPr>
+              <w:spacing w:before="20" w:after="20" w:line="252" w:lineRule="auto"/>
+              <w:ind w:firstLine="0"/>
+              <w:jc w:val="center"/>
+            </w:pPr>
+            <w:r>
+              <w:rPr>
+                <w:sz w:val="24"/>
+              </w:rPr>
+              <w:t xml:space="preserve">1 nếu thuộc danh mục Hội đồng Giáo sư nhà nước</w:t>
+            </w:r>
+          </w:p>
+        </w:tc>
+        <w:tc>
+          <w:tcPr>
+            <w:tcW w:w="2297" w:type="dxa"/>
+            <w:vAlign w:val="center"/>
+          </w:tcPr>
+          <w:p>
+            <w:pPr>
+              <w:spacing w:before="20" w:after="20" w:line="252" w:lineRule="auto"/>
+              <w:ind w:firstLine="0"/>
+              <w:jc w:val="center"/>
+            </w:pPr>
+            <w:r>
+              <w:rPr>
+                <w:sz w:val="24"/>
+              </w:rPr>
+              <w:t xml:space="preserve">2</w:t>
+            </w:r>
+          </w:p>
+        </w:tc>
+      </w:tr>
+      <w:tr>
+        <w:trPr/>
+        <w:tc>
+          <w:tcPr>
+            <w:tcW w:w="4232" w:type="dxa"/>
+            <w:vAlign w:val="center"/>
+          </w:tcPr>
+          <w:p>
+            <w:pPr>
+              <w:spacing w:before="20" w:after="20" w:line="252" w:lineRule="auto"/>
+              <w:ind w:firstLine="0"/>
+              <w:jc w:val="left"/>
+            </w:pPr>
+            <w:r>
+              <w:rPr>
+                <w:sz w:val="24"/>
+              </w:rPr>
+              <w:t xml:space="preserve">Sách chuyên khảo</w:t>
+            </w:r>
+          </w:p>
+        </w:tc>
+        <w:tc>
+          <w:tcPr>
+            <w:tcW w:w="2539" w:type="dxa"/>
+            <w:vAlign w:val="center"/>
+          </w:tcPr>
+          <w:p>
+            <w:pPr>
+              <w:spacing w:before="20" w:after="20" w:line="252" w:lineRule="auto"/>
+              <w:ind w:firstLine="0"/>
+              <w:jc w:val="center"/>
+            </w:pPr>
+            <w:r>
+              <w:rPr>
+                <w:sz w:val="24"/>
+              </w:rPr>
+              <w:t xml:space="preserve">3</w:t>
+            </w:r>
+          </w:p>
+        </w:tc>
+        <w:tc>
+          <w:tcPr>
+            <w:tcW w:w="2297" w:type="dxa"/>
+            <w:vAlign w:val="center"/>
+          </w:tcPr>
+          <w:p>
+            <w:pPr>
+              <w:spacing w:before="20" w:after="20" w:line="252" w:lineRule="auto"/>
+              <w:ind w:firstLine="0"/>
+              <w:jc w:val="center"/>
+            </w:pPr>
+            <w:r>
+              <w:rPr>
+                <w:sz w:val="24"/>
+              </w:rPr>
+              <w:t xml:space="preserve">3</w:t>
+            </w:r>
+          </w:p>
+        </w:tc>
+      </w:tr>
+      <w:tr>
+        <w:trPr/>
+        <w:tc>
+          <w:tcPr>
+            <w:tcW w:w="4232" w:type="dxa"/>
+            <w:vAlign w:val="center"/>
+          </w:tcPr>
+          <w:p>
+            <w:pPr>
+              <w:spacing w:before="20" w:after="20" w:line="252" w:lineRule="auto"/>
+              <w:ind w:firstLine="0"/>
+              <w:jc w:val="left"/>
+            </w:pPr>
+            <w:r>
+              <w:rPr>
+                <w:b/>
+                <w:sz w:val="24"/>
+              </w:rPr>
+              <w:t xml:space="preserve">Bằng độc quyền giải pháp hữu ích</w:t>
+            </w:r>
+          </w:p>
+        </w:tc>
+        <w:tc>
+          <w:tcPr>
+            <w:tcW w:w="2539" w:type="dxa"/>
+            <w:vAlign w:val="center"/>
+          </w:tcPr>
+          <w:p>
+            <w:pPr>
+              <w:spacing w:before="20" w:after="20" w:line="252" w:lineRule="auto"/>
+              <w:ind w:firstLine="0"/>
+              <w:jc w:val="center"/>
+            </w:pPr>
+            <w:r>
+              <w:rPr>
+                <w:b/>
+                <w:sz w:val="24"/>
+              </w:rPr>
+              <w:t xml:space="preserve">1</w:t>
+            </w:r>
+          </w:p>
+        </w:tc>
+        <w:tc>
+          <w:tcPr>
+            <w:tcW w:w="2297" w:type="dxa"/>
+            <w:vAlign w:val="center"/>
+          </w:tcPr>
+          <w:p>
+            <w:pPr>
+              <w:spacing w:before="20" w:after="20" w:line="252" w:lineRule="auto"/>
+              <w:ind w:firstLine="0"/>
+              <w:jc w:val="center"/>
+            </w:pPr>
+            <w:r>
+              <w:rPr>
+                <w:b/>
+                <w:sz w:val="24"/>
+              </w:rPr>
+              <w:t xml:space="preserve">3</w:t>
+            </w:r>
+          </w:p>
+        </w:tc>
+      </w:tr>
+      <w:tr>
+        <w:trPr/>
+        <w:tc>
+          <w:tcPr>
+            <w:tcW w:w="4232" w:type="dxa"/>
+            <w:vAlign w:val="center"/>
+          </w:tcPr>
+          <w:p>
+            <w:pPr>
+              <w:spacing w:before="20" w:after="20" w:line="252" w:lineRule="auto"/>
+              <w:ind w:firstLine="0"/>
+              <w:jc w:val="left"/>
+            </w:pPr>
+            <w:r>
+              <w:rPr>
+                <w:sz w:val="24"/>
+              </w:rPr>
+              <w:t xml:space="preserve">Bằng độc quyền sáng chế</w:t>
+            </w:r>
+          </w:p>
+        </w:tc>
+        <w:tc>
+          <w:tcPr>
+            <w:tcW w:w="2539" w:type="dxa"/>
+            <w:vAlign w:val="center"/>
+          </w:tcPr>
+          <w:p>
+            <w:pPr>
+              <w:spacing w:before="20" w:after="20" w:line="252" w:lineRule="auto"/>
+              <w:ind w:firstLine="0"/>
+              <w:jc w:val="center"/>
+            </w:pPr>
+            <w:r>
+              <w:rPr>
+                <w:sz w:val="24"/>
+              </w:rPr>
+              <w:t xml:space="preserve">5</w:t>
+            </w:r>
+          </w:p>
+        </w:tc>
+        <w:tc>
+          <w:tcPr>
+            <w:tcW w:w="2297" w:type="dxa"/>
+            <w:vAlign w:val="center"/>
+          </w:tcPr>
+          <w:p>
+            <w:pPr>
+              <w:spacing w:before="20" w:after="20" w:line="252" w:lineRule="auto"/>
+              <w:ind w:firstLine="0"/>
+              <w:jc w:val="center"/>
+            </w:pPr>
+            <w:r>
+              <w:rPr>
+                <w:sz w:val="24"/>
+              </w:rPr>
+              <w:t xml:space="preserve">5</w:t>
+            </w:r>
+          </w:p>
+        </w:tc>
+      </w:tr>
+    </w:tbl>
+    <w:p>
+      <w:pPr>
+        <w:spacing w:after="160"/>
+        <w:ind w:firstLine="0"/>
+        <w:rPr>
+          <w:szCs w:val="26"/>
+        </w:rPr>
+      </w:pPr>
+      <w:r>
+        <w:rPr>
+          <w:i/>
+          <w:szCs w:val="26"/>
+        </w:rPr>
+        <w:t>Nguồn: Nhóm tác giả tổng hợp từ công thức chỉ số 6.2.1 tại Thông tư số 01/2024/TT-BGDĐT và Thông tư số 83/2026/TT-BGDĐT.</w:t>
+      </w:r>
+    </w:p>
+    <w:p>
+      <w:pPr>
+        <w:rPr>
+          <w:szCs w:val="26"/>
+        </w:rPr>
+      </w:pPr>
+      <w:r>
+        <w:rPr>
+          <w:szCs w:val="26"/>
+        </w:rPr>
+        <w:t xml:space="preserve">Thay đổi này có ý nghĩa thực tiễn lớn với trường định hướng ứng dụng. Giải pháp hữu ích không đòi hỏi trình độ sáng tạo như sáng chế, phù hợp với quy mô đề tài cấp cơ sở, nay có giá trị quy đổi bằng ba bài báo trong nước. Cùng với đó, Thông tư số 83/2026/TT-BGDĐT xếp quy định về sở hữu trí tuệ, liêm chính khoa học, liêm chính học thuật vào danh mục nội dung quản trị nội bộ bắt buộc chung, được tính trong chỉ số tỷ lệ nội dung quản trị đã ban hành bằng văn bản đúng thẩm quyền và còn hiệu lực, và đưa khoản thu từ thương mại hóa kết quả nghiên cứu, sở hữu trí tuệ vào danh mục dữ liệu báo cáo. Điểm đ khoản 3 Điều 28 Luật số 125/2025/QH15 bổ sung nghĩa vụ công khai và cập nhật hằng năm kết quả hoạt động khoa học, công nghệ và đổi mới sáng tạo trên Nền tảng số quốc gia. Ở khía cạnh liêm chính, Điều 5a Nghị định số 134/2026/NĐ-CP xác định quyền tác giả đối với tác phẩm tạo ra có sử dụng trí tuệ nhân tạo chỉ phát sinh khi con người có đóng góp đáng kể và mang tính quyết định, nên quy chế về liêm chính cần quy định việc khai báo sử dụng trí tuệ nhân tạo trong học liệu và công bố. Sở hữu trí tuệ vì vậy trở thành chỉ số quản trị được đo lường và công khai, không còn là hoạt động tự nguyện.</w:t>
+      </w:r>
+    </w:p>
+    <w:p>
+      <w:pPr>
+        <w:spacing w:before="200" w:after="100"/>
+        <w:ind w:firstLine="0"/>
+        <w:rPr>
+          <w:szCs w:val="26"/>
+        </w:rPr>
+      </w:pPr>
+      <w:r>
+        <w:rPr>
+          <w:b/>
+          <w:szCs w:val="26"/>
+        </w:rPr>
+        <w:t>4.5. Khâu nhận diện trước công bố là khoảng trống pháp luật để lại cho quy chế nội bộ</w:t>
+      </w:r>
+    </w:p>
+    <w:p>
+      <w:pPr>
+        <w:rPr>
+          <w:szCs w:val="26"/>
+        </w:rPr>
+      </w:pPr>
+      <w:r>
+        <w:rPr>
+          <w:szCs w:val="26"/>
+        </w:rPr>
+        <w:t xml:space="preserve">Đối chiếu bốn nhóm thay đổi trên với chu trình quản lý cho thấy pháp luật mới tập trung vào các khâu từ xác lập trở đi. Riêng khâu tạo lập và nhận diện, tức xác định sản phẩm nào của một đề tài có khả năng bảo hộ trước khi được công bố, không văn bản nào quy định cơ chế cụ thể ở cấp cơ sở. Đây lại là khâu chịu ràng buộc thời gian chặt nhất: theo khoản 3 Điều 60 Luật Sở hữu trí tuệ, sáng chế không bị coi là mất tính mới khi được bộc lộ công khai nếu đơn được nộp trong thời hạn mười hai tháng kể từ ngày bộc lộ; quá thời hạn này, khả năng đăng ký sáng chế, giải pháp hữu ích không còn. Khi khuyến khích công bố được ghi nhận ngay còn văn bằng chỉ được ghi nhận sau khi cấp, lựa chọn hợp lý của giảng viên là công bố trước, và nếu không có bước rà soát bắt buộc thì sản phẩm đi thẳng từ nghiệm thu sang công bố.</w:t>
+      </w:r>
+    </w:p>
+    <w:p>
+      <w:pPr>
+        <w:keepNext/>
+        <w:spacing w:before="160" w:after="80"/>
+        <w:ind w:firstLine="0"/>
+        <w:jc w:val="center"/>
+        <w:rPr>
+          <w:szCs w:val="26"/>
+        </w:rPr>
+      </w:pPr>
+      <w:r>
+        <w:rPr>
+          <w:b/>
+          <w:szCs w:val="26"/>
+        </w:rPr>
+        <w:t>Hình 2. Mô hình cổng rà soát khả năng bảo hộ tại nghiệm thu đề tài</w:t>
+      </w:r>
+    </w:p>
+    <w:p>
+      <w:pPr>
+        <w:keepNext/>
+        <w:spacing w:before="0" w:after="0" w:line="240" w:lineRule="auto"/>
+        <w:ind w:firstLine="0"/>
+        <w:jc w:val="center"/>
+        <w:rPr>
+          <w:szCs w:val="26"/>
+        </w:rPr>
+      </w:pPr>
+      <w:r>
+        <w:drawing>
+          <wp:inline xmlns:a="http://schemas.openxmlformats.org/drawingml/2006/main" xmlns:pic="http://schemas.openxmlformats.org/drawingml/2006/picture">
+            <wp:extent cx="5580000" cy="3096000"/>
+            <wp:docPr id="2" name="Picture 2"/>
+            <wp:cNvGraphicFramePr>
+              <a:graphicFrameLocks noChangeAspect="1"/>
+            </wp:cNvGraphicFramePr>
+            <a:graphic>
+              <a:graphicData uri="http://schemas.openxmlformats.org/drawingml/2006/picture">
+                <pic:pic>
+                  <pic:nvPicPr>
+                    <pic:cNvPr id="0" name="cong_ra_soat.png"/>
+                    <pic:cNvPicPr/>
+                  </pic:nvPicPr>
+                  <pic:blipFill>
+                    <a:blip r:embed="rId9"/>
+                    <a:stretch>
+                      <a:fillRect/>
+                    </a:stretch>
+                  </pic:blipFill>
+                  <pic:spPr>
+                    <a:xfrm>
+                      <a:off x="0" y="0"/>
+                      <a:ext cx="5580000" cy="3096000"/>
+                    </a:xfrm>
+                    <a:prstGeom prst="rect"/>
+                  </pic:spPr>
+                </pic:pic>
+              </a:graphicData>
+            </a:graphic>
+          </wp:inline>
+        </w:drawing>
+      </w:r>
+    </w:p>
+    <w:p>
+      <w:pPr>
+        <w:spacing w:after="160"/>
+        <w:ind w:firstLine="0"/>
+        <w:rPr>
+          <w:szCs w:val="26"/>
+        </w:rPr>
+      </w:pPr>
+      <w:r>
+        <w:rPr>
+          <w:i/>
+          <w:szCs w:val="26"/>
+        </w:rPr>
+        <w:t>Nguồn: Nhóm tác giả đề xuất.</w:t>
+      </w:r>
+    </w:p>
+    <w:p>
+      <w:pPr>
+        <w:rPr>
+          <w:szCs w:val="26"/>
+        </w:rPr>
+      </w:pPr>
+      <w:r>
+        <w:rPr>
+          <w:szCs w:val="26"/>
+        </w:rPr>
+        <w:t xml:space="preserve">Hình 2 đề xuất mô hình cổng rà soát tại nghiệm thu. Nghiệm thu là thời điểm duy nhất mọi sản phẩm của đề tài đều đi qua một hội đồng có chuyên môn, nên là điểm can thiệp có chi phí thấp nhất. Phiếu rà soát bắt buộc yêu cầu hội đồng xác định sản phẩm thuộc đối tượng quyền nào, đã bộc lộ hay chưa, và chuyển các sản phẩm đủ điều kiện sang đầu mối xác lập quyền trong thời hạn luật định. Từ phân tích trên, Bảng 3 đề xuất khung rà soát quy chế nội bộ gồm chín nội dung, mỗi nội dung gắn với một căn cứ pháp lý và một câu hỏi kiểm tra cụ thể.</w:t>
+      </w:r>
+    </w:p>
+    <w:p>
+      <w:pPr>
+        <w:keepNext/>
+        <w:spacing w:before="160" w:after="80"/>
+        <w:ind w:firstLine="0"/>
+        <w:jc w:val="center"/>
+        <w:rPr>
+          <w:szCs w:val="26"/>
+        </w:rPr>
+      </w:pPr>
+      <w:r>
+        <w:rPr>
+          <w:b/>
+          <w:szCs w:val="26"/>
+        </w:rPr>
+        <w:t>Bảng 3. Khung rà soát quy chế nội bộ về sở hữu trí tuệ của trường đại học theo khung pháp lý mới</w:t>
+      </w:r>
+    </w:p>
+    <w:tbl>
+      <w:tblPr>
+        <w:tblStyle w:val="TableGrid"/>
+        <w:tblW w:w="0" w:type="auto"/>
+        <w:jc w:val="center"/>
+        <w:tblLook w:val="04A0" w:firstRow="1" w:lastRow="0" w:firstColumn="1" w:lastColumn="0" w:noHBand="0" w:noVBand="1"/>
+      </w:tblPr>
+      <w:tblGrid>
+        <w:gridCol w:w="2120"/>
+        <w:gridCol w:w="4358"/>
+        <w:gridCol w:w="2591"/>
+      </w:tblGrid>
+      <w:tr>
+        <w:trPr>
+          <w:tblHeader/>
+          <w:cantSplit/>
+        </w:trPr>
+        <w:tc>
+          <w:tcPr>
+            <w:tcW w:w="2120" w:type="dxa"/>
             <w:shd w:val="clear" w:color="auto" w:fill="DCE8F7"/>
             <w:vAlign w:val="center"/>
           </w:tcPr>
@@ -885,13 +1934,13 @@
                 <w:b/>
                 <w:sz w:val="24"/>
               </w:rPr>
-              <w:t xml:space="preserve">Phần của tác giả</w:t>
+              <w:t xml:space="preserve">Nội dung</w:t>
             </w:r>
           </w:p>
         </w:tc>
         <w:tc>
           <w:tcPr>
-            <w:tcW w:w="1572" w:type="dxa"/>
+            <w:tcW w:w="4358" w:type="dxa"/>
             <w:shd w:val="clear" w:color="auto" w:fill="DCE8F7"/>
             <w:vAlign w:val="center"/>
           </w:tcPr>
@@ -906,7 +1955,28 @@
                 <w:b/>
                 <w:sz w:val="24"/>
               </w:rPr>
-              <w:t xml:space="preserve">Mức trần</w:t>
+              <w:t xml:space="preserve">Câu hỏi rà soát</w:t>
+            </w:r>
+          </w:p>
+        </w:tc>
+        <w:tc>
+          <w:tcPr>
+            <w:tcW w:w="2591" w:type="dxa"/>
+            <w:shd w:val="clear" w:color="auto" w:fill="DCE8F7"/>
+            <w:vAlign w:val="center"/>
+          </w:tcPr>
+          <w:p>
+            <w:pPr>
+              <w:spacing w:before="20" w:after="20" w:line="252" w:lineRule="auto"/>
+              <w:ind w:firstLine="0"/>
+              <w:jc w:val="center"/>
+            </w:pPr>
+            <w:r>
+              <w:rPr>
+                <w:b/>
+                <w:sz w:val="24"/>
+              </w:rPr>
+              <w:t xml:space="preserve">Căn cứ</w:t>
             </w:r>
           </w:p>
         </w:tc>
@@ -915,7 +1985,7 @@
         <w:trPr/>
         <w:tc>
           <w:tcPr>
-            <w:tcW w:w="2539" w:type="dxa"/>
+            <w:tcW w:w="2120" w:type="dxa"/>
             <w:vAlign w:val="center"/>
           </w:tcPr>
           <w:p>
@@ -928,13 +1998,13 @@
               <w:rPr>
                 <w:sz w:val="24"/>
               </w:rPr>
-              <w:t xml:space="preserve">Quyết định 213, điểm a khoản 4 Điều 36 (2021)</w:t>
+              <w:t xml:space="preserve">1. Phạm vi đối tượng</w:t>
             </w:r>
           </w:p>
         </w:tc>
         <w:tc>
           <w:tcPr>
-            <w:tcW w:w="2297" w:type="dxa"/>
+            <w:tcW w:w="4358" w:type="dxa"/>
             <w:vAlign w:val="center"/>
           </w:tcPr>
           <w:p>
@@ -947,13 +2017,13 @@
               <w:rPr>
                 <w:sz w:val="24"/>
               </w:rPr>
-              <w:t xml:space="preserve">Đề tài sử dụng ngân sách nhà nước</w:t>
+              <w:t xml:space="preserve">Quy chế đã bao quát giải pháp hữu ích, sưu tập dữ liệu, chương trình máy tính, bí mật kinh doanh, giáo trình chưa?</w:t>
             </w:r>
           </w:p>
         </w:tc>
         <w:tc>
           <w:tcPr>
-            <w:tcW w:w="2660" w:type="dxa"/>
+            <w:tcW w:w="2591" w:type="dxa"/>
             <w:vAlign w:val="center"/>
           </w:tcPr>
           <w:p>
@@ -966,13 +2036,16 @@
               <w:rPr>
                 <w:sz w:val="24"/>
               </w:rPr>
-              <w:t xml:space="preserve">30% khen thưởng tập thể tác giả, sau 40% nộp ngân sách</w:t>
+              <w:t xml:space="preserve">Điều 14, 22, 39 Luật Sở hữu trí tuệ</w:t>
             </w:r>
           </w:p>
         </w:tc>
+      </w:tr>
+      <w:tr>
+        <w:trPr/>
         <w:tc>
           <w:tcPr>
-            <w:tcW w:w="1572" w:type="dxa"/>
+            <w:tcW w:w="2120" w:type="dxa"/>
             <w:vAlign w:val="center"/>
           </w:tcPr>
           <w:p>
@@ -985,16 +2058,13 @@
               <w:rPr>
                 <w:sz w:val="24"/>
               </w:rPr>
-              <w:t xml:space="preserve">100 triệu đồng</w:t>
+              <w:t xml:space="preserve">2. Quyền theo nguồn kinh phí</w:t>
             </w:r>
           </w:p>
         </w:tc>
-      </w:tr>
-      <w:tr>
-        <w:trPr/>
         <w:tc>
           <w:tcPr>
-            <w:tcW w:w="2539" w:type="dxa"/>
+            <w:tcW w:w="4358" w:type="dxa"/>
             <w:vAlign w:val="center"/>
           </w:tcPr>
           <w:p>
@@ -1007,13 +2077,13 @@
               <w:rPr>
                 <w:sz w:val="24"/>
               </w:rPr>
-              <w:t xml:space="preserve">Quyết định 213, điểm b khoản 4 Điều 36 (2021)</w:t>
+              <w:t xml:space="preserve">Có phân định kết quả từ ngân sách nhà nước, kinh phí nhà trường, đối tác và người học không?</w:t>
             </w:r>
           </w:p>
         </w:tc>
         <w:tc>
           <w:tcPr>
-            <w:tcW w:w="2297" w:type="dxa"/>
+            <w:tcW w:w="2591" w:type="dxa"/>
             <w:vAlign w:val="center"/>
           </w:tcPr>
           <w:p>
@@ -1026,13 +2096,16 @@
               <w:rPr>
                 <w:sz w:val="24"/>
               </w:rPr>
-              <w:t xml:space="preserve">Tài sản của Trường được chuyển giao</w:t>
+              <w:t xml:space="preserve">Điều 25 Luật số 93/2025/QH15</w:t>
             </w:r>
           </w:p>
         </w:tc>
+      </w:tr>
+      <w:tr>
+        <w:trPr/>
         <w:tc>
           <w:tcPr>
-            <w:tcW w:w="2660" w:type="dxa"/>
+            <w:tcW w:w="2120" w:type="dxa"/>
             <w:vAlign w:val="center"/>
           </w:tcPr>
           <w:p>
@@ -1045,13 +2118,13 @@
               <w:rPr>
                 <w:sz w:val="24"/>
               </w:rPr>
-              <w:t xml:space="preserve">30%</w:t>
+              <w:t xml:space="preserve">3. Nhận diện trước công bố</w:t>
             </w:r>
           </w:p>
         </w:tc>
         <w:tc>
           <w:tcPr>
-            <w:tcW w:w="1572" w:type="dxa"/>
+            <w:tcW w:w="4358" w:type="dxa"/>
             <w:vAlign w:val="center"/>
           </w:tcPr>
           <w:p>
@@ -1064,16 +2137,13 @@
               <w:rPr>
                 <w:sz w:val="24"/>
               </w:rPr>
-              <w:t xml:space="preserve">Không đặt trần</w:t>
+              <w:t xml:space="preserve">Có phiếu rà soát bắt buộc tại nghiệm thu và thủ tục khai báo trước khi công bố không?</w:t>
             </w:r>
           </w:p>
         </w:tc>
-      </w:tr>
-      <w:tr>
-        <w:trPr/>
         <w:tc>
           <w:tcPr>
-            <w:tcW w:w="2539" w:type="dxa"/>
+            <w:tcW w:w="2591" w:type="dxa"/>
             <w:vAlign w:val="center"/>
           </w:tcPr>
           <w:p>
@@ -1086,13 +2156,16 @@
               <w:rPr>
                 <w:sz w:val="24"/>
               </w:rPr>
-              <w:t xml:space="preserve">Quyết định 217, Điều 13 (2024)</w:t>
+              <w:t xml:space="preserve">Khoản 3 Điều 60 Luật Sở hữu trí tuệ; Quyết định số 1624/QĐ-TTg</w:t>
             </w:r>
           </w:p>
         </w:tc>
+      </w:tr>
+      <w:tr>
+        <w:trPr/>
         <w:tc>
           <w:tcPr>
-            <w:tcW w:w="2297" w:type="dxa"/>
+            <w:tcW w:w="2120" w:type="dxa"/>
             <w:vAlign w:val="center"/>
           </w:tcPr>
           <w:p>
@@ -1105,13 +2178,13 @@
               <w:rPr>
                 <w:sz w:val="24"/>
               </w:rPr>
-              <w:t xml:space="preserve">Khi các bên không có thỏa thuận</w:t>
+              <w:t xml:space="preserve">4. Thẩm quyền thương mại hóa</w:t>
             </w:r>
           </w:p>
         </w:tc>
         <w:tc>
           <w:tcPr>
-            <w:tcW w:w="2660" w:type="dxa"/>
+            <w:tcW w:w="4358" w:type="dxa"/>
             <w:vAlign w:val="center"/>
           </w:tcPr>
           <w:p>
@@ -1124,13 +2197,13 @@
               <w:rPr>
                 <w:sz w:val="24"/>
               </w:rPr>
-              <w:t xml:space="preserve">Hiệu trưởng quyết định</w:t>
+              <w:t xml:space="preserve">Ai quyết định hình thức, giá, góp vốn; quy trình định giá ra sao?</w:t>
             </w:r>
           </w:p>
         </w:tc>
         <w:tc>
           <w:tcPr>
-            <w:tcW w:w="1572" w:type="dxa"/>
+            <w:tcW w:w="2591" w:type="dxa"/>
             <w:vAlign w:val="center"/>
           </w:tcPr>
           <w:p>
@@ -1143,7 +2216,7 @@
               <w:rPr>
                 <w:sz w:val="24"/>
               </w:rPr>
-              <w:t xml:space="preserve">Không quy định</w:t>
+              <w:t xml:space="preserve">Điều 27 Luật số 93/2025/QH15; Điều 28 Luật số 125/2025/QH15</w:t>
             </w:r>
           </w:p>
         </w:tc>
@@ -1152,7 +2225,7 @@
         <w:trPr/>
         <w:tc>
           <w:tcPr>
-            <w:tcW w:w="2539" w:type="dxa"/>
+            <w:tcW w:w="2120" w:type="dxa"/>
             <w:vAlign w:val="center"/>
           </w:tcPr>
           <w:p>
@@ -1165,13 +2238,13 @@
               <w:rPr>
                 <w:sz w:val="24"/>
               </w:rPr>
-              <w:t xml:space="preserve">Quy chế chi tiêu nội bộ (2026)</w:t>
+              <w:t xml:space="preserve">5. Phân chia lợi ích</w:t>
             </w:r>
           </w:p>
         </w:tc>
         <w:tc>
           <w:tcPr>
-            <w:tcW w:w="2297" w:type="dxa"/>
+            <w:tcW w:w="4358" w:type="dxa"/>
             <w:vAlign w:val="center"/>
           </w:tcPr>
           <w:p>
@@ -1184,13 +2257,13 @@
               <w:rPr>
                 <w:sz w:val="24"/>
               </w:rPr>
-              <w:t xml:space="preserve">Đề tài có đăng ký sở hữu trí tuệ</w:t>
+              <w:t xml:space="preserve">Đã ghi mức sàn 30%, công thức cho các nguồn khác và bỏ các quy định theo cơ chế cũ chưa?</w:t>
             </w:r>
           </w:p>
         </w:tc>
         <w:tc>
           <w:tcPr>
-            <w:tcW w:w="2660" w:type="dxa"/>
+            <w:tcW w:w="2591" w:type="dxa"/>
             <w:vAlign w:val="center"/>
           </w:tcPr>
           <w:p>
@@ -1203,13 +2276,16 @@
               <w:rPr>
                 <w:sz w:val="24"/>
               </w:rPr>
-              <w:t xml:space="preserve">Chưa quy định</w:t>
+              <w:t xml:space="preserve">Điều 28 Luật số 93/2025/QH15; Điều 135 Luật Sở hữu trí tuệ</w:t>
             </w:r>
           </w:p>
         </w:tc>
+      </w:tr>
+      <w:tr>
+        <w:trPr/>
         <w:tc>
           <w:tcPr>
-            <w:tcW w:w="1572" w:type="dxa"/>
+            <w:tcW w:w="2120" w:type="dxa"/>
             <w:vAlign w:val="center"/>
           </w:tcPr>
           <w:p>
@@ -1222,16 +2298,13 @@
               <w:rPr>
                 <w:sz w:val="24"/>
               </w:rPr>
-              <w:t xml:space="preserve">50 triệu đồng kinh phí đề tài</w:t>
+              <w:t xml:space="preserve">6. Kinh phí xác lập, duy trì</w:t>
             </w:r>
           </w:p>
         </w:tc>
-      </w:tr>
-      <w:tr>
-        <w:trPr/>
         <w:tc>
           <w:tcPr>
-            <w:tcW w:w="2539" w:type="dxa"/>
+            <w:tcW w:w="4358" w:type="dxa"/>
             <w:vAlign w:val="center"/>
           </w:tcPr>
           <w:p>
@@ -1244,13 +2317,13 @@
               <w:rPr>
                 <w:sz w:val="24"/>
               </w:rPr>
-              <w:t xml:space="preserve">Điều lệ Quỹ Ngô Xuân Độ, Điều 9 (2025)</w:t>
+              <w:t xml:space="preserve">Có dòng chi phí nộp đơn, phí duy trì từ quỹ phát triển khoa học và công nghệ không?</w:t>
             </w:r>
           </w:p>
         </w:tc>
         <w:tc>
           <w:tcPr>
-            <w:tcW w:w="2297" w:type="dxa"/>
+            <w:tcW w:w="2591" w:type="dxa"/>
             <w:vAlign w:val="center"/>
           </w:tcPr>
           <w:p>
@@ -1263,13 +2336,16 @@
               <w:rPr>
                 <w:sz w:val="24"/>
               </w:rPr>
-              <w:t xml:space="preserve">Sản phẩm từ kinh phí của Quỹ</w:t>
+              <w:t xml:space="preserve">Điều 66 Luật số 93/2025/QH15; Điều 28 Luật số 125/2025/QH15</w:t>
             </w:r>
           </w:p>
         </w:tc>
+      </w:tr>
+      <w:tr>
+        <w:trPr/>
         <w:tc>
           <w:tcPr>
-            <w:tcW w:w="2660" w:type="dxa"/>
+            <w:tcW w:w="2120" w:type="dxa"/>
             <w:vAlign w:val="center"/>
           </w:tcPr>
           <w:p>
@@ -1282,13 +2358,13 @@
               <w:rPr>
                 <w:sz w:val="24"/>
               </w:rPr>
-              <w:t xml:space="preserve">50% năm đầu; 20% từ năm thứ hai</w:t>
+              <w:t xml:space="preserve">7. Đầu mối và dữ liệu</w:t>
             </w:r>
           </w:p>
         </w:tc>
         <w:tc>
           <w:tcPr>
-            <w:tcW w:w="1572" w:type="dxa"/>
+            <w:tcW w:w="4358" w:type="dxa"/>
             <w:vAlign w:val="center"/>
           </w:tcPr>
           <w:p>
@@ -1301,16 +2377,13 @@
               <w:rPr>
                 <w:sz w:val="24"/>
               </w:rPr>
-              <w:t xml:space="preserve">Không đặt trần</w:t>
+              <w:t xml:space="preserve">Có đầu mối chuyên trách, danh mục tài sản trí tuệ và cơ chế công khai hằng năm không?</w:t>
             </w:r>
           </w:p>
         </w:tc>
-      </w:tr>
-      <w:tr>
-        <w:trPr/>
         <w:tc>
           <w:tcPr>
-            <w:tcW w:w="2539" w:type="dxa"/>
+            <w:tcW w:w="2591" w:type="dxa"/>
             <w:vAlign w:val="center"/>
           </w:tcPr>
           <w:p>
@@ -1321,16 +2394,18 @@
             </w:pPr>
             <w:r>
               <w:rPr>
-                <w:b/>
                 <w:sz w:val="24"/>
               </w:rPr>
-              <w:t xml:space="preserve">Luật số 93/2025/QH15, điểm a khoản 3 Điều 28</w:t>
+              <w:t xml:space="preserve">Điều 27 Luật số 93/2025/QH15; Điều 28 Luật số 125/2025/QH15</w:t>
             </w:r>
           </w:p>
         </w:tc>
+      </w:tr>
+      <w:tr>
+        <w:trPr/>
         <w:tc>
           <w:tcPr>
-            <w:tcW w:w="2297" w:type="dxa"/>
+            <w:tcW w:w="2120" w:type="dxa"/>
             <w:vAlign w:val="center"/>
           </w:tcPr>
           <w:p>
@@ -1341,16 +2416,15 @@
             </w:pPr>
             <w:r>
               <w:rPr>
-                <w:b/>
                 <w:sz w:val="24"/>
               </w:rPr>
-              <w:t xml:space="preserve">Kết quả sử dụng ngân sách nhà nước</w:t>
+              <w:t xml:space="preserve">8. Liêm chính và trí tuệ nhân tạo</w:t>
             </w:r>
           </w:p>
         </w:tc>
         <w:tc>
           <w:tcPr>
-            <w:tcW w:w="2660" w:type="dxa"/>
+            <w:tcW w:w="4358" w:type="dxa"/>
             <w:vAlign w:val="center"/>
           </w:tcPr>
           <w:p>
@@ -1361,16 +2435,15 @@
             </w:pPr>
             <w:r>
               <w:rPr>
-                <w:b/>
                 <w:sz w:val="24"/>
               </w:rPr>
-              <w:t xml:space="preserve">Tối thiểu 30% lợi nhuận</w:t>
+              <w:t xml:space="preserve">Có quy định về liêm chính khoa học, học thuật và việc sử dụng trí tuệ nhân tạo không?</w:t>
             </w:r>
           </w:p>
         </w:tc>
         <w:tc>
           <w:tcPr>
-            <w:tcW w:w="1572" w:type="dxa"/>
+            <w:tcW w:w="2591" w:type="dxa"/>
             <w:vAlign w:val="center"/>
           </w:tcPr>
           <w:p>
@@ -1381,10 +2454,69 @@
             </w:pPr>
             <w:r>
               <w:rPr>
-                <w:b/>
                 <w:sz w:val="24"/>
               </w:rPr>
-              <w:t xml:space="preserve">Không đặt trần</w:t>
+              <w:t xml:space="preserve">Thông tư số 83/2026/TT-BGDĐT; Nghị định số 134/2026/NĐ-CP</w:t>
+            </w:r>
+          </w:p>
+        </w:tc>
+      </w:tr>
+      <w:tr>
+        <w:trPr/>
+        <w:tc>
+          <w:tcPr>
+            <w:tcW w:w="2120" w:type="dxa"/>
+            <w:vAlign w:val="center"/>
+          </w:tcPr>
+          <w:p>
+            <w:pPr>
+              <w:spacing w:before="20" w:after="20" w:line="252" w:lineRule="auto"/>
+              <w:ind w:firstLine="0"/>
+              <w:jc w:val="left"/>
+            </w:pPr>
+            <w:r>
+              <w:rPr>
+                <w:sz w:val="24"/>
+              </w:rPr>
+              <w:t xml:space="preserve">9. Hiệu lực và thống nhất</w:t>
+            </w:r>
+          </w:p>
+        </w:tc>
+        <w:tc>
+          <w:tcPr>
+            <w:tcW w:w="4358" w:type="dxa"/>
+            <w:vAlign w:val="center"/>
+          </w:tcPr>
+          <w:p>
+            <w:pPr>
+              <w:spacing w:before="20" w:after="20" w:line="252" w:lineRule="auto"/>
+              <w:ind w:firstLine="0"/>
+              <w:jc w:val="left"/>
+            </w:pPr>
+            <w:r>
+              <w:rPr>
+                <w:sz w:val="24"/>
+              </w:rPr>
+              <w:t xml:space="preserve">Các văn bản nội bộ có còn hiệu lực, thống nhất, không trùng lặp quy định không?</w:t>
+            </w:r>
+          </w:p>
+        </w:tc>
+        <w:tc>
+          <w:tcPr>
+            <w:tcW w:w="2591" w:type="dxa"/>
+            <w:vAlign w:val="center"/>
+          </w:tcPr>
+          <w:p>
+            <w:pPr>
+              <w:spacing w:before="20" w:after="20" w:line="252" w:lineRule="auto"/>
+              <w:ind w:firstLine="0"/>
+              <w:jc w:val="left"/>
+            </w:pPr>
+            <w:r>
+              <w:rPr>
+                <w:sz w:val="24"/>
+              </w:rPr>
+              <w:t xml:space="preserve">Tiêu chí 1.1 Thông tư số 83/2026/TT-BGDĐT</w:t>
             </w:r>
           </w:p>
         </w:tc>
@@ -1403,20 +2535,1062 @@
           <w:i/>
           <w:szCs w:val="26"/>
         </w:rPr>
-        <w:t>Nguồn: Nhóm tác giả tổng hợp từ các văn bản nội bộ của Trường Đại học Thành Đô và Luật số 93/2025/QH15.</w:t>
+        <w:t>Nguồn: Nhóm tác giả đề xuất.</w:t>
       </w:r>
     </w:p>
     <w:p>
       <w:pPr>
-        <w:rPr>
-          <w:szCs w:val="26"/>
-        </w:rPr>
-      </w:pPr>
-      <w:r>
-        <w:rPr>
-          <w:szCs w:val="26"/>
-        </w:rPr>
-        <w:t xml:space="preserve">Hình 4 mô phỏng phần lợi ích của tác giả từ một hợp đồng chuyển giao. Nhìn chung, các tỷ lệ nội bộ cao hơn mức mặc định 15% tại điểm b khoản 1 Điều 135 Luật Sở hữu trí tuệ. Tuy nhiên, Luật số 93/2025/QH15, có hiệu lực từ ngày 01 tháng 10 năm 2025, quy định tổ chức chủ trì được tự động giao quyền sở hữu phần kết quả sử dụng ngân sách nhà nước theo khoản 2 Điều 25, được tự quyết định phương án thương mại hóa theo Điều 27, và phải thưởng cho tác giả tối thiểu 30% lợi nhuận theo điểm a khoản 3 Điều 28. Công thức tại điểm a khoản 4 Điều 36 Quyết định 213, xây dựng theo cơ chế của Luật Khoa học và công nghệ năm 2013 với khoản nộp ngân sách nhà nước và mức trần 100 triệu đồng, cho phần của tác giả thấp hơn mức sàn mới khi khoản thu vượt khoảng 333 triệu đồng. Quy định này sẽ áp dụng trực tiếp cho kết quả của ba đề tài cấp quốc gia với tổng kinh phí 4,67 tỷ đồng mà Nhà trường đang chủ trì. Việc hợp nhất quy chế vì vậy là cơ hội để Nhà trường đi tiên phong đón đầu luật mới; trong các văn bản hiện hành, Điều lệ Quỹ là văn bản gần nhất với tinh thần của Luật số 93/2025/QH15 khi không đặt trần và cho phép các bên thỏa thuận.</w:t>
+        <w:spacing w:before="280" w:after="160"/>
+        <w:ind w:firstLine="0"/>
+        <w:rPr>
+          <w:szCs w:val="26"/>
+        </w:rPr>
+      </w:pPr>
+      <w:r>
+        <w:rPr>
+          <w:b/>
+          <w:szCs w:val="26"/>
+        </w:rPr>
+        <w:t>5. BÀN LUẬN</w:t>
+      </w:r>
+    </w:p>
+    <w:p>
+      <w:pPr>
+        <w:rPr>
+          <w:szCs w:val="26"/>
+        </w:rPr>
+      </w:pPr>
+      <w:r>
+        <w:rPr>
+          <w:szCs w:val="26"/>
+          <w:b/>
+        </w:rPr>
+        <w:t xml:space="preserve">Giải thích kết quả.</w:t>
+      </w:r>
+      <w:r>
+        <w:rPr>
+          <w:szCs w:val="26"/>
+        </w:rPr>
+        <w:t xml:space="preserve"> Khung pháp lý mới giải quyết các rào cản thuộc thẩm quyền của Nhà nước: quyền sở hữu, quyền quyết định, mức sàn lợi ích, nguồn chi và chỉ số đánh giá. Khâu nhận diện thì không thể quy định thống nhất từ trung ương, vì phụ thuộc vào quy trình nghiệm thu, cơ cấu ngành và năng lực chuyên môn của từng trường. Đó là lý do khoảng cách giữa sản phẩm khoa học và tài sản trí tuệ có thể vẫn tồn tại ngay cả khi luật đã thông thoáng, và lý do quy chế nội bộ trở thành biến số quyết định.</w:t>
+      </w:r>
+    </w:p>
+    <w:p>
+      <w:pPr>
+        <w:rPr>
+          <w:szCs w:val="26"/>
+        </w:rPr>
+      </w:pPr>
+      <w:r>
+        <w:rPr>
+          <w:szCs w:val="26"/>
+          <w:b/>
+        </w:rPr>
+        <w:t xml:space="preserve">Đối chiếu với nghiên cứu trước.</w:t>
+      </w:r>
+      <w:r>
+        <w:rPr>
+          <w:szCs w:val="26"/>
+        </w:rPr>
+        <w:t xml:space="preserve"> Việc trao quyền cho tổ chức chủ trì theo Điều 25 có logic tương đồng với Đạo luật Bayh-Dole mà Shane (2004) phân tích. Mức sàn 30% và quyền tự quyết về chia lợi ích phù hợp với nhận định của Goldfarb và Henrekson (2003) và Siegel và cộng sự (2007) rằng khuyến khích cho nhà khoa học là động lực chính. Khác biệt nằm ở chỗ các nghiên cứu quốc tế mặc định có đơn vị chuyển giao tiếp nhận bản khai báo, như mô tả của Rocha và cộng sự (2023), và coi mức độ khai báo của giảng viên là biến số đầu vào (Thursby &amp; Kemp, 2002). Ở trường đại học tư thục chưa có đơn vị chuyên trách, chính bước tiếp nhận đó cần được thiết kế, nên trọng tâm can thiệp dịch chuyển sớm hơn trong chuỗi. So với các nghiên cứu trong nước (Nguyễn, 2025; Võ, 2025), bài báo cập nhật khung pháp lý sau ngày 01 tháng 10 năm 2025 và chỉ ra cụ thể phần việc thuộc về quy chế nội bộ.</w:t>
+      </w:r>
+    </w:p>
+    <w:p>
+      <w:pPr>
+        <w:rPr>
+          <w:szCs w:val="26"/>
+        </w:rPr>
+      </w:pPr>
+      <w:r>
+        <w:rPr>
+          <w:szCs w:val="26"/>
+          <w:b/>
+        </w:rPr>
+        <w:t xml:space="preserve">Đóng góp của bài báo.</w:t>
+      </w:r>
+      <w:r>
+        <w:rPr>
+          <w:szCs w:val="26"/>
+        </w:rPr>
+        <w:t xml:space="preserve"> Về lý luận, bài báo đề xuất xem khâu nhận diện trước công bố là một khâu quản lý độc lập trong chu trình, nơi chính sách cấp trường có tác động lớn nhất khi chính sách quốc gia đã thông thoáng. Về thực tiễn, khung rà soát chín nội dung và mô hình cổng rà soát tại nghiệm thu là công cụ mà trường đại học tư thục có thể áp dụng ngay khi hợp nhất quy chế theo Luật số 93/2025/QH15 và chuẩn bị đánh giá theo Thông tư số 83/2026/TT-BGDĐT. Về chính sách, kết quả gợi ý cơ quan quản lý cần sớm hướng dẫn cách xác định lợi nhuận làm căn cứ thưởng tác giả và hướng dẫn tính các chỉ số sở hữu trí tuệ trong Chuẩn cơ sở giáo dục đại học.</w:t>
+      </w:r>
+    </w:p>
+    <w:p>
+      <w:pPr>
+        <w:rPr>
+          <w:szCs w:val="26"/>
+        </w:rPr>
+      </w:pPr>
+      <w:r>
+        <w:rPr>
+          <w:szCs w:val="26"/>
+          <w:b/>
+        </w:rPr>
+        <w:t xml:space="preserve">Hạn chế của nghiên cứu.</w:t>
+      </w:r>
+      <w:r>
+        <w:rPr>
+          <w:szCs w:val="26"/>
+        </w:rPr>
+        <w:t xml:space="preserve"> Thứ nhất, bài báo phân tích văn bản, chưa đo lường mức độ thực thi tại các trường; các nhận định về hành vi giảng viên dựa trên lý thuyết và nghiên cứu quốc tế, chưa được kiểm chứng bằng dữ liệu Việt Nam. Thứ hai, văn bản hướng dẫn chi tiết Điều 27 Luật số 93/2025/QH15 và hướng dẫn tính chỉ số của Thông tư số 83/2026/TT-BGDĐT có thể làm thay đổi một số hàm ý. Thứ ba, khung rà soát mới được xây dựng từ phân tích văn bản, chưa qua lấy ý kiến chuyên gia hay thử nghiệm.</w:t>
+      </w:r>
+    </w:p>
+    <w:p>
+      <w:pPr>
+        <w:rPr>
+          <w:szCs w:val="26"/>
+        </w:rPr>
+      </w:pPr>
+      <w:r>
+        <w:rPr>
+          <w:szCs w:val="26"/>
+          <w:b/>
+        </w:rPr>
+        <w:t xml:space="preserve">Hướng nghiên cứu tiếp theo.</w:t>
+      </w:r>
+      <w:r>
+        <w:rPr>
+          <w:szCs w:val="26"/>
+        </w:rPr>
+        <w:t xml:space="preserve"> Các nghiên cứu tiếp theo có thể khảo sát quy chế nội bộ của một nhóm trường đại học tư thục theo khung chín nội dung, đánh giá tác động của Thông tư số 83/2026/TT-BGDĐT đến số đơn giải pháp hữu ích sau một đến hai năm áp dụng, và thử nghiệm mô hình cổng rà soát tại nghiệm thu bằng thiết kế trước và sau.</w:t>
+      </w:r>
+    </w:p>
+    <w:p>
+      <w:pPr>
+        <w:spacing w:before="280" w:after="160"/>
+        <w:ind w:firstLine="0"/>
+        <w:rPr>
+          <w:szCs w:val="26"/>
+        </w:rPr>
+      </w:pPr>
+      <w:r>
+        <w:rPr>
+          <w:b/>
+          <w:szCs w:val="26"/>
+        </w:rPr>
+        <w:t>6. KẾT LUẬN</w:t>
+      </w:r>
+    </w:p>
+    <w:p>
+      <w:pPr>
+        <w:rPr>
+          <w:szCs w:val="26"/>
+        </w:rPr>
+      </w:pPr>
+      <w:r>
+        <w:rPr>
+          <w:szCs w:val="26"/>
+        </w:rPr>
+        <w:t xml:space="preserve">Bài báo phân tích tác động của khung pháp lý giai đoạn 2025 - 2026 đến khoảng cách giữa sản phẩm khoa học và tài sản trí tuệ tại trường đại học tư thục và xác định nội dung quy chế nội bộ cần điều chỉnh.</w:t>
+      </w:r>
+    </w:p>
+    <w:p>
+      <w:pPr>
+        <w:rPr>
+          <w:szCs w:val="26"/>
+        </w:rPr>
+      </w:pPr>
+      <w:r>
+        <w:rPr>
+          <w:szCs w:val="26"/>
+        </w:rPr>
+        <w:t xml:space="preserve">Phát hiện chính là pháp luật mới đã tháo gỡ phần lớn rào cản ở các khâu từ xác lập quyền trở đi: tổ chức chủ trì, kể cả tổ chức ngoài công lập, được giao quyền sở hữu và quyền quyết định thương mại hóa; lợi ích của tác giả chuyển sang mức sàn 30% đối với kết quả sử dụng ngân sách nhà nước và thỏa thuận đối với các nguồn khác; quỹ phát triển khoa học và công nghệ được chi cho đăng ký bảo hộ; chuẩn chất lượng mới nâng trọng số của giải pháp hữu ích lên gấp ba và biến quy chế sở hữu trí tuệ thành nội dung quản trị bắt buộc. Khâu nhận diện sản phẩm có khả năng bảo hộ trước khi công bố là khoảng trống mà pháp luật để lại cho quy chế nội bộ.</w:t>
+      </w:r>
+    </w:p>
+    <w:p>
+      <w:pPr>
+        <w:rPr>
+          <w:szCs w:val="26"/>
+        </w:rPr>
+      </w:pPr>
+      <w:r>
+        <w:rPr>
+          <w:szCs w:val="26"/>
+        </w:rPr>
+        <w:t xml:space="preserve">Bài báo đóng góp một cách nhìn theo từng khâu đối với khung pháp lý mới, cùng khung rà soát quy chế nội bộ và mô hình cổng rà soát tại nghiệm thu. Hàm ý cho các trường đại học tư thục là hợp nhất quy chế theo Luật số 93/2025/QH15, bỏ các quy định theo cơ chế cũ, và đặt bước rà soát khả năng bảo hộ vào quy trình nghiệm thu trước khi đầu tư vào các thiết chế thương mại hóa phức tạp hơn.</w:t>
+      </w:r>
+    </w:p>
+    <w:p>
+      <w:pPr>
+        <w:spacing w:before="280" w:after="160"/>
+        <w:ind w:firstLine="0"/>
+        <w:rPr>
+          <w:szCs w:val="26"/>
+        </w:rPr>
+      </w:pPr>
+      <w:r>
+        <w:rPr>
+          <w:b/>
+          <w:szCs w:val="26"/>
+        </w:rPr>
+        <w:t>TÀI LIỆU THAM KHẢO</w:t>
+      </w:r>
+    </w:p>
+    <w:p>
+      <w:pPr>
+        <w:spacing w:after="80"/>
+        <w:ind w:left="560" w:hanging="560"/>
+        <w:rPr>
+          <w:szCs w:val="26"/>
+        </w:rPr>
+      </w:pPr>
+      <w:r>
+        <w:rPr>
+          <w:szCs w:val="26"/>
+        </w:rPr>
+        <w:t xml:space="preserve">Bộ Chính trị. (2026). </w:t>
+      </w:r>
+      <w:r>
+        <w:rPr>
+          <w:szCs w:val="26"/>
+          <w:i/>
+        </w:rPr>
+        <w:t xml:space="preserve">Kết luận số 51-KL/TW ngày 17 tháng 6 năm 2026 về đẩy mạnh công tác sở hữu trí tuệ phục vụ phát triển kinh tế - xã hội trong tình hình mới</w:t>
+      </w:r>
+      <w:r>
+        <w:rPr>
+          <w:szCs w:val="26"/>
+        </w:rPr>
+        <w:t xml:space="preserve">.</w:t>
+      </w:r>
+    </w:p>
+    <w:p>
+      <w:pPr>
+        <w:spacing w:after="80"/>
+        <w:ind w:left="560" w:hanging="560"/>
+        <w:rPr>
+          <w:szCs w:val="26"/>
+        </w:rPr>
+      </w:pPr>
+      <w:r>
+        <w:rPr>
+          <w:szCs w:val="26"/>
+        </w:rPr>
+        <w:t xml:space="preserve">Bộ Giáo dục và Đào tạo. (2024). </w:t>
+      </w:r>
+      <w:r>
+        <w:rPr>
+          <w:szCs w:val="26"/>
+          <w:i/>
+        </w:rPr>
+        <w:t xml:space="preserve">Thông tư số 01/2024/TT-BGDĐT ngày 05 tháng 02 năm 2024 ban hành Chuẩn cơ sở giáo dục đại học</w:t>
+      </w:r>
+      <w:r>
+        <w:rPr>
+          <w:szCs w:val="26"/>
+        </w:rPr>
+        <w:t xml:space="preserve">.</w:t>
+      </w:r>
+    </w:p>
+    <w:p>
+      <w:pPr>
+        <w:spacing w:after="80"/>
+        <w:ind w:left="560" w:hanging="560"/>
+        <w:rPr>
+          <w:szCs w:val="26"/>
+        </w:rPr>
+      </w:pPr>
+      <w:r>
+        <w:rPr>
+          <w:szCs w:val="26"/>
+        </w:rPr>
+        <w:t xml:space="preserve">Bộ Giáo dục và Đào tạo. (2026). </w:t>
+      </w:r>
+      <w:r>
+        <w:rPr>
+          <w:szCs w:val="26"/>
+          <w:i/>
+        </w:rPr>
+        <w:t xml:space="preserve">Thông tư số 83/2026/TT-BGDĐT ngày 30 tháng 9 năm 2026 quy định Chuẩn cơ sở giáo dục đại học</w:t>
+      </w:r>
+      <w:r>
+        <w:rPr>
+          <w:szCs w:val="26"/>
+        </w:rPr>
+        <w:t xml:space="preserve">.</w:t>
+      </w:r>
+    </w:p>
+    <w:p>
+      <w:pPr>
+        <w:spacing w:after="80"/>
+        <w:ind w:left="560" w:hanging="560"/>
+        <w:rPr>
+          <w:szCs w:val="26"/>
+        </w:rPr>
+      </w:pPr>
+      <w:r>
+        <w:rPr>
+          <w:szCs w:val="26"/>
+        </w:rPr>
+        <w:t xml:space="preserve">Bradley, S. R., Hayter, C. S., &amp; Link, A. N. (2013). Models and methods of university technology transfer. </w:t>
+      </w:r>
+      <w:r>
+        <w:rPr>
+          <w:szCs w:val="26"/>
+          <w:i/>
+        </w:rPr>
+        <w:t xml:space="preserve">Foundations and Trends in Entrepreneurship, 9</w:t>
+      </w:r>
+      <w:r>
+        <w:rPr>
+          <w:szCs w:val="26"/>
+        </w:rPr>
+        <w:t xml:space="preserve">(6), 571-650. https://doi.org/10.1561/0300000048</w:t>
+      </w:r>
+    </w:p>
+    <w:p>
+      <w:pPr>
+        <w:spacing w:after="80"/>
+        <w:ind w:left="560" w:hanging="560"/>
+        <w:rPr>
+          <w:szCs w:val="26"/>
+        </w:rPr>
+      </w:pPr>
+      <w:r>
+        <w:rPr>
+          <w:szCs w:val="26"/>
+        </w:rPr>
+        <w:t xml:space="preserve">Chính phủ. (2026). </w:t>
+      </w:r>
+      <w:r>
+        <w:rPr>
+          <w:szCs w:val="26"/>
+          <w:i/>
+        </w:rPr>
+        <w:t xml:space="preserve">Nghị định số 134/2026/NĐ-CP ngày 06 tháng 4 năm 2026 sửa đổi, bổ sung một số điều của Nghị định số 17/2023/NĐ-CP quy định chi tiết một số điều và biện pháp thi hành Luật Sở hữu trí tuệ về quyền tác giả, quyền liên quan</w:t>
+      </w:r>
+      <w:r>
+        <w:rPr>
+          <w:szCs w:val="26"/>
+        </w:rPr>
+        <w:t xml:space="preserve">.</w:t>
+      </w:r>
+    </w:p>
+    <w:p>
+      <w:pPr>
+        <w:spacing w:after="80"/>
+        <w:ind w:left="560" w:hanging="560"/>
+        <w:rPr>
+          <w:szCs w:val="26"/>
+        </w:rPr>
+      </w:pPr>
+      <w:r>
+        <w:rPr>
+          <w:szCs w:val="26"/>
+        </w:rPr>
+        <w:t xml:space="preserve">Cục Sở hữu trí tuệ. (n.d.). </w:t>
+      </w:r>
+      <w:r>
+        <w:rPr>
+          <w:szCs w:val="26"/>
+          <w:i/>
+        </w:rPr>
+        <w:t xml:space="preserve">Tài liệu tập huấn về sở hữu trí tuệ dành cho cán bộ các trường đại học, viện nghiên cứu</w:t>
+      </w:r>
+      <w:r>
+        <w:rPr>
+          <w:szCs w:val="26"/>
+        </w:rPr>
+        <w:t xml:space="preserve">. Truy cập ngày 30 tháng 9 năm 2026, từ https://shtt.hcmulaw.edu.vn/sach-dien-tu/bo-tai-lieu-tap-huan-ve-so-huu-tri-tue-cua-cuc-so-huu-tri-tue-327.html</w:t>
+      </w:r>
+    </w:p>
+    <w:p>
+      <w:pPr>
+        <w:spacing w:after="80"/>
+        <w:ind w:left="560" w:hanging="560"/>
+        <w:rPr>
+          <w:szCs w:val="26"/>
+        </w:rPr>
+      </w:pPr>
+      <w:r>
+        <w:rPr>
+          <w:szCs w:val="26"/>
+        </w:rPr>
+        <w:t xml:space="preserve">Etzkowitz, H. (2003). Research groups as 'quasi-firms': The invention of the entrepreneurial university. </w:t>
+      </w:r>
+      <w:r>
+        <w:rPr>
+          <w:szCs w:val="26"/>
+          <w:i/>
+        </w:rPr>
+        <w:t xml:space="preserve">Research Policy, 32</w:t>
+      </w:r>
+      <w:r>
+        <w:rPr>
+          <w:szCs w:val="26"/>
+        </w:rPr>
+        <w:t xml:space="preserve">(1), 109-121. https://doi.org/10.1016/S0048-7333(02)00009-4</w:t>
+      </w:r>
+    </w:p>
+    <w:p>
+      <w:pPr>
+        <w:spacing w:after="80"/>
+        <w:ind w:left="560" w:hanging="560"/>
+        <w:rPr>
+          <w:szCs w:val="26"/>
+        </w:rPr>
+      </w:pPr>
+      <w:r>
+        <w:rPr>
+          <w:szCs w:val="26"/>
+        </w:rPr>
+        <w:t xml:space="preserve">Goldfarb, B., &amp; Henrekson, M. (2003). Bottom-up versus top-down policies towards the commercialization of university intellectual property. </w:t>
+      </w:r>
+      <w:r>
+        <w:rPr>
+          <w:szCs w:val="26"/>
+          <w:i/>
+        </w:rPr>
+        <w:t xml:space="preserve">Research Policy, 32</w:t>
+      </w:r>
+      <w:r>
+        <w:rPr>
+          <w:szCs w:val="26"/>
+        </w:rPr>
+        <w:t xml:space="preserve">(4), 639-658. https://doi.org/10.1016/S0048-7333(02)00034-3</w:t>
+      </w:r>
+    </w:p>
+    <w:p>
+      <w:pPr>
+        <w:spacing w:after="80"/>
+        <w:ind w:left="560" w:hanging="560"/>
+        <w:rPr>
+          <w:szCs w:val="26"/>
+        </w:rPr>
+      </w:pPr>
+      <w:r>
+        <w:rPr>
+          <w:szCs w:val="26"/>
+        </w:rPr>
+        <w:t xml:space="preserve">Holgersson, M., &amp; Aaboen, L. (2019). A literature review of intellectual property management in technology transfer offices: From appropriation to utilization. </w:t>
+      </w:r>
+      <w:r>
+        <w:rPr>
+          <w:szCs w:val="26"/>
+          <w:i/>
+        </w:rPr>
+        <w:t xml:space="preserve">Technology in Society, 59</w:t>
+      </w:r>
+      <w:r>
+        <w:rPr>
+          <w:szCs w:val="26"/>
+        </w:rPr>
+        <w:t xml:space="preserve">, Article 101132. https://doi.org/10.1016/j.techsoc.2019.04.008</w:t>
+      </w:r>
+    </w:p>
+    <w:p>
+      <w:pPr>
+        <w:spacing w:after="80"/>
+        <w:ind w:left="560" w:hanging="560"/>
+        <w:rPr>
+          <w:szCs w:val="26"/>
+        </w:rPr>
+      </w:pPr>
+      <w:r>
+        <w:rPr>
+          <w:szCs w:val="26"/>
+        </w:rPr>
+        <w:t xml:space="preserve">Maresova, P., Stemberkova, R., &amp; Fadeyi, O. (2019). Models, processes, and roles of universities in technology transfer management: A systematic review. </w:t>
+      </w:r>
+      <w:r>
+        <w:rPr>
+          <w:szCs w:val="26"/>
+          <w:i/>
+        </w:rPr>
+        <w:t xml:space="preserve">Administrative Sciences, 9</w:t>
+      </w:r>
+      <w:r>
+        <w:rPr>
+          <w:szCs w:val="26"/>
+        </w:rPr>
+        <w:t xml:space="preserve">(3), Article 67. https://doi.org/10.3390/admsci9030067</w:t>
+      </w:r>
+    </w:p>
+    <w:p>
+      <w:pPr>
+        <w:spacing w:after="80"/>
+        <w:ind w:left="560" w:hanging="560"/>
+        <w:rPr>
+          <w:szCs w:val="26"/>
+        </w:rPr>
+      </w:pPr>
+      <w:r>
+        <w:rPr>
+          <w:szCs w:val="26"/>
+        </w:rPr>
+        <w:t xml:space="preserve">Nguyễn, M. H. T. (2025). Quản trị tài sản trí tuệ tại các cơ sở giáo dục đại học: Cơ hội và thách thức trong bối cảnh cuộc cách mạng công nghiệp 4.0. </w:t>
+      </w:r>
+      <w:r>
+        <w:rPr>
+          <w:szCs w:val="26"/>
+          <w:i/>
+        </w:rPr>
+        <w:t xml:space="preserve">Tạp chí Khoa học Trường Đại học Sư phạm Thành phố Hồ Chí Minh, 22</w:t>
+      </w:r>
+      <w:r>
+        <w:rPr>
+          <w:szCs w:val="26"/>
+        </w:rPr>
+        <w:t xml:space="preserve">(1), 123-131. https://doi.org/10.54607/hcmue.js.22.1.4287(2025)</w:t>
+      </w:r>
+    </w:p>
+    <w:p>
+      <w:pPr>
+        <w:spacing w:after="80"/>
+        <w:ind w:left="560" w:hanging="560"/>
+        <w:rPr>
+          <w:szCs w:val="26"/>
+        </w:rPr>
+      </w:pPr>
+      <w:r>
+        <w:rPr>
+          <w:szCs w:val="26"/>
+        </w:rPr>
+        <w:t xml:space="preserve">O’Dwyer, M., Filieri, R., &amp; O’Malley, L. (2023). Establishing successful university-industry collaborations: Barriers and enablers deconstructed. </w:t>
+      </w:r>
+      <w:r>
+        <w:rPr>
+          <w:szCs w:val="26"/>
+          <w:i/>
+        </w:rPr>
+        <w:t xml:space="preserve">The Journal of Technology Transfer, 48</w:t>
+      </w:r>
+      <w:r>
+        <w:rPr>
+          <w:szCs w:val="26"/>
+        </w:rPr>
+        <w:t xml:space="preserve">(3), 900-931. https://doi.org/10.1007/s10961-022-09932-2</w:t>
+      </w:r>
+    </w:p>
+    <w:p>
+      <w:pPr>
+        <w:spacing w:after="80"/>
+        <w:ind w:left="560" w:hanging="560"/>
+        <w:rPr>
+          <w:szCs w:val="26"/>
+        </w:rPr>
+      </w:pPr>
+      <w:r>
+        <w:rPr>
+          <w:szCs w:val="26"/>
+        </w:rPr>
+        <w:t xml:space="preserve">Perkmann, M., Tartari, V., McKelvey, M., Autio, E., Broström, A., D’Este, P., Fini, R., Geuna, A., Grimaldi, R., Hughes, A., Krabel, S., Kitson, M., Llerena, P., Lissoni, F., Salter, A., &amp; Sobrero, M. (2013). Academic engagement and commercialisation: A review of the literature on university-industry relations. </w:t>
+      </w:r>
+      <w:r>
+        <w:rPr>
+          <w:szCs w:val="26"/>
+          <w:i/>
+        </w:rPr>
+        <w:t xml:space="preserve">Research Policy, 42</w:t>
+      </w:r>
+      <w:r>
+        <w:rPr>
+          <w:szCs w:val="26"/>
+        </w:rPr>
+        <w:t xml:space="preserve">(2), 423-442. https://doi.org/10.1016/j.respol.2012.09.007</w:t>
+      </w:r>
+    </w:p>
+    <w:p>
+      <w:pPr>
+        <w:spacing w:after="80"/>
+        <w:ind w:left="560" w:hanging="560"/>
+        <w:rPr>
+          <w:szCs w:val="26"/>
+        </w:rPr>
+      </w:pPr>
+      <w:r>
+        <w:rPr>
+          <w:szCs w:val="26"/>
+        </w:rPr>
+        <w:t xml:space="preserve">Quốc hội. (2017). </w:t>
+      </w:r>
+      <w:r>
+        <w:rPr>
+          <w:szCs w:val="26"/>
+          <w:i/>
+        </w:rPr>
+        <w:t xml:space="preserve">Luật Chuyển giao công nghệ số 07/2017/QH14 ngày 19 tháng 6 năm 2017</w:t>
+      </w:r>
+      <w:r>
+        <w:rPr>
+          <w:szCs w:val="26"/>
+        </w:rPr>
+        <w:t xml:space="preserve">.</w:t>
+      </w:r>
+    </w:p>
+    <w:p>
+      <w:pPr>
+        <w:spacing w:after="80"/>
+        <w:ind w:left="560" w:hanging="560"/>
+        <w:rPr>
+          <w:szCs w:val="26"/>
+        </w:rPr>
+      </w:pPr>
+      <w:r>
+        <w:rPr>
+          <w:szCs w:val="26"/>
+        </w:rPr>
+        <w:t xml:space="preserve">Quốc hội. (2025a). </w:t>
+      </w:r>
+      <w:r>
+        <w:rPr>
+          <w:szCs w:val="26"/>
+          <w:i/>
+        </w:rPr>
+        <w:t xml:space="preserve">Luật Giáo dục đại học số 125/2025/QH15 ngày 10 tháng 12 năm 2025</w:t>
+      </w:r>
+      <w:r>
+        <w:rPr>
+          <w:szCs w:val="26"/>
+        </w:rPr>
+        <w:t xml:space="preserve">.</w:t>
+      </w:r>
+    </w:p>
+    <w:p>
+      <w:pPr>
+        <w:spacing w:after="80"/>
+        <w:ind w:left="560" w:hanging="560"/>
+        <w:rPr>
+          <w:szCs w:val="26"/>
+        </w:rPr>
+      </w:pPr>
+      <w:r>
+        <w:rPr>
+          <w:szCs w:val="26"/>
+        </w:rPr>
+        <w:t xml:space="preserve">Quốc hội. (2025b). </w:t>
+      </w:r>
+      <w:r>
+        <w:rPr>
+          <w:szCs w:val="26"/>
+          <w:i/>
+        </w:rPr>
+        <w:t xml:space="preserve">Luật Khoa học, công nghệ và đổi mới sáng tạo số 93/2025/QH15 ngày 27 tháng 6 năm 2025</w:t>
+      </w:r>
+      <w:r>
+        <w:rPr>
+          <w:szCs w:val="26"/>
+        </w:rPr>
+        <w:t xml:space="preserve">.</w:t>
+      </w:r>
+    </w:p>
+    <w:p>
+      <w:pPr>
+        <w:spacing w:after="80"/>
+        <w:ind w:left="560" w:hanging="560"/>
+        <w:rPr>
+          <w:szCs w:val="26"/>
+        </w:rPr>
+      </w:pPr>
+      <w:r>
+        <w:rPr>
+          <w:szCs w:val="26"/>
+        </w:rPr>
+        <w:t xml:space="preserve">Quốc hội. (2025c). </w:t>
+      </w:r>
+      <w:r>
+        <w:rPr>
+          <w:szCs w:val="26"/>
+          <w:i/>
+        </w:rPr>
+        <w:t xml:space="preserve">Luật số 131/2025/QH15 ngày 10 tháng 12 năm 2025 sửa đổi, bổ sung một số điều của Luật Sở hữu trí tuệ</w:t>
+      </w:r>
+      <w:r>
+        <w:rPr>
+          <w:szCs w:val="26"/>
+        </w:rPr>
+        <w:t xml:space="preserve">.</w:t>
+      </w:r>
+    </w:p>
+    <w:p>
+      <w:pPr>
+        <w:spacing w:after="80"/>
+        <w:ind w:left="560" w:hanging="560"/>
+        <w:rPr>
+          <w:szCs w:val="26"/>
+        </w:rPr>
+      </w:pPr>
+      <w:r>
+        <w:rPr>
+          <w:szCs w:val="26"/>
+        </w:rPr>
+        <w:t xml:space="preserve">Rocha, A., Cruz-Cunha, M. M., &amp; Romero, F. (2023). University technology transfer: Assessment of invention disclosures by technology transfer offices. </w:t>
+      </w:r>
+      <w:r>
+        <w:rPr>
+          <w:szCs w:val="26"/>
+          <w:i/>
+        </w:rPr>
+        <w:t xml:space="preserve">International Journal of Entrepreneurship and Innovation Management, 27</w:t>
+      </w:r>
+      <w:r>
+        <w:rPr>
+          <w:szCs w:val="26"/>
+        </w:rPr>
+        <w:t xml:space="preserve">(1/2), 119-136.</w:t>
+      </w:r>
+    </w:p>
+    <w:p>
+      <w:pPr>
+        <w:spacing w:after="80"/>
+        <w:ind w:left="560" w:hanging="560"/>
+        <w:rPr>
+          <w:szCs w:val="26"/>
+        </w:rPr>
+      </w:pPr>
+      <w:r>
+        <w:rPr>
+          <w:szCs w:val="26"/>
+        </w:rPr>
+        <w:t xml:space="preserve">Shane, S. (2004). Encouraging university entrepreneurship? The effect of the Bayh-Dole Act on university patenting in the United States. </w:t>
+      </w:r>
+      <w:r>
+        <w:rPr>
+          <w:szCs w:val="26"/>
+          <w:i/>
+        </w:rPr>
+        <w:t xml:space="preserve">Journal of Business Venturing, 19</w:t>
+      </w:r>
+      <w:r>
+        <w:rPr>
+          <w:szCs w:val="26"/>
+        </w:rPr>
+        <w:t xml:space="preserve">(1), 127-151. https://doi.org/10.1016/S0883-9026(02)00114-3</w:t>
+      </w:r>
+    </w:p>
+    <w:p>
+      <w:pPr>
+        <w:spacing w:after="80"/>
+        <w:ind w:left="560" w:hanging="560"/>
+        <w:rPr>
+          <w:szCs w:val="26"/>
+        </w:rPr>
+      </w:pPr>
+      <w:r>
+        <w:rPr>
+          <w:szCs w:val="26"/>
+        </w:rPr>
+        <w:t xml:space="preserve">Siegel, D. S., Veugelers, R., &amp; Wright, M. (2007). Technology transfer offices and commercialization of university intellectual property: Performance and policy implications. </w:t>
+      </w:r>
+      <w:r>
+        <w:rPr>
+          <w:szCs w:val="26"/>
+          <w:i/>
+        </w:rPr>
+        <w:t xml:space="preserve">Oxford Review of Economic Policy, 23</w:t>
+      </w:r>
+      <w:r>
+        <w:rPr>
+          <w:szCs w:val="26"/>
+        </w:rPr>
+        <w:t xml:space="preserve">(4), 640-660. https://doi.org/10.1093/oxrep/grm036</w:t>
+      </w:r>
+    </w:p>
+    <w:p>
+      <w:pPr>
+        <w:spacing w:after="80"/>
+        <w:ind w:left="560" w:hanging="560"/>
+        <w:rPr>
+          <w:szCs w:val="26"/>
+        </w:rPr>
+      </w:pPr>
+      <w:r>
+        <w:rPr>
+          <w:szCs w:val="26"/>
+        </w:rPr>
+        <w:t xml:space="preserve">Teece, D. J. (2018). Profiting from innovation in the digital economy: Enabling technologies, standards, and licensing models in the wireless world. </w:t>
+      </w:r>
+      <w:r>
+        <w:rPr>
+          <w:szCs w:val="26"/>
+          <w:i/>
+        </w:rPr>
+        <w:t xml:space="preserve">Research Policy, 47</w:t>
+      </w:r>
+      <w:r>
+        <w:rPr>
+          <w:szCs w:val="26"/>
+        </w:rPr>
+        <w:t xml:space="preserve">(8), 1367-1387. https://doi.org/10.1016/j.respol.2017.01.015</w:t>
+      </w:r>
+    </w:p>
+    <w:p>
+      <w:pPr>
+        <w:spacing w:after="80"/>
+        <w:ind w:left="560" w:hanging="560"/>
+        <w:rPr>
+          <w:szCs w:val="26"/>
+        </w:rPr>
+      </w:pPr>
+      <w:r>
+        <w:rPr>
+          <w:szCs w:val="26"/>
+        </w:rPr>
+        <w:t xml:space="preserve">Thursby, J. G., &amp; Kemp, S. (2002). Growth and productive efficiency of university intellectual property licensing. </w:t>
+      </w:r>
+      <w:r>
+        <w:rPr>
+          <w:szCs w:val="26"/>
+          <w:i/>
+        </w:rPr>
+        <w:t xml:space="preserve">Research Policy, 31</w:t>
+      </w:r>
+      <w:r>
+        <w:rPr>
+          <w:szCs w:val="26"/>
+        </w:rPr>
+        <w:t xml:space="preserve">(1), 109-124. https://doi.org/10.1016/S0048-7333(00)00160-8</w:t>
+      </w:r>
+    </w:p>
+    <w:p>
+      <w:pPr>
+        <w:spacing w:after="80"/>
+        <w:ind w:left="560" w:hanging="560"/>
+        <w:rPr>
+          <w:szCs w:val="26"/>
+        </w:rPr>
+      </w:pPr>
+      <w:r>
+        <w:rPr>
+          <w:szCs w:val="26"/>
+        </w:rPr>
+        <w:t xml:space="preserve">Thủ tướng Chính phủ. (2019). </w:t>
+      </w:r>
+      <w:r>
+        <w:rPr>
+          <w:szCs w:val="26"/>
+          <w:i/>
+        </w:rPr>
+        <w:t xml:space="preserve">Quyết định số 1068/QĐ-TTg ngày 22 tháng 8 năm 2019 phê duyệt Chiến lược sở hữu trí tuệ đến năm 2030</w:t>
+      </w:r>
+      <w:r>
+        <w:rPr>
+          <w:szCs w:val="26"/>
+        </w:rPr>
+        <w:t xml:space="preserve">.</w:t>
+      </w:r>
+    </w:p>
+    <w:p>
+      <w:pPr>
+        <w:spacing w:after="80"/>
+        <w:ind w:left="560" w:hanging="560"/>
+        <w:rPr>
+          <w:szCs w:val="26"/>
+        </w:rPr>
+      </w:pPr>
+      <w:r>
+        <w:rPr>
+          <w:szCs w:val="26"/>
+        </w:rPr>
+        <w:t xml:space="preserve">Thủ tướng Chính phủ. (2026a). </w:t>
+      </w:r>
+      <w:r>
+        <w:rPr>
+          <w:szCs w:val="26"/>
+          <w:i/>
+        </w:rPr>
+        <w:t xml:space="preserve">Chỉ thị số 02/CT-TTg ngày 30 tháng 01 năm 2026 về tăng cường thực thi quyền sở hữu trí tuệ</w:t>
+      </w:r>
+      <w:r>
+        <w:rPr>
+          <w:szCs w:val="26"/>
+        </w:rPr>
+        <w:t xml:space="preserve">.</w:t>
+      </w:r>
+    </w:p>
+    <w:p>
+      <w:pPr>
+        <w:spacing w:after="80"/>
+        <w:ind w:left="560" w:hanging="560"/>
+        <w:rPr>
+          <w:szCs w:val="26"/>
+        </w:rPr>
+      </w:pPr>
+      <w:r>
+        <w:rPr>
+          <w:szCs w:val="26"/>
+        </w:rPr>
+        <w:t xml:space="preserve">Thủ tướng Chính phủ. (2026b). </w:t>
+      </w:r>
+      <w:r>
+        <w:rPr>
+          <w:szCs w:val="26"/>
+          <w:i/>
+        </w:rPr>
+        <w:t xml:space="preserve">Quyết định số 1624/QĐ-TTg ngày 21 tháng 8 năm 2026 sửa đổi, bổ sung một số điều của Quyết định số 1068/QĐ-TTg ngày 22 tháng 8 năm 2019 phê duyệt Chiến lược sở hữu trí tuệ đến năm 2030</w:t>
+      </w:r>
+      <w:r>
+        <w:rPr>
+          <w:szCs w:val="26"/>
+        </w:rPr>
+        <w:t xml:space="preserve">.</w:t>
+      </w:r>
+    </w:p>
+    <w:p>
+      <w:pPr>
+        <w:spacing w:after="80"/>
+        <w:ind w:left="560" w:hanging="560"/>
+        <w:rPr>
+          <w:szCs w:val="26"/>
+        </w:rPr>
+      </w:pPr>
+      <w:r>
+        <w:rPr>
+          <w:szCs w:val="26"/>
+        </w:rPr>
+        <w:t xml:space="preserve">Tổ chức Sở hữu trí tuệ thế giới. (2020). </w:t>
+      </w:r>
+      <w:r>
+        <w:rPr>
+          <w:szCs w:val="26"/>
+          <w:i/>
+        </w:rPr>
+        <w:t xml:space="preserve">What is intellectual property?</w:t>
+      </w:r>
+      <w:r>
+        <w:rPr>
+          <w:szCs w:val="26"/>
+        </w:rPr>
+        <w:t xml:space="preserve"> (WIPO Publication No. 450). World Intellectual Property Organization.</w:t>
+      </w:r>
+    </w:p>
+    <w:p>
+      <w:pPr>
+        <w:spacing w:after="80"/>
+        <w:ind w:left="560" w:hanging="560"/>
+        <w:rPr>
+          <w:szCs w:val="26"/>
+        </w:rPr>
+      </w:pPr>
+      <w:r>
+        <w:rPr>
+          <w:szCs w:val="26"/>
+        </w:rPr>
+        <w:t xml:space="preserve">Văn phòng Quốc hội. (2026). </w:t>
+      </w:r>
+      <w:r>
+        <w:rPr>
+          <w:szCs w:val="26"/>
+          <w:i/>
+        </w:rPr>
+        <w:t xml:space="preserve">Văn bản hợp nhất số 67/VBHN-VPQH ngày 23 tháng 3 năm 2026 hợp nhất Luật Sở hữu trí tuệ</w:t>
+      </w:r>
+      <w:r>
+        <w:rPr>
+          <w:szCs w:val="26"/>
+        </w:rPr>
+        <w:t xml:space="preserve">.</w:t>
+      </w:r>
+    </w:p>
+    <w:p>
+      <w:pPr>
+        <w:spacing w:after="80"/>
+        <w:ind w:left="560" w:hanging="560"/>
+        <w:rPr>
+          <w:szCs w:val="26"/>
+        </w:rPr>
+      </w:pPr>
+      <w:r>
+        <w:rPr>
+          <w:szCs w:val="26"/>
+        </w:rPr>
+        <w:t xml:space="preserve">Võ, N. H. P. (2025). Quyền của chủ thể không giữ quyền tài sản đối với các tác phẩm hình thành trong nhà trường, kinh nghiệm quốc tế để hoàn thiện chính sách sở hữu trí tuệ của các trường đại học tại Việt Nam. </w:t>
+      </w:r>
+      <w:r>
+        <w:rPr>
+          <w:szCs w:val="26"/>
+          <w:i/>
+        </w:rPr>
+        <w:t xml:space="preserve">Tạp chí Khoa học Đại học Mở Thành phố Hồ Chí Minh</w:t>
+      </w:r>
+      <w:r>
+        <w:rPr>
+          <w:szCs w:val="26"/>
+        </w:rPr>
+        <w:t xml:space="preserve">. https://doi.org/10.59266/houjs.2025.606</w:t>
+      </w:r>
+    </w:p>
+    <w:p>
+      <w:pPr>
+        <w:pageBreakBefore/>
+        <w:spacing w:after="80"/>
+        <w:ind w:firstLine="0"/>
+        <w:jc w:val="center"/>
+        <w:rPr>
+          <w:szCs w:val="26"/>
+        </w:rPr>
+      </w:pPr>
+      <w:r>
+        <w:rPr>
+          <w:b/>
+          <w:szCs w:val="26"/>
+        </w:rPr>
+        <w:t>TỜ KHAI MINH BẠCH SỬ DỤNG AI VÀ CAM KẾT DỮ LIỆU GỐC</w:t>
+      </w:r>
+    </w:p>
+    <w:p>
+      <w:pPr>
+        <w:rPr>
+          <w:szCs w:val="26"/>
+        </w:rPr>
+      </w:pPr>
+      <w:r>
+        <w:rPr>
+          <w:szCs w:val="26"/>
+        </w:rPr>
+        <w:t xml:space="preserve">Tên bài báo: Khoảng cách giữa sản phẩm khoa học và tài sản trí tuệ tại trường đại học tư thục: Phân tích chính sách trong bối cảnh pháp lý mới.</w:t>
+      </w:r>
+    </w:p>
+    <w:p>
+      <w:pPr>
+        <w:rPr>
+          <w:szCs w:val="26"/>
+        </w:rPr>
+      </w:pPr>
+      <w:r>
+        <w:rPr>
+          <w:szCs w:val="26"/>
+        </w:rPr>
+        <w:t xml:space="preserve">Tác giả: Nguyễn Thị Tố Uyên, Trần Đăng Bộ. Đơn vị: Trường Đại học Thành Đô.</w:t>
+      </w:r>
+    </w:p>
+    <w:p>
+      <w:pPr>
+        <w:rPr>
+          <w:szCs w:val="26"/>
+        </w:rPr>
+      </w:pPr>
+      <w:r>
+        <w:rPr>
+          <w:szCs w:val="26"/>
+          <w:b/>
+        </w:rPr>
+        <w:t xml:space="preserve">Phần I. Minh bạch sử dụng trí tuệ nhân tạo (chọn một phương án)</w:t>
+      </w:r>
+    </w:p>
+    <w:p>
+      <w:pPr>
+        <w:rPr>
+          <w:szCs w:val="26"/>
+        </w:rPr>
+      </w:pPr>
+      <w:r>
+        <w:rPr>
+          <w:szCs w:val="26"/>
+        </w:rPr>
+        <w:t xml:space="preserve">☐ Phương án A: Nhóm tác giả cam kết không sử dụng công cụ trí tuệ nhân tạo trong toàn bộ quá trình nghiên cứu, xử lý số liệu và viết bản thảo.</w:t>
+      </w:r>
+    </w:p>
+    <w:p>
+      <w:pPr>
+        <w:rPr>
+          <w:szCs w:val="26"/>
+        </w:rPr>
+      </w:pPr>
+      <w:r>
+        <w:rPr>
+          <w:szCs w:val="26"/>
+        </w:rPr>
+        <w:t xml:space="preserve">☐ Phương án B: Nhóm tác giả xác nhận có sử dụng công cụ trí tuệ nhân tạo trong phạm vi cho phép, không dùng trí tuệ nhân tạo để tạo nội dung khoa học, tạo dữ liệu giả hoặc tài liệu tham khảo giả. Phạm vi sử dụng được kê khai tại bảng dưới đây.</w:t>
       </w:r>
     </w:p>
     <w:p>
@@ -1434,1068 +3608,7 @@
           <w:b/>
           <w:szCs w:val="26"/>
         </w:rPr>
-        <w:t>Hình 4. Mô phỏng phần lợi ích của tác giả theo các quy định nội bộ và mức mặc định của Luật Sở hữu trí tuệ</w:t>
-      </w:r>
-    </w:p>
-    <w:p>
-      <w:pPr>
-        <w:keepNext/>
-        <w:spacing w:before="0" w:after="0" w:line="240" w:lineRule="auto"/>
-        <w:ind w:firstLine="0"/>
-        <w:jc w:val="center"/>
-        <w:rPr>
-          <w:szCs w:val="26"/>
-        </w:rPr>
-      </w:pPr>
-      <w:r xmlns:a="http://schemas.openxmlformats.org/drawingml/2006/main" xmlns:c="http://schemas.openxmlformats.org/drawingml/2006/chart">
-        <w:rPr>
-          <w:noProof/>
-        </w:rPr>
-        <w:drawing>
-          <wp:inline distT="0" distB="0" distL="0" distR="0">
-            <wp:extent cx="5580000" cy="3420000"/>
-            <wp:effectExtent l="0" t="0" r="0" b="0"/>
-            <wp:docPr id="503" name="Biểu đồ 503" descr="Hình 2.4. Mô phỏng phần lợi ích của tác giả theo các quy định nội bộ và mức mặc định của Luật Sở hữu trí tuệ"/>
-            <wp:cNvGraphicFramePr/>
-            <a:graphic>
-              <a:graphicData uri="http://schemas.openxmlformats.org/drawingml/2006/chart">
-                <c:chart r:id="rId11"/>
-              </a:graphicData>
-            </a:graphic>
-          </wp:inline>
-        </w:drawing>
-      </w:r>
-    </w:p>
-    <w:p>
-      <w:pPr>
-        <w:spacing w:after="160"/>
-        <w:ind w:firstLine="0"/>
-        <w:rPr>
-          <w:szCs w:val="26"/>
-        </w:rPr>
-      </w:pPr>
-      <w:r>
-        <w:rPr>
-          <w:i/>
-          <w:szCs w:val="26"/>
-        </w:rPr>
-        <w:t>Nguồn: Nhóm tác giả mô phỏng từ Điều 36 Quyết định 213, Điều 9 Điều lệ Quỹ Học bổng sau tiến sĩ Ngô Xuân Độ, điểm b khoản 1 Điều 135 Luật Sở hữu trí tuệ và điểm a khoản 3 Điều 28 Luật số 93/2025/QH15; đơn vị: triệu đồng.</w:t>
-      </w:r>
-    </w:p>
-    <w:p>
-      <w:pPr>
-        <w:spacing w:before="200" w:after="100"/>
-        <w:ind w:firstLine="0"/>
-        <w:rPr>
-          <w:szCs w:val="26"/>
-        </w:rPr>
-      </w:pPr>
-      <w:r>
-        <w:rPr>
-          <w:b/>
-          <w:szCs w:val="26"/>
-        </w:rPr>
-        <w:t>4.5. Hợp tác doanh nghiệp là kênh hình thành tài sản trí tuệ hiệu quả nhất</w:t>
-      </w:r>
-    </w:p>
-    <w:p>
-      <w:pPr>
-        <w:rPr>
-          <w:szCs w:val="26"/>
-        </w:rPr>
-      </w:pPr>
-      <w:r>
-        <w:rPr>
-          <w:szCs w:val="26"/>
-        </w:rPr>
-        <w:t xml:space="preserve">Nhà trường hiện sở hữu 12 tài sản trí tuệ đã được xác lập quyền hoặc đang xử lý đơn, hình thành từ ba luồng. Luồng thương hiệu gồm 4 tài sản do Nhà trường đơn sở hữu và đều đã có văn bằng. Luồng hợp tác doanh nghiệp gồm 5 kiểu dáng công nghiệp và 1 nhãn hiệu đồng sở hữu với một doanh nghiệp đối tác, là thành công nổi bật trong chiến lược hợp tác đại học với doanh nghiệp mà Ban Giám hiệu đã dày công kết nối; riêng năm 2024 có 5 kiểu dáng được cấp, nâng số tài sản lũy kế từ 4 lên 9. Luồng nghiên cứu mới có 2 đơn sáng chế nộp năm 2025 và 2026.</w:t>
-      </w:r>
-    </w:p>
-    <w:p>
-      <w:pPr>
-        <w:rPr>
-          <w:szCs w:val="26"/>
-        </w:rPr>
-      </w:pPr>
-      <w:r>
-        <w:rPr>
-          <w:szCs w:val="26"/>
-        </w:rPr>
-        <w:t xml:space="preserve">Như vậy, kênh hợp tác doanh nghiệp đã tạo ra một nửa số tài sản trí tuệ trong thời gian ngắn, trong khi kênh đề tài cấp cơ sở, nơi có nhiều sản phẩm đủ điều kiện nhất, mới đóng góp một đơn. Khai thác có thu phí mới có hai hợp đồng chuyển giao quyền sử dụng tác phẩm đối với sách chuyên khảo; chín văn bằng đã được cấp chưa phát sinh giao dịch chuyển giao quyền. Bước tiếp theo là tận dụng đà hợp tác để phát triển thêm tài sản do Nhà trường đơn sở hữu từ kết quả nghiên cứu, nhất là công thức và quy trình, những đối tượng mà kiểu dáng công nghiệp chưa bảo hộ.</w:t>
-      </w:r>
-    </w:p>
-    <w:p>
-      <w:pPr>
-        <w:rPr>
-          <w:szCs w:val="26"/>
-        </w:rPr>
-      </w:pPr>
-      <w:r>
-        <w:rPr>
-          <w:szCs w:val="26"/>
-        </w:rPr>
-        <w:t xml:space="preserve">Về bảo vệ quyền, giai đoạn nghiên cứu không ghi nhận tranh chấp hay xử lý xâm phạm liên quan đến Nhà trường, phù hợp với quy mô tài sản và mức khai thác hiện tại. Do 5 kiểu dáng được cấp cùng năm 2024, việc gia hạn sẽ dồn vào cùng một thời điểm; thời hạn văn bằng hiện được theo dõi trong bảng riêng của bộ phận quản trị thương hiệu, chưa liên kết với danh mục đề tài của Phòng Khoa học Công nghệ. Sự tách rời giữa hai danh mục là thêm một biểu hiện của khoảng trống dữ liệu đã nêu ở Mục 4.2.</w:t>
-      </w:r>
-    </w:p>
-    <w:p>
-      <w:pPr>
-        <w:spacing w:before="280" w:after="160"/>
-        <w:ind w:firstLine="0"/>
-        <w:rPr>
-          <w:szCs w:val="26"/>
-        </w:rPr>
-      </w:pPr>
-      <w:r>
-        <w:rPr>
-          <w:b/>
-          <w:szCs w:val="26"/>
-        </w:rPr>
-        <w:t>5. BÀN LUẬN</w:t>
-      </w:r>
-    </w:p>
-    <w:p>
-      <w:pPr>
-        <w:rPr>
-          <w:szCs w:val="26"/>
-        </w:rPr>
-      </w:pPr>
-      <w:r>
-        <w:rPr>
-          <w:szCs w:val="26"/>
-          <w:b/>
-        </w:rPr>
-        <w:t xml:space="preserve">Giải thích kết quả.</w:t>
-      </w:r>
-      <w:r>
-        <w:rPr>
-          <w:szCs w:val="26"/>
-        </w:rPr>
-        <w:t xml:space="preserve"> Kết quả cho thấy ở một trường chưa có đơn vị chuyển giao chuyên nghiệp, tiềm năng tài sản trí tuệ không mất đi ở khâu tạo lập mà ở khâu nhận diện. Quy chế đã liệt kê đúng đối tượng, nhưng không có thời điểm bắt buộc nào để đối chiếu sản phẩm với danh mục đó. Nghiệm thu là thời điểm duy nhất mọi sản phẩm đề tài đều đi qua một hội đồng, nên cũng là điểm can thiệp có chi phí thấp nhất. Cấu trúc khuyến khích ưu tiên công bố và việc thiếu dòng kinh phí nộp đơn làm cho khoảng trống này không được bù đắp bằng sự chủ động của tác giả, ngoại trừ các trường hợp tác giả có kinh nghiệm như đề tài lá Quế hoa.</w:t>
-      </w:r>
-    </w:p>
-    <w:p>
-      <w:pPr>
-        <w:rPr>
-          <w:szCs w:val="26"/>
-        </w:rPr>
-      </w:pPr>
-      <w:r>
-        <w:rPr>
-          <w:szCs w:val="26"/>
-          <w:b/>
-        </w:rPr>
-        <w:t xml:space="preserve">Đối chiếu với nghiên cứu trước.</w:t>
-      </w:r>
-      <w:r>
-        <w:rPr>
-          <w:szCs w:val="26"/>
-        </w:rPr>
-        <w:t xml:space="preserve"> Phát hiện về vai trò của khuyến khích phù hợp với Goldfarb và Henrekson (2003) và Siegel và cộng sự (2007): khi khuyến khích đặt vào công bố, hành vi đăng ký giảm. Phát hiện về khâu khai báo tương đồng với nhận định của Thursby và Kemp (2002) rằng mức độ sẵn sàng khai báo của giảng viên quyết định quy mô đầu vào của chuyển giao. Điểm khác biệt là các nghiên cứu này mặc định có đơn vị chuyển giao tiếp nhận bản khai báo, như mô tả của Rocha và cộng sự (2023); tại Trường Đại học Thành Đô, chính bước tiếp nhận có cấu trúc đó chưa tồn tại, nên nút thắt dịch chuyển sớm hơn trong chuỗi. Phát hiện về kênh hợp tác doanh nghiệp phù hợp với Perkmann và cộng sự (2013) và O’Dwyer và cộng sự (2023): quan hệ tin cậy với đối tác có thể tạo ra tài sản nhanh hơn kênh nội sinh khi năng lực đăng ký còn hạn chế. So với các nghiên cứu trong nước (Nguyễn, 2025; Võ, 2025), bài báo chuyển trọng tâm từ phân tích quy định sang đo lường thực thi, và cho thấy quy định đầy đủ chưa đủ để tạo ra kết quả.</w:t>
-      </w:r>
-    </w:p>
-    <w:p>
-      <w:pPr>
-        <w:rPr>
-          <w:szCs w:val="26"/>
-        </w:rPr>
-      </w:pPr>
-      <w:r>
-        <w:rPr>
-          <w:szCs w:val="26"/>
-          <w:b/>
-        </w:rPr>
-        <w:t xml:space="preserve">Đóng góp của bài báo.</w:t>
-      </w:r>
-      <w:r>
-        <w:rPr>
-          <w:szCs w:val="26"/>
-        </w:rPr>
-        <w:t xml:space="preserve"> Về lý luận, bài báo bổ sung bằng chứng rằng trong mô hình chu trình quản lý tài sản trí tuệ, khâu nối giữa tạo lập và xác lập cần được xem là một khâu quản lý độc lập, đặc biệt ở trường chưa có đơn vị chuyển giao chuyên nghiệp. Về phương pháp, bài báo cho thấy dữ liệu hành chính sẵn có của trường đại học đủ để truy vết chuỗi từ đề tài đến văn bằng nếu được so khớp có hệ thống. Về thực tiễn và chính sách, kết quả gợi ý bốn can thiệp neo vào từng phát hiện: phiếu rà soát khả năng bảo hộ bắt buộc tại nghiệm thu, cùng việc rà soát lại tám đề tài giai đoạn 2021 - 2024, xuất phát từ điểm đứt ở bậc thứ hai của chuỗi; dòng kinh phí nộp đơn và cơ chế chuyển tiếp với Quỹ Học bổng sau tiến sĩ Ngô Xuân Độ, xuất phát từ khoảng trống tài chính; quy chế hợp nhất theo Luật số 93/2025/QH15, bỏ mức trần và bảo đảm mức tối thiểu cho tác giả, xuất phát từ độ trễ thể chế; và danh mục tài sản trí tuệ dùng chung giữa các đầu mối, xuất phát từ khoảng trống dữ liệu.</w:t>
-      </w:r>
-    </w:p>
-    <w:p>
-      <w:pPr>
-        <w:rPr>
-          <w:szCs w:val="26"/>
-        </w:rPr>
-      </w:pPr>
-      <w:r>
-        <w:rPr>
-          <w:szCs w:val="26"/>
-          <w:b/>
-        </w:rPr>
-        <w:t xml:space="preserve">Hạn chế của nghiên cứu.</w:t>
-      </w:r>
-      <w:r>
-        <w:rPr>
-          <w:szCs w:val="26"/>
-        </w:rPr>
-        <w:t xml:space="preserve"> Thứ nhất, đây là nghiên cứu trường hợp đơn nên kết quả không đại diện cho toàn bộ hệ thống giáo dục đại học tư thục. Thứ hai, việc phân loại sản phẩm theo đối tượng quyền là đánh giá sơ bộ từ mô tả trong hồ sơ nghiệm thu, chưa phải kết quả tra cứu tính mới; số sản phẩm thực sự đủ điều kiện bảo hộ có thể thấp hơn. Thứ ba, nghiên cứu dựa trên dữ liệu hành chính, chưa kết hợp khảo sát hay phỏng vấn giảng viên, nên chưa kiểm chứng trực tiếp động cơ lựa chọn giữa công bố và đăng ký. Thứ tư, dữ liệu về khai thác và giá trị kinh tế của tài sản trí tuệ còn mỏng, nên nghiên cứu chưa đánh giá được hiệu quả kinh tế của quản lý quyền.</w:t>
-      </w:r>
-    </w:p>
-    <w:p>
-      <w:pPr>
-        <w:rPr>
-          <w:szCs w:val="26"/>
-        </w:rPr>
-      </w:pPr>
-      <w:r>
-        <w:rPr>
-          <w:szCs w:val="26"/>
-          <w:b/>
-        </w:rPr>
-        <w:t xml:space="preserve">Hướng nghiên cứu tiếp theo.</w:t>
-      </w:r>
-      <w:r>
-        <w:rPr>
-          <w:szCs w:val="26"/>
-        </w:rPr>
-        <w:t xml:space="preserve"> Các nghiên cứu tiếp theo có thể đánh giá tác động của phiếu rà soát sau một đến hai năm áp dụng bằng thiết kế trước và sau, mở rộng so sánh sang một số trường đại học tư thục khác, và khảo sát giảng viên để lượng hóa ảnh hưởng của cấu trúc khuyến khích đến quyết định công bố hay đăng ký.</w:t>
-      </w:r>
-    </w:p>
-    <w:p>
-      <w:pPr>
-        <w:spacing w:before="280" w:after="160"/>
-        <w:ind w:firstLine="0"/>
-        <w:rPr>
-          <w:szCs w:val="26"/>
-        </w:rPr>
-      </w:pPr>
-      <w:r>
-        <w:rPr>
-          <w:b/>
-          <w:szCs w:val="26"/>
-        </w:rPr>
-        <w:t>6. KẾT LUẬN</w:t>
-      </w:r>
-    </w:p>
-    <w:p>
-      <w:pPr>
-        <w:rPr>
-          <w:szCs w:val="26"/>
-        </w:rPr>
-      </w:pPr>
-      <w:r>
-        <w:rPr>
-          <w:szCs w:val="26"/>
-        </w:rPr>
-        <w:t xml:space="preserve">Bài báo đánh giá hiệu quả quản lý quyền sở hữu trí tuệ tại Trường Đại học Thành Đô nhằm xác định điểm nghẽn trong chuyển hóa kết quả nghiên cứu thành tài sản trí tuệ được bảo hộ trước khung pháp lý mới.</w:t>
-      </w:r>
-    </w:p>
-    <w:p>
-      <w:pPr>
-        <w:rPr>
-          <w:szCs w:val="26"/>
-        </w:rPr>
-      </w:pPr>
-      <w:r>
-        <w:rPr>
-          <w:szCs w:val="26"/>
-        </w:rPr>
-        <w:t xml:space="preserve">Phát hiện quan trọng nhất là tiềm năng tài sản trí tuệ từ đề tài cấp cơ sở của Nhà trường là đáng kể, tập trung ở khối ngành Y - Dược, nhưng chuỗi chuyển hóa đứt ở khâu nối giữa nghiệm thu và đăng ký do thiếu một biểu mẫu rà soát tại thời điểm nghiệm thu. Cấu trúc khuyến khích ưu tiên công bố, việc thiếu dòng kinh phí nộp đơn và độ trễ thể chế của các quy chế ban hành trước năm 2025 cùng khuếch đại điểm nghẽn này. Trong khi đó, chiến lược hợp tác với doanh nghiệp đã chứng tỏ là kênh hình thành tài sản hiệu quả nhất.</w:t>
-      </w:r>
-    </w:p>
-    <w:p>
-      <w:pPr>
-        <w:rPr>
-          <w:szCs w:val="26"/>
-        </w:rPr>
-      </w:pPr>
-      <w:r>
-        <w:rPr>
-          <w:szCs w:val="26"/>
-        </w:rPr>
-        <w:t xml:space="preserve">Bài báo đóng góp bằng chứng thực nghiệm cho việc xem khâu nhận diện tài sản trí tuệ như một khâu quản lý độc lập trong chu trình, và cho thấy dữ liệu hành chính có thể dùng để đo chuỗi chuyển hóa ở cấp trường. Hàm ý trực tiếp cho Nhà trường là ban hành phiếu rà soát bắt buộc tại nghiệm thu và hợp nhất quy chế theo Luật số 93/2025/QH15; hàm ý cho các trường đại học tư thục có điều kiện tương tự là ưu tiên thiết lập bước sàng lọc có cấu trúc trước khi đầu tư vào các thiết chế thương mại hóa phức tạp hơn.</w:t>
-      </w:r>
-    </w:p>
-    <w:p>
-      <w:pPr>
-        <w:spacing w:before="280" w:after="160"/>
-        <w:ind w:firstLine="0"/>
-        <w:rPr>
-          <w:szCs w:val="26"/>
-        </w:rPr>
-      </w:pPr>
-      <w:r>
-        <w:rPr>
-          <w:b/>
-          <w:szCs w:val="26"/>
-        </w:rPr>
-        <w:t>TÀI LIỆU THAM KHẢO</w:t>
-      </w:r>
-    </w:p>
-    <w:p>
-      <w:pPr>
-        <w:spacing w:after="80"/>
-        <w:ind w:left="560" w:hanging="560"/>
-        <w:rPr>
-          <w:szCs w:val="26"/>
-        </w:rPr>
-      </w:pPr>
-      <w:r>
-        <w:rPr>
-          <w:szCs w:val="26"/>
-        </w:rPr>
-        <w:t xml:space="preserve">Bradley, S. R., Hayter, C. S., &amp; Link, A. N. (2013). Models and methods of university technology transfer. </w:t>
-      </w:r>
-      <w:r>
-        <w:rPr>
-          <w:szCs w:val="26"/>
-          <w:i/>
-        </w:rPr>
-        <w:t xml:space="preserve">Foundations and Trends in Entrepreneurship, 9</w:t>
-      </w:r>
-      <w:r>
-        <w:rPr>
-          <w:szCs w:val="26"/>
-        </w:rPr>
-        <w:t xml:space="preserve">(6), 571-650. https://doi.org/10.1561/0300000048</w:t>
-      </w:r>
-    </w:p>
-    <w:p>
-      <w:pPr>
-        <w:spacing w:after="80"/>
-        <w:ind w:left="560" w:hanging="560"/>
-        <w:rPr>
-          <w:szCs w:val="26"/>
-        </w:rPr>
-      </w:pPr>
-      <w:r>
-        <w:rPr>
-          <w:szCs w:val="26"/>
-        </w:rPr>
-        <w:t xml:space="preserve">Bộ Chính trị. (2026). </w:t>
-      </w:r>
-      <w:r>
-        <w:rPr>
-          <w:szCs w:val="26"/>
-          <w:i/>
-        </w:rPr>
-        <w:t xml:space="preserve">Kết luận số 51-KL/TW ngày 17 tháng 6 năm 2026 về đẩy mạnh công tác sở hữu trí tuệ phục vụ phát triển kinh tế - xã hội trong tình hình mới</w:t>
-      </w:r>
-      <w:r>
-        <w:rPr>
-          <w:szCs w:val="26"/>
-        </w:rPr>
-        <w:t xml:space="preserve">.</w:t>
-      </w:r>
-    </w:p>
-    <w:p>
-      <w:pPr>
-        <w:spacing w:after="80"/>
-        <w:ind w:left="560" w:hanging="560"/>
-        <w:rPr>
-          <w:szCs w:val="26"/>
-        </w:rPr>
-      </w:pPr>
-      <w:r>
-        <w:rPr>
-          <w:szCs w:val="26"/>
-        </w:rPr>
-        <w:t xml:space="preserve">Etzkowitz, H. (2003). Research groups as 'quasi-firms': The invention of the entrepreneurial university. </w:t>
-      </w:r>
-      <w:r>
-        <w:rPr>
-          <w:szCs w:val="26"/>
-          <w:i/>
-        </w:rPr>
-        <w:t xml:space="preserve">Research Policy, 32</w:t>
-      </w:r>
-      <w:r>
-        <w:rPr>
-          <w:szCs w:val="26"/>
-        </w:rPr>
-        <w:t xml:space="preserve">(1), 109-121. https://doi.org/10.1016/S0048-7333(02)00009-4</w:t>
-      </w:r>
-    </w:p>
-    <w:p>
-      <w:pPr>
-        <w:spacing w:after="80"/>
-        <w:ind w:left="560" w:hanging="560"/>
-        <w:rPr>
-          <w:szCs w:val="26"/>
-        </w:rPr>
-      </w:pPr>
-      <w:r>
-        <w:rPr>
-          <w:szCs w:val="26"/>
-        </w:rPr>
-        <w:t xml:space="preserve">Goldfarb, B., &amp; Henrekson, M. (2003). Bottom-up versus top-down policies towards the commercialization of university intellectual property. </w:t>
-      </w:r>
-      <w:r>
-        <w:rPr>
-          <w:szCs w:val="26"/>
-          <w:i/>
-        </w:rPr>
-        <w:t xml:space="preserve">Research Policy, 32</w:t>
-      </w:r>
-      <w:r>
-        <w:rPr>
-          <w:szCs w:val="26"/>
-        </w:rPr>
-        <w:t xml:space="preserve">(4), 639-658. https://doi.org/10.1016/S0048-7333(02)00034-3</w:t>
-      </w:r>
-    </w:p>
-    <w:p>
-      <w:pPr>
-        <w:spacing w:after="80"/>
-        <w:ind w:left="560" w:hanging="560"/>
-        <w:rPr>
-          <w:szCs w:val="26"/>
-        </w:rPr>
-      </w:pPr>
-      <w:r>
-        <w:rPr>
-          <w:szCs w:val="26"/>
-        </w:rPr>
-        <w:t xml:space="preserve">Holgersson, M., &amp; Aaboen, L. (2019). A literature review of intellectual property management in technology transfer offices: From appropriation to utilization. </w:t>
-      </w:r>
-      <w:r>
-        <w:rPr>
-          <w:szCs w:val="26"/>
-          <w:i/>
-        </w:rPr>
-        <w:t xml:space="preserve">Technology in Society, 59</w:t>
-      </w:r>
-      <w:r>
-        <w:rPr>
-          <w:szCs w:val="26"/>
-        </w:rPr>
-        <w:t xml:space="preserve">, Article 101132. https://doi.org/10.1016/j.techsoc.2019.04.008</w:t>
-      </w:r>
-    </w:p>
-    <w:p>
-      <w:pPr>
-        <w:spacing w:after="80"/>
-        <w:ind w:left="560" w:hanging="560"/>
-        <w:rPr>
-          <w:szCs w:val="26"/>
-        </w:rPr>
-      </w:pPr>
-      <w:r>
-        <w:rPr>
-          <w:szCs w:val="26"/>
-        </w:rPr>
-        <w:t xml:space="preserve">Maresova, P., Stemberkova, R., &amp; Fadeyi, O. (2019). Models, processes, and roles of universities in technology transfer management: A systematic review. </w:t>
-      </w:r>
-      <w:r>
-        <w:rPr>
-          <w:szCs w:val="26"/>
-          <w:i/>
-        </w:rPr>
-        <w:t xml:space="preserve">Administrative Sciences, 9</w:t>
-      </w:r>
-      <w:r>
-        <w:rPr>
-          <w:szCs w:val="26"/>
-        </w:rPr>
-        <w:t xml:space="preserve">(3), Article 67. https://doi.org/10.3390/admsci9030067</w:t>
-      </w:r>
-    </w:p>
-    <w:p>
-      <w:pPr>
-        <w:spacing w:after="80"/>
-        <w:ind w:left="560" w:hanging="560"/>
-        <w:rPr>
-          <w:szCs w:val="26"/>
-        </w:rPr>
-      </w:pPr>
-      <w:r>
-        <w:rPr>
-          <w:szCs w:val="26"/>
-        </w:rPr>
-        <w:t xml:space="preserve">Nguyễn, M. H. T. (2025). Quản trị tài sản trí tuệ tại các cơ sở giáo dục đại học: Cơ hội và thách thức trong bối cảnh cuộc cách mạng công nghiệp 4.0. </w:t>
-      </w:r>
-      <w:r>
-        <w:rPr>
-          <w:szCs w:val="26"/>
-          <w:i/>
-        </w:rPr>
-        <w:t xml:space="preserve">Tạp chí Khoa học Trường Đại học Sư phạm Thành phố Hồ Chí Minh, 22</w:t>
-      </w:r>
-      <w:r>
-        <w:rPr>
-          <w:szCs w:val="26"/>
-        </w:rPr>
-        <w:t xml:space="preserve">(1), 123-131. https://doi.org/10.54607/hcmue.js.22.1.4287(2025)</w:t>
-      </w:r>
-    </w:p>
-    <w:p>
-      <w:pPr>
-        <w:spacing w:after="80"/>
-        <w:ind w:left="560" w:hanging="560"/>
-        <w:rPr>
-          <w:szCs w:val="26"/>
-        </w:rPr>
-      </w:pPr>
-      <w:r>
-        <w:rPr>
-          <w:szCs w:val="26"/>
-        </w:rPr>
-        <w:t xml:space="preserve">O’Dwyer, M., Filieri, R., &amp; O’Malley, L. (2023). Establishing successful university-industry collaborations: Barriers and enablers deconstructed. </w:t>
-      </w:r>
-      <w:r>
-        <w:rPr>
-          <w:szCs w:val="26"/>
-          <w:i/>
-        </w:rPr>
-        <w:t xml:space="preserve">The Journal of Technology Transfer, 48</w:t>
-      </w:r>
-      <w:r>
-        <w:rPr>
-          <w:szCs w:val="26"/>
-        </w:rPr>
-        <w:t xml:space="preserve">(3), 900-931. https://doi.org/10.1007/s10961-022-09932-2</w:t>
-      </w:r>
-    </w:p>
-    <w:p>
-      <w:pPr>
-        <w:spacing w:after="80"/>
-        <w:ind w:left="560" w:hanging="560"/>
-        <w:rPr>
-          <w:szCs w:val="26"/>
-        </w:rPr>
-      </w:pPr>
-      <w:r>
-        <w:rPr>
-          <w:szCs w:val="26"/>
-        </w:rPr>
-        <w:t xml:space="preserve">Perkmann, M., Tartari, V., McKelvey, M., Autio, E., Broström, A., D’Este, P., Fini, R., Geuna, A., Grimaldi, R., Hughes, A., Krabel, S., Kitson, M., Llerena, P., Lissoni, F., Salter, A., &amp; Sobrero, M. (2013). Academic engagement and commercialisation: A review of the literature on university-industry relations. </w:t>
-      </w:r>
-      <w:r>
-        <w:rPr>
-          <w:szCs w:val="26"/>
-          <w:i/>
-        </w:rPr>
-        <w:t xml:space="preserve">Research Policy, 42</w:t>
-      </w:r>
-      <w:r>
-        <w:rPr>
-          <w:szCs w:val="26"/>
-        </w:rPr>
-        <w:t xml:space="preserve">(2), 423-442. https://doi.org/10.1016/j.respol.2012.09.007</w:t>
-      </w:r>
-    </w:p>
-    <w:p>
-      <w:pPr>
-        <w:spacing w:after="80"/>
-        <w:ind w:left="560" w:hanging="560"/>
-        <w:rPr>
-          <w:szCs w:val="26"/>
-        </w:rPr>
-      </w:pPr>
-      <w:r>
-        <w:rPr>
-          <w:szCs w:val="26"/>
-        </w:rPr>
-        <w:t xml:space="preserve">Quốc hội. (2025a). </w:t>
-      </w:r>
-      <w:r>
-        <w:rPr>
-          <w:szCs w:val="26"/>
-          <w:i/>
-        </w:rPr>
-        <w:t xml:space="preserve">Luật Khoa học, công nghệ và đổi mới sáng tạo số 93/2025/QH15 ngày 27 tháng 6 năm 2025</w:t>
-      </w:r>
-      <w:r>
-        <w:rPr>
-          <w:szCs w:val="26"/>
-        </w:rPr>
-        <w:t xml:space="preserve">.</w:t>
-      </w:r>
-    </w:p>
-    <w:p>
-      <w:pPr>
-        <w:spacing w:after="80"/>
-        <w:ind w:left="560" w:hanging="560"/>
-        <w:rPr>
-          <w:szCs w:val="26"/>
-        </w:rPr>
-      </w:pPr>
-      <w:r>
-        <w:rPr>
-          <w:szCs w:val="26"/>
-        </w:rPr>
-        <w:t xml:space="preserve">Quốc hội. (2025c). </w:t>
-      </w:r>
-      <w:r>
-        <w:rPr>
-          <w:szCs w:val="26"/>
-          <w:i/>
-        </w:rPr>
-        <w:t xml:space="preserve">Luật Giáo dục đại học số 125/2025/QH15 ngày 10 tháng 12 năm 2025</w:t>
-      </w:r>
-      <w:r>
-        <w:rPr>
-          <w:szCs w:val="26"/>
-        </w:rPr>
-        <w:t xml:space="preserve">.</w:t>
-      </w:r>
-    </w:p>
-    <w:p>
-      <w:pPr>
-        <w:spacing w:after="80"/>
-        <w:ind w:left="560" w:hanging="560"/>
-        <w:rPr>
-          <w:szCs w:val="26"/>
-        </w:rPr>
-      </w:pPr>
-      <w:r>
-        <w:rPr>
-          <w:szCs w:val="26"/>
-        </w:rPr>
-        <w:t xml:space="preserve">Quốc hội. (2025d). </w:t>
-      </w:r>
-      <w:r>
-        <w:rPr>
-          <w:szCs w:val="26"/>
-          <w:i/>
-        </w:rPr>
-        <w:t xml:space="preserve">Luật số 131/2025/QH15 ngày 10 tháng 12 năm 2025 sửa đổi, bổ sung một số điều của Luật Sở hữu trí tuệ</w:t>
-      </w:r>
-      <w:r>
-        <w:rPr>
-          <w:szCs w:val="26"/>
-        </w:rPr>
-        <w:t xml:space="preserve">.</w:t>
-      </w:r>
-    </w:p>
-    <w:p>
-      <w:pPr>
-        <w:spacing w:after="80"/>
-        <w:ind w:left="560" w:hanging="560"/>
-        <w:rPr>
-          <w:szCs w:val="26"/>
-        </w:rPr>
-      </w:pPr>
-      <w:r>
-        <w:rPr>
-          <w:szCs w:val="26"/>
-        </w:rPr>
-        <w:t xml:space="preserve">Rocha, A., Cruz-Cunha, M. M., &amp; Romero, F. (2023). University technology transfer: Assessment of invention disclosures by technology transfer offices. </w:t>
-      </w:r>
-      <w:r>
-        <w:rPr>
-          <w:szCs w:val="26"/>
-          <w:i/>
-        </w:rPr>
-        <w:t xml:space="preserve">International Journal of Entrepreneurship and Innovation Management, 27</w:t>
-      </w:r>
-      <w:r>
-        <w:rPr>
-          <w:szCs w:val="26"/>
-        </w:rPr>
-        <w:t xml:space="preserve">(1/2), 119-136.</w:t>
-      </w:r>
-    </w:p>
-    <w:p>
-      <w:pPr>
-        <w:spacing w:after="80"/>
-        <w:ind w:left="560" w:hanging="560"/>
-        <w:rPr>
-          <w:szCs w:val="26"/>
-        </w:rPr>
-      </w:pPr>
-      <w:r>
-        <w:rPr>
-          <w:szCs w:val="26"/>
-        </w:rPr>
-        <w:t xml:space="preserve">Shane, S. (2004). Encouraging university entrepreneurship? The effect of the Bayh-Dole Act on university patenting in the United States. </w:t>
-      </w:r>
-      <w:r>
-        <w:rPr>
-          <w:szCs w:val="26"/>
-          <w:i/>
-        </w:rPr>
-        <w:t xml:space="preserve">Journal of Business Venturing, 19</w:t>
-      </w:r>
-      <w:r>
-        <w:rPr>
-          <w:szCs w:val="26"/>
-        </w:rPr>
-        <w:t xml:space="preserve">(1), 127-151. https://doi.org/10.1016/S0883-9026(02)00114-3</w:t>
-      </w:r>
-    </w:p>
-    <w:p>
-      <w:pPr>
-        <w:spacing w:after="80"/>
-        <w:ind w:left="560" w:hanging="560"/>
-        <w:rPr>
-          <w:szCs w:val="26"/>
-        </w:rPr>
-      </w:pPr>
-      <w:r>
-        <w:rPr>
-          <w:szCs w:val="26"/>
-        </w:rPr>
-        <w:t xml:space="preserve">Siegel, D. S., Veugelers, R., &amp; Wright, M. (2007). Technology transfer offices and commercialization of university intellectual property: Performance and policy implications. </w:t>
-      </w:r>
-      <w:r>
-        <w:rPr>
-          <w:szCs w:val="26"/>
-          <w:i/>
-        </w:rPr>
-        <w:t xml:space="preserve">Oxford Review of Economic Policy, 23</w:t>
-      </w:r>
-      <w:r>
-        <w:rPr>
-          <w:szCs w:val="26"/>
-        </w:rPr>
-        <w:t xml:space="preserve">(4), 640-660. https://doi.org/10.1093/oxrep/grm036</w:t>
-      </w:r>
-    </w:p>
-    <w:p>
-      <w:pPr>
-        <w:spacing w:after="80"/>
-        <w:ind w:left="560" w:hanging="560"/>
-        <w:rPr>
-          <w:szCs w:val="26"/>
-        </w:rPr>
-      </w:pPr>
-      <w:r>
-        <w:rPr>
-          <w:szCs w:val="26"/>
-        </w:rPr>
-        <w:t xml:space="preserve">Teece, D. J. (2018). Profiting from innovation in the digital economy: Enabling technologies, standards, and licensing models in the wireless world. </w:t>
-      </w:r>
-      <w:r>
-        <w:rPr>
-          <w:szCs w:val="26"/>
-          <w:i/>
-        </w:rPr>
-        <w:t xml:space="preserve">Research Policy, 47</w:t>
-      </w:r>
-      <w:r>
-        <w:rPr>
-          <w:szCs w:val="26"/>
-        </w:rPr>
-        <w:t xml:space="preserve">(8), 1367-1387. https://doi.org/10.1016/j.respol.2017.01.015</w:t>
-      </w:r>
-    </w:p>
-    <w:p>
-      <w:pPr>
-        <w:spacing w:after="80"/>
-        <w:ind w:left="560" w:hanging="560"/>
-        <w:rPr>
-          <w:szCs w:val="26"/>
-        </w:rPr>
-      </w:pPr>
-      <w:r>
-        <w:rPr>
-          <w:szCs w:val="26"/>
-        </w:rPr>
-        <w:t xml:space="preserve">Thursby, J. G., &amp; Kemp, S. (2002). Growth and productive efficiency of university intellectual property licensing. </w:t>
-      </w:r>
-      <w:r>
-        <w:rPr>
-          <w:szCs w:val="26"/>
-          <w:i/>
-        </w:rPr>
-        <w:t xml:space="preserve">Research Policy, 31</w:t>
-      </w:r>
-      <w:r>
-        <w:rPr>
-          <w:szCs w:val="26"/>
-        </w:rPr>
-        <w:t xml:space="preserve">(1), 109-124. https://doi.org/10.1016/S0048-7333(00)00160-8</w:t>
-      </w:r>
-    </w:p>
-    <w:p>
-      <w:pPr>
-        <w:spacing w:after="80"/>
-        <w:ind w:left="560" w:hanging="560"/>
-        <w:rPr>
-          <w:szCs w:val="26"/>
-        </w:rPr>
-      </w:pPr>
-      <w:r>
-        <w:rPr>
-          <w:szCs w:val="26"/>
-        </w:rPr>
-        <w:t xml:space="preserve">Trường Đại học Thành Đô. (2021). </w:t>
-      </w:r>
-      <w:r>
-        <w:rPr>
-          <w:szCs w:val="26"/>
-          <w:i/>
-        </w:rPr>
-        <w:t xml:space="preserve">Quyết định số 213/QĐ-ĐHTĐ ngày 28 tháng 12 năm 2021 ban hành Quy chế hoạt động khoa học công nghệ Trường Đại học Thành Đô</w:t>
-      </w:r>
-      <w:r>
-        <w:rPr>
-          <w:szCs w:val="26"/>
-        </w:rPr>
-        <w:t xml:space="preserve">.</w:t>
-      </w:r>
-    </w:p>
-    <w:p>
-      <w:pPr>
-        <w:spacing w:after="80"/>
-        <w:ind w:left="560" w:hanging="560"/>
-        <w:rPr>
-          <w:szCs w:val="26"/>
-        </w:rPr>
-      </w:pPr>
-      <w:r>
-        <w:rPr>
-          <w:szCs w:val="26"/>
-        </w:rPr>
-        <w:t xml:space="preserve">Trường Đại học Thành Đô. (2024a). </w:t>
-      </w:r>
-      <w:r>
-        <w:rPr>
-          <w:szCs w:val="26"/>
-          <w:i/>
-        </w:rPr>
-        <w:t xml:space="preserve">Kế hoạch số 07/KH-ĐHTĐ ngày 01 tháng 7 năm 2024 về hoạt động khoa học công nghệ giai đoạn 2024 - 2028</w:t>
-      </w:r>
-      <w:r>
-        <w:rPr>
-          <w:szCs w:val="26"/>
-        </w:rPr>
-        <w:t xml:space="preserve">.</w:t>
-      </w:r>
-    </w:p>
-    <w:p>
-      <w:pPr>
-        <w:spacing w:after="80"/>
-        <w:ind w:left="560" w:hanging="560"/>
-        <w:rPr>
-          <w:szCs w:val="26"/>
-        </w:rPr>
-      </w:pPr>
-      <w:r>
-        <w:rPr>
-          <w:szCs w:val="26"/>
-        </w:rPr>
-        <w:t xml:space="preserve">Trường Đại học Thành Đô. (2024b). </w:t>
-      </w:r>
-      <w:r>
-        <w:rPr>
-          <w:szCs w:val="26"/>
-          <w:i/>
-        </w:rPr>
-        <w:t xml:space="preserve">Quyết định số 217/QĐ-ĐHTĐ ngày 21 tháng 11 năm 2024 ban hành Quy chế quản trị tài sản trí tuệ tại Trường Đại học Thành Đô</w:t>
-      </w:r>
-      <w:r>
-        <w:rPr>
-          <w:szCs w:val="26"/>
-        </w:rPr>
-        <w:t xml:space="preserve">.</w:t>
-      </w:r>
-    </w:p>
-    <w:p>
-      <w:pPr>
-        <w:spacing w:after="80"/>
-        <w:ind w:left="560" w:hanging="560"/>
-        <w:rPr>
-          <w:szCs w:val="26"/>
-        </w:rPr>
-      </w:pPr>
-      <w:r>
-        <w:rPr>
-          <w:szCs w:val="26"/>
-        </w:rPr>
-        <w:t xml:space="preserve">Trường Đại học Thành Đô. (2025). </w:t>
-      </w:r>
-      <w:r>
-        <w:rPr>
-          <w:szCs w:val="26"/>
-          <w:i/>
-        </w:rPr>
-        <w:t xml:space="preserve">Điều lệ Quỹ Học bổng sau tiến sĩ Ngô Xuân Độ</w:t>
-      </w:r>
-      <w:r>
-        <w:rPr>
-          <w:szCs w:val="26"/>
-        </w:rPr>
-        <w:t xml:space="preserve">.</w:t>
-      </w:r>
-    </w:p>
-    <w:p>
-      <w:pPr>
-        <w:spacing w:after="80"/>
-        <w:ind w:left="560" w:hanging="560"/>
-        <w:rPr>
-          <w:szCs w:val="26"/>
-        </w:rPr>
-      </w:pPr>
-      <w:r>
-        <w:rPr>
-          <w:szCs w:val="26"/>
-        </w:rPr>
-        <w:t xml:space="preserve">Trường Đại học Thành Đô. (2026). </w:t>
-      </w:r>
-      <w:r>
-        <w:rPr>
-          <w:szCs w:val="26"/>
-          <w:i/>
-        </w:rPr>
-        <w:t xml:space="preserve">Quy chế chi tiêu nội bộ Trường Đại học Thành Đô</w:t>
-      </w:r>
-      <w:r>
-        <w:rPr>
-          <w:szCs w:val="26"/>
-        </w:rPr>
-        <w:t xml:space="preserve"> (Ban hành theo Nghị quyết số 02/NQ-HĐT-ĐHTĐ ngày 01 tháng 6 năm 2026).</w:t>
-      </w:r>
-    </w:p>
-    <w:p>
-      <w:pPr>
-        <w:spacing w:after="80"/>
-        <w:ind w:left="560" w:hanging="560"/>
-        <w:rPr>
-          <w:szCs w:val="26"/>
-        </w:rPr>
-      </w:pPr>
-      <w:r>
-        <w:rPr>
-          <w:szCs w:val="26"/>
-        </w:rPr>
-        <w:t xml:space="preserve">Võ, N. H. P. (2025). Quyền của chủ thể không giữ quyền tài sản đối với các tác phẩm hình thành trong nhà trường, kinh nghiệm quốc tế để hoàn thiện chính sách sở hữu trí tuệ của các trường đại học tại Việt Nam. </w:t>
-      </w:r>
-      <w:r>
-        <w:rPr>
-          <w:szCs w:val="26"/>
-          <w:i/>
-        </w:rPr>
-        <w:t xml:space="preserve">Tạp chí Khoa học Đại học Mở Thành phố Hồ Chí Minh</w:t>
-      </w:r>
-      <w:r>
-        <w:rPr>
-          <w:szCs w:val="26"/>
-        </w:rPr>
-        <w:t xml:space="preserve">. https://doi.org/10.59266/houjs.2025.606</w:t>
-      </w:r>
-    </w:p>
-    <w:p>
-      <w:pPr>
-        <w:spacing w:after="80"/>
-        <w:ind w:left="560" w:hanging="560"/>
-        <w:rPr>
-          <w:szCs w:val="26"/>
-        </w:rPr>
-      </w:pPr>
-      <w:r>
-        <w:rPr>
-          <w:szCs w:val="26"/>
-        </w:rPr>
-        <w:t xml:space="preserve">Văn phòng Quốc hội. (2026). </w:t>
-      </w:r>
-      <w:r>
-        <w:rPr>
-          <w:szCs w:val="26"/>
-          <w:i/>
-        </w:rPr>
-        <w:t xml:space="preserve">Văn bản hợp nhất số 67/VBHN-VPQH ngày 23 tháng 3 năm 2026 hợp nhất Luật Sở hữu trí tuệ</w:t>
-      </w:r>
-      <w:r>
-        <w:rPr>
-          <w:szCs w:val="26"/>
-        </w:rPr>
-        <w:t xml:space="preserve">.</w:t>
-      </w:r>
-    </w:p>
-    <w:p>
-      <w:pPr>
-        <w:pageBreakBefore/>
-        <w:spacing w:after="80"/>
-        <w:ind w:firstLine="0"/>
-        <w:jc w:val="center"/>
-        <w:rPr>
-          <w:szCs w:val="26"/>
-        </w:rPr>
-      </w:pPr>
-      <w:r>
-        <w:rPr>
-          <w:b/>
-          <w:szCs w:val="26"/>
-        </w:rPr>
-        <w:t>TỜ KHAI MINH BẠCH SỬ DỤNG AI VÀ CAM KẾT DỮ LIỆU GỐC</w:t>
-      </w:r>
-    </w:p>
-    <w:p>
-      <w:pPr>
-        <w:rPr>
-          <w:szCs w:val="26"/>
-        </w:rPr>
-      </w:pPr>
-      <w:r>
-        <w:rPr>
-          <w:szCs w:val="26"/>
-        </w:rPr>
-        <w:t xml:space="preserve">Tên bài báo: Từ đề tài đến văn bằng: Chuỗi chuyển hóa tài sản trí tuệ tại Trường Đại học Thành Đô.</w:t>
-      </w:r>
-    </w:p>
-    <w:p>
-      <w:pPr>
-        <w:rPr>
-          <w:szCs w:val="26"/>
-        </w:rPr>
-      </w:pPr>
-      <w:r>
-        <w:rPr>
-          <w:szCs w:val="26"/>
-        </w:rPr>
-        <w:t xml:space="preserve">Tác giả: Nguyễn Thị Tố Uyên, Trần Đăng Bộ. Đơn vị: Trường Đại học Thành Đô.</w:t>
-      </w:r>
-    </w:p>
-    <w:p>
-      <w:pPr>
-        <w:rPr>
-          <w:szCs w:val="26"/>
-        </w:rPr>
-      </w:pPr>
-      <w:r>
-        <w:rPr>
-          <w:szCs w:val="26"/>
-          <w:b/>
-        </w:rPr>
-        <w:t xml:space="preserve">Phần I. Minh bạch sử dụng trí tuệ nhân tạo (chọn một phương án)</w:t>
-      </w:r>
-    </w:p>
-    <w:p>
-      <w:pPr>
-        <w:rPr>
-          <w:szCs w:val="26"/>
-        </w:rPr>
-      </w:pPr>
-      <w:r>
-        <w:rPr>
-          <w:szCs w:val="26"/>
-        </w:rPr>
-        <w:t xml:space="preserve">☐ Phương án A: Nhóm tác giả cam kết không sử dụng công cụ trí tuệ nhân tạo trong toàn bộ quá trình nghiên cứu, xử lý số liệu và viết bản thảo.</w:t>
-      </w:r>
-    </w:p>
-    <w:p>
-      <w:pPr>
-        <w:rPr>
-          <w:szCs w:val="26"/>
-        </w:rPr>
-      </w:pPr>
-      <w:r>
-        <w:rPr>
-          <w:szCs w:val="26"/>
-        </w:rPr>
-        <w:t xml:space="preserve">☐ Phương án B: Nhóm tác giả xác nhận có sử dụng công cụ trí tuệ nhân tạo trong phạm vi cho phép, không dùng trí tuệ nhân tạo để tạo nội dung khoa học, tạo dữ liệu giả hoặc tài liệu tham khảo giả. Phạm vi sử dụng được kê khai tại bảng dưới đây.</w:t>
-      </w:r>
-    </w:p>
-    <w:p>
-      <w:pPr>
-        <w:keepNext/>
-        <w:spacing w:before="160" w:after="80"/>
-        <w:ind w:firstLine="0"/>
-        <w:jc w:val="center"/>
-        <w:rPr>
-          <w:szCs w:val="26"/>
-        </w:rPr>
-      </w:pPr>
-      <w:r>
-        <w:rPr>
-          <w:b/>
-          <w:szCs w:val="26"/>
-        </w:rPr>
-        <w:t>Bảng 2. Kê khai phạm vi sử dụng công cụ trí tuệ nhân tạo (Phương án B)</w:t>
+        <w:t>Bảng 4. Kê khai phạm vi sử dụng công cụ trí tuệ nhân tạo (Phương án B)</w:t>
       </w:r>
     </w:p>
     <w:tbl>
@@ -2724,7 +3837,7 @@
         <w:rPr>
           <w:szCs w:val="26"/>
         </w:rPr>
-        <w:t xml:space="preserve">Nhóm tác giả cam kết dữ liệu trong bài là trung thực, chính xác, được thu thập từ quá trình nghiên cứu thực tế của nhóm tác giả tại Trường Đại học Thành Đô; cam kết lưu trữ và sẵn sàng cung cấp dữ liệu gốc khi Ban Biên tập yêu cầu; chịu trách nhiệm trước pháp luật và trước Hội đồng Biên tập về nội dung bản thảo.</w:t>
+        <w:t xml:space="preserve">Nhóm tác giả cam kết dữ liệu trong bài là trung thực, chính xác; toàn bộ dữ liệu là văn bản pháp luật, chỉ đạo và chuẩn chất lượng ban hành công khai, được nhóm tác giả lưu trữ và sẵn sàng cung cấp khi Ban Biên tập yêu cầu; chịu trách nhiệm trước pháp luật và trước Hội đồng Biên tập về nội dung bản thảo.</w:t>
       </w:r>
     </w:p>
     <w:p>
@@ -14358,1742 +15471,6 @@
 </w:styles>
 </file>
 
-<file path=word/charts/chart1.xml><?xml version="1.0" encoding="utf-8"?>
-<c:chartSpace xmlns:c="http://schemas.openxmlformats.org/drawingml/2006/chart" xmlns:a="http://schemas.openxmlformats.org/drawingml/2006/main" xmlns:r="http://schemas.openxmlformats.org/officeDocument/2006/relationships">
-  <c:lang val="vi-VN"/>
-  <c:roundedCorners val="0"/>
-  <c:chart>
-    <c:autoTitleDeleted val="1"/>
-    <c:plotArea>
-      <c:layout>
-        <c:manualLayout>
-          <c:layoutTarget val="inner"/>
-          <c:xMode val="edge"/>
-          <c:yMode val="edge"/>
-          <c:x val="0.37741935483870964"/>
-          <c:y val="0.19230769230769229"/>
-          <c:w val="0.55161290322580647"/>
-          <c:h val="0.59615384615384615"/>
-        </c:manualLayout>
-      </c:layout>
-      <c:barChart>
-        <c:barDir val="bar"/>
-        <c:grouping val="clustered"/>
-        <c:ser>
-          <c:idx val="0"/>
-          <c:order val="0"/>
-          <c:tx>
-            <c:strRef>
-              <c:f>'Du_lieu'!$B$1</c:f>
-              <c:strCache>
-                <c:ptCount val="1"/>
-                <c:pt idx="0">
-                  <c:v>Toàn giai đoạn 2021 - 2025</c:v>
-                </c:pt>
-              </c:strCache>
-            </c:strRef>
-          </c:tx>
-          <c:spPr>
-            <a:solidFill>
-              <a:srgbClr val="2A78D6"/>
-            </a:solidFill>
-            <a:ln w="9525">
-              <a:solidFill>
-                <a:srgbClr val="FFFFFF"/>
-              </a:solidFill>
-            </a:ln>
-          </c:spPr>
-          <c:dLbls>
-            <c:numFmt formatCode="0" sourceLinked="0"/>
-            <c:txPr>
-              <a:bodyPr/>
-              <a:lstStyle/>
-              <a:p>
-                <a:pPr>
-                  <a:defRPr sz="900" b="0" baseline="0">
-                    <a:solidFill>
-                      <a:srgbClr val="262522"/>
-                    </a:solidFill>
-                    <a:latin typeface="Times New Roman"/>
-                  </a:defRPr>
-                </a:pPr>
-                <a:endParaRPr lang="en-US"/>
-              </a:p>
-            </c:txPr>
-            <c:showLegendKey val="0"/>
-            <c:showVal val="1"/>
-            <c:showCatName val="0"/>
-            <c:showSerName val="0"/>
-            <c:showPercent val="0"/>
-            <c:showBubbleSize val="0"/>
-          </c:dLbls>
-          <c:cat>
-            <c:strRef>
-              <c:f>'Du_lieu'!$A$2:$A$4</c:f>
-              <c:strCache>
-                <c:ptCount val="3"/>
-                <c:pt idx="0">
-                  <c:v>Đề tài đã nghiệm thu</c:v>
-                </c:pt>
-                <c:pt idx="1">
-                  <c:v>Có sản phẩm đủ điều kiện xác lập quyền</c:v>
-                </c:pt>
-                <c:pt idx="2">
-                  <c:v>Đã nộp đơn đăng ký</c:v>
-                </c:pt>
-              </c:strCache>
-            </c:strRef>
-          </c:cat>
-          <c:val>
-            <c:numRef>
-              <c:f>'Du_lieu'!$B$2:$B$4</c:f>
-              <c:numCache>
-                <c:formatCode>General</c:formatCode>
-                <c:ptCount val="3"/>
-                <c:pt idx="0">
-                  <c:v>38</c:v>
-                </c:pt>
-                <c:pt idx="1">
-                  <c:v>11</c:v>
-                </c:pt>
-                <c:pt idx="2">
-                  <c:v>1</c:v>
-                </c:pt>
-              </c:numCache>
-            </c:numRef>
-          </c:val>
-        </c:ser>
-        <c:ser>
-          <c:idx val="1"/>
-          <c:order val="1"/>
-          <c:tx>
-            <c:strRef>
-              <c:f>'Du_lieu'!$C$1</c:f>
-              <c:strCache>
-                <c:ptCount val="1"/>
-                <c:pt idx="0">
-                  <c:v>Đề tài giao từ năm 2021 đến năm 2024</c:v>
-                </c:pt>
-              </c:strCache>
-            </c:strRef>
-          </c:tx>
-          <c:spPr>
-            <a:solidFill>
-              <a:srgbClr val="1BAF7A"/>
-            </a:solidFill>
-            <a:ln w="9525">
-              <a:solidFill>
-                <a:srgbClr val="FFFFFF"/>
-              </a:solidFill>
-            </a:ln>
-          </c:spPr>
-          <c:dLbls>
-            <c:numFmt formatCode="0" sourceLinked="0"/>
-            <c:txPr>
-              <a:bodyPr/>
-              <a:lstStyle/>
-              <a:p>
-                <a:pPr>
-                  <a:defRPr sz="900" b="0" baseline="0">
-                    <a:solidFill>
-                      <a:srgbClr val="262522"/>
-                    </a:solidFill>
-                    <a:latin typeface="Times New Roman"/>
-                  </a:defRPr>
-                </a:pPr>
-                <a:endParaRPr lang="en-US"/>
-              </a:p>
-            </c:txPr>
-            <c:showLegendKey val="0"/>
-            <c:showVal val="1"/>
-            <c:showCatName val="0"/>
-            <c:showSerName val="0"/>
-            <c:showPercent val="0"/>
-            <c:showBubbleSize val="0"/>
-          </c:dLbls>
-          <c:cat>
-            <c:strRef>
-              <c:f>'Du_lieu'!$A$2:$A$4</c:f>
-              <c:strCache>
-                <c:ptCount val="3"/>
-                <c:pt idx="0">
-                  <c:v>Đề tài đã nghiệm thu</c:v>
-                </c:pt>
-                <c:pt idx="1">
-                  <c:v>Có sản phẩm đủ điều kiện xác lập quyền</c:v>
-                </c:pt>
-                <c:pt idx="2">
-                  <c:v>Đã nộp đơn đăng ký</c:v>
-                </c:pt>
-              </c:strCache>
-            </c:strRef>
-          </c:cat>
-          <c:val>
-            <c:numRef>
-              <c:f>'Du_lieu'!$C$2:$C$4</c:f>
-              <c:numCache>
-                <c:formatCode>General</c:formatCode>
-                <c:ptCount val="3"/>
-                <c:pt idx="0">
-                  <c:v>31</c:v>
-                </c:pt>
-                <c:pt idx="1">
-                  <c:v>8</c:v>
-                </c:pt>
-                <c:pt idx="2">
-                  <c:v>0</c:v>
-                </c:pt>
-              </c:numCache>
-            </c:numRef>
-          </c:val>
-        </c:ser>
-        <c:gapWidth val="45"/>
-        <c:axId val="50010001"/>
-        <c:axId val="50010002"/>
-      </c:barChart>
-      <c:catAx>
-        <c:axId val="50010001"/>
-        <c:scaling>
-          <c:orientation val="maxMin"/>
-        </c:scaling>
-        <c:axPos val="l"/>
-        <c:majorTickMark val="none"/>
-        <c:minorTickMark val="none"/>
-        <c:tickLblPos val="nextTo"/>
-        <c:spPr>
-          <a:ln w="9525">
-            <a:solidFill>
-              <a:srgbClr val="8C8B86"/>
-            </a:solidFill>
-          </a:ln>
-        </c:spPr>
-        <c:txPr>
-          <a:bodyPr/>
-          <a:lstStyle/>
-          <a:p>
-            <a:pPr>
-              <a:defRPr sz="1000" b="0" baseline="0">
-                <a:solidFill>
-                  <a:srgbClr val="262522"/>
-                </a:solidFill>
-                <a:latin typeface="Times New Roman"/>
-              </a:defRPr>
-            </a:pPr>
-            <a:endParaRPr lang="en-US"/>
-          </a:p>
-        </c:txPr>
-        <c:crossAx val="50010002"/>
-        <c:crosses val="autoZero"/>
-        <c:auto val="1"/>
-        <c:lblAlgn val="ctr"/>
-        <c:lblOffset val="100"/>
-        <c:tickLblSkip val="1"/>
-      </c:catAx>
-      <c:valAx>
-        <c:axId val="50010002"/>
-        <c:scaling>
-          <c:orientation val="minMax"/>
-          <c:min val="0"/>
-        </c:scaling>
-        <c:axPos val="t"/>
-        <c:majorGridlines>
-          <c:spPr>
-            <a:ln w="6350">
-              <a:solidFill>
-                <a:srgbClr val="DEDDD8"/>
-              </a:solidFill>
-            </a:ln>
-          </c:spPr>
-        </c:majorGridlines>
-        <c:title>
-          <c:tx>
-            <c:rich>
-              <a:bodyPr/>
-              <a:lstStyle/>
-              <a:p>
-                <a:pPr>
-                  <a:defRPr sz="1000" b="1" baseline="0">
-                    <a:solidFill>
-                      <a:srgbClr val="262522"/>
-                    </a:solidFill>
-                    <a:latin typeface="Times New Roman"/>
-                  </a:defRPr>
-                </a:pPr>
-                <a:r>
-                  <a:rPr lang="en-US" sz="1000" b="1" baseline="0">
-                    <a:solidFill>
-                      <a:srgbClr val="262522"/>
-                    </a:solidFill>
-                    <a:latin typeface="Times New Roman"/>
-                  </a:rPr>
-                  <a:t>Số đề tài</a:t>
-                </a:r>
-              </a:p>
-            </c:rich>
-          </c:tx>
-          <c:layout/>
-        </c:title>
-        <c:numFmt formatCode="General" sourceLinked="1"/>
-        <c:majorTickMark val="none"/>
-        <c:minorTickMark val="none"/>
-        <c:tickLblPos val="nextTo"/>
-        <c:spPr>
-          <a:ln w="9525">
-            <a:solidFill>
-              <a:srgbClr val="8C8B86"/>
-            </a:solidFill>
-          </a:ln>
-        </c:spPr>
-        <c:txPr>
-          <a:bodyPr/>
-          <a:lstStyle/>
-          <a:p>
-            <a:pPr>
-              <a:defRPr sz="1000" b="0" baseline="0">
-                <a:solidFill>
-                  <a:srgbClr val="262522"/>
-                </a:solidFill>
-                <a:latin typeface="Times New Roman"/>
-              </a:defRPr>
-            </a:pPr>
-            <a:endParaRPr lang="en-US"/>
-          </a:p>
-        </c:txPr>
-        <c:crossAx val="50010001"/>
-        <c:crosses val="max"/>
-        <c:crossBetween val="between"/>
-      </c:valAx>
-      <c:spPr>
-        <a:ln>
-          <a:noFill/>
-        </a:ln>
-      </c:spPr>
-    </c:plotArea>
-    <c:legend>
-      <c:legendPos val="t"/>
-      <c:layout>
-        <c:manualLayout>
-          <c:xMode val="edge"/>
-          <c:yMode val="edge"/>
-          <c:x val="0.02"/>
-          <c:y val="0.019230769230769232"/>
-          <c:w val="0.95999999999999996"/>
-          <c:h val="0.125"/>
-        </c:manualLayout>
-      </c:layout>
-      <c:txPr>
-        <a:bodyPr/>
-        <a:lstStyle/>
-        <a:p>
-          <a:pPr>
-            <a:defRPr sz="1000" b="0" baseline="0">
-              <a:solidFill>
-                <a:srgbClr val="262522"/>
-              </a:solidFill>
-              <a:latin typeface="Times New Roman"/>
-            </a:defRPr>
-          </a:pPr>
-          <a:endParaRPr lang="en-US"/>
-        </a:p>
-      </c:txPr>
-    </c:legend>
-    <c:plotVisOnly val="1"/>
-  </c:chart>
-  <c:spPr>
-    <a:solidFill>
-      <a:srgbClr val="FFFFFF"/>
-    </a:solidFill>
-    <a:ln>
-      <a:noFill/>
-    </a:ln>
-  </c:spPr>
-  <c:externalData r:id="rId1">
-    <c:autoUpdate val="0"/>
-  </c:externalData>
-  <c:printSettings>
-    <c:headerFooter/>
-    <c:pageMargins b="0.75" l="0.7" r="0.7" t="0.75" header="0.3" footer="0.3"/>
-    <c:pageSetup/>
-  </c:printSettings>
-</c:chartSpace>
-</file>
-
-<file path=word/charts/chart2.xml><?xml version="1.0" encoding="utf-8"?>
-<c:chartSpace xmlns:c="http://schemas.openxmlformats.org/drawingml/2006/chart" xmlns:a="http://schemas.openxmlformats.org/drawingml/2006/main" xmlns:r="http://schemas.openxmlformats.org/officeDocument/2006/relationships">
-  <c:lang val="vi-VN"/>
-  <c:roundedCorners val="0"/>
-  <c:chart>
-    <c:autoTitleDeleted val="1"/>
-    <c:plotArea>
-      <c:layout>
-        <c:manualLayout>
-          <c:layoutTarget val="inner"/>
-          <c:xMode val="edge"/>
-          <c:yMode val="edge"/>
-          <c:x val="0.10000000000000001"/>
-          <c:y val="0.10000000000000001"/>
-          <c:w val="0.78709677419354829"/>
-          <c:h val="0.64000000000000001"/>
-        </c:manualLayout>
-      </c:layout>
-      <c:barChart>
-        <c:barDir val="col"/>
-        <c:grouping val="clustered"/>
-        <c:ser>
-          <c:idx val="0"/>
-          <c:order val="0"/>
-          <c:tx>
-            <c:strRef>
-              <c:f>'Du_lieu'!$B$1</c:f>
-              <c:strCache>
-                <c:ptCount val="1"/>
-                <c:pt idx="0">
-                  <c:v>Giờ nghiên cứu quy đổi</c:v>
-                </c:pt>
-              </c:strCache>
-            </c:strRef>
-          </c:tx>
-          <c:spPr>
-            <a:solidFill>
-              <a:srgbClr val="2A78D6"/>
-            </a:solidFill>
-            <a:ln w="9525">
-              <a:solidFill>
-                <a:srgbClr val="FFFFFF"/>
-              </a:solidFill>
-            </a:ln>
-          </c:spPr>
-          <c:dPt>
-            <c:idx val="0"/>
-            <c:spPr>
-              <a:solidFill>
-                <a:srgbClr val="4A3AA7"/>
-              </a:solidFill>
-              <a:ln w="9525">
-                <a:solidFill>
-                  <a:srgbClr val="FFFFFF"/>
-                </a:solidFill>
-              </a:ln>
-            </c:spPr>
-          </c:dPt>
-          <c:dPt>
-            <c:idx val="1"/>
-            <c:spPr>
-              <a:solidFill>
-                <a:srgbClr val="4A3AA7"/>
-              </a:solidFill>
-              <a:ln w="9525">
-                <a:solidFill>
-                  <a:srgbClr val="FFFFFF"/>
-                </a:solidFill>
-              </a:ln>
-            </c:spPr>
-          </c:dPt>
-          <c:dPt>
-            <c:idx val="2"/>
-            <c:spPr>
-              <a:solidFill>
-                <a:srgbClr val="4A3AA7"/>
-              </a:solidFill>
-              <a:ln w="9525">
-                <a:solidFill>
-                  <a:srgbClr val="FFFFFF"/>
-                </a:solidFill>
-              </a:ln>
-            </c:spPr>
-          </c:dPt>
-          <c:dPt>
-            <c:idx val="3"/>
-            <c:spPr>
-              <a:solidFill>
-                <a:srgbClr val="2A78D6"/>
-              </a:solidFill>
-              <a:ln w="9525">
-                <a:solidFill>
-                  <a:srgbClr val="FFFFFF"/>
-                </a:solidFill>
-              </a:ln>
-            </c:spPr>
-          </c:dPt>
-          <c:dPt>
-            <c:idx val="4"/>
-            <c:spPr>
-              <a:solidFill>
-                <a:srgbClr val="2A78D6"/>
-              </a:solidFill>
-              <a:ln w="9525">
-                <a:solidFill>
-                  <a:srgbClr val="FFFFFF"/>
-                </a:solidFill>
-              </a:ln>
-            </c:spPr>
-          </c:dPt>
-          <c:dPt>
-            <c:idx val="5"/>
-            <c:spPr>
-              <a:solidFill>
-                <a:srgbClr val="2A78D6"/>
-              </a:solidFill>
-              <a:ln w="9525">
-                <a:solidFill>
-                  <a:srgbClr val="FFFFFF"/>
-                </a:solidFill>
-              </a:ln>
-            </c:spPr>
-          </c:dPt>
-          <c:dPt>
-            <c:idx val="6"/>
-            <c:spPr>
-              <a:solidFill>
-                <a:srgbClr val="2A78D6"/>
-              </a:solidFill>
-              <a:ln w="9525">
-                <a:solidFill>
-                  <a:srgbClr val="FFFFFF"/>
-                </a:solidFill>
-              </a:ln>
-            </c:spPr>
-          </c:dPt>
-          <c:dPt>
-            <c:idx val="7"/>
-            <c:spPr>
-              <a:solidFill>
-                <a:srgbClr val="2A78D6"/>
-              </a:solidFill>
-              <a:ln w="9525">
-                <a:solidFill>
-                  <a:srgbClr val="FFFFFF"/>
-                </a:solidFill>
-              </a:ln>
-            </c:spPr>
-          </c:dPt>
-          <c:dLbls>
-            <c:numFmt formatCode="0" sourceLinked="0"/>
-            <c:txPr>
-              <a:bodyPr/>
-              <a:lstStyle/>
-              <a:p>
-                <a:pPr>
-                  <a:defRPr sz="900" b="0" baseline="0">
-                    <a:solidFill>
-                      <a:srgbClr val="262522"/>
-                    </a:solidFill>
-                    <a:latin typeface="Times New Roman"/>
-                  </a:defRPr>
-                </a:pPr>
-                <a:endParaRPr lang="en-US"/>
-              </a:p>
-            </c:txPr>
-            <c:showLegendKey val="0"/>
-            <c:showVal val="1"/>
-            <c:showCatName val="0"/>
-            <c:showSerName val="0"/>
-            <c:showPercent val="0"/>
-            <c:showBubbleSize val="0"/>
-          </c:dLbls>
-          <c:cat>
-            <c:strRef>
-              <c:f>'Du_lieu'!$A$2:$A$9</c:f>
-              <c:strCache>
-                <c:ptCount val="8"/>
-                <c:pt idx="0">
-                  <c:v>Sáng chế chuẩn quốc tế</c:v>
-                </c:pt>
-                <c:pt idx="1">
-                  <c:v>Sáng chế chuẩn Việt Nam</c:v>
-                </c:pt>
-                <c:pt idx="2">
-                  <c:v>Giải pháp hữu ích</c:v>
-                </c:pt>
-                <c:pt idx="3">
-                  <c:v>Bài WoS Q1</c:v>
-                </c:pt>
-                <c:pt idx="4">
-                  <c:v>Bài WoS Q2</c:v>
-                </c:pt>
-                <c:pt idx="5">
-                  <c:v>Bài WoS Q3</c:v>
-                </c:pt>
-                <c:pt idx="6">
-                  <c:v>Bài WoS Q4</c:v>
-                </c:pt>
-                <c:pt idx="7">
-                  <c:v>Bài trong nước 1,75 điểm</c:v>
-                </c:pt>
-              </c:strCache>
-            </c:strRef>
-          </c:cat>
-          <c:val>
-            <c:numRef>
-              <c:f>'Du_lieu'!$B$2:$B$9</c:f>
-              <c:numCache>
-                <c:formatCode>General</c:formatCode>
-                <c:ptCount val="8"/>
-                <c:pt idx="0">
-                  <c:v>600</c:v>
-                </c:pt>
-                <c:pt idx="1">
-                  <c:v>360</c:v>
-                </c:pt>
-                <c:pt idx="2">
-                  <c:v>180</c:v>
-                </c:pt>
-                <c:pt idx="3">
-                  <c:v>300</c:v>
-                </c:pt>
-                <c:pt idx="4">
-                  <c:v>270</c:v>
-                </c:pt>
-                <c:pt idx="5">
-                  <c:v>240</c:v>
-                </c:pt>
-                <c:pt idx="6">
-                  <c:v>240</c:v>
-                </c:pt>
-                <c:pt idx="7">
-                  <c:v>150</c:v>
-                </c:pt>
-              </c:numCache>
-            </c:numRef>
-          </c:val>
-        </c:ser>
-        <c:gapWidth val="60"/>
-        <c:axId val="50010001"/>
-        <c:axId val="50010002"/>
-      </c:barChart>
-      <c:lineChart>
-        <c:grouping val="standard"/>
-        <c:ser>
-          <c:idx val="1"/>
-          <c:order val="1"/>
-          <c:tx>
-            <c:strRef>
-              <c:f>'Du_lieu'!$C$1</c:f>
-              <c:strCache>
-                <c:ptCount val="1"/>
-                <c:pt idx="0">
-                  <c:v>Thưởng bằng tiền (triệu đồng)</c:v>
-                </c:pt>
-              </c:strCache>
-            </c:strRef>
-          </c:tx>
-          <c:spPr>
-            <a:ln>
-              <a:noFill/>
-            </a:ln>
-          </c:spPr>
-          <c:marker>
-            <c:symbol val="circle"/>
-            <c:size val="8"/>
-            <c:spPr>
-              <a:solidFill>
-                <a:srgbClr val="EB6834"/>
-              </a:solidFill>
-              <a:ln w="12700">
-                <a:solidFill>
-                  <a:srgbClr val="FFFFFF"/>
-                </a:solidFill>
-              </a:ln>
-            </c:spPr>
-          </c:marker>
-          <c:dLbls>
-            <c:dLbl>
-              <c:idx val="0"/>
-              <c:delete val="1"/>
-            </c:dLbl>
-            <c:dLbl>
-              <c:idx val="1"/>
-              <c:delete val="1"/>
-            </c:dLbl>
-            <c:dLbl>
-              <c:idx val="2"/>
-              <c:delete val="1"/>
-            </c:dLbl>
-            <c:dLbl>
-              <c:idx val="7"/>
-              <c:delete val="1"/>
-            </c:dLbl>
-            <c:numFmt formatCode="0" sourceLinked="0"/>
-            <c:txPr>
-              <a:bodyPr/>
-              <a:lstStyle/>
-              <a:p>
-                <a:pPr>
-                  <a:defRPr sz="900" b="0" baseline="0">
-                    <a:solidFill>
-                      <a:srgbClr val="262522"/>
-                    </a:solidFill>
-                    <a:latin typeface="Times New Roman"/>
-                  </a:defRPr>
-                </a:pPr>
-                <a:endParaRPr lang="en-US"/>
-              </a:p>
-            </c:txPr>
-            <c:dLblPos val="t"/>
-            <c:showLegendKey val="0"/>
-            <c:showVal val="1"/>
-            <c:showCatName val="0"/>
-            <c:showSerName val="0"/>
-            <c:showPercent val="0"/>
-            <c:showBubbleSize val="0"/>
-          </c:dLbls>
-          <c:cat>
-            <c:strRef>
-              <c:f>'Du_lieu'!$A$2:$A$9</c:f>
-              <c:strCache>
-                <c:ptCount val="8"/>
-                <c:pt idx="0">
-                  <c:v>Sáng chế chuẩn quốc tế</c:v>
-                </c:pt>
-                <c:pt idx="1">
-                  <c:v>Sáng chế chuẩn Việt Nam</c:v>
-                </c:pt>
-                <c:pt idx="2">
-                  <c:v>Giải pháp hữu ích</c:v>
-                </c:pt>
-                <c:pt idx="3">
-                  <c:v>Bài WoS Q1</c:v>
-                </c:pt>
-                <c:pt idx="4">
-                  <c:v>Bài WoS Q2</c:v>
-                </c:pt>
-                <c:pt idx="5">
-                  <c:v>Bài WoS Q3</c:v>
-                </c:pt>
-                <c:pt idx="6">
-                  <c:v>Bài WoS Q4</c:v>
-                </c:pt>
-                <c:pt idx="7">
-                  <c:v>Bài trong nước 1,75 điểm</c:v>
-                </c:pt>
-              </c:strCache>
-            </c:strRef>
-          </c:cat>
-          <c:val>
-            <c:numRef>
-              <c:f>'Du_lieu'!$C$2:$C$9</c:f>
-              <c:numCache>
-                <c:formatCode>General</c:formatCode>
-                <c:ptCount val="8"/>
-                <c:pt idx="0">
-                  <c:v>0</c:v>
-                </c:pt>
-                <c:pt idx="1">
-                  <c:v>0</c:v>
-                </c:pt>
-                <c:pt idx="2">
-                  <c:v>0</c:v>
-                </c:pt>
-                <c:pt idx="3">
-                  <c:v>20</c:v>
-                </c:pt>
-                <c:pt idx="4">
-                  <c:v>15</c:v>
-                </c:pt>
-                <c:pt idx="5">
-                  <c:v>12</c:v>
-                </c:pt>
-                <c:pt idx="6">
-                  <c:v>10</c:v>
-                </c:pt>
-                <c:pt idx="7">
-                  <c:v>0</c:v>
-                </c:pt>
-              </c:numCache>
-            </c:numRef>
-          </c:val>
-          <c:smooth val="0"/>
-        </c:ser>
-        <c:marker val="1"/>
-        <c:axId val="60010001"/>
-        <c:axId val="60010002"/>
-      </c:lineChart>
-      <c:catAx>
-        <c:axId val="50010001"/>
-        <c:scaling>
-          <c:orientation val="minMax"/>
-        </c:scaling>
-        <c:axPos val="b"/>
-        <c:majorTickMark val="none"/>
-        <c:minorTickMark val="none"/>
-        <c:tickLblPos val="nextTo"/>
-        <c:spPr>
-          <a:ln w="9525">
-            <a:solidFill>
-              <a:srgbClr val="8C8B86"/>
-            </a:solidFill>
-          </a:ln>
-        </c:spPr>
-        <c:txPr>
-          <a:bodyPr/>
-          <a:lstStyle/>
-          <a:p>
-            <a:pPr>
-              <a:defRPr sz="1000" b="0" baseline="0">
-                <a:solidFill>
-                  <a:srgbClr val="262522"/>
-                </a:solidFill>
-                <a:latin typeface="Times New Roman"/>
-              </a:defRPr>
-            </a:pPr>
-            <a:endParaRPr lang="en-US"/>
-          </a:p>
-        </c:txPr>
-        <c:crossAx val="50010002"/>
-        <c:crosses val="autoZero"/>
-        <c:auto val="1"/>
-        <c:lblAlgn val="ctr"/>
-        <c:lblOffset val="100"/>
-        <c:tickLblSkip val="1"/>
-      </c:catAx>
-      <c:valAx>
-        <c:axId val="50010002"/>
-        <c:scaling>
-          <c:orientation val="minMax"/>
-          <c:max val="900"/>
-          <c:min val="0"/>
-        </c:scaling>
-        <c:axPos val="l"/>
-        <c:majorGridlines>
-          <c:spPr>
-            <a:ln w="6350">
-              <a:solidFill>
-                <a:srgbClr val="DEDDD8"/>
-              </a:solidFill>
-            </a:ln>
-          </c:spPr>
-        </c:majorGridlines>
-        <c:title>
-          <c:tx>
-            <c:rich>
-              <a:bodyPr/>
-              <a:lstStyle/>
-              <a:p>
-                <a:pPr>
-                  <a:defRPr sz="1000" b="1" baseline="0">
-                    <a:solidFill>
-                      <a:srgbClr val="262522"/>
-                    </a:solidFill>
-                    <a:latin typeface="Times New Roman"/>
-                  </a:defRPr>
-                </a:pPr>
-                <a:r>
-                  <a:rPr lang="en-US" sz="1000" b="1" baseline="0">
-                    <a:solidFill>
-                      <a:srgbClr val="262522"/>
-                    </a:solidFill>
-                    <a:latin typeface="Times New Roman"/>
-                  </a:rPr>
-                  <a:t>Giờ nghiên cứu quy đổi</a:t>
-                </a:r>
-              </a:p>
-            </c:rich>
-          </c:tx>
-          <c:layout/>
-        </c:title>
-        <c:numFmt formatCode="General" sourceLinked="1"/>
-        <c:majorTickMark val="none"/>
-        <c:minorTickMark val="none"/>
-        <c:tickLblPos val="nextTo"/>
-        <c:spPr>
-          <a:ln w="9525">
-            <a:solidFill>
-              <a:srgbClr val="8C8B86"/>
-            </a:solidFill>
-          </a:ln>
-        </c:spPr>
-        <c:txPr>
-          <a:bodyPr/>
-          <a:lstStyle/>
-          <a:p>
-            <a:pPr>
-              <a:defRPr sz="1000" b="0" baseline="0">
-                <a:solidFill>
-                  <a:srgbClr val="262522"/>
-                </a:solidFill>
-                <a:latin typeface="Times New Roman"/>
-              </a:defRPr>
-            </a:pPr>
-            <a:endParaRPr lang="en-US"/>
-          </a:p>
-        </c:txPr>
-        <c:crossAx val="50010001"/>
-        <c:crosses val="autoZero"/>
-        <c:crossBetween val="between"/>
-      </c:valAx>
-      <c:valAx>
-        <c:axId val="60010002"/>
-        <c:scaling>
-          <c:orientation val="minMax"/>
-          <c:max val="25"/>
-          <c:min val="0"/>
-        </c:scaling>
-        <c:axPos val="r"/>
-        <c:title>
-          <c:tx>
-            <c:rich>
-              <a:bodyPr rot="-5400000" vert="horz"/>
-              <a:lstStyle/>
-              <a:p>
-                <a:pPr>
-                  <a:defRPr sz="1000" b="1" baseline="0">
-                    <a:solidFill>
-                      <a:srgbClr val="262522"/>
-                    </a:solidFill>
-                    <a:latin typeface="Times New Roman"/>
-                  </a:defRPr>
-                </a:pPr>
-                <a:r>
-                  <a:rPr lang="en-US" sz="1000" b="1" baseline="0">
-                    <a:solidFill>
-                      <a:srgbClr val="262522"/>
-                    </a:solidFill>
-                    <a:latin typeface="Times New Roman"/>
-                  </a:rPr>
-                  <a:t>Thưởng bằng tiền (triệu đồng)</a:t>
-                </a:r>
-              </a:p>
-            </c:rich>
-          </c:tx>
-          <c:layout/>
-        </c:title>
-        <c:numFmt formatCode="0" sourceLinked="0"/>
-        <c:majorTickMark val="none"/>
-        <c:minorTickMark val="none"/>
-        <c:tickLblPos val="nextTo"/>
-        <c:spPr>
-          <a:ln w="9525">
-            <a:solidFill>
-              <a:srgbClr val="8C8B86"/>
-            </a:solidFill>
-          </a:ln>
-        </c:spPr>
-        <c:txPr>
-          <a:bodyPr/>
-          <a:lstStyle/>
-          <a:p>
-            <a:pPr>
-              <a:defRPr sz="1000" b="0" baseline="0">
-                <a:solidFill>
-                  <a:srgbClr val="262522"/>
-                </a:solidFill>
-                <a:latin typeface="Times New Roman"/>
-              </a:defRPr>
-            </a:pPr>
-            <a:endParaRPr lang="en-US"/>
-          </a:p>
-        </c:txPr>
-        <c:crossAx val="60010001"/>
-        <c:crosses val="max"/>
-        <c:crossBetween val="between"/>
-      </c:valAx>
-      <c:catAx>
-        <c:axId val="60010001"/>
-        <c:scaling>
-          <c:orientation val="minMax"/>
-        </c:scaling>
-        <c:delete val="1"/>
-        <c:axPos val="b"/>
-        <c:tickLblPos val="none"/>
-        <c:crossAx val="60010002"/>
-        <c:crosses val="autoZero"/>
-        <c:auto val="1"/>
-        <c:lblAlgn val="ctr"/>
-        <c:lblOffset val="100"/>
-      </c:catAx>
-      <c:spPr>
-        <a:ln>
-          <a:noFill/>
-        </a:ln>
-      </c:spPr>
-    </c:plotArea>
-    <c:legend>
-      <c:legendPos val="t"/>
-      <c:layout>
-        <c:manualLayout>
-          <c:xMode val="edge"/>
-          <c:yMode val="edge"/>
-          <c:x val="0.02"/>
-          <c:y val="0.01"/>
-          <c:w val="0.95999999999999996"/>
-          <c:h val="0.065000000000000002"/>
-        </c:manualLayout>
-      </c:layout>
-      <c:txPr>
-        <a:bodyPr/>
-        <a:lstStyle/>
-        <a:p>
-          <a:pPr>
-            <a:defRPr sz="1000" b="0" baseline="0">
-              <a:solidFill>
-                <a:srgbClr val="262522"/>
-              </a:solidFill>
-              <a:latin typeface="Times New Roman"/>
-            </a:defRPr>
-          </a:pPr>
-          <a:endParaRPr lang="en-US"/>
-        </a:p>
-      </c:txPr>
-    </c:legend>
-    <c:plotVisOnly val="1"/>
-  </c:chart>
-  <c:spPr>
-    <a:solidFill>
-      <a:srgbClr val="FFFFFF"/>
-    </a:solidFill>
-    <a:ln>
-      <a:noFill/>
-    </a:ln>
-  </c:spPr>
-  <c:externalData r:id="rId1">
-    <c:autoUpdate val="0"/>
-  </c:externalData>
-  <c:printSettings>
-    <c:headerFooter/>
-    <c:pageMargins b="0.75" l="0.7" r="0.7" t="0.75" header="0.3" footer="0.3"/>
-    <c:pageSetup/>
-  </c:printSettings>
-</c:chartSpace>
-</file>
-
-<file path=word/charts/chart3.xml><?xml version="1.0" encoding="utf-8"?>
-<c:chartSpace xmlns:c="http://schemas.openxmlformats.org/drawingml/2006/chart" xmlns:a="http://schemas.openxmlformats.org/drawingml/2006/main" xmlns:r="http://schemas.openxmlformats.org/officeDocument/2006/relationships">
-  <c:lang val="vi-VN"/>
-  <c:roundedCorners val="0"/>
-  <c:chart>
-    <c:autoTitleDeleted val="1"/>
-    <c:plotArea>
-      <c:layout>
-        <c:manualLayout>
-          <c:layoutTarget val="inner"/>
-          <c:xMode val="edge"/>
-          <c:yMode val="edge"/>
-          <c:x val="0.10000000000000001"/>
-          <c:y val="0.21052631578947367"/>
-          <c:w val="0.87096774193548387"/>
-          <c:h val="0.64210526315789473"/>
-        </c:manualLayout>
-      </c:layout>
-      <c:lineChart>
-        <c:grouping val="standard"/>
-        <c:ser>
-          <c:idx val="0"/>
-          <c:order val="0"/>
-          <c:tx>
-            <c:strRef>
-              <c:f>'Du_lieu'!$B$1</c:f>
-              <c:strCache>
-                <c:ptCount val="1"/>
-                <c:pt idx="0">
-                  <c:v>Quyết định 213, điểm a</c:v>
-                </c:pt>
-              </c:strCache>
-            </c:strRef>
-          </c:tx>
-          <c:spPr>
-            <a:ln w="28575">
-              <a:solidFill>
-                <a:srgbClr val="2A78D6"/>
-              </a:solidFill>
-            </a:ln>
-          </c:spPr>
-          <c:marker>
-            <c:symbol val="circle"/>
-            <c:size val="6"/>
-            <c:spPr>
-              <a:solidFill>
-                <a:srgbClr val="2A78D6"/>
-              </a:solidFill>
-              <a:ln>
-                <a:solidFill>
-                  <a:srgbClr val="2A78D6"/>
-                </a:solidFill>
-              </a:ln>
-            </c:spPr>
-          </c:marker>
-          <c:cat>
-            <c:numRef>
-              <c:f>'Du_lieu'!$A$2:$A$9</c:f>
-              <c:numCache>
-                <c:formatCode>General</c:formatCode>
-                <c:ptCount val="8"/>
-                <c:pt idx="0">
-                  <c:v>0</c:v>
-                </c:pt>
-                <c:pt idx="1">
-                  <c:v>100</c:v>
-                </c:pt>
-                <c:pt idx="2">
-                  <c:v>200</c:v>
-                </c:pt>
-                <c:pt idx="3">
-                  <c:v>300</c:v>
-                </c:pt>
-                <c:pt idx="4">
-                  <c:v>400</c:v>
-                </c:pt>
-                <c:pt idx="5">
-                  <c:v>500</c:v>
-                </c:pt>
-                <c:pt idx="6">
-                  <c:v>600</c:v>
-                </c:pt>
-                <c:pt idx="7">
-                  <c:v>700</c:v>
-                </c:pt>
-              </c:numCache>
-            </c:numRef>
-          </c:cat>
-          <c:val>
-            <c:numRef>
-              <c:f>'Du_lieu'!$B$2:$B$9</c:f>
-              <c:numCache>
-                <c:formatCode>General</c:formatCode>
-                <c:ptCount val="8"/>
-                <c:pt idx="0">
-                  <c:v>0</c:v>
-                </c:pt>
-                <c:pt idx="1">
-                  <c:v>30</c:v>
-                </c:pt>
-                <c:pt idx="2">
-                  <c:v>60</c:v>
-                </c:pt>
-                <c:pt idx="3">
-                  <c:v>90</c:v>
-                </c:pt>
-                <c:pt idx="4">
-                  <c:v>100</c:v>
-                </c:pt>
-                <c:pt idx="5">
-                  <c:v>100</c:v>
-                </c:pt>
-                <c:pt idx="6">
-                  <c:v>100</c:v>
-                </c:pt>
-                <c:pt idx="7">
-                  <c:v>100</c:v>
-                </c:pt>
-              </c:numCache>
-            </c:numRef>
-          </c:val>
-          <c:smooth val="0"/>
-        </c:ser>
-        <c:ser>
-          <c:idx val="1"/>
-          <c:order val="1"/>
-          <c:tx>
-            <c:strRef>
-              <c:f>'Du_lieu'!$C$1</c:f>
-              <c:strCache>
-                <c:ptCount val="1"/>
-                <c:pt idx="0">
-                  <c:v>Quyết định 213, điểm b</c:v>
-                </c:pt>
-              </c:strCache>
-            </c:strRef>
-          </c:tx>
-          <c:spPr>
-            <a:ln w="28575">
-              <a:solidFill>
-                <a:srgbClr val="1BAF7A"/>
-              </a:solidFill>
-              <a:prstDash val="dash"/>
-            </a:ln>
-          </c:spPr>
-          <c:marker>
-            <c:symbol val="circle"/>
-            <c:size val="6"/>
-            <c:spPr>
-              <a:solidFill>
-                <a:srgbClr val="1BAF7A"/>
-              </a:solidFill>
-              <a:ln>
-                <a:solidFill>
-                  <a:srgbClr val="1BAF7A"/>
-                </a:solidFill>
-              </a:ln>
-            </c:spPr>
-          </c:marker>
-          <c:cat>
-            <c:numRef>
-              <c:f>'Du_lieu'!$A$2:$A$9</c:f>
-              <c:numCache>
-                <c:formatCode>General</c:formatCode>
-                <c:ptCount val="8"/>
-                <c:pt idx="0">
-                  <c:v>0</c:v>
-                </c:pt>
-                <c:pt idx="1">
-                  <c:v>100</c:v>
-                </c:pt>
-                <c:pt idx="2">
-                  <c:v>200</c:v>
-                </c:pt>
-                <c:pt idx="3">
-                  <c:v>300</c:v>
-                </c:pt>
-                <c:pt idx="4">
-                  <c:v>400</c:v>
-                </c:pt>
-                <c:pt idx="5">
-                  <c:v>500</c:v>
-                </c:pt>
-                <c:pt idx="6">
-                  <c:v>600</c:v>
-                </c:pt>
-                <c:pt idx="7">
-                  <c:v>700</c:v>
-                </c:pt>
-              </c:numCache>
-            </c:numRef>
-          </c:cat>
-          <c:val>
-            <c:numRef>
-              <c:f>'Du_lieu'!$C$2:$C$9</c:f>
-              <c:numCache>
-                <c:formatCode>General</c:formatCode>
-                <c:ptCount val="8"/>
-                <c:pt idx="0">
-                  <c:v>0</c:v>
-                </c:pt>
-                <c:pt idx="1">
-                  <c:v>30</c:v>
-                </c:pt>
-                <c:pt idx="2">
-                  <c:v>60</c:v>
-                </c:pt>
-                <c:pt idx="3">
-                  <c:v>90</c:v>
-                </c:pt>
-                <c:pt idx="4">
-                  <c:v>120</c:v>
-                </c:pt>
-                <c:pt idx="5">
-                  <c:v>150</c:v>
-                </c:pt>
-                <c:pt idx="6">
-                  <c:v>180</c:v>
-                </c:pt>
-                <c:pt idx="7">
-                  <c:v>210</c:v>
-                </c:pt>
-              </c:numCache>
-            </c:numRef>
-          </c:val>
-          <c:smooth val="0"/>
-        </c:ser>
-        <c:ser>
-          <c:idx val="2"/>
-          <c:order val="2"/>
-          <c:tx>
-            <c:strRef>
-              <c:f>'Du_lieu'!$D$1</c:f>
-              <c:strCache>
-                <c:ptCount val="1"/>
-                <c:pt idx="0">
-                  <c:v>Quỹ Ngô Xuân Độ, năm đầu</c:v>
-                </c:pt>
-              </c:strCache>
-            </c:strRef>
-          </c:tx>
-          <c:spPr>
-            <a:ln w="28575">
-              <a:solidFill>
-                <a:srgbClr val="EB6834"/>
-              </a:solidFill>
-            </a:ln>
-          </c:spPr>
-          <c:marker>
-            <c:symbol val="circle"/>
-            <c:size val="6"/>
-            <c:spPr>
-              <a:solidFill>
-                <a:srgbClr val="EB6834"/>
-              </a:solidFill>
-              <a:ln>
-                <a:solidFill>
-                  <a:srgbClr val="EB6834"/>
-                </a:solidFill>
-              </a:ln>
-            </c:spPr>
-          </c:marker>
-          <c:cat>
-            <c:numRef>
-              <c:f>'Du_lieu'!$A$2:$A$9</c:f>
-              <c:numCache>
-                <c:formatCode>General</c:formatCode>
-                <c:ptCount val="8"/>
-                <c:pt idx="0">
-                  <c:v>0</c:v>
-                </c:pt>
-                <c:pt idx="1">
-                  <c:v>100</c:v>
-                </c:pt>
-                <c:pt idx="2">
-                  <c:v>200</c:v>
-                </c:pt>
-                <c:pt idx="3">
-                  <c:v>300</c:v>
-                </c:pt>
-                <c:pt idx="4">
-                  <c:v>400</c:v>
-                </c:pt>
-                <c:pt idx="5">
-                  <c:v>500</c:v>
-                </c:pt>
-                <c:pt idx="6">
-                  <c:v>600</c:v>
-                </c:pt>
-                <c:pt idx="7">
-                  <c:v>700</c:v>
-                </c:pt>
-              </c:numCache>
-            </c:numRef>
-          </c:cat>
-          <c:val>
-            <c:numRef>
-              <c:f>'Du_lieu'!$D$2:$D$9</c:f>
-              <c:numCache>
-                <c:formatCode>General</c:formatCode>
-                <c:ptCount val="8"/>
-                <c:pt idx="0">
-                  <c:v>0</c:v>
-                </c:pt>
-                <c:pt idx="1">
-                  <c:v>50</c:v>
-                </c:pt>
-                <c:pt idx="2">
-                  <c:v>100</c:v>
-                </c:pt>
-                <c:pt idx="3">
-                  <c:v>150</c:v>
-                </c:pt>
-                <c:pt idx="4">
-                  <c:v>200</c:v>
-                </c:pt>
-                <c:pt idx="5">
-                  <c:v>250</c:v>
-                </c:pt>
-                <c:pt idx="6">
-                  <c:v>300</c:v>
-                </c:pt>
-                <c:pt idx="7">
-                  <c:v>350</c:v>
-                </c:pt>
-              </c:numCache>
-            </c:numRef>
-          </c:val>
-          <c:smooth val="0"/>
-        </c:ser>
-        <c:ser>
-          <c:idx val="3"/>
-          <c:order val="3"/>
-          <c:tx>
-            <c:strRef>
-              <c:f>'Du_lieu'!$E$1</c:f>
-              <c:strCache>
-                <c:ptCount val="1"/>
-                <c:pt idx="0">
-                  <c:v>Quỹ Ngô Xuân Độ, từ năm thứ hai</c:v>
-                </c:pt>
-              </c:strCache>
-            </c:strRef>
-          </c:tx>
-          <c:spPr>
-            <a:ln w="28575">
-              <a:solidFill>
-                <a:srgbClr val="4A3AA7"/>
-              </a:solidFill>
-              <a:prstDash val="dash"/>
-            </a:ln>
-          </c:spPr>
-          <c:marker>
-            <c:symbol val="circle"/>
-            <c:size val="6"/>
-            <c:spPr>
-              <a:solidFill>
-                <a:srgbClr val="4A3AA7"/>
-              </a:solidFill>
-              <a:ln>
-                <a:solidFill>
-                  <a:srgbClr val="4A3AA7"/>
-                </a:solidFill>
-              </a:ln>
-            </c:spPr>
-          </c:marker>
-          <c:cat>
-            <c:numRef>
-              <c:f>'Du_lieu'!$A$2:$A$9</c:f>
-              <c:numCache>
-                <c:formatCode>General</c:formatCode>
-                <c:ptCount val="8"/>
-                <c:pt idx="0">
-                  <c:v>0</c:v>
-                </c:pt>
-                <c:pt idx="1">
-                  <c:v>100</c:v>
-                </c:pt>
-                <c:pt idx="2">
-                  <c:v>200</c:v>
-                </c:pt>
-                <c:pt idx="3">
-                  <c:v>300</c:v>
-                </c:pt>
-                <c:pt idx="4">
-                  <c:v>400</c:v>
-                </c:pt>
-                <c:pt idx="5">
-                  <c:v>500</c:v>
-                </c:pt>
-                <c:pt idx="6">
-                  <c:v>600</c:v>
-                </c:pt>
-                <c:pt idx="7">
-                  <c:v>700</c:v>
-                </c:pt>
-              </c:numCache>
-            </c:numRef>
-          </c:cat>
-          <c:val>
-            <c:numRef>
-              <c:f>'Du_lieu'!$E$2:$E$9</c:f>
-              <c:numCache>
-                <c:formatCode>General</c:formatCode>
-                <c:ptCount val="8"/>
-                <c:pt idx="0">
-                  <c:v>0</c:v>
-                </c:pt>
-                <c:pt idx="1">
-                  <c:v>20</c:v>
-                </c:pt>
-                <c:pt idx="2">
-                  <c:v>40</c:v>
-                </c:pt>
-                <c:pt idx="3">
-                  <c:v>60</c:v>
-                </c:pt>
-                <c:pt idx="4">
-                  <c:v>80</c:v>
-                </c:pt>
-                <c:pt idx="5">
-                  <c:v>100</c:v>
-                </c:pt>
-                <c:pt idx="6">
-                  <c:v>120</c:v>
-                </c:pt>
-                <c:pt idx="7">
-                  <c:v>140</c:v>
-                </c:pt>
-              </c:numCache>
-            </c:numRef>
-          </c:val>
-          <c:smooth val="0"/>
-        </c:ser>
-        <c:ser>
-          <c:idx val="4"/>
-          <c:order val="4"/>
-          <c:tx>
-            <c:strRef>
-              <c:f>'Du_lieu'!$F$1</c:f>
-              <c:strCache>
-                <c:ptCount val="1"/>
-                <c:pt idx="0">
-                  <c:v>Luật Sở hữu trí tuệ, Điều 135</c:v>
-                </c:pt>
-              </c:strCache>
-            </c:strRef>
-          </c:tx>
-          <c:spPr>
-            <a:ln w="19050">
-              <a:solidFill>
-                <a:srgbClr val="3B3A36"/>
-              </a:solidFill>
-              <a:prstDash val="sysDot"/>
-            </a:ln>
-          </c:spPr>
-          <c:marker>
-            <c:symbol val="circle"/>
-            <c:size val="6"/>
-            <c:spPr>
-              <a:solidFill>
-                <a:srgbClr val="3B3A36"/>
-              </a:solidFill>
-              <a:ln>
-                <a:solidFill>
-                  <a:srgbClr val="3B3A36"/>
-                </a:solidFill>
-              </a:ln>
-            </c:spPr>
-          </c:marker>
-          <c:cat>
-            <c:numRef>
-              <c:f>'Du_lieu'!$A$2:$A$9</c:f>
-              <c:numCache>
-                <c:formatCode>General</c:formatCode>
-                <c:ptCount val="8"/>
-                <c:pt idx="0">
-                  <c:v>0</c:v>
-                </c:pt>
-                <c:pt idx="1">
-                  <c:v>100</c:v>
-                </c:pt>
-                <c:pt idx="2">
-                  <c:v>200</c:v>
-                </c:pt>
-                <c:pt idx="3">
-                  <c:v>300</c:v>
-                </c:pt>
-                <c:pt idx="4">
-                  <c:v>400</c:v>
-                </c:pt>
-                <c:pt idx="5">
-                  <c:v>500</c:v>
-                </c:pt>
-                <c:pt idx="6">
-                  <c:v>600</c:v>
-                </c:pt>
-                <c:pt idx="7">
-                  <c:v>700</c:v>
-                </c:pt>
-              </c:numCache>
-            </c:numRef>
-          </c:cat>
-          <c:val>
-            <c:numRef>
-              <c:f>'Du_lieu'!$F$2:$F$9</c:f>
-              <c:numCache>
-                <c:formatCode>General</c:formatCode>
-                <c:ptCount val="8"/>
-                <c:pt idx="0">
-                  <c:v>0</c:v>
-                </c:pt>
-                <c:pt idx="1">
-                  <c:v>15</c:v>
-                </c:pt>
-                <c:pt idx="2">
-                  <c:v>30</c:v>
-                </c:pt>
-                <c:pt idx="3">
-                  <c:v>45</c:v>
-                </c:pt>
-                <c:pt idx="4">
-                  <c:v>60</c:v>
-                </c:pt>
-                <c:pt idx="5">
-                  <c:v>75</c:v>
-                </c:pt>
-                <c:pt idx="6">
-                  <c:v>90</c:v>
-                </c:pt>
-                <c:pt idx="7">
-                  <c:v>105</c:v>
-                </c:pt>
-              </c:numCache>
-            </c:numRef>
-          </c:val>
-          <c:smooth val="0"/>
-        </c:ser>
-        <c:marker val="1"/>
-        <c:axId val="50010001"/>
-        <c:axId val="50010002"/>
-      </c:lineChart>
-      <c:catAx>
-        <c:axId val="50010001"/>
-        <c:scaling>
-          <c:orientation val="minMax"/>
-        </c:scaling>
-        <c:axPos val="b"/>
-        <c:title>
-          <c:tx>
-            <c:rich>
-              <a:bodyPr/>
-              <a:lstStyle/>
-              <a:p>
-                <a:pPr>
-                  <a:defRPr sz="1000" b="1" baseline="0">
-                    <a:solidFill>
-                      <a:srgbClr val="262522"/>
-                    </a:solidFill>
-                    <a:latin typeface="Times New Roman"/>
-                  </a:defRPr>
-                </a:pPr>
-                <a:r>
-                  <a:rPr lang="en-US" sz="1000" b="1" baseline="0">
-                    <a:solidFill>
-                      <a:srgbClr val="262522"/>
-                    </a:solidFill>
-                    <a:latin typeface="Times New Roman"/>
-                  </a:rPr>
-                  <a:t>Khoản thu từ một hợp đồng chuyển giao (triệu đồng)</a:t>
-                </a:r>
-              </a:p>
-            </c:rich>
-          </c:tx>
-          <c:layout/>
-        </c:title>
-        <c:numFmt formatCode="General" sourceLinked="1"/>
-        <c:majorTickMark val="none"/>
-        <c:minorTickMark val="none"/>
-        <c:tickLblPos val="nextTo"/>
-        <c:spPr>
-          <a:ln w="9525">
-            <a:solidFill>
-              <a:srgbClr val="8C8B86"/>
-            </a:solidFill>
-          </a:ln>
-        </c:spPr>
-        <c:txPr>
-          <a:bodyPr/>
-          <a:lstStyle/>
-          <a:p>
-            <a:pPr>
-              <a:defRPr sz="1000" b="0" baseline="0">
-                <a:solidFill>
-                  <a:srgbClr val="262522"/>
-                </a:solidFill>
-                <a:latin typeface="Times New Roman"/>
-              </a:defRPr>
-            </a:pPr>
-            <a:endParaRPr lang="en-US"/>
-          </a:p>
-        </c:txPr>
-        <c:crossAx val="50010002"/>
-        <c:crosses val="autoZero"/>
-        <c:auto val="1"/>
-        <c:lblAlgn val="ctr"/>
-        <c:lblOffset val="100"/>
-        <c:tickLblSkip val="1"/>
-      </c:catAx>
-      <c:valAx>
-        <c:axId val="50010002"/>
-        <c:scaling>
-          <c:orientation val="minMax"/>
-          <c:min val="0"/>
-        </c:scaling>
-        <c:axPos val="l"/>
-        <c:majorGridlines>
-          <c:spPr>
-            <a:ln w="6350">
-              <a:solidFill>
-                <a:srgbClr val="DEDDD8"/>
-              </a:solidFill>
-            </a:ln>
-          </c:spPr>
-        </c:majorGridlines>
-        <c:title>
-          <c:tx>
-            <c:rich>
-              <a:bodyPr rot="-5400000" vert="horz"/>
-              <a:lstStyle/>
-              <a:p>
-                <a:pPr>
-                  <a:defRPr sz="1000" b="1" baseline="0">
-                    <a:solidFill>
-                      <a:srgbClr val="262522"/>
-                    </a:solidFill>
-                    <a:latin typeface="Times New Roman"/>
-                  </a:defRPr>
-                </a:pPr>
-                <a:r>
-                  <a:rPr lang="en-US" sz="1000" b="1" baseline="0">
-                    <a:solidFill>
-                      <a:srgbClr val="262522"/>
-                    </a:solidFill>
-                    <a:latin typeface="Times New Roman"/>
-                  </a:rPr>
-                  <a:t>Phần của tác giả (triệu đồng)</a:t>
-                </a:r>
-              </a:p>
-            </c:rich>
-          </c:tx>
-          <c:layout/>
-        </c:title>
-        <c:numFmt formatCode="General" sourceLinked="1"/>
-        <c:majorTickMark val="none"/>
-        <c:minorTickMark val="none"/>
-        <c:tickLblPos val="nextTo"/>
-        <c:spPr>
-          <a:ln w="9525">
-            <a:solidFill>
-              <a:srgbClr val="8C8B86"/>
-            </a:solidFill>
-          </a:ln>
-        </c:spPr>
-        <c:txPr>
-          <a:bodyPr/>
-          <a:lstStyle/>
-          <a:p>
-            <a:pPr>
-              <a:defRPr sz="1000" b="0" baseline="0">
-                <a:solidFill>
-                  <a:srgbClr val="262522"/>
-                </a:solidFill>
-                <a:latin typeface="Times New Roman"/>
-              </a:defRPr>
-            </a:pPr>
-            <a:endParaRPr lang="en-US"/>
-          </a:p>
-        </c:txPr>
-        <c:crossAx val="50010001"/>
-        <c:crosses val="autoZero"/>
-        <c:crossBetween val="between"/>
-      </c:valAx>
-      <c:spPr>
-        <a:ln>
-          <a:noFill/>
-        </a:ln>
-      </c:spPr>
-    </c:plotArea>
-    <c:legend>
-      <c:legendPos val="t"/>
-      <c:layout>
-        <c:manualLayout>
-          <c:xMode val="edge"/>
-          <c:yMode val="edge"/>
-          <c:x val="0.02"/>
-          <c:y val="0.010526315789473684"/>
-          <c:w val="0.95999999999999996"/>
-          <c:h val="0.17368421052631577"/>
-        </c:manualLayout>
-      </c:layout>
-      <c:txPr>
-        <a:bodyPr/>
-        <a:lstStyle/>
-        <a:p>
-          <a:pPr>
-            <a:defRPr sz="1000" b="0" baseline="0">
-              <a:solidFill>
-                <a:srgbClr val="262522"/>
-              </a:solidFill>
-              <a:latin typeface="Times New Roman"/>
-            </a:defRPr>
-          </a:pPr>
-          <a:endParaRPr lang="en-US"/>
-        </a:p>
-      </c:txPr>
-    </c:legend>
-    <c:plotVisOnly val="1"/>
-  </c:chart>
-  <c:spPr>
-    <a:solidFill>
-      <a:srgbClr val="FFFFFF"/>
-    </a:solidFill>
-    <a:ln>
-      <a:noFill/>
-    </a:ln>
-  </c:spPr>
-  <c:externalData r:id="rId1">
-    <c:autoUpdate val="0"/>
-  </c:externalData>
-  <c:printSettings>
-    <c:headerFooter/>
-    <c:pageMargins b="0.75" l="0.7" r="0.7" t="0.75" header="0.3" footer="0.3"/>
-    <c:pageSetup/>
-  </c:printSettings>
-</c:chartSpace>
-</file>
-
 <file path=word/theme/theme1.xml><?xml version="1.0" encoding="utf-8"?>
 <a:theme xmlns:a="http://schemas.openxmlformats.org/drawingml/2006/main" name="Office Theme">
   <a:themeElements>

--- a/Ban_cuoi/Bai_bao_Tap_chi_NCKH_PT.docx
+++ b/Ban_cuoi/Bai_bao_Tap_chi_NCKH_PT.docx
@@ -17,7 +17,7 @@
           <w:sz w:val="30"/>
           <w:szCs w:val="26"/>
         </w:rPr>
-        <w:t>KHOẢNG CÁCH GIỮA SẢN PHẨM KHOA HỌC VÀ TÀI SẢN TRÍ TUỆ TẠI TRƯỜNG ĐẠI HỌC TƯ THỤC: PHÂN TÍCH CHÍNH SÁCH TRONG BỐI CẢNH PHÁP LÝ MỚI</w:t>
+        <w:t>KHUNG ĐÁNH GIÁ HIỆU QUẢ QUẢN LÝ QUYỀN SỞ HỮU TRÍ TUỆ TẠI TRƯỜNG ĐẠI HỌC ĐỊNH HƯỚNG ỨNG DỤNG: TIẾP CẬN CHUỖI KẾT QUẢ</w:t>
       </w:r>
     </w:p>
     <w:p>
@@ -72,7 +72,7 @@
         <w:rPr>
           <w:szCs w:val="26"/>
         </w:rPr>
-        <w:t xml:space="preserve"> Bài báo phân tích những thay đổi của khung pháp lý giai đoạn 2025 - 2026 tác động như thế nào đến khoảng cách giữa sản phẩm khoa học và tài sản trí tuệ tại trường đại học tư thục, và quy chế nội bộ cần điều chỉnh gì. Nghiên cứu sử dụng phân tích văn bản chính sách theo chu trình tạo lập, xác lập, bảo vệ, khai thác tài sản trí tuệ, với dữ liệu là 12 văn bản luật, nghị định, chỉ đạo và chuẩn chất lượng ban hành công khai, đối chiếu với các nghiên cứu quốc tế về chuyển giao công nghệ đại học. Kết quả cho thấy pháp luật mới đã tháo gỡ phần lớn rào cản ở các khâu sau xác lập quyền: quyền sở hữu và quyền quyết định thương mại hóa được trao cho tổ chức chủ trì, kể cả tổ chức ngoài công lập; cơ chế chia lợi ích chuyển sang mức sàn và thỏa thuận; quỹ phát triển khoa học và công nghệ được phép chi cho đăng ký bảo hộ; chuẩn chất lượng mới nâng trọng số của bằng độc quyền giải pháp hữu ích. Tuy nhiên, khâu nhận diện sản phẩm có khả năng bảo hộ trước khi công bố vẫn hoàn toàn thuộc về quy chế nội bộ. Bài báo đề xuất khung rà soát quy chế nội bộ gồm chín nội dung và mô hình cổng rà soát tại nghiệm thu đề tài.</w:t>
+        <w:t xml:space="preserve"> Bài báo đề xuất khung đánh giá hiệu quả quản lý quyền sở hữu trí tuệ cho trường đại học định hướng ứng dụng, trong bối cảnh pháp luật mới yêu cầu sử dụng chỉ số sở hữu trí tuệ để đánh giá cơ sở giáo dục đại học. Nghiên cứu sử dụng thiết kế phát triển khung khái niệm: tổng hợp các công trình và bộ chỉ số quốc tế về đo lường chuyển giao tri thức, xây dựng chỉ số theo mô hình chuỗi kết quả gắn với chu trình quản lý tài sản trí tuệ, và đối chiếu với các văn bản pháp luật, chuẩn chất lượng hiện hành để phân loại khả năng có dữ liệu. Kết quả là bộ chỉ số gồm bốn nhóm đầu vào, quá trình, đầu ra, kết quả và bốn chỉ số chuyển hóa giữa các mắt xích. Phân tích cho thấy dữ liệu bắt buộc báo cáo tập trung ở nhóm kết quả, trong khi các chỉ số chuyển hóa và phần lớn chỉ số quá trình đòi hỏi nhà trường tự thiết lập công cụ thu thập. Nếu chỉ dựa vào dữ liệu bắt buộc, nhà trường biết đạt được bao nhiêu nhưng không biết điểm nghẽn nằm ở đâu. Bài báo đóng góp một công cụ tự đánh giá có thể áp dụng ở cấp trường, kèm các mẫu hình chẩn đoán điểm nghẽn và lộ trình triển khai theo mức độ sẵn có của dữ liệu.</w:t>
       </w:r>
     </w:p>
     <w:p>
@@ -92,7 +92,7 @@
         <w:rPr>
           <w:szCs w:val="26"/>
         </w:rPr>
-        <w:t xml:space="preserve"> Tài sản trí tuệ; Quy chế nội bộ; Luật Khoa học, công nghệ và đổi mới sáng tạo; Trường đại học tư thục; Phân tích chính sách</w:t>
+        <w:t xml:space="preserve"> Đánh giá hiệu quả; Quản lý quyền sở hữu trí tuệ; Chuỗi kết quả; Bộ chỉ số; Trường đại học định hướng ứng dụng</w:t>
       </w:r>
     </w:p>
     <w:p>
@@ -119,7 +119,7 @@
           <w:szCs w:val="26"/>
           <w:i/>
         </w:rPr>
-        <w:t xml:space="preserve">This article examines how the 2025 - 2026 overhaul of Vietnam's legal framework affects the gap between research outputs and intellectual assets in private universities, and what internal regulations need to change in response. Using policy document analysis structured around the intellectual property life cycle of creation, registration, protection and exploitation, the study analyses twelve publicly issued laws, decrees, policy directives and quality standards, and relates them to international research on university technology transfer. The findings show that the new legislation removes most barriers in the stages following registration: ownership and the right to decide on commercialisation are vested in the host institution, including non-public institutions; benefit sharing moves to a minimum floor combined with negotiated terms; institutional science and technology development funds may finance filing and protection; and the new quality standard triples the weight of utility solution patents. However, the identification of protectable outputs before disclosure remains entirely a matter for internal regulation. The article proposes a nine-item framework for reviewing internal regulations and a screening gate model at the acceptance stage of research projects. These findings suggest that, once national barriers have been lowered, the decisive lever for narrowing the gap lies in institutional design, particularly in a structured screening step placed before research results are published, which private universities can introduce at low cost when consolidating their regulations under the new law.</w:t>
+        <w:t xml:space="preserve">This article proposes a framework for evaluating the effectiveness of intellectual property rights management in application-oriented universities, at a time when new Vietnamese legislation requires intellectual property indicators to be used in assessing higher education institutions. The study follows a conceptual framework development design: it synthesises international studies and indicator sets on knowledge transfer measurement, constructs indicators using a results-chain logic model aligned with the intellectual property management cycle, and cross-checks them against current laws and quality standards to classify data availability. The result is an indicator set organised into four groups, namely inputs, processes, outputs and outcomes, complemented by four conversion indicators that link successive stages of the chain. The analysis shows that mandatory reporting data are concentrated in the outcome group, whereas the conversion indicators and most process indicators require universities to build their own data collection tools. Relying only on mandatory data, a university can tell how much it has achieved but not where the bottleneck lies. The article contributes a self-assessment instrument applicable at institutional level, together with diagnostic patterns for locating bottlenecks and a phased implementation path based on data availability. The framework is particularly relevant to institutions without a professional technology transfer office, where potential intellectual assets are most often lost at the identification stage.</w:t>
       </w:r>
     </w:p>
     <w:p>
@@ -146,7 +146,7 @@
           <w:szCs w:val="26"/>
           <w:i/>
         </w:rPr>
-        <w:t xml:space="preserve">Intellectual assets; Internal regulations; Law on Science, Technology and Innovation; Private university; Policy analysis</w:t>
+        <w:t xml:space="preserve">Effectiveness evaluation; Intellectual property management; Results chain; Indicator set; Application-oriented university</w:t>
       </w:r>
     </w:p>
     <w:p>
@@ -175,7 +175,7 @@
         <w:rPr>
           <w:szCs w:val="26"/>
         </w:rPr>
-        <w:t xml:space="preserve">Khoảng cách giữa sản phẩm khoa học và tài sản trí tuệ của trường đại học không chỉ là vấn đề năng lực nghiên cứu mà còn là vấn đề thể chế: ai sở hữu kết quả, ai được quyết định khai thác, tác giả được hưởng bao nhiêu và chi phí đăng ký lấy từ đâu. Giai đoạn 2025 - 2026, các câu hỏi này được trả lời lại gần như toàn bộ bởi Luật Khoa học, công nghệ và đổi mới sáng tạo số 93/2025/QH15, Luật số 131/2025/QH15 sửa đổi Luật Sở hữu trí tuệ, Luật Giáo dục đại học số 125/2025/QH15 và Chuẩn cơ sở giáo dục đại học ban hành kèm Thông tư số 83/2026/TT-BGDĐT.</w:t>
+        <w:t xml:space="preserve">Quản lý quyền sở hữu trí tuệ đang trở thành nội dung được đo lường trong quản trị đại học. Quyết định số 1624/QĐ-TTg sửa đổi Chiến lược sở hữu trí tuệ đến năm 2030 yêu cầu sử dụng các chỉ số đo lường về sở hữu trí tuệ làm căn cứ đánh giá hiệu quả hoạt động của cơ sở giáo dục đại học. Luật Giáo dục đại học số 125/2025/QH15 bổ sung nghĩa vụ công khai hằng năm kết quả hoạt động khoa học, công nghệ và đổi mới sáng tạo; Chuẩn cơ sở giáo dục đại học ban hành kèm Thông tư số 83/2026/TT-BGDĐT tính văn bằng bảo hộ vào chỉ số sản phẩm khoa học quy đổi.</w:t>
       </w:r>
     </w:p>
     <w:p>
@@ -188,7 +188,7 @@
         <w:rPr>
           <w:szCs w:val="26"/>
         </w:rPr>
-        <w:t xml:space="preserve">Nghiên cứu quốc tế đã chỉ ra vai trò của thể chế phân bổ quyền và cơ chế khuyến khích đối với chuyển giao công nghệ đại học (Goldfarb &amp; Henrekson, 2003; Shane, 2004). Nghiên cứu trong nước chủ yếu ra đời trước khi Luật số 93/2025/QH15 có hiệu lực (Nguyễn, 2025; Võ, 2025), nên chưa đánh giá được khung pháp lý mới giải quyết khâu nào và để lại khâu nào cho cơ sở giáo dục đại học tự thiết kế, nhất là trường tư thục.</w:t>
+        <w:t xml:space="preserve">Tuy nhiên, các chỉ số hiện hành chủ yếu đếm kết quả cuối cùng như số văn bằng hay nguồn thu, nên cho biết nhà trường đạt được bao nhiêu nhưng không cho biết hiệu quả, cũng không chỉ ra tiềm năng bị mất ở khâu nào. Các bộ chỉ số quốc tế về chuyển giao tri thức được thiết kế cho trường đại học nghiên cứu có đơn vị chuyển giao công nghệ chuyên nghiệp (Campbell et al., 2020; Finne et al., 2009), trong khi nghiên cứu trong nước chưa đề xuất một khung đo lường hoàn chỉnh cho trường đại học định hướng ứng dụng.</w:t>
       </w:r>
     </w:p>
     <w:p>
@@ -201,7 +201,7 @@
         <w:rPr>
           <w:szCs w:val="26"/>
         </w:rPr>
-        <w:t xml:space="preserve">Bài báo trả lời hai câu hỏi: những thay đổi của khung pháp lý giai đoạn 2025 - 2026 tác động như thế nào đến từng khâu trong chu trình hình thành tài sản trí tuệ của trường đại học tư thục; và quy chế nội bộ cần điều chỉnh những nội dung gì để thu hẹp khoảng cách giữa sản phẩm khoa học và tài sản trí tuệ.</w:t>
+        <w:t xml:space="preserve">Bài báo trả lời hai câu hỏi: hiệu quả quản lý quyền sở hữu trí tuệ ở trường định hướng ứng dụng nên được đo theo những chiều nào; và bộ chỉ số nào khả thi với nguồn dữ liệu hiện có cùng các yêu cầu báo cáo mới.</w:t>
       </w:r>
     </w:p>
     <w:p>
@@ -231,13 +231,13 @@
           <w:szCs w:val="26"/>
           <w:b/>
         </w:rPr>
-        <w:t xml:space="preserve">Thể chế phân bổ quyền.</w:t>
+        <w:t xml:space="preserve">Đo lường hiệu quả chuyển giao bằng quan hệ đầu vào, đầu ra.</w:t>
       </w:r>
       <w:r>
         <w:rPr>
           <w:szCs w:val="26"/>
         </w:rPr>
-        <w:t xml:space="preserve"> Shane (2004) cho thấy việc trao quyền sở hữu kết quả nghiên cứu do nhà nước tài trợ cho trường đại học theo Đạo luật Bayh-Dole làm tăng số sáng chế của trường đại học Hoa Kỳ, chủ yếu ở những lĩnh vực mà cấp phép là kênh chuyển giao hiệu quả. Etzkowitz (2003) lý giải sự hình thành của đại học khởi nghiệp từ đặc tính gần với doanh nghiệp của các nhóm nghiên cứu. Hai công trình này là cơ sở cho nhận định rằng trao quyền cho tổ chức chủ trì là điều kiện cần của thương mại hóa. Tuy vậy, chúng dựa trên bối cảnh trường đại học nghiên cứu có đơn vị chuyển giao công nghệ chuyên nghiệp.</w:t>
+        <w:t xml:space="preserve"> Thursby và Kemp (2002) đánh giá hiệu quả sản xuất của hoạt động cấp phép tại các trường đại học Hoa Kỳ bằng cách so sánh đầu ra với nguồn lực đầu vào, và cho thấy hiệu quả khác nhau đáng kể giữa các trường. Siegel và cộng sự (2007) tổng hợp rằng hiệu quả của đơn vị chuyển giao công nghệ chịu ảnh hưởng của chính sách khuyến khích, năng lực nhân sự và cơ chế chia lợi ích. Hướng tiếp cận này khẳng định hiệu quả phải được đo bằng quan hệ giữa các mắt xích, không chỉ bằng số lượng đầu ra; tuy vậy, các phép đo so sánh như vậy cần dữ liệu của nhiều trường và khó áp dụng cho tự đánh giá ở một trường.</w:t>
       </w:r>
     </w:p>
     <w:p>
@@ -251,13 +251,13 @@
           <w:szCs w:val="26"/>
           <w:b/>
         </w:rPr>
-        <w:t xml:space="preserve">Khuyến khích và năng lực tổ chức.</w:t>
+        <w:t xml:space="preserve">Các bộ chỉ số quốc tế.</w:t>
       </w:r>
       <w:r>
         <w:rPr>
           <w:szCs w:val="26"/>
         </w:rPr>
-        <w:t xml:space="preserve"> Goldfarb và Henrekson (2003) so sánh chính sách từ trên xuống của Thụy Điển với cơ chế từ dưới lên của Hoa Kỳ và kết luận rằng khuyến khích đối với nhà khoa học và nhà trường quan trọng hơn can thiệp trực tiếp của nhà nước. Thursby và Kemp (2002) cho thấy tăng trưởng cấp phép của trường đại học gắn với mức độ sẵn sàng khai báo sáng chế của giảng viên. Siegel và cộng sự (2007) tổng hợp rằng hiệu quả của đơn vị chuyển giao phụ thuộc vào chính sách khuyến khích, năng lực nhân sự và cơ chế chia lợi ích. Bradley và cộng sự (2013) phê phán mô hình tuyến tính và nhấn mạnh tính đa kênh của chuyển giao công nghệ. Các nghiên cứu này thống nhất rằng quyền sở hữu chỉ phát huy tác dụng khi đi kèm khuyến khích và năng lực tổ chức tương xứng.</w:t>
+        <w:t xml:space="preserve"> Nhóm chuyên gia của Ủy ban châu Âu đề xuất một tập chỉ số cốt lõi về chuyển giao tri thức từ tổ chức nghiên cứu công, gồm các chỉ số như khai báo sáng chế, đơn đăng ký, văn bằng, hợp đồng cấp phép, nguồn thu cấp phép và doanh nghiệp khởi nguồn (Finne et al., 2009). Campbell và cộng sự (2020) tiếp tục hướng tới một bộ chỉ số hài hòa ở cấp châu Âu, mở rộng sang các kênh chuyển giao tri thức khác ngoài sở hữu trí tuệ. Các bộ chỉ số này có ưu điểm chuẩn hóa định nghĩa để so sánh, nhưng phần lớn là chỉ số đếm ở đầu ra và kết quả, và giả định đã có đơn vị chuyển giao thu thập dữ liệu.</w:t>
       </w:r>
     </w:p>
     <w:p>
@@ -271,13 +271,13 @@
           <w:szCs w:val="26"/>
           <w:b/>
         </w:rPr>
-        <w:t xml:space="preserve">Quy trình quản lý tài sản trí tuệ.</w:t>
+        <w:t xml:space="preserve">Từ chiếm hữu sang khai thác và vai trò của quá trình.</w:t>
       </w:r>
       <w:r>
         <w:rPr>
           <w:szCs w:val="26"/>
         </w:rPr>
-        <w:t xml:space="preserve"> Holgersson và Aaboen (2019) chỉ ra sự dịch chuyển trọng tâm từ chiếm hữu sang khai thác tài sản trí tuệ; Maresova và cộng sự (2019) hệ thống hóa các mô hình và quy trình quản lý chuyển giao trong trường đại học. Rocha và cộng sự (2023) mô tả cách đơn vị chuyển giao đánh giá bản khai báo sáng chế theo tính mới, khả năng áp dụng công nghiệp và trình độ sáng tạo trước khi quyết định bảo hộ. Teece (2018) nhắc lại rằng khả năng thu lợi từ đổi mới phụ thuộc vào chế độ bảo hộ và tài sản bổ trợ. Điểm chung là các nghiên cứu đều giả định đã có một bước tiếp nhận và sàng lọc có cấu trúc, điều chưa chắc có ở trường chưa có đơn vị chuyên trách.</w:t>
+        <w:t xml:space="preserve"> Holgersson và Aaboen (2019) chỉ ra sự dịch chuyển trọng tâm quản lý tài sản trí tuệ tại đơn vị chuyển giao từ chiếm hữu sang khai thác, hàm ý rằng số văn bằng không đủ để đánh giá thành công. Perkmann và cộng sự (2013) cho thấy gắn kết học thuật với doanh nghiệp rộng hơn nhiều so với thương mại hóa theo nghĩa hẹp. Bradley và cộng sự (2013) phê phán mô hình tuyến tính của chuyển giao công nghệ; Maresova và cộng sự (2019) hệ thống hóa các mô hình, quy trình và vai trò của trường đại học trong quản lý chuyển giao. Rocha và cộng sự (2023) mô tả bước đánh giá bản khai báo sáng chế theo tính mới, khả năng áp dụng công nghiệp và trình độ sáng tạo, cho thấy quá trình nhận diện là một khâu có thể và cần được đo lường.</w:t>
       </w:r>
     </w:p>
     <w:p>
@@ -291,13 +291,13 @@
           <w:szCs w:val="26"/>
           <w:b/>
         </w:rPr>
-        <w:t xml:space="preserve">Hợp tác với doanh nghiệp.</w:t>
+        <w:t xml:space="preserve">Mô hình chuỗi kết quả.</w:t>
       </w:r>
       <w:r>
         <w:rPr>
           <w:szCs w:val="26"/>
         </w:rPr>
-        <w:t xml:space="preserve"> Perkmann và cộng sự (2013) cho thấy gắn kết học thuật với doanh nghiệp phổ biến hơn nhiều so với thương mại hóa theo nghĩa hẹp; O’Dwyer và cộng sự (2023) xác định niềm tin và cơ chế phân định quyền rõ ràng là các yếu tố thúc đẩy hợp tác thành công, qua đó cho thấy quy chế nội bộ là điều kiện của hợp tác.</w:t>
+        <w:t xml:space="preserve"> Mô hình logic của W. K. Kellogg Foundation (2004) mô tả quan hệ nhân quả giữa nguồn lực, hoạt động, đầu ra và kết quả của một chương trình, và được dùng rộng rãi để thiết kế chỉ số đánh giá. Ưu điểm của mô hình là buộc người đánh giá làm rõ giả định về mối liên hệ giữa các mắt xích, qua đó cho phép đặt chỉ số tại chính các mối liên hệ đó.</w:t>
       </w:r>
     </w:p>
     <w:p>
@@ -317,7 +317,7 @@
         <w:rPr>
           <w:szCs w:val="26"/>
         </w:rPr>
-        <w:t xml:space="preserve"> Nguyễn (2025) phân tích cơ hội và thách thức của quản trị tài sản trí tuệ tại cơ sở giáo dục đại học; Võ (2025) bàn về quyền của chủ thể không giữ quyền tài sản đối với tác phẩm hình thành trong nhà trường; tài liệu tập huấn của Cục Sở hữu trí tuệ (n.d.) cung cấp khung nghiệp vụ cho cán bộ quản lý. Các công trình này chưa phân tích hệ thống những thay đổi của Luật số 93/2025/QH15, Luật số 131/2025/QH15 và Thông tư số 83/2026/TT-BGDĐT theo từng khâu của chu trình, và chưa chỉ ra khâu nào pháp luật để lại cho quy chế nội bộ. Bài báo lấp khoảng trống này với trọng tâm là trường đại học tư thục.</w:t>
+        <w:t xml:space="preserve"> Nguyễn (2025) phân tích cơ hội và thách thức của quản trị tài sản trí tuệ trong cơ sở giáo dục đại học; Võ (2025) bàn về chính sách đối với tác phẩm hình thành trong nhà trường; tài liệu tập huấn của Cục Sở hữu trí tuệ (n.d.) cung cấp khung nghiệp vụ cho cán bộ quản lý. Các công trình này chưa xây dựng bộ chỉ số đánh giá hiệu quả. Tổng hợp lại, còn ba khoảng trống: các khung hiện có thiếu chỉ số đo mức chuyển hóa giữa các mắt xích; chưa có khung thiết kế cho trường chưa có đơn vị chuyển giao chuyên nghiệp; và chưa có khung gắn chỉ số với nguồn dữ liệu bắt buộc theo pháp luật Việt Nam hiện hành.</w:t>
       </w:r>
     </w:p>
     <w:p>
@@ -346,7 +346,7 @@
         <w:rPr>
           <w:szCs w:val="26"/>
         </w:rPr>
-        <w:t xml:space="preserve">Nghiên cứu sử dụng phương pháp phân tích văn bản chính sách định tính. Khung phân tích là chu trình quản lý tài sản trí tuệ bốn giai đoạn gồm tạo lập và nhận diện, xác lập quyền, khai thác và thương mại hóa, bảo vệ và phân chia lợi ích (Hình 1), được nhóm tác giả xây dựng trong đề tài khoa học công nghệ cấp cơ sở năm 2026 trên cơ sở Bradley và cộng sự (2013) và Tổ chức Sở hữu trí tuệ thế giới (2020).</w:t>
+        <w:t xml:space="preserve">Nghiên cứu sử dụng thiết kế phát triển khung khái niệm, gồm ba bước. Bước thứ nhất tổng hợp có chọn lọc các công trình về đo lường chuyển giao tri thức, quản lý tài sản trí tuệ đại học và hai bộ chỉ số của Ủy ban châu Âu nêu tại Mục 2 để xác định các chiều cần đo. Bước thứ hai xây dựng chỉ số theo mô hình chuỗi kết quả của W. K. Kellogg Foundation (2004), đặt trên chu trình quản lý tài sản trí tuệ bốn giai đoạn tạo lập và nhận diện, xác lập, khai thác, bảo vệ và phân chia lợi ích (Hình 1); mỗi chỉ số được mô tả bằng tên, cách tính và nguồn dữ liệu.</w:t>
       </w:r>
     </w:p>
     <w:p>
@@ -364,7 +364,7 @@
           <w:b/>
           <w:szCs w:val="26"/>
         </w:rPr>
-        <w:t>Hình 1. Chu trình quản lý tài sản trí tuệ trong trường đại học dùng làm khung phân tích</w:t>
+        <w:t>Hình 1. Chu trình quản lý tài sản trí tuệ trong trường đại học</w:t>
       </w:r>
     </w:p>
     <w:p>
@@ -380,7 +380,7 @@
       <w:r>
         <w:drawing>
           <wp:inline xmlns:a="http://schemas.openxmlformats.org/drawingml/2006/main" xmlns:pic="http://schemas.openxmlformats.org/drawingml/2006/picture">
-            <wp:extent cx="4860000" cy="3449032"/>
+            <wp:extent cx="4680000" cy="3321290"/>
             <wp:docPr id="1" name="Picture 1"/>
             <wp:cNvGraphicFramePr>
               <a:graphicFrameLocks noChangeAspect="1"/>
@@ -401,7 +401,7 @@
                   <pic:spPr>
                     <a:xfrm>
                       <a:off x="0" y="0"/>
-                      <a:ext cx="4860000" cy="3449032"/>
+                      <a:ext cx="4680000" cy="3321290"/>
                     </a:xfrm>
                     <a:prstGeom prst="rect"/>
                   </pic:spPr>
@@ -425,7 +425,7 @@
           <w:i/>
           <w:szCs w:val="26"/>
         </w:rPr>
-        <w:t>Nguồn: Nhóm tác giả xây dựng.</w:t>
+        <w:t>Nguồn: Nhóm tác giả xây dựng trên cơ sở Bradley và cộng sự (2013) và Tổ chức Sở hữu trí tuệ thế giới (2020).</w:t>
       </w:r>
     </w:p>
     <w:p>
@@ -438,7 +438,7 @@
         <w:rPr>
           <w:szCs w:val="26"/>
         </w:rPr>
-        <w:t xml:space="preserve">Dữ liệu là 12 văn bản ban hành công khai, được chọn theo hai tiêu chí: có hiệu lực hoặc đã được ban hành đến ngày 30 tháng 9 năm 2026, và có quy định trực tiếp về quyền đối với kết quả nghiên cứu, phân chia lợi ích, nguồn lực hoặc chỉ số về sở hữu trí tuệ trong cơ sở giáo dục đại học. Nhóm luật gồm Luật Sở hữu trí tuệ hợp nhất (Văn phòng Quốc hội, 2026), Luật số 93/2025/QH15, Luật số 131/2025/QH15, Luật số 125/2025/QH15 và Luật số 07/2017/QH14; nhóm văn bản dưới luật và chỉ đạo gồm Nghị định số 134/2026/NĐ-CP, Quyết định số 1068/QĐ-TTg, Quyết định số 1624/QĐ-TTg, Chỉ thị số 02/CT-TTg và Kết luận số 51-KL/TW; nhóm chuẩn chất lượng gồm Thông tư số 01/2024/TT-BGDĐT và Thông tư số 83/2026/TT-BGDĐT.</w:t>
+        <w:t xml:space="preserve">Bước thứ ba đối chiếu từng chỉ số với sáu văn bản quy định nghĩa vụ báo cáo hoặc công khai: Luật Sở hữu trí tuệ hợp nhất (Văn phòng Quốc hội, 2026), Luật số 93/2025/QH15, Luật số 125/2025/QH15, Quyết định số 1624/QĐ-TTg, Thông tư số 01/2024/TT-BGDĐT và Thông tư số 83/2026/TT-BGDĐT. Mỗi chỉ số được xếp vào một trong ba loại dữ liệu: loại A là dữ liệu bắt buộc báo cáo hoặc công khai theo quy định; loại B là dữ liệu có trong hồ sơ hành chính thông thường của nhà trường; loại C là dữ liệu nhà trường phải thiết lập công cụ thu thập mới.</w:t>
       </w:r>
     </w:p>
     <w:p>
@@ -451,7 +451,7 @@
         <w:rPr>
           <w:szCs w:val="26"/>
         </w:rPr>
-        <w:t xml:space="preserve">Mỗi văn bản được mã hóa theo điều, khoản, điểm và gán vào khâu tương ứng của chu trình cùng ba điều kiện thể chế, tổ chức, nguồn lực. Với từng khâu, nhóm tác giả xác định quy định hiện hành, đối tượng được trao quyền hoặc nghĩa vụ, và nội dung pháp luật để lại cho cơ sở giáo dục đại học tự quy định. Hai thông tư về chuẩn cơ sở giáo dục đại học được so sánh trực tiếp theo công thức tính chỉ số sản phẩm khoa học. Kết quả phân tích được đối chiếu với các nghiên cứu quốc tế ở Mục 2. Bài báo không sử dụng số liệu nội bộ của cơ sở giáo dục đại học nào.</w:t>
+        <w:t xml:space="preserve">Khung được phát triển trong đề tài khoa học công nghệ cấp cơ sở năm 2026 của nhóm tác giả. Bài báo trình bày cấu trúc khung và lập luận xây dựng, không công bố kết quả áp dụng tại một cơ sở cụ thể.</w:t>
       </w:r>
     </w:p>
     <w:p>
@@ -483,7 +483,7 @@
           <w:b/>
           <w:szCs w:val="26"/>
         </w:rPr>
-        <w:t>4.1. Quyền sở hữu và quyền quyết định thương mại hóa được trao cho tổ chức chủ trì, không phân biệt công lập hay ngoài công lập</w:t>
+        <w:t>4.1. Hiệu quả cần được đo ở bốn mắt xích và tại các mối nối giữa chúng</w:t>
       </w:r>
     </w:p>
     <w:p>
@@ -496,75 +496,7 @@
         <w:rPr>
           <w:szCs w:val="26"/>
         </w:rPr>
-        <w:t xml:space="preserve">Theo khoản 2 Điều 25 Luật số 93/2025/QH15, tổ chức chủ trì nhiệm vụ khoa học, công nghệ và đổi mới sáng tạo được Nhà nước tự động giao quyền quản lý, sử dụng, quyền sở hữu phần kết quả tương ứng với kinh phí ngân sách nhà nước, không phải thực hiện thủ tục giao quyền và không phải bồi hoàn chi phí. Luật cũng nêu ba trường hợp loại trừ, đáng chú ý là nhiệm vụ do Nhà nước đặt hàng đã nêu rõ yêu cầu Nhà nước nắm giữ quyền để phục vụ phòng bệnh, chữa bệnh hoặc nhu cầu cấp thiết khác của xã hội. Khoản 1 Điều 25 xác định tổ chức, cá nhân đóng góp tài sản, tài chính là chủ sở hữu kết quả tương ứng với tỷ lệ đóng góp theo thỏa thuận. Luật số 131/2025/QH15 bổ sung điểm c khoản 1 Điều 86 Luật Sở hữu trí tuệ, trao quyền đăng ký sáng chế, kiểu dáng công nghiệp, thiết kế bố trí cho tổ chức được giao quyền theo cơ chế này.</w:t>
-      </w:r>
-    </w:p>
-    <w:p>
-      <w:pPr>
-        <w:rPr>
-          <w:szCs w:val="26"/>
-        </w:rPr>
-      </w:pPr>
-      <w:r>
-        <w:rPr>
-          <w:szCs w:val="26"/>
-        </w:rPr>
-        <w:t xml:space="preserve">Về khai thác, Điều 27 Luật số 93/2025/QH15 cho phép chủ sở hữu tự quyết định việc thương mại hóa; tổ chức được giao quyền tự quyết định hình thức, phương án, giá, phân chia lợi nhuận và phương án góp vốn. Điểm d khoản 2 Điều 28 Luật Giáo dục đại học số 125/2025/QH15 khẳng định cơ sở giáo dục đại học được định giá, xác lập quyền sở hữu, khai thác, góp vốn, phân chia lợi ích từ tài sản trí tuệ; khoản 1 Điều 28 cho phép thành lập doanh nghiệp quản lý tài sản trí tuệ. Đối với trường tư thục, điểm quan trọng nhất nằm ở Điều 37 Luật số 93/2025/QH15: tổ chức ngoài công lập được bảo đảm quyền tiếp cận bình đẳng, được giao quyền sở hữu hoặc quyền sử dụng kết quả nghiên cứu từ nhiệm vụ sử dụng ngân sách nhà nước do mình thực hiện theo điểm b khoản 2, và được hưởng ưu đãi như tổ chức công lập theo điểm d khoản 2.</w:t>
-      </w:r>
-    </w:p>
-    <w:p>
-      <w:pPr>
-        <w:rPr>
-          <w:szCs w:val="26"/>
-        </w:rPr>
-      </w:pPr>
-      <w:r>
-        <w:rPr>
-          <w:szCs w:val="26"/>
-        </w:rPr>
-        <w:t xml:space="preserve">Như vậy, ở khâu xác lập và khai thác, khung pháp lý mới đã trả lời dứt khoát câu hỏi ai sở hữu và ai quyết định. Đổi lại, khoản 4 Điều 27 đặt cho tổ chức chủ trì trách nhiệm công khai, minh bạch thông tin và báo cáo kết quả thương mại hóa, tức đòi hỏi tổ chức có hệ thống theo dõi tài sản trí tuệ của chính mình. Luật Chuyển giao công nghệ số 07/2017/QH14 tiếp tục điều chỉnh các hình thức chuyển giao, định giá công nghệ và góp vốn bằng kết quả nghiên cứu, nên quy chế nội bộ cần dẫn chiếu luật này khi xây dựng mẫu hợp đồng chuyển giao.</w:t>
-      </w:r>
-    </w:p>
-    <w:p>
-      <w:pPr>
-        <w:spacing w:before="200" w:after="100"/>
-        <w:ind w:firstLine="0"/>
-        <w:rPr>
-          <w:szCs w:val="26"/>
-        </w:rPr>
-      </w:pPr>
-      <w:r>
-        <w:rPr>
-          <w:b/>
-          <w:szCs w:val="26"/>
-        </w:rPr>
-        <w:t>4.2. Cơ chế chia lợi ích chuyển từ khung định sẵn sang mức sàn và thỏa thuận</w:t>
-      </w:r>
-    </w:p>
-    <w:p>
-      <w:pPr>
-        <w:rPr>
-          <w:szCs w:val="26"/>
-        </w:rPr>
-      </w:pPr>
-      <w:r>
-        <w:rPr>
-          <w:szCs w:val="26"/>
-        </w:rPr>
-        <w:t xml:space="preserve">Điều 28 Luật số 93/2025/QH15 phân biệt hai trường hợp. Với phần lợi nhuận tương ứng kết quả không sử dụng ngân sách nhà nước, chủ sở hữu tự quyết định việc xử lý lợi nhuận, kể cả thưởng cho tác giả, theo khoản 2. Với phần tương ứng kết quả sử dụng ngân sách nhà nước, điểm a khoản 3 quy định thưởng cho tác giả tối thiểu 30% lợi nhuận thu được từ thương mại hóa, hoặc tối thiểu 30% giá trị kết quả khi góp vốn. Đồng thời, điểm h khoản 7 Điều 71 bãi bỏ khoản 2 Điều 135 Luật Sở hữu trí tuệ; khoản 1 Điều 135, được sửa theo điểm b khoản 7 Điều 71, đặt nguyên tắc thỏa thuận và chỉ áp dụng mức mặc định 10% lợi nhuận trước thuế khi chủ sở hữu tự sử dụng hoặc 15% số tiền nhận được khi chuyển giao quyền sử dụng nếu các bên không có thỏa thuận. Bảng 1 tổng hợp các thay đổi này cùng hàm ý cho quy chế nội bộ.</w:t>
-      </w:r>
-    </w:p>
-    <w:p>
-      <w:pPr>
-        <w:rPr>
-          <w:szCs w:val="26"/>
-        </w:rPr>
-      </w:pPr>
-      <w:r>
-        <w:rPr>
-          <w:szCs w:val="26"/>
-        </w:rPr>
-        <w:t xml:space="preserve">Điểm then chốt là pháp luật chuyển từ một khung định sẵn sang mức sàn kết hợp thỏa thuận: không đặt trần cho phần của tác giả và để nhà trường tự thiết kế công thức cho các nguồn kinh phí ngoài ngân sách. Các quy chế nội bộ ban hành trước ngày 01 tháng 10 năm 2025 có thể còn dẫn chiếu cơ chế cũ, chẳng hạn khoản nộp ngân sách hoặc mức trần tiền thưởng; đó là độ trễ thể chế tất yếu trước sự thay đổi dồn dập của pháp luật, nhưng cần được rà soát sớm vì mức sàn 30% là quy định bắt buộc.</w:t>
+        <w:t xml:space="preserve">Khung đề xuất đo hiệu quả quản lý quyền sở hữu trí tuệ ở bốn mắt xích và ba mối nối giữa chúng (Hình 2). Đầu vào phản ánh nguồn lực nhà trường bố trí; quá trình phản ánh mức độ vận hành của thể chế và quy trình; đầu ra phản ánh sản phẩm có khả năng bảo hộ và quyền đã được xác lập; kết quả phản ánh giá trị mà quyền mang lại cho nhà trường, tác giả và chỉ số chất lượng.</w:t>
       </w:r>
     </w:p>
     <w:p>
@@ -582,7 +514,154 @@
           <w:b/>
           <w:szCs w:val="26"/>
         </w:rPr>
-        <w:t>Bảng 1. Những thay đổi của khung pháp lý về quyền đối với kết quả nghiên cứu và hàm ý cho quy chế nội bộ</w:t>
+        <w:t>Hình 2. Chuỗi kết quả và bốn chỉ số chuyển hóa trong đánh giá hiệu quả quản lý quyền sở hữu trí tuệ</w:t>
+      </w:r>
+    </w:p>
+    <w:p>
+      <w:pPr>
+        <w:keepNext/>
+        <w:spacing w:before="0" w:after="0" w:line="240" w:lineRule="auto"/>
+        <w:ind w:firstLine="0"/>
+        <w:jc w:val="center"/>
+        <w:rPr>
+          <w:szCs w:val="26"/>
+        </w:rPr>
+      </w:pPr>
+      <w:r>
+        <w:drawing>
+          <wp:inline xmlns:a="http://schemas.openxmlformats.org/drawingml/2006/main" xmlns:pic="http://schemas.openxmlformats.org/drawingml/2006/picture">
+            <wp:extent cx="5580000" cy="2952000"/>
+            <wp:docPr id="2" name="Picture 2"/>
+            <wp:cNvGraphicFramePr>
+              <a:graphicFrameLocks noChangeAspect="1"/>
+            </wp:cNvGraphicFramePr>
+            <a:graphic>
+              <a:graphicData uri="http://schemas.openxmlformats.org/drawingml/2006/picture">
+                <pic:pic>
+                  <pic:nvPicPr>
+                    <pic:cNvPr id="0" name="chuoi_ket_qua.png"/>
+                    <pic:cNvPicPr/>
+                  </pic:nvPicPr>
+                  <pic:blipFill>
+                    <a:blip r:embed="rId9"/>
+                    <a:stretch>
+                      <a:fillRect/>
+                    </a:stretch>
+                  </pic:blipFill>
+                  <pic:spPr>
+                    <a:xfrm>
+                      <a:off x="0" y="0"/>
+                      <a:ext cx="5580000" cy="2952000"/>
+                    </a:xfrm>
+                    <a:prstGeom prst="rect"/>
+                  </pic:spPr>
+                </pic:pic>
+              </a:graphicData>
+            </a:graphic>
+          </wp:inline>
+        </w:drawing>
+      </w:r>
+    </w:p>
+    <w:p>
+      <w:pPr>
+        <w:spacing w:after="160"/>
+        <w:ind w:firstLine="0"/>
+        <w:rPr>
+          <w:szCs w:val="26"/>
+        </w:rPr>
+      </w:pPr>
+      <w:r>
+        <w:rPr>
+          <w:i/>
+          <w:szCs w:val="26"/>
+        </w:rPr>
+        <w:t>Nguồn: Nhóm tác giả đề xuất trên cơ sở W. K. Kellogg Foundation (2004).</w:t>
+      </w:r>
+    </w:p>
+    <w:p>
+      <w:pPr>
+        <w:rPr>
+          <w:szCs w:val="26"/>
+        </w:rPr>
+      </w:pPr>
+      <w:r>
+        <w:rPr>
+          <w:szCs w:val="26"/>
+        </w:rPr>
+        <w:t xml:space="preserve">Điểm mới của khung nằm ở bốn chỉ số chuyển hóa. Tỷ lệ nhận diện đo phần công trình nghiệm thu có sản phẩm được xác nhận là có khả năng bảo hộ, tức mức độ quá trình nghiên cứu và quá trình rà soát chuyển thành đầu ra tiềm năng. Tỷ lệ xác lập kịp thời đo phần sản phẩm có khả năng bảo hộ được nộp đơn trong mười hai tháng; mốc này xuất phát từ khoản 3 Điều 60 Luật Sở hữu trí tuệ, theo đó sáng chế không bị coi là mất tính mới khi đã bộc lộ công khai nếu đơn được nộp trong thời hạn mười hai tháng kể từ ngày bộc lộ. Tỷ lệ khai thác đo phần tài sản đã xác lập có giao dịch hoặc được sử dụng, phù hợp với cách nhìn chuyển từ chiếm hữu sang khai thác (Holgersson &amp; Aaboen, 2019). Tỷ suất khai thác trên chi phí so sánh nguồn thu từ khai thác với chi phí xác lập và duy trì quyền, là thước đo hiệu quả theo nghĩa hẹp nhất.</w:t>
+      </w:r>
+    </w:p>
+    <w:p>
+      <w:pPr>
+        <w:rPr>
+          <w:szCs w:val="26"/>
+        </w:rPr>
+      </w:pPr>
+      <w:r>
+        <w:rPr>
+          <w:szCs w:val="26"/>
+        </w:rPr>
+        <w:t xml:space="preserve">Khác với chỉ số đếm, mỗi chỉ số chuyển hóa chỉ vào một mối nối cụ thể. Khi một tỷ lệ thấp, nhà trường biết khâu nào cần can thiệp, kể cả khi số lượng đầu ra vẫn tăng.</w:t>
+      </w:r>
+    </w:p>
+    <w:p>
+      <w:pPr>
+        <w:rPr>
+          <w:szCs w:val="26"/>
+        </w:rPr>
+      </w:pPr>
+      <w:r>
+        <w:rPr>
+          <w:szCs w:val="26"/>
+        </w:rPr>
+        <w:t xml:space="preserve">Chuỗi kết quả được đặt chồng lên chu trình quản lý tài sản trí tuệ ở Hình 1 để bảo đảm mỗi giai đoạn của chu trình đều có ít nhất một chỉ số theo dõi. Giai đoạn tạo lập và nhận diện được đo bằng số công trình có sản phẩm có khả năng bảo hộ và tỷ lệ nhận diện; giai đoạn xác lập được đo bằng số đơn, số văn bằng, số giấy chứng nhận quyền tác giả và tỷ lệ xác lập kịp thời; giai đoạn khai thác được đo bằng hợp đồng, nguồn thu và tỷ lệ khai thác; giai đoạn bảo vệ và phân chia lợi ích được phản ánh qua mức độ tương thích của quy chế về chia lợi ích và động lực của giảng viên. Cách đặt chồng này tránh tình trạng một giai đoạn quan trọng, thường là giai đoạn nhận diện, không có chỉ số nào và vì vậy không được quản lý.</w:t>
+      </w:r>
+    </w:p>
+    <w:p>
+      <w:pPr>
+        <w:spacing w:before="200" w:after="100"/>
+        <w:ind w:firstLine="0"/>
+        <w:rPr>
+          <w:szCs w:val="26"/>
+        </w:rPr>
+      </w:pPr>
+      <w:r>
+        <w:rPr>
+          <w:b/>
+          <w:szCs w:val="26"/>
+        </w:rPr>
+        <w:t>4.2. Bộ 20 chỉ số gắn với chuẩn chất lượng mới</w:t>
+      </w:r>
+    </w:p>
+    <w:p>
+      <w:pPr>
+        <w:rPr>
+          <w:szCs w:val="26"/>
+        </w:rPr>
+      </w:pPr>
+      <w:r>
+        <w:rPr>
+          <w:szCs w:val="26"/>
+        </w:rPr>
+        <w:t xml:space="preserve">Bảng 1 trình bày 20 chỉ số, gồm 16 chỉ số ở bốn nhóm và 4 chỉ số chuyển hóa, kèm cách tính, nguồn dữ liệu và loại dữ liệu. Nhóm đầu vào gồm kinh phí, nhân lực và hạ tầng tra cứu. Nhóm quá trình gồm mức độ tương thích của quy chế nội bộ với pháp luật, thời gian xử lý hồ sơ, mức độ chuẩn hóa biểu mẫu và tập huấn. Nhóm đầu ra gồm đơn, văn bằng, giấy chứng nhận quyền tác giả và số công trình có sản phẩm có khả năng bảo hộ. Nhóm kết quả gồm hợp đồng, nguồn thu, tỷ trọng thu khoa học công nghệ, đóng góp vào kiểm định, xếp hạng và động lực của giảng viên.</w:t>
+      </w:r>
+    </w:p>
+    <w:p>
+      <w:pPr>
+        <w:keepNext/>
+        <w:spacing w:before="160" w:after="80"/>
+        <w:ind w:firstLine="0"/>
+        <w:jc w:val="center"/>
+        <w:rPr>
+          <w:szCs w:val="26"/>
+        </w:rPr>
+      </w:pPr>
+      <w:r>
+        <w:rPr>
+          <w:b/>
+          <w:szCs w:val="26"/>
+        </w:rPr>
+        <w:t>Bảng 1. Bộ chỉ số đánh giá hiệu quả quản lý quyền sở hữu trí tuệ theo chuỗi kết quả</w:t>
       </w:r>
     </w:p>
     <w:tbl>
@@ -593,10 +672,11 @@
         <w:tblLook w:val="04A0" w:firstRow="1" w:lastRow="0" w:firstColumn="1" w:lastColumn="0" w:noHBand="0" w:noVBand="1"/>
       </w:tblPr>
       <w:tblGrid>
-        <w:gridCol w:w="1884"/>
-        <w:gridCol w:w="2473"/>
-        <w:gridCol w:w="2238"/>
-        <w:gridCol w:w="2473"/>
+        <w:gridCol w:w="716"/>
+        <w:gridCol w:w="2506"/>
+        <w:gridCol w:w="2744"/>
+        <w:gridCol w:w="2386"/>
+        <w:gridCol w:w="716"/>
       </w:tblGrid>
       <w:tr>
         <w:trPr>
@@ -605,7 +685,7 @@
         </w:trPr>
         <w:tc>
           <w:tcPr>
-            <w:tcW w:w="1884" w:type="dxa"/>
+            <w:tcW w:w="716" w:type="dxa"/>
             <w:shd w:val="clear" w:color="auto" w:fill="DCE8F7"/>
             <w:vAlign w:val="center"/>
           </w:tcPr>
@@ -620,13 +700,13 @@
                 <w:b/>
                 <w:sz w:val="24"/>
               </w:rPr>
-              <w:t xml:space="preserve">Nội dung</w:t>
+              <w:t xml:space="preserve">Mã</w:t>
             </w:r>
           </w:p>
         </w:tc>
         <w:tc>
           <w:tcPr>
-            <w:tcW w:w="2473" w:type="dxa"/>
+            <w:tcW w:w="2506" w:type="dxa"/>
             <w:shd w:val="clear" w:color="auto" w:fill="DCE8F7"/>
             <w:vAlign w:val="center"/>
           </w:tcPr>
@@ -641,13 +721,13 @@
                 <w:b/>
                 <w:sz w:val="24"/>
               </w:rPr>
-              <w:t xml:space="preserve">Quy định hiện hành</w:t>
+              <w:t xml:space="preserve">Chỉ số</w:t>
             </w:r>
           </w:p>
         </w:tc>
         <w:tc>
           <w:tcPr>
-            <w:tcW w:w="2238" w:type="dxa"/>
+            <w:tcW w:w="2744" w:type="dxa"/>
             <w:shd w:val="clear" w:color="auto" w:fill="DCE8F7"/>
             <w:vAlign w:val="center"/>
           </w:tcPr>
@@ -662,13 +742,13 @@
                 <w:b/>
                 <w:sz w:val="24"/>
               </w:rPr>
-              <w:t xml:space="preserve">Căn cứ</w:t>
+              <w:t xml:space="preserve">Cách tính</w:t>
             </w:r>
           </w:p>
         </w:tc>
         <w:tc>
           <w:tcPr>
-            <w:tcW w:w="2473" w:type="dxa"/>
+            <w:tcW w:w="2386" w:type="dxa"/>
             <w:shd w:val="clear" w:color="auto" w:fill="DCE8F7"/>
             <w:vAlign w:val="center"/>
           </w:tcPr>
@@ -683,690 +763,13 @@
                 <w:b/>
                 <w:sz w:val="24"/>
               </w:rPr>
-              <w:t xml:space="preserve">Hàm ý cho quy chế nội bộ</w:t>
-            </w:r>
-          </w:p>
-        </w:tc>
-      </w:tr>
-      <w:tr>
-        <w:trPr/>
-        <w:tc>
-          <w:tcPr>
-            <w:tcW w:w="1884" w:type="dxa"/>
-            <w:vAlign w:val="center"/>
-          </w:tcPr>
-          <w:p>
-            <w:pPr>
-              <w:spacing w:before="20" w:after="20" w:line="252" w:lineRule="auto"/>
-              <w:ind w:firstLine="0"/>
-              <w:jc w:val="left"/>
-            </w:pPr>
-            <w:r>
-              <w:rPr>
-                <w:sz w:val="24"/>
-              </w:rPr>
-              <w:t xml:space="preserve">Quyền sở hữu kết quả sử dụng ngân sách nhà nước</w:t>
+              <w:t xml:space="preserve">Nguồn dữ liệu</w:t>
             </w:r>
           </w:p>
         </w:tc>
         <w:tc>
           <w:tcPr>
-            <w:tcW w:w="2473" w:type="dxa"/>
-            <w:vAlign w:val="center"/>
-          </w:tcPr>
-          <w:p>
-            <w:pPr>
-              <w:spacing w:before="20" w:after="20" w:line="252" w:lineRule="auto"/>
-              <w:ind w:firstLine="0"/>
-              <w:jc w:val="left"/>
-            </w:pPr>
-            <w:r>
-              <w:rPr>
-                <w:sz w:val="24"/>
-              </w:rPr>
-              <w:t xml:space="preserve">Tổ chức chủ trì được tự động giao quyền, không làm thủ tục giao quyền, không bồi hoàn</w:t>
-            </w:r>
-          </w:p>
-        </w:tc>
-        <w:tc>
-          <w:tcPr>
-            <w:tcW w:w="2238" w:type="dxa"/>
-            <w:vAlign w:val="center"/>
-          </w:tcPr>
-          <w:p>
-            <w:pPr>
-              <w:spacing w:before="20" w:after="20" w:line="252" w:lineRule="auto"/>
-              <w:ind w:firstLine="0"/>
-              <w:jc w:val="left"/>
-            </w:pPr>
-            <w:r>
-              <w:rPr>
-                <w:sz w:val="24"/>
-              </w:rPr>
-              <w:t xml:space="preserve">Khoản 2 Điều 25 Luật số 93/2025/QH15</w:t>
-            </w:r>
-          </w:p>
-        </w:tc>
-        <w:tc>
-          <w:tcPr>
-            <w:tcW w:w="2473" w:type="dxa"/>
-            <w:vAlign w:val="center"/>
-          </w:tcPr>
-          <w:p>
-            <w:pPr>
-              <w:spacing w:before="20" w:after="20" w:line="252" w:lineRule="auto"/>
-              <w:ind w:firstLine="0"/>
-              <w:jc w:val="left"/>
-            </w:pPr>
-            <w:r>
-              <w:rPr>
-                <w:sz w:val="24"/>
-              </w:rPr>
-              <w:t xml:space="preserve">Xác định nhà trường là chủ sở hữu; phân định với phần đóng góp của đối tác theo khoản 1 Điều 25</w:t>
-            </w:r>
-          </w:p>
-        </w:tc>
-      </w:tr>
-      <w:tr>
-        <w:trPr/>
-        <w:tc>
-          <w:tcPr>
-            <w:tcW w:w="1884" w:type="dxa"/>
-            <w:vAlign w:val="center"/>
-          </w:tcPr>
-          <w:p>
-            <w:pPr>
-              <w:spacing w:before="20" w:after="20" w:line="252" w:lineRule="auto"/>
-              <w:ind w:firstLine="0"/>
-              <w:jc w:val="left"/>
-            </w:pPr>
-            <w:r>
-              <w:rPr>
-                <w:sz w:val="24"/>
-              </w:rPr>
-              <w:t xml:space="preserve">Quyền đăng ký sở hữu công nghiệp</w:t>
-            </w:r>
-          </w:p>
-        </w:tc>
-        <w:tc>
-          <w:tcPr>
-            <w:tcW w:w="2473" w:type="dxa"/>
-            <w:vAlign w:val="center"/>
-          </w:tcPr>
-          <w:p>
-            <w:pPr>
-              <w:spacing w:before="20" w:after="20" w:line="252" w:lineRule="auto"/>
-              <w:ind w:firstLine="0"/>
-              <w:jc w:val="left"/>
-            </w:pPr>
-            <w:r>
-              <w:rPr>
-                <w:sz w:val="24"/>
-              </w:rPr>
-              <w:t xml:space="preserve">Tổ chức được giao quyền có quyền đăng ký sáng chế, kiểu dáng công nghiệp, thiết kế bố trí</w:t>
-            </w:r>
-          </w:p>
-        </w:tc>
-        <w:tc>
-          <w:tcPr>
-            <w:tcW w:w="2238" w:type="dxa"/>
-            <w:vAlign w:val="center"/>
-          </w:tcPr>
-          <w:p>
-            <w:pPr>
-              <w:spacing w:before="20" w:after="20" w:line="252" w:lineRule="auto"/>
-              <w:ind w:firstLine="0"/>
-              <w:jc w:val="left"/>
-            </w:pPr>
-            <w:r>
-              <w:rPr>
-                <w:sz w:val="24"/>
-              </w:rPr>
-              <w:t xml:space="preserve">Điểm c khoản 1 Điều 86 Luật Sở hữu trí tuệ</w:t>
-            </w:r>
-          </w:p>
-        </w:tc>
-        <w:tc>
-          <w:tcPr>
-            <w:tcW w:w="2473" w:type="dxa"/>
-            <w:vAlign w:val="center"/>
-          </w:tcPr>
-          <w:p>
-            <w:pPr>
-              <w:spacing w:before="20" w:after="20" w:line="252" w:lineRule="auto"/>
-              <w:ind w:firstLine="0"/>
-              <w:jc w:val="left"/>
-            </w:pPr>
-            <w:r>
-              <w:rPr>
-                <w:sz w:val="24"/>
-              </w:rPr>
-              <w:t xml:space="preserve">Giao đầu mối nộp đơn nhân danh nhà trường</w:t>
-            </w:r>
-          </w:p>
-        </w:tc>
-      </w:tr>
-      <w:tr>
-        <w:trPr/>
-        <w:tc>
-          <w:tcPr>
-            <w:tcW w:w="1884" w:type="dxa"/>
-            <w:vAlign w:val="center"/>
-          </w:tcPr>
-          <w:p>
-            <w:pPr>
-              <w:spacing w:before="20" w:after="20" w:line="252" w:lineRule="auto"/>
-              <w:ind w:firstLine="0"/>
-              <w:jc w:val="left"/>
-            </w:pPr>
-            <w:r>
-              <w:rPr>
-                <w:sz w:val="24"/>
-              </w:rPr>
-              <w:t xml:space="preserve">Thương mại hóa</w:t>
-            </w:r>
-          </w:p>
-        </w:tc>
-        <w:tc>
-          <w:tcPr>
-            <w:tcW w:w="2473" w:type="dxa"/>
-            <w:vAlign w:val="center"/>
-          </w:tcPr>
-          <w:p>
-            <w:pPr>
-              <w:spacing w:before="20" w:after="20" w:line="252" w:lineRule="auto"/>
-              <w:ind w:firstLine="0"/>
-              <w:jc w:val="left"/>
-            </w:pPr>
-            <w:r>
-              <w:rPr>
-                <w:sz w:val="24"/>
-              </w:rPr>
-              <w:t xml:space="preserve">Chủ sở hữu tự quyết hình thức, giá, góp vốn, phân chia lợi nhuận</w:t>
-            </w:r>
-          </w:p>
-        </w:tc>
-        <w:tc>
-          <w:tcPr>
-            <w:tcW w:w="2238" w:type="dxa"/>
-            <w:vAlign w:val="center"/>
-          </w:tcPr>
-          <w:p>
-            <w:pPr>
-              <w:spacing w:before="20" w:after="20" w:line="252" w:lineRule="auto"/>
-              <w:ind w:firstLine="0"/>
-              <w:jc w:val="left"/>
-            </w:pPr>
-            <w:r>
-              <w:rPr>
-                <w:sz w:val="24"/>
-              </w:rPr>
-              <w:t xml:space="preserve">Điều 27 Luật số 93/2025/QH15; điểm d khoản 2 Điều 28 Luật số 125/2025/QH15</w:t>
-            </w:r>
-          </w:p>
-        </w:tc>
-        <w:tc>
-          <w:tcPr>
-            <w:tcW w:w="2473" w:type="dxa"/>
-            <w:vAlign w:val="center"/>
-          </w:tcPr>
-          <w:p>
-            <w:pPr>
-              <w:spacing w:before="20" w:after="20" w:line="252" w:lineRule="auto"/>
-              <w:ind w:firstLine="0"/>
-              <w:jc w:val="left"/>
-            </w:pPr>
-            <w:r>
-              <w:rPr>
-                <w:sz w:val="24"/>
-              </w:rPr>
-              <w:t xml:space="preserve">Quy định thẩm quyền quyết định và quy trình định giá nội bộ</w:t>
-            </w:r>
-          </w:p>
-        </w:tc>
-      </w:tr>
-      <w:tr>
-        <w:trPr/>
-        <w:tc>
-          <w:tcPr>
-            <w:tcW w:w="1884" w:type="dxa"/>
-            <w:vAlign w:val="center"/>
-          </w:tcPr>
-          <w:p>
-            <w:pPr>
-              <w:spacing w:before="20" w:after="20" w:line="252" w:lineRule="auto"/>
-              <w:ind w:firstLine="0"/>
-              <w:jc w:val="left"/>
-            </w:pPr>
-            <w:r>
-              <w:rPr>
-                <w:sz w:val="24"/>
-              </w:rPr>
-              <w:t xml:space="preserve">Thưởng tác giả, kết quả sử dụng ngân sách nhà nước</w:t>
-            </w:r>
-          </w:p>
-        </w:tc>
-        <w:tc>
-          <w:tcPr>
-            <w:tcW w:w="2473" w:type="dxa"/>
-            <w:vAlign w:val="center"/>
-          </w:tcPr>
-          <w:p>
-            <w:pPr>
-              <w:spacing w:before="20" w:after="20" w:line="252" w:lineRule="auto"/>
-              <w:ind w:firstLine="0"/>
-              <w:jc w:val="left"/>
-            </w:pPr>
-            <w:r>
-              <w:rPr>
-                <w:sz w:val="24"/>
-              </w:rPr>
-              <w:t xml:space="preserve">Tối thiểu 30% lợi nhuận, hoặc 30% giá trị khi góp vốn</w:t>
-            </w:r>
-          </w:p>
-        </w:tc>
-        <w:tc>
-          <w:tcPr>
-            <w:tcW w:w="2238" w:type="dxa"/>
-            <w:vAlign w:val="center"/>
-          </w:tcPr>
-          <w:p>
-            <w:pPr>
-              <w:spacing w:before="20" w:after="20" w:line="252" w:lineRule="auto"/>
-              <w:ind w:firstLine="0"/>
-              <w:jc w:val="left"/>
-            </w:pPr>
-            <w:r>
-              <w:rPr>
-                <w:sz w:val="24"/>
-              </w:rPr>
-              <w:t xml:space="preserve">Điểm a khoản 3 Điều 28 Luật số 93/2025/QH15</w:t>
-            </w:r>
-          </w:p>
-        </w:tc>
-        <w:tc>
-          <w:tcPr>
-            <w:tcW w:w="2473" w:type="dxa"/>
-            <w:vAlign w:val="center"/>
-          </w:tcPr>
-          <w:p>
-            <w:pPr>
-              <w:spacing w:before="20" w:after="20" w:line="252" w:lineRule="auto"/>
-              <w:ind w:firstLine="0"/>
-              <w:jc w:val="left"/>
-            </w:pPr>
-            <w:r>
-              <w:rPr>
-                <w:sz w:val="24"/>
-              </w:rPr>
-              <w:t xml:space="preserve">Ghi rõ mức sàn; bỏ khoản nộp và mức trần theo cơ chế cũ</w:t>
-            </w:r>
-          </w:p>
-        </w:tc>
-      </w:tr>
-      <w:tr>
-        <w:trPr/>
-        <w:tc>
-          <w:tcPr>
-            <w:tcW w:w="1884" w:type="dxa"/>
-            <w:vAlign w:val="center"/>
-          </w:tcPr>
-          <w:p>
-            <w:pPr>
-              <w:spacing w:before="20" w:after="20" w:line="252" w:lineRule="auto"/>
-              <w:ind w:firstLine="0"/>
-              <w:jc w:val="left"/>
-            </w:pPr>
-            <w:r>
-              <w:rPr>
-                <w:sz w:val="24"/>
-              </w:rPr>
-              <w:t xml:space="preserve">Thưởng tác giả, kết quả ngoài ngân sách</w:t>
-            </w:r>
-          </w:p>
-        </w:tc>
-        <w:tc>
-          <w:tcPr>
-            <w:tcW w:w="2473" w:type="dxa"/>
-            <w:vAlign w:val="center"/>
-          </w:tcPr>
-          <w:p>
-            <w:pPr>
-              <w:spacing w:before="20" w:after="20" w:line="252" w:lineRule="auto"/>
-              <w:ind w:firstLine="0"/>
-              <w:jc w:val="left"/>
-            </w:pPr>
-            <w:r>
-              <w:rPr>
-                <w:sz w:val="24"/>
-              </w:rPr>
-              <w:t xml:space="preserve">Chủ sở hữu tự quyết</w:t>
-            </w:r>
-          </w:p>
-        </w:tc>
-        <w:tc>
-          <w:tcPr>
-            <w:tcW w:w="2238" w:type="dxa"/>
-            <w:vAlign w:val="center"/>
-          </w:tcPr>
-          <w:p>
-            <w:pPr>
-              <w:spacing w:before="20" w:after="20" w:line="252" w:lineRule="auto"/>
-              <w:ind w:firstLine="0"/>
-              <w:jc w:val="left"/>
-            </w:pPr>
-            <w:r>
-              <w:rPr>
-                <w:sz w:val="24"/>
-              </w:rPr>
-              <w:t xml:space="preserve">Khoản 2 Điều 28 Luật số 93/2025/QH15</w:t>
-            </w:r>
-          </w:p>
-        </w:tc>
-        <w:tc>
-          <w:tcPr>
-            <w:tcW w:w="2473" w:type="dxa"/>
-            <w:vAlign w:val="center"/>
-          </w:tcPr>
-          <w:p>
-            <w:pPr>
-              <w:spacing w:before="20" w:after="20" w:line="252" w:lineRule="auto"/>
-              <w:ind w:firstLine="0"/>
-              <w:jc w:val="left"/>
-            </w:pPr>
-            <w:r>
-              <w:rPr>
-                <w:sz w:val="24"/>
-              </w:rPr>
-              <w:t xml:space="preserve">Công bố trước công thức chia cho từng nguồn kinh phí</w:t>
-            </w:r>
-          </w:p>
-        </w:tc>
-      </w:tr>
-      <w:tr>
-        <w:trPr/>
-        <w:tc>
-          <w:tcPr>
-            <w:tcW w:w="1884" w:type="dxa"/>
-            <w:vAlign w:val="center"/>
-          </w:tcPr>
-          <w:p>
-            <w:pPr>
-              <w:spacing w:before="20" w:after="20" w:line="252" w:lineRule="auto"/>
-              <w:ind w:firstLine="0"/>
-              <w:jc w:val="left"/>
-            </w:pPr>
-            <w:r>
-              <w:rPr>
-                <w:sz w:val="24"/>
-              </w:rPr>
-              <w:t xml:space="preserve">Thù lao khi không có thỏa thuận</w:t>
-            </w:r>
-          </w:p>
-        </w:tc>
-        <w:tc>
-          <w:tcPr>
-            <w:tcW w:w="2473" w:type="dxa"/>
-            <w:vAlign w:val="center"/>
-          </w:tcPr>
-          <w:p>
-            <w:pPr>
-              <w:spacing w:before="20" w:after="20" w:line="252" w:lineRule="auto"/>
-              <w:ind w:firstLine="0"/>
-              <w:jc w:val="left"/>
-            </w:pPr>
-            <w:r>
-              <w:rPr>
-                <w:sz w:val="24"/>
-              </w:rPr>
-              <w:t xml:space="preserve">10% lợi nhuận khi tự sử dụng; 15% tiền chuyển giao</w:t>
-            </w:r>
-          </w:p>
-        </w:tc>
-        <w:tc>
-          <w:tcPr>
-            <w:tcW w:w="2238" w:type="dxa"/>
-            <w:vAlign w:val="center"/>
-          </w:tcPr>
-          <w:p>
-            <w:pPr>
-              <w:spacing w:before="20" w:after="20" w:line="252" w:lineRule="auto"/>
-              <w:ind w:firstLine="0"/>
-              <w:jc w:val="left"/>
-            </w:pPr>
-            <w:r>
-              <w:rPr>
-                <w:sz w:val="24"/>
-              </w:rPr>
-              <w:t xml:space="preserve">Khoản 1 Điều 135 Luật Sở hữu trí tuệ; khoản 2 Điều 135 đã bãi bỏ</w:t>
-            </w:r>
-          </w:p>
-        </w:tc>
-        <w:tc>
-          <w:tcPr>
-            <w:tcW w:w="2473" w:type="dxa"/>
-            <w:vAlign w:val="center"/>
-          </w:tcPr>
-          <w:p>
-            <w:pPr>
-              <w:spacing w:before="20" w:after="20" w:line="252" w:lineRule="auto"/>
-              <w:ind w:firstLine="0"/>
-              <w:jc w:val="left"/>
-            </w:pPr>
-            <w:r>
-              <w:rPr>
-                <w:sz w:val="24"/>
-              </w:rPr>
-              <w:t xml:space="preserve">Mức mặc định; quy chế có thể quy định cao hơn</w:t>
-            </w:r>
-          </w:p>
-        </w:tc>
-      </w:tr>
-      <w:tr>
-        <w:trPr/>
-        <w:tc>
-          <w:tcPr>
-            <w:tcW w:w="1884" w:type="dxa"/>
-            <w:vAlign w:val="center"/>
-          </w:tcPr>
-          <w:p>
-            <w:pPr>
-              <w:spacing w:before="20" w:after="20" w:line="252" w:lineRule="auto"/>
-              <w:ind w:firstLine="0"/>
-              <w:jc w:val="left"/>
-            </w:pPr>
-            <w:r>
-              <w:rPr>
-                <w:sz w:val="24"/>
-              </w:rPr>
-              <w:t xml:space="preserve">Tổ chức ngoài công lập</w:t>
-            </w:r>
-          </w:p>
-        </w:tc>
-        <w:tc>
-          <w:tcPr>
-            <w:tcW w:w="2473" w:type="dxa"/>
-            <w:vAlign w:val="center"/>
-          </w:tcPr>
-          <w:p>
-            <w:pPr>
-              <w:spacing w:before="20" w:after="20" w:line="252" w:lineRule="auto"/>
-              <w:ind w:firstLine="0"/>
-              <w:jc w:val="left"/>
-            </w:pPr>
-            <w:r>
-              <w:rPr>
-                <w:sz w:val="24"/>
-              </w:rPr>
-              <w:t xml:space="preserve">Được giao quyền và hưởng ưu đãi như tổ chức công lập</w:t>
-            </w:r>
-          </w:p>
-        </w:tc>
-        <w:tc>
-          <w:tcPr>
-            <w:tcW w:w="2238" w:type="dxa"/>
-            <w:vAlign w:val="center"/>
-          </w:tcPr>
-          <w:p>
-            <w:pPr>
-              <w:spacing w:before="20" w:after="20" w:line="252" w:lineRule="auto"/>
-              <w:ind w:firstLine="0"/>
-              <w:jc w:val="left"/>
-            </w:pPr>
-            <w:r>
-              <w:rPr>
-                <w:sz w:val="24"/>
-              </w:rPr>
-              <w:t xml:space="preserve">Điểm b, điểm d khoản 2 Điều 37 Luật số 93/2025/QH15</w:t>
-            </w:r>
-          </w:p>
-        </w:tc>
-        <w:tc>
-          <w:tcPr>
-            <w:tcW w:w="2473" w:type="dxa"/>
-            <w:vAlign w:val="center"/>
-          </w:tcPr>
-          <w:p>
-            <w:pPr>
-              <w:spacing w:before="20" w:after="20" w:line="252" w:lineRule="auto"/>
-              <w:ind w:firstLine="0"/>
-              <w:jc w:val="left"/>
-            </w:pPr>
-            <w:r>
-              <w:rPr>
-                <w:sz w:val="24"/>
-              </w:rPr>
-              <w:t xml:space="preserve">Chủ động tham gia nhiệm vụ sử dụng ngân sách nhà nước</w:t>
-            </w:r>
-          </w:p>
-        </w:tc>
-      </w:tr>
-    </w:tbl>
-    <w:p>
-      <w:pPr>
-        <w:spacing w:after="160"/>
-        <w:ind w:firstLine="0"/>
-        <w:rPr>
-          <w:szCs w:val="26"/>
-        </w:rPr>
-      </w:pPr>
-      <w:r>
-        <w:rPr>
-          <w:i/>
-          <w:szCs w:val="26"/>
-        </w:rPr>
-        <w:t>Nguồn: Nhóm tác giả tổng hợp từ Luật số 93/2025/QH15, Luật Sở hữu trí tuệ hợp nhất và Luật số 125/2025/QH15.</w:t>
-      </w:r>
-    </w:p>
-    <w:p>
-      <w:pPr>
-        <w:spacing w:before="200" w:after="100"/>
-        <w:ind w:firstLine="0"/>
-        <w:rPr>
-          <w:szCs w:val="26"/>
-        </w:rPr>
-      </w:pPr>
-      <w:r>
-        <w:rPr>
-          <w:b/>
-          <w:szCs w:val="26"/>
-        </w:rPr>
-        <w:t>4.3. Nguồn lực cho xác lập quyền đã có căn cứ pháp lý</w:t>
-      </w:r>
-    </w:p>
-    <w:p>
-      <w:pPr>
-        <w:rPr>
-          <w:szCs w:val="26"/>
-        </w:rPr>
-      </w:pPr>
-      <w:r>
-        <w:rPr>
-          <w:szCs w:val="26"/>
-        </w:rPr>
-        <w:t xml:space="preserve">Chi phí nộp đơn và duy trì hiệu lực văn bằng phát sinh trước khi có doanh thu, nên nếu chỉ được trừ khi chia lợi ích thì không có nguồn để khởi động thủ tục. Khung pháp lý mới đã mở hai căn cứ cho khoản chi này. Điểm b khoản 2 Điều 66 Luật số 93/2025/QH15 cho phép doanh nghiệp, tổ chức, đơn vị sự nghiệp sử dụng quỹ phát triển khoa học và công nghệ cho đăng ký, bảo hộ, quản lý, khai thác quyền sở hữu trí tuệ, với quyền tự chủ trong quản lý quỹ theo khoản 4. Điểm d khoản 3 Điều 28 Luật số 125/2025/QH15 giao cơ sở giáo dục đại học trách nhiệm thành lập và vận hành quỹ phát triển khoa học và công nghệ.</w:t>
-      </w:r>
-    </w:p>
-    <w:p>
-      <w:pPr>
-        <w:rPr>
-          <w:szCs w:val="26"/>
-        </w:rPr>
-      </w:pPr>
-      <w:r>
-        <w:rPr>
-          <w:szCs w:val="26"/>
-        </w:rPr>
-        <w:t xml:space="preserve">Ở tầm chiến lược, Quyết định số 1624/QĐ-TTg sửa đổi Chiến lược sở hữu trí tuệ đến năm 2030 yêu cầu sử dụng các chỉ số đo lường về sở hữu trí tuệ làm căn cứ đánh giá hiệu quả hoạt động của cơ sở giáo dục đại học, xác định đối tượng quyền cần đạt được đối với kết quả nghiên cứu sử dụng ngân sách nhà nước, và với cơ sở khối kỹ thuật, công nghệ thì đăng ký bảo hộ đồng thời với công bố bài báo về kết quả có tính ứng dụng cao. Kết luận số 51-KL/TW xác định yêu cầu chuyển từ tư duy quản lý hành chính sang kiến tạo hệ sinh thái sở hữu trí tuệ. Chỉ thị số 02/CT-TTg về tăng cường thực thi quyền sở hữu trí tuệ giao Bộ Giáo dục và Đào tạo nghiên cứu đưa nội dung giáo dục về sở hữu trí tuệ vào các hệ, cấp học phù hợp, qua đó đặt thêm yêu cầu về năng lực sở hữu trí tuệ của giảng viên và người học. Các văn bản này tạo căn cứ để nhà trường biến khoản chi đăng ký thành một dòng chi thường xuyên của quỹ, thay vì một khoản phát sinh ngoài dự toán.</w:t>
-      </w:r>
-    </w:p>
-    <w:p>
-      <w:pPr>
-        <w:spacing w:before="200" w:after="100"/>
-        <w:ind w:firstLine="0"/>
-        <w:rPr>
-          <w:szCs w:val="26"/>
-        </w:rPr>
-      </w:pPr>
-      <w:r>
-        <w:rPr>
-          <w:b/>
-          <w:szCs w:val="26"/>
-        </w:rPr>
-        <w:t>4.4. Chuẩn chất lượng mới nâng giá trị của giải pháp hữu ích và biến quy chế sở hữu trí tuệ thành nội dung quản trị bắt buộc</w:t>
-      </w:r>
-    </w:p>
-    <w:p>
-      <w:pPr>
-        <w:rPr>
-          <w:szCs w:val="26"/>
-        </w:rPr>
-      </w:pPr>
-      <w:r>
-        <w:rPr>
-          <w:szCs w:val="26"/>
-        </w:rPr>
-        <w:t xml:space="preserve">Bảng 2 so sánh công thức tính chỉ số sản phẩm khoa học quy đổi trên giảng viên của hai thông tư về Chuẩn cơ sở giáo dục đại học. Theo Thông tư số 01/2024/TT-BGDĐT, bằng độc quyền giải pháp hữu ích được tính chung nhóm với bài báo trong danh mục của Hội đồng Giáo sư nhà nước, hệ số 1. Theo Thông tư số 83/2026/TT-BGDĐT, có hiệu lực từ ngày 15 tháng 11 năm 2026, bằng độc quyền giải pháp hữu ích được xếp cùng nhóm sách chuyên khảo với hệ số 3, cao hơn bài báo thuộc Web of Science hoặc Scopus với hệ số 2; bằng độc quyền sáng chế giữ hệ số 5.</w:t>
-      </w:r>
-    </w:p>
-    <w:p>
-      <w:pPr>
-        <w:keepNext/>
-        <w:spacing w:before="160" w:after="80"/>
-        <w:ind w:firstLine="0"/>
-        <w:jc w:val="center"/>
-        <w:rPr>
-          <w:szCs w:val="26"/>
-        </w:rPr>
-      </w:pPr>
-      <w:r>
-        <w:rPr>
-          <w:b/>
-          <w:szCs w:val="26"/>
-        </w:rPr>
-        <w:t>Bảng 2. Hệ số của các loại sản phẩm trong chỉ số sản phẩm khoa học quy đổi trên giảng viên</w:t>
-      </w:r>
-    </w:p>
-    <w:tbl>
-      <w:tblPr>
-        <w:tblStyle w:val="TableGrid"/>
-        <w:tblW w:w="0" w:type="auto"/>
-        <w:jc w:val="center"/>
-        <w:tblLook w:val="04A0" w:firstRow="1" w:lastRow="0" w:firstColumn="1" w:lastColumn="0" w:noHBand="0" w:noVBand="1"/>
-      </w:tblPr>
-      <w:tblGrid>
-        <w:gridCol w:w="4232"/>
-        <w:gridCol w:w="2539"/>
-        <w:gridCol w:w="2297"/>
-      </w:tblGrid>
-      <w:tr>
-        <w:trPr>
-          <w:tblHeader/>
-          <w:cantSplit/>
-        </w:trPr>
-        <w:tc>
-          <w:tcPr>
-            <w:tcW w:w="4232" w:type="dxa"/>
+            <w:tcW w:w="716" w:type="dxa"/>
             <w:shd w:val="clear" w:color="auto" w:fill="DCE8F7"/>
             <w:vAlign w:val="center"/>
           </w:tcPr>
@@ -1381,13 +784,2083 @@
                 <w:b/>
                 <w:sz w:val="24"/>
               </w:rPr>
-              <w:t xml:space="preserve">Loại sản phẩm</w:t>
+              <w:t xml:space="preserve">Loại</w:t>
+            </w:r>
+          </w:p>
+        </w:tc>
+      </w:tr>
+      <w:tr>
+        <w:trPr/>
+        <w:tc>
+          <w:tcPr>
+            <w:tcW w:w="716" w:type="dxa"/>
+            <w:vAlign w:val="center"/>
+          </w:tcPr>
+          <w:p>
+            <w:pPr>
+              <w:spacing w:before="20" w:after="20" w:line="252" w:lineRule="auto"/>
+              <w:ind w:firstLine="0"/>
+              <w:jc w:val="center"/>
+            </w:pPr>
+            <w:r>
+              <w:rPr>
+                <w:sz w:val="24"/>
+              </w:rPr>
+              <w:t xml:space="preserve">V1</w:t>
             </w:r>
           </w:p>
         </w:tc>
         <w:tc>
           <w:tcPr>
-            <w:tcW w:w="2539" w:type="dxa"/>
+            <w:tcW w:w="2506" w:type="dxa"/>
+            <w:vAlign w:val="center"/>
+          </w:tcPr>
+          <w:p>
+            <w:pPr>
+              <w:spacing w:before="20" w:after="20" w:line="252" w:lineRule="auto"/>
+              <w:ind w:firstLine="0"/>
+              <w:jc w:val="left"/>
+            </w:pPr>
+            <w:r>
+              <w:rPr>
+                <w:sz w:val="24"/>
+              </w:rPr>
+              <w:t xml:space="preserve">Kinh phí xác lập, duy trì quyền và khen thưởng sáng tạo</w:t>
+            </w:r>
+          </w:p>
+        </w:tc>
+        <w:tc>
+          <w:tcPr>
+            <w:tcW w:w="2744" w:type="dxa"/>
+            <w:vAlign w:val="center"/>
+          </w:tcPr>
+          <w:p>
+            <w:pPr>
+              <w:spacing w:before="20" w:after="20" w:line="252" w:lineRule="auto"/>
+              <w:ind w:firstLine="0"/>
+              <w:jc w:val="left"/>
+            </w:pPr>
+            <w:r>
+              <w:rPr>
+                <w:sz w:val="24"/>
+              </w:rPr>
+              <w:t xml:space="preserve">Tổng chi trong năm</w:t>
+            </w:r>
+          </w:p>
+        </w:tc>
+        <w:tc>
+          <w:tcPr>
+            <w:tcW w:w="2386" w:type="dxa"/>
+            <w:vAlign w:val="center"/>
+          </w:tcPr>
+          <w:p>
+            <w:pPr>
+              <w:spacing w:before="20" w:after="20" w:line="252" w:lineRule="auto"/>
+              <w:ind w:firstLine="0"/>
+              <w:jc w:val="left"/>
+            </w:pPr>
+            <w:r>
+              <w:rPr>
+                <w:sz w:val="24"/>
+              </w:rPr>
+              <w:t xml:space="preserve">Sổ kế toán, quỹ phát triển khoa học và công nghệ</w:t>
+            </w:r>
+          </w:p>
+        </w:tc>
+        <w:tc>
+          <w:tcPr>
+            <w:tcW w:w="716" w:type="dxa"/>
+            <w:vAlign w:val="center"/>
+          </w:tcPr>
+          <w:p>
+            <w:pPr>
+              <w:spacing w:before="20" w:after="20" w:line="252" w:lineRule="auto"/>
+              <w:ind w:firstLine="0"/>
+              <w:jc w:val="center"/>
+            </w:pPr>
+            <w:r>
+              <w:rPr>
+                <w:sz w:val="24"/>
+              </w:rPr>
+              <w:t xml:space="preserve">B</w:t>
+            </w:r>
+          </w:p>
+        </w:tc>
+      </w:tr>
+      <w:tr>
+        <w:trPr/>
+        <w:tc>
+          <w:tcPr>
+            <w:tcW w:w="716" w:type="dxa"/>
+            <w:vAlign w:val="center"/>
+          </w:tcPr>
+          <w:p>
+            <w:pPr>
+              <w:spacing w:before="20" w:after="20" w:line="252" w:lineRule="auto"/>
+              <w:ind w:firstLine="0"/>
+              <w:jc w:val="center"/>
+            </w:pPr>
+            <w:r>
+              <w:rPr>
+                <w:sz w:val="24"/>
+              </w:rPr>
+              <w:t xml:space="preserve">V2</w:t>
+            </w:r>
+          </w:p>
+        </w:tc>
+        <w:tc>
+          <w:tcPr>
+            <w:tcW w:w="2506" w:type="dxa"/>
+            <w:vAlign w:val="center"/>
+          </w:tcPr>
+          <w:p>
+            <w:pPr>
+              <w:spacing w:before="20" w:after="20" w:line="252" w:lineRule="auto"/>
+              <w:ind w:firstLine="0"/>
+              <w:jc w:val="left"/>
+            </w:pPr>
+            <w:r>
+              <w:rPr>
+                <w:sz w:val="24"/>
+              </w:rPr>
+              <w:t xml:space="preserve">Nhân lực quản lý sở hữu trí tuệ, chuyển giao công nghệ</w:t>
+            </w:r>
+          </w:p>
+        </w:tc>
+        <w:tc>
+          <w:tcPr>
+            <w:tcW w:w="2744" w:type="dxa"/>
+            <w:vAlign w:val="center"/>
+          </w:tcPr>
+          <w:p>
+            <w:pPr>
+              <w:spacing w:before="20" w:after="20" w:line="252" w:lineRule="auto"/>
+              <w:ind w:firstLine="0"/>
+              <w:jc w:val="left"/>
+            </w:pPr>
+            <w:r>
+              <w:rPr>
+                <w:sz w:val="24"/>
+              </w:rPr>
+              <w:t xml:space="preserve">Số người quy đổi toàn thời gian; tỷ lệ được đào tạo nghiệp vụ</w:t>
+            </w:r>
+          </w:p>
+        </w:tc>
+        <w:tc>
+          <w:tcPr>
+            <w:tcW w:w="2386" w:type="dxa"/>
+            <w:vAlign w:val="center"/>
+          </w:tcPr>
+          <w:p>
+            <w:pPr>
+              <w:spacing w:before="20" w:after="20" w:line="252" w:lineRule="auto"/>
+              <w:ind w:firstLine="0"/>
+              <w:jc w:val="left"/>
+            </w:pPr>
+            <w:r>
+              <w:rPr>
+                <w:sz w:val="24"/>
+              </w:rPr>
+              <w:t xml:space="preserve">Hồ sơ nhân sự</w:t>
+            </w:r>
+          </w:p>
+        </w:tc>
+        <w:tc>
+          <w:tcPr>
+            <w:tcW w:w="716" w:type="dxa"/>
+            <w:vAlign w:val="center"/>
+          </w:tcPr>
+          <w:p>
+            <w:pPr>
+              <w:spacing w:before="20" w:after="20" w:line="252" w:lineRule="auto"/>
+              <w:ind w:firstLine="0"/>
+              <w:jc w:val="center"/>
+            </w:pPr>
+            <w:r>
+              <w:rPr>
+                <w:sz w:val="24"/>
+              </w:rPr>
+              <w:t xml:space="preserve">B</w:t>
+            </w:r>
+          </w:p>
+        </w:tc>
+      </w:tr>
+      <w:tr>
+        <w:trPr/>
+        <w:tc>
+          <w:tcPr>
+            <w:tcW w:w="716" w:type="dxa"/>
+            <w:vAlign w:val="center"/>
+          </w:tcPr>
+          <w:p>
+            <w:pPr>
+              <w:spacing w:before="20" w:after="20" w:line="252" w:lineRule="auto"/>
+              <w:ind w:firstLine="0"/>
+              <w:jc w:val="center"/>
+            </w:pPr>
+            <w:r>
+              <w:rPr>
+                <w:sz w:val="24"/>
+              </w:rPr>
+              <w:t xml:space="preserve">V3</w:t>
+            </w:r>
+          </w:p>
+        </w:tc>
+        <w:tc>
+          <w:tcPr>
+            <w:tcW w:w="2506" w:type="dxa"/>
+            <w:vAlign w:val="center"/>
+          </w:tcPr>
+          <w:p>
+            <w:pPr>
+              <w:spacing w:before="20" w:after="20" w:line="252" w:lineRule="auto"/>
+              <w:ind w:firstLine="0"/>
+              <w:jc w:val="left"/>
+            </w:pPr>
+            <w:r>
+              <w:rPr>
+                <w:sz w:val="24"/>
+              </w:rPr>
+              <w:t xml:space="preserve">Hạ tầng tra cứu sáng chế, kiểm tra trùng lặp</w:t>
+            </w:r>
+          </w:p>
+        </w:tc>
+        <w:tc>
+          <w:tcPr>
+            <w:tcW w:w="2744" w:type="dxa"/>
+            <w:vAlign w:val="center"/>
+          </w:tcPr>
+          <w:p>
+            <w:pPr>
+              <w:spacing w:before="20" w:after="20" w:line="252" w:lineRule="auto"/>
+              <w:ind w:firstLine="0"/>
+              <w:jc w:val="left"/>
+            </w:pPr>
+            <w:r>
+              <w:rPr>
+                <w:sz w:val="24"/>
+              </w:rPr>
+              <w:t xml:space="preserve">Có hoặc không; số lượt tra cứu</w:t>
+            </w:r>
+          </w:p>
+        </w:tc>
+        <w:tc>
+          <w:tcPr>
+            <w:tcW w:w="2386" w:type="dxa"/>
+            <w:vAlign w:val="center"/>
+          </w:tcPr>
+          <w:p>
+            <w:pPr>
+              <w:spacing w:before="20" w:after="20" w:line="252" w:lineRule="auto"/>
+              <w:ind w:firstLine="0"/>
+              <w:jc w:val="left"/>
+            </w:pPr>
+            <w:r>
+              <w:rPr>
+                <w:sz w:val="24"/>
+              </w:rPr>
+              <w:t xml:space="preserve">Đơn vị quản lý khoa học</w:t>
+            </w:r>
+          </w:p>
+        </w:tc>
+        <w:tc>
+          <w:tcPr>
+            <w:tcW w:w="716" w:type="dxa"/>
+            <w:vAlign w:val="center"/>
+          </w:tcPr>
+          <w:p>
+            <w:pPr>
+              <w:spacing w:before="20" w:after="20" w:line="252" w:lineRule="auto"/>
+              <w:ind w:firstLine="0"/>
+              <w:jc w:val="center"/>
+            </w:pPr>
+            <w:r>
+              <w:rPr>
+                <w:sz w:val="24"/>
+              </w:rPr>
+              <w:t xml:space="preserve">B</w:t>
+            </w:r>
+          </w:p>
+        </w:tc>
+      </w:tr>
+      <w:tr>
+        <w:trPr/>
+        <w:tc>
+          <w:tcPr>
+            <w:tcW w:w="716" w:type="dxa"/>
+            <w:vAlign w:val="center"/>
+          </w:tcPr>
+          <w:p>
+            <w:pPr>
+              <w:spacing w:before="20" w:after="20" w:line="252" w:lineRule="auto"/>
+              <w:ind w:firstLine="0"/>
+              <w:jc w:val="center"/>
+            </w:pPr>
+            <w:r>
+              <w:rPr>
+                <w:sz w:val="24"/>
+              </w:rPr>
+              <w:t xml:space="preserve">Q1</w:t>
+            </w:r>
+          </w:p>
+        </w:tc>
+        <w:tc>
+          <w:tcPr>
+            <w:tcW w:w="2506" w:type="dxa"/>
+            <w:vAlign w:val="center"/>
+          </w:tcPr>
+          <w:p>
+            <w:pPr>
+              <w:spacing w:before="20" w:after="20" w:line="252" w:lineRule="auto"/>
+              <w:ind w:firstLine="0"/>
+              <w:jc w:val="left"/>
+            </w:pPr>
+            <w:r>
+              <w:rPr>
+                <w:sz w:val="24"/>
+              </w:rPr>
+              <w:t xml:space="preserve">Mức độ tương thích của quy chế nội bộ với pháp luật hiện hành</w:t>
+            </w:r>
+          </w:p>
+        </w:tc>
+        <w:tc>
+          <w:tcPr>
+            <w:tcW w:w="2744" w:type="dxa"/>
+            <w:vAlign w:val="center"/>
+          </w:tcPr>
+          <w:p>
+            <w:pPr>
+              <w:spacing w:before="20" w:after="20" w:line="252" w:lineRule="auto"/>
+              <w:ind w:firstLine="0"/>
+              <w:jc w:val="left"/>
+            </w:pPr>
+            <w:r>
+              <w:rPr>
+                <w:sz w:val="24"/>
+              </w:rPr>
+              <w:t xml:space="preserve">Quy chế được ban hành đúng thẩm quyền, còn hiệu lực và cập nhật theo luật mới</w:t>
+            </w:r>
+          </w:p>
+        </w:tc>
+        <w:tc>
+          <w:tcPr>
+            <w:tcW w:w="2386" w:type="dxa"/>
+            <w:vAlign w:val="center"/>
+          </w:tcPr>
+          <w:p>
+            <w:pPr>
+              <w:spacing w:before="20" w:after="20" w:line="252" w:lineRule="auto"/>
+              <w:ind w:firstLine="0"/>
+              <w:jc w:val="left"/>
+            </w:pPr>
+            <w:r>
+              <w:rPr>
+                <w:sz w:val="24"/>
+              </w:rPr>
+              <w:t xml:space="preserve">Chỉ số 1.1, Thông tư số 83/2026/TT-BGDĐT</w:t>
+            </w:r>
+          </w:p>
+        </w:tc>
+        <w:tc>
+          <w:tcPr>
+            <w:tcW w:w="716" w:type="dxa"/>
+            <w:vAlign w:val="center"/>
+          </w:tcPr>
+          <w:p>
+            <w:pPr>
+              <w:spacing w:before="20" w:after="20" w:line="252" w:lineRule="auto"/>
+              <w:ind w:firstLine="0"/>
+              <w:jc w:val="center"/>
+            </w:pPr>
+            <w:r>
+              <w:rPr>
+                <w:sz w:val="24"/>
+              </w:rPr>
+              <w:t xml:space="preserve">A</w:t>
+            </w:r>
+          </w:p>
+        </w:tc>
+      </w:tr>
+      <w:tr>
+        <w:trPr/>
+        <w:tc>
+          <w:tcPr>
+            <w:tcW w:w="716" w:type="dxa"/>
+            <w:vAlign w:val="center"/>
+          </w:tcPr>
+          <w:p>
+            <w:pPr>
+              <w:spacing w:before="20" w:after="20" w:line="252" w:lineRule="auto"/>
+              <w:ind w:firstLine="0"/>
+              <w:jc w:val="center"/>
+            </w:pPr>
+            <w:r>
+              <w:rPr>
+                <w:sz w:val="24"/>
+              </w:rPr>
+              <w:t xml:space="preserve">Q2</w:t>
+            </w:r>
+          </w:p>
+        </w:tc>
+        <w:tc>
+          <w:tcPr>
+            <w:tcW w:w="2506" w:type="dxa"/>
+            <w:vAlign w:val="center"/>
+          </w:tcPr>
+          <w:p>
+            <w:pPr>
+              <w:spacing w:before="20" w:after="20" w:line="252" w:lineRule="auto"/>
+              <w:ind w:firstLine="0"/>
+              <w:jc w:val="left"/>
+            </w:pPr>
+            <w:r>
+              <w:rPr>
+                <w:sz w:val="24"/>
+              </w:rPr>
+              <w:t xml:space="preserve">Thời gian xử lý một hồ sơ đề xuất bảo hộ</w:t>
+            </w:r>
+          </w:p>
+        </w:tc>
+        <w:tc>
+          <w:tcPr>
+            <w:tcW w:w="2744" w:type="dxa"/>
+            <w:vAlign w:val="center"/>
+          </w:tcPr>
+          <w:p>
+            <w:pPr>
+              <w:spacing w:before="20" w:after="20" w:line="252" w:lineRule="auto"/>
+              <w:ind w:firstLine="0"/>
+              <w:jc w:val="left"/>
+            </w:pPr>
+            <w:r>
+              <w:rPr>
+                <w:sz w:val="24"/>
+              </w:rPr>
+              <w:t xml:space="preserve">Số ngày bình quân từ khai báo đến quyết định nộp đơn</w:t>
+            </w:r>
+          </w:p>
+        </w:tc>
+        <w:tc>
+          <w:tcPr>
+            <w:tcW w:w="2386" w:type="dxa"/>
+            <w:vAlign w:val="center"/>
+          </w:tcPr>
+          <w:p>
+            <w:pPr>
+              <w:spacing w:before="20" w:after="20" w:line="252" w:lineRule="auto"/>
+              <w:ind w:firstLine="0"/>
+              <w:jc w:val="left"/>
+            </w:pPr>
+            <w:r>
+              <w:rPr>
+                <w:sz w:val="24"/>
+              </w:rPr>
+              <w:t xml:space="preserve">Sổ theo dõi hồ sơ</w:t>
+            </w:r>
+          </w:p>
+        </w:tc>
+        <w:tc>
+          <w:tcPr>
+            <w:tcW w:w="716" w:type="dxa"/>
+            <w:vAlign w:val="center"/>
+          </w:tcPr>
+          <w:p>
+            <w:pPr>
+              <w:spacing w:before="20" w:after="20" w:line="252" w:lineRule="auto"/>
+              <w:ind w:firstLine="0"/>
+              <w:jc w:val="center"/>
+            </w:pPr>
+            <w:r>
+              <w:rPr>
+                <w:sz w:val="24"/>
+              </w:rPr>
+              <w:t xml:space="preserve">C</w:t>
+            </w:r>
+          </w:p>
+        </w:tc>
+      </w:tr>
+      <w:tr>
+        <w:trPr/>
+        <w:tc>
+          <w:tcPr>
+            <w:tcW w:w="716" w:type="dxa"/>
+            <w:vAlign w:val="center"/>
+          </w:tcPr>
+          <w:p>
+            <w:pPr>
+              <w:spacing w:before="20" w:after="20" w:line="252" w:lineRule="auto"/>
+              <w:ind w:firstLine="0"/>
+              <w:jc w:val="center"/>
+            </w:pPr>
+            <w:r>
+              <w:rPr>
+                <w:sz w:val="24"/>
+              </w:rPr>
+              <w:t xml:space="preserve">Q3</w:t>
+            </w:r>
+          </w:p>
+        </w:tc>
+        <w:tc>
+          <w:tcPr>
+            <w:tcW w:w="2506" w:type="dxa"/>
+            <w:vAlign w:val="center"/>
+          </w:tcPr>
+          <w:p>
+            <w:pPr>
+              <w:spacing w:before="20" w:after="20" w:line="252" w:lineRule="auto"/>
+              <w:ind w:firstLine="0"/>
+              <w:jc w:val="left"/>
+            </w:pPr>
+            <w:r>
+              <w:rPr>
+                <w:sz w:val="24"/>
+              </w:rPr>
+              <w:t xml:space="preserve">Mức độ chuẩn hóa biểu mẫu và quy trình phối hợp</w:t>
+            </w:r>
+          </w:p>
+        </w:tc>
+        <w:tc>
+          <w:tcPr>
+            <w:tcW w:w="2744" w:type="dxa"/>
+            <w:vAlign w:val="center"/>
+          </w:tcPr>
+          <w:p>
+            <w:pPr>
+              <w:spacing w:before="20" w:after="20" w:line="252" w:lineRule="auto"/>
+              <w:ind w:firstLine="0"/>
+              <w:jc w:val="left"/>
+            </w:pPr>
+            <w:r>
+              <w:rPr>
+                <w:sz w:val="24"/>
+              </w:rPr>
+              <w:t xml:space="preserve">Số khâu có biểu mẫu chuẩn / tổng số khâu</w:t>
+            </w:r>
+          </w:p>
+        </w:tc>
+        <w:tc>
+          <w:tcPr>
+            <w:tcW w:w="2386" w:type="dxa"/>
+            <w:vAlign w:val="center"/>
+          </w:tcPr>
+          <w:p>
+            <w:pPr>
+              <w:spacing w:before="20" w:after="20" w:line="252" w:lineRule="auto"/>
+              <w:ind w:firstLine="0"/>
+              <w:jc w:val="left"/>
+            </w:pPr>
+            <w:r>
+              <w:rPr>
+                <w:sz w:val="24"/>
+              </w:rPr>
+              <w:t xml:space="preserve">Quy trình nội bộ</w:t>
+            </w:r>
+          </w:p>
+        </w:tc>
+        <w:tc>
+          <w:tcPr>
+            <w:tcW w:w="716" w:type="dxa"/>
+            <w:vAlign w:val="center"/>
+          </w:tcPr>
+          <w:p>
+            <w:pPr>
+              <w:spacing w:before="20" w:after="20" w:line="252" w:lineRule="auto"/>
+              <w:ind w:firstLine="0"/>
+              <w:jc w:val="center"/>
+            </w:pPr>
+            <w:r>
+              <w:rPr>
+                <w:sz w:val="24"/>
+              </w:rPr>
+              <w:t xml:space="preserve">C</w:t>
+            </w:r>
+          </w:p>
+        </w:tc>
+      </w:tr>
+      <w:tr>
+        <w:trPr/>
+        <w:tc>
+          <w:tcPr>
+            <w:tcW w:w="716" w:type="dxa"/>
+            <w:vAlign w:val="center"/>
+          </w:tcPr>
+          <w:p>
+            <w:pPr>
+              <w:spacing w:before="20" w:after="20" w:line="252" w:lineRule="auto"/>
+              <w:ind w:firstLine="0"/>
+              <w:jc w:val="center"/>
+            </w:pPr>
+            <w:r>
+              <w:rPr>
+                <w:sz w:val="24"/>
+              </w:rPr>
+              <w:t xml:space="preserve">Q4</w:t>
+            </w:r>
+          </w:p>
+        </w:tc>
+        <w:tc>
+          <w:tcPr>
+            <w:tcW w:w="2506" w:type="dxa"/>
+            <w:vAlign w:val="center"/>
+          </w:tcPr>
+          <w:p>
+            <w:pPr>
+              <w:spacing w:before="20" w:after="20" w:line="252" w:lineRule="auto"/>
+              <w:ind w:firstLine="0"/>
+              <w:jc w:val="left"/>
+            </w:pPr>
+            <w:r>
+              <w:rPr>
+                <w:sz w:val="24"/>
+              </w:rPr>
+              <w:t xml:space="preserve">Tập huấn sở hữu trí tuệ cho giảng viên, người học</w:t>
+            </w:r>
+          </w:p>
+        </w:tc>
+        <w:tc>
+          <w:tcPr>
+            <w:tcW w:w="2744" w:type="dxa"/>
+            <w:vAlign w:val="center"/>
+          </w:tcPr>
+          <w:p>
+            <w:pPr>
+              <w:spacing w:before="20" w:after="20" w:line="252" w:lineRule="auto"/>
+              <w:ind w:firstLine="0"/>
+              <w:jc w:val="left"/>
+            </w:pPr>
+            <w:r>
+              <w:rPr>
+                <w:sz w:val="24"/>
+              </w:rPr>
+              <w:t xml:space="preserve">Số lớp; số lượt người tham gia</w:t>
+            </w:r>
+          </w:p>
+        </w:tc>
+        <w:tc>
+          <w:tcPr>
+            <w:tcW w:w="2386" w:type="dxa"/>
+            <w:vAlign w:val="center"/>
+          </w:tcPr>
+          <w:p>
+            <w:pPr>
+              <w:spacing w:before="20" w:after="20" w:line="252" w:lineRule="auto"/>
+              <w:ind w:firstLine="0"/>
+              <w:jc w:val="left"/>
+            </w:pPr>
+            <w:r>
+              <w:rPr>
+                <w:sz w:val="24"/>
+              </w:rPr>
+              <w:t xml:space="preserve">Đơn vị tổ chức đào tạo</w:t>
+            </w:r>
+          </w:p>
+        </w:tc>
+        <w:tc>
+          <w:tcPr>
+            <w:tcW w:w="716" w:type="dxa"/>
+            <w:vAlign w:val="center"/>
+          </w:tcPr>
+          <w:p>
+            <w:pPr>
+              <w:spacing w:before="20" w:after="20" w:line="252" w:lineRule="auto"/>
+              <w:ind w:firstLine="0"/>
+              <w:jc w:val="center"/>
+            </w:pPr>
+            <w:r>
+              <w:rPr>
+                <w:sz w:val="24"/>
+              </w:rPr>
+              <w:t xml:space="preserve">B</w:t>
+            </w:r>
+          </w:p>
+        </w:tc>
+      </w:tr>
+      <w:tr>
+        <w:trPr/>
+        <w:tc>
+          <w:tcPr>
+            <w:tcW w:w="716" w:type="dxa"/>
+            <w:vAlign w:val="center"/>
+          </w:tcPr>
+          <w:p>
+            <w:pPr>
+              <w:spacing w:before="20" w:after="20" w:line="252" w:lineRule="auto"/>
+              <w:ind w:firstLine="0"/>
+              <w:jc w:val="center"/>
+            </w:pPr>
+            <w:r>
+              <w:rPr>
+                <w:sz w:val="24"/>
+              </w:rPr>
+              <w:t xml:space="preserve">R1</w:t>
+            </w:r>
+          </w:p>
+        </w:tc>
+        <w:tc>
+          <w:tcPr>
+            <w:tcW w:w="2506" w:type="dxa"/>
+            <w:vAlign w:val="center"/>
+          </w:tcPr>
+          <w:p>
+            <w:pPr>
+              <w:spacing w:before="20" w:after="20" w:line="252" w:lineRule="auto"/>
+              <w:ind w:firstLine="0"/>
+              <w:jc w:val="left"/>
+            </w:pPr>
+            <w:r>
+              <w:rPr>
+                <w:sz w:val="24"/>
+              </w:rPr>
+              <w:t xml:space="preserve">Đơn đăng ký sở hữu công nghiệp</w:t>
+            </w:r>
+          </w:p>
+        </w:tc>
+        <w:tc>
+          <w:tcPr>
+            <w:tcW w:w="2744" w:type="dxa"/>
+            <w:vAlign w:val="center"/>
+          </w:tcPr>
+          <w:p>
+            <w:pPr>
+              <w:spacing w:before="20" w:after="20" w:line="252" w:lineRule="auto"/>
+              <w:ind w:firstLine="0"/>
+              <w:jc w:val="left"/>
+            </w:pPr>
+            <w:r>
+              <w:rPr>
+                <w:sz w:val="24"/>
+              </w:rPr>
+              <w:t xml:space="preserve">Số đơn nộp trong năm theo loại</w:t>
+            </w:r>
+          </w:p>
+        </w:tc>
+        <w:tc>
+          <w:tcPr>
+            <w:tcW w:w="2386" w:type="dxa"/>
+            <w:vAlign w:val="center"/>
+          </w:tcPr>
+          <w:p>
+            <w:pPr>
+              <w:spacing w:before="20" w:after="20" w:line="252" w:lineRule="auto"/>
+              <w:ind w:firstLine="0"/>
+              <w:jc w:val="left"/>
+            </w:pPr>
+            <w:r>
+              <w:rPr>
+                <w:sz w:val="24"/>
+              </w:rPr>
+              <w:t xml:space="preserve">Sổ theo dõi đơn</w:t>
+            </w:r>
+          </w:p>
+        </w:tc>
+        <w:tc>
+          <w:tcPr>
+            <w:tcW w:w="716" w:type="dxa"/>
+            <w:vAlign w:val="center"/>
+          </w:tcPr>
+          <w:p>
+            <w:pPr>
+              <w:spacing w:before="20" w:after="20" w:line="252" w:lineRule="auto"/>
+              <w:ind w:firstLine="0"/>
+              <w:jc w:val="center"/>
+            </w:pPr>
+            <w:r>
+              <w:rPr>
+                <w:sz w:val="24"/>
+              </w:rPr>
+              <w:t xml:space="preserve">B</w:t>
+            </w:r>
+          </w:p>
+        </w:tc>
+      </w:tr>
+      <w:tr>
+        <w:trPr/>
+        <w:tc>
+          <w:tcPr>
+            <w:tcW w:w="716" w:type="dxa"/>
+            <w:vAlign w:val="center"/>
+          </w:tcPr>
+          <w:p>
+            <w:pPr>
+              <w:spacing w:before="20" w:after="20" w:line="252" w:lineRule="auto"/>
+              <w:ind w:firstLine="0"/>
+              <w:jc w:val="center"/>
+            </w:pPr>
+            <w:r>
+              <w:rPr>
+                <w:sz w:val="24"/>
+              </w:rPr>
+              <w:t xml:space="preserve">R2</w:t>
+            </w:r>
+          </w:p>
+        </w:tc>
+        <w:tc>
+          <w:tcPr>
+            <w:tcW w:w="2506" w:type="dxa"/>
+            <w:vAlign w:val="center"/>
+          </w:tcPr>
+          <w:p>
+            <w:pPr>
+              <w:spacing w:before="20" w:after="20" w:line="252" w:lineRule="auto"/>
+              <w:ind w:firstLine="0"/>
+              <w:jc w:val="left"/>
+            </w:pPr>
+            <w:r>
+              <w:rPr>
+                <w:sz w:val="24"/>
+              </w:rPr>
+              <w:t xml:space="preserve">Văn bằng bảo hộ được cấp</w:t>
+            </w:r>
+          </w:p>
+        </w:tc>
+        <w:tc>
+          <w:tcPr>
+            <w:tcW w:w="2744" w:type="dxa"/>
+            <w:vAlign w:val="center"/>
+          </w:tcPr>
+          <w:p>
+            <w:pPr>
+              <w:spacing w:before="20" w:after="20" w:line="252" w:lineRule="auto"/>
+              <w:ind w:firstLine="0"/>
+              <w:jc w:val="left"/>
+            </w:pPr>
+            <w:r>
+              <w:rPr>
+                <w:sz w:val="24"/>
+              </w:rPr>
+              <w:t xml:space="preserve">Số văn bằng theo loại; quy đổi theo chỉ số 6.2.1</w:t>
+            </w:r>
+          </w:p>
+        </w:tc>
+        <w:tc>
+          <w:tcPr>
+            <w:tcW w:w="2386" w:type="dxa"/>
+            <w:vAlign w:val="center"/>
+          </w:tcPr>
+          <w:p>
+            <w:pPr>
+              <w:spacing w:before="20" w:after="20" w:line="252" w:lineRule="auto"/>
+              <w:ind w:firstLine="0"/>
+              <w:jc w:val="left"/>
+            </w:pPr>
+            <w:r>
+              <w:rPr>
+                <w:sz w:val="24"/>
+              </w:rPr>
+              <w:t xml:space="preserve">Dữ liệu báo cáo theo Thông tư số 83/2026/TT-BGDĐT</w:t>
+            </w:r>
+          </w:p>
+        </w:tc>
+        <w:tc>
+          <w:tcPr>
+            <w:tcW w:w="716" w:type="dxa"/>
+            <w:vAlign w:val="center"/>
+          </w:tcPr>
+          <w:p>
+            <w:pPr>
+              <w:spacing w:before="20" w:after="20" w:line="252" w:lineRule="auto"/>
+              <w:ind w:firstLine="0"/>
+              <w:jc w:val="center"/>
+            </w:pPr>
+            <w:r>
+              <w:rPr>
+                <w:sz w:val="24"/>
+              </w:rPr>
+              <w:t xml:space="preserve">A</w:t>
+            </w:r>
+          </w:p>
+        </w:tc>
+      </w:tr>
+      <w:tr>
+        <w:trPr/>
+        <w:tc>
+          <w:tcPr>
+            <w:tcW w:w="716" w:type="dxa"/>
+            <w:vAlign w:val="center"/>
+          </w:tcPr>
+          <w:p>
+            <w:pPr>
+              <w:spacing w:before="20" w:after="20" w:line="252" w:lineRule="auto"/>
+              <w:ind w:firstLine="0"/>
+              <w:jc w:val="center"/>
+            </w:pPr>
+            <w:r>
+              <w:rPr>
+                <w:sz w:val="24"/>
+              </w:rPr>
+              <w:t xml:space="preserve">R3</w:t>
+            </w:r>
+          </w:p>
+        </w:tc>
+        <w:tc>
+          <w:tcPr>
+            <w:tcW w:w="2506" w:type="dxa"/>
+            <w:vAlign w:val="center"/>
+          </w:tcPr>
+          <w:p>
+            <w:pPr>
+              <w:spacing w:before="20" w:after="20" w:line="252" w:lineRule="auto"/>
+              <w:ind w:firstLine="0"/>
+              <w:jc w:val="left"/>
+            </w:pPr>
+            <w:r>
+              <w:rPr>
+                <w:sz w:val="24"/>
+              </w:rPr>
+              <w:t xml:space="preserve">Giấy chứng nhận đăng ký quyền tác giả</w:t>
+            </w:r>
+          </w:p>
+        </w:tc>
+        <w:tc>
+          <w:tcPr>
+            <w:tcW w:w="2744" w:type="dxa"/>
+            <w:vAlign w:val="center"/>
+          </w:tcPr>
+          <w:p>
+            <w:pPr>
+              <w:spacing w:before="20" w:after="20" w:line="252" w:lineRule="auto"/>
+              <w:ind w:firstLine="0"/>
+              <w:jc w:val="left"/>
+            </w:pPr>
+            <w:r>
+              <w:rPr>
+                <w:sz w:val="24"/>
+              </w:rPr>
+              <w:t xml:space="preserve">Số giấy chứng nhận cho giáo trình, bài giảng, phần mềm</w:t>
+            </w:r>
+          </w:p>
+        </w:tc>
+        <w:tc>
+          <w:tcPr>
+            <w:tcW w:w="2386" w:type="dxa"/>
+            <w:vAlign w:val="center"/>
+          </w:tcPr>
+          <w:p>
+            <w:pPr>
+              <w:spacing w:before="20" w:after="20" w:line="252" w:lineRule="auto"/>
+              <w:ind w:firstLine="0"/>
+              <w:jc w:val="left"/>
+            </w:pPr>
+            <w:r>
+              <w:rPr>
+                <w:sz w:val="24"/>
+              </w:rPr>
+              <w:t xml:space="preserve">Sổ theo dõi</w:t>
+            </w:r>
+          </w:p>
+        </w:tc>
+        <w:tc>
+          <w:tcPr>
+            <w:tcW w:w="716" w:type="dxa"/>
+            <w:vAlign w:val="center"/>
+          </w:tcPr>
+          <w:p>
+            <w:pPr>
+              <w:spacing w:before="20" w:after="20" w:line="252" w:lineRule="auto"/>
+              <w:ind w:firstLine="0"/>
+              <w:jc w:val="center"/>
+            </w:pPr>
+            <w:r>
+              <w:rPr>
+                <w:sz w:val="24"/>
+              </w:rPr>
+              <w:t xml:space="preserve">B</w:t>
+            </w:r>
+          </w:p>
+        </w:tc>
+      </w:tr>
+      <w:tr>
+        <w:trPr/>
+        <w:tc>
+          <w:tcPr>
+            <w:tcW w:w="716" w:type="dxa"/>
+            <w:vAlign w:val="center"/>
+          </w:tcPr>
+          <w:p>
+            <w:pPr>
+              <w:spacing w:before="20" w:after="20" w:line="252" w:lineRule="auto"/>
+              <w:ind w:firstLine="0"/>
+              <w:jc w:val="center"/>
+            </w:pPr>
+            <w:r>
+              <w:rPr>
+                <w:sz w:val="24"/>
+              </w:rPr>
+              <w:t xml:space="preserve">R4</w:t>
+            </w:r>
+          </w:p>
+        </w:tc>
+        <w:tc>
+          <w:tcPr>
+            <w:tcW w:w="2506" w:type="dxa"/>
+            <w:vAlign w:val="center"/>
+          </w:tcPr>
+          <w:p>
+            <w:pPr>
+              <w:spacing w:before="20" w:after="20" w:line="252" w:lineRule="auto"/>
+              <w:ind w:firstLine="0"/>
+              <w:jc w:val="left"/>
+            </w:pPr>
+            <w:r>
+              <w:rPr>
+                <w:sz w:val="24"/>
+              </w:rPr>
+              <w:t xml:space="preserve">Công trình có sản phẩm có khả năng bảo hộ</w:t>
+            </w:r>
+          </w:p>
+        </w:tc>
+        <w:tc>
+          <w:tcPr>
+            <w:tcW w:w="2744" w:type="dxa"/>
+            <w:vAlign w:val="center"/>
+          </w:tcPr>
+          <w:p>
+            <w:pPr>
+              <w:spacing w:before="20" w:after="20" w:line="252" w:lineRule="auto"/>
+              <w:ind w:firstLine="0"/>
+              <w:jc w:val="left"/>
+            </w:pPr>
+            <w:r>
+              <w:rPr>
+                <w:sz w:val="24"/>
+              </w:rPr>
+              <w:t xml:space="preserve">Số công trình được hội đồng nghiệm thu xác nhận</w:t>
+            </w:r>
+          </w:p>
+        </w:tc>
+        <w:tc>
+          <w:tcPr>
+            <w:tcW w:w="2386" w:type="dxa"/>
+            <w:vAlign w:val="center"/>
+          </w:tcPr>
+          <w:p>
+            <w:pPr>
+              <w:spacing w:before="20" w:after="20" w:line="252" w:lineRule="auto"/>
+              <w:ind w:firstLine="0"/>
+              <w:jc w:val="left"/>
+            </w:pPr>
+            <w:r>
+              <w:rPr>
+                <w:sz w:val="24"/>
+              </w:rPr>
+              <w:t xml:space="preserve">Phiếu rà soát tại nghiệm thu</w:t>
+            </w:r>
+          </w:p>
+        </w:tc>
+        <w:tc>
+          <w:tcPr>
+            <w:tcW w:w="716" w:type="dxa"/>
+            <w:vAlign w:val="center"/>
+          </w:tcPr>
+          <w:p>
+            <w:pPr>
+              <w:spacing w:before="20" w:after="20" w:line="252" w:lineRule="auto"/>
+              <w:ind w:firstLine="0"/>
+              <w:jc w:val="center"/>
+            </w:pPr>
+            <w:r>
+              <w:rPr>
+                <w:sz w:val="24"/>
+              </w:rPr>
+              <w:t xml:space="preserve">C</w:t>
+            </w:r>
+          </w:p>
+        </w:tc>
+      </w:tr>
+      <w:tr>
+        <w:trPr/>
+        <w:tc>
+          <w:tcPr>
+            <w:tcW w:w="716" w:type="dxa"/>
+            <w:vAlign w:val="center"/>
+          </w:tcPr>
+          <w:p>
+            <w:pPr>
+              <w:spacing w:before="20" w:after="20" w:line="252" w:lineRule="auto"/>
+              <w:ind w:firstLine="0"/>
+              <w:jc w:val="center"/>
+            </w:pPr>
+            <w:r>
+              <w:rPr>
+                <w:sz w:val="24"/>
+              </w:rPr>
+              <w:t xml:space="preserve">K1</w:t>
+            </w:r>
+          </w:p>
+        </w:tc>
+        <w:tc>
+          <w:tcPr>
+            <w:tcW w:w="2506" w:type="dxa"/>
+            <w:vAlign w:val="center"/>
+          </w:tcPr>
+          <w:p>
+            <w:pPr>
+              <w:spacing w:before="20" w:after="20" w:line="252" w:lineRule="auto"/>
+              <w:ind w:firstLine="0"/>
+              <w:jc w:val="left"/>
+            </w:pPr>
+            <w:r>
+              <w:rPr>
+                <w:sz w:val="24"/>
+              </w:rPr>
+              <w:t xml:space="preserve">Hợp đồng chuyển giao, cấp phép sử dụng</w:t>
+            </w:r>
+          </w:p>
+        </w:tc>
+        <w:tc>
+          <w:tcPr>
+            <w:tcW w:w="2744" w:type="dxa"/>
+            <w:vAlign w:val="center"/>
+          </w:tcPr>
+          <w:p>
+            <w:pPr>
+              <w:spacing w:before="20" w:after="20" w:line="252" w:lineRule="auto"/>
+              <w:ind w:firstLine="0"/>
+              <w:jc w:val="left"/>
+            </w:pPr>
+            <w:r>
+              <w:rPr>
+                <w:sz w:val="24"/>
+              </w:rPr>
+              <w:t xml:space="preserve">Số hợp đồng còn hiệu lực trong năm</w:t>
+            </w:r>
+          </w:p>
+        </w:tc>
+        <w:tc>
+          <w:tcPr>
+            <w:tcW w:w="2386" w:type="dxa"/>
+            <w:vAlign w:val="center"/>
+          </w:tcPr>
+          <w:p>
+            <w:pPr>
+              <w:spacing w:before="20" w:after="20" w:line="252" w:lineRule="auto"/>
+              <w:ind w:firstLine="0"/>
+              <w:jc w:val="left"/>
+            </w:pPr>
+            <w:r>
+              <w:rPr>
+                <w:sz w:val="24"/>
+              </w:rPr>
+              <w:t xml:space="preserve">Báo cáo theo khoản 4 Điều 27 Luật số 93/2025/QH15</w:t>
+            </w:r>
+          </w:p>
+        </w:tc>
+        <w:tc>
+          <w:tcPr>
+            <w:tcW w:w="716" w:type="dxa"/>
+            <w:vAlign w:val="center"/>
+          </w:tcPr>
+          <w:p>
+            <w:pPr>
+              <w:spacing w:before="20" w:after="20" w:line="252" w:lineRule="auto"/>
+              <w:ind w:firstLine="0"/>
+              <w:jc w:val="center"/>
+            </w:pPr>
+            <w:r>
+              <w:rPr>
+                <w:sz w:val="24"/>
+              </w:rPr>
+              <w:t xml:space="preserve">A</w:t>
+            </w:r>
+          </w:p>
+        </w:tc>
+      </w:tr>
+      <w:tr>
+        <w:trPr/>
+        <w:tc>
+          <w:tcPr>
+            <w:tcW w:w="716" w:type="dxa"/>
+            <w:vAlign w:val="center"/>
+          </w:tcPr>
+          <w:p>
+            <w:pPr>
+              <w:spacing w:before="20" w:after="20" w:line="252" w:lineRule="auto"/>
+              <w:ind w:firstLine="0"/>
+              <w:jc w:val="center"/>
+            </w:pPr>
+            <w:r>
+              <w:rPr>
+                <w:sz w:val="24"/>
+              </w:rPr>
+              <w:t xml:space="preserve">K2</w:t>
+            </w:r>
+          </w:p>
+        </w:tc>
+        <w:tc>
+          <w:tcPr>
+            <w:tcW w:w="2506" w:type="dxa"/>
+            <w:vAlign w:val="center"/>
+          </w:tcPr>
+          <w:p>
+            <w:pPr>
+              <w:spacing w:before="20" w:after="20" w:line="252" w:lineRule="auto"/>
+              <w:ind w:firstLine="0"/>
+              <w:jc w:val="left"/>
+            </w:pPr>
+            <w:r>
+              <w:rPr>
+                <w:sz w:val="24"/>
+              </w:rPr>
+              <w:t xml:space="preserve">Nguồn thu từ khai thác tài sản trí tuệ</w:t>
+            </w:r>
+          </w:p>
+        </w:tc>
+        <w:tc>
+          <w:tcPr>
+            <w:tcW w:w="2744" w:type="dxa"/>
+            <w:vAlign w:val="center"/>
+          </w:tcPr>
+          <w:p>
+            <w:pPr>
+              <w:spacing w:before="20" w:after="20" w:line="252" w:lineRule="auto"/>
+              <w:ind w:firstLine="0"/>
+              <w:jc w:val="left"/>
+            </w:pPr>
+            <w:r>
+              <w:rPr>
+                <w:sz w:val="24"/>
+              </w:rPr>
+              <w:t xml:space="preserve">Tổng thu trong năm</w:t>
+            </w:r>
+          </w:p>
+        </w:tc>
+        <w:tc>
+          <w:tcPr>
+            <w:tcW w:w="2386" w:type="dxa"/>
+            <w:vAlign w:val="center"/>
+          </w:tcPr>
+          <w:p>
+            <w:pPr>
+              <w:spacing w:before="20" w:after="20" w:line="252" w:lineRule="auto"/>
+              <w:ind w:firstLine="0"/>
+              <w:jc w:val="left"/>
+            </w:pPr>
+            <w:r>
+              <w:rPr>
+                <w:sz w:val="24"/>
+              </w:rPr>
+              <w:t xml:space="preserve">Dữ liệu báo cáo theo Thông tư số 83/2026/TT-BGDĐT</w:t>
+            </w:r>
+          </w:p>
+        </w:tc>
+        <w:tc>
+          <w:tcPr>
+            <w:tcW w:w="716" w:type="dxa"/>
+            <w:vAlign w:val="center"/>
+          </w:tcPr>
+          <w:p>
+            <w:pPr>
+              <w:spacing w:before="20" w:after="20" w:line="252" w:lineRule="auto"/>
+              <w:ind w:firstLine="0"/>
+              <w:jc w:val="center"/>
+            </w:pPr>
+            <w:r>
+              <w:rPr>
+                <w:sz w:val="24"/>
+              </w:rPr>
+              <w:t xml:space="preserve">A</w:t>
+            </w:r>
+          </w:p>
+        </w:tc>
+      </w:tr>
+      <w:tr>
+        <w:trPr/>
+        <w:tc>
+          <w:tcPr>
+            <w:tcW w:w="716" w:type="dxa"/>
+            <w:vAlign w:val="center"/>
+          </w:tcPr>
+          <w:p>
+            <w:pPr>
+              <w:spacing w:before="20" w:after="20" w:line="252" w:lineRule="auto"/>
+              <w:ind w:firstLine="0"/>
+              <w:jc w:val="center"/>
+            </w:pPr>
+            <w:r>
+              <w:rPr>
+                <w:sz w:val="24"/>
+              </w:rPr>
+              <w:t xml:space="preserve">K3</w:t>
+            </w:r>
+          </w:p>
+        </w:tc>
+        <w:tc>
+          <w:tcPr>
+            <w:tcW w:w="2506" w:type="dxa"/>
+            <w:vAlign w:val="center"/>
+          </w:tcPr>
+          <w:p>
+            <w:pPr>
+              <w:spacing w:before="20" w:after="20" w:line="252" w:lineRule="auto"/>
+              <w:ind w:firstLine="0"/>
+              <w:jc w:val="left"/>
+            </w:pPr>
+            <w:r>
+              <w:rPr>
+                <w:sz w:val="24"/>
+              </w:rPr>
+              <w:t xml:space="preserve">Tỷ trọng thu khoa học, công nghệ và đổi mới sáng tạo</w:t>
+            </w:r>
+          </w:p>
+        </w:tc>
+        <w:tc>
+          <w:tcPr>
+            <w:tcW w:w="2744" w:type="dxa"/>
+            <w:vAlign w:val="center"/>
+          </w:tcPr>
+          <w:p>
+            <w:pPr>
+              <w:spacing w:before="20" w:after="20" w:line="252" w:lineRule="auto"/>
+              <w:ind w:firstLine="0"/>
+              <w:jc w:val="left"/>
+            </w:pPr>
+            <w:r>
+              <w:rPr>
+                <w:sz w:val="24"/>
+              </w:rPr>
+              <w:t xml:space="preserve">Bình quân ba năm, theo chỉ số 6.1</w:t>
+            </w:r>
+          </w:p>
+        </w:tc>
+        <w:tc>
+          <w:tcPr>
+            <w:tcW w:w="2386" w:type="dxa"/>
+            <w:vAlign w:val="center"/>
+          </w:tcPr>
+          <w:p>
+            <w:pPr>
+              <w:spacing w:before="20" w:after="20" w:line="252" w:lineRule="auto"/>
+              <w:ind w:firstLine="0"/>
+              <w:jc w:val="left"/>
+            </w:pPr>
+            <w:r>
+              <w:rPr>
+                <w:sz w:val="24"/>
+              </w:rPr>
+              <w:t xml:space="preserve">Thông tư số 83/2026/TT-BGDĐT</w:t>
+            </w:r>
+          </w:p>
+        </w:tc>
+        <w:tc>
+          <w:tcPr>
+            <w:tcW w:w="716" w:type="dxa"/>
+            <w:vAlign w:val="center"/>
+          </w:tcPr>
+          <w:p>
+            <w:pPr>
+              <w:spacing w:before="20" w:after="20" w:line="252" w:lineRule="auto"/>
+              <w:ind w:firstLine="0"/>
+              <w:jc w:val="center"/>
+            </w:pPr>
+            <w:r>
+              <w:rPr>
+                <w:sz w:val="24"/>
+              </w:rPr>
+              <w:t xml:space="preserve">A</w:t>
+            </w:r>
+          </w:p>
+        </w:tc>
+      </w:tr>
+      <w:tr>
+        <w:trPr/>
+        <w:tc>
+          <w:tcPr>
+            <w:tcW w:w="716" w:type="dxa"/>
+            <w:vAlign w:val="center"/>
+          </w:tcPr>
+          <w:p>
+            <w:pPr>
+              <w:spacing w:before="20" w:after="20" w:line="252" w:lineRule="auto"/>
+              <w:ind w:firstLine="0"/>
+              <w:jc w:val="center"/>
+            </w:pPr>
+            <w:r>
+              <w:rPr>
+                <w:sz w:val="24"/>
+              </w:rPr>
+              <w:t xml:space="preserve">K4</w:t>
+            </w:r>
+          </w:p>
+        </w:tc>
+        <w:tc>
+          <w:tcPr>
+            <w:tcW w:w="2506" w:type="dxa"/>
+            <w:vAlign w:val="center"/>
+          </w:tcPr>
+          <w:p>
+            <w:pPr>
+              <w:spacing w:before="20" w:after="20" w:line="252" w:lineRule="auto"/>
+              <w:ind w:firstLine="0"/>
+              <w:jc w:val="left"/>
+            </w:pPr>
+            <w:r>
+              <w:rPr>
+                <w:sz w:val="24"/>
+              </w:rPr>
+              <w:t xml:space="preserve">Đóng góp vào kiểm định chất lượng và xếp hạng</w:t>
+            </w:r>
+          </w:p>
+        </w:tc>
+        <w:tc>
+          <w:tcPr>
+            <w:tcW w:w="2744" w:type="dxa"/>
+            <w:vAlign w:val="center"/>
+          </w:tcPr>
+          <w:p>
+            <w:pPr>
+              <w:spacing w:before="20" w:after="20" w:line="252" w:lineRule="auto"/>
+              <w:ind w:firstLine="0"/>
+              <w:jc w:val="left"/>
+            </w:pPr>
+            <w:r>
+              <w:rPr>
+                <w:sz w:val="24"/>
+              </w:rPr>
+              <w:t xml:space="preserve">Phần đóng góp của văn bằng vào chỉ số 6.2.1 và các bảng xếp hạng</w:t>
+            </w:r>
+          </w:p>
+        </w:tc>
+        <w:tc>
+          <w:tcPr>
+            <w:tcW w:w="2386" w:type="dxa"/>
+            <w:vAlign w:val="center"/>
+          </w:tcPr>
+          <w:p>
+            <w:pPr>
+              <w:spacing w:before="20" w:after="20" w:line="252" w:lineRule="auto"/>
+              <w:ind w:firstLine="0"/>
+              <w:jc w:val="left"/>
+            </w:pPr>
+            <w:r>
+              <w:rPr>
+                <w:sz w:val="24"/>
+              </w:rPr>
+              <w:t xml:space="preserve">Báo cáo tự đánh giá</w:t>
+            </w:r>
+          </w:p>
+        </w:tc>
+        <w:tc>
+          <w:tcPr>
+            <w:tcW w:w="716" w:type="dxa"/>
+            <w:vAlign w:val="center"/>
+          </w:tcPr>
+          <w:p>
+            <w:pPr>
+              <w:spacing w:before="20" w:after="20" w:line="252" w:lineRule="auto"/>
+              <w:ind w:firstLine="0"/>
+              <w:jc w:val="center"/>
+            </w:pPr>
+            <w:r>
+              <w:rPr>
+                <w:sz w:val="24"/>
+              </w:rPr>
+              <w:t xml:space="preserve">C</w:t>
+            </w:r>
+          </w:p>
+        </w:tc>
+      </w:tr>
+      <w:tr>
+        <w:trPr/>
+        <w:tc>
+          <w:tcPr>
+            <w:tcW w:w="716" w:type="dxa"/>
+            <w:vAlign w:val="center"/>
+          </w:tcPr>
+          <w:p>
+            <w:pPr>
+              <w:spacing w:before="20" w:after="20" w:line="252" w:lineRule="auto"/>
+              <w:ind w:firstLine="0"/>
+              <w:jc w:val="center"/>
+            </w:pPr>
+            <w:r>
+              <w:rPr>
+                <w:sz w:val="24"/>
+              </w:rPr>
+              <w:t xml:space="preserve">K5</w:t>
+            </w:r>
+          </w:p>
+        </w:tc>
+        <w:tc>
+          <w:tcPr>
+            <w:tcW w:w="2506" w:type="dxa"/>
+            <w:vAlign w:val="center"/>
+          </w:tcPr>
+          <w:p>
+            <w:pPr>
+              <w:spacing w:before="20" w:after="20" w:line="252" w:lineRule="auto"/>
+              <w:ind w:firstLine="0"/>
+              <w:jc w:val="left"/>
+            </w:pPr>
+            <w:r>
+              <w:rPr>
+                <w:sz w:val="24"/>
+              </w:rPr>
+              <w:t xml:space="preserve">Động lực đổi mới sáng tạo của giảng viên</w:t>
+            </w:r>
+          </w:p>
+        </w:tc>
+        <w:tc>
+          <w:tcPr>
+            <w:tcW w:w="2744" w:type="dxa"/>
+            <w:vAlign w:val="center"/>
+          </w:tcPr>
+          <w:p>
+            <w:pPr>
+              <w:spacing w:before="20" w:after="20" w:line="252" w:lineRule="auto"/>
+              <w:ind w:firstLine="0"/>
+              <w:jc w:val="left"/>
+            </w:pPr>
+            <w:r>
+              <w:rPr>
+                <w:sz w:val="24"/>
+              </w:rPr>
+              <w:t xml:space="preserve">Điểm thang đo khảo sát</w:t>
+            </w:r>
+          </w:p>
+        </w:tc>
+        <w:tc>
+          <w:tcPr>
+            <w:tcW w:w="2386" w:type="dxa"/>
+            <w:vAlign w:val="center"/>
+          </w:tcPr>
+          <w:p>
+            <w:pPr>
+              <w:spacing w:before="20" w:after="20" w:line="252" w:lineRule="auto"/>
+              <w:ind w:firstLine="0"/>
+              <w:jc w:val="left"/>
+            </w:pPr>
+            <w:r>
+              <w:rPr>
+                <w:sz w:val="24"/>
+              </w:rPr>
+              <w:t xml:space="preserve">Khảo sát định kỳ</w:t>
+            </w:r>
+          </w:p>
+        </w:tc>
+        <w:tc>
+          <w:tcPr>
+            <w:tcW w:w="716" w:type="dxa"/>
+            <w:vAlign w:val="center"/>
+          </w:tcPr>
+          <w:p>
+            <w:pPr>
+              <w:spacing w:before="20" w:after="20" w:line="252" w:lineRule="auto"/>
+              <w:ind w:firstLine="0"/>
+              <w:jc w:val="center"/>
+            </w:pPr>
+            <w:r>
+              <w:rPr>
+                <w:sz w:val="24"/>
+              </w:rPr>
+              <w:t xml:space="preserve">C</w:t>
+            </w:r>
+          </w:p>
+        </w:tc>
+      </w:tr>
+      <w:tr>
+        <w:trPr/>
+        <w:tc>
+          <w:tcPr>
+            <w:tcW w:w="716" w:type="dxa"/>
+            <w:vAlign w:val="center"/>
+          </w:tcPr>
+          <w:p>
+            <w:pPr>
+              <w:spacing w:before="20" w:after="20" w:line="252" w:lineRule="auto"/>
+              <w:ind w:firstLine="0"/>
+              <w:jc w:val="center"/>
+            </w:pPr>
+            <w:r>
+              <w:rPr>
+                <w:sz w:val="24"/>
+              </w:rPr>
+              <w:t xml:space="preserve">CH1</w:t>
+            </w:r>
+          </w:p>
+        </w:tc>
+        <w:tc>
+          <w:tcPr>
+            <w:tcW w:w="2506" w:type="dxa"/>
+            <w:vAlign w:val="center"/>
+          </w:tcPr>
+          <w:p>
+            <w:pPr>
+              <w:spacing w:before="20" w:after="20" w:line="252" w:lineRule="auto"/>
+              <w:ind w:firstLine="0"/>
+              <w:jc w:val="left"/>
+            </w:pPr>
+            <w:r>
+              <w:rPr>
+                <w:sz w:val="24"/>
+              </w:rPr>
+              <w:t xml:space="preserve">Tỷ lệ nhận diện</w:t>
+            </w:r>
+          </w:p>
+        </w:tc>
+        <w:tc>
+          <w:tcPr>
+            <w:tcW w:w="2744" w:type="dxa"/>
+            <w:vAlign w:val="center"/>
+          </w:tcPr>
+          <w:p>
+            <w:pPr>
+              <w:spacing w:before="20" w:after="20" w:line="252" w:lineRule="auto"/>
+              <w:ind w:firstLine="0"/>
+              <w:jc w:val="left"/>
+            </w:pPr>
+            <w:r>
+              <w:rPr>
+                <w:sz w:val="24"/>
+              </w:rPr>
+              <w:t xml:space="preserve">R4 / số công trình nghiệm thu trong kỳ</w:t>
+            </w:r>
+          </w:p>
+        </w:tc>
+        <w:tc>
+          <w:tcPr>
+            <w:tcW w:w="2386" w:type="dxa"/>
+            <w:vAlign w:val="center"/>
+          </w:tcPr>
+          <w:p>
+            <w:pPr>
+              <w:spacing w:before="20" w:after="20" w:line="252" w:lineRule="auto"/>
+              <w:ind w:firstLine="0"/>
+              <w:jc w:val="left"/>
+            </w:pPr>
+            <w:r>
+              <w:rPr>
+                <w:sz w:val="24"/>
+              </w:rPr>
+              <w:t xml:space="preserve">Phiếu rà soát tại nghiệm thu</w:t>
+            </w:r>
+          </w:p>
+        </w:tc>
+        <w:tc>
+          <w:tcPr>
+            <w:tcW w:w="716" w:type="dxa"/>
+            <w:vAlign w:val="center"/>
+          </w:tcPr>
+          <w:p>
+            <w:pPr>
+              <w:spacing w:before="20" w:after="20" w:line="252" w:lineRule="auto"/>
+              <w:ind w:firstLine="0"/>
+              <w:jc w:val="center"/>
+            </w:pPr>
+            <w:r>
+              <w:rPr>
+                <w:sz w:val="24"/>
+              </w:rPr>
+              <w:t xml:space="preserve">C</w:t>
+            </w:r>
+          </w:p>
+        </w:tc>
+      </w:tr>
+      <w:tr>
+        <w:trPr/>
+        <w:tc>
+          <w:tcPr>
+            <w:tcW w:w="716" w:type="dxa"/>
+            <w:vAlign w:val="center"/>
+          </w:tcPr>
+          <w:p>
+            <w:pPr>
+              <w:spacing w:before="20" w:after="20" w:line="252" w:lineRule="auto"/>
+              <w:ind w:firstLine="0"/>
+              <w:jc w:val="center"/>
+            </w:pPr>
+            <w:r>
+              <w:rPr>
+                <w:sz w:val="24"/>
+              </w:rPr>
+              <w:t xml:space="preserve">CH2</w:t>
+            </w:r>
+          </w:p>
+        </w:tc>
+        <w:tc>
+          <w:tcPr>
+            <w:tcW w:w="2506" w:type="dxa"/>
+            <w:vAlign w:val="center"/>
+          </w:tcPr>
+          <w:p>
+            <w:pPr>
+              <w:spacing w:before="20" w:after="20" w:line="252" w:lineRule="auto"/>
+              <w:ind w:firstLine="0"/>
+              <w:jc w:val="left"/>
+            </w:pPr>
+            <w:r>
+              <w:rPr>
+                <w:sz w:val="24"/>
+              </w:rPr>
+              <w:t xml:space="preserve">Tỷ lệ xác lập kịp thời</w:t>
+            </w:r>
+          </w:p>
+        </w:tc>
+        <w:tc>
+          <w:tcPr>
+            <w:tcW w:w="2744" w:type="dxa"/>
+            <w:vAlign w:val="center"/>
+          </w:tcPr>
+          <w:p>
+            <w:pPr>
+              <w:spacing w:before="20" w:after="20" w:line="252" w:lineRule="auto"/>
+              <w:ind w:firstLine="0"/>
+              <w:jc w:val="left"/>
+            </w:pPr>
+            <w:r>
+              <w:rPr>
+                <w:sz w:val="24"/>
+              </w:rPr>
+              <w:t xml:space="preserve">Số sản phẩm của R4 được nộp đơn trong 12 tháng / R4</w:t>
+            </w:r>
+          </w:p>
+        </w:tc>
+        <w:tc>
+          <w:tcPr>
+            <w:tcW w:w="2386" w:type="dxa"/>
+            <w:vAlign w:val="center"/>
+          </w:tcPr>
+          <w:p>
+            <w:pPr>
+              <w:spacing w:before="20" w:after="20" w:line="252" w:lineRule="auto"/>
+              <w:ind w:firstLine="0"/>
+              <w:jc w:val="left"/>
+            </w:pPr>
+            <w:r>
+              <w:rPr>
+                <w:sz w:val="24"/>
+              </w:rPr>
+              <w:t xml:space="preserve">Phiếu rà soát, sổ theo dõi đơn</w:t>
+            </w:r>
+          </w:p>
+        </w:tc>
+        <w:tc>
+          <w:tcPr>
+            <w:tcW w:w="716" w:type="dxa"/>
+            <w:vAlign w:val="center"/>
+          </w:tcPr>
+          <w:p>
+            <w:pPr>
+              <w:spacing w:before="20" w:after="20" w:line="252" w:lineRule="auto"/>
+              <w:ind w:firstLine="0"/>
+              <w:jc w:val="center"/>
+            </w:pPr>
+            <w:r>
+              <w:rPr>
+                <w:sz w:val="24"/>
+              </w:rPr>
+              <w:t xml:space="preserve">C</w:t>
+            </w:r>
+          </w:p>
+        </w:tc>
+      </w:tr>
+      <w:tr>
+        <w:trPr/>
+        <w:tc>
+          <w:tcPr>
+            <w:tcW w:w="716" w:type="dxa"/>
+            <w:vAlign w:val="center"/>
+          </w:tcPr>
+          <w:p>
+            <w:pPr>
+              <w:spacing w:before="20" w:after="20" w:line="252" w:lineRule="auto"/>
+              <w:ind w:firstLine="0"/>
+              <w:jc w:val="center"/>
+            </w:pPr>
+            <w:r>
+              <w:rPr>
+                <w:sz w:val="24"/>
+              </w:rPr>
+              <w:t xml:space="preserve">CH3</w:t>
+            </w:r>
+          </w:p>
+        </w:tc>
+        <w:tc>
+          <w:tcPr>
+            <w:tcW w:w="2506" w:type="dxa"/>
+            <w:vAlign w:val="center"/>
+          </w:tcPr>
+          <w:p>
+            <w:pPr>
+              <w:spacing w:before="20" w:after="20" w:line="252" w:lineRule="auto"/>
+              <w:ind w:firstLine="0"/>
+              <w:jc w:val="left"/>
+            </w:pPr>
+            <w:r>
+              <w:rPr>
+                <w:sz w:val="24"/>
+              </w:rPr>
+              <w:t xml:space="preserve">Tỷ lệ khai thác</w:t>
+            </w:r>
+          </w:p>
+        </w:tc>
+        <w:tc>
+          <w:tcPr>
+            <w:tcW w:w="2744" w:type="dxa"/>
+            <w:vAlign w:val="center"/>
+          </w:tcPr>
+          <w:p>
+            <w:pPr>
+              <w:spacing w:before="20" w:after="20" w:line="252" w:lineRule="auto"/>
+              <w:ind w:firstLine="0"/>
+              <w:jc w:val="left"/>
+            </w:pPr>
+            <w:r>
+              <w:rPr>
+                <w:sz w:val="24"/>
+              </w:rPr>
+              <w:t xml:space="preserve">Số tài sản có giao dịch hoặc được sử dụng / số tài sản đã xác lập</w:t>
+            </w:r>
+          </w:p>
+        </w:tc>
+        <w:tc>
+          <w:tcPr>
+            <w:tcW w:w="2386" w:type="dxa"/>
+            <w:vAlign w:val="center"/>
+          </w:tcPr>
+          <w:p>
+            <w:pPr>
+              <w:spacing w:before="20" w:after="20" w:line="252" w:lineRule="auto"/>
+              <w:ind w:firstLine="0"/>
+              <w:jc w:val="left"/>
+            </w:pPr>
+            <w:r>
+              <w:rPr>
+                <w:sz w:val="24"/>
+              </w:rPr>
+              <w:t xml:space="preserve">Danh mục tài sản trí tuệ</w:t>
+            </w:r>
+          </w:p>
+        </w:tc>
+        <w:tc>
+          <w:tcPr>
+            <w:tcW w:w="716" w:type="dxa"/>
+            <w:vAlign w:val="center"/>
+          </w:tcPr>
+          <w:p>
+            <w:pPr>
+              <w:spacing w:before="20" w:after="20" w:line="252" w:lineRule="auto"/>
+              <w:ind w:firstLine="0"/>
+              <w:jc w:val="center"/>
+            </w:pPr>
+            <w:r>
+              <w:rPr>
+                <w:sz w:val="24"/>
+              </w:rPr>
+              <w:t xml:space="preserve">C</w:t>
+            </w:r>
+          </w:p>
+        </w:tc>
+      </w:tr>
+      <w:tr>
+        <w:trPr/>
+        <w:tc>
+          <w:tcPr>
+            <w:tcW w:w="716" w:type="dxa"/>
+            <w:vAlign w:val="center"/>
+          </w:tcPr>
+          <w:p>
+            <w:pPr>
+              <w:spacing w:before="20" w:after="20" w:line="252" w:lineRule="auto"/>
+              <w:ind w:firstLine="0"/>
+              <w:jc w:val="center"/>
+            </w:pPr>
+            <w:r>
+              <w:rPr>
+                <w:sz w:val="24"/>
+              </w:rPr>
+              <w:t xml:space="preserve">CH4</w:t>
+            </w:r>
+          </w:p>
+        </w:tc>
+        <w:tc>
+          <w:tcPr>
+            <w:tcW w:w="2506" w:type="dxa"/>
+            <w:vAlign w:val="center"/>
+          </w:tcPr>
+          <w:p>
+            <w:pPr>
+              <w:spacing w:before="20" w:after="20" w:line="252" w:lineRule="auto"/>
+              <w:ind w:firstLine="0"/>
+              <w:jc w:val="left"/>
+            </w:pPr>
+            <w:r>
+              <w:rPr>
+                <w:sz w:val="24"/>
+              </w:rPr>
+              <w:t xml:space="preserve">Tỷ suất khai thác trên chi phí</w:t>
+            </w:r>
+          </w:p>
+        </w:tc>
+        <w:tc>
+          <w:tcPr>
+            <w:tcW w:w="2744" w:type="dxa"/>
+            <w:vAlign w:val="center"/>
+          </w:tcPr>
+          <w:p>
+            <w:pPr>
+              <w:spacing w:before="20" w:after="20" w:line="252" w:lineRule="auto"/>
+              <w:ind w:firstLine="0"/>
+              <w:jc w:val="left"/>
+            </w:pPr>
+            <w:r>
+              <w:rPr>
+                <w:sz w:val="24"/>
+              </w:rPr>
+              <w:t xml:space="preserve">K2 / phần chi xác lập và duy trì quyền trong V1</w:t>
+            </w:r>
+          </w:p>
+        </w:tc>
+        <w:tc>
+          <w:tcPr>
+            <w:tcW w:w="2386" w:type="dxa"/>
+            <w:vAlign w:val="center"/>
+          </w:tcPr>
+          <w:p>
+            <w:pPr>
+              <w:spacing w:before="20" w:after="20" w:line="252" w:lineRule="auto"/>
+              <w:ind w:firstLine="0"/>
+              <w:jc w:val="left"/>
+            </w:pPr>
+            <w:r>
+              <w:rPr>
+                <w:sz w:val="24"/>
+              </w:rPr>
+              <w:t xml:space="preserve">Sổ kế toán</w:t>
+            </w:r>
+          </w:p>
+        </w:tc>
+        <w:tc>
+          <w:tcPr>
+            <w:tcW w:w="716" w:type="dxa"/>
+            <w:vAlign w:val="center"/>
+          </w:tcPr>
+          <w:p>
+            <w:pPr>
+              <w:spacing w:before="20" w:after="20" w:line="252" w:lineRule="auto"/>
+              <w:ind w:firstLine="0"/>
+              <w:jc w:val="center"/>
+            </w:pPr>
+            <w:r>
+              <w:rPr>
+                <w:sz w:val="24"/>
+              </w:rPr>
+              <w:t xml:space="preserve">B</w:t>
+            </w:r>
+          </w:p>
+        </w:tc>
+      </w:tr>
+    </w:tbl>
+    <w:p>
+      <w:pPr>
+        <w:spacing w:after="160"/>
+        <w:ind w:firstLine="0"/>
+        <w:rPr>
+          <w:szCs w:val="26"/>
+        </w:rPr>
+      </w:pPr>
+      <w:r>
+        <w:rPr>
+          <w:i/>
+          <w:szCs w:val="26"/>
+        </w:rPr>
+        <w:t>Nguồn: Nhóm tác giả đề xuất. Loại dữ liệu: A là dữ liệu bắt buộc báo cáo hoặc công khai; B là dữ liệu có trong hồ sơ hành chính; C là dữ liệu cần công cụ thu thập mới.</w:t>
+      </w:r>
+    </w:p>
+    <w:p>
+      <w:pPr>
+        <w:rPr>
+          <w:szCs w:val="26"/>
+        </w:rPr>
+      </w:pPr>
+      <w:r>
+        <w:rPr>
+          <w:szCs w:val="26"/>
+        </w:rPr>
+        <w:t xml:space="preserve">Các chỉ số được lựa chọn theo ba nguyên tắc. Thứ nhất, mỗi chỉ số phải gắn với một quyết định quản lý cụ thể, chẳng hạn thời gian xử lý hồ sơ gắn với việc bố trí nhân lực, tỷ lệ khai thác gắn với việc duy trì hay ngừng duy trì một văn bằng. Thứ hai, chỉ số phải tính được bằng dữ liệu mà một trường không có đơn vị chuyển giao chuyên nghiệp vẫn có thể thu thập; vì vậy khung không đưa vào các chỉ số đòi hỏi định giá tài sản trí tuệ hay đo tác động kinh tế xã hội dài hạn. Thứ ba, chỉ số phải tương thích với định nghĩa trong văn bản pháp luật và chuẩn chất lượng hiện hành để dữ liệu thu thập cho quản lý nội bộ có thể dùng lại cho báo cáo bắt buộc.</w:t>
+      </w:r>
+    </w:p>
+    <w:p>
+      <w:pPr>
+        <w:rPr>
+          <w:szCs w:val="26"/>
+        </w:rPr>
+      </w:pPr>
+      <w:r>
+        <w:rPr>
+          <w:szCs w:val="26"/>
+        </w:rPr>
+        <w:t xml:space="preserve">Một số chỉ số được neo trực tiếp vào chuẩn mới. Văn bằng được quy đổi theo chỉ số 6.2.1 của Thông tư số 83/2026/TT-BGDĐT, trong đó bằng độc quyền giải pháp hữu ích có hệ số 3 và bằng độc quyền sáng chế có hệ số 5; tỷ trọng thu được tính theo chỉ số 6.1 với ngưỡng không thấp hơn 5% đối với cơ sở có đào tạo tiến sĩ. Mức độ tương thích của quy chế gắn với chỉ số 1.1 về tỷ lệ nội dung quản trị nội bộ bắt buộc đã ban hành, trong đó quy định về sở hữu trí tuệ, liêm chính khoa học, liêm chính học thuật là một nội dung bắt buộc chung. Việc neo chỉ số vào chuẩn giúp một lần thu thập dữ liệu phục vụ được cả hai mục đích: tự đánh giá nội bộ và báo cáo theo Chuẩn cơ sở giáo dục đại học. Điều này đặc biệt quan trọng với trường định hướng ứng dụng, khi việc nâng hệ số của bằng độc quyền giải pháp hữu ích lên 3 làm cho loại văn bằng phù hợp nhất với quy mô đề tài cấp cơ sở có đóng góp đáng kể vào chỉ số 6.2.1.</w:t>
+      </w:r>
+    </w:p>
+    <w:p>
+      <w:pPr>
+        <w:spacing w:before="200" w:after="100"/>
+        <w:ind w:firstLine="0"/>
+        <w:rPr>
+          <w:szCs w:val="26"/>
+        </w:rPr>
+      </w:pPr>
+      <w:r>
+        <w:rPr>
+          <w:b/>
+          <w:szCs w:val="26"/>
+        </w:rPr>
+        <w:t>4.3. Dữ liệu bắt buộc tập trung ở nhóm kết quả, chỉ số chuyển hóa phải tự thiết lập</w:t>
+      </w:r>
+    </w:p>
+    <w:p>
+      <w:pPr>
+        <w:rPr>
+          <w:szCs w:val="26"/>
+        </w:rPr>
+      </w:pPr>
+      <w:r>
+        <w:rPr>
+          <w:szCs w:val="26"/>
+        </w:rPr>
+        <w:t xml:space="preserve">Bảng 2 tổng hợp loại dữ liệu theo nhóm chỉ số. Trong 20 chỉ số, 5 chỉ số có dữ liệu loại A, 7 chỉ số loại B và 8 chỉ số loại C. Dữ liệu bắt buộc tập trung ở nhóm kết quả với 3 trên 5 chỉ số, gồm hợp đồng chuyển giao theo khoản 4 Điều 27 Luật số 93/2025/QH15, nguồn thu và tỷ trọng thu theo Thông tư số 83/2026/TT-BGDĐT. Ngược lại, không chỉ số chuyển hóa nào có dữ liệu bắt buộc, và 3 trên 4 chỉ số chuyển hóa thuộc loại C.</w:t>
+      </w:r>
+    </w:p>
+    <w:p>
+      <w:pPr>
+        <w:keepNext/>
+        <w:spacing w:before="160" w:after="80"/>
+        <w:ind w:firstLine="0"/>
+        <w:jc w:val="center"/>
+        <w:rPr>
+          <w:szCs w:val="26"/>
+        </w:rPr>
+      </w:pPr>
+      <w:r>
+        <w:rPr>
+          <w:b/>
+          <w:szCs w:val="26"/>
+        </w:rPr>
+        <w:t>Bảng 2. Phân bố loại dữ liệu theo nhóm chỉ số</w:t>
+      </w:r>
+    </w:p>
+    <w:tbl>
+      <w:tblPr>
+        <w:tblStyle w:val="TableGrid"/>
+        <w:tblW w:w="0" w:type="auto"/>
+        <w:jc w:val="center"/>
+        <w:tblLook w:val="04A0" w:firstRow="1" w:lastRow="0" w:firstColumn="1" w:lastColumn="0" w:noHBand="0" w:noVBand="1"/>
+      </w:tblPr>
+      <w:tblGrid>
+        <w:gridCol w:w="3023"/>
+        <w:gridCol w:w="1511"/>
+        <w:gridCol w:w="1511"/>
+        <w:gridCol w:w="1511"/>
+        <w:gridCol w:w="1511"/>
+      </w:tblGrid>
+      <w:tr>
+        <w:trPr>
+          <w:tblHeader/>
+          <w:cantSplit/>
+        </w:trPr>
+        <w:tc>
+          <w:tcPr>
+            <w:tcW w:w="3023" w:type="dxa"/>
             <w:shd w:val="clear" w:color="auto" w:fill="DCE8F7"/>
             <w:vAlign w:val="center"/>
           </w:tcPr>
@@ -1402,13 +2875,13 @@
                 <w:b/>
                 <w:sz w:val="24"/>
               </w:rPr>
-              <w:t xml:space="preserve">Thông tư số 01/2024/TT-BGDĐT</w:t>
+              <w:t xml:space="preserve">Nhóm chỉ số</w:t>
             </w:r>
           </w:p>
         </w:tc>
         <w:tc>
           <w:tcPr>
-            <w:tcW w:w="2297" w:type="dxa"/>
+            <w:tcW w:w="1511" w:type="dxa"/>
             <w:shd w:val="clear" w:color="auto" w:fill="DCE8F7"/>
             <w:vAlign w:val="center"/>
           </w:tcPr>
@@ -1423,7 +2896,70 @@
                 <w:b/>
                 <w:sz w:val="24"/>
               </w:rPr>
-              <w:t xml:space="preserve">Thông tư số 83/2026/TT-BGDĐT</w:t>
+              <w:t xml:space="preserve">Loại A</w:t>
+            </w:r>
+          </w:p>
+        </w:tc>
+        <w:tc>
+          <w:tcPr>
+            <w:tcW w:w="1511" w:type="dxa"/>
+            <w:shd w:val="clear" w:color="auto" w:fill="DCE8F7"/>
+            <w:vAlign w:val="center"/>
+          </w:tcPr>
+          <w:p>
+            <w:pPr>
+              <w:spacing w:before="20" w:after="20" w:line="252" w:lineRule="auto"/>
+              <w:ind w:firstLine="0"/>
+              <w:jc w:val="center"/>
+            </w:pPr>
+            <w:r>
+              <w:rPr>
+                <w:b/>
+                <w:sz w:val="24"/>
+              </w:rPr>
+              <w:t xml:space="preserve">Loại B</w:t>
+            </w:r>
+          </w:p>
+        </w:tc>
+        <w:tc>
+          <w:tcPr>
+            <w:tcW w:w="1511" w:type="dxa"/>
+            <w:shd w:val="clear" w:color="auto" w:fill="DCE8F7"/>
+            <w:vAlign w:val="center"/>
+          </w:tcPr>
+          <w:p>
+            <w:pPr>
+              <w:spacing w:before="20" w:after="20" w:line="252" w:lineRule="auto"/>
+              <w:ind w:firstLine="0"/>
+              <w:jc w:val="center"/>
+            </w:pPr>
+            <w:r>
+              <w:rPr>
+                <w:b/>
+                <w:sz w:val="24"/>
+              </w:rPr>
+              <w:t xml:space="preserve">Loại C</w:t>
+            </w:r>
+          </w:p>
+        </w:tc>
+        <w:tc>
+          <w:tcPr>
+            <w:tcW w:w="1511" w:type="dxa"/>
+            <w:shd w:val="clear" w:color="auto" w:fill="DCE8F7"/>
+            <w:vAlign w:val="center"/>
+          </w:tcPr>
+          <w:p>
+            <w:pPr>
+              <w:spacing w:before="20" w:after="20" w:line="252" w:lineRule="auto"/>
+              <w:ind w:firstLine="0"/>
+              <w:jc w:val="center"/>
+            </w:pPr>
+            <w:r>
+              <w:rPr>
+                <w:b/>
+                <w:sz w:val="24"/>
+              </w:rPr>
+              <w:t xml:space="preserve">Tổng</w:t>
             </w:r>
           </w:p>
         </w:tc>
@@ -1432,7 +2968,7 @@
         <w:trPr/>
         <w:tc>
           <w:tcPr>
-            <w:tcW w:w="4232" w:type="dxa"/>
+            <w:tcW w:w="3023" w:type="dxa"/>
             <w:vAlign w:val="center"/>
           </w:tcPr>
           <w:p>
@@ -1445,13 +2981,13 @@
               <w:rPr>
                 <w:sz w:val="24"/>
               </w:rPr>
-              <w:t xml:space="preserve">Bài báo trong danh mục Hội đồng Giáo sư nhà nước hoặc đạt tiêu chuẩn khoa học Việt Nam, không thuộc Web of Science, Scopus</w:t>
+              <w:t xml:space="preserve">Đầu vào</w:t>
             </w:r>
           </w:p>
         </w:tc>
         <w:tc>
           <w:tcPr>
-            <w:tcW w:w="2539" w:type="dxa"/>
+            <w:tcW w:w="1511" w:type="dxa"/>
             <w:vAlign w:val="center"/>
           </w:tcPr>
           <w:p>
@@ -1464,114 +3000,13 @@
               <w:rPr>
                 <w:sz w:val="24"/>
               </w:rPr>
-              <w:t xml:space="preserve">1</w:t>
+              <w:t xml:space="preserve">0</w:t>
             </w:r>
           </w:p>
         </w:tc>
         <w:tc>
           <w:tcPr>
-            <w:tcW w:w="2297" w:type="dxa"/>
-            <w:vAlign w:val="center"/>
-          </w:tcPr>
-          <w:p>
-            <w:pPr>
-              <w:spacing w:before="20" w:after="20" w:line="252" w:lineRule="auto"/>
-              <w:ind w:firstLine="0"/>
-              <w:jc w:val="center"/>
-            </w:pPr>
-            <w:r>
-              <w:rPr>
-                <w:sz w:val="24"/>
-              </w:rPr>
-              <w:t xml:space="preserve">1</w:t>
-            </w:r>
-          </w:p>
-        </w:tc>
-      </w:tr>
-      <w:tr>
-        <w:trPr/>
-        <w:tc>
-          <w:tcPr>
-            <w:tcW w:w="4232" w:type="dxa"/>
-            <w:vAlign w:val="center"/>
-          </w:tcPr>
-          <w:p>
-            <w:pPr>
-              <w:spacing w:before="20" w:after="20" w:line="252" w:lineRule="auto"/>
-              <w:ind w:firstLine="0"/>
-              <w:jc w:val="left"/>
-            </w:pPr>
-            <w:r>
-              <w:rPr>
-                <w:sz w:val="24"/>
-              </w:rPr>
-              <w:t xml:space="preserve">Bài báo thuộc Web of Science hoặc Scopus</w:t>
-            </w:r>
-          </w:p>
-        </w:tc>
-        <w:tc>
-          <w:tcPr>
-            <w:tcW w:w="2539" w:type="dxa"/>
-            <w:vAlign w:val="center"/>
-          </w:tcPr>
-          <w:p>
-            <w:pPr>
-              <w:spacing w:before="20" w:after="20" w:line="252" w:lineRule="auto"/>
-              <w:ind w:firstLine="0"/>
-              <w:jc w:val="center"/>
-            </w:pPr>
-            <w:r>
-              <w:rPr>
-                <w:sz w:val="24"/>
-              </w:rPr>
-              <w:t xml:space="preserve">1 nếu thuộc danh mục Hội đồng Giáo sư nhà nước</w:t>
-            </w:r>
-          </w:p>
-        </w:tc>
-        <w:tc>
-          <w:tcPr>
-            <w:tcW w:w="2297" w:type="dxa"/>
-            <w:vAlign w:val="center"/>
-          </w:tcPr>
-          <w:p>
-            <w:pPr>
-              <w:spacing w:before="20" w:after="20" w:line="252" w:lineRule="auto"/>
-              <w:ind w:firstLine="0"/>
-              <w:jc w:val="center"/>
-            </w:pPr>
-            <w:r>
-              <w:rPr>
-                <w:sz w:val="24"/>
-              </w:rPr>
-              <w:t xml:space="preserve">2</w:t>
-            </w:r>
-          </w:p>
-        </w:tc>
-      </w:tr>
-      <w:tr>
-        <w:trPr/>
-        <w:tc>
-          <w:tcPr>
-            <w:tcW w:w="4232" w:type="dxa"/>
-            <w:vAlign w:val="center"/>
-          </w:tcPr>
-          <w:p>
-            <w:pPr>
-              <w:spacing w:before="20" w:after="20" w:line="252" w:lineRule="auto"/>
-              <w:ind w:firstLine="0"/>
-              <w:jc w:val="left"/>
-            </w:pPr>
-            <w:r>
-              <w:rPr>
-                <w:sz w:val="24"/>
-              </w:rPr>
-              <w:t xml:space="preserve">Sách chuyên khảo</w:t>
-            </w:r>
-          </w:p>
-        </w:tc>
-        <w:tc>
-          <w:tcPr>
-            <w:tcW w:w="2539" w:type="dxa"/>
+            <w:tcW w:w="1511" w:type="dxa"/>
             <w:vAlign w:val="center"/>
           </w:tcPr>
           <w:p>
@@ -1590,7 +3025,26 @@
         </w:tc>
         <w:tc>
           <w:tcPr>
-            <w:tcW w:w="2297" w:type="dxa"/>
+            <w:tcW w:w="1511" w:type="dxa"/>
+            <w:vAlign w:val="center"/>
+          </w:tcPr>
+          <w:p>
+            <w:pPr>
+              <w:spacing w:before="20" w:after="20" w:line="252" w:lineRule="auto"/>
+              <w:ind w:firstLine="0"/>
+              <w:jc w:val="center"/>
+            </w:pPr>
+            <w:r>
+              <w:rPr>
+                <w:sz w:val="24"/>
+              </w:rPr>
+              <w:t xml:space="preserve">0</w:t>
+            </w:r>
+          </w:p>
+        </w:tc>
+        <w:tc>
+          <w:tcPr>
+            <w:tcW w:w="1511" w:type="dxa"/>
             <w:vAlign w:val="center"/>
           </w:tcPr>
           <w:p>
@@ -1612,70 +3066,7 @@
         <w:trPr/>
         <w:tc>
           <w:tcPr>
-            <w:tcW w:w="4232" w:type="dxa"/>
-            <w:vAlign w:val="center"/>
-          </w:tcPr>
-          <w:p>
-            <w:pPr>
-              <w:spacing w:before="20" w:after="20" w:line="252" w:lineRule="auto"/>
-              <w:ind w:firstLine="0"/>
-              <w:jc w:val="left"/>
-            </w:pPr>
-            <w:r>
-              <w:rPr>
-                <w:b/>
-                <w:sz w:val="24"/>
-              </w:rPr>
-              <w:t xml:space="preserve">Bằng độc quyền giải pháp hữu ích</w:t>
-            </w:r>
-          </w:p>
-        </w:tc>
-        <w:tc>
-          <w:tcPr>
-            <w:tcW w:w="2539" w:type="dxa"/>
-            <w:vAlign w:val="center"/>
-          </w:tcPr>
-          <w:p>
-            <w:pPr>
-              <w:spacing w:before="20" w:after="20" w:line="252" w:lineRule="auto"/>
-              <w:ind w:firstLine="0"/>
-              <w:jc w:val="center"/>
-            </w:pPr>
-            <w:r>
-              <w:rPr>
-                <w:b/>
-                <w:sz w:val="24"/>
-              </w:rPr>
-              <w:t xml:space="preserve">1</w:t>
-            </w:r>
-          </w:p>
-        </w:tc>
-        <w:tc>
-          <w:tcPr>
-            <w:tcW w:w="2297" w:type="dxa"/>
-            <w:vAlign w:val="center"/>
-          </w:tcPr>
-          <w:p>
-            <w:pPr>
-              <w:spacing w:before="20" w:after="20" w:line="252" w:lineRule="auto"/>
-              <w:ind w:firstLine="0"/>
-              <w:jc w:val="center"/>
-            </w:pPr>
-            <w:r>
-              <w:rPr>
-                <w:b/>
-                <w:sz w:val="24"/>
-              </w:rPr>
-              <w:t xml:space="preserve">3</w:t>
-            </w:r>
-          </w:p>
-        </w:tc>
-      </w:tr>
-      <w:tr>
-        <w:trPr/>
-        <w:tc>
-          <w:tcPr>
-            <w:tcW w:w="4232" w:type="dxa"/>
+            <w:tcW w:w="3023" w:type="dxa"/>
             <w:vAlign w:val="center"/>
           </w:tcPr>
           <w:p>
@@ -1688,13 +3079,13 @@
               <w:rPr>
                 <w:sz w:val="24"/>
               </w:rPr>
-              <w:t xml:space="preserve">Bằng độc quyền sáng chế</w:t>
+              <w:t xml:space="preserve">Quá trình</w:t>
             </w:r>
           </w:p>
         </w:tc>
         <w:tc>
           <w:tcPr>
-            <w:tcW w:w="2539" w:type="dxa"/>
+            <w:tcW w:w="1511" w:type="dxa"/>
             <w:vAlign w:val="center"/>
           </w:tcPr>
           <w:p>
@@ -1707,13 +3098,247 @@
               <w:rPr>
                 <w:sz w:val="24"/>
               </w:rPr>
-              <w:t xml:space="preserve">5</w:t>
+              <w:t xml:space="preserve">1</w:t>
             </w:r>
           </w:p>
         </w:tc>
         <w:tc>
           <w:tcPr>
-            <w:tcW w:w="2297" w:type="dxa"/>
+            <w:tcW w:w="1511" w:type="dxa"/>
+            <w:vAlign w:val="center"/>
+          </w:tcPr>
+          <w:p>
+            <w:pPr>
+              <w:spacing w:before="20" w:after="20" w:line="252" w:lineRule="auto"/>
+              <w:ind w:firstLine="0"/>
+              <w:jc w:val="center"/>
+            </w:pPr>
+            <w:r>
+              <w:rPr>
+                <w:sz w:val="24"/>
+              </w:rPr>
+              <w:t xml:space="preserve">1</w:t>
+            </w:r>
+          </w:p>
+        </w:tc>
+        <w:tc>
+          <w:tcPr>
+            <w:tcW w:w="1511" w:type="dxa"/>
+            <w:vAlign w:val="center"/>
+          </w:tcPr>
+          <w:p>
+            <w:pPr>
+              <w:spacing w:before="20" w:after="20" w:line="252" w:lineRule="auto"/>
+              <w:ind w:firstLine="0"/>
+              <w:jc w:val="center"/>
+            </w:pPr>
+            <w:r>
+              <w:rPr>
+                <w:sz w:val="24"/>
+              </w:rPr>
+              <w:t xml:space="preserve">2</w:t>
+            </w:r>
+          </w:p>
+        </w:tc>
+        <w:tc>
+          <w:tcPr>
+            <w:tcW w:w="1511" w:type="dxa"/>
+            <w:vAlign w:val="center"/>
+          </w:tcPr>
+          <w:p>
+            <w:pPr>
+              <w:spacing w:before="20" w:after="20" w:line="252" w:lineRule="auto"/>
+              <w:ind w:firstLine="0"/>
+              <w:jc w:val="center"/>
+            </w:pPr>
+            <w:r>
+              <w:rPr>
+                <w:sz w:val="24"/>
+              </w:rPr>
+              <w:t xml:space="preserve">4</w:t>
+            </w:r>
+          </w:p>
+        </w:tc>
+      </w:tr>
+      <w:tr>
+        <w:trPr/>
+        <w:tc>
+          <w:tcPr>
+            <w:tcW w:w="3023" w:type="dxa"/>
+            <w:vAlign w:val="center"/>
+          </w:tcPr>
+          <w:p>
+            <w:pPr>
+              <w:spacing w:before="20" w:after="20" w:line="252" w:lineRule="auto"/>
+              <w:ind w:firstLine="0"/>
+              <w:jc w:val="left"/>
+            </w:pPr>
+            <w:r>
+              <w:rPr>
+                <w:sz w:val="24"/>
+              </w:rPr>
+              <w:t xml:space="preserve">Đầu ra</w:t>
+            </w:r>
+          </w:p>
+        </w:tc>
+        <w:tc>
+          <w:tcPr>
+            <w:tcW w:w="1511" w:type="dxa"/>
+            <w:vAlign w:val="center"/>
+          </w:tcPr>
+          <w:p>
+            <w:pPr>
+              <w:spacing w:before="20" w:after="20" w:line="252" w:lineRule="auto"/>
+              <w:ind w:firstLine="0"/>
+              <w:jc w:val="center"/>
+            </w:pPr>
+            <w:r>
+              <w:rPr>
+                <w:sz w:val="24"/>
+              </w:rPr>
+              <w:t xml:space="preserve">1</w:t>
+            </w:r>
+          </w:p>
+        </w:tc>
+        <w:tc>
+          <w:tcPr>
+            <w:tcW w:w="1511" w:type="dxa"/>
+            <w:vAlign w:val="center"/>
+          </w:tcPr>
+          <w:p>
+            <w:pPr>
+              <w:spacing w:before="20" w:after="20" w:line="252" w:lineRule="auto"/>
+              <w:ind w:firstLine="0"/>
+              <w:jc w:val="center"/>
+            </w:pPr>
+            <w:r>
+              <w:rPr>
+                <w:sz w:val="24"/>
+              </w:rPr>
+              <w:t xml:space="preserve">2</w:t>
+            </w:r>
+          </w:p>
+        </w:tc>
+        <w:tc>
+          <w:tcPr>
+            <w:tcW w:w="1511" w:type="dxa"/>
+            <w:vAlign w:val="center"/>
+          </w:tcPr>
+          <w:p>
+            <w:pPr>
+              <w:spacing w:before="20" w:after="20" w:line="252" w:lineRule="auto"/>
+              <w:ind w:firstLine="0"/>
+              <w:jc w:val="center"/>
+            </w:pPr>
+            <w:r>
+              <w:rPr>
+                <w:sz w:val="24"/>
+              </w:rPr>
+              <w:t xml:space="preserve">1</w:t>
+            </w:r>
+          </w:p>
+        </w:tc>
+        <w:tc>
+          <w:tcPr>
+            <w:tcW w:w="1511" w:type="dxa"/>
+            <w:vAlign w:val="center"/>
+          </w:tcPr>
+          <w:p>
+            <w:pPr>
+              <w:spacing w:before="20" w:after="20" w:line="252" w:lineRule="auto"/>
+              <w:ind w:firstLine="0"/>
+              <w:jc w:val="center"/>
+            </w:pPr>
+            <w:r>
+              <w:rPr>
+                <w:sz w:val="24"/>
+              </w:rPr>
+              <w:t xml:space="preserve">4</w:t>
+            </w:r>
+          </w:p>
+        </w:tc>
+      </w:tr>
+      <w:tr>
+        <w:trPr/>
+        <w:tc>
+          <w:tcPr>
+            <w:tcW w:w="3023" w:type="dxa"/>
+            <w:vAlign w:val="center"/>
+          </w:tcPr>
+          <w:p>
+            <w:pPr>
+              <w:spacing w:before="20" w:after="20" w:line="252" w:lineRule="auto"/>
+              <w:ind w:firstLine="0"/>
+              <w:jc w:val="left"/>
+            </w:pPr>
+            <w:r>
+              <w:rPr>
+                <w:sz w:val="24"/>
+              </w:rPr>
+              <w:t xml:space="preserve">Kết quả</w:t>
+            </w:r>
+          </w:p>
+        </w:tc>
+        <w:tc>
+          <w:tcPr>
+            <w:tcW w:w="1511" w:type="dxa"/>
+            <w:vAlign w:val="center"/>
+          </w:tcPr>
+          <w:p>
+            <w:pPr>
+              <w:spacing w:before="20" w:after="20" w:line="252" w:lineRule="auto"/>
+              <w:ind w:firstLine="0"/>
+              <w:jc w:val="center"/>
+            </w:pPr>
+            <w:r>
+              <w:rPr>
+                <w:sz w:val="24"/>
+              </w:rPr>
+              <w:t xml:space="preserve">3</w:t>
+            </w:r>
+          </w:p>
+        </w:tc>
+        <w:tc>
+          <w:tcPr>
+            <w:tcW w:w="1511" w:type="dxa"/>
+            <w:vAlign w:val="center"/>
+          </w:tcPr>
+          <w:p>
+            <w:pPr>
+              <w:spacing w:before="20" w:after="20" w:line="252" w:lineRule="auto"/>
+              <w:ind w:firstLine="0"/>
+              <w:jc w:val="center"/>
+            </w:pPr>
+            <w:r>
+              <w:rPr>
+                <w:sz w:val="24"/>
+              </w:rPr>
+              <w:t xml:space="preserve">0</w:t>
+            </w:r>
+          </w:p>
+        </w:tc>
+        <w:tc>
+          <w:tcPr>
+            <w:tcW w:w="1511" w:type="dxa"/>
+            <w:vAlign w:val="center"/>
+          </w:tcPr>
+          <w:p>
+            <w:pPr>
+              <w:spacing w:before="20" w:after="20" w:line="252" w:lineRule="auto"/>
+              <w:ind w:firstLine="0"/>
+              <w:jc w:val="center"/>
+            </w:pPr>
+            <w:r>
+              <w:rPr>
+                <w:sz w:val="24"/>
+              </w:rPr>
+              <w:t xml:space="preserve">2</w:t>
+            </w:r>
+          </w:p>
+        </w:tc>
+        <w:tc>
+          <w:tcPr>
+            <w:tcW w:w="1511" w:type="dxa"/>
             <w:vAlign w:val="center"/>
           </w:tcPr>
           <w:p>
@@ -1731,6 +3356,207 @@
           </w:p>
         </w:tc>
       </w:tr>
+      <w:tr>
+        <w:trPr/>
+        <w:tc>
+          <w:tcPr>
+            <w:tcW w:w="3023" w:type="dxa"/>
+            <w:vAlign w:val="center"/>
+          </w:tcPr>
+          <w:p>
+            <w:pPr>
+              <w:spacing w:before="20" w:after="20" w:line="252" w:lineRule="auto"/>
+              <w:ind w:firstLine="0"/>
+              <w:jc w:val="left"/>
+            </w:pPr>
+            <w:r>
+              <w:rPr>
+                <w:sz w:val="24"/>
+              </w:rPr>
+              <w:t xml:space="preserve">Chuyển hóa</w:t>
+            </w:r>
+          </w:p>
+        </w:tc>
+        <w:tc>
+          <w:tcPr>
+            <w:tcW w:w="1511" w:type="dxa"/>
+            <w:vAlign w:val="center"/>
+          </w:tcPr>
+          <w:p>
+            <w:pPr>
+              <w:spacing w:before="20" w:after="20" w:line="252" w:lineRule="auto"/>
+              <w:ind w:firstLine="0"/>
+              <w:jc w:val="center"/>
+            </w:pPr>
+            <w:r>
+              <w:rPr>
+                <w:sz w:val="24"/>
+              </w:rPr>
+              <w:t xml:space="preserve">0</w:t>
+            </w:r>
+          </w:p>
+        </w:tc>
+        <w:tc>
+          <w:tcPr>
+            <w:tcW w:w="1511" w:type="dxa"/>
+            <w:vAlign w:val="center"/>
+          </w:tcPr>
+          <w:p>
+            <w:pPr>
+              <w:spacing w:before="20" w:after="20" w:line="252" w:lineRule="auto"/>
+              <w:ind w:firstLine="0"/>
+              <w:jc w:val="center"/>
+            </w:pPr>
+            <w:r>
+              <w:rPr>
+                <w:sz w:val="24"/>
+              </w:rPr>
+              <w:t xml:space="preserve">1</w:t>
+            </w:r>
+          </w:p>
+        </w:tc>
+        <w:tc>
+          <w:tcPr>
+            <w:tcW w:w="1511" w:type="dxa"/>
+            <w:vAlign w:val="center"/>
+          </w:tcPr>
+          <w:p>
+            <w:pPr>
+              <w:spacing w:before="20" w:after="20" w:line="252" w:lineRule="auto"/>
+              <w:ind w:firstLine="0"/>
+              <w:jc w:val="center"/>
+            </w:pPr>
+            <w:r>
+              <w:rPr>
+                <w:sz w:val="24"/>
+              </w:rPr>
+              <w:t xml:space="preserve">3</w:t>
+            </w:r>
+          </w:p>
+        </w:tc>
+        <w:tc>
+          <w:tcPr>
+            <w:tcW w:w="1511" w:type="dxa"/>
+            <w:vAlign w:val="center"/>
+          </w:tcPr>
+          <w:p>
+            <w:pPr>
+              <w:spacing w:before="20" w:after="20" w:line="252" w:lineRule="auto"/>
+              <w:ind w:firstLine="0"/>
+              <w:jc w:val="center"/>
+            </w:pPr>
+            <w:r>
+              <w:rPr>
+                <w:sz w:val="24"/>
+              </w:rPr>
+              <w:t xml:space="preserve">4</w:t>
+            </w:r>
+          </w:p>
+        </w:tc>
+      </w:tr>
+      <w:tr>
+        <w:trPr/>
+        <w:tc>
+          <w:tcPr>
+            <w:tcW w:w="3023" w:type="dxa"/>
+            <w:vAlign w:val="center"/>
+          </w:tcPr>
+          <w:p>
+            <w:pPr>
+              <w:spacing w:before="20" w:after="20" w:line="252" w:lineRule="auto"/>
+              <w:ind w:firstLine="0"/>
+              <w:jc w:val="left"/>
+            </w:pPr>
+            <w:r>
+              <w:rPr>
+                <w:b/>
+                <w:sz w:val="24"/>
+              </w:rPr>
+              <w:t xml:space="preserve">Tổng</w:t>
+            </w:r>
+          </w:p>
+        </w:tc>
+        <w:tc>
+          <w:tcPr>
+            <w:tcW w:w="1511" w:type="dxa"/>
+            <w:vAlign w:val="center"/>
+          </w:tcPr>
+          <w:p>
+            <w:pPr>
+              <w:spacing w:before="20" w:after="20" w:line="252" w:lineRule="auto"/>
+              <w:ind w:firstLine="0"/>
+              <w:jc w:val="center"/>
+            </w:pPr>
+            <w:r>
+              <w:rPr>
+                <w:b/>
+                <w:sz w:val="24"/>
+              </w:rPr>
+              <w:t xml:space="preserve">5</w:t>
+            </w:r>
+          </w:p>
+        </w:tc>
+        <w:tc>
+          <w:tcPr>
+            <w:tcW w:w="1511" w:type="dxa"/>
+            <w:vAlign w:val="center"/>
+          </w:tcPr>
+          <w:p>
+            <w:pPr>
+              <w:spacing w:before="20" w:after="20" w:line="252" w:lineRule="auto"/>
+              <w:ind w:firstLine="0"/>
+              <w:jc w:val="center"/>
+            </w:pPr>
+            <w:r>
+              <w:rPr>
+                <w:b/>
+                <w:sz w:val="24"/>
+              </w:rPr>
+              <w:t xml:space="preserve">7</w:t>
+            </w:r>
+          </w:p>
+        </w:tc>
+        <w:tc>
+          <w:tcPr>
+            <w:tcW w:w="1511" w:type="dxa"/>
+            <w:vAlign w:val="center"/>
+          </w:tcPr>
+          <w:p>
+            <w:pPr>
+              <w:spacing w:before="20" w:after="20" w:line="252" w:lineRule="auto"/>
+              <w:ind w:firstLine="0"/>
+              <w:jc w:val="center"/>
+            </w:pPr>
+            <w:r>
+              <w:rPr>
+                <w:b/>
+                <w:sz w:val="24"/>
+              </w:rPr>
+              <w:t xml:space="preserve">8</w:t>
+            </w:r>
+          </w:p>
+        </w:tc>
+        <w:tc>
+          <w:tcPr>
+            <w:tcW w:w="1511" w:type="dxa"/>
+            <w:vAlign w:val="center"/>
+          </w:tcPr>
+          <w:p>
+            <w:pPr>
+              <w:spacing w:before="20" w:after="20" w:line="252" w:lineRule="auto"/>
+              <w:ind w:firstLine="0"/>
+              <w:jc w:val="center"/>
+            </w:pPr>
+            <w:r>
+              <w:rPr>
+                <w:b/>
+                <w:sz w:val="24"/>
+              </w:rPr>
+              <w:t xml:space="preserve">20</w:t>
+            </w:r>
+          </w:p>
+        </w:tc>
+      </w:tr>
     </w:tbl>
     <w:p>
       <w:pPr>
@@ -1745,7 +3571,7 @@
           <w:i/>
           <w:szCs w:val="26"/>
         </w:rPr>
-        <w:t>Nguồn: Nhóm tác giả tổng hợp từ công thức chỉ số 6.2.1 tại Thông tư số 01/2024/TT-BGDĐT và Thông tư số 83/2026/TT-BGDĐT.</w:t>
+        <w:t>Nguồn: Nhóm tác giả tổng hợp từ Bảng 1.</w:t>
       </w:r>
     </w:p>
     <w:p>
@@ -1758,36 +3584,49 @@
         <w:rPr>
           <w:szCs w:val="26"/>
         </w:rPr>
-        <w:t xml:space="preserve">Thay đổi này có ý nghĩa thực tiễn lớn với trường định hướng ứng dụng. Giải pháp hữu ích không đòi hỏi trình độ sáng tạo như sáng chế, phù hợp với quy mô đề tài cấp cơ sở, nay có giá trị quy đổi bằng ba bài báo trong nước. Cùng với đó, Thông tư số 83/2026/TT-BGDĐT xếp quy định về sở hữu trí tuệ, liêm chính khoa học, liêm chính học thuật vào danh mục nội dung quản trị nội bộ bắt buộc chung, được tính trong chỉ số tỷ lệ nội dung quản trị đã ban hành bằng văn bản đúng thẩm quyền và còn hiệu lực, và đưa khoản thu từ thương mại hóa kết quả nghiên cứu, sở hữu trí tuệ vào danh mục dữ liệu báo cáo. Điểm đ khoản 3 Điều 28 Luật số 125/2025/QH15 bổ sung nghĩa vụ công khai và cập nhật hằng năm kết quả hoạt động khoa học, công nghệ và đổi mới sáng tạo trên Nền tảng số quốc gia. Ở khía cạnh liêm chính, Điều 5a Nghị định số 134/2026/NĐ-CP xác định quyền tác giả đối với tác phẩm tạo ra có sử dụng trí tuệ nhân tạo chỉ phát sinh khi con người có đóng góp đáng kể và mang tính quyết định, nên quy chế về liêm chính cần quy định việc khai báo sử dụng trí tuệ nhân tạo trong học liệu và công bố. Sở hữu trí tuệ vì vậy trở thành chỉ số quản trị được đo lường và công khai, không còn là hoạt động tự nguyện.</w:t>
+        <w:t xml:space="preserve">Phát hiện này có hàm ý quan trọng: hệ thống báo cáo bắt buộc được thiết kế để kiểm tra kết quả, không để chẩn đoán nguyên nhân. Một trường chỉ đáp ứng nghĩa vụ báo cáo sẽ biết mình có bao nhiêu văn bằng và nguồn thu, nhưng không biết bao nhiêu sản phẩm có khả năng bảo hộ đã bị bỏ qua, hay bao nhiêu sản phẩm đã mất tính mới vì công bố trước khi nộp đơn. Hai chỉ số then chốt CH1 và CH2 đều phụ thuộc vào một công cụ duy nhất là phiếu rà soát khả năng bảo hộ tại nghiệm thu; thiếu công cụ này, khung đánh giá mất phần có giá trị chẩn đoán nhất.</w:t>
       </w:r>
     </w:p>
     <w:p>
       <w:pPr>
-        <w:spacing w:before="200" w:after="100"/>
-        <w:ind w:firstLine="0"/>
         <w:rPr>
           <w:szCs w:val="26"/>
         </w:rPr>
       </w:pPr>
       <w:r>
         <w:rPr>
-          <w:b/>
-          <w:szCs w:val="26"/>
-        </w:rPr>
-        <w:t>4.5. Khâu nhận diện trước công bố là khoảng trống pháp luật để lại cho quy chế nội bộ</w:t>
+          <w:szCs w:val="26"/>
+        </w:rPr>
+        <w:t xml:space="preserve">Nhóm dữ liệu loại B cũng cần được lưu ý. Các dữ liệu này đã tồn tại trong hồ sơ hành chính nhưng thường phân tán ở nhiều đơn vị: kinh phí ở bộ phận tài chính, nhân lực ở bộ phận tổ chức, đơn và văn bằng ở bộ phận pháp chế hoặc quản trị thương hiệu, đề tài ở đơn vị quản lý khoa học. Khi không có một danh mục tài sản trí tuệ dùng chung, việc tính các chỉ số đòi hỏi đối chiếu thủ công giữa nhiều nguồn. Khoản 4 Điều 27 Luật số 93/2025/QH15 yêu cầu tổ chức chủ trì công khai thông tin và báo cáo kết quả thương mại hóa, còn điểm đ khoản 3 Điều 28 Luật số 125/2025/QH15 yêu cầu công khai kết quả hoạt động khoa học, công nghệ và đổi mới sáng tạo hằng năm; cả hai nghĩa vụ này đều ngầm định nhà trường phải có một danh mục tài sản trí tuệ thống nhất. Danh mục đó vì vậy vừa là điều kiện để tính bộ chỉ số, vừa là điều kiện để thực hiện nghĩa vụ pháp lý.</w:t>
       </w:r>
     </w:p>
     <w:p>
       <w:pPr>
+        <w:spacing w:before="200" w:after="100"/>
+        <w:ind w:firstLine="0"/>
         <w:rPr>
           <w:szCs w:val="26"/>
         </w:rPr>
       </w:pPr>
       <w:r>
         <w:rPr>
-          <w:szCs w:val="26"/>
-        </w:rPr>
-        <w:t xml:space="preserve">Đối chiếu bốn nhóm thay đổi trên với chu trình quản lý cho thấy pháp luật mới tập trung vào các khâu từ xác lập trở đi. Riêng khâu tạo lập và nhận diện, tức xác định sản phẩm nào của một đề tài có khả năng bảo hộ trước khi được công bố, không văn bản nào quy định cơ chế cụ thể ở cấp cơ sở. Đây lại là khâu chịu ràng buộc thời gian chặt nhất: theo khoản 3 Điều 60 Luật Sở hữu trí tuệ, sáng chế không bị coi là mất tính mới khi được bộc lộ công khai nếu đơn được nộp trong thời hạn mười hai tháng kể từ ngày bộc lộ; quá thời hạn này, khả năng đăng ký sáng chế, giải pháp hữu ích không còn. Khi khuyến khích công bố được ghi nhận ngay còn văn bằng chỉ được ghi nhận sau khi cấp, lựa chọn hợp lý của giảng viên là công bố trước, và nếu không có bước rà soát bắt buộc thì sản phẩm đi thẳng từ nghiệm thu sang công bố.</w:t>
+          <w:b/>
+          <w:szCs w:val="26"/>
+        </w:rPr>
+        <w:t>4.4. Mẫu hình chẩn đoán điểm nghẽn và lộ trình triển khai</w:t>
+      </w:r>
+    </w:p>
+    <w:p>
+      <w:pPr>
+        <w:rPr>
+          <w:szCs w:val="26"/>
+        </w:rPr>
+      </w:pPr>
+      <w:r>
+        <w:rPr>
+          <w:szCs w:val="26"/>
+        </w:rPr>
+        <w:t xml:space="preserve">Bảng 3 đề xuất năm mẫu hình chẩn đoán dựa trên cách kết hợp các chỉ số. Mỗi mẫu hình gắn với một điểm nghẽn có thể xảy ra và công cụ can thiệp có căn cứ pháp lý. Chẳng hạn, khi tỷ lệ nhận diện cao nhưng tỷ lệ xác lập kịp thời thấp, điểm nghẽn nằm ở khâu nối giữa nghiệm thu và đăng ký, nơi cần đầu mối tiếp nhận và dòng kinh phí nộp đơn; điểm b khoản 2 Điều 66 Luật số 93/2025/QH15 cho phép quỹ phát triển khoa học và công nghệ chi cho đăng ký, bảo hộ, quản lý, khai thác quyền sở hữu trí tuệ. Khi tỷ lệ xác lập cao nhưng tỷ lệ khai thác thấp, điểm nghẽn chuyển sang thị trường và định giá, nơi Điều 27 Luật này trao cho tổ chức quyền tự quyết về hình thức, giá và phân chia lợi nhuận.</w:t>
       </w:r>
     </w:p>
     <w:p>
@@ -1805,99 +3644,7 @@
           <w:b/>
           <w:szCs w:val="26"/>
         </w:rPr>
-        <w:t>Hình 2. Mô hình cổng rà soát khả năng bảo hộ tại nghiệm thu đề tài</w:t>
-      </w:r>
-    </w:p>
-    <w:p>
-      <w:pPr>
-        <w:keepNext/>
-        <w:spacing w:before="0" w:after="0" w:line="240" w:lineRule="auto"/>
-        <w:ind w:firstLine="0"/>
-        <w:jc w:val="center"/>
-        <w:rPr>
-          <w:szCs w:val="26"/>
-        </w:rPr>
-      </w:pPr>
-      <w:r>
-        <w:drawing>
-          <wp:inline xmlns:a="http://schemas.openxmlformats.org/drawingml/2006/main" xmlns:pic="http://schemas.openxmlformats.org/drawingml/2006/picture">
-            <wp:extent cx="5580000" cy="3096000"/>
-            <wp:docPr id="2" name="Picture 2"/>
-            <wp:cNvGraphicFramePr>
-              <a:graphicFrameLocks noChangeAspect="1"/>
-            </wp:cNvGraphicFramePr>
-            <a:graphic>
-              <a:graphicData uri="http://schemas.openxmlformats.org/drawingml/2006/picture">
-                <pic:pic>
-                  <pic:nvPicPr>
-                    <pic:cNvPr id="0" name="cong_ra_soat.png"/>
-                    <pic:cNvPicPr/>
-                  </pic:nvPicPr>
-                  <pic:blipFill>
-                    <a:blip r:embed="rId9"/>
-                    <a:stretch>
-                      <a:fillRect/>
-                    </a:stretch>
-                  </pic:blipFill>
-                  <pic:spPr>
-                    <a:xfrm>
-                      <a:off x="0" y="0"/>
-                      <a:ext cx="5580000" cy="3096000"/>
-                    </a:xfrm>
-                    <a:prstGeom prst="rect"/>
-                  </pic:spPr>
-                </pic:pic>
-              </a:graphicData>
-            </a:graphic>
-          </wp:inline>
-        </w:drawing>
-      </w:r>
-    </w:p>
-    <w:p>
-      <w:pPr>
-        <w:spacing w:after="160"/>
-        <w:ind w:firstLine="0"/>
-        <w:rPr>
-          <w:szCs w:val="26"/>
-        </w:rPr>
-      </w:pPr>
-      <w:r>
-        <w:rPr>
-          <w:i/>
-          <w:szCs w:val="26"/>
-        </w:rPr>
-        <w:t>Nguồn: Nhóm tác giả đề xuất.</w:t>
-      </w:r>
-    </w:p>
-    <w:p>
-      <w:pPr>
-        <w:rPr>
-          <w:szCs w:val="26"/>
-        </w:rPr>
-      </w:pPr>
-      <w:r>
-        <w:rPr>
-          <w:szCs w:val="26"/>
-        </w:rPr>
-        <w:t xml:space="preserve">Hình 2 đề xuất mô hình cổng rà soát tại nghiệm thu. Nghiệm thu là thời điểm duy nhất mọi sản phẩm của đề tài đều đi qua một hội đồng có chuyên môn, nên là điểm can thiệp có chi phí thấp nhất. Phiếu rà soát bắt buộc yêu cầu hội đồng xác định sản phẩm thuộc đối tượng quyền nào, đã bộc lộ hay chưa, và chuyển các sản phẩm đủ điều kiện sang đầu mối xác lập quyền trong thời hạn luật định. Từ phân tích trên, Bảng 3 đề xuất khung rà soát quy chế nội bộ gồm chín nội dung, mỗi nội dung gắn với một căn cứ pháp lý và một câu hỏi kiểm tra cụ thể.</w:t>
-      </w:r>
-    </w:p>
-    <w:p>
-      <w:pPr>
-        <w:keepNext/>
-        <w:spacing w:before="160" w:after="80"/>
-        <w:ind w:firstLine="0"/>
-        <w:jc w:val="center"/>
-        <w:rPr>
-          <w:szCs w:val="26"/>
-        </w:rPr>
-      </w:pPr>
-      <w:r>
-        <w:rPr>
-          <w:b/>
-          <w:szCs w:val="26"/>
-        </w:rPr>
-        <w:t>Bảng 3. Khung rà soát quy chế nội bộ về sở hữu trí tuệ của trường đại học theo khung pháp lý mới</w:t>
+        <w:t>Bảng 3. Các mẫu hình chẩn đoán điểm nghẽn từ bộ chỉ số</w:t>
       </w:r>
     </w:p>
     <w:tbl>
@@ -1908,9 +3655,9 @@
         <w:tblLook w:val="04A0" w:firstRow="1" w:lastRow="0" w:firstColumn="1" w:lastColumn="0" w:noHBand="0" w:noVBand="1"/>
       </w:tblPr>
       <w:tblGrid>
-        <w:gridCol w:w="2120"/>
-        <w:gridCol w:w="4358"/>
-        <w:gridCol w:w="2591"/>
+        <w:gridCol w:w="1766"/>
+        <w:gridCol w:w="3415"/>
+        <w:gridCol w:w="3887"/>
       </w:tblGrid>
       <w:tr>
         <w:trPr>
@@ -1919,7 +3666,7 @@
         </w:trPr>
         <w:tc>
           <w:tcPr>
-            <w:tcW w:w="2120" w:type="dxa"/>
+            <w:tcW w:w="1766" w:type="dxa"/>
             <w:shd w:val="clear" w:color="auto" w:fill="DCE8F7"/>
             <w:vAlign w:val="center"/>
           </w:tcPr>
@@ -1934,13 +3681,13 @@
                 <w:b/>
                 <w:sz w:val="24"/>
               </w:rPr>
-              <w:t xml:space="preserve">Nội dung</w:t>
+              <w:t xml:space="preserve">Mẫu hình chỉ số</w:t>
             </w:r>
           </w:p>
         </w:tc>
         <w:tc>
           <w:tcPr>
-            <w:tcW w:w="4358" w:type="dxa"/>
+            <w:tcW w:w="3415" w:type="dxa"/>
             <w:shd w:val="clear" w:color="auto" w:fill="DCE8F7"/>
             <w:vAlign w:val="center"/>
           </w:tcPr>
@@ -1955,13 +3702,13 @@
                 <w:b/>
                 <w:sz w:val="24"/>
               </w:rPr>
-              <w:t xml:space="preserve">Câu hỏi rà soát</w:t>
+              <w:t xml:space="preserve">Điểm nghẽn có thể xảy ra</w:t>
             </w:r>
           </w:p>
         </w:tc>
         <w:tc>
           <w:tcPr>
-            <w:tcW w:w="2591" w:type="dxa"/>
+            <w:tcW w:w="3887" w:type="dxa"/>
             <w:shd w:val="clear" w:color="auto" w:fill="DCE8F7"/>
             <w:vAlign w:val="center"/>
           </w:tcPr>
@@ -1976,7 +3723,7 @@
                 <w:b/>
                 <w:sz w:val="24"/>
               </w:rPr>
-              <w:t xml:space="preserve">Căn cứ</w:t>
+              <w:t xml:space="preserve">Công cụ can thiệp và căn cứ</w:t>
             </w:r>
           </w:p>
         </w:tc>
@@ -1985,7 +3732,7 @@
         <w:trPr/>
         <w:tc>
           <w:tcPr>
-            <w:tcW w:w="2120" w:type="dxa"/>
+            <w:tcW w:w="1766" w:type="dxa"/>
             <w:vAlign w:val="center"/>
           </w:tcPr>
           <w:p>
@@ -1998,13 +3745,13 @@
               <w:rPr>
                 <w:sz w:val="24"/>
               </w:rPr>
-              <w:t xml:space="preserve">1. Phạm vi đối tượng</w:t>
+              <w:t xml:space="preserve">CH1 thấp</w:t>
             </w:r>
           </w:p>
         </w:tc>
         <w:tc>
           <w:tcPr>
-            <w:tcW w:w="4358" w:type="dxa"/>
+            <w:tcW w:w="3415" w:type="dxa"/>
             <w:vAlign w:val="center"/>
           </w:tcPr>
           <w:p>
@@ -2017,13 +3764,13 @@
               <w:rPr>
                 <w:sz w:val="24"/>
               </w:rPr>
-              <w:t xml:space="preserve">Quy chế đã bao quát giải pháp hữu ích, sưu tập dữ liệu, chương trình máy tính, bí mật kinh doanh, giáo trình chưa?</w:t>
+              <w:t xml:space="preserve">Ít sản phẩm có khả năng bảo hộ, hoặc hội đồng nghiệm thu chưa nhận diện</w:t>
             </w:r>
           </w:p>
         </w:tc>
         <w:tc>
           <w:tcPr>
-            <w:tcW w:w="2591" w:type="dxa"/>
+            <w:tcW w:w="3887" w:type="dxa"/>
             <w:vAlign w:val="center"/>
           </w:tcPr>
           <w:p>
@@ -2036,7 +3783,7 @@
               <w:rPr>
                 <w:sz w:val="24"/>
               </w:rPr>
-              <w:t xml:space="preserve">Điều 14, 22, 39 Luật Sở hữu trí tuệ</w:t>
+              <w:t xml:space="preserve">Xác định đối tượng quyền từ thuyết minh đề tài; tập huấn; phiếu rà soát tại nghiệm thu</w:t>
             </w:r>
           </w:p>
         </w:tc>
@@ -2045,7 +3792,7 @@
         <w:trPr/>
         <w:tc>
           <w:tcPr>
-            <w:tcW w:w="2120" w:type="dxa"/>
+            <w:tcW w:w="1766" w:type="dxa"/>
             <w:vAlign w:val="center"/>
           </w:tcPr>
           <w:p>
@@ -2058,13 +3805,13 @@
               <w:rPr>
                 <w:sz w:val="24"/>
               </w:rPr>
-              <w:t xml:space="preserve">2. Quyền theo nguồn kinh phí</w:t>
+              <w:t xml:space="preserve">CH1 cao, CH2 thấp</w:t>
             </w:r>
           </w:p>
         </w:tc>
         <w:tc>
           <w:tcPr>
-            <w:tcW w:w="4358" w:type="dxa"/>
+            <w:tcW w:w="3415" w:type="dxa"/>
             <w:vAlign w:val="center"/>
           </w:tcPr>
           <w:p>
@@ -2077,13 +3824,13 @@
               <w:rPr>
                 <w:sz w:val="24"/>
               </w:rPr>
-              <w:t xml:space="preserve">Có phân định kết quả từ ngân sách nhà nước, kinh phí nhà trường, đối tác và người học không?</w:t>
+              <w:t xml:space="preserve">Khâu nối giữa nghiệm thu và đăng ký: thiếu đầu mối, kinh phí, công bố trước khi nộp đơn</w:t>
             </w:r>
           </w:p>
         </w:tc>
         <w:tc>
           <w:tcPr>
-            <w:tcW w:w="2591" w:type="dxa"/>
+            <w:tcW w:w="3887" w:type="dxa"/>
             <w:vAlign w:val="center"/>
           </w:tcPr>
           <w:p>
@@ -2096,7 +3843,7 @@
               <w:rPr>
                 <w:sz w:val="24"/>
               </w:rPr>
-              <w:t xml:space="preserve">Điều 25 Luật số 93/2025/QH15</w:t>
+              <w:t xml:space="preserve">Đầu mối tiếp nhận; dòng chi từ quỹ phát triển khoa học và công nghệ (Điều 66 Luật số 93/2025/QH15); khai báo trước công bố (Điều 60 Luật Sở hữu trí tuệ)</w:t>
             </w:r>
           </w:p>
         </w:tc>
@@ -2105,7 +3852,7 @@
         <w:trPr/>
         <w:tc>
           <w:tcPr>
-            <w:tcW w:w="2120" w:type="dxa"/>
+            <w:tcW w:w="1766" w:type="dxa"/>
             <w:vAlign w:val="center"/>
           </w:tcPr>
           <w:p>
@@ -2118,13 +3865,13 @@
               <w:rPr>
                 <w:sz w:val="24"/>
               </w:rPr>
-              <w:t xml:space="preserve">3. Nhận diện trước công bố</w:t>
+              <w:t xml:space="preserve">CH2 cao, CH3 thấp</w:t>
             </w:r>
           </w:p>
         </w:tc>
         <w:tc>
           <w:tcPr>
-            <w:tcW w:w="4358" w:type="dxa"/>
+            <w:tcW w:w="3415" w:type="dxa"/>
             <w:vAlign w:val="center"/>
           </w:tcPr>
           <w:p>
@@ -2137,13 +3884,13 @@
               <w:rPr>
                 <w:sz w:val="24"/>
               </w:rPr>
-              <w:t xml:space="preserve">Có phiếu rà soát bắt buộc tại nghiệm thu và thủ tục khai báo trước khi công bố không?</w:t>
+              <w:t xml:space="preserve">Khai thác: thiếu kết nối thị trường, định giá</w:t>
             </w:r>
           </w:p>
         </w:tc>
         <w:tc>
           <w:tcPr>
-            <w:tcW w:w="2591" w:type="dxa"/>
+            <w:tcW w:w="3887" w:type="dxa"/>
             <w:vAlign w:val="center"/>
           </w:tcPr>
           <w:p>
@@ -2156,7 +3903,7 @@
               <w:rPr>
                 <w:sz w:val="24"/>
               </w:rPr>
-              <w:t xml:space="preserve">Khoản 3 Điều 60 Luật Sở hữu trí tuệ; Quyết định số 1624/QĐ-TTg</w:t>
+              <w:t xml:space="preserve">Hợp tác doanh nghiệp; tự quyết thương mại hóa (Điều 27 Luật số 93/2025/QH15); doanh nghiệp quản lý tài sản trí tuệ (Điều 28 Luật số 125/2025/QH15)</w:t>
             </w:r>
           </w:p>
         </w:tc>
@@ -2165,7 +3912,7 @@
         <w:trPr/>
         <w:tc>
           <w:tcPr>
-            <w:tcW w:w="2120" w:type="dxa"/>
+            <w:tcW w:w="1766" w:type="dxa"/>
             <w:vAlign w:val="center"/>
           </w:tcPr>
           <w:p>
@@ -2178,13 +3925,13 @@
               <w:rPr>
                 <w:sz w:val="24"/>
               </w:rPr>
-              <w:t xml:space="preserve">4. Thẩm quyền thương mại hóa</w:t>
+              <w:t xml:space="preserve">CH3 cao, CH4 thấp</w:t>
             </w:r>
           </w:p>
         </w:tc>
         <w:tc>
           <w:tcPr>
-            <w:tcW w:w="4358" w:type="dxa"/>
+            <w:tcW w:w="3415" w:type="dxa"/>
             <w:vAlign w:val="center"/>
           </w:tcPr>
           <w:p>
@@ -2197,13 +3944,13 @@
               <w:rPr>
                 <w:sz w:val="24"/>
               </w:rPr>
-              <w:t xml:space="preserve">Ai quyết định hình thức, giá, góp vốn; quy trình định giá ra sao?</w:t>
+              <w:t xml:space="preserve">Thu không bù chi do danh mục dàn trải, chi phí duy trì cao hoặc giá chuyển giao thấp</w:t>
             </w:r>
           </w:p>
         </w:tc>
         <w:tc>
           <w:tcPr>
-            <w:tcW w:w="2591" w:type="dxa"/>
+            <w:tcW w:w="3887" w:type="dxa"/>
             <w:vAlign w:val="center"/>
           </w:tcPr>
           <w:p>
@@ -2216,7 +3963,7 @@
               <w:rPr>
                 <w:sz w:val="24"/>
               </w:rPr>
-              <w:t xml:space="preserve">Điều 27 Luật số 93/2025/QH15; Điều 28 Luật số 125/2025/QH15</w:t>
+              <w:t xml:space="preserve">Rà soát danh mục định kỳ; ngừng duy trì tài sản không khai thác; chuẩn hóa định giá</w:t>
             </w:r>
           </w:p>
         </w:tc>
@@ -2225,7 +3972,7 @@
         <w:trPr/>
         <w:tc>
           <w:tcPr>
-            <w:tcW w:w="2120" w:type="dxa"/>
+            <w:tcW w:w="1766" w:type="dxa"/>
             <w:vAlign w:val="center"/>
           </w:tcPr>
           <w:p>
@@ -2238,13 +3985,13 @@
               <w:rPr>
                 <w:sz w:val="24"/>
               </w:rPr>
-              <w:t xml:space="preserve">5. Phân chia lợi ích</w:t>
+              <w:t xml:space="preserve">Q1 thấp</w:t>
             </w:r>
           </w:p>
         </w:tc>
         <w:tc>
           <w:tcPr>
-            <w:tcW w:w="4358" w:type="dxa"/>
+            <w:tcW w:w="3415" w:type="dxa"/>
             <w:vAlign w:val="center"/>
           </w:tcPr>
           <w:p>
@@ -2257,13 +4004,13 @@
               <w:rPr>
                 <w:sz w:val="24"/>
               </w:rPr>
-              <w:t xml:space="preserve">Đã ghi mức sàn 30%, công thức cho các nguồn khác và bỏ các quy định theo cơ chế cũ chưa?</w:t>
+              <w:t xml:space="preserve">Quy chế chưa cập nhật theo luật mới, nhiều văn bản cùng điều chỉnh</w:t>
             </w:r>
           </w:p>
         </w:tc>
         <w:tc>
           <w:tcPr>
-            <w:tcW w:w="2591" w:type="dxa"/>
+            <w:tcW w:w="3887" w:type="dxa"/>
             <w:vAlign w:val="center"/>
           </w:tcPr>
           <w:p>
@@ -2276,247 +4023,7 @@
               <w:rPr>
                 <w:sz w:val="24"/>
               </w:rPr>
-              <w:t xml:space="preserve">Điều 28 Luật số 93/2025/QH15; Điều 135 Luật Sở hữu trí tuệ</w:t>
-            </w:r>
-          </w:p>
-        </w:tc>
-      </w:tr>
-      <w:tr>
-        <w:trPr/>
-        <w:tc>
-          <w:tcPr>
-            <w:tcW w:w="2120" w:type="dxa"/>
-            <w:vAlign w:val="center"/>
-          </w:tcPr>
-          <w:p>
-            <w:pPr>
-              <w:spacing w:before="20" w:after="20" w:line="252" w:lineRule="auto"/>
-              <w:ind w:firstLine="0"/>
-              <w:jc w:val="left"/>
-            </w:pPr>
-            <w:r>
-              <w:rPr>
-                <w:sz w:val="24"/>
-              </w:rPr>
-              <w:t xml:space="preserve">6. Kinh phí xác lập, duy trì</w:t>
-            </w:r>
-          </w:p>
-        </w:tc>
-        <w:tc>
-          <w:tcPr>
-            <w:tcW w:w="4358" w:type="dxa"/>
-            <w:vAlign w:val="center"/>
-          </w:tcPr>
-          <w:p>
-            <w:pPr>
-              <w:spacing w:before="20" w:after="20" w:line="252" w:lineRule="auto"/>
-              <w:ind w:firstLine="0"/>
-              <w:jc w:val="left"/>
-            </w:pPr>
-            <w:r>
-              <w:rPr>
-                <w:sz w:val="24"/>
-              </w:rPr>
-              <w:t xml:space="preserve">Có dòng chi phí nộp đơn, phí duy trì từ quỹ phát triển khoa học và công nghệ không?</w:t>
-            </w:r>
-          </w:p>
-        </w:tc>
-        <w:tc>
-          <w:tcPr>
-            <w:tcW w:w="2591" w:type="dxa"/>
-            <w:vAlign w:val="center"/>
-          </w:tcPr>
-          <w:p>
-            <w:pPr>
-              <w:spacing w:before="20" w:after="20" w:line="252" w:lineRule="auto"/>
-              <w:ind w:firstLine="0"/>
-              <w:jc w:val="left"/>
-            </w:pPr>
-            <w:r>
-              <w:rPr>
-                <w:sz w:val="24"/>
-              </w:rPr>
-              <w:t xml:space="preserve">Điều 66 Luật số 93/2025/QH15; Điều 28 Luật số 125/2025/QH15</w:t>
-            </w:r>
-          </w:p>
-        </w:tc>
-      </w:tr>
-      <w:tr>
-        <w:trPr/>
-        <w:tc>
-          <w:tcPr>
-            <w:tcW w:w="2120" w:type="dxa"/>
-            <w:vAlign w:val="center"/>
-          </w:tcPr>
-          <w:p>
-            <w:pPr>
-              <w:spacing w:before="20" w:after="20" w:line="252" w:lineRule="auto"/>
-              <w:ind w:firstLine="0"/>
-              <w:jc w:val="left"/>
-            </w:pPr>
-            <w:r>
-              <w:rPr>
-                <w:sz w:val="24"/>
-              </w:rPr>
-              <w:t xml:space="preserve">7. Đầu mối và dữ liệu</w:t>
-            </w:r>
-          </w:p>
-        </w:tc>
-        <w:tc>
-          <w:tcPr>
-            <w:tcW w:w="4358" w:type="dxa"/>
-            <w:vAlign w:val="center"/>
-          </w:tcPr>
-          <w:p>
-            <w:pPr>
-              <w:spacing w:before="20" w:after="20" w:line="252" w:lineRule="auto"/>
-              <w:ind w:firstLine="0"/>
-              <w:jc w:val="left"/>
-            </w:pPr>
-            <w:r>
-              <w:rPr>
-                <w:sz w:val="24"/>
-              </w:rPr>
-              <w:t xml:space="preserve">Có đầu mối chuyên trách, danh mục tài sản trí tuệ và cơ chế công khai hằng năm không?</w:t>
-            </w:r>
-          </w:p>
-        </w:tc>
-        <w:tc>
-          <w:tcPr>
-            <w:tcW w:w="2591" w:type="dxa"/>
-            <w:vAlign w:val="center"/>
-          </w:tcPr>
-          <w:p>
-            <w:pPr>
-              <w:spacing w:before="20" w:after="20" w:line="252" w:lineRule="auto"/>
-              <w:ind w:firstLine="0"/>
-              <w:jc w:val="left"/>
-            </w:pPr>
-            <w:r>
-              <w:rPr>
-                <w:sz w:val="24"/>
-              </w:rPr>
-              <w:t xml:space="preserve">Điều 27 Luật số 93/2025/QH15; Điều 28 Luật số 125/2025/QH15</w:t>
-            </w:r>
-          </w:p>
-        </w:tc>
-      </w:tr>
-      <w:tr>
-        <w:trPr/>
-        <w:tc>
-          <w:tcPr>
-            <w:tcW w:w="2120" w:type="dxa"/>
-            <w:vAlign w:val="center"/>
-          </w:tcPr>
-          <w:p>
-            <w:pPr>
-              <w:spacing w:before="20" w:after="20" w:line="252" w:lineRule="auto"/>
-              <w:ind w:firstLine="0"/>
-              <w:jc w:val="left"/>
-            </w:pPr>
-            <w:r>
-              <w:rPr>
-                <w:sz w:val="24"/>
-              </w:rPr>
-              <w:t xml:space="preserve">8. Liêm chính và trí tuệ nhân tạo</w:t>
-            </w:r>
-          </w:p>
-        </w:tc>
-        <w:tc>
-          <w:tcPr>
-            <w:tcW w:w="4358" w:type="dxa"/>
-            <w:vAlign w:val="center"/>
-          </w:tcPr>
-          <w:p>
-            <w:pPr>
-              <w:spacing w:before="20" w:after="20" w:line="252" w:lineRule="auto"/>
-              <w:ind w:firstLine="0"/>
-              <w:jc w:val="left"/>
-            </w:pPr>
-            <w:r>
-              <w:rPr>
-                <w:sz w:val="24"/>
-              </w:rPr>
-              <w:t xml:space="preserve">Có quy định về liêm chính khoa học, học thuật và việc sử dụng trí tuệ nhân tạo không?</w:t>
-            </w:r>
-          </w:p>
-        </w:tc>
-        <w:tc>
-          <w:tcPr>
-            <w:tcW w:w="2591" w:type="dxa"/>
-            <w:vAlign w:val="center"/>
-          </w:tcPr>
-          <w:p>
-            <w:pPr>
-              <w:spacing w:before="20" w:after="20" w:line="252" w:lineRule="auto"/>
-              <w:ind w:firstLine="0"/>
-              <w:jc w:val="left"/>
-            </w:pPr>
-            <w:r>
-              <w:rPr>
-                <w:sz w:val="24"/>
-              </w:rPr>
-              <w:t xml:space="preserve">Thông tư số 83/2026/TT-BGDĐT; Nghị định số 134/2026/NĐ-CP</w:t>
-            </w:r>
-          </w:p>
-        </w:tc>
-      </w:tr>
-      <w:tr>
-        <w:trPr/>
-        <w:tc>
-          <w:tcPr>
-            <w:tcW w:w="2120" w:type="dxa"/>
-            <w:vAlign w:val="center"/>
-          </w:tcPr>
-          <w:p>
-            <w:pPr>
-              <w:spacing w:before="20" w:after="20" w:line="252" w:lineRule="auto"/>
-              <w:ind w:firstLine="0"/>
-              <w:jc w:val="left"/>
-            </w:pPr>
-            <w:r>
-              <w:rPr>
-                <w:sz w:val="24"/>
-              </w:rPr>
-              <w:t xml:space="preserve">9. Hiệu lực và thống nhất</w:t>
-            </w:r>
-          </w:p>
-        </w:tc>
-        <w:tc>
-          <w:tcPr>
-            <w:tcW w:w="4358" w:type="dxa"/>
-            <w:vAlign w:val="center"/>
-          </w:tcPr>
-          <w:p>
-            <w:pPr>
-              <w:spacing w:before="20" w:after="20" w:line="252" w:lineRule="auto"/>
-              <w:ind w:firstLine="0"/>
-              <w:jc w:val="left"/>
-            </w:pPr>
-            <w:r>
-              <w:rPr>
-                <w:sz w:val="24"/>
-              </w:rPr>
-              <w:t xml:space="preserve">Các văn bản nội bộ có còn hiệu lực, thống nhất, không trùng lặp quy định không?</w:t>
-            </w:r>
-          </w:p>
-        </w:tc>
-        <w:tc>
-          <w:tcPr>
-            <w:tcW w:w="2591" w:type="dxa"/>
-            <w:vAlign w:val="center"/>
-          </w:tcPr>
-          <w:p>
-            <w:pPr>
-              <w:spacing w:before="20" w:after="20" w:line="252" w:lineRule="auto"/>
-              <w:ind w:firstLine="0"/>
-              <w:jc w:val="left"/>
-            </w:pPr>
-            <w:r>
-              <w:rPr>
-                <w:sz w:val="24"/>
-              </w:rPr>
-              <w:t xml:space="preserve">Tiêu chí 1.1 Thông tư số 83/2026/TT-BGDĐT</w:t>
+              <w:t xml:space="preserve">Hợp nhất quy chế theo Luật số 93/2025/QH15; chỉ số 1.1 Thông tư số 83/2026/TT-BGDĐT</w:t>
             </w:r>
           </w:p>
         </w:tc>
@@ -2540,6 +4047,45 @@
     </w:p>
     <w:p>
       <w:pPr>
+        <w:rPr>
+          <w:szCs w:val="26"/>
+        </w:rPr>
+      </w:pPr>
+      <w:r>
+        <w:rPr>
+          <w:szCs w:val="26"/>
+        </w:rPr>
+        <w:t xml:space="preserve">Vì CH1 và CH2 phụ thuộc vào phiếu rà soát tại nghiệm thu, bài báo đề xuất nội dung tối thiểu của phiếu gồm năm câu hỏi: sản phẩm cụ thể của đề tài là gì; sản phẩm thuộc đối tượng quyền nào trong các nhóm sáng chế, giải pháp hữu ích, kiểu dáng công nghiệp, quyền tác giả, sưu tập dữ liệu, bí mật kinh doanh; sản phẩm đã được bộc lộ công khai hay chưa và vào ngày nào; chủ sở hữu được xác định theo nguồn kinh phí như thế nào theo Điều 25 Luật số 93/2025/QH15; và hội đồng đề xuất nộp đơn, đăng ký quyền tác giả, giữ bí mật hay không bảo hộ. Ngày bộc lộ là thông tin then chốt, vì nó xác định thời hạn còn lại để nộp đơn và là căn cứ tính CH2.</w:t>
+      </w:r>
+    </w:p>
+    <w:p>
+      <w:pPr>
+        <w:rPr>
+          <w:szCs w:val="26"/>
+        </w:rPr>
+      </w:pPr>
+      <w:r>
+        <w:rPr>
+          <w:szCs w:val="26"/>
+        </w:rPr>
+        <w:t xml:space="preserve">Với trường mới bắt đầu theo dõi, chưa có ngưỡng tham chiếu bên ngoài cho các chỉ số chuyển hóa. Cách sử dụng phù hợp là so sánh với chính nhà trường qua các năm và giữa các khối ngành trong trường. Riêng CH2 có thể đặt mục tiêu gần mức tuyệt đối đối với các sản phẩm đã được hội đồng xác nhận có khả năng bảo hộ, vì mỗi sản phẩm không được nộp đơn trong thời hạn là một tài sản tiềm năng bị mất vĩnh viễn.</w:t>
+      </w:r>
+    </w:p>
+    <w:p>
+      <w:pPr>
+        <w:rPr>
+          <w:szCs w:val="26"/>
+        </w:rPr>
+      </w:pPr>
+      <w:r>
+        <w:rPr>
+          <w:szCs w:val="26"/>
+        </w:rPr>
+        <w:t xml:space="preserve">Từ mức độ sẵn có của dữ liệu, khung có thể triển khai theo ba giai đoạn. Giai đoạn đầu sử dụng các chỉ số loại A và B, vốn đã có hoặc dễ tổng hợp, để lập đường cơ sở. Giai đoạn hai đưa phiếu rà soát vào quy trình nghiệm thu và sổ theo dõi hồ sơ để tính được R4, CH1, CH2 và Q2. Giai đoạn ba bổ sung khảo sát giảng viên và danh mục khai thác để tính K5 và CH3. Cách triển khai này cho phép nhà trường bắt đầu ngay mà không phải chờ hoàn thiện toàn bộ hệ thống dữ liệu.</w:t>
+      </w:r>
+    </w:p>
+    <w:p>
+      <w:pPr>
         <w:spacing w:before="280" w:after="160"/>
         <w:ind w:firstLine="0"/>
         <w:rPr>
@@ -2571,7 +4117,7 @@
         <w:rPr>
           <w:szCs w:val="26"/>
         </w:rPr>
-        <w:t xml:space="preserve"> Khung pháp lý mới giải quyết các rào cản thuộc thẩm quyền của Nhà nước: quyền sở hữu, quyền quyết định, mức sàn lợi ích, nguồn chi và chỉ số đánh giá. Khâu nhận diện thì không thể quy định thống nhất từ trung ương, vì phụ thuộc vào quy trình nghiệm thu, cơ cấu ngành và năng lực chuyên môn của từng trường. Đó là lý do khoảng cách giữa sản phẩm khoa học và tài sản trí tuệ có thể vẫn tồn tại ngay cả khi luật đã thông thoáng, và lý do quy chế nội bộ trở thành biến số quyết định.</w:t>
+        <w:t xml:space="preserve"> Việc dữ liệu bắt buộc tập trung ở nhóm kết quả phản ánh mục đích của chuẩn chất lượng là kiểm tra mức đáp ứng tối thiểu, không phải hỗ trợ quản lý nội bộ. Với trường định hướng ứng dụng, nơi phần lớn sản phẩm có khả năng bảo hộ là giải pháp hữu ích, công thức, quy trình phát sinh từ đề tài cấp cơ sở, giá trị nằm ở việc không để sản phẩm bị bỏ sót ở khâu nhận diện. Vì vậy, chỉ số chuyển hóa quan trọng hơn chỉ số đếm đối với nhóm trường này. Trường tư thục còn chịu ràng buộc chặt về nguồn lực, nên cần biết mỗi khoản chi cho xác lập và duy trì quyền mang lại gì; tỷ suất khai thác trên chi phí và tỷ lệ khai thác giúp quyết định nên tiếp tục đầu tư vào loại tài sản nào, thay vì mở rộng danh mục một cách dàn trải.</w:t>
       </w:r>
     </w:p>
     <w:p>
@@ -2591,7 +4137,7 @@
         <w:rPr>
           <w:szCs w:val="26"/>
         </w:rPr>
-        <w:t xml:space="preserve"> Việc trao quyền cho tổ chức chủ trì theo Điều 25 có logic tương đồng với Đạo luật Bayh-Dole mà Shane (2004) phân tích. Mức sàn 30% và quyền tự quyết về chia lợi ích phù hợp với nhận định của Goldfarb và Henrekson (2003) và Siegel và cộng sự (2007) rằng khuyến khích cho nhà khoa học là động lực chính. Khác biệt nằm ở chỗ các nghiên cứu quốc tế mặc định có đơn vị chuyển giao tiếp nhận bản khai báo, như mô tả của Rocha và cộng sự (2023), và coi mức độ khai báo của giảng viên là biến số đầu vào (Thursby &amp; Kemp, 2002). Ở trường đại học tư thục chưa có đơn vị chuyên trách, chính bước tiếp nhận đó cần được thiết kế, nên trọng tâm can thiệp dịch chuyển sớm hơn trong chuỗi. So với các nghiên cứu trong nước (Nguyễn, 2025; Võ, 2025), bài báo cập nhật khung pháp lý sau ngày 01 tháng 10 năm 2025 và chỉ ra cụ thể phần việc thuộc về quy chế nội bộ.</w:t>
+        <w:t xml:space="preserve"> Khung kế thừa nhận định của Thursby và Kemp (2002) và Siegel và cộng sự (2007) rằng hiệu quả phải được đo bằng quan hệ giữa đầu ra và nguồn lực. Điểm khác là thay cho phép đo so sánh giữa nhiều trường, khung dùng các tỷ lệ nội bộ mà một trường có thể tự tính và theo dõi qua thời gian. So với tập chỉ số cốt lõi của Finne và cộng sự (2009) và Campbell và cộng sự (2020), khung giữ các chỉ số đếm để bảo đảm khả năng so sánh nhưng bổ sung chỉ số quá trình và chỉ số chuyển hóa, phù hợp với lập luận của Holgersson và Aaboen (2019) về khai thác và của Rocha và cộng sự (2023) về đánh giá bản khai báo. So với các nghiên cứu trong nước (Nguyễn, 2025; Võ, 2025), bài báo chuyển từ phân tích định tính sang đề xuất công cụ đo lường cụ thể.</w:t>
       </w:r>
     </w:p>
     <w:p>
@@ -2611,7 +4157,7 @@
         <w:rPr>
           <w:szCs w:val="26"/>
         </w:rPr>
-        <w:t xml:space="preserve"> Về lý luận, bài báo đề xuất xem khâu nhận diện trước công bố là một khâu quản lý độc lập trong chu trình, nơi chính sách cấp trường có tác động lớn nhất khi chính sách quốc gia đã thông thoáng. Về thực tiễn, khung rà soát chín nội dung và mô hình cổng rà soát tại nghiệm thu là công cụ mà trường đại học tư thục có thể áp dụng ngay khi hợp nhất quy chế theo Luật số 93/2025/QH15 và chuẩn bị đánh giá theo Thông tư số 83/2026/TT-BGDĐT. Về chính sách, kết quả gợi ý cơ quan quản lý cần sớm hướng dẫn cách xác định lợi nhuận làm căn cứ thưởng tác giả và hướng dẫn tính các chỉ số sở hữu trí tuệ trong Chuẩn cơ sở giáo dục đại học.</w:t>
+        <w:t xml:space="preserve"> Về lý luận, bài báo vận dụng mô hình chuỗi kết quả vào quản lý quyền sở hữu trí tuệ đại học và đề xuất đặt chỉ số tại các mối nối, không chỉ tại các mắt xích. Về thực tiễn, bộ 20 chỉ số, cách phân loại dữ liệu và năm mẫu hình chẩn đoán là công cụ tự đánh giá mà trường đại học định hướng ứng dụng có thể sử dụng khi chuẩn bị đánh giá theo Thông tư số 83/2026/TT-BGDĐT và thực hiện nghĩa vụ công khai theo Luật số 125/2025/QH15. Về chính sách, kết quả gợi ý cơ quan quản lý có thể cân nhắc bổ sung chỉ số về tỷ lệ sản phẩm có khả năng bảo hộ được nộp đơn vào hệ thống dữ liệu báo cáo.</w:t>
       </w:r>
     </w:p>
     <w:p>
@@ -2631,7 +4177,7 @@
         <w:rPr>
           <w:szCs w:val="26"/>
         </w:rPr>
-        <w:t xml:space="preserve"> Thứ nhất, bài báo phân tích văn bản, chưa đo lường mức độ thực thi tại các trường; các nhận định về hành vi giảng viên dựa trên lý thuyết và nghiên cứu quốc tế, chưa được kiểm chứng bằng dữ liệu Việt Nam. Thứ hai, văn bản hướng dẫn chi tiết Điều 27 Luật số 93/2025/QH15 và hướng dẫn tính chỉ số của Thông tư số 83/2026/TT-BGDĐT có thể làm thay đổi một số hàm ý. Thứ ba, khung rà soát mới được xây dựng từ phân tích văn bản, chưa qua lấy ý kiến chuyên gia hay thử nghiệm.</w:t>
+        <w:t xml:space="preserve"> Thứ nhất, khung được xây dựng bằng lập luận lý thuyết và đối chiếu văn bản, chưa được kiểm định thực nghiệm về độ tin cậy và giá trị. Thứ hai, bài báo chưa xác định trọng số giữa các chỉ số, nên chưa thể tổng hợp thành một chỉ số chung. Thứ ba, việc phân loại dữ liệu phụ thuộc vào văn bản hướng dẫn tính chỉ số và danh mục dữ liệu báo cáo; khi các hướng dẫn này thay đổi, một số chỉ số có thể chuyển loại.</w:t>
       </w:r>
     </w:p>
     <w:p>
@@ -2651,7 +4197,7 @@
         <w:rPr>
           <w:szCs w:val="26"/>
         </w:rPr>
-        <w:t xml:space="preserve"> Các nghiên cứu tiếp theo có thể khảo sát quy chế nội bộ của một nhóm trường đại học tư thục theo khung chín nội dung, đánh giá tác động của Thông tư số 83/2026/TT-BGDĐT đến số đơn giải pháp hữu ích sau một đến hai năm áp dụng, và thử nghiệm mô hình cổng rà soát tại nghiệm thu bằng thiết kế trước và sau.</w:t>
+        <w:t xml:space="preserve"> Các nghiên cứu tiếp theo có thể lấy ý kiến chuyên gia bằng phương pháp Delphi để hoàn thiện định nghĩa và trọng số, áp dụng thử khung tại một số trường đại học định hướng ứng dụng để kiểm định khả năng tính toán, và theo dõi các chỉ số chuyển hóa qua nhiều năm để đánh giá tác động của các can thiệp như phiếu rà soát tại nghiệm thu.</w:t>
       </w:r>
     </w:p>
     <w:p>
@@ -2680,7 +4226,7 @@
         <w:rPr>
           <w:szCs w:val="26"/>
         </w:rPr>
-        <w:t xml:space="preserve">Bài báo phân tích tác động của khung pháp lý giai đoạn 2025 - 2026 đến khoảng cách giữa sản phẩm khoa học và tài sản trí tuệ tại trường đại học tư thục và xác định nội dung quy chế nội bộ cần điều chỉnh.</w:t>
+        <w:t xml:space="preserve">Bài báo đề xuất khung đánh giá hiệu quả quản lý quyền sở hữu trí tuệ cho trường đại học định hướng ứng dụng trong bối cảnh chỉ số sở hữu trí tuệ trở thành căn cứ đánh giá cơ sở giáo dục đại học.</w:t>
       </w:r>
     </w:p>
     <w:p>
@@ -2693,7 +4239,7 @@
         <w:rPr>
           <w:szCs w:val="26"/>
         </w:rPr>
-        <w:t xml:space="preserve">Phát hiện chính là pháp luật mới đã tháo gỡ phần lớn rào cản ở các khâu từ xác lập quyền trở đi: tổ chức chủ trì, kể cả tổ chức ngoài công lập, được giao quyền sở hữu và quyền quyết định thương mại hóa; lợi ích của tác giả chuyển sang mức sàn 30% đối với kết quả sử dụng ngân sách nhà nước và thỏa thuận đối với các nguồn khác; quỹ phát triển khoa học và công nghệ được chi cho đăng ký bảo hộ; chuẩn chất lượng mới nâng trọng số của giải pháp hữu ích lên gấp ba và biến quy chế sở hữu trí tuệ thành nội dung quản trị bắt buộc. Khâu nhận diện sản phẩm có khả năng bảo hộ trước khi công bố là khoảng trống mà pháp luật để lại cho quy chế nội bộ.</w:t>
+        <w:t xml:space="preserve">Kết quả chính là bộ 20 chỉ số theo chuỗi đầu vào, quá trình, đầu ra, kết quả, trong đó bốn chỉ số chuyển hóa đo mức độ các mắt xích nối tiếp nhau. Đối chiếu với pháp luật hiện hành cho thấy dữ liệu bắt buộc tập trung ở nhóm kết quả, còn các chỉ số chuyển hóa, vốn có giá trị chẩn đoán cao nhất, đều do nhà trường tự thiết lập. Hai chỉ số then chốt về nhận diện và xác lập kịp thời phụ thuộc vào phiếu rà soát khả năng bảo hộ tại nghiệm thu.</w:t>
       </w:r>
     </w:p>
     <w:p>
@@ -2706,7 +4252,7 @@
         <w:rPr>
           <w:szCs w:val="26"/>
         </w:rPr>
-        <w:t xml:space="preserve">Bài báo đóng góp một cách nhìn theo từng khâu đối với khung pháp lý mới, cùng khung rà soát quy chế nội bộ và mô hình cổng rà soát tại nghiệm thu. Hàm ý cho các trường đại học tư thục là hợp nhất quy chế theo Luật số 93/2025/QH15, bỏ các quy định theo cơ chế cũ, và đặt bước rà soát khả năng bảo hộ vào quy trình nghiệm thu trước khi đầu tư vào các thiết chế thương mại hóa phức tạp hơn.</w:t>
+        <w:t xml:space="preserve">Bài báo đóng góp một công cụ tự đánh giá cấp trường, kèm mẫu hình chẩn đoán điểm nghẽn và lộ trình triển khai theo mức độ sẵn có của dữ liệu. Hàm ý cho các trường đại học định hướng ứng dụng là không dừng ở việc đáp ứng chỉ số bắt buộc, mà cần thiết lập sớm các công cụ thu thập dữ liệu ở khâu nhận diện để biết tiềm năng tài sản trí tuệ đang bị mất ở đâu.</w:t>
       </w:r>
     </w:p>
     <w:p>
@@ -2737,14 +4283,14 @@
         <w:rPr>
           <w:szCs w:val="26"/>
         </w:rPr>
-        <w:t xml:space="preserve">Bộ Chính trị. (2026). </w:t>
+        <w:t xml:space="preserve">Bộ Giáo dục và Đào tạo. (2024). </w:t>
       </w:r>
       <w:r>
         <w:rPr>
           <w:szCs w:val="26"/>
           <w:i/>
         </w:rPr>
-        <w:t xml:space="preserve">Kết luận số 51-KL/TW ngày 17 tháng 6 năm 2026 về đẩy mạnh công tác sở hữu trí tuệ phục vụ phát triển kinh tế - xã hội trong tình hình mới</w:t>
+        <w:t xml:space="preserve">Thông tư số 01/2024/TT-BGDĐT ngày 05 tháng 02 năm 2024 ban hành Chuẩn cơ sở giáo dục đại học</w:t>
       </w:r>
       <w:r>
         <w:rPr>
@@ -2765,14 +4311,14 @@
         <w:rPr>
           <w:szCs w:val="26"/>
         </w:rPr>
-        <w:t xml:space="preserve">Bộ Giáo dục và Đào tạo. (2024). </w:t>
+        <w:t xml:space="preserve">Bộ Giáo dục và Đào tạo. (2026). </w:t>
       </w:r>
       <w:r>
         <w:rPr>
           <w:szCs w:val="26"/>
           <w:i/>
         </w:rPr>
-        <w:t xml:space="preserve">Thông tư số 01/2024/TT-BGDĐT ngày 05 tháng 02 năm 2024 ban hành Chuẩn cơ sở giáo dục đại học</w:t>
+        <w:t xml:space="preserve">Thông tư số 83/2026/TT-BGDĐT ngày 30 tháng 9 năm 2026 quy định Chuẩn cơ sở giáo dục đại học</w:t>
       </w:r>
       <w:r>
         <w:rPr>
@@ -2793,14 +4339,238 @@
         <w:rPr>
           <w:szCs w:val="26"/>
         </w:rPr>
-        <w:t xml:space="preserve">Bộ Giáo dục và Đào tạo. (2026). </w:t>
+        <w:t xml:space="preserve">Bradley, S. R., Hayter, C. S., &amp; Link, A. N. (2013). Models and methods of university technology transfer. </w:t>
       </w:r>
       <w:r>
         <w:rPr>
           <w:szCs w:val="26"/>
           <w:i/>
         </w:rPr>
-        <w:t xml:space="preserve">Thông tư số 83/2026/TT-BGDĐT ngày 30 tháng 9 năm 2026 quy định Chuẩn cơ sở giáo dục đại học</w:t>
+        <w:t xml:space="preserve">Foundations and Trends in Entrepreneurship, 9</w:t>
+      </w:r>
+      <w:r>
+        <w:rPr>
+          <w:szCs w:val="26"/>
+        </w:rPr>
+        <w:t xml:space="preserve">(6), 571-650. https://doi.org/10.1561/0300000048</w:t>
+      </w:r>
+    </w:p>
+    <w:p>
+      <w:pPr>
+        <w:spacing w:after="80"/>
+        <w:ind w:left="560" w:hanging="560"/>
+        <w:rPr>
+          <w:szCs w:val="26"/>
+        </w:rPr>
+      </w:pPr>
+      <w:r>
+        <w:rPr>
+          <w:szCs w:val="26"/>
+        </w:rPr>
+        <w:t xml:space="preserve">Campbell, A., Cavalade, C., Haunold, C., Karanikic, P., &amp; Piccaluga, A. (2020). </w:t>
+      </w:r>
+      <w:r>
+        <w:rPr>
+          <w:szCs w:val="26"/>
+          <w:i/>
+        </w:rPr>
+        <w:t xml:space="preserve">Knowledge transfer metrics: Towards a European-wide set of harmonised indicators</w:t>
+      </w:r>
+      <w:r>
+        <w:rPr>
+          <w:szCs w:val="26"/>
+        </w:rPr>
+        <w:t xml:space="preserve"> (EUR 30218 EN). Publications Office of the European Union. https://doi.org/10.2760/907762</w:t>
+      </w:r>
+    </w:p>
+    <w:p>
+      <w:pPr>
+        <w:spacing w:after="80"/>
+        <w:ind w:left="560" w:hanging="560"/>
+        <w:rPr>
+          <w:szCs w:val="26"/>
+        </w:rPr>
+      </w:pPr>
+      <w:r>
+        <w:rPr>
+          <w:szCs w:val="26"/>
+        </w:rPr>
+        <w:t xml:space="preserve">Cục Sở hữu trí tuệ. (n.d.). </w:t>
+      </w:r>
+      <w:r>
+        <w:rPr>
+          <w:szCs w:val="26"/>
+          <w:i/>
+        </w:rPr>
+        <w:t xml:space="preserve">Tài liệu tập huấn về sở hữu trí tuệ dành cho cán bộ các trường đại học, viện nghiên cứu</w:t>
+      </w:r>
+      <w:r>
+        <w:rPr>
+          <w:szCs w:val="26"/>
+        </w:rPr>
+        <w:t xml:space="preserve">. Truy cập ngày 30 tháng 9 năm 2026, từ https://shtt.hcmulaw.edu.vn/sach-dien-tu/bo-tai-lieu-tap-huan-ve-so-huu-tri-tue-cua-cuc-so-huu-tri-tue-327.html</w:t>
+      </w:r>
+    </w:p>
+    <w:p>
+      <w:pPr>
+        <w:spacing w:after="80"/>
+        <w:ind w:left="560" w:hanging="560"/>
+        <w:rPr>
+          <w:szCs w:val="26"/>
+        </w:rPr>
+      </w:pPr>
+      <w:r>
+        <w:rPr>
+          <w:szCs w:val="26"/>
+        </w:rPr>
+        <w:t xml:space="preserve">Finne, H., Arundel, A., Balling, G., Brisson, P., &amp; Erselius, J. (2009). </w:t>
+      </w:r>
+      <w:r>
+        <w:rPr>
+          <w:szCs w:val="26"/>
+          <w:i/>
+        </w:rPr>
+        <w:t xml:space="preserve">Metrics for knowledge transfer from public research organisations in Europe: Report from the European Commission's Expert Group on Knowledge Transfer Metrics</w:t>
+      </w:r>
+      <w:r>
+        <w:rPr>
+          <w:szCs w:val="26"/>
+        </w:rPr>
+        <w:t xml:space="preserve">. Publications Office of the European Union. https://doi.org/10.2777/49910</w:t>
+      </w:r>
+    </w:p>
+    <w:p>
+      <w:pPr>
+        <w:spacing w:after="80"/>
+        <w:ind w:left="560" w:hanging="560"/>
+        <w:rPr>
+          <w:szCs w:val="26"/>
+        </w:rPr>
+      </w:pPr>
+      <w:r>
+        <w:rPr>
+          <w:szCs w:val="26"/>
+        </w:rPr>
+        <w:t xml:space="preserve">Holgersson, M., &amp; Aaboen, L. (2019). A literature review of intellectual property management in technology transfer offices: From appropriation to utilization. </w:t>
+      </w:r>
+      <w:r>
+        <w:rPr>
+          <w:szCs w:val="26"/>
+          <w:i/>
+        </w:rPr>
+        <w:t xml:space="preserve">Technology in Society, 59</w:t>
+      </w:r>
+      <w:r>
+        <w:rPr>
+          <w:szCs w:val="26"/>
+        </w:rPr>
+        <w:t xml:space="preserve">, Article 101132. https://doi.org/10.1016/j.techsoc.2019.04.008</w:t>
+      </w:r>
+    </w:p>
+    <w:p>
+      <w:pPr>
+        <w:spacing w:after="80"/>
+        <w:ind w:left="560" w:hanging="560"/>
+        <w:rPr>
+          <w:szCs w:val="26"/>
+        </w:rPr>
+      </w:pPr>
+      <w:r>
+        <w:rPr>
+          <w:szCs w:val="26"/>
+        </w:rPr>
+        <w:t xml:space="preserve">Maresova, P., Stemberkova, R., &amp; Fadeyi, O. (2019). Models, processes, and roles of universities in technology transfer management: A systematic review. </w:t>
+      </w:r>
+      <w:r>
+        <w:rPr>
+          <w:szCs w:val="26"/>
+          <w:i/>
+        </w:rPr>
+        <w:t xml:space="preserve">Administrative Sciences, 9</w:t>
+      </w:r>
+      <w:r>
+        <w:rPr>
+          <w:szCs w:val="26"/>
+        </w:rPr>
+        <w:t xml:space="preserve">(3), Article 67. https://doi.org/10.3390/admsci9030067</w:t>
+      </w:r>
+    </w:p>
+    <w:p>
+      <w:pPr>
+        <w:spacing w:after="80"/>
+        <w:ind w:left="560" w:hanging="560"/>
+        <w:rPr>
+          <w:szCs w:val="26"/>
+        </w:rPr>
+      </w:pPr>
+      <w:r>
+        <w:rPr>
+          <w:szCs w:val="26"/>
+        </w:rPr>
+        <w:t xml:space="preserve">Nguyễn, M. H. T. (2025). Quản trị tài sản trí tuệ tại các cơ sở giáo dục đại học: Cơ hội và thách thức trong bối cảnh cuộc cách mạng công nghiệp 4.0. </w:t>
+      </w:r>
+      <w:r>
+        <w:rPr>
+          <w:szCs w:val="26"/>
+          <w:i/>
+        </w:rPr>
+        <w:t xml:space="preserve">Tạp chí Khoa học Trường Đại học Sư phạm Thành phố Hồ Chí Minh, 22</w:t>
+      </w:r>
+      <w:r>
+        <w:rPr>
+          <w:szCs w:val="26"/>
+        </w:rPr>
+        <w:t xml:space="preserve">(1), 123-131. https://doi.org/10.54607/hcmue.js.22.1.4287(2025)</w:t>
+      </w:r>
+    </w:p>
+    <w:p>
+      <w:pPr>
+        <w:spacing w:after="80"/>
+        <w:ind w:left="560" w:hanging="560"/>
+        <w:rPr>
+          <w:szCs w:val="26"/>
+        </w:rPr>
+      </w:pPr>
+      <w:r>
+        <w:rPr>
+          <w:szCs w:val="26"/>
+        </w:rPr>
+        <w:t xml:space="preserve">Perkmann, M., Tartari, V., McKelvey, M., Autio, E., Broström, A., D’Este, P., Fini, R., Geuna, A., Grimaldi, R., Hughes, A., Krabel, S., Kitson, M., Llerena, P., Lissoni, F., Salter, A., &amp; Sobrero, M. (2013). Academic engagement and commercialisation: A review of the literature on university-industry relations. </w:t>
+      </w:r>
+      <w:r>
+        <w:rPr>
+          <w:szCs w:val="26"/>
+          <w:i/>
+        </w:rPr>
+        <w:t xml:space="preserve">Research Policy, 42</w:t>
+      </w:r>
+      <w:r>
+        <w:rPr>
+          <w:szCs w:val="26"/>
+        </w:rPr>
+        <w:t xml:space="preserve">(2), 423-442. https://doi.org/10.1016/j.respol.2012.09.007</w:t>
+      </w:r>
+    </w:p>
+    <w:p>
+      <w:pPr>
+        <w:spacing w:after="80"/>
+        <w:ind w:left="560" w:hanging="560"/>
+        <w:rPr>
+          <w:szCs w:val="26"/>
+        </w:rPr>
+      </w:pPr>
+      <w:r>
+        <w:rPr>
+          <w:szCs w:val="26"/>
+        </w:rPr>
+        <w:t xml:space="preserve">Quốc hội. (2025a). </w:t>
+      </w:r>
+      <w:r>
+        <w:rPr>
+          <w:szCs w:val="26"/>
+          <w:i/>
+        </w:rPr>
+        <w:t xml:space="preserve">Luật Giáo dục đại học số 125/2025/QH15 ngày 10 tháng 12 năm 2025</w:t>
       </w:r>
       <w:r>
         <w:rPr>
@@ -2821,42 +4591,14 @@
         <w:rPr>
           <w:szCs w:val="26"/>
         </w:rPr>
-        <w:t xml:space="preserve">Bradley, S. R., Hayter, C. S., &amp; Link, A. N. (2013). Models and methods of university technology transfer. </w:t>
+        <w:t xml:space="preserve">Quốc hội. (2025b). </w:t>
       </w:r>
       <w:r>
         <w:rPr>
           <w:szCs w:val="26"/>
           <w:i/>
         </w:rPr>
-        <w:t xml:space="preserve">Foundations and Trends in Entrepreneurship, 9</w:t>
-      </w:r>
-      <w:r>
-        <w:rPr>
-          <w:szCs w:val="26"/>
-        </w:rPr>
-        <w:t xml:space="preserve">(6), 571-650. https://doi.org/10.1561/0300000048</w:t>
-      </w:r>
-    </w:p>
-    <w:p>
-      <w:pPr>
-        <w:spacing w:after="80"/>
-        <w:ind w:left="560" w:hanging="560"/>
-        <w:rPr>
-          <w:szCs w:val="26"/>
-        </w:rPr>
-      </w:pPr>
-      <w:r>
-        <w:rPr>
-          <w:szCs w:val="26"/>
-        </w:rPr>
-        <w:t xml:space="preserve">Chính phủ. (2026). </w:t>
-      </w:r>
-      <w:r>
-        <w:rPr>
-          <w:szCs w:val="26"/>
-          <w:i/>
-        </w:rPr>
-        <w:t xml:space="preserve">Nghị định số 134/2026/NĐ-CP ngày 06 tháng 4 năm 2026 sửa đổi, bổ sung một số điều của Nghị định số 17/2023/NĐ-CP quy định chi tiết một số điều và biện pháp thi hành Luật Sở hữu trí tuệ về quyền tác giả, quyền liên quan</w:t>
+        <w:t xml:space="preserve">Luật Khoa học, công nghệ và đổi mới sáng tạo số 93/2025/QH15 ngày 27 tháng 6 năm 2025</w:t>
       </w:r>
       <w:r>
         <w:rPr>
@@ -2877,20 +4619,20 @@
         <w:rPr>
           <w:szCs w:val="26"/>
         </w:rPr>
-        <w:t xml:space="preserve">Cục Sở hữu trí tuệ. (n.d.). </w:t>
+        <w:t xml:space="preserve">Rocha, A., Cruz-Cunha, M. M., &amp; Romero, F. (2023). University technology transfer: Assessment of invention disclosures by technology transfer offices. </w:t>
       </w:r>
       <w:r>
         <w:rPr>
           <w:szCs w:val="26"/>
           <w:i/>
         </w:rPr>
-        <w:t xml:space="preserve">Tài liệu tập huấn về sở hữu trí tuệ dành cho cán bộ các trường đại học, viện nghiên cứu</w:t>
+        <w:t xml:space="preserve">International Journal of Entrepreneurship and Innovation Management, 27</w:t>
       </w:r>
       <w:r>
         <w:rPr>
           <w:szCs w:val="26"/>
         </w:rPr>
-        <w:t xml:space="preserve">. Truy cập ngày 30 tháng 9 năm 2026, từ https://shtt.hcmulaw.edu.vn/sach-dien-tu/bo-tai-lieu-tap-huan-ve-so-huu-tri-tue-cua-cuc-so-huu-tri-tue-327.html</w:t>
+        <w:t xml:space="preserve">(1/2), 119-136.</w:t>
       </w:r>
     </w:p>
     <w:p>
@@ -2905,20 +4647,20 @@
         <w:rPr>
           <w:szCs w:val="26"/>
         </w:rPr>
-        <w:t xml:space="preserve">Etzkowitz, H. (2003). Research groups as 'quasi-firms': The invention of the entrepreneurial university. </w:t>
+        <w:t xml:space="preserve">Siegel, D. S., Veugelers, R., &amp; Wright, M. (2007). Technology transfer offices and commercialization of university intellectual property: Performance and policy implications. </w:t>
       </w:r>
       <w:r>
         <w:rPr>
           <w:szCs w:val="26"/>
           <w:i/>
         </w:rPr>
-        <w:t xml:space="preserve">Research Policy, 32</w:t>
+        <w:t xml:space="preserve">Oxford Review of Economic Policy, 23</w:t>
       </w:r>
       <w:r>
         <w:rPr>
           <w:szCs w:val="26"/>
         </w:rPr>
-        <w:t xml:space="preserve">(1), 109-121. https://doi.org/10.1016/S0048-7333(02)00009-4</w:t>
+        <w:t xml:space="preserve">(4), 640-660. https://doi.org/10.1093/oxrep/grm036</w:t>
       </w:r>
     </w:p>
     <w:p>
@@ -2933,20 +4675,20 @@
         <w:rPr>
           <w:szCs w:val="26"/>
         </w:rPr>
-        <w:t xml:space="preserve">Goldfarb, B., &amp; Henrekson, M. (2003). Bottom-up versus top-down policies towards the commercialization of university intellectual property. </w:t>
+        <w:t xml:space="preserve">Thursby, J. G., &amp; Kemp, S. (2002). Growth and productive efficiency of university intellectual property licensing. </w:t>
       </w:r>
       <w:r>
         <w:rPr>
           <w:szCs w:val="26"/>
           <w:i/>
         </w:rPr>
-        <w:t xml:space="preserve">Research Policy, 32</w:t>
+        <w:t xml:space="preserve">Research Policy, 31</w:t>
       </w:r>
       <w:r>
         <w:rPr>
           <w:szCs w:val="26"/>
         </w:rPr>
-        <w:t xml:space="preserve">(4), 639-658. https://doi.org/10.1016/S0048-7333(02)00034-3</w:t>
+        <w:t xml:space="preserve">(1), 109-124. https://doi.org/10.1016/S0048-7333(00)00160-8</w:t>
       </w:r>
     </w:p>
     <w:p>
@@ -2961,154 +4703,14 @@
         <w:rPr>
           <w:szCs w:val="26"/>
         </w:rPr>
-        <w:t xml:space="preserve">Holgersson, M., &amp; Aaboen, L. (2019). A literature review of intellectual property management in technology transfer offices: From appropriation to utilization. </w:t>
+        <w:t xml:space="preserve">Thủ tướng Chính phủ. (2026). </w:t>
       </w:r>
       <w:r>
         <w:rPr>
           <w:szCs w:val="26"/>
           <w:i/>
         </w:rPr>
-        <w:t xml:space="preserve">Technology in Society, 59</w:t>
-      </w:r>
-      <w:r>
-        <w:rPr>
-          <w:szCs w:val="26"/>
-        </w:rPr>
-        <w:t xml:space="preserve">, Article 101132. https://doi.org/10.1016/j.techsoc.2019.04.008</w:t>
-      </w:r>
-    </w:p>
-    <w:p>
-      <w:pPr>
-        <w:spacing w:after="80"/>
-        <w:ind w:left="560" w:hanging="560"/>
-        <w:rPr>
-          <w:szCs w:val="26"/>
-        </w:rPr>
-      </w:pPr>
-      <w:r>
-        <w:rPr>
-          <w:szCs w:val="26"/>
-        </w:rPr>
-        <w:t xml:space="preserve">Maresova, P., Stemberkova, R., &amp; Fadeyi, O. (2019). Models, processes, and roles of universities in technology transfer management: A systematic review. </w:t>
-      </w:r>
-      <w:r>
-        <w:rPr>
-          <w:szCs w:val="26"/>
-          <w:i/>
-        </w:rPr>
-        <w:t xml:space="preserve">Administrative Sciences, 9</w:t>
-      </w:r>
-      <w:r>
-        <w:rPr>
-          <w:szCs w:val="26"/>
-        </w:rPr>
-        <w:t xml:space="preserve">(3), Article 67. https://doi.org/10.3390/admsci9030067</w:t>
-      </w:r>
-    </w:p>
-    <w:p>
-      <w:pPr>
-        <w:spacing w:after="80"/>
-        <w:ind w:left="560" w:hanging="560"/>
-        <w:rPr>
-          <w:szCs w:val="26"/>
-        </w:rPr>
-      </w:pPr>
-      <w:r>
-        <w:rPr>
-          <w:szCs w:val="26"/>
-        </w:rPr>
-        <w:t xml:space="preserve">Nguyễn, M. H. T. (2025). Quản trị tài sản trí tuệ tại các cơ sở giáo dục đại học: Cơ hội và thách thức trong bối cảnh cuộc cách mạng công nghiệp 4.0. </w:t>
-      </w:r>
-      <w:r>
-        <w:rPr>
-          <w:szCs w:val="26"/>
-          <w:i/>
-        </w:rPr>
-        <w:t xml:space="preserve">Tạp chí Khoa học Trường Đại học Sư phạm Thành phố Hồ Chí Minh, 22</w:t>
-      </w:r>
-      <w:r>
-        <w:rPr>
-          <w:szCs w:val="26"/>
-        </w:rPr>
-        <w:t xml:space="preserve">(1), 123-131. https://doi.org/10.54607/hcmue.js.22.1.4287(2025)</w:t>
-      </w:r>
-    </w:p>
-    <w:p>
-      <w:pPr>
-        <w:spacing w:after="80"/>
-        <w:ind w:left="560" w:hanging="560"/>
-        <w:rPr>
-          <w:szCs w:val="26"/>
-        </w:rPr>
-      </w:pPr>
-      <w:r>
-        <w:rPr>
-          <w:szCs w:val="26"/>
-        </w:rPr>
-        <w:t xml:space="preserve">O’Dwyer, M., Filieri, R., &amp; O’Malley, L. (2023). Establishing successful university-industry collaborations: Barriers and enablers deconstructed. </w:t>
-      </w:r>
-      <w:r>
-        <w:rPr>
-          <w:szCs w:val="26"/>
-          <w:i/>
-        </w:rPr>
-        <w:t xml:space="preserve">The Journal of Technology Transfer, 48</w:t>
-      </w:r>
-      <w:r>
-        <w:rPr>
-          <w:szCs w:val="26"/>
-        </w:rPr>
-        <w:t xml:space="preserve">(3), 900-931. https://doi.org/10.1007/s10961-022-09932-2</w:t>
-      </w:r>
-    </w:p>
-    <w:p>
-      <w:pPr>
-        <w:spacing w:after="80"/>
-        <w:ind w:left="560" w:hanging="560"/>
-        <w:rPr>
-          <w:szCs w:val="26"/>
-        </w:rPr>
-      </w:pPr>
-      <w:r>
-        <w:rPr>
-          <w:szCs w:val="26"/>
-        </w:rPr>
-        <w:t xml:space="preserve">Perkmann, M., Tartari, V., McKelvey, M., Autio, E., Broström, A., D’Este, P., Fini, R., Geuna, A., Grimaldi, R., Hughes, A., Krabel, S., Kitson, M., Llerena, P., Lissoni, F., Salter, A., &amp; Sobrero, M. (2013). Academic engagement and commercialisation: A review of the literature on university-industry relations. </w:t>
-      </w:r>
-      <w:r>
-        <w:rPr>
-          <w:szCs w:val="26"/>
-          <w:i/>
-        </w:rPr>
-        <w:t xml:space="preserve">Research Policy, 42</w:t>
-      </w:r>
-      <w:r>
-        <w:rPr>
-          <w:szCs w:val="26"/>
-        </w:rPr>
-        <w:t xml:space="preserve">(2), 423-442. https://doi.org/10.1016/j.respol.2012.09.007</w:t>
-      </w:r>
-    </w:p>
-    <w:p>
-      <w:pPr>
-        <w:spacing w:after="80"/>
-        <w:ind w:left="560" w:hanging="560"/>
-        <w:rPr>
-          <w:szCs w:val="26"/>
-        </w:rPr>
-      </w:pPr>
-      <w:r>
-        <w:rPr>
-          <w:szCs w:val="26"/>
-        </w:rPr>
-        <w:t xml:space="preserve">Quốc hội. (2017). </w:t>
-      </w:r>
-      <w:r>
-        <w:rPr>
-          <w:szCs w:val="26"/>
-          <w:i/>
-        </w:rPr>
-        <w:t xml:space="preserve">Luật Chuyển giao công nghệ số 07/2017/QH14 ngày 19 tháng 6 năm 2017</w:t>
+        <w:t xml:space="preserve">Quyết định số 1624/QĐ-TTg ngày 21 tháng 8 năm 2026 sửa đổi, bổ sung một số điều của Quyết định số 1068/QĐ-TTg ngày 22 tháng 8 năm 2019 phê duyệt Chiến lược sở hữu trí tuệ đến năm 2030</w:t>
       </w:r>
       <w:r>
         <w:rPr>
@@ -3129,14 +4731,42 @@
         <w:rPr>
           <w:szCs w:val="26"/>
         </w:rPr>
-        <w:t xml:space="preserve">Quốc hội. (2025a). </w:t>
+        <w:t xml:space="preserve">Tổ chức Sở hữu trí tuệ thế giới. (2020). </w:t>
       </w:r>
       <w:r>
         <w:rPr>
           <w:szCs w:val="26"/>
           <w:i/>
         </w:rPr>
-        <w:t xml:space="preserve">Luật Giáo dục đại học số 125/2025/QH15 ngày 10 tháng 12 năm 2025</w:t>
+        <w:t xml:space="preserve">What is intellectual property?</w:t>
+      </w:r>
+      <w:r>
+        <w:rPr>
+          <w:szCs w:val="26"/>
+        </w:rPr>
+        <w:t xml:space="preserve"> (WIPO Publication No. 450). World Intellectual Property Organization.</w:t>
+      </w:r>
+    </w:p>
+    <w:p>
+      <w:pPr>
+        <w:spacing w:after="80"/>
+        <w:ind w:left="560" w:hanging="560"/>
+        <w:rPr>
+          <w:szCs w:val="26"/>
+        </w:rPr>
+      </w:pPr>
+      <w:r>
+        <w:rPr>
+          <w:szCs w:val="26"/>
+        </w:rPr>
+        <w:t xml:space="preserve">Văn phòng Quốc hội. (2026). </w:t>
+      </w:r>
+      <w:r>
+        <w:rPr>
+          <w:szCs w:val="26"/>
+          <w:i/>
+        </w:rPr>
+        <w:t xml:space="preserve">Văn bản hợp nhất số 67/VBHN-VPQH ngày 23 tháng 3 năm 2026 hợp nhất Luật Sở hữu trí tuệ</w:t>
       </w:r>
       <w:r>
         <w:rPr>
@@ -3157,342 +4787,6 @@
         <w:rPr>
           <w:szCs w:val="26"/>
         </w:rPr>
-        <w:t xml:space="preserve">Quốc hội. (2025b). </w:t>
-      </w:r>
-      <w:r>
-        <w:rPr>
-          <w:szCs w:val="26"/>
-          <w:i/>
-        </w:rPr>
-        <w:t xml:space="preserve">Luật Khoa học, công nghệ và đổi mới sáng tạo số 93/2025/QH15 ngày 27 tháng 6 năm 2025</w:t>
-      </w:r>
-      <w:r>
-        <w:rPr>
-          <w:szCs w:val="26"/>
-        </w:rPr>
-        <w:t xml:space="preserve">.</w:t>
-      </w:r>
-    </w:p>
-    <w:p>
-      <w:pPr>
-        <w:spacing w:after="80"/>
-        <w:ind w:left="560" w:hanging="560"/>
-        <w:rPr>
-          <w:szCs w:val="26"/>
-        </w:rPr>
-      </w:pPr>
-      <w:r>
-        <w:rPr>
-          <w:szCs w:val="26"/>
-        </w:rPr>
-        <w:t xml:space="preserve">Quốc hội. (2025c). </w:t>
-      </w:r>
-      <w:r>
-        <w:rPr>
-          <w:szCs w:val="26"/>
-          <w:i/>
-        </w:rPr>
-        <w:t xml:space="preserve">Luật số 131/2025/QH15 ngày 10 tháng 12 năm 2025 sửa đổi, bổ sung một số điều của Luật Sở hữu trí tuệ</w:t>
-      </w:r>
-      <w:r>
-        <w:rPr>
-          <w:szCs w:val="26"/>
-        </w:rPr>
-        <w:t xml:space="preserve">.</w:t>
-      </w:r>
-    </w:p>
-    <w:p>
-      <w:pPr>
-        <w:spacing w:after="80"/>
-        <w:ind w:left="560" w:hanging="560"/>
-        <w:rPr>
-          <w:szCs w:val="26"/>
-        </w:rPr>
-      </w:pPr>
-      <w:r>
-        <w:rPr>
-          <w:szCs w:val="26"/>
-        </w:rPr>
-        <w:t xml:space="preserve">Rocha, A., Cruz-Cunha, M. M., &amp; Romero, F. (2023). University technology transfer: Assessment of invention disclosures by technology transfer offices. </w:t>
-      </w:r>
-      <w:r>
-        <w:rPr>
-          <w:szCs w:val="26"/>
-          <w:i/>
-        </w:rPr>
-        <w:t xml:space="preserve">International Journal of Entrepreneurship and Innovation Management, 27</w:t>
-      </w:r>
-      <w:r>
-        <w:rPr>
-          <w:szCs w:val="26"/>
-        </w:rPr>
-        <w:t xml:space="preserve">(1/2), 119-136.</w:t>
-      </w:r>
-    </w:p>
-    <w:p>
-      <w:pPr>
-        <w:spacing w:after="80"/>
-        <w:ind w:left="560" w:hanging="560"/>
-        <w:rPr>
-          <w:szCs w:val="26"/>
-        </w:rPr>
-      </w:pPr>
-      <w:r>
-        <w:rPr>
-          <w:szCs w:val="26"/>
-        </w:rPr>
-        <w:t xml:space="preserve">Shane, S. (2004). Encouraging university entrepreneurship? The effect of the Bayh-Dole Act on university patenting in the United States. </w:t>
-      </w:r>
-      <w:r>
-        <w:rPr>
-          <w:szCs w:val="26"/>
-          <w:i/>
-        </w:rPr>
-        <w:t xml:space="preserve">Journal of Business Venturing, 19</w:t>
-      </w:r>
-      <w:r>
-        <w:rPr>
-          <w:szCs w:val="26"/>
-        </w:rPr>
-        <w:t xml:space="preserve">(1), 127-151. https://doi.org/10.1016/S0883-9026(02)00114-3</w:t>
-      </w:r>
-    </w:p>
-    <w:p>
-      <w:pPr>
-        <w:spacing w:after="80"/>
-        <w:ind w:left="560" w:hanging="560"/>
-        <w:rPr>
-          <w:szCs w:val="26"/>
-        </w:rPr>
-      </w:pPr>
-      <w:r>
-        <w:rPr>
-          <w:szCs w:val="26"/>
-        </w:rPr>
-        <w:t xml:space="preserve">Siegel, D. S., Veugelers, R., &amp; Wright, M. (2007). Technology transfer offices and commercialization of university intellectual property: Performance and policy implications. </w:t>
-      </w:r>
-      <w:r>
-        <w:rPr>
-          <w:szCs w:val="26"/>
-          <w:i/>
-        </w:rPr>
-        <w:t xml:space="preserve">Oxford Review of Economic Policy, 23</w:t>
-      </w:r>
-      <w:r>
-        <w:rPr>
-          <w:szCs w:val="26"/>
-        </w:rPr>
-        <w:t xml:space="preserve">(4), 640-660. https://doi.org/10.1093/oxrep/grm036</w:t>
-      </w:r>
-    </w:p>
-    <w:p>
-      <w:pPr>
-        <w:spacing w:after="80"/>
-        <w:ind w:left="560" w:hanging="560"/>
-        <w:rPr>
-          <w:szCs w:val="26"/>
-        </w:rPr>
-      </w:pPr>
-      <w:r>
-        <w:rPr>
-          <w:szCs w:val="26"/>
-        </w:rPr>
-        <w:t xml:space="preserve">Teece, D. J. (2018). Profiting from innovation in the digital economy: Enabling technologies, standards, and licensing models in the wireless world. </w:t>
-      </w:r>
-      <w:r>
-        <w:rPr>
-          <w:szCs w:val="26"/>
-          <w:i/>
-        </w:rPr>
-        <w:t xml:space="preserve">Research Policy, 47</w:t>
-      </w:r>
-      <w:r>
-        <w:rPr>
-          <w:szCs w:val="26"/>
-        </w:rPr>
-        <w:t xml:space="preserve">(8), 1367-1387. https://doi.org/10.1016/j.respol.2017.01.015</w:t>
-      </w:r>
-    </w:p>
-    <w:p>
-      <w:pPr>
-        <w:spacing w:after="80"/>
-        <w:ind w:left="560" w:hanging="560"/>
-        <w:rPr>
-          <w:szCs w:val="26"/>
-        </w:rPr>
-      </w:pPr>
-      <w:r>
-        <w:rPr>
-          <w:szCs w:val="26"/>
-        </w:rPr>
-        <w:t xml:space="preserve">Thursby, J. G., &amp; Kemp, S. (2002). Growth and productive efficiency of university intellectual property licensing. </w:t>
-      </w:r>
-      <w:r>
-        <w:rPr>
-          <w:szCs w:val="26"/>
-          <w:i/>
-        </w:rPr>
-        <w:t xml:space="preserve">Research Policy, 31</w:t>
-      </w:r>
-      <w:r>
-        <w:rPr>
-          <w:szCs w:val="26"/>
-        </w:rPr>
-        <w:t xml:space="preserve">(1), 109-124. https://doi.org/10.1016/S0048-7333(00)00160-8</w:t>
-      </w:r>
-    </w:p>
-    <w:p>
-      <w:pPr>
-        <w:spacing w:after="80"/>
-        <w:ind w:left="560" w:hanging="560"/>
-        <w:rPr>
-          <w:szCs w:val="26"/>
-        </w:rPr>
-      </w:pPr>
-      <w:r>
-        <w:rPr>
-          <w:szCs w:val="26"/>
-        </w:rPr>
-        <w:t xml:space="preserve">Thủ tướng Chính phủ. (2019). </w:t>
-      </w:r>
-      <w:r>
-        <w:rPr>
-          <w:szCs w:val="26"/>
-          <w:i/>
-        </w:rPr>
-        <w:t xml:space="preserve">Quyết định số 1068/QĐ-TTg ngày 22 tháng 8 năm 2019 phê duyệt Chiến lược sở hữu trí tuệ đến năm 2030</w:t>
-      </w:r>
-      <w:r>
-        <w:rPr>
-          <w:szCs w:val="26"/>
-        </w:rPr>
-        <w:t xml:space="preserve">.</w:t>
-      </w:r>
-    </w:p>
-    <w:p>
-      <w:pPr>
-        <w:spacing w:after="80"/>
-        <w:ind w:left="560" w:hanging="560"/>
-        <w:rPr>
-          <w:szCs w:val="26"/>
-        </w:rPr>
-      </w:pPr>
-      <w:r>
-        <w:rPr>
-          <w:szCs w:val="26"/>
-        </w:rPr>
-        <w:t xml:space="preserve">Thủ tướng Chính phủ. (2026a). </w:t>
-      </w:r>
-      <w:r>
-        <w:rPr>
-          <w:szCs w:val="26"/>
-          <w:i/>
-        </w:rPr>
-        <w:t xml:space="preserve">Chỉ thị số 02/CT-TTg ngày 30 tháng 01 năm 2026 về tăng cường thực thi quyền sở hữu trí tuệ</w:t>
-      </w:r>
-      <w:r>
-        <w:rPr>
-          <w:szCs w:val="26"/>
-        </w:rPr>
-        <w:t xml:space="preserve">.</w:t>
-      </w:r>
-    </w:p>
-    <w:p>
-      <w:pPr>
-        <w:spacing w:after="80"/>
-        <w:ind w:left="560" w:hanging="560"/>
-        <w:rPr>
-          <w:szCs w:val="26"/>
-        </w:rPr>
-      </w:pPr>
-      <w:r>
-        <w:rPr>
-          <w:szCs w:val="26"/>
-        </w:rPr>
-        <w:t xml:space="preserve">Thủ tướng Chính phủ. (2026b). </w:t>
-      </w:r>
-      <w:r>
-        <w:rPr>
-          <w:szCs w:val="26"/>
-          <w:i/>
-        </w:rPr>
-        <w:t xml:space="preserve">Quyết định số 1624/QĐ-TTg ngày 21 tháng 8 năm 2026 sửa đổi, bổ sung một số điều của Quyết định số 1068/QĐ-TTg ngày 22 tháng 8 năm 2019 phê duyệt Chiến lược sở hữu trí tuệ đến năm 2030</w:t>
-      </w:r>
-      <w:r>
-        <w:rPr>
-          <w:szCs w:val="26"/>
-        </w:rPr>
-        <w:t xml:space="preserve">.</w:t>
-      </w:r>
-    </w:p>
-    <w:p>
-      <w:pPr>
-        <w:spacing w:after="80"/>
-        <w:ind w:left="560" w:hanging="560"/>
-        <w:rPr>
-          <w:szCs w:val="26"/>
-        </w:rPr>
-      </w:pPr>
-      <w:r>
-        <w:rPr>
-          <w:szCs w:val="26"/>
-        </w:rPr>
-        <w:t xml:space="preserve">Tổ chức Sở hữu trí tuệ thế giới. (2020). </w:t>
-      </w:r>
-      <w:r>
-        <w:rPr>
-          <w:szCs w:val="26"/>
-          <w:i/>
-        </w:rPr>
-        <w:t xml:space="preserve">What is intellectual property?</w:t>
-      </w:r>
-      <w:r>
-        <w:rPr>
-          <w:szCs w:val="26"/>
-        </w:rPr>
-        <w:t xml:space="preserve"> (WIPO Publication No. 450). World Intellectual Property Organization.</w:t>
-      </w:r>
-    </w:p>
-    <w:p>
-      <w:pPr>
-        <w:spacing w:after="80"/>
-        <w:ind w:left="560" w:hanging="560"/>
-        <w:rPr>
-          <w:szCs w:val="26"/>
-        </w:rPr>
-      </w:pPr>
-      <w:r>
-        <w:rPr>
-          <w:szCs w:val="26"/>
-        </w:rPr>
-        <w:t xml:space="preserve">Văn phòng Quốc hội. (2026). </w:t>
-      </w:r>
-      <w:r>
-        <w:rPr>
-          <w:szCs w:val="26"/>
-          <w:i/>
-        </w:rPr>
-        <w:t xml:space="preserve">Văn bản hợp nhất số 67/VBHN-VPQH ngày 23 tháng 3 năm 2026 hợp nhất Luật Sở hữu trí tuệ</w:t>
-      </w:r>
-      <w:r>
-        <w:rPr>
-          <w:szCs w:val="26"/>
-        </w:rPr>
-        <w:t xml:space="preserve">.</w:t>
-      </w:r>
-    </w:p>
-    <w:p>
-      <w:pPr>
-        <w:spacing w:after="80"/>
-        <w:ind w:left="560" w:hanging="560"/>
-        <w:rPr>
-          <w:szCs w:val="26"/>
-        </w:rPr>
-      </w:pPr>
-      <w:r>
-        <w:rPr>
-          <w:szCs w:val="26"/>
-        </w:rPr>
         <w:t xml:space="preserve">Võ, N. H. P. (2025). Quyền của chủ thể không giữ quyền tài sản đối với các tác phẩm hình thành trong nhà trường, kinh nghiệm quốc tế để hoàn thiện chính sách sở hữu trí tuệ của các trường đại học tại Việt Nam. </w:t>
       </w:r>
       <w:r>
@@ -3511,6 +4805,34 @@
     </w:p>
     <w:p>
       <w:pPr>
+        <w:spacing w:after="80"/>
+        <w:ind w:left="560" w:hanging="560"/>
+        <w:rPr>
+          <w:szCs w:val="26"/>
+        </w:rPr>
+      </w:pPr>
+      <w:r>
+        <w:rPr>
+          <w:szCs w:val="26"/>
+        </w:rPr>
+        <w:t xml:space="preserve">W. K. Kellogg Foundation. (2004). </w:t>
+      </w:r>
+      <w:r>
+        <w:rPr>
+          <w:szCs w:val="26"/>
+          <w:i/>
+        </w:rPr>
+        <w:t xml:space="preserve">Logic model development guide</w:t>
+      </w:r>
+      <w:r>
+        <w:rPr>
+          <w:szCs w:val="26"/>
+        </w:rPr>
+        <w:t xml:space="preserve">. W. K. Kellogg Foundation.</w:t>
+      </w:r>
+    </w:p>
+    <w:p>
+      <w:pPr>
         <w:pageBreakBefore/>
         <w:spacing w:after="80"/>
         <w:ind w:firstLine="0"/>
@@ -3537,7 +4859,7 @@
         <w:rPr>
           <w:szCs w:val="26"/>
         </w:rPr>
-        <w:t xml:space="preserve">Tên bài báo: Khoảng cách giữa sản phẩm khoa học và tài sản trí tuệ tại trường đại học tư thục: Phân tích chính sách trong bối cảnh pháp lý mới.</w:t>
+        <w:t xml:space="preserve">Tên bài báo: Khung đánh giá hiệu quả quản lý quyền sở hữu trí tuệ tại trường đại học định hướng ứng dụng: Tiếp cận chuỗi kết quả.</w:t>
       </w:r>
     </w:p>
     <w:p>
@@ -3837,7 +5159,7 @@
         <w:rPr>
           <w:szCs w:val="26"/>
         </w:rPr>
-        <w:t xml:space="preserve">Nhóm tác giả cam kết dữ liệu trong bài là trung thực, chính xác; toàn bộ dữ liệu là văn bản pháp luật, chỉ đạo và chuẩn chất lượng ban hành công khai, được nhóm tác giả lưu trữ và sẵn sàng cung cấp khi Ban Biên tập yêu cầu; chịu trách nhiệm trước pháp luật và trước Hội đồng Biên tập về nội dung bản thảo.</w:t>
+        <w:t xml:space="preserve">Nhóm tác giả cam kết nội dung trong bài là trung thực, chính xác; tài liệu và văn bản được sử dụng là tài liệu công bố và văn bản ban hành công khai, được nhóm tác giả lưu trữ và sẵn sàng cung cấp khi Ban Biên tập yêu cầu; chịu trách nhiệm trước pháp luật và trước Hội đồng Biên tập về nội dung bản thảo.</w:t>
       </w:r>
     </w:p>
     <w:p>

--- a/Ban_cuoi/Bai_bao_Tap_chi_NCKH_PT.docx
+++ b/Ban_cuoi/Bai_bao_Tap_chi_NCKH_PT.docx
@@ -17,7 +17,7 @@
           <w:sz w:val="30"/>
           <w:szCs w:val="26"/>
         </w:rPr>
-        <w:t>KHUNG ĐÁNH GIÁ HIỆU QUẢ QUẢN LÝ QUYỀN SỞ HỮU TRÍ TUỆ TẠI TRƯỜNG ĐẠI HỌC ĐỊNH HƯỚNG ỨNG DỤNG: TIẾP CẬN CHUỖI KẾT QUẢ</w:t>
+        <w:t>NÂNG CAO HIỆU QUẢ QUẢN TRỊ QUYỀN SỞ HỮU TRÍ TUỆ TRONG CƠ SỞ GIÁO DỤC ĐẠI HỌC TRƯỚC NHỮNG YÊU CẦU THỂ CHẾ MỚI</w:t>
       </w:r>
     </w:p>
     <w:p>
@@ -72,7 +72,7 @@
         <w:rPr>
           <w:szCs w:val="26"/>
         </w:rPr>
-        <w:t xml:space="preserve"> Bài báo đề xuất khung đánh giá hiệu quả quản lý quyền sở hữu trí tuệ cho trường đại học định hướng ứng dụng, trong bối cảnh pháp luật mới yêu cầu sử dụng chỉ số sở hữu trí tuệ để đánh giá cơ sở giáo dục đại học. Nghiên cứu sử dụng thiết kế phát triển khung khái niệm: tổng hợp các công trình và bộ chỉ số quốc tế về đo lường chuyển giao tri thức, xây dựng chỉ số theo mô hình chuỗi kết quả gắn với chu trình quản lý tài sản trí tuệ, và đối chiếu với các văn bản pháp luật, chuẩn chất lượng hiện hành để phân loại khả năng có dữ liệu. Kết quả là bộ chỉ số gồm bốn nhóm đầu vào, quá trình, đầu ra, kết quả và bốn chỉ số chuyển hóa giữa các mắt xích. Phân tích cho thấy dữ liệu bắt buộc báo cáo tập trung ở nhóm kết quả, trong khi các chỉ số chuyển hóa và phần lớn chỉ số quá trình đòi hỏi nhà trường tự thiết lập công cụ thu thập. Nếu chỉ dựa vào dữ liệu bắt buộc, nhà trường biết đạt được bao nhiêu nhưng không biết điểm nghẽn nằm ở đâu. Bài báo đóng góp một công cụ tự đánh giá có thể áp dụng ở cấp trường, kèm các mẫu hình chẩn đoán điểm nghẽn và lộ trình triển khai theo mức độ sẵn có của dữ liệu.</w:t>
+        <w:t xml:space="preserve"> Bài báo phân tích những yêu cầu thể chế mới giai đoạn 2025 - 2026 đối với quản trị quyền sở hữu trí tuệ trong cơ sở giáo dục đại học và đề xuất giải pháp nâng cao hiệu quả. Nghiên cứu kết hợp phân tích 12 văn bản pháp luật, chỉ đạo và chuẩn chất lượng ban hành công khai với tổng hợp nghiên cứu quốc tế về chuyển giao công nghệ và đo lường chuyển giao tri thức, theo chu trình tạo lập, xác lập, khai thác và bảo vệ tài sản trí tuệ. Kết quả cho thấy khung pháp lý mới đặt ra năm nhóm yêu cầu về quyền sở hữu, phân chia lợi ích, nguồn lực, đo lường và tính thống nhất của quy chế nội bộ. Đối chiếu các yêu cầu này với công cụ quản trị cho thấy bốn khoảng trống: quy chế ban hành trước luật mới, khâu nhận diện sản phẩm trước khi công bố còn bỏ ngỏ, thiếu dòng kinh phí cho xác lập quyền và thiếu dữ liệu theo dõi. Từ đó, bài báo đề xuất năm nhóm giải pháp gắn với căn cứ pháp lý, trong đó cổng rà soát khả năng bảo hộ tại nghiệm thu là giải pháp then chốt, cùng bộ chỉ số theo dõi theo chuỗi đầu vào, quá trình, đầu ra, kết quả để nhà trường xác định điểm nghẽn và điều chỉnh kịp thời.</w:t>
       </w:r>
     </w:p>
     <w:p>
@@ -92,7 +92,7 @@
         <w:rPr>
           <w:szCs w:val="26"/>
         </w:rPr>
-        <w:t xml:space="preserve"> Đánh giá hiệu quả; Quản lý quyền sở hữu trí tuệ; Chuỗi kết quả; Bộ chỉ số; Trường đại học định hướng ứng dụng</w:t>
+        <w:t xml:space="preserve"> Quản trị tài sản trí tuệ; Quyền sở hữu trí tuệ; Cơ sở giáo dục đại học; Yêu cầu thể chế; Luật Khoa học, công nghệ và đổi mới sáng tạo</w:t>
       </w:r>
     </w:p>
     <w:p>
@@ -119,7 +119,7 @@
           <w:szCs w:val="26"/>
           <w:i/>
         </w:rPr>
-        <w:t xml:space="preserve">This article proposes a framework for evaluating the effectiveness of intellectual property rights management in application-oriented universities, at a time when new Vietnamese legislation requires intellectual property indicators to be used in assessing higher education institutions. The study follows a conceptual framework development design: it synthesises international studies and indicator sets on knowledge transfer measurement, constructs indicators using a results-chain logic model aligned with the intellectual property management cycle, and cross-checks them against current laws and quality standards to classify data availability. The result is an indicator set organised into four groups, namely inputs, processes, outputs and outcomes, complemented by four conversion indicators that link successive stages of the chain. The analysis shows that mandatory reporting data are concentrated in the outcome group, whereas the conversion indicators and most process indicators require universities to build their own data collection tools. Relying only on mandatory data, a university can tell how much it has achieved but not where the bottleneck lies. The article contributes a self-assessment instrument applicable at institutional level, together with diagnostic patterns for locating bottlenecks and a phased implementation path based on data availability. The framework is particularly relevant to institutions without a professional technology transfer office, where potential intellectual assets are most often lost at the identification stage.</w:t>
+        <w:t xml:space="preserve">This article analyses the new institutional requirements of 2025 - 2026 for intellectual property rights governance in Vietnamese higher education institutions and proposes measures to improve its effectiveness. The study combines an analysis of twelve publicly issued laws, policy directives and quality standards with a synthesis of international research on university technology transfer and knowledge transfer metrics, structured around the intellectual property life cycle of creation, registration, exploitation and protection. The results show that the new legal framework sets five groups of requirements concerning ownership, benefit sharing, resources, measurement and the coherence of internal regulations. Comparing these requirements with institutional governance tools reveals four gaps: regulations issued before the new laws, an unaddressed stage of identifying protectable outputs before publication, the lack of a budget line for registration, and insufficient monitoring data. The article therefore proposes five groups of measures anchored in specific legal provisions, with a protectability screening gate at project acceptance as the key measure, together with a monitoring indicator set organised along the input, process, output and outcome chain that enables institutions to locate bottlenecks and adjust in time. The findings indicate that, once national barriers have been lowered, effectiveness depends mainly on institutional governance design rather than on further changes in national policy.</w:t>
       </w:r>
     </w:p>
     <w:p>
@@ -146,7 +146,7 @@
           <w:szCs w:val="26"/>
           <w:i/>
         </w:rPr>
-        <w:t xml:space="preserve">Effectiveness evaluation; Intellectual property management; Results chain; Indicator set; Application-oriented university</w:t>
+        <w:t xml:space="preserve">Intellectual asset governance; Intellectual property rights; Higher education institutions; Institutional requirements; Law on Science, Technology and Innovation</w:t>
       </w:r>
     </w:p>
     <w:p>
@@ -175,7 +175,7 @@
         <w:rPr>
           <w:szCs w:val="26"/>
         </w:rPr>
-        <w:t xml:space="preserve">Quản lý quyền sở hữu trí tuệ đang trở thành nội dung được đo lường trong quản trị đại học. Quyết định số 1624/QĐ-TTg sửa đổi Chiến lược sở hữu trí tuệ đến năm 2030 yêu cầu sử dụng các chỉ số đo lường về sở hữu trí tuệ làm căn cứ đánh giá hiệu quả hoạt động của cơ sở giáo dục đại học. Luật Giáo dục đại học số 125/2025/QH15 bổ sung nghĩa vụ công khai hằng năm kết quả hoạt động khoa học, công nghệ và đổi mới sáng tạo; Chuẩn cơ sở giáo dục đại học ban hành kèm Thông tư số 83/2026/TT-BGDĐT tính văn bằng bảo hộ vào chỉ số sản phẩm khoa học quy đổi.</w:t>
+        <w:t xml:space="preserve">Giai đoạn 2025 - 2026, khung thể chế về khoa học, công nghệ và sở hữu trí tuệ của Việt Nam thay đổi sâu rộng. Luật Khoa học, công nghệ và đổi mới sáng tạo số 93/2025/QH15, Luật số 131/2025/QH15 sửa đổi Luật Sở hữu trí tuệ, Luật Giáo dục đại học số 125/2025/QH15 và Chuẩn cơ sở giáo dục đại học ban hành kèm Thông tư số 83/2026/TT-BGDĐT cùng trả lời lại các câu hỏi cốt lõi của quản trị tài sản trí tuệ: ai sở hữu kết quả nghiên cứu, ai quyết định khai thác, tác giả được hưởng bao nhiêu, chi phí đăng ký lấy từ đâu và hiệu quả được đo bằng gì.</w:t>
       </w:r>
     </w:p>
     <w:p>
@@ -188,7 +188,7 @@
         <w:rPr>
           <w:szCs w:val="26"/>
         </w:rPr>
-        <w:t xml:space="preserve">Tuy nhiên, các chỉ số hiện hành chủ yếu đếm kết quả cuối cùng như số văn bằng hay nguồn thu, nên cho biết nhà trường đạt được bao nhiêu nhưng không cho biết hiệu quả, cũng không chỉ ra tiềm năng bị mất ở khâu nào. Các bộ chỉ số quốc tế về chuyển giao tri thức được thiết kế cho trường đại học nghiên cứu có đơn vị chuyển giao công nghệ chuyên nghiệp (Campbell et al., 2020; Finne et al., 2009), trong khi nghiên cứu trong nước chưa đề xuất một khung đo lường hoàn chỉnh cho trường đại học định hướng ứng dụng.</w:t>
+        <w:t xml:space="preserve">Nghiên cứu quốc tế đã chỉ ra vai trò của thể chế phân bổ quyền, cơ chế khuyến khích và năng lực tổ chức đối với hiệu quả chuyển giao công nghệ đại học (Goldfarb &amp; Henrekson, 2003; Siegel et al., 2007). Các nghiên cứu trong nước phần lớn ra đời trước khi Luật số 93/2025/QH15 có hiệu lực (Nguyễn, 2025; Võ, 2025), nên chưa chỉ ra cơ sở giáo dục đại học cần làm gì cụ thể để đáp ứng khung thể chế mới và theo dõi kết quả bằng cách nào.</w:t>
       </w:r>
     </w:p>
     <w:p>
@@ -201,7 +201,7 @@
         <w:rPr>
           <w:szCs w:val="26"/>
         </w:rPr>
-        <w:t xml:space="preserve">Bài báo trả lời hai câu hỏi: hiệu quả quản lý quyền sở hữu trí tuệ ở trường định hướng ứng dụng nên được đo theo những chiều nào; và bộ chỉ số nào khả thi với nguồn dữ liệu hiện có cùng các yêu cầu báo cáo mới.</w:t>
+        <w:t xml:space="preserve">Bài báo trả lời ba câu hỏi: khung thể chế mới đặt ra những yêu cầu gì đối với quản trị quyền sở hữu trí tuệ trong cơ sở giáo dục đại học; giữa yêu cầu và công cụ quản trị nội bộ còn những khoảng trống nào; và giải pháp nào giúp nâng cao hiệu quả, được theo dõi bằng những chỉ số nào.</w:t>
       </w:r>
     </w:p>
     <w:p>
@@ -231,13 +231,13 @@
           <w:szCs w:val="26"/>
           <w:b/>
         </w:rPr>
-        <w:t xml:space="preserve">Đo lường hiệu quả chuyển giao bằng quan hệ đầu vào, đầu ra.</w:t>
-      </w:r>
-      <w:r>
-        <w:rPr>
-          <w:szCs w:val="26"/>
-        </w:rPr>
-        <w:t xml:space="preserve"> Thursby và Kemp (2002) đánh giá hiệu quả sản xuất của hoạt động cấp phép tại các trường đại học Hoa Kỳ bằng cách so sánh đầu ra với nguồn lực đầu vào, và cho thấy hiệu quả khác nhau đáng kể giữa các trường. Siegel và cộng sự (2007) tổng hợp rằng hiệu quả của đơn vị chuyển giao công nghệ chịu ảnh hưởng của chính sách khuyến khích, năng lực nhân sự và cơ chế chia lợi ích. Hướng tiếp cận này khẳng định hiệu quả phải được đo bằng quan hệ giữa các mắt xích, không chỉ bằng số lượng đầu ra; tuy vậy, các phép đo so sánh như vậy cần dữ liệu của nhiều trường và khó áp dụng cho tự đánh giá ở một trường.</w:t>
+        <w:t xml:space="preserve">Thể chế phân bổ quyền.</w:t>
+      </w:r>
+      <w:r>
+        <w:rPr>
+          <w:szCs w:val="26"/>
+        </w:rPr>
+        <w:t xml:space="preserve"> Shane (2004) cho thấy việc trao quyền sở hữu kết quả nghiên cứu do nhà nước tài trợ cho trường đại học theo Đạo luật Bayh-Dole làm tăng số sáng chế của trường đại học Hoa Kỳ, chủ yếu ở những lĩnh vực mà cấp phép là kênh chuyển giao hiệu quả. Etzkowitz (2003) lý giải sự hình thành đại học khởi nghiệp từ đặc tính gần với doanh nghiệp của các nhóm nghiên cứu. Các công trình này khẳng định trao quyền cho tổ chức chủ trì là điều kiện cần của thương mại hóa.</w:t>
       </w:r>
     </w:p>
     <w:p>
@@ -251,13 +251,13 @@
           <w:szCs w:val="26"/>
           <w:b/>
         </w:rPr>
-        <w:t xml:space="preserve">Các bộ chỉ số quốc tế.</w:t>
-      </w:r>
-      <w:r>
-        <w:rPr>
-          <w:szCs w:val="26"/>
-        </w:rPr>
-        <w:t xml:space="preserve"> Nhóm chuyên gia của Ủy ban châu Âu đề xuất một tập chỉ số cốt lõi về chuyển giao tri thức từ tổ chức nghiên cứu công, gồm các chỉ số như khai báo sáng chế, đơn đăng ký, văn bằng, hợp đồng cấp phép, nguồn thu cấp phép và doanh nghiệp khởi nguồn (Finne et al., 2009). Campbell và cộng sự (2020) tiếp tục hướng tới một bộ chỉ số hài hòa ở cấp châu Âu, mở rộng sang các kênh chuyển giao tri thức khác ngoài sở hữu trí tuệ. Các bộ chỉ số này có ưu điểm chuẩn hóa định nghĩa để so sánh, nhưng phần lớn là chỉ số đếm ở đầu ra và kết quả, và giả định đã có đơn vị chuyển giao thu thập dữ liệu.</w:t>
+        <w:t xml:space="preserve">Khuyến khích và năng lực tổ chức.</w:t>
+      </w:r>
+      <w:r>
+        <w:rPr>
+          <w:szCs w:val="26"/>
+        </w:rPr>
+        <w:t xml:space="preserve"> Goldfarb và Henrekson (2003) kết luận rằng khuyến khích đối với nhà khoa học và nhà trường quan trọng hơn can thiệp trực tiếp của nhà nước. Thursby và Kemp (2002) cho thấy tăng trưởng cấp phép gắn với mức độ sẵn sàng khai báo sáng chế của giảng viên và hiệu quả khác nhau đáng kể giữa các trường. Siegel và cộng sự (2007) tổng hợp rằng hiệu quả của đơn vị chuyển giao phụ thuộc vào chính sách khuyến khích, năng lực nhân sự và cơ chế chia lợi ích. Bradley và cộng sự (2013) phê phán mô hình tuyến tính và nhấn mạnh tính đa kênh của chuyển giao công nghệ.</w:t>
       </w:r>
     </w:p>
     <w:p>
@@ -271,13 +271,13 @@
           <w:szCs w:val="26"/>
           <w:b/>
         </w:rPr>
-        <w:t xml:space="preserve">Từ chiếm hữu sang khai thác và vai trò của quá trình.</w:t>
-      </w:r>
-      <w:r>
-        <w:rPr>
-          <w:szCs w:val="26"/>
-        </w:rPr>
-        <w:t xml:space="preserve"> Holgersson và Aaboen (2019) chỉ ra sự dịch chuyển trọng tâm quản lý tài sản trí tuệ tại đơn vị chuyển giao từ chiếm hữu sang khai thác, hàm ý rằng số văn bằng không đủ để đánh giá thành công. Perkmann và cộng sự (2013) cho thấy gắn kết học thuật với doanh nghiệp rộng hơn nhiều so với thương mại hóa theo nghĩa hẹp. Bradley và cộng sự (2013) phê phán mô hình tuyến tính của chuyển giao công nghệ; Maresova và cộng sự (2019) hệ thống hóa các mô hình, quy trình và vai trò của trường đại học trong quản lý chuyển giao. Rocha và cộng sự (2023) mô tả bước đánh giá bản khai báo sáng chế theo tính mới, khả năng áp dụng công nghiệp và trình độ sáng tạo, cho thấy quá trình nhận diện là một khâu có thể và cần được đo lường.</w:t>
+        <w:t xml:space="preserve">Quy trình quản lý và khai thác.</w:t>
+      </w:r>
+      <w:r>
+        <w:rPr>
+          <w:szCs w:val="26"/>
+        </w:rPr>
+        <w:t xml:space="preserve"> Holgersson và Aaboen (2019) chỉ ra sự dịch chuyển trọng tâm từ chiếm hữu sang khai thác tài sản trí tuệ; Maresova và cộng sự (2019) hệ thống hóa các mô hình và quy trình quản lý chuyển giao trong trường đại học. Rocha và cộng sự (2023) mô tả bước đánh giá bản khai báo sáng chế theo tính mới, khả năng áp dụng công nghiệp và trình độ sáng tạo trước khi quyết định bảo hộ. Perkmann và cộng sự (2013) và O’Dwyer và cộng sự (2023) cho thấy hợp tác với doanh nghiệp đòi hỏi cơ chế phân định quyền rõ ràng. Teece (2018) nhắc lại rằng khả năng thu lợi từ đổi mới phụ thuộc vào chế độ bảo hộ và tài sản bổ trợ, nên việc bảo hộ đúng lúc là điều kiện của khai thác. Điểm chung của nhóm nghiên cứu này là coi quy trình tiếp nhận, sàng lọc và theo dõi tài sản trí tuệ là một năng lực quản trị cần được thiết kế, không tự hình thành khi đã có quyền sở hữu.</w:t>
       </w:r>
     </w:p>
     <w:p>
@@ -291,13 +291,13 @@
           <w:szCs w:val="26"/>
           <w:b/>
         </w:rPr>
-        <w:t xml:space="preserve">Mô hình chuỗi kết quả.</w:t>
-      </w:r>
-      <w:r>
-        <w:rPr>
-          <w:szCs w:val="26"/>
-        </w:rPr>
-        <w:t xml:space="preserve"> Mô hình logic của W. K. Kellogg Foundation (2004) mô tả quan hệ nhân quả giữa nguồn lực, hoạt động, đầu ra và kết quả của một chương trình, và được dùng rộng rãi để thiết kế chỉ số đánh giá. Ưu điểm của mô hình là buộc người đánh giá làm rõ giả định về mối liên hệ giữa các mắt xích, qua đó cho phép đặt chỉ số tại chính các mối liên hệ đó.</w:t>
+        <w:t xml:space="preserve">Đo lường hiệu quả.</w:t>
+      </w:r>
+      <w:r>
+        <w:rPr>
+          <w:szCs w:val="26"/>
+        </w:rPr>
+        <w:t xml:space="preserve"> Nhóm chuyên gia của Ủy ban châu Âu đề xuất tập chỉ số cốt lõi về chuyển giao tri thức gồm khai báo sáng chế, đơn đăng ký, văn bằng, hợp đồng cấp phép, nguồn thu và doanh nghiệp khởi nguồn (Finne et al., 2009); Campbell và cộng sự (2020) hướng tới bộ chỉ số hài hòa và mở rộng sang các kênh chuyển giao khác. Mô hình logic của W. K. Kellogg Foundation (2004) cung cấp cách đặt chỉ số theo chuỗi nguồn lực, hoạt động, đầu ra và kết quả. Các bộ chỉ số này chủ yếu đếm đầu ra và giả định đã có đơn vị chuyển giao chuyên nghiệp.</w:t>
       </w:r>
     </w:p>
     <w:p>
@@ -317,7 +317,7 @@
         <w:rPr>
           <w:szCs w:val="26"/>
         </w:rPr>
-        <w:t xml:space="preserve"> Nguyễn (2025) phân tích cơ hội và thách thức của quản trị tài sản trí tuệ trong cơ sở giáo dục đại học; Võ (2025) bàn về chính sách đối với tác phẩm hình thành trong nhà trường; tài liệu tập huấn của Cục Sở hữu trí tuệ (n.d.) cung cấp khung nghiệp vụ cho cán bộ quản lý. Các công trình này chưa xây dựng bộ chỉ số đánh giá hiệu quả. Tổng hợp lại, còn ba khoảng trống: các khung hiện có thiếu chỉ số đo mức chuyển hóa giữa các mắt xích; chưa có khung thiết kế cho trường chưa có đơn vị chuyển giao chuyên nghiệp; và chưa có khung gắn chỉ số với nguồn dữ liệu bắt buộc theo pháp luật Việt Nam hiện hành.</w:t>
+        <w:t xml:space="preserve"> Nguyễn (2025) phân tích cơ hội và thách thức của quản trị tài sản trí tuệ trong cơ sở giáo dục đại học; Võ (2025) bàn về quyền của chủ thể không giữ quyền tài sản đối với tác phẩm hình thành trong nhà trường; tài liệu tập huấn của Cục Sở hữu trí tuệ (n.d.) cung cấp khung nghiệp vụ cho cán bộ quản lý. Còn thiếu một nghiên cứu nối liền ba bước: xác định yêu cầu của khung thể chế mới theo từng khâu, chỉ ra khoảng trống giữa yêu cầu và công cụ quản trị nội bộ, rồi đề xuất giải pháp kèm cách theo dõi hiệu quả. Bài báo hướng tới lấp khoảng trống này.</w:t>
       </w:r>
     </w:p>
     <w:p>
@@ -346,7 +346,7 @@
         <w:rPr>
           <w:szCs w:val="26"/>
         </w:rPr>
-        <w:t xml:space="preserve">Nghiên cứu sử dụng thiết kế phát triển khung khái niệm, gồm ba bước. Bước thứ nhất tổng hợp có chọn lọc các công trình về đo lường chuyển giao tri thức, quản lý tài sản trí tuệ đại học và hai bộ chỉ số của Ủy ban châu Âu nêu tại Mục 2 để xác định các chiều cần đo. Bước thứ hai xây dựng chỉ số theo mô hình chuỗi kết quả của W. K. Kellogg Foundation (2004), đặt trên chu trình quản lý tài sản trí tuệ bốn giai đoạn tạo lập và nhận diện, xác lập, khai thác, bảo vệ và phân chia lợi ích (Hình 1); mỗi chỉ số được mô tả bằng tên, cách tính và nguồn dữ liệu.</w:t>
+        <w:t xml:space="preserve">Nghiên cứu sử dụng phương pháp phân tích văn bản chính sách kết hợp tổng hợp lý thuyết. Khung phân tích là chu trình quản lý tài sản trí tuệ bốn giai đoạn gồm tạo lập và nhận diện, xác lập quyền, khai thác và thương mại hóa, bảo vệ và phân chia lợi ích (Hình 1).</w:t>
       </w:r>
     </w:p>
     <w:p>
@@ -364,7 +364,7 @@
           <w:b/>
           <w:szCs w:val="26"/>
         </w:rPr>
-        <w:t>Hình 1. Chu trình quản lý tài sản trí tuệ trong trường đại học</w:t>
+        <w:t>Hình 1. Chu trình quản lý tài sản trí tuệ trong cơ sở giáo dục đại học</w:t>
       </w:r>
     </w:p>
     <w:p>
@@ -380,7 +380,7 @@
       <w:r>
         <w:drawing>
           <wp:inline xmlns:a="http://schemas.openxmlformats.org/drawingml/2006/main" xmlns:pic="http://schemas.openxmlformats.org/drawingml/2006/picture">
-            <wp:extent cx="4680000" cy="3321290"/>
+            <wp:extent cx="4500000" cy="3193548"/>
             <wp:docPr id="1" name="Picture 1"/>
             <wp:cNvGraphicFramePr>
               <a:graphicFrameLocks noChangeAspect="1"/>
@@ -401,7 +401,7 @@
                   <pic:spPr>
                     <a:xfrm>
                       <a:off x="0" y="0"/>
-                      <a:ext cx="4680000" cy="3321290"/>
+                      <a:ext cx="4500000" cy="3193548"/>
                     </a:xfrm>
                     <a:prstGeom prst="rect"/>
                   </pic:spPr>
@@ -438,7 +438,7 @@
         <w:rPr>
           <w:szCs w:val="26"/>
         </w:rPr>
-        <w:t xml:space="preserve">Bước thứ ba đối chiếu từng chỉ số với sáu văn bản quy định nghĩa vụ báo cáo hoặc công khai: Luật Sở hữu trí tuệ hợp nhất (Văn phòng Quốc hội, 2026), Luật số 93/2025/QH15, Luật số 125/2025/QH15, Quyết định số 1624/QĐ-TTg, Thông tư số 01/2024/TT-BGDĐT và Thông tư số 83/2026/TT-BGDĐT. Mỗi chỉ số được xếp vào một trong ba loại dữ liệu: loại A là dữ liệu bắt buộc báo cáo hoặc công khai theo quy định; loại B là dữ liệu có trong hồ sơ hành chính thông thường của nhà trường; loại C là dữ liệu nhà trường phải thiết lập công cụ thu thập mới.</w:t>
+        <w:t xml:space="preserve">Dữ liệu là 12 văn bản ban hành công khai, có hiệu lực hoặc đã ban hành đến ngày 30 tháng 9 năm 2026 và có quy định trực tiếp về quyền đối với kết quả nghiên cứu, phân chia lợi ích, nguồn lực hoặc chỉ số sở hữu trí tuệ trong cơ sở giáo dục đại học: Luật Sở hữu trí tuệ hợp nhất (Văn phòng Quốc hội, 2026), Luật số 93/2025/QH15, Luật số 131/2025/QH15, Luật số 125/2025/QH15, Luật số 07/2017/QH14, Nghị định số 134/2026/NĐ-CP, Quyết định số 1068/QĐ-TTg, Quyết định số 1624/QĐ-TTg, Chỉ thị số 02/CT-TTg, Kết luận số 51-KL/TW, Thông tư số 01/2024/TT-BGDĐT và Thông tư số 83/2026/TT-BGDĐT.</w:t>
       </w:r>
     </w:p>
     <w:p>
@@ -451,7 +451,7 @@
         <w:rPr>
           <w:szCs w:val="26"/>
         </w:rPr>
-        <w:t xml:space="preserve">Khung được phát triển trong đề tài khoa học công nghệ cấp cơ sở năm 2026 của nhóm tác giả. Bài báo trình bày cấu trúc khung và lập luận xây dựng, không công bố kết quả áp dụng tại một cơ sở cụ thể.</w:t>
+        <w:t xml:space="preserve">Phân tích gồm ba bước. Bước thứ nhất mã hóa từng văn bản theo điều, khoản và gán vào khâu tương ứng của chu trình để xác định các nhóm yêu cầu. Bước thứ hai đối chiếu yêu cầu với những nội dung pháp luật để lại cho cơ sở tự quy định, kết hợp với các phát hiện của nghiên cứu quốc tế ở Mục 2, để chỉ ra khoảng trống. Bước thứ ba đề xuất giải pháp cho từng khoảng trống và xây dựng chỉ số theo dõi theo mô hình chuỗi kết quả (W. K. Kellogg Foundation, 2004). Các giải pháp được phát triển từ đề tài khoa học công nghệ cấp cơ sở năm 2026 của nhóm tác giả; bài báo không công bố số liệu nội bộ của cơ sở nào.</w:t>
       </w:r>
     </w:p>
     <w:p>
@@ -483,7 +483,7 @@
           <w:b/>
           <w:szCs w:val="26"/>
         </w:rPr>
-        <w:t>4.1. Hiệu quả cần được đo ở bốn mắt xích và tại các mối nối giữa chúng</w:t>
+        <w:t>4.1. Năm nhóm yêu cầu của khung thể chế mới</w:t>
       </w:r>
     </w:p>
     <w:p>
@@ -496,7 +496,7 @@
         <w:rPr>
           <w:szCs w:val="26"/>
         </w:rPr>
-        <w:t xml:space="preserve">Khung đề xuất đo hiệu quả quản lý quyền sở hữu trí tuệ ở bốn mắt xích và ba mối nối giữa chúng (Hình 2). Đầu vào phản ánh nguồn lực nhà trường bố trí; quá trình phản ánh mức độ vận hành của thể chế và quy trình; đầu ra phản ánh sản phẩm có khả năng bảo hộ và quyền đã được xác lập; kết quả phản ánh giá trị mà quyền mang lại cho nhà trường, tác giả và chỉ số chất lượng.</w:t>
+        <w:t xml:space="preserve">Phân tích 12 văn bản cho thấy năm nhóm yêu cầu, được tóm tắt tại Bảng 1.</w:t>
       </w:r>
     </w:p>
     <w:p>
@@ -514,154 +514,7 @@
           <w:b/>
           <w:szCs w:val="26"/>
         </w:rPr>
-        <w:t>Hình 2. Chuỗi kết quả và bốn chỉ số chuyển hóa trong đánh giá hiệu quả quản lý quyền sở hữu trí tuệ</w:t>
-      </w:r>
-    </w:p>
-    <w:p>
-      <w:pPr>
-        <w:keepNext/>
-        <w:spacing w:before="0" w:after="0" w:line="240" w:lineRule="auto"/>
-        <w:ind w:firstLine="0"/>
-        <w:jc w:val="center"/>
-        <w:rPr>
-          <w:szCs w:val="26"/>
-        </w:rPr>
-      </w:pPr>
-      <w:r>
-        <w:drawing>
-          <wp:inline xmlns:a="http://schemas.openxmlformats.org/drawingml/2006/main" xmlns:pic="http://schemas.openxmlformats.org/drawingml/2006/picture">
-            <wp:extent cx="5580000" cy="2952000"/>
-            <wp:docPr id="2" name="Picture 2"/>
-            <wp:cNvGraphicFramePr>
-              <a:graphicFrameLocks noChangeAspect="1"/>
-            </wp:cNvGraphicFramePr>
-            <a:graphic>
-              <a:graphicData uri="http://schemas.openxmlformats.org/drawingml/2006/picture">
-                <pic:pic>
-                  <pic:nvPicPr>
-                    <pic:cNvPr id="0" name="chuoi_ket_qua.png"/>
-                    <pic:cNvPicPr/>
-                  </pic:nvPicPr>
-                  <pic:blipFill>
-                    <a:blip r:embed="rId9"/>
-                    <a:stretch>
-                      <a:fillRect/>
-                    </a:stretch>
-                  </pic:blipFill>
-                  <pic:spPr>
-                    <a:xfrm>
-                      <a:off x="0" y="0"/>
-                      <a:ext cx="5580000" cy="2952000"/>
-                    </a:xfrm>
-                    <a:prstGeom prst="rect"/>
-                  </pic:spPr>
-                </pic:pic>
-              </a:graphicData>
-            </a:graphic>
-          </wp:inline>
-        </w:drawing>
-      </w:r>
-    </w:p>
-    <w:p>
-      <w:pPr>
-        <w:spacing w:after="160"/>
-        <w:ind w:firstLine="0"/>
-        <w:rPr>
-          <w:szCs w:val="26"/>
-        </w:rPr>
-      </w:pPr>
-      <w:r>
-        <w:rPr>
-          <w:i/>
-          <w:szCs w:val="26"/>
-        </w:rPr>
-        <w:t>Nguồn: Nhóm tác giả đề xuất trên cơ sở W. K. Kellogg Foundation (2004).</w:t>
-      </w:r>
-    </w:p>
-    <w:p>
-      <w:pPr>
-        <w:rPr>
-          <w:szCs w:val="26"/>
-        </w:rPr>
-      </w:pPr>
-      <w:r>
-        <w:rPr>
-          <w:szCs w:val="26"/>
-        </w:rPr>
-        <w:t xml:space="preserve">Điểm mới của khung nằm ở bốn chỉ số chuyển hóa. Tỷ lệ nhận diện đo phần công trình nghiệm thu có sản phẩm được xác nhận là có khả năng bảo hộ, tức mức độ quá trình nghiên cứu và quá trình rà soát chuyển thành đầu ra tiềm năng. Tỷ lệ xác lập kịp thời đo phần sản phẩm có khả năng bảo hộ được nộp đơn trong mười hai tháng; mốc này xuất phát từ khoản 3 Điều 60 Luật Sở hữu trí tuệ, theo đó sáng chế không bị coi là mất tính mới khi đã bộc lộ công khai nếu đơn được nộp trong thời hạn mười hai tháng kể từ ngày bộc lộ. Tỷ lệ khai thác đo phần tài sản đã xác lập có giao dịch hoặc được sử dụng, phù hợp với cách nhìn chuyển từ chiếm hữu sang khai thác (Holgersson &amp; Aaboen, 2019). Tỷ suất khai thác trên chi phí so sánh nguồn thu từ khai thác với chi phí xác lập và duy trì quyền, là thước đo hiệu quả theo nghĩa hẹp nhất.</w:t>
-      </w:r>
-    </w:p>
-    <w:p>
-      <w:pPr>
-        <w:rPr>
-          <w:szCs w:val="26"/>
-        </w:rPr>
-      </w:pPr>
-      <w:r>
-        <w:rPr>
-          <w:szCs w:val="26"/>
-        </w:rPr>
-        <w:t xml:space="preserve">Khác với chỉ số đếm, mỗi chỉ số chuyển hóa chỉ vào một mối nối cụ thể. Khi một tỷ lệ thấp, nhà trường biết khâu nào cần can thiệp, kể cả khi số lượng đầu ra vẫn tăng.</w:t>
-      </w:r>
-    </w:p>
-    <w:p>
-      <w:pPr>
-        <w:rPr>
-          <w:szCs w:val="26"/>
-        </w:rPr>
-      </w:pPr>
-      <w:r>
-        <w:rPr>
-          <w:szCs w:val="26"/>
-        </w:rPr>
-        <w:t xml:space="preserve">Chuỗi kết quả được đặt chồng lên chu trình quản lý tài sản trí tuệ ở Hình 1 để bảo đảm mỗi giai đoạn của chu trình đều có ít nhất một chỉ số theo dõi. Giai đoạn tạo lập và nhận diện được đo bằng số công trình có sản phẩm có khả năng bảo hộ và tỷ lệ nhận diện; giai đoạn xác lập được đo bằng số đơn, số văn bằng, số giấy chứng nhận quyền tác giả và tỷ lệ xác lập kịp thời; giai đoạn khai thác được đo bằng hợp đồng, nguồn thu và tỷ lệ khai thác; giai đoạn bảo vệ và phân chia lợi ích được phản ánh qua mức độ tương thích của quy chế về chia lợi ích và động lực của giảng viên. Cách đặt chồng này tránh tình trạng một giai đoạn quan trọng, thường là giai đoạn nhận diện, không có chỉ số nào và vì vậy không được quản lý.</w:t>
-      </w:r>
-    </w:p>
-    <w:p>
-      <w:pPr>
-        <w:spacing w:before="200" w:after="100"/>
-        <w:ind w:firstLine="0"/>
-        <w:rPr>
-          <w:szCs w:val="26"/>
-        </w:rPr>
-      </w:pPr>
-      <w:r>
-        <w:rPr>
-          <w:b/>
-          <w:szCs w:val="26"/>
-        </w:rPr>
-        <w:t>4.2. Bộ 20 chỉ số gắn với chuẩn chất lượng mới</w:t>
-      </w:r>
-    </w:p>
-    <w:p>
-      <w:pPr>
-        <w:rPr>
-          <w:szCs w:val="26"/>
-        </w:rPr>
-      </w:pPr>
-      <w:r>
-        <w:rPr>
-          <w:szCs w:val="26"/>
-        </w:rPr>
-        <w:t xml:space="preserve">Bảng 1 trình bày 20 chỉ số, gồm 16 chỉ số ở bốn nhóm và 4 chỉ số chuyển hóa, kèm cách tính, nguồn dữ liệu và loại dữ liệu. Nhóm đầu vào gồm kinh phí, nhân lực và hạ tầng tra cứu. Nhóm quá trình gồm mức độ tương thích của quy chế nội bộ với pháp luật, thời gian xử lý hồ sơ, mức độ chuẩn hóa biểu mẫu và tập huấn. Nhóm đầu ra gồm đơn, văn bằng, giấy chứng nhận quyền tác giả và số công trình có sản phẩm có khả năng bảo hộ. Nhóm kết quả gồm hợp đồng, nguồn thu, tỷ trọng thu khoa học công nghệ, đóng góp vào kiểm định, xếp hạng và động lực của giảng viên.</w:t>
-      </w:r>
-    </w:p>
-    <w:p>
-      <w:pPr>
-        <w:keepNext/>
-        <w:spacing w:before="160" w:after="80"/>
-        <w:ind w:firstLine="0"/>
-        <w:jc w:val="center"/>
-        <w:rPr>
-          <w:szCs w:val="26"/>
-        </w:rPr>
-      </w:pPr>
-      <w:r>
-        <w:rPr>
-          <w:b/>
-          <w:szCs w:val="26"/>
-        </w:rPr>
-        <w:t>Bảng 1. Bộ chỉ số đánh giá hiệu quả quản lý quyền sở hữu trí tuệ theo chuỗi kết quả</w:t>
+        <w:t>Bảng 1. Các yêu cầu của khung thể chế mới về quyền đối với kết quả nghiên cứu và hàm ý cho quản trị nội bộ</w:t>
       </w:r>
     </w:p>
     <w:tbl>
@@ -672,11 +525,10 @@
         <w:tblLook w:val="04A0" w:firstRow="1" w:lastRow="0" w:firstColumn="1" w:lastColumn="0" w:noHBand="0" w:noVBand="1"/>
       </w:tblPr>
       <w:tblGrid>
-        <w:gridCol w:w="716"/>
-        <w:gridCol w:w="2506"/>
-        <w:gridCol w:w="2744"/>
-        <w:gridCol w:w="2386"/>
-        <w:gridCol w:w="716"/>
+        <w:gridCol w:w="1884"/>
+        <w:gridCol w:w="2473"/>
+        <w:gridCol w:w="2238"/>
+        <w:gridCol w:w="2473"/>
       </w:tblGrid>
       <w:tr>
         <w:trPr>
@@ -685,7 +537,7 @@
         </w:trPr>
         <w:tc>
           <w:tcPr>
-            <w:tcW w:w="716" w:type="dxa"/>
+            <w:tcW w:w="1884" w:type="dxa"/>
             <w:shd w:val="clear" w:color="auto" w:fill="DCE8F7"/>
             <w:vAlign w:val="center"/>
           </w:tcPr>
@@ -700,13 +552,13 @@
                 <w:b/>
                 <w:sz w:val="24"/>
               </w:rPr>
-              <w:t xml:space="preserve">Mã</w:t>
+              <w:t xml:space="preserve">Nội dung</w:t>
             </w:r>
           </w:p>
         </w:tc>
         <w:tc>
           <w:tcPr>
-            <w:tcW w:w="2506" w:type="dxa"/>
+            <w:tcW w:w="2473" w:type="dxa"/>
             <w:shd w:val="clear" w:color="auto" w:fill="DCE8F7"/>
             <w:vAlign w:val="center"/>
           </w:tcPr>
@@ -721,13 +573,13 @@
                 <w:b/>
                 <w:sz w:val="24"/>
               </w:rPr>
-              <w:t xml:space="preserve">Chỉ số</w:t>
+              <w:t xml:space="preserve">Quy định hiện hành</w:t>
             </w:r>
           </w:p>
         </w:tc>
         <w:tc>
           <w:tcPr>
-            <w:tcW w:w="2744" w:type="dxa"/>
+            <w:tcW w:w="2238" w:type="dxa"/>
             <w:shd w:val="clear" w:color="auto" w:fill="DCE8F7"/>
             <w:vAlign w:val="center"/>
           </w:tcPr>
@@ -742,13 +594,13 @@
                 <w:b/>
                 <w:sz w:val="24"/>
               </w:rPr>
-              <w:t xml:space="preserve">Cách tính</w:t>
+              <w:t xml:space="preserve">Căn cứ</w:t>
             </w:r>
           </w:p>
         </w:tc>
         <w:tc>
           <w:tcPr>
-            <w:tcW w:w="2386" w:type="dxa"/>
+            <w:tcW w:w="2473" w:type="dxa"/>
             <w:shd w:val="clear" w:color="auto" w:fill="DCE8F7"/>
             <w:vAlign w:val="center"/>
           </w:tcPr>
@@ -763,13 +615,699 @@
                 <w:b/>
                 <w:sz w:val="24"/>
               </w:rPr>
-              <w:t xml:space="preserve">Nguồn dữ liệu</w:t>
+              <w:t xml:space="preserve">Hàm ý cho quy chế nội bộ</w:t>
+            </w:r>
+          </w:p>
+        </w:tc>
+      </w:tr>
+      <w:tr>
+        <w:trPr/>
+        <w:tc>
+          <w:tcPr>
+            <w:tcW w:w="1884" w:type="dxa"/>
+            <w:vAlign w:val="center"/>
+          </w:tcPr>
+          <w:p>
+            <w:pPr>
+              <w:spacing w:before="20" w:after="20" w:line="252" w:lineRule="auto"/>
+              <w:ind w:firstLine="0"/>
+              <w:jc w:val="left"/>
+            </w:pPr>
+            <w:r>
+              <w:rPr>
+                <w:sz w:val="24"/>
+              </w:rPr>
+              <w:t xml:space="preserve">Quyền sở hữu kết quả sử dụng ngân sách nhà nước</w:t>
             </w:r>
           </w:p>
         </w:tc>
         <w:tc>
           <w:tcPr>
-            <w:tcW w:w="716" w:type="dxa"/>
+            <w:tcW w:w="2473" w:type="dxa"/>
+            <w:vAlign w:val="center"/>
+          </w:tcPr>
+          <w:p>
+            <w:pPr>
+              <w:spacing w:before="20" w:after="20" w:line="252" w:lineRule="auto"/>
+              <w:ind w:firstLine="0"/>
+              <w:jc w:val="left"/>
+            </w:pPr>
+            <w:r>
+              <w:rPr>
+                <w:sz w:val="24"/>
+              </w:rPr>
+              <w:t xml:space="preserve">Tổ chức chủ trì được tự động giao quyền, không làm thủ tục giao quyền, không bồi hoàn</w:t>
+            </w:r>
+          </w:p>
+        </w:tc>
+        <w:tc>
+          <w:tcPr>
+            <w:tcW w:w="2238" w:type="dxa"/>
+            <w:vAlign w:val="center"/>
+          </w:tcPr>
+          <w:p>
+            <w:pPr>
+              <w:spacing w:before="20" w:after="20" w:line="252" w:lineRule="auto"/>
+              <w:ind w:firstLine="0"/>
+              <w:jc w:val="left"/>
+            </w:pPr>
+            <w:r>
+              <w:rPr>
+                <w:sz w:val="24"/>
+              </w:rPr>
+              <w:t xml:space="preserve">Khoản 2 Điều 25 Luật số 93/2025/QH15</w:t>
+            </w:r>
+          </w:p>
+        </w:tc>
+        <w:tc>
+          <w:tcPr>
+            <w:tcW w:w="2473" w:type="dxa"/>
+            <w:vAlign w:val="center"/>
+          </w:tcPr>
+          <w:p>
+            <w:pPr>
+              <w:spacing w:before="20" w:after="20" w:line="252" w:lineRule="auto"/>
+              <w:ind w:firstLine="0"/>
+              <w:jc w:val="left"/>
+            </w:pPr>
+            <w:r>
+              <w:rPr>
+                <w:sz w:val="24"/>
+              </w:rPr>
+              <w:t xml:space="preserve">Xác định nhà trường là chủ sở hữu; phân định với phần đóng góp của đối tác theo khoản 1 Điều 25</w:t>
+            </w:r>
+          </w:p>
+        </w:tc>
+      </w:tr>
+      <w:tr>
+        <w:trPr/>
+        <w:tc>
+          <w:tcPr>
+            <w:tcW w:w="1884" w:type="dxa"/>
+            <w:vAlign w:val="center"/>
+          </w:tcPr>
+          <w:p>
+            <w:pPr>
+              <w:spacing w:before="20" w:after="20" w:line="252" w:lineRule="auto"/>
+              <w:ind w:firstLine="0"/>
+              <w:jc w:val="left"/>
+            </w:pPr>
+            <w:r>
+              <w:rPr>
+                <w:sz w:val="24"/>
+              </w:rPr>
+              <w:t xml:space="preserve">Quyền đăng ký sở hữu công nghiệp</w:t>
+            </w:r>
+          </w:p>
+        </w:tc>
+        <w:tc>
+          <w:tcPr>
+            <w:tcW w:w="2473" w:type="dxa"/>
+            <w:vAlign w:val="center"/>
+          </w:tcPr>
+          <w:p>
+            <w:pPr>
+              <w:spacing w:before="20" w:after="20" w:line="252" w:lineRule="auto"/>
+              <w:ind w:firstLine="0"/>
+              <w:jc w:val="left"/>
+            </w:pPr>
+            <w:r>
+              <w:rPr>
+                <w:sz w:val="24"/>
+              </w:rPr>
+              <w:t xml:space="preserve">Tổ chức được giao quyền có quyền đăng ký sáng chế, kiểu dáng công nghiệp, thiết kế bố trí</w:t>
+            </w:r>
+          </w:p>
+        </w:tc>
+        <w:tc>
+          <w:tcPr>
+            <w:tcW w:w="2238" w:type="dxa"/>
+            <w:vAlign w:val="center"/>
+          </w:tcPr>
+          <w:p>
+            <w:pPr>
+              <w:spacing w:before="20" w:after="20" w:line="252" w:lineRule="auto"/>
+              <w:ind w:firstLine="0"/>
+              <w:jc w:val="left"/>
+            </w:pPr>
+            <w:r>
+              <w:rPr>
+                <w:sz w:val="24"/>
+              </w:rPr>
+              <w:t xml:space="preserve">Điểm c khoản 1 Điều 86 Luật Sở hữu trí tuệ</w:t>
+            </w:r>
+          </w:p>
+        </w:tc>
+        <w:tc>
+          <w:tcPr>
+            <w:tcW w:w="2473" w:type="dxa"/>
+            <w:vAlign w:val="center"/>
+          </w:tcPr>
+          <w:p>
+            <w:pPr>
+              <w:spacing w:before="20" w:after="20" w:line="252" w:lineRule="auto"/>
+              <w:ind w:firstLine="0"/>
+              <w:jc w:val="left"/>
+            </w:pPr>
+            <w:r>
+              <w:rPr>
+                <w:sz w:val="24"/>
+              </w:rPr>
+              <w:t xml:space="preserve">Giao đầu mối nộp đơn nhân danh nhà trường</w:t>
+            </w:r>
+          </w:p>
+        </w:tc>
+      </w:tr>
+      <w:tr>
+        <w:trPr/>
+        <w:tc>
+          <w:tcPr>
+            <w:tcW w:w="1884" w:type="dxa"/>
+            <w:vAlign w:val="center"/>
+          </w:tcPr>
+          <w:p>
+            <w:pPr>
+              <w:spacing w:before="20" w:after="20" w:line="252" w:lineRule="auto"/>
+              <w:ind w:firstLine="0"/>
+              <w:jc w:val="left"/>
+            </w:pPr>
+            <w:r>
+              <w:rPr>
+                <w:sz w:val="24"/>
+              </w:rPr>
+              <w:t xml:space="preserve">Thương mại hóa</w:t>
+            </w:r>
+          </w:p>
+        </w:tc>
+        <w:tc>
+          <w:tcPr>
+            <w:tcW w:w="2473" w:type="dxa"/>
+            <w:vAlign w:val="center"/>
+          </w:tcPr>
+          <w:p>
+            <w:pPr>
+              <w:spacing w:before="20" w:after="20" w:line="252" w:lineRule="auto"/>
+              <w:ind w:firstLine="0"/>
+              <w:jc w:val="left"/>
+            </w:pPr>
+            <w:r>
+              <w:rPr>
+                <w:sz w:val="24"/>
+              </w:rPr>
+              <w:t xml:space="preserve">Chủ sở hữu tự quyết hình thức, giá, góp vốn, phân chia lợi nhuận</w:t>
+            </w:r>
+          </w:p>
+        </w:tc>
+        <w:tc>
+          <w:tcPr>
+            <w:tcW w:w="2238" w:type="dxa"/>
+            <w:vAlign w:val="center"/>
+          </w:tcPr>
+          <w:p>
+            <w:pPr>
+              <w:spacing w:before="20" w:after="20" w:line="252" w:lineRule="auto"/>
+              <w:ind w:firstLine="0"/>
+              <w:jc w:val="left"/>
+            </w:pPr>
+            <w:r>
+              <w:rPr>
+                <w:sz w:val="24"/>
+              </w:rPr>
+              <w:t xml:space="preserve">Điều 27 Luật số 93/2025/QH15; điểm d khoản 2 Điều 28 Luật số 125/2025/QH15</w:t>
+            </w:r>
+          </w:p>
+        </w:tc>
+        <w:tc>
+          <w:tcPr>
+            <w:tcW w:w="2473" w:type="dxa"/>
+            <w:vAlign w:val="center"/>
+          </w:tcPr>
+          <w:p>
+            <w:pPr>
+              <w:spacing w:before="20" w:after="20" w:line="252" w:lineRule="auto"/>
+              <w:ind w:firstLine="0"/>
+              <w:jc w:val="left"/>
+            </w:pPr>
+            <w:r>
+              <w:rPr>
+                <w:sz w:val="24"/>
+              </w:rPr>
+              <w:t xml:space="preserve">Quy định thẩm quyền quyết định và quy trình định giá nội bộ</w:t>
+            </w:r>
+          </w:p>
+        </w:tc>
+      </w:tr>
+      <w:tr>
+        <w:trPr/>
+        <w:tc>
+          <w:tcPr>
+            <w:tcW w:w="1884" w:type="dxa"/>
+            <w:vAlign w:val="center"/>
+          </w:tcPr>
+          <w:p>
+            <w:pPr>
+              <w:spacing w:before="20" w:after="20" w:line="252" w:lineRule="auto"/>
+              <w:ind w:firstLine="0"/>
+              <w:jc w:val="left"/>
+            </w:pPr>
+            <w:r>
+              <w:rPr>
+                <w:sz w:val="24"/>
+              </w:rPr>
+              <w:t xml:space="preserve">Thưởng tác giả, kết quả sử dụng ngân sách nhà nước</w:t>
+            </w:r>
+          </w:p>
+        </w:tc>
+        <w:tc>
+          <w:tcPr>
+            <w:tcW w:w="2473" w:type="dxa"/>
+            <w:vAlign w:val="center"/>
+          </w:tcPr>
+          <w:p>
+            <w:pPr>
+              <w:spacing w:before="20" w:after="20" w:line="252" w:lineRule="auto"/>
+              <w:ind w:firstLine="0"/>
+              <w:jc w:val="left"/>
+            </w:pPr>
+            <w:r>
+              <w:rPr>
+                <w:sz w:val="24"/>
+              </w:rPr>
+              <w:t xml:space="preserve">Tối thiểu 30% lợi nhuận, hoặc 30% giá trị khi góp vốn</w:t>
+            </w:r>
+          </w:p>
+        </w:tc>
+        <w:tc>
+          <w:tcPr>
+            <w:tcW w:w="2238" w:type="dxa"/>
+            <w:vAlign w:val="center"/>
+          </w:tcPr>
+          <w:p>
+            <w:pPr>
+              <w:spacing w:before="20" w:after="20" w:line="252" w:lineRule="auto"/>
+              <w:ind w:firstLine="0"/>
+              <w:jc w:val="left"/>
+            </w:pPr>
+            <w:r>
+              <w:rPr>
+                <w:sz w:val="24"/>
+              </w:rPr>
+              <w:t xml:space="preserve">Điểm a khoản 3 Điều 28 Luật số 93/2025/QH15</w:t>
+            </w:r>
+          </w:p>
+        </w:tc>
+        <w:tc>
+          <w:tcPr>
+            <w:tcW w:w="2473" w:type="dxa"/>
+            <w:vAlign w:val="center"/>
+          </w:tcPr>
+          <w:p>
+            <w:pPr>
+              <w:spacing w:before="20" w:after="20" w:line="252" w:lineRule="auto"/>
+              <w:ind w:firstLine="0"/>
+              <w:jc w:val="left"/>
+            </w:pPr>
+            <w:r>
+              <w:rPr>
+                <w:sz w:val="24"/>
+              </w:rPr>
+              <w:t xml:space="preserve">Ghi rõ mức sàn; bỏ khoản nộp và mức trần theo cơ chế cũ</w:t>
+            </w:r>
+          </w:p>
+        </w:tc>
+      </w:tr>
+      <w:tr>
+        <w:trPr/>
+        <w:tc>
+          <w:tcPr>
+            <w:tcW w:w="1884" w:type="dxa"/>
+            <w:vAlign w:val="center"/>
+          </w:tcPr>
+          <w:p>
+            <w:pPr>
+              <w:spacing w:before="20" w:after="20" w:line="252" w:lineRule="auto"/>
+              <w:ind w:firstLine="0"/>
+              <w:jc w:val="left"/>
+            </w:pPr>
+            <w:r>
+              <w:rPr>
+                <w:sz w:val="24"/>
+              </w:rPr>
+              <w:t xml:space="preserve">Thưởng tác giả, kết quả ngoài ngân sách</w:t>
+            </w:r>
+          </w:p>
+        </w:tc>
+        <w:tc>
+          <w:tcPr>
+            <w:tcW w:w="2473" w:type="dxa"/>
+            <w:vAlign w:val="center"/>
+          </w:tcPr>
+          <w:p>
+            <w:pPr>
+              <w:spacing w:before="20" w:after="20" w:line="252" w:lineRule="auto"/>
+              <w:ind w:firstLine="0"/>
+              <w:jc w:val="left"/>
+            </w:pPr>
+            <w:r>
+              <w:rPr>
+                <w:sz w:val="24"/>
+              </w:rPr>
+              <w:t xml:space="preserve">Chủ sở hữu tự quyết</w:t>
+            </w:r>
+          </w:p>
+        </w:tc>
+        <w:tc>
+          <w:tcPr>
+            <w:tcW w:w="2238" w:type="dxa"/>
+            <w:vAlign w:val="center"/>
+          </w:tcPr>
+          <w:p>
+            <w:pPr>
+              <w:spacing w:before="20" w:after="20" w:line="252" w:lineRule="auto"/>
+              <w:ind w:firstLine="0"/>
+              <w:jc w:val="left"/>
+            </w:pPr>
+            <w:r>
+              <w:rPr>
+                <w:sz w:val="24"/>
+              </w:rPr>
+              <w:t xml:space="preserve">Khoản 2 Điều 28 Luật số 93/2025/QH15</w:t>
+            </w:r>
+          </w:p>
+        </w:tc>
+        <w:tc>
+          <w:tcPr>
+            <w:tcW w:w="2473" w:type="dxa"/>
+            <w:vAlign w:val="center"/>
+          </w:tcPr>
+          <w:p>
+            <w:pPr>
+              <w:spacing w:before="20" w:after="20" w:line="252" w:lineRule="auto"/>
+              <w:ind w:firstLine="0"/>
+              <w:jc w:val="left"/>
+            </w:pPr>
+            <w:r>
+              <w:rPr>
+                <w:sz w:val="24"/>
+              </w:rPr>
+              <w:t xml:space="preserve">Công bố trước công thức chia cho từng nguồn kinh phí</w:t>
+            </w:r>
+          </w:p>
+        </w:tc>
+      </w:tr>
+      <w:tr>
+        <w:trPr/>
+        <w:tc>
+          <w:tcPr>
+            <w:tcW w:w="1884" w:type="dxa"/>
+            <w:vAlign w:val="center"/>
+          </w:tcPr>
+          <w:p>
+            <w:pPr>
+              <w:spacing w:before="20" w:after="20" w:line="252" w:lineRule="auto"/>
+              <w:ind w:firstLine="0"/>
+              <w:jc w:val="left"/>
+            </w:pPr>
+            <w:r>
+              <w:rPr>
+                <w:sz w:val="24"/>
+              </w:rPr>
+              <w:t xml:space="preserve">Thù lao khi không có thỏa thuận</w:t>
+            </w:r>
+          </w:p>
+        </w:tc>
+        <w:tc>
+          <w:tcPr>
+            <w:tcW w:w="2473" w:type="dxa"/>
+            <w:vAlign w:val="center"/>
+          </w:tcPr>
+          <w:p>
+            <w:pPr>
+              <w:spacing w:before="20" w:after="20" w:line="252" w:lineRule="auto"/>
+              <w:ind w:firstLine="0"/>
+              <w:jc w:val="left"/>
+            </w:pPr>
+            <w:r>
+              <w:rPr>
+                <w:sz w:val="24"/>
+              </w:rPr>
+              <w:t xml:space="preserve">10% lợi nhuận khi tự sử dụng; 15% tiền chuyển giao</w:t>
+            </w:r>
+          </w:p>
+        </w:tc>
+        <w:tc>
+          <w:tcPr>
+            <w:tcW w:w="2238" w:type="dxa"/>
+            <w:vAlign w:val="center"/>
+          </w:tcPr>
+          <w:p>
+            <w:pPr>
+              <w:spacing w:before="20" w:after="20" w:line="252" w:lineRule="auto"/>
+              <w:ind w:firstLine="0"/>
+              <w:jc w:val="left"/>
+            </w:pPr>
+            <w:r>
+              <w:rPr>
+                <w:sz w:val="24"/>
+              </w:rPr>
+              <w:t xml:space="preserve">Khoản 1 Điều 135 Luật Sở hữu trí tuệ; khoản 2 Điều 135 đã bãi bỏ</w:t>
+            </w:r>
+          </w:p>
+        </w:tc>
+        <w:tc>
+          <w:tcPr>
+            <w:tcW w:w="2473" w:type="dxa"/>
+            <w:vAlign w:val="center"/>
+          </w:tcPr>
+          <w:p>
+            <w:pPr>
+              <w:spacing w:before="20" w:after="20" w:line="252" w:lineRule="auto"/>
+              <w:ind w:firstLine="0"/>
+              <w:jc w:val="left"/>
+            </w:pPr>
+            <w:r>
+              <w:rPr>
+                <w:sz w:val="24"/>
+              </w:rPr>
+              <w:t xml:space="preserve">Mức mặc định; quy chế có thể quy định cao hơn</w:t>
+            </w:r>
+          </w:p>
+        </w:tc>
+      </w:tr>
+      <w:tr>
+        <w:trPr/>
+        <w:tc>
+          <w:tcPr>
+            <w:tcW w:w="1884" w:type="dxa"/>
+            <w:vAlign w:val="center"/>
+          </w:tcPr>
+          <w:p>
+            <w:pPr>
+              <w:spacing w:before="20" w:after="20" w:line="252" w:lineRule="auto"/>
+              <w:ind w:firstLine="0"/>
+              <w:jc w:val="left"/>
+            </w:pPr>
+            <w:r>
+              <w:rPr>
+                <w:sz w:val="24"/>
+              </w:rPr>
+              <w:t xml:space="preserve">Tổ chức ngoài công lập</w:t>
+            </w:r>
+          </w:p>
+        </w:tc>
+        <w:tc>
+          <w:tcPr>
+            <w:tcW w:w="2473" w:type="dxa"/>
+            <w:vAlign w:val="center"/>
+          </w:tcPr>
+          <w:p>
+            <w:pPr>
+              <w:spacing w:before="20" w:after="20" w:line="252" w:lineRule="auto"/>
+              <w:ind w:firstLine="0"/>
+              <w:jc w:val="left"/>
+            </w:pPr>
+            <w:r>
+              <w:rPr>
+                <w:sz w:val="24"/>
+              </w:rPr>
+              <w:t xml:space="preserve">Được giao quyền và hưởng ưu đãi như tổ chức công lập</w:t>
+            </w:r>
+          </w:p>
+        </w:tc>
+        <w:tc>
+          <w:tcPr>
+            <w:tcW w:w="2238" w:type="dxa"/>
+            <w:vAlign w:val="center"/>
+          </w:tcPr>
+          <w:p>
+            <w:pPr>
+              <w:spacing w:before="20" w:after="20" w:line="252" w:lineRule="auto"/>
+              <w:ind w:firstLine="0"/>
+              <w:jc w:val="left"/>
+            </w:pPr>
+            <w:r>
+              <w:rPr>
+                <w:sz w:val="24"/>
+              </w:rPr>
+              <w:t xml:space="preserve">Điểm b, điểm d khoản 2 Điều 37 Luật số 93/2025/QH15</w:t>
+            </w:r>
+          </w:p>
+        </w:tc>
+        <w:tc>
+          <w:tcPr>
+            <w:tcW w:w="2473" w:type="dxa"/>
+            <w:vAlign w:val="center"/>
+          </w:tcPr>
+          <w:p>
+            <w:pPr>
+              <w:spacing w:before="20" w:after="20" w:line="252" w:lineRule="auto"/>
+              <w:ind w:firstLine="0"/>
+              <w:jc w:val="left"/>
+            </w:pPr>
+            <w:r>
+              <w:rPr>
+                <w:sz w:val="24"/>
+              </w:rPr>
+              <w:t xml:space="preserve">Chủ động tham gia nhiệm vụ sử dụng ngân sách nhà nước</w:t>
+            </w:r>
+          </w:p>
+        </w:tc>
+      </w:tr>
+    </w:tbl>
+    <w:p>
+      <w:pPr>
+        <w:spacing w:after="160"/>
+        <w:ind w:firstLine="0"/>
+        <w:rPr>
+          <w:szCs w:val="26"/>
+        </w:rPr>
+      </w:pPr>
+      <w:r>
+        <w:rPr>
+          <w:i/>
+          <w:szCs w:val="26"/>
+        </w:rPr>
+        <w:t>Nguồn: Nhóm tác giả tổng hợp từ Luật số 93/2025/QH15, Luật Sở hữu trí tuệ hợp nhất và Luật số 125/2025/QH15.</w:t>
+      </w:r>
+    </w:p>
+    <w:p>
+      <w:pPr>
+        <w:rPr>
+          <w:szCs w:val="26"/>
+        </w:rPr>
+      </w:pPr>
+      <w:r>
+        <w:rPr>
+          <w:szCs w:val="26"/>
+          <w:b/>
+        </w:rPr>
+        <w:t xml:space="preserve">Thứ nhất, về quyền sở hữu và quyền quyết định khai thác.</w:t>
+      </w:r>
+      <w:r>
+        <w:rPr>
+          <w:szCs w:val="26"/>
+        </w:rPr>
+        <w:t xml:space="preserve"> Theo khoản 2 Điều 25 Luật số 93/2025/QH15, tổ chức chủ trì được Nhà nước tự động giao quyền quản lý, sử dụng, quyền sở hữu phần kết quả tương ứng với kinh phí ngân sách nhà nước, không phải làm thủ tục giao quyền và không phải bồi hoàn chi phí; Điều 27 cho phép tổ chức tự quyết định hình thức, giá, phân chia lợi nhuận và phương án góp vốn khi thương mại hóa. Luật số 131/2025/QH15 bổ sung điểm c khoản 1 Điều 86 Luật Sở hữu trí tuệ, trao quyền đăng ký sáng chế, kiểu dáng công nghiệp, thiết kế bố trí cho tổ chức được giao quyền. Điểm b và điểm d khoản 2 Điều 37 Luật số 93/2025/QH15 bảo đảm tổ chức ngoài công lập được giao quyền và hưởng ưu đãi như tổ chức công lập.</w:t>
+      </w:r>
+    </w:p>
+    <w:p>
+      <w:pPr>
+        <w:rPr>
+          <w:szCs w:val="26"/>
+        </w:rPr>
+      </w:pPr>
+      <w:r>
+        <w:rPr>
+          <w:szCs w:val="26"/>
+          <w:b/>
+        </w:rPr>
+        <w:t xml:space="preserve">Thứ hai, về phân chia lợi ích.</w:t>
+      </w:r>
+      <w:r>
+        <w:rPr>
+          <w:szCs w:val="26"/>
+        </w:rPr>
+        <w:t xml:space="preserve"> Điểm a khoản 3 Điều 28 Luật số 93/2025/QH15 quy định thưởng cho tác giả tối thiểu 30% lợi nhuận từ thương mại hóa kết quả sử dụng ngân sách nhà nước; với kết quả ngoài ngân sách, chủ sở hữu tự quyết theo khoản 2. Khoản 2 Điều 135 Luật Sở hữu trí tuệ bị bãi bỏ; khoản 1 chỉ áp dụng mức mặc định 10% hoặc 15% khi các bên không có thỏa thuận. Pháp luật vì vậy chuyển từ khung định sẵn sang mức sàn kết hợp thỏa thuận.</w:t>
+      </w:r>
+    </w:p>
+    <w:p>
+      <w:pPr>
+        <w:rPr>
+          <w:szCs w:val="26"/>
+        </w:rPr>
+      </w:pPr>
+      <w:r>
+        <w:rPr>
+          <w:szCs w:val="26"/>
+          <w:b/>
+        </w:rPr>
+        <w:t xml:space="preserve">Thứ ba, về nguồn lực.</w:t>
+      </w:r>
+      <w:r>
+        <w:rPr>
+          <w:szCs w:val="26"/>
+        </w:rPr>
+        <w:t xml:space="preserve"> Điểm b khoản 2 Điều 66 Luật số 93/2025/QH15 cho phép quỹ phát triển khoa học và công nghệ của tổ chức chi cho đăng ký, bảo hộ, quản lý, khai thác quyền sở hữu trí tuệ; điểm d khoản 3 Điều 28 Luật số 125/2025/QH15 giao cơ sở giáo dục đại học trách nhiệm thành lập và vận hành quỹ này.</w:t>
+      </w:r>
+    </w:p>
+    <w:p>
+      <w:pPr>
+        <w:rPr>
+          <w:szCs w:val="26"/>
+        </w:rPr>
+      </w:pPr>
+      <w:r>
+        <w:rPr>
+          <w:szCs w:val="26"/>
+          <w:b/>
+        </w:rPr>
+        <w:t xml:space="preserve">Thứ tư, về đo lường và công khai.</w:t>
+      </w:r>
+      <w:r>
+        <w:rPr>
+          <w:szCs w:val="26"/>
+        </w:rPr>
+        <w:t xml:space="preserve"> Quyết định số 1624/QĐ-TTg yêu cầu sử dụng chỉ số sở hữu trí tuệ làm căn cứ đánh giá hiệu quả hoạt động của cơ sở giáo dục đại học. Điểm đ khoản 3 Điều 28 Luật số 125/2025/QH15 yêu cầu công khai và cập nhật hằng năm kết quả hoạt động khoa học, công nghệ và đổi mới sáng tạo; khoản 4 Điều 27 Luật số 93/2025/QH15 yêu cầu báo cáo kết quả thương mại hóa. Bảng 2 cho thấy Thông tư số 83/2026/TT-BGDĐT nâng hệ số của bằng độc quyền giải pháp hữu ích trong chỉ số sản phẩm khoa học quy đổi từ 1 lên 3, cao hơn bài báo thuộc Web of Science hoặc Scopus với hệ số 2.</w:t>
+      </w:r>
+    </w:p>
+    <w:p>
+      <w:pPr>
+        <w:keepNext/>
+        <w:spacing w:before="160" w:after="80"/>
+        <w:ind w:firstLine="0"/>
+        <w:jc w:val="center"/>
+        <w:rPr>
+          <w:szCs w:val="26"/>
+        </w:rPr>
+      </w:pPr>
+      <w:r>
+        <w:rPr>
+          <w:b/>
+          <w:szCs w:val="26"/>
+        </w:rPr>
+        <w:t>Bảng 2. Hệ số của các loại sản phẩm trong chỉ số sản phẩm khoa học quy đổi trên giảng viên</w:t>
+      </w:r>
+    </w:p>
+    <w:tbl>
+      <w:tblPr>
+        <w:tblStyle w:val="TableGrid"/>
+        <w:tblW w:w="0" w:type="auto"/>
+        <w:jc w:val="center"/>
+        <w:tblLook w:val="04A0" w:firstRow="1" w:lastRow="0" w:firstColumn="1" w:lastColumn="0" w:noHBand="0" w:noVBand="1"/>
+      </w:tblPr>
+      <w:tblGrid>
+        <w:gridCol w:w="4232"/>
+        <w:gridCol w:w="2539"/>
+        <w:gridCol w:w="2297"/>
+      </w:tblGrid>
+      <w:tr>
+        <w:trPr>
+          <w:tblHeader/>
+          <w:cantSplit/>
+        </w:trPr>
+        <w:tc>
+          <w:tcPr>
+            <w:tcW w:w="4232" w:type="dxa"/>
             <w:shd w:val="clear" w:color="auto" w:fill="DCE8F7"/>
             <w:vAlign w:val="center"/>
           </w:tcPr>
@@ -784,2083 +1322,13 @@
                 <w:b/>
                 <w:sz w:val="24"/>
               </w:rPr>
-              <w:t xml:space="preserve">Loại</w:t>
-            </w:r>
-          </w:p>
-        </w:tc>
-      </w:tr>
-      <w:tr>
-        <w:trPr/>
-        <w:tc>
-          <w:tcPr>
-            <w:tcW w:w="716" w:type="dxa"/>
-            <w:vAlign w:val="center"/>
-          </w:tcPr>
-          <w:p>
-            <w:pPr>
-              <w:spacing w:before="20" w:after="20" w:line="252" w:lineRule="auto"/>
-              <w:ind w:firstLine="0"/>
-              <w:jc w:val="center"/>
-            </w:pPr>
-            <w:r>
-              <w:rPr>
-                <w:sz w:val="24"/>
-              </w:rPr>
-              <w:t xml:space="preserve">V1</w:t>
+              <w:t xml:space="preserve">Loại sản phẩm</w:t>
             </w:r>
           </w:p>
         </w:tc>
         <w:tc>
           <w:tcPr>
-            <w:tcW w:w="2506" w:type="dxa"/>
-            <w:vAlign w:val="center"/>
-          </w:tcPr>
-          <w:p>
-            <w:pPr>
-              <w:spacing w:before="20" w:after="20" w:line="252" w:lineRule="auto"/>
-              <w:ind w:firstLine="0"/>
-              <w:jc w:val="left"/>
-            </w:pPr>
-            <w:r>
-              <w:rPr>
-                <w:sz w:val="24"/>
-              </w:rPr>
-              <w:t xml:space="preserve">Kinh phí xác lập, duy trì quyền và khen thưởng sáng tạo</w:t>
-            </w:r>
-          </w:p>
-        </w:tc>
-        <w:tc>
-          <w:tcPr>
-            <w:tcW w:w="2744" w:type="dxa"/>
-            <w:vAlign w:val="center"/>
-          </w:tcPr>
-          <w:p>
-            <w:pPr>
-              <w:spacing w:before="20" w:after="20" w:line="252" w:lineRule="auto"/>
-              <w:ind w:firstLine="0"/>
-              <w:jc w:val="left"/>
-            </w:pPr>
-            <w:r>
-              <w:rPr>
-                <w:sz w:val="24"/>
-              </w:rPr>
-              <w:t xml:space="preserve">Tổng chi trong năm</w:t>
-            </w:r>
-          </w:p>
-        </w:tc>
-        <w:tc>
-          <w:tcPr>
-            <w:tcW w:w="2386" w:type="dxa"/>
-            <w:vAlign w:val="center"/>
-          </w:tcPr>
-          <w:p>
-            <w:pPr>
-              <w:spacing w:before="20" w:after="20" w:line="252" w:lineRule="auto"/>
-              <w:ind w:firstLine="0"/>
-              <w:jc w:val="left"/>
-            </w:pPr>
-            <w:r>
-              <w:rPr>
-                <w:sz w:val="24"/>
-              </w:rPr>
-              <w:t xml:space="preserve">Sổ kế toán, quỹ phát triển khoa học và công nghệ</w:t>
-            </w:r>
-          </w:p>
-        </w:tc>
-        <w:tc>
-          <w:tcPr>
-            <w:tcW w:w="716" w:type="dxa"/>
-            <w:vAlign w:val="center"/>
-          </w:tcPr>
-          <w:p>
-            <w:pPr>
-              <w:spacing w:before="20" w:after="20" w:line="252" w:lineRule="auto"/>
-              <w:ind w:firstLine="0"/>
-              <w:jc w:val="center"/>
-            </w:pPr>
-            <w:r>
-              <w:rPr>
-                <w:sz w:val="24"/>
-              </w:rPr>
-              <w:t xml:space="preserve">B</w:t>
-            </w:r>
-          </w:p>
-        </w:tc>
-      </w:tr>
-      <w:tr>
-        <w:trPr/>
-        <w:tc>
-          <w:tcPr>
-            <w:tcW w:w="716" w:type="dxa"/>
-            <w:vAlign w:val="center"/>
-          </w:tcPr>
-          <w:p>
-            <w:pPr>
-              <w:spacing w:before="20" w:after="20" w:line="252" w:lineRule="auto"/>
-              <w:ind w:firstLine="0"/>
-              <w:jc w:val="center"/>
-            </w:pPr>
-            <w:r>
-              <w:rPr>
-                <w:sz w:val="24"/>
-              </w:rPr>
-              <w:t xml:space="preserve">V2</w:t>
-            </w:r>
-          </w:p>
-        </w:tc>
-        <w:tc>
-          <w:tcPr>
-            <w:tcW w:w="2506" w:type="dxa"/>
-            <w:vAlign w:val="center"/>
-          </w:tcPr>
-          <w:p>
-            <w:pPr>
-              <w:spacing w:before="20" w:after="20" w:line="252" w:lineRule="auto"/>
-              <w:ind w:firstLine="0"/>
-              <w:jc w:val="left"/>
-            </w:pPr>
-            <w:r>
-              <w:rPr>
-                <w:sz w:val="24"/>
-              </w:rPr>
-              <w:t xml:space="preserve">Nhân lực quản lý sở hữu trí tuệ, chuyển giao công nghệ</w:t>
-            </w:r>
-          </w:p>
-        </w:tc>
-        <w:tc>
-          <w:tcPr>
-            <w:tcW w:w="2744" w:type="dxa"/>
-            <w:vAlign w:val="center"/>
-          </w:tcPr>
-          <w:p>
-            <w:pPr>
-              <w:spacing w:before="20" w:after="20" w:line="252" w:lineRule="auto"/>
-              <w:ind w:firstLine="0"/>
-              <w:jc w:val="left"/>
-            </w:pPr>
-            <w:r>
-              <w:rPr>
-                <w:sz w:val="24"/>
-              </w:rPr>
-              <w:t xml:space="preserve">Số người quy đổi toàn thời gian; tỷ lệ được đào tạo nghiệp vụ</w:t>
-            </w:r>
-          </w:p>
-        </w:tc>
-        <w:tc>
-          <w:tcPr>
-            <w:tcW w:w="2386" w:type="dxa"/>
-            <w:vAlign w:val="center"/>
-          </w:tcPr>
-          <w:p>
-            <w:pPr>
-              <w:spacing w:before="20" w:after="20" w:line="252" w:lineRule="auto"/>
-              <w:ind w:firstLine="0"/>
-              <w:jc w:val="left"/>
-            </w:pPr>
-            <w:r>
-              <w:rPr>
-                <w:sz w:val="24"/>
-              </w:rPr>
-              <w:t xml:space="preserve">Hồ sơ nhân sự</w:t>
-            </w:r>
-          </w:p>
-        </w:tc>
-        <w:tc>
-          <w:tcPr>
-            <w:tcW w:w="716" w:type="dxa"/>
-            <w:vAlign w:val="center"/>
-          </w:tcPr>
-          <w:p>
-            <w:pPr>
-              <w:spacing w:before="20" w:after="20" w:line="252" w:lineRule="auto"/>
-              <w:ind w:firstLine="0"/>
-              <w:jc w:val="center"/>
-            </w:pPr>
-            <w:r>
-              <w:rPr>
-                <w:sz w:val="24"/>
-              </w:rPr>
-              <w:t xml:space="preserve">B</w:t>
-            </w:r>
-          </w:p>
-        </w:tc>
-      </w:tr>
-      <w:tr>
-        <w:trPr/>
-        <w:tc>
-          <w:tcPr>
-            <w:tcW w:w="716" w:type="dxa"/>
-            <w:vAlign w:val="center"/>
-          </w:tcPr>
-          <w:p>
-            <w:pPr>
-              <w:spacing w:before="20" w:after="20" w:line="252" w:lineRule="auto"/>
-              <w:ind w:firstLine="0"/>
-              <w:jc w:val="center"/>
-            </w:pPr>
-            <w:r>
-              <w:rPr>
-                <w:sz w:val="24"/>
-              </w:rPr>
-              <w:t xml:space="preserve">V3</w:t>
-            </w:r>
-          </w:p>
-        </w:tc>
-        <w:tc>
-          <w:tcPr>
-            <w:tcW w:w="2506" w:type="dxa"/>
-            <w:vAlign w:val="center"/>
-          </w:tcPr>
-          <w:p>
-            <w:pPr>
-              <w:spacing w:before="20" w:after="20" w:line="252" w:lineRule="auto"/>
-              <w:ind w:firstLine="0"/>
-              <w:jc w:val="left"/>
-            </w:pPr>
-            <w:r>
-              <w:rPr>
-                <w:sz w:val="24"/>
-              </w:rPr>
-              <w:t xml:space="preserve">Hạ tầng tra cứu sáng chế, kiểm tra trùng lặp</w:t>
-            </w:r>
-          </w:p>
-        </w:tc>
-        <w:tc>
-          <w:tcPr>
-            <w:tcW w:w="2744" w:type="dxa"/>
-            <w:vAlign w:val="center"/>
-          </w:tcPr>
-          <w:p>
-            <w:pPr>
-              <w:spacing w:before="20" w:after="20" w:line="252" w:lineRule="auto"/>
-              <w:ind w:firstLine="0"/>
-              <w:jc w:val="left"/>
-            </w:pPr>
-            <w:r>
-              <w:rPr>
-                <w:sz w:val="24"/>
-              </w:rPr>
-              <w:t xml:space="preserve">Có hoặc không; số lượt tra cứu</w:t>
-            </w:r>
-          </w:p>
-        </w:tc>
-        <w:tc>
-          <w:tcPr>
-            <w:tcW w:w="2386" w:type="dxa"/>
-            <w:vAlign w:val="center"/>
-          </w:tcPr>
-          <w:p>
-            <w:pPr>
-              <w:spacing w:before="20" w:after="20" w:line="252" w:lineRule="auto"/>
-              <w:ind w:firstLine="0"/>
-              <w:jc w:val="left"/>
-            </w:pPr>
-            <w:r>
-              <w:rPr>
-                <w:sz w:val="24"/>
-              </w:rPr>
-              <w:t xml:space="preserve">Đơn vị quản lý khoa học</w:t>
-            </w:r>
-          </w:p>
-        </w:tc>
-        <w:tc>
-          <w:tcPr>
-            <w:tcW w:w="716" w:type="dxa"/>
-            <w:vAlign w:val="center"/>
-          </w:tcPr>
-          <w:p>
-            <w:pPr>
-              <w:spacing w:before="20" w:after="20" w:line="252" w:lineRule="auto"/>
-              <w:ind w:firstLine="0"/>
-              <w:jc w:val="center"/>
-            </w:pPr>
-            <w:r>
-              <w:rPr>
-                <w:sz w:val="24"/>
-              </w:rPr>
-              <w:t xml:space="preserve">B</w:t>
-            </w:r>
-          </w:p>
-        </w:tc>
-      </w:tr>
-      <w:tr>
-        <w:trPr/>
-        <w:tc>
-          <w:tcPr>
-            <w:tcW w:w="716" w:type="dxa"/>
-            <w:vAlign w:val="center"/>
-          </w:tcPr>
-          <w:p>
-            <w:pPr>
-              <w:spacing w:before="20" w:after="20" w:line="252" w:lineRule="auto"/>
-              <w:ind w:firstLine="0"/>
-              <w:jc w:val="center"/>
-            </w:pPr>
-            <w:r>
-              <w:rPr>
-                <w:sz w:val="24"/>
-              </w:rPr>
-              <w:t xml:space="preserve">Q1</w:t>
-            </w:r>
-          </w:p>
-        </w:tc>
-        <w:tc>
-          <w:tcPr>
-            <w:tcW w:w="2506" w:type="dxa"/>
-            <w:vAlign w:val="center"/>
-          </w:tcPr>
-          <w:p>
-            <w:pPr>
-              <w:spacing w:before="20" w:after="20" w:line="252" w:lineRule="auto"/>
-              <w:ind w:firstLine="0"/>
-              <w:jc w:val="left"/>
-            </w:pPr>
-            <w:r>
-              <w:rPr>
-                <w:sz w:val="24"/>
-              </w:rPr>
-              <w:t xml:space="preserve">Mức độ tương thích của quy chế nội bộ với pháp luật hiện hành</w:t>
-            </w:r>
-          </w:p>
-        </w:tc>
-        <w:tc>
-          <w:tcPr>
-            <w:tcW w:w="2744" w:type="dxa"/>
-            <w:vAlign w:val="center"/>
-          </w:tcPr>
-          <w:p>
-            <w:pPr>
-              <w:spacing w:before="20" w:after="20" w:line="252" w:lineRule="auto"/>
-              <w:ind w:firstLine="0"/>
-              <w:jc w:val="left"/>
-            </w:pPr>
-            <w:r>
-              <w:rPr>
-                <w:sz w:val="24"/>
-              </w:rPr>
-              <w:t xml:space="preserve">Quy chế được ban hành đúng thẩm quyền, còn hiệu lực và cập nhật theo luật mới</w:t>
-            </w:r>
-          </w:p>
-        </w:tc>
-        <w:tc>
-          <w:tcPr>
-            <w:tcW w:w="2386" w:type="dxa"/>
-            <w:vAlign w:val="center"/>
-          </w:tcPr>
-          <w:p>
-            <w:pPr>
-              <w:spacing w:before="20" w:after="20" w:line="252" w:lineRule="auto"/>
-              <w:ind w:firstLine="0"/>
-              <w:jc w:val="left"/>
-            </w:pPr>
-            <w:r>
-              <w:rPr>
-                <w:sz w:val="24"/>
-              </w:rPr>
-              <w:t xml:space="preserve">Chỉ số 1.1, Thông tư số 83/2026/TT-BGDĐT</w:t>
-            </w:r>
-          </w:p>
-        </w:tc>
-        <w:tc>
-          <w:tcPr>
-            <w:tcW w:w="716" w:type="dxa"/>
-            <w:vAlign w:val="center"/>
-          </w:tcPr>
-          <w:p>
-            <w:pPr>
-              <w:spacing w:before="20" w:after="20" w:line="252" w:lineRule="auto"/>
-              <w:ind w:firstLine="0"/>
-              <w:jc w:val="center"/>
-            </w:pPr>
-            <w:r>
-              <w:rPr>
-                <w:sz w:val="24"/>
-              </w:rPr>
-              <w:t xml:space="preserve">A</w:t>
-            </w:r>
-          </w:p>
-        </w:tc>
-      </w:tr>
-      <w:tr>
-        <w:trPr/>
-        <w:tc>
-          <w:tcPr>
-            <w:tcW w:w="716" w:type="dxa"/>
-            <w:vAlign w:val="center"/>
-          </w:tcPr>
-          <w:p>
-            <w:pPr>
-              <w:spacing w:before="20" w:after="20" w:line="252" w:lineRule="auto"/>
-              <w:ind w:firstLine="0"/>
-              <w:jc w:val="center"/>
-            </w:pPr>
-            <w:r>
-              <w:rPr>
-                <w:sz w:val="24"/>
-              </w:rPr>
-              <w:t xml:space="preserve">Q2</w:t>
-            </w:r>
-          </w:p>
-        </w:tc>
-        <w:tc>
-          <w:tcPr>
-            <w:tcW w:w="2506" w:type="dxa"/>
-            <w:vAlign w:val="center"/>
-          </w:tcPr>
-          <w:p>
-            <w:pPr>
-              <w:spacing w:before="20" w:after="20" w:line="252" w:lineRule="auto"/>
-              <w:ind w:firstLine="0"/>
-              <w:jc w:val="left"/>
-            </w:pPr>
-            <w:r>
-              <w:rPr>
-                <w:sz w:val="24"/>
-              </w:rPr>
-              <w:t xml:space="preserve">Thời gian xử lý một hồ sơ đề xuất bảo hộ</w:t>
-            </w:r>
-          </w:p>
-        </w:tc>
-        <w:tc>
-          <w:tcPr>
-            <w:tcW w:w="2744" w:type="dxa"/>
-            <w:vAlign w:val="center"/>
-          </w:tcPr>
-          <w:p>
-            <w:pPr>
-              <w:spacing w:before="20" w:after="20" w:line="252" w:lineRule="auto"/>
-              <w:ind w:firstLine="0"/>
-              <w:jc w:val="left"/>
-            </w:pPr>
-            <w:r>
-              <w:rPr>
-                <w:sz w:val="24"/>
-              </w:rPr>
-              <w:t xml:space="preserve">Số ngày bình quân từ khai báo đến quyết định nộp đơn</w:t>
-            </w:r>
-          </w:p>
-        </w:tc>
-        <w:tc>
-          <w:tcPr>
-            <w:tcW w:w="2386" w:type="dxa"/>
-            <w:vAlign w:val="center"/>
-          </w:tcPr>
-          <w:p>
-            <w:pPr>
-              <w:spacing w:before="20" w:after="20" w:line="252" w:lineRule="auto"/>
-              <w:ind w:firstLine="0"/>
-              <w:jc w:val="left"/>
-            </w:pPr>
-            <w:r>
-              <w:rPr>
-                <w:sz w:val="24"/>
-              </w:rPr>
-              <w:t xml:space="preserve">Sổ theo dõi hồ sơ</w:t>
-            </w:r>
-          </w:p>
-        </w:tc>
-        <w:tc>
-          <w:tcPr>
-            <w:tcW w:w="716" w:type="dxa"/>
-            <w:vAlign w:val="center"/>
-          </w:tcPr>
-          <w:p>
-            <w:pPr>
-              <w:spacing w:before="20" w:after="20" w:line="252" w:lineRule="auto"/>
-              <w:ind w:firstLine="0"/>
-              <w:jc w:val="center"/>
-            </w:pPr>
-            <w:r>
-              <w:rPr>
-                <w:sz w:val="24"/>
-              </w:rPr>
-              <w:t xml:space="preserve">C</w:t>
-            </w:r>
-          </w:p>
-        </w:tc>
-      </w:tr>
-      <w:tr>
-        <w:trPr/>
-        <w:tc>
-          <w:tcPr>
-            <w:tcW w:w="716" w:type="dxa"/>
-            <w:vAlign w:val="center"/>
-          </w:tcPr>
-          <w:p>
-            <w:pPr>
-              <w:spacing w:before="20" w:after="20" w:line="252" w:lineRule="auto"/>
-              <w:ind w:firstLine="0"/>
-              <w:jc w:val="center"/>
-            </w:pPr>
-            <w:r>
-              <w:rPr>
-                <w:sz w:val="24"/>
-              </w:rPr>
-              <w:t xml:space="preserve">Q3</w:t>
-            </w:r>
-          </w:p>
-        </w:tc>
-        <w:tc>
-          <w:tcPr>
-            <w:tcW w:w="2506" w:type="dxa"/>
-            <w:vAlign w:val="center"/>
-          </w:tcPr>
-          <w:p>
-            <w:pPr>
-              <w:spacing w:before="20" w:after="20" w:line="252" w:lineRule="auto"/>
-              <w:ind w:firstLine="0"/>
-              <w:jc w:val="left"/>
-            </w:pPr>
-            <w:r>
-              <w:rPr>
-                <w:sz w:val="24"/>
-              </w:rPr>
-              <w:t xml:space="preserve">Mức độ chuẩn hóa biểu mẫu và quy trình phối hợp</w:t>
-            </w:r>
-          </w:p>
-        </w:tc>
-        <w:tc>
-          <w:tcPr>
-            <w:tcW w:w="2744" w:type="dxa"/>
-            <w:vAlign w:val="center"/>
-          </w:tcPr>
-          <w:p>
-            <w:pPr>
-              <w:spacing w:before="20" w:after="20" w:line="252" w:lineRule="auto"/>
-              <w:ind w:firstLine="0"/>
-              <w:jc w:val="left"/>
-            </w:pPr>
-            <w:r>
-              <w:rPr>
-                <w:sz w:val="24"/>
-              </w:rPr>
-              <w:t xml:space="preserve">Số khâu có biểu mẫu chuẩn / tổng số khâu</w:t>
-            </w:r>
-          </w:p>
-        </w:tc>
-        <w:tc>
-          <w:tcPr>
-            <w:tcW w:w="2386" w:type="dxa"/>
-            <w:vAlign w:val="center"/>
-          </w:tcPr>
-          <w:p>
-            <w:pPr>
-              <w:spacing w:before="20" w:after="20" w:line="252" w:lineRule="auto"/>
-              <w:ind w:firstLine="0"/>
-              <w:jc w:val="left"/>
-            </w:pPr>
-            <w:r>
-              <w:rPr>
-                <w:sz w:val="24"/>
-              </w:rPr>
-              <w:t xml:space="preserve">Quy trình nội bộ</w:t>
-            </w:r>
-          </w:p>
-        </w:tc>
-        <w:tc>
-          <w:tcPr>
-            <w:tcW w:w="716" w:type="dxa"/>
-            <w:vAlign w:val="center"/>
-          </w:tcPr>
-          <w:p>
-            <w:pPr>
-              <w:spacing w:before="20" w:after="20" w:line="252" w:lineRule="auto"/>
-              <w:ind w:firstLine="0"/>
-              <w:jc w:val="center"/>
-            </w:pPr>
-            <w:r>
-              <w:rPr>
-                <w:sz w:val="24"/>
-              </w:rPr>
-              <w:t xml:space="preserve">C</w:t>
-            </w:r>
-          </w:p>
-        </w:tc>
-      </w:tr>
-      <w:tr>
-        <w:trPr/>
-        <w:tc>
-          <w:tcPr>
-            <w:tcW w:w="716" w:type="dxa"/>
-            <w:vAlign w:val="center"/>
-          </w:tcPr>
-          <w:p>
-            <w:pPr>
-              <w:spacing w:before="20" w:after="20" w:line="252" w:lineRule="auto"/>
-              <w:ind w:firstLine="0"/>
-              <w:jc w:val="center"/>
-            </w:pPr>
-            <w:r>
-              <w:rPr>
-                <w:sz w:val="24"/>
-              </w:rPr>
-              <w:t xml:space="preserve">Q4</w:t>
-            </w:r>
-          </w:p>
-        </w:tc>
-        <w:tc>
-          <w:tcPr>
-            <w:tcW w:w="2506" w:type="dxa"/>
-            <w:vAlign w:val="center"/>
-          </w:tcPr>
-          <w:p>
-            <w:pPr>
-              <w:spacing w:before="20" w:after="20" w:line="252" w:lineRule="auto"/>
-              <w:ind w:firstLine="0"/>
-              <w:jc w:val="left"/>
-            </w:pPr>
-            <w:r>
-              <w:rPr>
-                <w:sz w:val="24"/>
-              </w:rPr>
-              <w:t xml:space="preserve">Tập huấn sở hữu trí tuệ cho giảng viên, người học</w:t>
-            </w:r>
-          </w:p>
-        </w:tc>
-        <w:tc>
-          <w:tcPr>
-            <w:tcW w:w="2744" w:type="dxa"/>
-            <w:vAlign w:val="center"/>
-          </w:tcPr>
-          <w:p>
-            <w:pPr>
-              <w:spacing w:before="20" w:after="20" w:line="252" w:lineRule="auto"/>
-              <w:ind w:firstLine="0"/>
-              <w:jc w:val="left"/>
-            </w:pPr>
-            <w:r>
-              <w:rPr>
-                <w:sz w:val="24"/>
-              </w:rPr>
-              <w:t xml:space="preserve">Số lớp; số lượt người tham gia</w:t>
-            </w:r>
-          </w:p>
-        </w:tc>
-        <w:tc>
-          <w:tcPr>
-            <w:tcW w:w="2386" w:type="dxa"/>
-            <w:vAlign w:val="center"/>
-          </w:tcPr>
-          <w:p>
-            <w:pPr>
-              <w:spacing w:before="20" w:after="20" w:line="252" w:lineRule="auto"/>
-              <w:ind w:firstLine="0"/>
-              <w:jc w:val="left"/>
-            </w:pPr>
-            <w:r>
-              <w:rPr>
-                <w:sz w:val="24"/>
-              </w:rPr>
-              <w:t xml:space="preserve">Đơn vị tổ chức đào tạo</w:t>
-            </w:r>
-          </w:p>
-        </w:tc>
-        <w:tc>
-          <w:tcPr>
-            <w:tcW w:w="716" w:type="dxa"/>
-            <w:vAlign w:val="center"/>
-          </w:tcPr>
-          <w:p>
-            <w:pPr>
-              <w:spacing w:before="20" w:after="20" w:line="252" w:lineRule="auto"/>
-              <w:ind w:firstLine="0"/>
-              <w:jc w:val="center"/>
-            </w:pPr>
-            <w:r>
-              <w:rPr>
-                <w:sz w:val="24"/>
-              </w:rPr>
-              <w:t xml:space="preserve">B</w:t>
-            </w:r>
-          </w:p>
-        </w:tc>
-      </w:tr>
-      <w:tr>
-        <w:trPr/>
-        <w:tc>
-          <w:tcPr>
-            <w:tcW w:w="716" w:type="dxa"/>
-            <w:vAlign w:val="center"/>
-          </w:tcPr>
-          <w:p>
-            <w:pPr>
-              <w:spacing w:before="20" w:after="20" w:line="252" w:lineRule="auto"/>
-              <w:ind w:firstLine="0"/>
-              <w:jc w:val="center"/>
-            </w:pPr>
-            <w:r>
-              <w:rPr>
-                <w:sz w:val="24"/>
-              </w:rPr>
-              <w:t xml:space="preserve">R1</w:t>
-            </w:r>
-          </w:p>
-        </w:tc>
-        <w:tc>
-          <w:tcPr>
-            <w:tcW w:w="2506" w:type="dxa"/>
-            <w:vAlign w:val="center"/>
-          </w:tcPr>
-          <w:p>
-            <w:pPr>
-              <w:spacing w:before="20" w:after="20" w:line="252" w:lineRule="auto"/>
-              <w:ind w:firstLine="0"/>
-              <w:jc w:val="left"/>
-            </w:pPr>
-            <w:r>
-              <w:rPr>
-                <w:sz w:val="24"/>
-              </w:rPr>
-              <w:t xml:space="preserve">Đơn đăng ký sở hữu công nghiệp</w:t>
-            </w:r>
-          </w:p>
-        </w:tc>
-        <w:tc>
-          <w:tcPr>
-            <w:tcW w:w="2744" w:type="dxa"/>
-            <w:vAlign w:val="center"/>
-          </w:tcPr>
-          <w:p>
-            <w:pPr>
-              <w:spacing w:before="20" w:after="20" w:line="252" w:lineRule="auto"/>
-              <w:ind w:firstLine="0"/>
-              <w:jc w:val="left"/>
-            </w:pPr>
-            <w:r>
-              <w:rPr>
-                <w:sz w:val="24"/>
-              </w:rPr>
-              <w:t xml:space="preserve">Số đơn nộp trong năm theo loại</w:t>
-            </w:r>
-          </w:p>
-        </w:tc>
-        <w:tc>
-          <w:tcPr>
-            <w:tcW w:w="2386" w:type="dxa"/>
-            <w:vAlign w:val="center"/>
-          </w:tcPr>
-          <w:p>
-            <w:pPr>
-              <w:spacing w:before="20" w:after="20" w:line="252" w:lineRule="auto"/>
-              <w:ind w:firstLine="0"/>
-              <w:jc w:val="left"/>
-            </w:pPr>
-            <w:r>
-              <w:rPr>
-                <w:sz w:val="24"/>
-              </w:rPr>
-              <w:t xml:space="preserve">Sổ theo dõi đơn</w:t>
-            </w:r>
-          </w:p>
-        </w:tc>
-        <w:tc>
-          <w:tcPr>
-            <w:tcW w:w="716" w:type="dxa"/>
-            <w:vAlign w:val="center"/>
-          </w:tcPr>
-          <w:p>
-            <w:pPr>
-              <w:spacing w:before="20" w:after="20" w:line="252" w:lineRule="auto"/>
-              <w:ind w:firstLine="0"/>
-              <w:jc w:val="center"/>
-            </w:pPr>
-            <w:r>
-              <w:rPr>
-                <w:sz w:val="24"/>
-              </w:rPr>
-              <w:t xml:space="preserve">B</w:t>
-            </w:r>
-          </w:p>
-        </w:tc>
-      </w:tr>
-      <w:tr>
-        <w:trPr/>
-        <w:tc>
-          <w:tcPr>
-            <w:tcW w:w="716" w:type="dxa"/>
-            <w:vAlign w:val="center"/>
-          </w:tcPr>
-          <w:p>
-            <w:pPr>
-              <w:spacing w:before="20" w:after="20" w:line="252" w:lineRule="auto"/>
-              <w:ind w:firstLine="0"/>
-              <w:jc w:val="center"/>
-            </w:pPr>
-            <w:r>
-              <w:rPr>
-                <w:sz w:val="24"/>
-              </w:rPr>
-              <w:t xml:space="preserve">R2</w:t>
-            </w:r>
-          </w:p>
-        </w:tc>
-        <w:tc>
-          <w:tcPr>
-            <w:tcW w:w="2506" w:type="dxa"/>
-            <w:vAlign w:val="center"/>
-          </w:tcPr>
-          <w:p>
-            <w:pPr>
-              <w:spacing w:before="20" w:after="20" w:line="252" w:lineRule="auto"/>
-              <w:ind w:firstLine="0"/>
-              <w:jc w:val="left"/>
-            </w:pPr>
-            <w:r>
-              <w:rPr>
-                <w:sz w:val="24"/>
-              </w:rPr>
-              <w:t xml:space="preserve">Văn bằng bảo hộ được cấp</w:t>
-            </w:r>
-          </w:p>
-        </w:tc>
-        <w:tc>
-          <w:tcPr>
-            <w:tcW w:w="2744" w:type="dxa"/>
-            <w:vAlign w:val="center"/>
-          </w:tcPr>
-          <w:p>
-            <w:pPr>
-              <w:spacing w:before="20" w:after="20" w:line="252" w:lineRule="auto"/>
-              <w:ind w:firstLine="0"/>
-              <w:jc w:val="left"/>
-            </w:pPr>
-            <w:r>
-              <w:rPr>
-                <w:sz w:val="24"/>
-              </w:rPr>
-              <w:t xml:space="preserve">Số văn bằng theo loại; quy đổi theo chỉ số 6.2.1</w:t>
-            </w:r>
-          </w:p>
-        </w:tc>
-        <w:tc>
-          <w:tcPr>
-            <w:tcW w:w="2386" w:type="dxa"/>
-            <w:vAlign w:val="center"/>
-          </w:tcPr>
-          <w:p>
-            <w:pPr>
-              <w:spacing w:before="20" w:after="20" w:line="252" w:lineRule="auto"/>
-              <w:ind w:firstLine="0"/>
-              <w:jc w:val="left"/>
-            </w:pPr>
-            <w:r>
-              <w:rPr>
-                <w:sz w:val="24"/>
-              </w:rPr>
-              <w:t xml:space="preserve">Dữ liệu báo cáo theo Thông tư số 83/2026/TT-BGDĐT</w:t>
-            </w:r>
-          </w:p>
-        </w:tc>
-        <w:tc>
-          <w:tcPr>
-            <w:tcW w:w="716" w:type="dxa"/>
-            <w:vAlign w:val="center"/>
-          </w:tcPr>
-          <w:p>
-            <w:pPr>
-              <w:spacing w:before="20" w:after="20" w:line="252" w:lineRule="auto"/>
-              <w:ind w:firstLine="0"/>
-              <w:jc w:val="center"/>
-            </w:pPr>
-            <w:r>
-              <w:rPr>
-                <w:sz w:val="24"/>
-              </w:rPr>
-              <w:t xml:space="preserve">A</w:t>
-            </w:r>
-          </w:p>
-        </w:tc>
-      </w:tr>
-      <w:tr>
-        <w:trPr/>
-        <w:tc>
-          <w:tcPr>
-            <w:tcW w:w="716" w:type="dxa"/>
-            <w:vAlign w:val="center"/>
-          </w:tcPr>
-          <w:p>
-            <w:pPr>
-              <w:spacing w:before="20" w:after="20" w:line="252" w:lineRule="auto"/>
-              <w:ind w:firstLine="0"/>
-              <w:jc w:val="center"/>
-            </w:pPr>
-            <w:r>
-              <w:rPr>
-                <w:sz w:val="24"/>
-              </w:rPr>
-              <w:t xml:space="preserve">R3</w:t>
-            </w:r>
-          </w:p>
-        </w:tc>
-        <w:tc>
-          <w:tcPr>
-            <w:tcW w:w="2506" w:type="dxa"/>
-            <w:vAlign w:val="center"/>
-          </w:tcPr>
-          <w:p>
-            <w:pPr>
-              <w:spacing w:before="20" w:after="20" w:line="252" w:lineRule="auto"/>
-              <w:ind w:firstLine="0"/>
-              <w:jc w:val="left"/>
-            </w:pPr>
-            <w:r>
-              <w:rPr>
-                <w:sz w:val="24"/>
-              </w:rPr>
-              <w:t xml:space="preserve">Giấy chứng nhận đăng ký quyền tác giả</w:t>
-            </w:r>
-          </w:p>
-        </w:tc>
-        <w:tc>
-          <w:tcPr>
-            <w:tcW w:w="2744" w:type="dxa"/>
-            <w:vAlign w:val="center"/>
-          </w:tcPr>
-          <w:p>
-            <w:pPr>
-              <w:spacing w:before="20" w:after="20" w:line="252" w:lineRule="auto"/>
-              <w:ind w:firstLine="0"/>
-              <w:jc w:val="left"/>
-            </w:pPr>
-            <w:r>
-              <w:rPr>
-                <w:sz w:val="24"/>
-              </w:rPr>
-              <w:t xml:space="preserve">Số giấy chứng nhận cho giáo trình, bài giảng, phần mềm</w:t>
-            </w:r>
-          </w:p>
-        </w:tc>
-        <w:tc>
-          <w:tcPr>
-            <w:tcW w:w="2386" w:type="dxa"/>
-            <w:vAlign w:val="center"/>
-          </w:tcPr>
-          <w:p>
-            <w:pPr>
-              <w:spacing w:before="20" w:after="20" w:line="252" w:lineRule="auto"/>
-              <w:ind w:firstLine="0"/>
-              <w:jc w:val="left"/>
-            </w:pPr>
-            <w:r>
-              <w:rPr>
-                <w:sz w:val="24"/>
-              </w:rPr>
-              <w:t xml:space="preserve">Sổ theo dõi</w:t>
-            </w:r>
-          </w:p>
-        </w:tc>
-        <w:tc>
-          <w:tcPr>
-            <w:tcW w:w="716" w:type="dxa"/>
-            <w:vAlign w:val="center"/>
-          </w:tcPr>
-          <w:p>
-            <w:pPr>
-              <w:spacing w:before="20" w:after="20" w:line="252" w:lineRule="auto"/>
-              <w:ind w:firstLine="0"/>
-              <w:jc w:val="center"/>
-            </w:pPr>
-            <w:r>
-              <w:rPr>
-                <w:sz w:val="24"/>
-              </w:rPr>
-              <w:t xml:space="preserve">B</w:t>
-            </w:r>
-          </w:p>
-        </w:tc>
-      </w:tr>
-      <w:tr>
-        <w:trPr/>
-        <w:tc>
-          <w:tcPr>
-            <w:tcW w:w="716" w:type="dxa"/>
-            <w:vAlign w:val="center"/>
-          </w:tcPr>
-          <w:p>
-            <w:pPr>
-              <w:spacing w:before="20" w:after="20" w:line="252" w:lineRule="auto"/>
-              <w:ind w:firstLine="0"/>
-              <w:jc w:val="center"/>
-            </w:pPr>
-            <w:r>
-              <w:rPr>
-                <w:sz w:val="24"/>
-              </w:rPr>
-              <w:t xml:space="preserve">R4</w:t>
-            </w:r>
-          </w:p>
-        </w:tc>
-        <w:tc>
-          <w:tcPr>
-            <w:tcW w:w="2506" w:type="dxa"/>
-            <w:vAlign w:val="center"/>
-          </w:tcPr>
-          <w:p>
-            <w:pPr>
-              <w:spacing w:before="20" w:after="20" w:line="252" w:lineRule="auto"/>
-              <w:ind w:firstLine="0"/>
-              <w:jc w:val="left"/>
-            </w:pPr>
-            <w:r>
-              <w:rPr>
-                <w:sz w:val="24"/>
-              </w:rPr>
-              <w:t xml:space="preserve">Công trình có sản phẩm có khả năng bảo hộ</w:t>
-            </w:r>
-          </w:p>
-        </w:tc>
-        <w:tc>
-          <w:tcPr>
-            <w:tcW w:w="2744" w:type="dxa"/>
-            <w:vAlign w:val="center"/>
-          </w:tcPr>
-          <w:p>
-            <w:pPr>
-              <w:spacing w:before="20" w:after="20" w:line="252" w:lineRule="auto"/>
-              <w:ind w:firstLine="0"/>
-              <w:jc w:val="left"/>
-            </w:pPr>
-            <w:r>
-              <w:rPr>
-                <w:sz w:val="24"/>
-              </w:rPr>
-              <w:t xml:space="preserve">Số công trình được hội đồng nghiệm thu xác nhận</w:t>
-            </w:r>
-          </w:p>
-        </w:tc>
-        <w:tc>
-          <w:tcPr>
-            <w:tcW w:w="2386" w:type="dxa"/>
-            <w:vAlign w:val="center"/>
-          </w:tcPr>
-          <w:p>
-            <w:pPr>
-              <w:spacing w:before="20" w:after="20" w:line="252" w:lineRule="auto"/>
-              <w:ind w:firstLine="0"/>
-              <w:jc w:val="left"/>
-            </w:pPr>
-            <w:r>
-              <w:rPr>
-                <w:sz w:val="24"/>
-              </w:rPr>
-              <w:t xml:space="preserve">Phiếu rà soát tại nghiệm thu</w:t>
-            </w:r>
-          </w:p>
-        </w:tc>
-        <w:tc>
-          <w:tcPr>
-            <w:tcW w:w="716" w:type="dxa"/>
-            <w:vAlign w:val="center"/>
-          </w:tcPr>
-          <w:p>
-            <w:pPr>
-              <w:spacing w:before="20" w:after="20" w:line="252" w:lineRule="auto"/>
-              <w:ind w:firstLine="0"/>
-              <w:jc w:val="center"/>
-            </w:pPr>
-            <w:r>
-              <w:rPr>
-                <w:sz w:val="24"/>
-              </w:rPr>
-              <w:t xml:space="preserve">C</w:t>
-            </w:r>
-          </w:p>
-        </w:tc>
-      </w:tr>
-      <w:tr>
-        <w:trPr/>
-        <w:tc>
-          <w:tcPr>
-            <w:tcW w:w="716" w:type="dxa"/>
-            <w:vAlign w:val="center"/>
-          </w:tcPr>
-          <w:p>
-            <w:pPr>
-              <w:spacing w:before="20" w:after="20" w:line="252" w:lineRule="auto"/>
-              <w:ind w:firstLine="0"/>
-              <w:jc w:val="center"/>
-            </w:pPr>
-            <w:r>
-              <w:rPr>
-                <w:sz w:val="24"/>
-              </w:rPr>
-              <w:t xml:space="preserve">K1</w:t>
-            </w:r>
-          </w:p>
-        </w:tc>
-        <w:tc>
-          <w:tcPr>
-            <w:tcW w:w="2506" w:type="dxa"/>
-            <w:vAlign w:val="center"/>
-          </w:tcPr>
-          <w:p>
-            <w:pPr>
-              <w:spacing w:before="20" w:after="20" w:line="252" w:lineRule="auto"/>
-              <w:ind w:firstLine="0"/>
-              <w:jc w:val="left"/>
-            </w:pPr>
-            <w:r>
-              <w:rPr>
-                <w:sz w:val="24"/>
-              </w:rPr>
-              <w:t xml:space="preserve">Hợp đồng chuyển giao, cấp phép sử dụng</w:t>
-            </w:r>
-          </w:p>
-        </w:tc>
-        <w:tc>
-          <w:tcPr>
-            <w:tcW w:w="2744" w:type="dxa"/>
-            <w:vAlign w:val="center"/>
-          </w:tcPr>
-          <w:p>
-            <w:pPr>
-              <w:spacing w:before="20" w:after="20" w:line="252" w:lineRule="auto"/>
-              <w:ind w:firstLine="0"/>
-              <w:jc w:val="left"/>
-            </w:pPr>
-            <w:r>
-              <w:rPr>
-                <w:sz w:val="24"/>
-              </w:rPr>
-              <w:t xml:space="preserve">Số hợp đồng còn hiệu lực trong năm</w:t>
-            </w:r>
-          </w:p>
-        </w:tc>
-        <w:tc>
-          <w:tcPr>
-            <w:tcW w:w="2386" w:type="dxa"/>
-            <w:vAlign w:val="center"/>
-          </w:tcPr>
-          <w:p>
-            <w:pPr>
-              <w:spacing w:before="20" w:after="20" w:line="252" w:lineRule="auto"/>
-              <w:ind w:firstLine="0"/>
-              <w:jc w:val="left"/>
-            </w:pPr>
-            <w:r>
-              <w:rPr>
-                <w:sz w:val="24"/>
-              </w:rPr>
-              <w:t xml:space="preserve">Báo cáo theo khoản 4 Điều 27 Luật số 93/2025/QH15</w:t>
-            </w:r>
-          </w:p>
-        </w:tc>
-        <w:tc>
-          <w:tcPr>
-            <w:tcW w:w="716" w:type="dxa"/>
-            <w:vAlign w:val="center"/>
-          </w:tcPr>
-          <w:p>
-            <w:pPr>
-              <w:spacing w:before="20" w:after="20" w:line="252" w:lineRule="auto"/>
-              <w:ind w:firstLine="0"/>
-              <w:jc w:val="center"/>
-            </w:pPr>
-            <w:r>
-              <w:rPr>
-                <w:sz w:val="24"/>
-              </w:rPr>
-              <w:t xml:space="preserve">A</w:t>
-            </w:r>
-          </w:p>
-        </w:tc>
-      </w:tr>
-      <w:tr>
-        <w:trPr/>
-        <w:tc>
-          <w:tcPr>
-            <w:tcW w:w="716" w:type="dxa"/>
-            <w:vAlign w:val="center"/>
-          </w:tcPr>
-          <w:p>
-            <w:pPr>
-              <w:spacing w:before="20" w:after="20" w:line="252" w:lineRule="auto"/>
-              <w:ind w:firstLine="0"/>
-              <w:jc w:val="center"/>
-            </w:pPr>
-            <w:r>
-              <w:rPr>
-                <w:sz w:val="24"/>
-              </w:rPr>
-              <w:t xml:space="preserve">K2</w:t>
-            </w:r>
-          </w:p>
-        </w:tc>
-        <w:tc>
-          <w:tcPr>
-            <w:tcW w:w="2506" w:type="dxa"/>
-            <w:vAlign w:val="center"/>
-          </w:tcPr>
-          <w:p>
-            <w:pPr>
-              <w:spacing w:before="20" w:after="20" w:line="252" w:lineRule="auto"/>
-              <w:ind w:firstLine="0"/>
-              <w:jc w:val="left"/>
-            </w:pPr>
-            <w:r>
-              <w:rPr>
-                <w:sz w:val="24"/>
-              </w:rPr>
-              <w:t xml:space="preserve">Nguồn thu từ khai thác tài sản trí tuệ</w:t>
-            </w:r>
-          </w:p>
-        </w:tc>
-        <w:tc>
-          <w:tcPr>
-            <w:tcW w:w="2744" w:type="dxa"/>
-            <w:vAlign w:val="center"/>
-          </w:tcPr>
-          <w:p>
-            <w:pPr>
-              <w:spacing w:before="20" w:after="20" w:line="252" w:lineRule="auto"/>
-              <w:ind w:firstLine="0"/>
-              <w:jc w:val="left"/>
-            </w:pPr>
-            <w:r>
-              <w:rPr>
-                <w:sz w:val="24"/>
-              </w:rPr>
-              <w:t xml:space="preserve">Tổng thu trong năm</w:t>
-            </w:r>
-          </w:p>
-        </w:tc>
-        <w:tc>
-          <w:tcPr>
-            <w:tcW w:w="2386" w:type="dxa"/>
-            <w:vAlign w:val="center"/>
-          </w:tcPr>
-          <w:p>
-            <w:pPr>
-              <w:spacing w:before="20" w:after="20" w:line="252" w:lineRule="auto"/>
-              <w:ind w:firstLine="0"/>
-              <w:jc w:val="left"/>
-            </w:pPr>
-            <w:r>
-              <w:rPr>
-                <w:sz w:val="24"/>
-              </w:rPr>
-              <w:t xml:space="preserve">Dữ liệu báo cáo theo Thông tư số 83/2026/TT-BGDĐT</w:t>
-            </w:r>
-          </w:p>
-        </w:tc>
-        <w:tc>
-          <w:tcPr>
-            <w:tcW w:w="716" w:type="dxa"/>
-            <w:vAlign w:val="center"/>
-          </w:tcPr>
-          <w:p>
-            <w:pPr>
-              <w:spacing w:before="20" w:after="20" w:line="252" w:lineRule="auto"/>
-              <w:ind w:firstLine="0"/>
-              <w:jc w:val="center"/>
-            </w:pPr>
-            <w:r>
-              <w:rPr>
-                <w:sz w:val="24"/>
-              </w:rPr>
-              <w:t xml:space="preserve">A</w:t>
-            </w:r>
-          </w:p>
-        </w:tc>
-      </w:tr>
-      <w:tr>
-        <w:trPr/>
-        <w:tc>
-          <w:tcPr>
-            <w:tcW w:w="716" w:type="dxa"/>
-            <w:vAlign w:val="center"/>
-          </w:tcPr>
-          <w:p>
-            <w:pPr>
-              <w:spacing w:before="20" w:after="20" w:line="252" w:lineRule="auto"/>
-              <w:ind w:firstLine="0"/>
-              <w:jc w:val="center"/>
-            </w:pPr>
-            <w:r>
-              <w:rPr>
-                <w:sz w:val="24"/>
-              </w:rPr>
-              <w:t xml:space="preserve">K3</w:t>
-            </w:r>
-          </w:p>
-        </w:tc>
-        <w:tc>
-          <w:tcPr>
-            <w:tcW w:w="2506" w:type="dxa"/>
-            <w:vAlign w:val="center"/>
-          </w:tcPr>
-          <w:p>
-            <w:pPr>
-              <w:spacing w:before="20" w:after="20" w:line="252" w:lineRule="auto"/>
-              <w:ind w:firstLine="0"/>
-              <w:jc w:val="left"/>
-            </w:pPr>
-            <w:r>
-              <w:rPr>
-                <w:sz w:val="24"/>
-              </w:rPr>
-              <w:t xml:space="preserve">Tỷ trọng thu khoa học, công nghệ và đổi mới sáng tạo</w:t>
-            </w:r>
-          </w:p>
-        </w:tc>
-        <w:tc>
-          <w:tcPr>
-            <w:tcW w:w="2744" w:type="dxa"/>
-            <w:vAlign w:val="center"/>
-          </w:tcPr>
-          <w:p>
-            <w:pPr>
-              <w:spacing w:before="20" w:after="20" w:line="252" w:lineRule="auto"/>
-              <w:ind w:firstLine="0"/>
-              <w:jc w:val="left"/>
-            </w:pPr>
-            <w:r>
-              <w:rPr>
-                <w:sz w:val="24"/>
-              </w:rPr>
-              <w:t xml:space="preserve">Bình quân ba năm, theo chỉ số 6.1</w:t>
-            </w:r>
-          </w:p>
-        </w:tc>
-        <w:tc>
-          <w:tcPr>
-            <w:tcW w:w="2386" w:type="dxa"/>
-            <w:vAlign w:val="center"/>
-          </w:tcPr>
-          <w:p>
-            <w:pPr>
-              <w:spacing w:before="20" w:after="20" w:line="252" w:lineRule="auto"/>
-              <w:ind w:firstLine="0"/>
-              <w:jc w:val="left"/>
-            </w:pPr>
-            <w:r>
-              <w:rPr>
-                <w:sz w:val="24"/>
-              </w:rPr>
-              <w:t xml:space="preserve">Thông tư số 83/2026/TT-BGDĐT</w:t>
-            </w:r>
-          </w:p>
-        </w:tc>
-        <w:tc>
-          <w:tcPr>
-            <w:tcW w:w="716" w:type="dxa"/>
-            <w:vAlign w:val="center"/>
-          </w:tcPr>
-          <w:p>
-            <w:pPr>
-              <w:spacing w:before="20" w:after="20" w:line="252" w:lineRule="auto"/>
-              <w:ind w:firstLine="0"/>
-              <w:jc w:val="center"/>
-            </w:pPr>
-            <w:r>
-              <w:rPr>
-                <w:sz w:val="24"/>
-              </w:rPr>
-              <w:t xml:space="preserve">A</w:t>
-            </w:r>
-          </w:p>
-        </w:tc>
-      </w:tr>
-      <w:tr>
-        <w:trPr/>
-        <w:tc>
-          <w:tcPr>
-            <w:tcW w:w="716" w:type="dxa"/>
-            <w:vAlign w:val="center"/>
-          </w:tcPr>
-          <w:p>
-            <w:pPr>
-              <w:spacing w:before="20" w:after="20" w:line="252" w:lineRule="auto"/>
-              <w:ind w:firstLine="0"/>
-              <w:jc w:val="center"/>
-            </w:pPr>
-            <w:r>
-              <w:rPr>
-                <w:sz w:val="24"/>
-              </w:rPr>
-              <w:t xml:space="preserve">K4</w:t>
-            </w:r>
-          </w:p>
-        </w:tc>
-        <w:tc>
-          <w:tcPr>
-            <w:tcW w:w="2506" w:type="dxa"/>
-            <w:vAlign w:val="center"/>
-          </w:tcPr>
-          <w:p>
-            <w:pPr>
-              <w:spacing w:before="20" w:after="20" w:line="252" w:lineRule="auto"/>
-              <w:ind w:firstLine="0"/>
-              <w:jc w:val="left"/>
-            </w:pPr>
-            <w:r>
-              <w:rPr>
-                <w:sz w:val="24"/>
-              </w:rPr>
-              <w:t xml:space="preserve">Đóng góp vào kiểm định chất lượng và xếp hạng</w:t>
-            </w:r>
-          </w:p>
-        </w:tc>
-        <w:tc>
-          <w:tcPr>
-            <w:tcW w:w="2744" w:type="dxa"/>
-            <w:vAlign w:val="center"/>
-          </w:tcPr>
-          <w:p>
-            <w:pPr>
-              <w:spacing w:before="20" w:after="20" w:line="252" w:lineRule="auto"/>
-              <w:ind w:firstLine="0"/>
-              <w:jc w:val="left"/>
-            </w:pPr>
-            <w:r>
-              <w:rPr>
-                <w:sz w:val="24"/>
-              </w:rPr>
-              <w:t xml:space="preserve">Phần đóng góp của văn bằng vào chỉ số 6.2.1 và các bảng xếp hạng</w:t>
-            </w:r>
-          </w:p>
-        </w:tc>
-        <w:tc>
-          <w:tcPr>
-            <w:tcW w:w="2386" w:type="dxa"/>
-            <w:vAlign w:val="center"/>
-          </w:tcPr>
-          <w:p>
-            <w:pPr>
-              <w:spacing w:before="20" w:after="20" w:line="252" w:lineRule="auto"/>
-              <w:ind w:firstLine="0"/>
-              <w:jc w:val="left"/>
-            </w:pPr>
-            <w:r>
-              <w:rPr>
-                <w:sz w:val="24"/>
-              </w:rPr>
-              <w:t xml:space="preserve">Báo cáo tự đánh giá</w:t>
-            </w:r>
-          </w:p>
-        </w:tc>
-        <w:tc>
-          <w:tcPr>
-            <w:tcW w:w="716" w:type="dxa"/>
-            <w:vAlign w:val="center"/>
-          </w:tcPr>
-          <w:p>
-            <w:pPr>
-              <w:spacing w:before="20" w:after="20" w:line="252" w:lineRule="auto"/>
-              <w:ind w:firstLine="0"/>
-              <w:jc w:val="center"/>
-            </w:pPr>
-            <w:r>
-              <w:rPr>
-                <w:sz w:val="24"/>
-              </w:rPr>
-              <w:t xml:space="preserve">C</w:t>
-            </w:r>
-          </w:p>
-        </w:tc>
-      </w:tr>
-      <w:tr>
-        <w:trPr/>
-        <w:tc>
-          <w:tcPr>
-            <w:tcW w:w="716" w:type="dxa"/>
-            <w:vAlign w:val="center"/>
-          </w:tcPr>
-          <w:p>
-            <w:pPr>
-              <w:spacing w:before="20" w:after="20" w:line="252" w:lineRule="auto"/>
-              <w:ind w:firstLine="0"/>
-              <w:jc w:val="center"/>
-            </w:pPr>
-            <w:r>
-              <w:rPr>
-                <w:sz w:val="24"/>
-              </w:rPr>
-              <w:t xml:space="preserve">K5</w:t>
-            </w:r>
-          </w:p>
-        </w:tc>
-        <w:tc>
-          <w:tcPr>
-            <w:tcW w:w="2506" w:type="dxa"/>
-            <w:vAlign w:val="center"/>
-          </w:tcPr>
-          <w:p>
-            <w:pPr>
-              <w:spacing w:before="20" w:after="20" w:line="252" w:lineRule="auto"/>
-              <w:ind w:firstLine="0"/>
-              <w:jc w:val="left"/>
-            </w:pPr>
-            <w:r>
-              <w:rPr>
-                <w:sz w:val="24"/>
-              </w:rPr>
-              <w:t xml:space="preserve">Động lực đổi mới sáng tạo của giảng viên</w:t>
-            </w:r>
-          </w:p>
-        </w:tc>
-        <w:tc>
-          <w:tcPr>
-            <w:tcW w:w="2744" w:type="dxa"/>
-            <w:vAlign w:val="center"/>
-          </w:tcPr>
-          <w:p>
-            <w:pPr>
-              <w:spacing w:before="20" w:after="20" w:line="252" w:lineRule="auto"/>
-              <w:ind w:firstLine="0"/>
-              <w:jc w:val="left"/>
-            </w:pPr>
-            <w:r>
-              <w:rPr>
-                <w:sz w:val="24"/>
-              </w:rPr>
-              <w:t xml:space="preserve">Điểm thang đo khảo sát</w:t>
-            </w:r>
-          </w:p>
-        </w:tc>
-        <w:tc>
-          <w:tcPr>
-            <w:tcW w:w="2386" w:type="dxa"/>
-            <w:vAlign w:val="center"/>
-          </w:tcPr>
-          <w:p>
-            <w:pPr>
-              <w:spacing w:before="20" w:after="20" w:line="252" w:lineRule="auto"/>
-              <w:ind w:firstLine="0"/>
-              <w:jc w:val="left"/>
-            </w:pPr>
-            <w:r>
-              <w:rPr>
-                <w:sz w:val="24"/>
-              </w:rPr>
-              <w:t xml:space="preserve">Khảo sát định kỳ</w:t>
-            </w:r>
-          </w:p>
-        </w:tc>
-        <w:tc>
-          <w:tcPr>
-            <w:tcW w:w="716" w:type="dxa"/>
-            <w:vAlign w:val="center"/>
-          </w:tcPr>
-          <w:p>
-            <w:pPr>
-              <w:spacing w:before="20" w:after="20" w:line="252" w:lineRule="auto"/>
-              <w:ind w:firstLine="0"/>
-              <w:jc w:val="center"/>
-            </w:pPr>
-            <w:r>
-              <w:rPr>
-                <w:sz w:val="24"/>
-              </w:rPr>
-              <w:t xml:space="preserve">C</w:t>
-            </w:r>
-          </w:p>
-        </w:tc>
-      </w:tr>
-      <w:tr>
-        <w:trPr/>
-        <w:tc>
-          <w:tcPr>
-            <w:tcW w:w="716" w:type="dxa"/>
-            <w:vAlign w:val="center"/>
-          </w:tcPr>
-          <w:p>
-            <w:pPr>
-              <w:spacing w:before="20" w:after="20" w:line="252" w:lineRule="auto"/>
-              <w:ind w:firstLine="0"/>
-              <w:jc w:val="center"/>
-            </w:pPr>
-            <w:r>
-              <w:rPr>
-                <w:sz w:val="24"/>
-              </w:rPr>
-              <w:t xml:space="preserve">CH1</w:t>
-            </w:r>
-          </w:p>
-        </w:tc>
-        <w:tc>
-          <w:tcPr>
-            <w:tcW w:w="2506" w:type="dxa"/>
-            <w:vAlign w:val="center"/>
-          </w:tcPr>
-          <w:p>
-            <w:pPr>
-              <w:spacing w:before="20" w:after="20" w:line="252" w:lineRule="auto"/>
-              <w:ind w:firstLine="0"/>
-              <w:jc w:val="left"/>
-            </w:pPr>
-            <w:r>
-              <w:rPr>
-                <w:sz w:val="24"/>
-              </w:rPr>
-              <w:t xml:space="preserve">Tỷ lệ nhận diện</w:t>
-            </w:r>
-          </w:p>
-        </w:tc>
-        <w:tc>
-          <w:tcPr>
-            <w:tcW w:w="2744" w:type="dxa"/>
-            <w:vAlign w:val="center"/>
-          </w:tcPr>
-          <w:p>
-            <w:pPr>
-              <w:spacing w:before="20" w:after="20" w:line="252" w:lineRule="auto"/>
-              <w:ind w:firstLine="0"/>
-              <w:jc w:val="left"/>
-            </w:pPr>
-            <w:r>
-              <w:rPr>
-                <w:sz w:val="24"/>
-              </w:rPr>
-              <w:t xml:space="preserve">R4 / số công trình nghiệm thu trong kỳ</w:t>
-            </w:r>
-          </w:p>
-        </w:tc>
-        <w:tc>
-          <w:tcPr>
-            <w:tcW w:w="2386" w:type="dxa"/>
-            <w:vAlign w:val="center"/>
-          </w:tcPr>
-          <w:p>
-            <w:pPr>
-              <w:spacing w:before="20" w:after="20" w:line="252" w:lineRule="auto"/>
-              <w:ind w:firstLine="0"/>
-              <w:jc w:val="left"/>
-            </w:pPr>
-            <w:r>
-              <w:rPr>
-                <w:sz w:val="24"/>
-              </w:rPr>
-              <w:t xml:space="preserve">Phiếu rà soát tại nghiệm thu</w:t>
-            </w:r>
-          </w:p>
-        </w:tc>
-        <w:tc>
-          <w:tcPr>
-            <w:tcW w:w="716" w:type="dxa"/>
-            <w:vAlign w:val="center"/>
-          </w:tcPr>
-          <w:p>
-            <w:pPr>
-              <w:spacing w:before="20" w:after="20" w:line="252" w:lineRule="auto"/>
-              <w:ind w:firstLine="0"/>
-              <w:jc w:val="center"/>
-            </w:pPr>
-            <w:r>
-              <w:rPr>
-                <w:sz w:val="24"/>
-              </w:rPr>
-              <w:t xml:space="preserve">C</w:t>
-            </w:r>
-          </w:p>
-        </w:tc>
-      </w:tr>
-      <w:tr>
-        <w:trPr/>
-        <w:tc>
-          <w:tcPr>
-            <w:tcW w:w="716" w:type="dxa"/>
-            <w:vAlign w:val="center"/>
-          </w:tcPr>
-          <w:p>
-            <w:pPr>
-              <w:spacing w:before="20" w:after="20" w:line="252" w:lineRule="auto"/>
-              <w:ind w:firstLine="0"/>
-              <w:jc w:val="center"/>
-            </w:pPr>
-            <w:r>
-              <w:rPr>
-                <w:sz w:val="24"/>
-              </w:rPr>
-              <w:t xml:space="preserve">CH2</w:t>
-            </w:r>
-          </w:p>
-        </w:tc>
-        <w:tc>
-          <w:tcPr>
-            <w:tcW w:w="2506" w:type="dxa"/>
-            <w:vAlign w:val="center"/>
-          </w:tcPr>
-          <w:p>
-            <w:pPr>
-              <w:spacing w:before="20" w:after="20" w:line="252" w:lineRule="auto"/>
-              <w:ind w:firstLine="0"/>
-              <w:jc w:val="left"/>
-            </w:pPr>
-            <w:r>
-              <w:rPr>
-                <w:sz w:val="24"/>
-              </w:rPr>
-              <w:t xml:space="preserve">Tỷ lệ xác lập kịp thời</w:t>
-            </w:r>
-          </w:p>
-        </w:tc>
-        <w:tc>
-          <w:tcPr>
-            <w:tcW w:w="2744" w:type="dxa"/>
-            <w:vAlign w:val="center"/>
-          </w:tcPr>
-          <w:p>
-            <w:pPr>
-              <w:spacing w:before="20" w:after="20" w:line="252" w:lineRule="auto"/>
-              <w:ind w:firstLine="0"/>
-              <w:jc w:val="left"/>
-            </w:pPr>
-            <w:r>
-              <w:rPr>
-                <w:sz w:val="24"/>
-              </w:rPr>
-              <w:t xml:space="preserve">Số sản phẩm của R4 được nộp đơn trong 12 tháng / R4</w:t>
-            </w:r>
-          </w:p>
-        </w:tc>
-        <w:tc>
-          <w:tcPr>
-            <w:tcW w:w="2386" w:type="dxa"/>
-            <w:vAlign w:val="center"/>
-          </w:tcPr>
-          <w:p>
-            <w:pPr>
-              <w:spacing w:before="20" w:after="20" w:line="252" w:lineRule="auto"/>
-              <w:ind w:firstLine="0"/>
-              <w:jc w:val="left"/>
-            </w:pPr>
-            <w:r>
-              <w:rPr>
-                <w:sz w:val="24"/>
-              </w:rPr>
-              <w:t xml:space="preserve">Phiếu rà soát, sổ theo dõi đơn</w:t>
-            </w:r>
-          </w:p>
-        </w:tc>
-        <w:tc>
-          <w:tcPr>
-            <w:tcW w:w="716" w:type="dxa"/>
-            <w:vAlign w:val="center"/>
-          </w:tcPr>
-          <w:p>
-            <w:pPr>
-              <w:spacing w:before="20" w:after="20" w:line="252" w:lineRule="auto"/>
-              <w:ind w:firstLine="0"/>
-              <w:jc w:val="center"/>
-            </w:pPr>
-            <w:r>
-              <w:rPr>
-                <w:sz w:val="24"/>
-              </w:rPr>
-              <w:t xml:space="preserve">C</w:t>
-            </w:r>
-          </w:p>
-        </w:tc>
-      </w:tr>
-      <w:tr>
-        <w:trPr/>
-        <w:tc>
-          <w:tcPr>
-            <w:tcW w:w="716" w:type="dxa"/>
-            <w:vAlign w:val="center"/>
-          </w:tcPr>
-          <w:p>
-            <w:pPr>
-              <w:spacing w:before="20" w:after="20" w:line="252" w:lineRule="auto"/>
-              <w:ind w:firstLine="0"/>
-              <w:jc w:val="center"/>
-            </w:pPr>
-            <w:r>
-              <w:rPr>
-                <w:sz w:val="24"/>
-              </w:rPr>
-              <w:t xml:space="preserve">CH3</w:t>
-            </w:r>
-          </w:p>
-        </w:tc>
-        <w:tc>
-          <w:tcPr>
-            <w:tcW w:w="2506" w:type="dxa"/>
-            <w:vAlign w:val="center"/>
-          </w:tcPr>
-          <w:p>
-            <w:pPr>
-              <w:spacing w:before="20" w:after="20" w:line="252" w:lineRule="auto"/>
-              <w:ind w:firstLine="0"/>
-              <w:jc w:val="left"/>
-            </w:pPr>
-            <w:r>
-              <w:rPr>
-                <w:sz w:val="24"/>
-              </w:rPr>
-              <w:t xml:space="preserve">Tỷ lệ khai thác</w:t>
-            </w:r>
-          </w:p>
-        </w:tc>
-        <w:tc>
-          <w:tcPr>
-            <w:tcW w:w="2744" w:type="dxa"/>
-            <w:vAlign w:val="center"/>
-          </w:tcPr>
-          <w:p>
-            <w:pPr>
-              <w:spacing w:before="20" w:after="20" w:line="252" w:lineRule="auto"/>
-              <w:ind w:firstLine="0"/>
-              <w:jc w:val="left"/>
-            </w:pPr>
-            <w:r>
-              <w:rPr>
-                <w:sz w:val="24"/>
-              </w:rPr>
-              <w:t xml:space="preserve">Số tài sản có giao dịch hoặc được sử dụng / số tài sản đã xác lập</w:t>
-            </w:r>
-          </w:p>
-        </w:tc>
-        <w:tc>
-          <w:tcPr>
-            <w:tcW w:w="2386" w:type="dxa"/>
-            <w:vAlign w:val="center"/>
-          </w:tcPr>
-          <w:p>
-            <w:pPr>
-              <w:spacing w:before="20" w:after="20" w:line="252" w:lineRule="auto"/>
-              <w:ind w:firstLine="0"/>
-              <w:jc w:val="left"/>
-            </w:pPr>
-            <w:r>
-              <w:rPr>
-                <w:sz w:val="24"/>
-              </w:rPr>
-              <w:t xml:space="preserve">Danh mục tài sản trí tuệ</w:t>
-            </w:r>
-          </w:p>
-        </w:tc>
-        <w:tc>
-          <w:tcPr>
-            <w:tcW w:w="716" w:type="dxa"/>
-            <w:vAlign w:val="center"/>
-          </w:tcPr>
-          <w:p>
-            <w:pPr>
-              <w:spacing w:before="20" w:after="20" w:line="252" w:lineRule="auto"/>
-              <w:ind w:firstLine="0"/>
-              <w:jc w:val="center"/>
-            </w:pPr>
-            <w:r>
-              <w:rPr>
-                <w:sz w:val="24"/>
-              </w:rPr>
-              <w:t xml:space="preserve">C</w:t>
-            </w:r>
-          </w:p>
-        </w:tc>
-      </w:tr>
-      <w:tr>
-        <w:trPr/>
-        <w:tc>
-          <w:tcPr>
-            <w:tcW w:w="716" w:type="dxa"/>
-            <w:vAlign w:val="center"/>
-          </w:tcPr>
-          <w:p>
-            <w:pPr>
-              <w:spacing w:before="20" w:after="20" w:line="252" w:lineRule="auto"/>
-              <w:ind w:firstLine="0"/>
-              <w:jc w:val="center"/>
-            </w:pPr>
-            <w:r>
-              <w:rPr>
-                <w:sz w:val="24"/>
-              </w:rPr>
-              <w:t xml:space="preserve">CH4</w:t>
-            </w:r>
-          </w:p>
-        </w:tc>
-        <w:tc>
-          <w:tcPr>
-            <w:tcW w:w="2506" w:type="dxa"/>
-            <w:vAlign w:val="center"/>
-          </w:tcPr>
-          <w:p>
-            <w:pPr>
-              <w:spacing w:before="20" w:after="20" w:line="252" w:lineRule="auto"/>
-              <w:ind w:firstLine="0"/>
-              <w:jc w:val="left"/>
-            </w:pPr>
-            <w:r>
-              <w:rPr>
-                <w:sz w:val="24"/>
-              </w:rPr>
-              <w:t xml:space="preserve">Tỷ suất khai thác trên chi phí</w:t>
-            </w:r>
-          </w:p>
-        </w:tc>
-        <w:tc>
-          <w:tcPr>
-            <w:tcW w:w="2744" w:type="dxa"/>
-            <w:vAlign w:val="center"/>
-          </w:tcPr>
-          <w:p>
-            <w:pPr>
-              <w:spacing w:before="20" w:after="20" w:line="252" w:lineRule="auto"/>
-              <w:ind w:firstLine="0"/>
-              <w:jc w:val="left"/>
-            </w:pPr>
-            <w:r>
-              <w:rPr>
-                <w:sz w:val="24"/>
-              </w:rPr>
-              <w:t xml:space="preserve">K2 / phần chi xác lập và duy trì quyền trong V1</w:t>
-            </w:r>
-          </w:p>
-        </w:tc>
-        <w:tc>
-          <w:tcPr>
-            <w:tcW w:w="2386" w:type="dxa"/>
-            <w:vAlign w:val="center"/>
-          </w:tcPr>
-          <w:p>
-            <w:pPr>
-              <w:spacing w:before="20" w:after="20" w:line="252" w:lineRule="auto"/>
-              <w:ind w:firstLine="0"/>
-              <w:jc w:val="left"/>
-            </w:pPr>
-            <w:r>
-              <w:rPr>
-                <w:sz w:val="24"/>
-              </w:rPr>
-              <w:t xml:space="preserve">Sổ kế toán</w:t>
-            </w:r>
-          </w:p>
-        </w:tc>
-        <w:tc>
-          <w:tcPr>
-            <w:tcW w:w="716" w:type="dxa"/>
-            <w:vAlign w:val="center"/>
-          </w:tcPr>
-          <w:p>
-            <w:pPr>
-              <w:spacing w:before="20" w:after="20" w:line="252" w:lineRule="auto"/>
-              <w:ind w:firstLine="0"/>
-              <w:jc w:val="center"/>
-            </w:pPr>
-            <w:r>
-              <w:rPr>
-                <w:sz w:val="24"/>
-              </w:rPr>
-              <w:t xml:space="preserve">B</w:t>
-            </w:r>
-          </w:p>
-        </w:tc>
-      </w:tr>
-    </w:tbl>
-    <w:p>
-      <w:pPr>
-        <w:spacing w:after="160"/>
-        <w:ind w:firstLine="0"/>
-        <w:rPr>
-          <w:szCs w:val="26"/>
-        </w:rPr>
-      </w:pPr>
-      <w:r>
-        <w:rPr>
-          <w:i/>
-          <w:szCs w:val="26"/>
-        </w:rPr>
-        <w:t>Nguồn: Nhóm tác giả đề xuất. Loại dữ liệu: A là dữ liệu bắt buộc báo cáo hoặc công khai; B là dữ liệu có trong hồ sơ hành chính; C là dữ liệu cần công cụ thu thập mới.</w:t>
-      </w:r>
-    </w:p>
-    <w:p>
-      <w:pPr>
-        <w:rPr>
-          <w:szCs w:val="26"/>
-        </w:rPr>
-      </w:pPr>
-      <w:r>
-        <w:rPr>
-          <w:szCs w:val="26"/>
-        </w:rPr>
-        <w:t xml:space="preserve">Các chỉ số được lựa chọn theo ba nguyên tắc. Thứ nhất, mỗi chỉ số phải gắn với một quyết định quản lý cụ thể, chẳng hạn thời gian xử lý hồ sơ gắn với việc bố trí nhân lực, tỷ lệ khai thác gắn với việc duy trì hay ngừng duy trì một văn bằng. Thứ hai, chỉ số phải tính được bằng dữ liệu mà một trường không có đơn vị chuyển giao chuyên nghiệp vẫn có thể thu thập; vì vậy khung không đưa vào các chỉ số đòi hỏi định giá tài sản trí tuệ hay đo tác động kinh tế xã hội dài hạn. Thứ ba, chỉ số phải tương thích với định nghĩa trong văn bản pháp luật và chuẩn chất lượng hiện hành để dữ liệu thu thập cho quản lý nội bộ có thể dùng lại cho báo cáo bắt buộc.</w:t>
-      </w:r>
-    </w:p>
-    <w:p>
-      <w:pPr>
-        <w:rPr>
-          <w:szCs w:val="26"/>
-        </w:rPr>
-      </w:pPr>
-      <w:r>
-        <w:rPr>
-          <w:szCs w:val="26"/>
-        </w:rPr>
-        <w:t xml:space="preserve">Một số chỉ số được neo trực tiếp vào chuẩn mới. Văn bằng được quy đổi theo chỉ số 6.2.1 của Thông tư số 83/2026/TT-BGDĐT, trong đó bằng độc quyền giải pháp hữu ích có hệ số 3 và bằng độc quyền sáng chế có hệ số 5; tỷ trọng thu được tính theo chỉ số 6.1 với ngưỡng không thấp hơn 5% đối với cơ sở có đào tạo tiến sĩ. Mức độ tương thích của quy chế gắn với chỉ số 1.1 về tỷ lệ nội dung quản trị nội bộ bắt buộc đã ban hành, trong đó quy định về sở hữu trí tuệ, liêm chính khoa học, liêm chính học thuật là một nội dung bắt buộc chung. Việc neo chỉ số vào chuẩn giúp một lần thu thập dữ liệu phục vụ được cả hai mục đích: tự đánh giá nội bộ và báo cáo theo Chuẩn cơ sở giáo dục đại học. Điều này đặc biệt quan trọng với trường định hướng ứng dụng, khi việc nâng hệ số của bằng độc quyền giải pháp hữu ích lên 3 làm cho loại văn bằng phù hợp nhất với quy mô đề tài cấp cơ sở có đóng góp đáng kể vào chỉ số 6.2.1.</w:t>
-      </w:r>
-    </w:p>
-    <w:p>
-      <w:pPr>
-        <w:spacing w:before="200" w:after="100"/>
-        <w:ind w:firstLine="0"/>
-        <w:rPr>
-          <w:szCs w:val="26"/>
-        </w:rPr>
-      </w:pPr>
-      <w:r>
-        <w:rPr>
-          <w:b/>
-          <w:szCs w:val="26"/>
-        </w:rPr>
-        <w:t>4.3. Dữ liệu bắt buộc tập trung ở nhóm kết quả, chỉ số chuyển hóa phải tự thiết lập</w:t>
-      </w:r>
-    </w:p>
-    <w:p>
-      <w:pPr>
-        <w:rPr>
-          <w:szCs w:val="26"/>
-        </w:rPr>
-      </w:pPr>
-      <w:r>
-        <w:rPr>
-          <w:szCs w:val="26"/>
-        </w:rPr>
-        <w:t xml:space="preserve">Bảng 2 tổng hợp loại dữ liệu theo nhóm chỉ số. Trong 20 chỉ số, 5 chỉ số có dữ liệu loại A, 7 chỉ số loại B và 8 chỉ số loại C. Dữ liệu bắt buộc tập trung ở nhóm kết quả với 3 trên 5 chỉ số, gồm hợp đồng chuyển giao theo khoản 4 Điều 27 Luật số 93/2025/QH15, nguồn thu và tỷ trọng thu theo Thông tư số 83/2026/TT-BGDĐT. Ngược lại, không chỉ số chuyển hóa nào có dữ liệu bắt buộc, và 3 trên 4 chỉ số chuyển hóa thuộc loại C.</w:t>
-      </w:r>
-    </w:p>
-    <w:p>
-      <w:pPr>
-        <w:keepNext/>
-        <w:spacing w:before="160" w:after="80"/>
-        <w:ind w:firstLine="0"/>
-        <w:jc w:val="center"/>
-        <w:rPr>
-          <w:szCs w:val="26"/>
-        </w:rPr>
-      </w:pPr>
-      <w:r>
-        <w:rPr>
-          <w:b/>
-          <w:szCs w:val="26"/>
-        </w:rPr>
-        <w:t>Bảng 2. Phân bố loại dữ liệu theo nhóm chỉ số</w:t>
-      </w:r>
-    </w:p>
-    <w:tbl>
-      <w:tblPr>
-        <w:tblStyle w:val="TableGrid"/>
-        <w:tblW w:w="0" w:type="auto"/>
-        <w:jc w:val="center"/>
-        <w:tblLook w:val="04A0" w:firstRow="1" w:lastRow="0" w:firstColumn="1" w:lastColumn="0" w:noHBand="0" w:noVBand="1"/>
-      </w:tblPr>
-      <w:tblGrid>
-        <w:gridCol w:w="3023"/>
-        <w:gridCol w:w="1511"/>
-        <w:gridCol w:w="1511"/>
-        <w:gridCol w:w="1511"/>
-        <w:gridCol w:w="1511"/>
-      </w:tblGrid>
-      <w:tr>
-        <w:trPr>
-          <w:tblHeader/>
-          <w:cantSplit/>
-        </w:trPr>
-        <w:tc>
-          <w:tcPr>
-            <w:tcW w:w="3023" w:type="dxa"/>
+            <w:tcW w:w="2539" w:type="dxa"/>
             <w:shd w:val="clear" w:color="auto" w:fill="DCE8F7"/>
             <w:vAlign w:val="center"/>
           </w:tcPr>
@@ -2875,13 +1343,13 @@
                 <w:b/>
                 <w:sz w:val="24"/>
               </w:rPr>
-              <w:t xml:space="preserve">Nhóm chỉ số</w:t>
+              <w:t xml:space="preserve">Thông tư số 01/2024/TT-BGDĐT</w:t>
             </w:r>
           </w:p>
         </w:tc>
         <w:tc>
           <w:tcPr>
-            <w:tcW w:w="1511" w:type="dxa"/>
+            <w:tcW w:w="2297" w:type="dxa"/>
             <w:shd w:val="clear" w:color="auto" w:fill="DCE8F7"/>
             <w:vAlign w:val="center"/>
           </w:tcPr>
@@ -2896,70 +1364,7 @@
                 <w:b/>
                 <w:sz w:val="24"/>
               </w:rPr>
-              <w:t xml:space="preserve">Loại A</w:t>
-            </w:r>
-          </w:p>
-        </w:tc>
-        <w:tc>
-          <w:tcPr>
-            <w:tcW w:w="1511" w:type="dxa"/>
-            <w:shd w:val="clear" w:color="auto" w:fill="DCE8F7"/>
-            <w:vAlign w:val="center"/>
-          </w:tcPr>
-          <w:p>
-            <w:pPr>
-              <w:spacing w:before="20" w:after="20" w:line="252" w:lineRule="auto"/>
-              <w:ind w:firstLine="0"/>
-              <w:jc w:val="center"/>
-            </w:pPr>
-            <w:r>
-              <w:rPr>
-                <w:b/>
-                <w:sz w:val="24"/>
-              </w:rPr>
-              <w:t xml:space="preserve">Loại B</w:t>
-            </w:r>
-          </w:p>
-        </w:tc>
-        <w:tc>
-          <w:tcPr>
-            <w:tcW w:w="1511" w:type="dxa"/>
-            <w:shd w:val="clear" w:color="auto" w:fill="DCE8F7"/>
-            <w:vAlign w:val="center"/>
-          </w:tcPr>
-          <w:p>
-            <w:pPr>
-              <w:spacing w:before="20" w:after="20" w:line="252" w:lineRule="auto"/>
-              <w:ind w:firstLine="0"/>
-              <w:jc w:val="center"/>
-            </w:pPr>
-            <w:r>
-              <w:rPr>
-                <w:b/>
-                <w:sz w:val="24"/>
-              </w:rPr>
-              <w:t xml:space="preserve">Loại C</w:t>
-            </w:r>
-          </w:p>
-        </w:tc>
-        <w:tc>
-          <w:tcPr>
-            <w:tcW w:w="1511" w:type="dxa"/>
-            <w:shd w:val="clear" w:color="auto" w:fill="DCE8F7"/>
-            <w:vAlign w:val="center"/>
-          </w:tcPr>
-          <w:p>
-            <w:pPr>
-              <w:spacing w:before="20" w:after="20" w:line="252" w:lineRule="auto"/>
-              <w:ind w:firstLine="0"/>
-              <w:jc w:val="center"/>
-            </w:pPr>
-            <w:r>
-              <w:rPr>
-                <w:b/>
-                <w:sz w:val="24"/>
-              </w:rPr>
-              <w:t xml:space="preserve">Tổng</w:t>
+              <w:t xml:space="preserve">Thông tư số 83/2026/TT-BGDĐT</w:t>
             </w:r>
           </w:p>
         </w:tc>
@@ -2968,7 +1373,7 @@
         <w:trPr/>
         <w:tc>
           <w:tcPr>
-            <w:tcW w:w="3023" w:type="dxa"/>
+            <w:tcW w:w="4232" w:type="dxa"/>
             <w:vAlign w:val="center"/>
           </w:tcPr>
           <w:p>
@@ -2981,13 +1386,13 @@
               <w:rPr>
                 <w:sz w:val="24"/>
               </w:rPr>
-              <w:t xml:space="preserve">Đầu vào</w:t>
+              <w:t xml:space="preserve">Bài báo trong danh mục Hội đồng Giáo sư nhà nước hoặc đạt tiêu chuẩn khoa học Việt Nam, không thuộc Web of Science, Scopus</w:t>
             </w:r>
           </w:p>
         </w:tc>
         <w:tc>
           <w:tcPr>
-            <w:tcW w:w="1511" w:type="dxa"/>
+            <w:tcW w:w="2539" w:type="dxa"/>
             <w:vAlign w:val="center"/>
           </w:tcPr>
           <w:p>
@@ -3000,13 +1405,114 @@
               <w:rPr>
                 <w:sz w:val="24"/>
               </w:rPr>
-              <w:t xml:space="preserve">0</w:t>
+              <w:t xml:space="preserve">1</w:t>
             </w:r>
           </w:p>
         </w:tc>
         <w:tc>
           <w:tcPr>
-            <w:tcW w:w="1511" w:type="dxa"/>
+            <w:tcW w:w="2297" w:type="dxa"/>
+            <w:vAlign w:val="center"/>
+          </w:tcPr>
+          <w:p>
+            <w:pPr>
+              <w:spacing w:before="20" w:after="20" w:line="252" w:lineRule="auto"/>
+              <w:ind w:firstLine="0"/>
+              <w:jc w:val="center"/>
+            </w:pPr>
+            <w:r>
+              <w:rPr>
+                <w:sz w:val="24"/>
+              </w:rPr>
+              <w:t xml:space="preserve">1</w:t>
+            </w:r>
+          </w:p>
+        </w:tc>
+      </w:tr>
+      <w:tr>
+        <w:trPr/>
+        <w:tc>
+          <w:tcPr>
+            <w:tcW w:w="4232" w:type="dxa"/>
+            <w:vAlign w:val="center"/>
+          </w:tcPr>
+          <w:p>
+            <w:pPr>
+              <w:spacing w:before="20" w:after="20" w:line="252" w:lineRule="auto"/>
+              <w:ind w:firstLine="0"/>
+              <w:jc w:val="left"/>
+            </w:pPr>
+            <w:r>
+              <w:rPr>
+                <w:sz w:val="24"/>
+              </w:rPr>
+              <w:t xml:space="preserve">Bài báo thuộc Web of Science hoặc Scopus</w:t>
+            </w:r>
+          </w:p>
+        </w:tc>
+        <w:tc>
+          <w:tcPr>
+            <w:tcW w:w="2539" w:type="dxa"/>
+            <w:vAlign w:val="center"/>
+          </w:tcPr>
+          <w:p>
+            <w:pPr>
+              <w:spacing w:before="20" w:after="20" w:line="252" w:lineRule="auto"/>
+              <w:ind w:firstLine="0"/>
+              <w:jc w:val="center"/>
+            </w:pPr>
+            <w:r>
+              <w:rPr>
+                <w:sz w:val="24"/>
+              </w:rPr>
+              <w:t xml:space="preserve">1 nếu thuộc danh mục Hội đồng Giáo sư nhà nước</w:t>
+            </w:r>
+          </w:p>
+        </w:tc>
+        <w:tc>
+          <w:tcPr>
+            <w:tcW w:w="2297" w:type="dxa"/>
+            <w:vAlign w:val="center"/>
+          </w:tcPr>
+          <w:p>
+            <w:pPr>
+              <w:spacing w:before="20" w:after="20" w:line="252" w:lineRule="auto"/>
+              <w:ind w:firstLine="0"/>
+              <w:jc w:val="center"/>
+            </w:pPr>
+            <w:r>
+              <w:rPr>
+                <w:sz w:val="24"/>
+              </w:rPr>
+              <w:t xml:space="preserve">2</w:t>
+            </w:r>
+          </w:p>
+        </w:tc>
+      </w:tr>
+      <w:tr>
+        <w:trPr/>
+        <w:tc>
+          <w:tcPr>
+            <w:tcW w:w="4232" w:type="dxa"/>
+            <w:vAlign w:val="center"/>
+          </w:tcPr>
+          <w:p>
+            <w:pPr>
+              <w:spacing w:before="20" w:after="20" w:line="252" w:lineRule="auto"/>
+              <w:ind w:firstLine="0"/>
+              <w:jc w:val="left"/>
+            </w:pPr>
+            <w:r>
+              <w:rPr>
+                <w:sz w:val="24"/>
+              </w:rPr>
+              <w:t xml:space="preserve">Sách chuyên khảo</w:t>
+            </w:r>
+          </w:p>
+        </w:tc>
+        <w:tc>
+          <w:tcPr>
+            <w:tcW w:w="2539" w:type="dxa"/>
             <w:vAlign w:val="center"/>
           </w:tcPr>
           <w:p>
@@ -3025,26 +1531,7 @@
         </w:tc>
         <w:tc>
           <w:tcPr>
-            <w:tcW w:w="1511" w:type="dxa"/>
-            <w:vAlign w:val="center"/>
-          </w:tcPr>
-          <w:p>
-            <w:pPr>
-              <w:spacing w:before="20" w:after="20" w:line="252" w:lineRule="auto"/>
-              <w:ind w:firstLine="0"/>
-              <w:jc w:val="center"/>
-            </w:pPr>
-            <w:r>
-              <w:rPr>
-                <w:sz w:val="24"/>
-              </w:rPr>
-              <w:t xml:space="preserve">0</w:t>
-            </w:r>
-          </w:p>
-        </w:tc>
-        <w:tc>
-          <w:tcPr>
-            <w:tcW w:w="1511" w:type="dxa"/>
+            <w:tcW w:w="2297" w:type="dxa"/>
             <w:vAlign w:val="center"/>
           </w:tcPr>
           <w:p>
@@ -3066,7 +1553,70 @@
         <w:trPr/>
         <w:tc>
           <w:tcPr>
-            <w:tcW w:w="3023" w:type="dxa"/>
+            <w:tcW w:w="4232" w:type="dxa"/>
+            <w:vAlign w:val="center"/>
+          </w:tcPr>
+          <w:p>
+            <w:pPr>
+              <w:spacing w:before="20" w:after="20" w:line="252" w:lineRule="auto"/>
+              <w:ind w:firstLine="0"/>
+              <w:jc w:val="left"/>
+            </w:pPr>
+            <w:r>
+              <w:rPr>
+                <w:b/>
+                <w:sz w:val="24"/>
+              </w:rPr>
+              <w:t xml:space="preserve">Bằng độc quyền giải pháp hữu ích</w:t>
+            </w:r>
+          </w:p>
+        </w:tc>
+        <w:tc>
+          <w:tcPr>
+            <w:tcW w:w="2539" w:type="dxa"/>
+            <w:vAlign w:val="center"/>
+          </w:tcPr>
+          <w:p>
+            <w:pPr>
+              <w:spacing w:before="20" w:after="20" w:line="252" w:lineRule="auto"/>
+              <w:ind w:firstLine="0"/>
+              <w:jc w:val="center"/>
+            </w:pPr>
+            <w:r>
+              <w:rPr>
+                <w:b/>
+                <w:sz w:val="24"/>
+              </w:rPr>
+              <w:t xml:space="preserve">1</w:t>
+            </w:r>
+          </w:p>
+        </w:tc>
+        <w:tc>
+          <w:tcPr>
+            <w:tcW w:w="2297" w:type="dxa"/>
+            <w:vAlign w:val="center"/>
+          </w:tcPr>
+          <w:p>
+            <w:pPr>
+              <w:spacing w:before="20" w:after="20" w:line="252" w:lineRule="auto"/>
+              <w:ind w:firstLine="0"/>
+              <w:jc w:val="center"/>
+            </w:pPr>
+            <w:r>
+              <w:rPr>
+                <w:b/>
+                <w:sz w:val="24"/>
+              </w:rPr>
+              <w:t xml:space="preserve">3</w:t>
+            </w:r>
+          </w:p>
+        </w:tc>
+      </w:tr>
+      <w:tr>
+        <w:trPr/>
+        <w:tc>
+          <w:tcPr>
+            <w:tcW w:w="4232" w:type="dxa"/>
             <w:vAlign w:val="center"/>
           </w:tcPr>
           <w:p>
@@ -3079,13 +1629,13 @@
               <w:rPr>
                 <w:sz w:val="24"/>
               </w:rPr>
-              <w:t xml:space="preserve">Quá trình</w:t>
+              <w:t xml:space="preserve">Bằng độc quyền sáng chế</w:t>
             </w:r>
           </w:p>
         </w:tc>
         <w:tc>
           <w:tcPr>
-            <w:tcW w:w="1511" w:type="dxa"/>
+            <w:tcW w:w="2539" w:type="dxa"/>
             <w:vAlign w:val="center"/>
           </w:tcPr>
           <w:p>
@@ -3098,247 +1648,13 @@
               <w:rPr>
                 <w:sz w:val="24"/>
               </w:rPr>
-              <w:t xml:space="preserve">1</w:t>
+              <w:t xml:space="preserve">5</w:t>
             </w:r>
           </w:p>
         </w:tc>
         <w:tc>
           <w:tcPr>
-            <w:tcW w:w="1511" w:type="dxa"/>
-            <w:vAlign w:val="center"/>
-          </w:tcPr>
-          <w:p>
-            <w:pPr>
-              <w:spacing w:before="20" w:after="20" w:line="252" w:lineRule="auto"/>
-              <w:ind w:firstLine="0"/>
-              <w:jc w:val="center"/>
-            </w:pPr>
-            <w:r>
-              <w:rPr>
-                <w:sz w:val="24"/>
-              </w:rPr>
-              <w:t xml:space="preserve">1</w:t>
-            </w:r>
-          </w:p>
-        </w:tc>
-        <w:tc>
-          <w:tcPr>
-            <w:tcW w:w="1511" w:type="dxa"/>
-            <w:vAlign w:val="center"/>
-          </w:tcPr>
-          <w:p>
-            <w:pPr>
-              <w:spacing w:before="20" w:after="20" w:line="252" w:lineRule="auto"/>
-              <w:ind w:firstLine="0"/>
-              <w:jc w:val="center"/>
-            </w:pPr>
-            <w:r>
-              <w:rPr>
-                <w:sz w:val="24"/>
-              </w:rPr>
-              <w:t xml:space="preserve">2</w:t>
-            </w:r>
-          </w:p>
-        </w:tc>
-        <w:tc>
-          <w:tcPr>
-            <w:tcW w:w="1511" w:type="dxa"/>
-            <w:vAlign w:val="center"/>
-          </w:tcPr>
-          <w:p>
-            <w:pPr>
-              <w:spacing w:before="20" w:after="20" w:line="252" w:lineRule="auto"/>
-              <w:ind w:firstLine="0"/>
-              <w:jc w:val="center"/>
-            </w:pPr>
-            <w:r>
-              <w:rPr>
-                <w:sz w:val="24"/>
-              </w:rPr>
-              <w:t xml:space="preserve">4</w:t>
-            </w:r>
-          </w:p>
-        </w:tc>
-      </w:tr>
-      <w:tr>
-        <w:trPr/>
-        <w:tc>
-          <w:tcPr>
-            <w:tcW w:w="3023" w:type="dxa"/>
-            <w:vAlign w:val="center"/>
-          </w:tcPr>
-          <w:p>
-            <w:pPr>
-              <w:spacing w:before="20" w:after="20" w:line="252" w:lineRule="auto"/>
-              <w:ind w:firstLine="0"/>
-              <w:jc w:val="left"/>
-            </w:pPr>
-            <w:r>
-              <w:rPr>
-                <w:sz w:val="24"/>
-              </w:rPr>
-              <w:t xml:space="preserve">Đầu ra</w:t>
-            </w:r>
-          </w:p>
-        </w:tc>
-        <w:tc>
-          <w:tcPr>
-            <w:tcW w:w="1511" w:type="dxa"/>
-            <w:vAlign w:val="center"/>
-          </w:tcPr>
-          <w:p>
-            <w:pPr>
-              <w:spacing w:before="20" w:after="20" w:line="252" w:lineRule="auto"/>
-              <w:ind w:firstLine="0"/>
-              <w:jc w:val="center"/>
-            </w:pPr>
-            <w:r>
-              <w:rPr>
-                <w:sz w:val="24"/>
-              </w:rPr>
-              <w:t xml:space="preserve">1</w:t>
-            </w:r>
-          </w:p>
-        </w:tc>
-        <w:tc>
-          <w:tcPr>
-            <w:tcW w:w="1511" w:type="dxa"/>
-            <w:vAlign w:val="center"/>
-          </w:tcPr>
-          <w:p>
-            <w:pPr>
-              <w:spacing w:before="20" w:after="20" w:line="252" w:lineRule="auto"/>
-              <w:ind w:firstLine="0"/>
-              <w:jc w:val="center"/>
-            </w:pPr>
-            <w:r>
-              <w:rPr>
-                <w:sz w:val="24"/>
-              </w:rPr>
-              <w:t xml:space="preserve">2</w:t>
-            </w:r>
-          </w:p>
-        </w:tc>
-        <w:tc>
-          <w:tcPr>
-            <w:tcW w:w="1511" w:type="dxa"/>
-            <w:vAlign w:val="center"/>
-          </w:tcPr>
-          <w:p>
-            <w:pPr>
-              <w:spacing w:before="20" w:after="20" w:line="252" w:lineRule="auto"/>
-              <w:ind w:firstLine="0"/>
-              <w:jc w:val="center"/>
-            </w:pPr>
-            <w:r>
-              <w:rPr>
-                <w:sz w:val="24"/>
-              </w:rPr>
-              <w:t xml:space="preserve">1</w:t>
-            </w:r>
-          </w:p>
-        </w:tc>
-        <w:tc>
-          <w:tcPr>
-            <w:tcW w:w="1511" w:type="dxa"/>
-            <w:vAlign w:val="center"/>
-          </w:tcPr>
-          <w:p>
-            <w:pPr>
-              <w:spacing w:before="20" w:after="20" w:line="252" w:lineRule="auto"/>
-              <w:ind w:firstLine="0"/>
-              <w:jc w:val="center"/>
-            </w:pPr>
-            <w:r>
-              <w:rPr>
-                <w:sz w:val="24"/>
-              </w:rPr>
-              <w:t xml:space="preserve">4</w:t>
-            </w:r>
-          </w:p>
-        </w:tc>
-      </w:tr>
-      <w:tr>
-        <w:trPr/>
-        <w:tc>
-          <w:tcPr>
-            <w:tcW w:w="3023" w:type="dxa"/>
-            <w:vAlign w:val="center"/>
-          </w:tcPr>
-          <w:p>
-            <w:pPr>
-              <w:spacing w:before="20" w:after="20" w:line="252" w:lineRule="auto"/>
-              <w:ind w:firstLine="0"/>
-              <w:jc w:val="left"/>
-            </w:pPr>
-            <w:r>
-              <w:rPr>
-                <w:sz w:val="24"/>
-              </w:rPr>
-              <w:t xml:space="preserve">Kết quả</w:t>
-            </w:r>
-          </w:p>
-        </w:tc>
-        <w:tc>
-          <w:tcPr>
-            <w:tcW w:w="1511" w:type="dxa"/>
-            <w:vAlign w:val="center"/>
-          </w:tcPr>
-          <w:p>
-            <w:pPr>
-              <w:spacing w:before="20" w:after="20" w:line="252" w:lineRule="auto"/>
-              <w:ind w:firstLine="0"/>
-              <w:jc w:val="center"/>
-            </w:pPr>
-            <w:r>
-              <w:rPr>
-                <w:sz w:val="24"/>
-              </w:rPr>
-              <w:t xml:space="preserve">3</w:t>
-            </w:r>
-          </w:p>
-        </w:tc>
-        <w:tc>
-          <w:tcPr>
-            <w:tcW w:w="1511" w:type="dxa"/>
-            <w:vAlign w:val="center"/>
-          </w:tcPr>
-          <w:p>
-            <w:pPr>
-              <w:spacing w:before="20" w:after="20" w:line="252" w:lineRule="auto"/>
-              <w:ind w:firstLine="0"/>
-              <w:jc w:val="center"/>
-            </w:pPr>
-            <w:r>
-              <w:rPr>
-                <w:sz w:val="24"/>
-              </w:rPr>
-              <w:t xml:space="preserve">0</w:t>
-            </w:r>
-          </w:p>
-        </w:tc>
-        <w:tc>
-          <w:tcPr>
-            <w:tcW w:w="1511" w:type="dxa"/>
-            <w:vAlign w:val="center"/>
-          </w:tcPr>
-          <w:p>
-            <w:pPr>
-              <w:spacing w:before="20" w:after="20" w:line="252" w:lineRule="auto"/>
-              <w:ind w:firstLine="0"/>
-              <w:jc w:val="center"/>
-            </w:pPr>
-            <w:r>
-              <w:rPr>
-                <w:sz w:val="24"/>
-              </w:rPr>
-              <w:t xml:space="preserve">2</w:t>
-            </w:r>
-          </w:p>
-        </w:tc>
-        <w:tc>
-          <w:tcPr>
-            <w:tcW w:w="1511" w:type="dxa"/>
+            <w:tcW w:w="2297" w:type="dxa"/>
             <w:vAlign w:val="center"/>
           </w:tcPr>
           <w:p>
@@ -3356,207 +1672,6 @@
           </w:p>
         </w:tc>
       </w:tr>
-      <w:tr>
-        <w:trPr/>
-        <w:tc>
-          <w:tcPr>
-            <w:tcW w:w="3023" w:type="dxa"/>
-            <w:vAlign w:val="center"/>
-          </w:tcPr>
-          <w:p>
-            <w:pPr>
-              <w:spacing w:before="20" w:after="20" w:line="252" w:lineRule="auto"/>
-              <w:ind w:firstLine="0"/>
-              <w:jc w:val="left"/>
-            </w:pPr>
-            <w:r>
-              <w:rPr>
-                <w:sz w:val="24"/>
-              </w:rPr>
-              <w:t xml:space="preserve">Chuyển hóa</w:t>
-            </w:r>
-          </w:p>
-        </w:tc>
-        <w:tc>
-          <w:tcPr>
-            <w:tcW w:w="1511" w:type="dxa"/>
-            <w:vAlign w:val="center"/>
-          </w:tcPr>
-          <w:p>
-            <w:pPr>
-              <w:spacing w:before="20" w:after="20" w:line="252" w:lineRule="auto"/>
-              <w:ind w:firstLine="0"/>
-              <w:jc w:val="center"/>
-            </w:pPr>
-            <w:r>
-              <w:rPr>
-                <w:sz w:val="24"/>
-              </w:rPr>
-              <w:t xml:space="preserve">0</w:t>
-            </w:r>
-          </w:p>
-        </w:tc>
-        <w:tc>
-          <w:tcPr>
-            <w:tcW w:w="1511" w:type="dxa"/>
-            <w:vAlign w:val="center"/>
-          </w:tcPr>
-          <w:p>
-            <w:pPr>
-              <w:spacing w:before="20" w:after="20" w:line="252" w:lineRule="auto"/>
-              <w:ind w:firstLine="0"/>
-              <w:jc w:val="center"/>
-            </w:pPr>
-            <w:r>
-              <w:rPr>
-                <w:sz w:val="24"/>
-              </w:rPr>
-              <w:t xml:space="preserve">1</w:t>
-            </w:r>
-          </w:p>
-        </w:tc>
-        <w:tc>
-          <w:tcPr>
-            <w:tcW w:w="1511" w:type="dxa"/>
-            <w:vAlign w:val="center"/>
-          </w:tcPr>
-          <w:p>
-            <w:pPr>
-              <w:spacing w:before="20" w:after="20" w:line="252" w:lineRule="auto"/>
-              <w:ind w:firstLine="0"/>
-              <w:jc w:val="center"/>
-            </w:pPr>
-            <w:r>
-              <w:rPr>
-                <w:sz w:val="24"/>
-              </w:rPr>
-              <w:t xml:space="preserve">3</w:t>
-            </w:r>
-          </w:p>
-        </w:tc>
-        <w:tc>
-          <w:tcPr>
-            <w:tcW w:w="1511" w:type="dxa"/>
-            <w:vAlign w:val="center"/>
-          </w:tcPr>
-          <w:p>
-            <w:pPr>
-              <w:spacing w:before="20" w:after="20" w:line="252" w:lineRule="auto"/>
-              <w:ind w:firstLine="0"/>
-              <w:jc w:val="center"/>
-            </w:pPr>
-            <w:r>
-              <w:rPr>
-                <w:sz w:val="24"/>
-              </w:rPr>
-              <w:t xml:space="preserve">4</w:t>
-            </w:r>
-          </w:p>
-        </w:tc>
-      </w:tr>
-      <w:tr>
-        <w:trPr/>
-        <w:tc>
-          <w:tcPr>
-            <w:tcW w:w="3023" w:type="dxa"/>
-            <w:vAlign w:val="center"/>
-          </w:tcPr>
-          <w:p>
-            <w:pPr>
-              <w:spacing w:before="20" w:after="20" w:line="252" w:lineRule="auto"/>
-              <w:ind w:firstLine="0"/>
-              <w:jc w:val="left"/>
-            </w:pPr>
-            <w:r>
-              <w:rPr>
-                <w:b/>
-                <w:sz w:val="24"/>
-              </w:rPr>
-              <w:t xml:space="preserve">Tổng</w:t>
-            </w:r>
-          </w:p>
-        </w:tc>
-        <w:tc>
-          <w:tcPr>
-            <w:tcW w:w="1511" w:type="dxa"/>
-            <w:vAlign w:val="center"/>
-          </w:tcPr>
-          <w:p>
-            <w:pPr>
-              <w:spacing w:before="20" w:after="20" w:line="252" w:lineRule="auto"/>
-              <w:ind w:firstLine="0"/>
-              <w:jc w:val="center"/>
-            </w:pPr>
-            <w:r>
-              <w:rPr>
-                <w:b/>
-                <w:sz w:val="24"/>
-              </w:rPr>
-              <w:t xml:space="preserve">5</w:t>
-            </w:r>
-          </w:p>
-        </w:tc>
-        <w:tc>
-          <w:tcPr>
-            <w:tcW w:w="1511" w:type="dxa"/>
-            <w:vAlign w:val="center"/>
-          </w:tcPr>
-          <w:p>
-            <w:pPr>
-              <w:spacing w:before="20" w:after="20" w:line="252" w:lineRule="auto"/>
-              <w:ind w:firstLine="0"/>
-              <w:jc w:val="center"/>
-            </w:pPr>
-            <w:r>
-              <w:rPr>
-                <w:b/>
-                <w:sz w:val="24"/>
-              </w:rPr>
-              <w:t xml:space="preserve">7</w:t>
-            </w:r>
-          </w:p>
-        </w:tc>
-        <w:tc>
-          <w:tcPr>
-            <w:tcW w:w="1511" w:type="dxa"/>
-            <w:vAlign w:val="center"/>
-          </w:tcPr>
-          <w:p>
-            <w:pPr>
-              <w:spacing w:before="20" w:after="20" w:line="252" w:lineRule="auto"/>
-              <w:ind w:firstLine="0"/>
-              <w:jc w:val="center"/>
-            </w:pPr>
-            <w:r>
-              <w:rPr>
-                <w:b/>
-                <w:sz w:val="24"/>
-              </w:rPr>
-              <w:t xml:space="preserve">8</w:t>
-            </w:r>
-          </w:p>
-        </w:tc>
-        <w:tc>
-          <w:tcPr>
-            <w:tcW w:w="1511" w:type="dxa"/>
-            <w:vAlign w:val="center"/>
-          </w:tcPr>
-          <w:p>
-            <w:pPr>
-              <w:spacing w:before="20" w:after="20" w:line="252" w:lineRule="auto"/>
-              <w:ind w:firstLine="0"/>
-              <w:jc w:val="center"/>
-            </w:pPr>
-            <w:r>
-              <w:rPr>
-                <w:b/>
-                <w:sz w:val="24"/>
-              </w:rPr>
-              <w:t xml:space="preserve">20</w:t>
-            </w:r>
-          </w:p>
-        </w:tc>
-      </w:tr>
     </w:tbl>
     <w:p>
       <w:pPr>
@@ -3571,7 +1686,7 @@
           <w:i/>
           <w:szCs w:val="26"/>
         </w:rPr>
-        <w:t>Nguồn: Nhóm tác giả tổng hợp từ Bảng 1.</w:t>
+        <w:t>Nguồn: Nhóm tác giả tổng hợp từ công thức chỉ số 6.2.1 tại Thông tư số 01/2024/TT-BGDĐT và Thông tư số 83/2026/TT-BGDĐT.</w:t>
       </w:r>
     </w:p>
     <w:p>
@@ -3583,25 +1698,128 @@
       <w:r>
         <w:rPr>
           <w:szCs w:val="26"/>
-        </w:rPr>
-        <w:t xml:space="preserve">Phát hiện này có hàm ý quan trọng: hệ thống báo cáo bắt buộc được thiết kế để kiểm tra kết quả, không để chẩn đoán nguyên nhân. Một trường chỉ đáp ứng nghĩa vụ báo cáo sẽ biết mình có bao nhiêu văn bằng và nguồn thu, nhưng không biết bao nhiêu sản phẩm có khả năng bảo hộ đã bị bỏ qua, hay bao nhiêu sản phẩm đã mất tính mới vì công bố trước khi nộp đơn. Hai chỉ số then chốt CH1 và CH2 đều phụ thuộc vào một công cụ duy nhất là phiếu rà soát khả năng bảo hộ tại nghiệm thu; thiếu công cụ này, khung đánh giá mất phần có giá trị chẩn đoán nhất.</w:t>
+          <w:b/>
+        </w:rPr>
+        <w:t xml:space="preserve">Thứ năm, về tính thống nhất của quy chế và năng lực.</w:t>
+      </w:r>
+      <w:r>
+        <w:rPr>
+          <w:szCs w:val="26"/>
+        </w:rPr>
+        <w:t xml:space="preserve"> Thông tư số 83/2026/TT-BGDĐT xếp quy định về sở hữu trí tuệ, liêm chính khoa học, liêm chính học thuật vào danh mục nội dung quản trị nội bộ bắt buộc chung, được đánh giá theo tiêu chí văn bản ban hành đúng thẩm quyền và còn hiệu lực. Điều 5a Nghị định số 134/2026/NĐ-CP xác định quyền tác giả đối với tác phẩm có sử dụng trí tuệ nhân tạo chỉ phát sinh khi con người có đóng góp đáng kể. Quyết định số 1624/QĐ-TTg đặt yêu cầu nghiên cứu đưa sở hữu trí tuệ thành nội dung học bắt buộc tại cơ sở giáo dục đại học.</w:t>
       </w:r>
     </w:p>
     <w:p>
       <w:pPr>
-        <w:rPr>
-          <w:szCs w:val="26"/>
-        </w:rPr>
-      </w:pPr>
-      <w:r>
-        <w:rPr>
-          <w:szCs w:val="26"/>
-        </w:rPr>
-        <w:t xml:space="preserve">Nhóm dữ liệu loại B cũng cần được lưu ý. Các dữ liệu này đã tồn tại trong hồ sơ hành chính nhưng thường phân tán ở nhiều đơn vị: kinh phí ở bộ phận tài chính, nhân lực ở bộ phận tổ chức, đơn và văn bằng ở bộ phận pháp chế hoặc quản trị thương hiệu, đề tài ở đơn vị quản lý khoa học. Khi không có một danh mục tài sản trí tuệ dùng chung, việc tính các chỉ số đòi hỏi đối chiếu thủ công giữa nhiều nguồn. Khoản 4 Điều 27 Luật số 93/2025/QH15 yêu cầu tổ chức chủ trì công khai thông tin và báo cáo kết quả thương mại hóa, còn điểm đ khoản 3 Điều 28 Luật số 125/2025/QH15 yêu cầu công khai kết quả hoạt động khoa học, công nghệ và đổi mới sáng tạo hằng năm; cả hai nghĩa vụ này đều ngầm định nhà trường phải có một danh mục tài sản trí tuệ thống nhất. Danh mục đó vì vậy vừa là điều kiện để tính bộ chỉ số, vừa là điều kiện để thực hiện nghĩa vụ pháp lý.</w:t>
+        <w:spacing w:before="200" w:after="100"/>
+        <w:ind w:firstLine="0"/>
+        <w:rPr>
+          <w:szCs w:val="26"/>
+        </w:rPr>
+      </w:pPr>
+      <w:r>
+        <w:rPr>
+          <w:b/>
+          <w:szCs w:val="26"/>
+        </w:rPr>
+        <w:t>4.2. Bốn khoảng trống giữa yêu cầu thể chế và công cụ quản trị nội bộ</w:t>
       </w:r>
     </w:p>
     <w:p>
       <w:pPr>
+        <w:rPr>
+          <w:szCs w:val="26"/>
+        </w:rPr>
+      </w:pPr>
+      <w:r>
+        <w:rPr>
+          <w:szCs w:val="26"/>
+        </w:rPr>
+        <w:t xml:space="preserve">Đối chiếu năm nhóm yêu cầu với những nội dung pháp luật để lại cho cơ sở tự quy định cho thấy bốn khoảng trống mà quản trị nội bộ cần lấp.</w:t>
+      </w:r>
+    </w:p>
+    <w:p>
+      <w:pPr>
+        <w:rPr>
+          <w:szCs w:val="26"/>
+        </w:rPr>
+      </w:pPr>
+      <w:r>
+        <w:rPr>
+          <w:szCs w:val="26"/>
+          <w:b/>
+        </w:rPr>
+        <w:t xml:space="preserve">Khoảng trống thứ nhất: độ trễ của quy chế nội bộ.</w:t>
+      </w:r>
+      <w:r>
+        <w:rPr>
+          <w:szCs w:val="26"/>
+        </w:rPr>
+        <w:t xml:space="preserve"> Các quy chế ban hành trước ngày 01 tháng 10 năm 2025 được xây dựng theo khung pháp luật khi đó, nên có thể còn khoản nộp ngân sách, mức trần tiền thưởng hoặc dẫn chiếu khung thù lao đã bị bãi bỏ. Một cơ sở cũng có thể có nhiều văn bản cùng quy định về phân chia lợi ích cho các kênh tài trợ khác nhau. Đây là độ trễ thể chế tất yếu trước sự thay đổi dồn dập của pháp luật, nhưng cần xử lý sớm vì mức sàn 30% là quy định bắt buộc và quy chế còn hiệu lực, thống nhất là tiêu chí của chuẩn chất lượng.</w:t>
+      </w:r>
+    </w:p>
+    <w:p>
+      <w:pPr>
+        <w:rPr>
+          <w:szCs w:val="26"/>
+        </w:rPr>
+      </w:pPr>
+      <w:r>
+        <w:rPr>
+          <w:szCs w:val="26"/>
+          <w:b/>
+        </w:rPr>
+        <w:t xml:space="preserve">Khoảng trống thứ hai: khâu nhận diện trước công bố.</w:t>
+      </w:r>
+      <w:r>
+        <w:rPr>
+          <w:szCs w:val="26"/>
+        </w:rPr>
+        <w:t xml:space="preserve"> Pháp luật mới tập trung vào các khâu từ xác lập quyền trở đi; không văn bản nào quy định cơ chế cụ thể để xác định sản phẩm nào của một đề tài có khả năng bảo hộ trước khi được công bố. Theo khoản 3 Điều 60 Luật Sở hữu trí tuệ, sáng chế đã bộc lộ công khai chỉ không bị coi là mất tính mới nếu đơn được nộp trong mười hai tháng kể từ ngày bộc lộ. Khi công bố được ghi nhận ngay còn văn bằng chỉ được ghi nhận sau khi cấp, lựa chọn hợp lý của giảng viên là công bố trước; nếu không có bước rà soát, sản phẩm đi thẳng từ nghiệm thu sang công bố. Ở cơ sở chưa có đơn vị chuyển giao chuyên nghiệp, bước tiếp nhận và đánh giá bản khai báo mà Rocha và cộng sự (2023) mô tả thường chưa tồn tại.</w:t>
+      </w:r>
+    </w:p>
+    <w:p>
+      <w:pPr>
+        <w:rPr>
+          <w:szCs w:val="26"/>
+        </w:rPr>
+      </w:pPr>
+      <w:r>
+        <w:rPr>
+          <w:szCs w:val="26"/>
+          <w:b/>
+        </w:rPr>
+        <w:t xml:space="preserve">Khoảng trống thứ ba: dòng kinh phí cho xác lập quyền.</w:t>
+      </w:r>
+      <w:r>
+        <w:rPr>
+          <w:szCs w:val="26"/>
+        </w:rPr>
+        <w:t xml:space="preserve"> Chi phí nộp đơn và duy trì hiệu lực phát sinh trước khi có doanh thu. Nếu quy chế chỉ coi khoản chi này là chi phí được trừ khi chia lợi ích, thủ tục không có nguồn để khởi động, dù Điều 66 Luật số 93/2025/QH15 đã cho phép quỹ phát triển khoa học và công nghệ chi cho nội dung này.</w:t>
+      </w:r>
+    </w:p>
+    <w:p>
+      <w:pPr>
+        <w:rPr>
+          <w:szCs w:val="26"/>
+        </w:rPr>
+      </w:pPr>
+      <w:r>
+        <w:rPr>
+          <w:szCs w:val="26"/>
+          <w:b/>
+        </w:rPr>
+        <w:t xml:space="preserve">Khoảng trống thứ tư: dữ liệu và đầu mối theo dõi.</w:t>
+      </w:r>
+      <w:r>
+        <w:rPr>
+          <w:szCs w:val="26"/>
+        </w:rPr>
+        <w:t xml:space="preserve"> Nghĩa vụ công khai và báo cáo ngầm định nhà trường có một danh mục tài sản trí tuệ thống nhất. Khi dữ liệu về đề tài, đơn, văn bằng, hợp đồng và kinh phí nằm rải rác ở nhiều đơn vị, nhà trường khó đáp ứng nghĩa vụ báo cáo và càng khó biết tiềm năng bị mất ở khâu nào.</w:t>
+      </w:r>
+    </w:p>
+    <w:p>
+      <w:pPr>
         <w:spacing w:before="200" w:after="100"/>
         <w:ind w:firstLine="0"/>
         <w:rPr>
@@ -3613,7 +1831,7 @@
           <w:b/>
           <w:szCs w:val="26"/>
         </w:rPr>
-        <w:t>4.4. Mẫu hình chẩn đoán điểm nghẽn và lộ trình triển khai</w:t>
+        <w:t>4.3. Năm nhóm giải pháp nâng cao hiệu quả quản trị</w:t>
       </w:r>
     </w:p>
     <w:p>
@@ -3626,7 +1844,7 @@
         <w:rPr>
           <w:szCs w:val="26"/>
         </w:rPr>
-        <w:t xml:space="preserve">Bảng 3 đề xuất năm mẫu hình chẩn đoán dựa trên cách kết hợp các chỉ số. Mỗi mẫu hình gắn với một điểm nghẽn có thể xảy ra và công cụ can thiệp có căn cứ pháp lý. Chẳng hạn, khi tỷ lệ nhận diện cao nhưng tỷ lệ xác lập kịp thời thấp, điểm nghẽn nằm ở khâu nối giữa nghiệm thu và đăng ký, nơi cần đầu mối tiếp nhận và dòng kinh phí nộp đơn; điểm b khoản 2 Điều 66 Luật số 93/2025/QH15 cho phép quỹ phát triển khoa học và công nghệ chi cho đăng ký, bảo hộ, quản lý, khai thác quyền sở hữu trí tuệ. Khi tỷ lệ xác lập cao nhưng tỷ lệ khai thác thấp, điểm nghẽn chuyển sang thị trường và định giá, nơi Điều 27 Luật này trao cho tổ chức quyền tự quyết về hình thức, giá và phân chia lợi nhuận.</w:t>
+        <w:t xml:space="preserve">Từ bốn khoảng trống và năm nhóm yêu cầu, bài báo đề xuất năm nhóm giải pháp, tóm tắt tại Bảng 3. Mỗi giải pháp gắn với một khoảng trống, một căn cứ pháp lý và chỉ số theo dõi.</w:t>
       </w:r>
     </w:p>
     <w:p>
@@ -3644,7 +1862,7 @@
           <w:b/>
           <w:szCs w:val="26"/>
         </w:rPr>
-        <w:t>Bảng 3. Các mẫu hình chẩn đoán điểm nghẽn từ bộ chỉ số</w:t>
+        <w:t>Bảng 3. Các nhóm giải pháp, căn cứ pháp lý và chỉ số theo dõi</w:t>
       </w:r>
     </w:p>
     <w:tbl>
@@ -3655,9 +1873,10 @@
         <w:tblLook w:val="04A0" w:firstRow="1" w:lastRow="0" w:firstColumn="1" w:lastColumn="0" w:noHBand="0" w:noVBand="1"/>
       </w:tblPr>
       <w:tblGrid>
-        <w:gridCol w:w="1766"/>
-        <w:gridCol w:w="3415"/>
-        <w:gridCol w:w="3887"/>
+        <w:gridCol w:w="2120"/>
+        <w:gridCol w:w="2002"/>
+        <w:gridCol w:w="2709"/>
+        <w:gridCol w:w="2238"/>
       </w:tblGrid>
       <w:tr>
         <w:trPr>
@@ -3666,7 +1885,7 @@
         </w:trPr>
         <w:tc>
           <w:tcPr>
-            <w:tcW w:w="1766" w:type="dxa"/>
+            <w:tcW w:w="2120" w:type="dxa"/>
             <w:shd w:val="clear" w:color="auto" w:fill="DCE8F7"/>
             <w:vAlign w:val="center"/>
           </w:tcPr>
@@ -3681,13 +1900,13 @@
                 <w:b/>
                 <w:sz w:val="24"/>
               </w:rPr>
-              <w:t xml:space="preserve">Mẫu hình chỉ số</w:t>
+              <w:t xml:space="preserve">Giải pháp</w:t>
             </w:r>
           </w:p>
         </w:tc>
         <w:tc>
           <w:tcPr>
-            <w:tcW w:w="3415" w:type="dxa"/>
+            <w:tcW w:w="2002" w:type="dxa"/>
             <w:shd w:val="clear" w:color="auto" w:fill="DCE8F7"/>
             <w:vAlign w:val="center"/>
           </w:tcPr>
@@ -3702,13 +1921,13 @@
                 <w:b/>
                 <w:sz w:val="24"/>
               </w:rPr>
-              <w:t xml:space="preserve">Điểm nghẽn có thể xảy ra</w:t>
+              <w:t xml:space="preserve">Khoảng trống được lấp</w:t>
             </w:r>
           </w:p>
         </w:tc>
         <w:tc>
           <w:tcPr>
-            <w:tcW w:w="3887" w:type="dxa"/>
+            <w:tcW w:w="2709" w:type="dxa"/>
             <w:shd w:val="clear" w:color="auto" w:fill="DCE8F7"/>
             <w:vAlign w:val="center"/>
           </w:tcPr>
@@ -3723,7 +1942,28 @@
                 <w:b/>
                 <w:sz w:val="24"/>
               </w:rPr>
-              <w:t xml:space="preserve">Công cụ can thiệp và căn cứ</w:t>
+              <w:t xml:space="preserve">Căn cứ chủ yếu</w:t>
+            </w:r>
+          </w:p>
+        </w:tc>
+        <w:tc>
+          <w:tcPr>
+            <w:tcW w:w="2238" w:type="dxa"/>
+            <w:shd w:val="clear" w:color="auto" w:fill="DCE8F7"/>
+            <w:vAlign w:val="center"/>
+          </w:tcPr>
+          <w:p>
+            <w:pPr>
+              <w:spacing w:before="20" w:after="20" w:line="252" w:lineRule="auto"/>
+              <w:ind w:firstLine="0"/>
+              <w:jc w:val="center"/>
+            </w:pPr>
+            <w:r>
+              <w:rPr>
+                <w:b/>
+                <w:sz w:val="24"/>
+              </w:rPr>
+              <w:t xml:space="preserve">Chỉ số theo dõi</w:t>
             </w:r>
           </w:p>
         </w:tc>
@@ -3732,7 +1972,7 @@
         <w:trPr/>
         <w:tc>
           <w:tcPr>
-            <w:tcW w:w="1766" w:type="dxa"/>
+            <w:tcW w:w="2120" w:type="dxa"/>
             <w:vAlign w:val="center"/>
           </w:tcPr>
           <w:p>
@@ -3745,13 +1985,13 @@
               <w:rPr>
                 <w:sz w:val="24"/>
               </w:rPr>
-              <w:t xml:space="preserve">CH1 thấp</w:t>
+              <w:t xml:space="preserve">1. Hợp nhất quy chế theo luật mới</w:t>
             </w:r>
           </w:p>
         </w:tc>
         <w:tc>
           <w:tcPr>
-            <w:tcW w:w="3415" w:type="dxa"/>
+            <w:tcW w:w="2002" w:type="dxa"/>
             <w:vAlign w:val="center"/>
           </w:tcPr>
           <w:p>
@@ -3764,13 +2004,13 @@
               <w:rPr>
                 <w:sz w:val="24"/>
               </w:rPr>
-              <w:t xml:space="preserve">Ít sản phẩm có khả năng bảo hộ, hoặc hội đồng nghiệm thu chưa nhận diện</w:t>
+              <w:t xml:space="preserve">Độ trễ của quy chế nội bộ</w:t>
             </w:r>
           </w:p>
         </w:tc>
         <w:tc>
           <w:tcPr>
-            <w:tcW w:w="3887" w:type="dxa"/>
+            <w:tcW w:w="2709" w:type="dxa"/>
             <w:vAlign w:val="center"/>
           </w:tcPr>
           <w:p>
@@ -3783,16 +2023,13 @@
               <w:rPr>
                 <w:sz w:val="24"/>
               </w:rPr>
-              <w:t xml:space="preserve">Xác định đối tượng quyền từ thuyết minh đề tài; tập huấn; phiếu rà soát tại nghiệm thu</w:t>
+              <w:t xml:space="preserve">Điều 25, 27, 28 Luật số 93/2025/QH15; Thông tư số 83/2026/TT-BGDĐT</w:t>
             </w:r>
           </w:p>
         </w:tc>
-      </w:tr>
-      <w:tr>
-        <w:trPr/>
         <w:tc>
           <w:tcPr>
-            <w:tcW w:w="1766" w:type="dxa"/>
+            <w:tcW w:w="2238" w:type="dxa"/>
             <w:vAlign w:val="center"/>
           </w:tcPr>
           <w:p>
@@ -3805,13 +2042,16 @@
               <w:rPr>
                 <w:sz w:val="24"/>
               </w:rPr>
-              <w:t xml:space="preserve">CH1 cao, CH2 thấp</w:t>
+              <w:t xml:space="preserve">Mức độ tương thích của quy chế; số văn bản cùng điều chỉnh</w:t>
             </w:r>
           </w:p>
         </w:tc>
+      </w:tr>
+      <w:tr>
+        <w:trPr/>
         <w:tc>
           <w:tcPr>
-            <w:tcW w:w="3415" w:type="dxa"/>
+            <w:tcW w:w="2120" w:type="dxa"/>
             <w:vAlign w:val="center"/>
           </w:tcPr>
           <w:p>
@@ -3824,13 +2064,13 @@
               <w:rPr>
                 <w:sz w:val="24"/>
               </w:rPr>
-              <w:t xml:space="preserve">Khâu nối giữa nghiệm thu và đăng ký: thiếu đầu mối, kinh phí, công bố trước khi nộp đơn</w:t>
+              <w:t xml:space="preserve">2. Cổng rà soát tại nghiệm thu</w:t>
             </w:r>
           </w:p>
         </w:tc>
         <w:tc>
           <w:tcPr>
-            <w:tcW w:w="3887" w:type="dxa"/>
+            <w:tcW w:w="2002" w:type="dxa"/>
             <w:vAlign w:val="center"/>
           </w:tcPr>
           <w:p>
@@ -3843,16 +2083,13 @@
               <w:rPr>
                 <w:sz w:val="24"/>
               </w:rPr>
-              <w:t xml:space="preserve">Đầu mối tiếp nhận; dòng chi từ quỹ phát triển khoa học và công nghệ (Điều 66 Luật số 93/2025/QH15); khai báo trước công bố (Điều 60 Luật Sở hữu trí tuệ)</w:t>
+              <w:t xml:space="preserve">Khâu nhận diện trước công bố</w:t>
             </w:r>
           </w:p>
         </w:tc>
-      </w:tr>
-      <w:tr>
-        <w:trPr/>
         <w:tc>
           <w:tcPr>
-            <w:tcW w:w="1766" w:type="dxa"/>
+            <w:tcW w:w="2709" w:type="dxa"/>
             <w:vAlign w:val="center"/>
           </w:tcPr>
           <w:p>
@@ -3865,13 +2102,13 @@
               <w:rPr>
                 <w:sz w:val="24"/>
               </w:rPr>
-              <w:t xml:space="preserve">CH2 cao, CH3 thấp</w:t>
+              <w:t xml:space="preserve">Khoản 3 Điều 60 Luật Sở hữu trí tuệ; Quyết định số 1624/QĐ-TTg</w:t>
             </w:r>
           </w:p>
         </w:tc>
         <w:tc>
           <w:tcPr>
-            <w:tcW w:w="3415" w:type="dxa"/>
+            <w:tcW w:w="2238" w:type="dxa"/>
             <w:vAlign w:val="center"/>
           </w:tcPr>
           <w:p>
@@ -3884,13 +2121,16 @@
               <w:rPr>
                 <w:sz w:val="24"/>
               </w:rPr>
-              <w:t xml:space="preserve">Khai thác: thiếu kết nối thị trường, định giá</w:t>
+              <w:t xml:space="preserve">Tỷ lệ nhận diện; tỷ lệ xác lập kịp thời</w:t>
             </w:r>
           </w:p>
         </w:tc>
+      </w:tr>
+      <w:tr>
+        <w:trPr/>
         <w:tc>
           <w:tcPr>
-            <w:tcW w:w="3887" w:type="dxa"/>
+            <w:tcW w:w="2120" w:type="dxa"/>
             <w:vAlign w:val="center"/>
           </w:tcPr>
           <w:p>
@@ -3903,16 +2143,13 @@
               <w:rPr>
                 <w:sz w:val="24"/>
               </w:rPr>
-              <w:t xml:space="preserve">Hợp tác doanh nghiệp; tự quyết thương mại hóa (Điều 27 Luật số 93/2025/QH15); doanh nghiệp quản lý tài sản trí tuệ (Điều 28 Luật số 125/2025/QH15)</w:t>
+              <w:t xml:space="preserve">3. Cơ chế tài chính cho xác lập quyền</w:t>
             </w:r>
           </w:p>
         </w:tc>
-      </w:tr>
-      <w:tr>
-        <w:trPr/>
         <w:tc>
           <w:tcPr>
-            <w:tcW w:w="1766" w:type="dxa"/>
+            <w:tcW w:w="2002" w:type="dxa"/>
             <w:vAlign w:val="center"/>
           </w:tcPr>
           <w:p>
@@ -3925,13 +2162,13 @@
               <w:rPr>
                 <w:sz w:val="24"/>
               </w:rPr>
-              <w:t xml:space="preserve">CH3 cao, CH4 thấp</w:t>
+              <w:t xml:space="preserve">Dòng kinh phí cho xác lập quyền</w:t>
             </w:r>
           </w:p>
         </w:tc>
         <w:tc>
           <w:tcPr>
-            <w:tcW w:w="3415" w:type="dxa"/>
+            <w:tcW w:w="2709" w:type="dxa"/>
             <w:vAlign w:val="center"/>
           </w:tcPr>
           <w:p>
@@ -3944,13 +2181,13 @@
               <w:rPr>
                 <w:sz w:val="24"/>
               </w:rPr>
-              <w:t xml:space="preserve">Thu không bù chi do danh mục dàn trải, chi phí duy trì cao hoặc giá chuyển giao thấp</w:t>
+              <w:t xml:space="preserve">Điều 66 Luật số 93/2025/QH15; Điều 28 Luật số 125/2025/QH15</w:t>
             </w:r>
           </w:p>
         </w:tc>
         <w:tc>
           <w:tcPr>
-            <w:tcW w:w="3887" w:type="dxa"/>
+            <w:tcW w:w="2238" w:type="dxa"/>
             <w:vAlign w:val="center"/>
           </w:tcPr>
           <w:p>
@@ -3963,7 +2200,7 @@
               <w:rPr>
                 <w:sz w:val="24"/>
               </w:rPr>
-              <w:t xml:space="preserve">Rà soát danh mục định kỳ; ngừng duy trì tài sản không khai thác; chuẩn hóa định giá</w:t>
+              <w:t xml:space="preserve">Kinh phí xác lập, duy trì; số đơn; tỷ suất khai thác trên chi phí</w:t>
             </w:r>
           </w:p>
         </w:tc>
@@ -3972,7 +2209,7 @@
         <w:trPr/>
         <w:tc>
           <w:tcPr>
-            <w:tcW w:w="1766" w:type="dxa"/>
+            <w:tcW w:w="2120" w:type="dxa"/>
             <w:vAlign w:val="center"/>
           </w:tcPr>
           <w:p>
@@ -3985,13 +2222,13 @@
               <w:rPr>
                 <w:sz w:val="24"/>
               </w:rPr>
-              <w:t xml:space="preserve">Q1 thấp</w:t>
+              <w:t xml:space="preserve">4. Kiện toàn đầu mối và dữ liệu</w:t>
             </w:r>
           </w:p>
         </w:tc>
         <w:tc>
           <w:tcPr>
-            <w:tcW w:w="3415" w:type="dxa"/>
+            <w:tcW w:w="2002" w:type="dxa"/>
             <w:vAlign w:val="center"/>
           </w:tcPr>
           <w:p>
@@ -4004,13 +2241,13 @@
               <w:rPr>
                 <w:sz w:val="24"/>
               </w:rPr>
-              <w:t xml:space="preserve">Quy chế chưa cập nhật theo luật mới, nhiều văn bản cùng điều chỉnh</w:t>
+              <w:t xml:space="preserve">Dữ liệu và đầu mối theo dõi</w:t>
             </w:r>
           </w:p>
         </w:tc>
         <w:tc>
           <w:tcPr>
-            <w:tcW w:w="3887" w:type="dxa"/>
+            <w:tcW w:w="2709" w:type="dxa"/>
             <w:vAlign w:val="center"/>
           </w:tcPr>
           <w:p>
@@ -4023,7 +2260,105 @@
               <w:rPr>
                 <w:sz w:val="24"/>
               </w:rPr>
-              <w:t xml:space="preserve">Hợp nhất quy chế theo Luật số 93/2025/QH15; chỉ số 1.1 Thông tư số 83/2026/TT-BGDĐT</w:t>
+              <w:t xml:space="preserve">Điều 27 Luật số 93/2025/QH15; Điều 28 Luật số 125/2025/QH15</w:t>
+            </w:r>
+          </w:p>
+        </w:tc>
+        <w:tc>
+          <w:tcPr>
+            <w:tcW w:w="2238" w:type="dxa"/>
+            <w:vAlign w:val="center"/>
+          </w:tcPr>
+          <w:p>
+            <w:pPr>
+              <w:spacing w:before="20" w:after="20" w:line="252" w:lineRule="auto"/>
+              <w:ind w:firstLine="0"/>
+              <w:jc w:val="left"/>
+            </w:pPr>
+            <w:r>
+              <w:rPr>
+                <w:sz w:val="24"/>
+              </w:rPr>
+              <w:t xml:space="preserve">Thời gian xử lý hồ sơ; tỷ lệ khai thác; hợp đồng, nguồn thu</w:t>
+            </w:r>
+          </w:p>
+        </w:tc>
+      </w:tr>
+      <w:tr>
+        <w:trPr/>
+        <w:tc>
+          <w:tcPr>
+            <w:tcW w:w="2120" w:type="dxa"/>
+            <w:vAlign w:val="center"/>
+          </w:tcPr>
+          <w:p>
+            <w:pPr>
+              <w:spacing w:before="20" w:after="20" w:line="252" w:lineRule="auto"/>
+              <w:ind w:firstLine="0"/>
+              <w:jc w:val="left"/>
+            </w:pPr>
+            <w:r>
+              <w:rPr>
+                <w:sz w:val="24"/>
+              </w:rPr>
+              <w:t xml:space="preserve">5. Năng lực và văn hóa sở hữu trí tuệ</w:t>
+            </w:r>
+          </w:p>
+        </w:tc>
+        <w:tc>
+          <w:tcPr>
+            <w:tcW w:w="2002" w:type="dxa"/>
+            <w:vAlign w:val="center"/>
+          </w:tcPr>
+          <w:p>
+            <w:pPr>
+              <w:spacing w:before="20" w:after="20" w:line="252" w:lineRule="auto"/>
+              <w:ind w:firstLine="0"/>
+              <w:jc w:val="left"/>
+            </w:pPr>
+            <w:r>
+              <w:rPr>
+                <w:sz w:val="24"/>
+              </w:rPr>
+              <w:t xml:space="preserve">Hỗ trợ cả bốn khoảng trống</w:t>
+            </w:r>
+          </w:p>
+        </w:tc>
+        <w:tc>
+          <w:tcPr>
+            <w:tcW w:w="2709" w:type="dxa"/>
+            <w:vAlign w:val="center"/>
+          </w:tcPr>
+          <w:p>
+            <w:pPr>
+              <w:spacing w:before="20" w:after="20" w:line="252" w:lineRule="auto"/>
+              <w:ind w:firstLine="0"/>
+              <w:jc w:val="left"/>
+            </w:pPr>
+            <w:r>
+              <w:rPr>
+                <w:sz w:val="24"/>
+              </w:rPr>
+              <w:t xml:space="preserve">Quyết định số 1624/QĐ-TTg; Nghị định số 134/2026/NĐ-CP; Chỉ thị số 02/CT-TTg</w:t>
+            </w:r>
+          </w:p>
+        </w:tc>
+        <w:tc>
+          <w:tcPr>
+            <w:tcW w:w="2238" w:type="dxa"/>
+            <w:vAlign w:val="center"/>
+          </w:tcPr>
+          <w:p>
+            <w:pPr>
+              <w:spacing w:before="20" w:after="20" w:line="252" w:lineRule="auto"/>
+              <w:ind w:firstLine="0"/>
+              <w:jc w:val="left"/>
+            </w:pPr>
+            <w:r>
+              <w:rPr>
+                <w:sz w:val="24"/>
+              </w:rPr>
+              <w:t xml:space="preserve">Số lớp tập huấn; động lực đổi mới sáng tạo của giảng viên</w:t>
             </w:r>
           </w:p>
         </w:tc>
@@ -4054,8 +2389,15 @@
       <w:r>
         <w:rPr>
           <w:szCs w:val="26"/>
-        </w:rPr>
-        <w:t xml:space="preserve">Vì CH1 và CH2 phụ thuộc vào phiếu rà soát tại nghiệm thu, bài báo đề xuất nội dung tối thiểu của phiếu gồm năm câu hỏi: sản phẩm cụ thể của đề tài là gì; sản phẩm thuộc đối tượng quyền nào trong các nhóm sáng chế, giải pháp hữu ích, kiểu dáng công nghiệp, quyền tác giả, sưu tập dữ liệu, bí mật kinh doanh; sản phẩm đã được bộc lộ công khai hay chưa và vào ngày nào; chủ sở hữu được xác định theo nguồn kinh phí như thế nào theo Điều 25 Luật số 93/2025/QH15; và hội đồng đề xuất nộp đơn, đăng ký quyền tác giả, giữ bí mật hay không bảo hộ. Ngày bộc lộ là thông tin then chốt, vì nó xác định thời hạn còn lại để nộp đơn và là căn cứ tính CH2.</w:t>
+          <w:b/>
+        </w:rPr>
+        <w:t xml:space="preserve">Giải pháp 1: Hợp nhất quy chế quản trị tài sản trí tuệ theo luật mới.</w:t>
+      </w:r>
+      <w:r>
+        <w:rPr>
+          <w:szCs w:val="26"/>
+        </w:rPr>
+        <w:t xml:space="preserve"> Mục tiêu là bảo đảm một văn bản duy nhất, còn hiệu lực và tương thích với Luật số 93/2025/QH15. Nội dung gồm: xác định quyền sở hữu theo nguồn kinh phí theo Điều 25; quy định thẩm quyền quyết định thương mại hóa và quy trình định giá theo Điều 27; ghi rõ mức sàn 30% cho tác giả đối với kết quả sử dụng ngân sách nhà nước, công bố trước công thức chia cho các nguồn khác và bỏ các quy định theo cơ chế cũ; bổ sung quy định về liêm chính khoa học, học thuật và khai báo sử dụng trí tuệ nhân tạo.</w:t>
       </w:r>
     </w:p>
     <w:p>
@@ -4067,25 +2409,292 @@
       <w:r>
         <w:rPr>
           <w:szCs w:val="26"/>
-        </w:rPr>
-        <w:t xml:space="preserve">Với trường mới bắt đầu theo dõi, chưa có ngưỡng tham chiếu bên ngoài cho các chỉ số chuyển hóa. Cách sử dụng phù hợp là so sánh với chính nhà trường qua các năm và giữa các khối ngành trong trường. Riêng CH2 có thể đặt mục tiêu gần mức tuyệt đối đối với các sản phẩm đã được hội đồng xác nhận có khả năng bảo hộ, vì mỗi sản phẩm không được nộp đơn trong thời hạn là một tài sản tiềm năng bị mất vĩnh viễn.</w:t>
+          <w:b/>
+        </w:rPr>
+        <w:t xml:space="preserve">Giải pháp 2: Thiết lập cổng rà soát khả năng bảo hộ tại nghiệm thu.</w:t>
+      </w:r>
+      <w:r>
+        <w:rPr>
+          <w:szCs w:val="26"/>
+        </w:rPr>
+        <w:t xml:space="preserve"> Đây là giải pháp then chốt cho khoảng trống thứ hai (Hình 2). Nghiệm thu là thời điểm duy nhất mọi sản phẩm của đề tài đều đi qua một hội đồng chuyên môn, nên là điểm can thiệp có chi phí thấp nhất. Phiếu rà soát bắt buộc gồm năm câu hỏi: sản phẩm cụ thể là gì; thuộc đối tượng quyền nào; đã bộc lộ công khai chưa và vào ngày nào; chủ sở hữu xác định theo nguồn kinh phí ra sao; và hội đồng đề xuất nộp đơn, đăng ký quyền tác giả, giữ bí mật hay không bảo hộ. Sản phẩm đủ điều kiện được chuyển cho đầu mối xác lập quyền trong thời hạn luật định. Nên kết hợp với việc xác định trước đối tượng quyền dự kiến ngay từ thuyết minh đề tài.</w:t>
       </w:r>
     </w:p>
     <w:p>
       <w:pPr>
-        <w:rPr>
-          <w:szCs w:val="26"/>
-        </w:rPr>
-      </w:pPr>
-      <w:r>
-        <w:rPr>
-          <w:szCs w:val="26"/>
-        </w:rPr>
-        <w:t xml:space="preserve">Từ mức độ sẵn có của dữ liệu, khung có thể triển khai theo ba giai đoạn. Giai đoạn đầu sử dụng các chỉ số loại A và B, vốn đã có hoặc dễ tổng hợp, để lập đường cơ sở. Giai đoạn hai đưa phiếu rà soát vào quy trình nghiệm thu và sổ theo dõi hồ sơ để tính được R4, CH1, CH2 và Q2. Giai đoạn ba bổ sung khảo sát giảng viên và danh mục khai thác để tính K5 và CH3. Cách triển khai này cho phép nhà trường bắt đầu ngay mà không phải chờ hoàn thiện toàn bộ hệ thống dữ liệu.</w:t>
+        <w:keepNext/>
+        <w:spacing w:before="160" w:after="80"/>
+        <w:ind w:firstLine="0"/>
+        <w:jc w:val="center"/>
+        <w:rPr>
+          <w:szCs w:val="26"/>
+        </w:rPr>
+      </w:pPr>
+      <w:r>
+        <w:rPr>
+          <w:b/>
+          <w:szCs w:val="26"/>
+        </w:rPr>
+        <w:t>Hình 2. Mô hình cổng rà soát khả năng bảo hộ tại nghiệm thu đề tài</w:t>
       </w:r>
     </w:p>
     <w:p>
       <w:pPr>
+        <w:keepNext/>
+        <w:spacing w:before="0" w:after="0" w:line="240" w:lineRule="auto"/>
+        <w:ind w:firstLine="0"/>
+        <w:jc w:val="center"/>
+        <w:rPr>
+          <w:szCs w:val="26"/>
+        </w:rPr>
+      </w:pPr>
+      <w:r>
+        <w:drawing>
+          <wp:inline xmlns:a="http://schemas.openxmlformats.org/drawingml/2006/main" xmlns:pic="http://schemas.openxmlformats.org/drawingml/2006/picture">
+            <wp:extent cx="5580000" cy="3096000"/>
+            <wp:docPr id="2" name="Picture 2"/>
+            <wp:cNvGraphicFramePr>
+              <a:graphicFrameLocks noChangeAspect="1"/>
+            </wp:cNvGraphicFramePr>
+            <a:graphic>
+              <a:graphicData uri="http://schemas.openxmlformats.org/drawingml/2006/picture">
+                <pic:pic>
+                  <pic:nvPicPr>
+                    <pic:cNvPr id="0" name="cong_ra_soat.png"/>
+                    <pic:cNvPicPr/>
+                  </pic:nvPicPr>
+                  <pic:blipFill>
+                    <a:blip r:embed="rId9"/>
+                    <a:stretch>
+                      <a:fillRect/>
+                    </a:stretch>
+                  </pic:blipFill>
+                  <pic:spPr>
+                    <a:xfrm>
+                      <a:off x="0" y="0"/>
+                      <a:ext cx="5580000" cy="3096000"/>
+                    </a:xfrm>
+                    <a:prstGeom prst="rect"/>
+                  </pic:spPr>
+                </pic:pic>
+              </a:graphicData>
+            </a:graphic>
+          </wp:inline>
+        </w:drawing>
+      </w:r>
+    </w:p>
+    <w:p>
+      <w:pPr>
+        <w:spacing w:after="160"/>
+        <w:ind w:firstLine="0"/>
+        <w:rPr>
+          <w:szCs w:val="26"/>
+        </w:rPr>
+      </w:pPr>
+      <w:r>
+        <w:rPr>
+          <w:i/>
+          <w:szCs w:val="26"/>
+        </w:rPr>
+        <w:t>Nguồn: Nhóm tác giả đề xuất.</w:t>
+      </w:r>
+    </w:p>
+    <w:p>
+      <w:pPr>
+        <w:rPr>
+          <w:szCs w:val="26"/>
+        </w:rPr>
+      </w:pPr>
+      <w:r>
+        <w:rPr>
+          <w:szCs w:val="26"/>
+          <w:b/>
+        </w:rPr>
+        <w:t xml:space="preserve">Giải pháp 3: Xây dựng cơ chế tài chính cho xác lập quyền.</w:t>
+      </w:r>
+      <w:r>
+        <w:rPr>
+          <w:szCs w:val="26"/>
+        </w:rPr>
+        <w:t xml:space="preserve"> Mục tiêu là bảo đảm không sản phẩm đủ điều kiện nào dừng lại vì thiếu kinh phí. Nhà trường bố trí dòng chi thường xuyên cho phí nộp đơn, phí duy trì hiệu lực từ quỹ phát triển khoa học và công nghệ theo điểm b khoản 2 Điều 66 Luật số 93/2025/QH15, và ghi nhận văn bằng trong chế độ khuyến khích tương xứng với công bố. Với hệ số 3 của bằng độc quyền giải pháp hữu ích theo Thông tư số 83/2026/TT-BGDĐT, khoản chi này đồng thời góp phần nâng chỉ số sản phẩm khoa học quy đổi của nhà trường.</w:t>
+      </w:r>
+    </w:p>
+    <w:p>
+      <w:pPr>
+        <w:rPr>
+          <w:szCs w:val="26"/>
+        </w:rPr>
+      </w:pPr>
+      <w:r>
+        <w:rPr>
+          <w:szCs w:val="26"/>
+          <w:b/>
+        </w:rPr>
+        <w:t xml:space="preserve">Giải pháp 4: Kiện toàn đầu mối và hệ thống dữ liệu.</w:t>
+      </w:r>
+      <w:r>
+        <w:rPr>
+          <w:szCs w:val="26"/>
+        </w:rPr>
+        <w:t xml:space="preserve"> Nhà trường giao một đầu mối chuyên trách quản lý toàn bộ chu trình, thiết lập cơ chế phối hợp giữa đơn vị quản lý khoa học, bộ phận pháp chế, tài chính và các khoa, viện, và xây dựng danh mục tài sản trí tuệ số hóa dùng chung, liên kết đề tài với đơn, văn bằng và hợp đồng. Danh mục này phục vụ trực tiếp nghĩa vụ công khai theo Luật số 125/2025/QH15 và báo cáo thương mại hóa theo Luật số 93/2025/QH15. Với nhóm sản phẩm phù hợp, hợp tác với doanh nghiệp và doanh nghiệp quản lý tài sản trí tuệ theo khoản 1 Điều 28 Luật số 125/2025/QH15 là kênh khai thác cần được tính đến.</w:t>
+      </w:r>
+    </w:p>
+    <w:p>
+      <w:pPr>
+        <w:rPr>
+          <w:szCs w:val="26"/>
+        </w:rPr>
+      </w:pPr>
+      <w:r>
+        <w:rPr>
+          <w:szCs w:val="26"/>
+          <w:b/>
+        </w:rPr>
+        <w:t xml:space="preserve">Giải pháp 5: Phát triển năng lực và văn hóa sở hữu trí tuệ.</w:t>
+      </w:r>
+      <w:r>
+        <w:rPr>
+          <w:szCs w:val="26"/>
+        </w:rPr>
+        <w:t xml:space="preserve"> Nhà trường tổ chức tập huấn định kỳ cho giảng viên, thành viên hội đồng nghiệm thu và cán bộ quản lý về nhận diện đối tượng quyền và thời hạn mười hai tháng; xây dựng học phần sở hữu trí tuệ cho người học theo định hướng của Quyết định số 1624/QĐ-TTg; lồng ghép nội dung liêm chính học thuật và sử dụng trí tuệ nhân tạo.</w:t>
+      </w:r>
+    </w:p>
+    <w:p>
+      <w:pPr>
+        <w:spacing w:before="200" w:after="100"/>
+        <w:ind w:firstLine="0"/>
+        <w:rPr>
+          <w:szCs w:val="26"/>
+        </w:rPr>
+      </w:pPr>
+      <w:r>
+        <w:rPr>
+          <w:b/>
+          <w:szCs w:val="26"/>
+        </w:rPr>
+        <w:t>4.4. Theo dõi hiệu quả theo chuỗi đầu vào, quá trình, đầu ra và kết quả</w:t>
+      </w:r>
+    </w:p>
+    <w:p>
+      <w:pPr>
+        <w:rPr>
+          <w:szCs w:val="26"/>
+        </w:rPr>
+      </w:pPr>
+      <w:r>
+        <w:rPr>
+          <w:szCs w:val="26"/>
+        </w:rPr>
+        <w:t xml:space="preserve">Để biết giải pháp có phát huy tác dụng hay không, nhà trường cần theo dõi theo chuỗi đầu vào, quá trình, đầu ra và kết quả, đồng thời đặt chỉ số tại các mối nối giữa các mắt xích (Hình 3). Bốn chỉ số chuyển hóa gồm: tỷ lệ nhận diện, là phần công trình nghiệm thu có sản phẩm được xác nhận có khả năng bảo hộ; tỷ lệ xác lập kịp thời, là phần sản phẩm có khả năng bảo hộ được nộp đơn trong mười hai tháng; tỷ lệ khai thác, là phần tài sản đã xác lập có giao dịch hoặc được sử dụng; và tỷ suất khai thác trên chi phí, là nguồn thu từ khai thác so với chi phí xác lập và duy trì quyền.</w:t>
+      </w:r>
+    </w:p>
+    <w:p>
+      <w:pPr>
+        <w:keepNext/>
+        <w:spacing w:before="160" w:after="80"/>
+        <w:ind w:firstLine="0"/>
+        <w:jc w:val="center"/>
+        <w:rPr>
+          <w:szCs w:val="26"/>
+        </w:rPr>
+      </w:pPr>
+      <w:r>
+        <w:rPr>
+          <w:b/>
+          <w:szCs w:val="26"/>
+        </w:rPr>
+        <w:t>Hình 3. Chuỗi đầu vào, quá trình, đầu ra, kết quả và bốn chỉ số chuyển hóa</w:t>
+      </w:r>
+    </w:p>
+    <w:p>
+      <w:pPr>
+        <w:keepNext/>
+        <w:spacing w:before="0" w:after="0" w:line="240" w:lineRule="auto"/>
+        <w:ind w:firstLine="0"/>
+        <w:jc w:val="center"/>
+        <w:rPr>
+          <w:szCs w:val="26"/>
+        </w:rPr>
+      </w:pPr>
+      <w:r>
+        <w:drawing>
+          <wp:inline xmlns:a="http://schemas.openxmlformats.org/drawingml/2006/main" xmlns:pic="http://schemas.openxmlformats.org/drawingml/2006/picture">
+            <wp:extent cx="5580000" cy="2952000"/>
+            <wp:docPr id="3" name="Picture 3"/>
+            <wp:cNvGraphicFramePr>
+              <a:graphicFrameLocks noChangeAspect="1"/>
+            </wp:cNvGraphicFramePr>
+            <a:graphic>
+              <a:graphicData uri="http://schemas.openxmlformats.org/drawingml/2006/picture">
+                <pic:pic>
+                  <pic:nvPicPr>
+                    <pic:cNvPr id="0" name="chuoi_ket_qua.png"/>
+                    <pic:cNvPicPr/>
+                  </pic:nvPicPr>
+                  <pic:blipFill>
+                    <a:blip r:embed="rId10"/>
+                    <a:stretch>
+                      <a:fillRect/>
+                    </a:stretch>
+                  </pic:blipFill>
+                  <pic:spPr>
+                    <a:xfrm>
+                      <a:off x="0" y="0"/>
+                      <a:ext cx="5580000" cy="2952000"/>
+                    </a:xfrm>
+                    <a:prstGeom prst="rect"/>
+                  </pic:spPr>
+                </pic:pic>
+              </a:graphicData>
+            </a:graphic>
+          </wp:inline>
+        </w:drawing>
+      </w:r>
+    </w:p>
+    <w:p>
+      <w:pPr>
+        <w:spacing w:after="160"/>
+        <w:ind w:firstLine="0"/>
+        <w:rPr>
+          <w:szCs w:val="26"/>
+        </w:rPr>
+      </w:pPr>
+      <w:r>
+        <w:rPr>
+          <w:i/>
+          <w:szCs w:val="26"/>
+        </w:rPr>
+        <w:t>Nguồn: Nhóm tác giả đề xuất trên cơ sở W. K. Kellogg Foundation (2004).</w:t>
+      </w:r>
+    </w:p>
+    <w:p>
+      <w:pPr>
+        <w:rPr>
+          <w:szCs w:val="26"/>
+        </w:rPr>
+      </w:pPr>
+      <w:r>
+        <w:rPr>
+          <w:szCs w:val="26"/>
+        </w:rPr>
+        <w:t xml:space="preserve">Khác với chỉ số đếm như số văn bằng hay nguồn thu, mỗi chỉ số chuyển hóa chỉ vào một mối nối cụ thể. Tỷ lệ nhận diện thấp cho thấy cần tác động vào định hướng đề tài và năng lực hội đồng; tỷ lệ nhận diện cao nhưng tỷ lệ xác lập kịp thời thấp cho thấy điểm nghẽn ở khâu nối giữa nghiệm thu và đăng ký, nơi Giải pháp 2 và Giải pháp 3 phát huy tác dụng; tỷ lệ xác lập cao nhưng tỷ lệ khai thác thấp cho thấy cần đẩy mạnh Giải pháp 4 ở khâu khai thác.</w:t>
+      </w:r>
+    </w:p>
+    <w:p>
+      <w:pPr>
+        <w:rPr>
+          <w:szCs w:val="26"/>
+        </w:rPr>
+      </w:pPr>
+      <w:r>
+        <w:rPr>
+          <w:szCs w:val="26"/>
+        </w:rPr>
+        <w:t xml:space="preserve">Đối chiếu với các nghĩa vụ báo cáo hiện hành cho thấy dữ liệu bắt buộc tập trung ở nhóm kết quả, như văn bằng, nguồn thu và tỷ trọng thu khoa học, công nghệ theo Thông tư số 83/2026/TT-BGDĐT, trong khi cả bốn chỉ số chuyển hóa đều không thuộc dữ liệu bắt buộc. Hai chỉ số then chốt về nhận diện và xác lập kịp thời chỉ tính được khi có phiếu rà soát tại nghiệm thu. Vì vậy, Giải pháp 2 vừa là biện pháp quản trị, vừa là điều kiện để đo lường hiệu quả. Nhà trường có thể triển khai theo ba giai đoạn: dùng chỉ số đã có dữ liệu để lập đường cơ sở; đưa phiếu rà soát vào quy trình nghiệm thu để tính các chỉ số chuyển hóa; bổ sung khảo sát giảng viên và danh mục khai thác để đánh giá kết quả đầy đủ.</w:t>
+      </w:r>
+    </w:p>
+    <w:p>
+      <w:pPr>
         <w:spacing w:before="280" w:after="160"/>
         <w:ind w:firstLine="0"/>
         <w:rPr>
@@ -4117,7 +2726,7 @@
         <w:rPr>
           <w:szCs w:val="26"/>
         </w:rPr>
-        <w:t xml:space="preserve"> Việc dữ liệu bắt buộc tập trung ở nhóm kết quả phản ánh mục đích của chuẩn chất lượng là kiểm tra mức đáp ứng tối thiểu, không phải hỗ trợ quản lý nội bộ. Với trường định hướng ứng dụng, nơi phần lớn sản phẩm có khả năng bảo hộ là giải pháp hữu ích, công thức, quy trình phát sinh từ đề tài cấp cơ sở, giá trị nằm ở việc không để sản phẩm bị bỏ sót ở khâu nhận diện. Vì vậy, chỉ số chuyển hóa quan trọng hơn chỉ số đếm đối với nhóm trường này. Trường tư thục còn chịu ràng buộc chặt về nguồn lực, nên cần biết mỗi khoản chi cho xác lập và duy trì quyền mang lại gì; tỷ suất khai thác trên chi phí và tỷ lệ khai thác giúp quyết định nên tiếp tục đầu tư vào loại tài sản nào, thay vì mở rộng danh mục một cách dàn trải.</w:t>
+        <w:t xml:space="preserve"> Khung thể chế mới đã giải quyết các rào cản thuộc thẩm quyền của Nhà nước: quyền sở hữu, quyền quyết định, mức sàn lợi ích, nguồn chi và chỉ số đánh giá. Khâu nhận diện thì không thể quy định thống nhất từ trung ương, vì phụ thuộc vào quy trình nghiệm thu, cơ cấu ngành và năng lực chuyên môn của từng trường. Do đó, hiệu quả quản trị quyền sở hữu trí tuệ trong giai đoạn tới phụ thuộc chủ yếu vào thiết kế quản trị ở cấp cơ sở, chứ không còn chủ yếu vào việc chờ chính sách quốc gia thông thoáng hơn.</w:t>
       </w:r>
     </w:p>
     <w:p>
@@ -4137,7 +2746,7 @@
         <w:rPr>
           <w:szCs w:val="26"/>
         </w:rPr>
-        <w:t xml:space="preserve"> Khung kế thừa nhận định của Thursby và Kemp (2002) và Siegel và cộng sự (2007) rằng hiệu quả phải được đo bằng quan hệ giữa đầu ra và nguồn lực. Điểm khác là thay cho phép đo so sánh giữa nhiều trường, khung dùng các tỷ lệ nội bộ mà một trường có thể tự tính và theo dõi qua thời gian. So với tập chỉ số cốt lõi của Finne và cộng sự (2009) và Campbell và cộng sự (2020), khung giữ các chỉ số đếm để bảo đảm khả năng so sánh nhưng bổ sung chỉ số quá trình và chỉ số chuyển hóa, phù hợp với lập luận của Holgersson và Aaboen (2019) về khai thác và của Rocha và cộng sự (2023) về đánh giá bản khai báo. So với các nghiên cứu trong nước (Nguyễn, 2025; Võ, 2025), bài báo chuyển từ phân tích định tính sang đề xuất công cụ đo lường cụ thể.</w:t>
+        <w:t xml:space="preserve"> Việc trao quyền cho tổ chức chủ trì có logic tương đồng với Đạo luật Bayh-Dole mà Shane (2004) phân tích; mức sàn 30% và quyền tự quyết về chia lợi ích phù hợp với nhận định của Goldfarb và Henrekson (2003) và Siegel và cộng sự (2007) về vai trò của khuyến khích. Khác biệt là các nghiên cứu quốc tế mặc định có đơn vị chuyển giao tiếp nhận bản khai báo (Rocha et al., 2023) và coi mức độ khai báo là biến số đầu vào (Thursby &amp; Kemp, 2002); ở cơ sở chưa có đơn vị này, chính bước tiếp nhận cần được thiết kế, nên trọng tâm can thiệp dịch chuyển sớm hơn trong chuỗi. So với tập chỉ số cốt lõi của Finne và cộng sự (2009), bộ chỉ số đề xuất giữ các chỉ số đếm nhưng bổ sung chỉ số chuyển hóa, phù hợp với cách nhìn chuyển từ chiếm hữu sang khai thác của Holgersson và Aaboen (2019). So với các nghiên cứu trong nước (Nguyễn, 2025; Võ, 2025), bài báo cập nhật khung pháp lý sau ngày 01 tháng 10 năm 2025 và đi đến giải pháp cụ thể kèm cách theo dõi.</w:t>
       </w:r>
     </w:p>
     <w:p>
@@ -4157,7 +2766,7 @@
         <w:rPr>
           <w:szCs w:val="26"/>
         </w:rPr>
-        <w:t xml:space="preserve"> Về lý luận, bài báo vận dụng mô hình chuỗi kết quả vào quản lý quyền sở hữu trí tuệ đại học và đề xuất đặt chỉ số tại các mối nối, không chỉ tại các mắt xích. Về thực tiễn, bộ 20 chỉ số, cách phân loại dữ liệu và năm mẫu hình chẩn đoán là công cụ tự đánh giá mà trường đại học định hướng ứng dụng có thể sử dụng khi chuẩn bị đánh giá theo Thông tư số 83/2026/TT-BGDĐT và thực hiện nghĩa vụ công khai theo Luật số 125/2025/QH15. Về chính sách, kết quả gợi ý cơ quan quản lý có thể cân nhắc bổ sung chỉ số về tỷ lệ sản phẩm có khả năng bảo hộ được nộp đơn vào hệ thống dữ liệu báo cáo.</w:t>
+        <w:t xml:space="preserve"> Về lý luận, bài báo chỉ ra rằng khâu nhận diện trước công bố là một khâu quản trị độc lập, nơi chính sách cấp trường có tác động lớn nhất khi chính sách quốc gia đã thông thoáng, và đề xuất đặt chỉ số tại các mối nối của chuỗi kết quả. Về thực tiễn, năm nhóm giải pháp và bộ chỉ số theo dõi là công cụ mà cơ sở giáo dục đại học có thể áp dụng ngay khi hợp nhất quy chế theo Luật số 93/2025/QH15 và chuẩn bị đánh giá theo Thông tư số 83/2026/TT-BGDĐT. Về chính sách, cơ quan quản lý cần sớm hướng dẫn cách xác định lợi nhuận làm căn cứ thưởng tác giả và cân nhắc bổ sung chỉ số về tỷ lệ sản phẩm có khả năng bảo hộ được nộp đơn vào hệ thống dữ liệu báo cáo.</w:t>
       </w:r>
     </w:p>
     <w:p>
@@ -4177,7 +2786,7 @@
         <w:rPr>
           <w:szCs w:val="26"/>
         </w:rPr>
-        <w:t xml:space="preserve"> Thứ nhất, khung được xây dựng bằng lập luận lý thuyết và đối chiếu văn bản, chưa được kiểm định thực nghiệm về độ tin cậy và giá trị. Thứ hai, bài báo chưa xác định trọng số giữa các chỉ số, nên chưa thể tổng hợp thành một chỉ số chung. Thứ ba, việc phân loại dữ liệu phụ thuộc vào văn bản hướng dẫn tính chỉ số và danh mục dữ liệu báo cáo; khi các hướng dẫn này thay đổi, một số chỉ số có thể chuyển loại.</w:t>
+        <w:t xml:space="preserve"> Thứ nhất, bài báo phân tích văn bản và tổng hợp lý thuyết, chưa đo lường mức độ thực thi tại nhiều trường; các khoảng trống được suy ra từ đối chiếu yêu cầu với công cụ quản trị, cần kiểm chứng bằng dữ liệu. Thứ hai, văn bản hướng dẫn chi tiết Luật số 93/2025/QH15 và hướng dẫn tính chỉ số của Thông tư số 83/2026/TT-BGDĐT có thể làm thay đổi một số hàm ý. Thứ ba, bộ chỉ số chưa được xác định trọng số và chưa qua lấy ý kiến chuyên gia.</w:t>
       </w:r>
     </w:p>
     <w:p>
@@ -4197,7 +2806,7 @@
         <w:rPr>
           <w:szCs w:val="26"/>
         </w:rPr>
-        <w:t xml:space="preserve"> Các nghiên cứu tiếp theo có thể lấy ý kiến chuyên gia bằng phương pháp Delphi để hoàn thiện định nghĩa và trọng số, áp dụng thử khung tại một số trường đại học định hướng ứng dụng để kiểm định khả năng tính toán, và theo dõi các chỉ số chuyển hóa qua nhiều năm để đánh giá tác động của các can thiệp như phiếu rà soát tại nghiệm thu.</w:t>
+        <w:t xml:space="preserve"> Các nghiên cứu tiếp theo có thể khảo sát quy chế và thực tiễn quản trị của một nhóm cơ sở giáo dục đại học để kiểm chứng bốn khoảng trống, lấy ý kiến chuyên gia để hoàn thiện bộ chỉ số, và đánh giá tác động của cổng rà soát tại nghiệm thu bằng thiết kế trước và sau.</w:t>
       </w:r>
     </w:p>
     <w:p>
@@ -4226,7 +2835,7 @@
         <w:rPr>
           <w:szCs w:val="26"/>
         </w:rPr>
-        <w:t xml:space="preserve">Bài báo đề xuất khung đánh giá hiệu quả quản lý quyền sở hữu trí tuệ cho trường đại học định hướng ứng dụng trong bối cảnh chỉ số sở hữu trí tuệ trở thành căn cứ đánh giá cơ sở giáo dục đại học.</w:t>
+        <w:t xml:space="preserve">Bài báo phân tích yêu cầu của khung thể chế mới đối với quản trị quyền sở hữu trí tuệ trong cơ sở giáo dục đại học và đề xuất giải pháp nâng cao hiệu quả.</w:t>
       </w:r>
     </w:p>
     <w:p>
@@ -4239,7 +2848,7 @@
         <w:rPr>
           <w:szCs w:val="26"/>
         </w:rPr>
-        <w:t xml:space="preserve">Kết quả chính là bộ 20 chỉ số theo chuỗi đầu vào, quá trình, đầu ra, kết quả, trong đó bốn chỉ số chuyển hóa đo mức độ các mắt xích nối tiếp nhau. Đối chiếu với pháp luật hiện hành cho thấy dữ liệu bắt buộc tập trung ở nhóm kết quả, còn các chỉ số chuyển hóa, vốn có giá trị chẩn đoán cao nhất, đều do nhà trường tự thiết lập. Hai chỉ số then chốt về nhận diện và xác lập kịp thời phụ thuộc vào phiếu rà soát khả năng bảo hộ tại nghiệm thu.</w:t>
+        <w:t xml:space="preserve">Kết quả cho thấy khung thể chế giai đoạn 2025 - 2026 đặt ra năm nhóm yêu cầu về quyền sở hữu, phân chia lợi ích, nguồn lực, đo lường và tính thống nhất của quy chế. Giữa yêu cầu và công cụ quản trị nội bộ còn bốn khoảng trống: độ trễ của quy chế, khâu nhận diện trước công bố, dòng kinh phí cho xác lập quyền và dữ liệu theo dõi. Năm nhóm giải pháp được đề xuất tương ứng, trong đó cổng rà soát khả năng bảo hộ tại nghiệm thu là giải pháp then chốt vì vừa lấp khoảng trống nhận diện, vừa tạo dữ liệu cho các chỉ số chuyển hóa.</w:t>
       </w:r>
     </w:p>
     <w:p>
@@ -4252,7 +2861,7 @@
         <w:rPr>
           <w:szCs w:val="26"/>
         </w:rPr>
-        <w:t xml:space="preserve">Bài báo đóng góp một công cụ tự đánh giá cấp trường, kèm mẫu hình chẩn đoán điểm nghẽn và lộ trình triển khai theo mức độ sẵn có của dữ liệu. Hàm ý cho các trường đại học định hướng ứng dụng là không dừng ở việc đáp ứng chỉ số bắt buộc, mà cần thiết lập sớm các công cụ thu thập dữ liệu ở khâu nhận diện để biết tiềm năng tài sản trí tuệ đang bị mất ở đâu.</w:t>
+        <w:t xml:space="preserve">Bài báo đóng góp một cách tiếp cận đi từ yêu cầu, qua khoảng trống, đến giải pháp và chỉ số theo dõi. Hàm ý cho các cơ sở giáo dục đại học là ưu tiên hợp nhất quy chế theo Luật số 93/2025/QH15 và đặt bước rà soát khả năng bảo hộ vào quy trình nghiệm thu, trước khi đầu tư vào các thiết chế thương mại hóa phức tạp hơn.</w:t>
       </w:r>
     </w:p>
     <w:p>
@@ -4283,14 +2892,14 @@
         <w:rPr>
           <w:szCs w:val="26"/>
         </w:rPr>
-        <w:t xml:space="preserve">Bộ Giáo dục và Đào tạo. (2024). </w:t>
+        <w:t xml:space="preserve">Bộ Chính trị. (2026). </w:t>
       </w:r>
       <w:r>
         <w:rPr>
           <w:szCs w:val="26"/>
           <w:i/>
         </w:rPr>
-        <w:t xml:space="preserve">Thông tư số 01/2024/TT-BGDĐT ngày 05 tháng 02 năm 2024 ban hành Chuẩn cơ sở giáo dục đại học</w:t>
+        <w:t xml:space="preserve">Kết luận số 51-KL/TW ngày 17 tháng 6 năm 2026 về đẩy mạnh công tác sở hữu trí tuệ phục vụ phát triển kinh tế - xã hội trong tình hình mới</w:t>
       </w:r>
       <w:r>
         <w:rPr>
@@ -4311,14 +2920,14 @@
         <w:rPr>
           <w:szCs w:val="26"/>
         </w:rPr>
-        <w:t xml:space="preserve">Bộ Giáo dục và Đào tạo. (2026). </w:t>
+        <w:t xml:space="preserve">Bộ Giáo dục và Đào tạo. (2024). </w:t>
       </w:r>
       <w:r>
         <w:rPr>
           <w:szCs w:val="26"/>
           <w:i/>
         </w:rPr>
-        <w:t xml:space="preserve">Thông tư số 83/2026/TT-BGDĐT ngày 30 tháng 9 năm 2026 quy định Chuẩn cơ sở giáo dục đại học</w:t>
+        <w:t xml:space="preserve">Thông tư số 01/2024/TT-BGDĐT ngày 05 tháng 02 năm 2024 ban hành Chuẩn cơ sở giáo dục đại học</w:t>
       </w:r>
       <w:r>
         <w:rPr>
@@ -4339,20 +2948,20 @@
         <w:rPr>
           <w:szCs w:val="26"/>
         </w:rPr>
-        <w:t xml:space="preserve">Bradley, S. R., Hayter, C. S., &amp; Link, A. N. (2013). Models and methods of university technology transfer. </w:t>
+        <w:t xml:space="preserve">Bộ Giáo dục và Đào tạo. (2026). </w:t>
       </w:r>
       <w:r>
         <w:rPr>
           <w:szCs w:val="26"/>
           <w:i/>
         </w:rPr>
-        <w:t xml:space="preserve">Foundations and Trends in Entrepreneurship, 9</w:t>
-      </w:r>
-      <w:r>
-        <w:rPr>
-          <w:szCs w:val="26"/>
-        </w:rPr>
-        <w:t xml:space="preserve">(6), 571-650. https://doi.org/10.1561/0300000048</w:t>
+        <w:t xml:space="preserve">Thông tư số 83/2026/TT-BGDĐT ngày 30 tháng 9 năm 2026 quy định Chuẩn cơ sở giáo dục đại học</w:t>
+      </w:r>
+      <w:r>
+        <w:rPr>
+          <w:szCs w:val="26"/>
+        </w:rPr>
+        <w:t xml:space="preserve">.</w:t>
       </w:r>
     </w:p>
     <w:p>
@@ -4367,20 +2976,20 @@
         <w:rPr>
           <w:szCs w:val="26"/>
         </w:rPr>
-        <w:t xml:space="preserve">Campbell, A., Cavalade, C., Haunold, C., Karanikic, P., &amp; Piccaluga, A. (2020). </w:t>
+        <w:t xml:space="preserve">Bradley, S. R., Hayter, C. S., &amp; Link, A. N. (2013). Models and methods of university technology transfer. </w:t>
       </w:r>
       <w:r>
         <w:rPr>
           <w:szCs w:val="26"/>
           <w:i/>
         </w:rPr>
-        <w:t xml:space="preserve">Knowledge transfer metrics: Towards a European-wide set of harmonised indicators</w:t>
-      </w:r>
-      <w:r>
-        <w:rPr>
-          <w:szCs w:val="26"/>
-        </w:rPr>
-        <w:t xml:space="preserve"> (EUR 30218 EN). Publications Office of the European Union. https://doi.org/10.2760/907762</w:t>
+        <w:t xml:space="preserve">Foundations and Trends in Entrepreneurship, 9</w:t>
+      </w:r>
+      <w:r>
+        <w:rPr>
+          <w:szCs w:val="26"/>
+        </w:rPr>
+        <w:t xml:space="preserve">(6), 571-650. https://doi.org/10.1561/0300000048</w:t>
       </w:r>
     </w:p>
     <w:p>
@@ -4395,20 +3004,20 @@
         <w:rPr>
           <w:szCs w:val="26"/>
         </w:rPr>
-        <w:t xml:space="preserve">Cục Sở hữu trí tuệ. (n.d.). </w:t>
+        <w:t xml:space="preserve">Campbell, A., Cavalade, C., Haunold, C., Karanikic, P., &amp; Piccaluga, A. (2020). </w:t>
       </w:r>
       <w:r>
         <w:rPr>
           <w:szCs w:val="26"/>
           <w:i/>
         </w:rPr>
-        <w:t xml:space="preserve">Tài liệu tập huấn về sở hữu trí tuệ dành cho cán bộ các trường đại học, viện nghiên cứu</w:t>
-      </w:r>
-      <w:r>
-        <w:rPr>
-          <w:szCs w:val="26"/>
-        </w:rPr>
-        <w:t xml:space="preserve">. Truy cập ngày 30 tháng 9 năm 2026, từ https://shtt.hcmulaw.edu.vn/sach-dien-tu/bo-tai-lieu-tap-huan-ve-so-huu-tri-tue-cua-cuc-so-huu-tri-tue-327.html</w:t>
+        <w:t xml:space="preserve">Knowledge transfer metrics: Towards a European-wide set of harmonised indicators</w:t>
+      </w:r>
+      <w:r>
+        <w:rPr>
+          <w:szCs w:val="26"/>
+        </w:rPr>
+        <w:t xml:space="preserve"> (EUR 30218 EN). Publications Office of the European Union. https://doi.org/10.2760/907762</w:t>
       </w:r>
     </w:p>
     <w:p>
@@ -4423,20 +3032,20 @@
         <w:rPr>
           <w:szCs w:val="26"/>
         </w:rPr>
-        <w:t xml:space="preserve">Finne, H., Arundel, A., Balling, G., Brisson, P., &amp; Erselius, J. (2009). </w:t>
+        <w:t xml:space="preserve">Chính phủ. (2026). </w:t>
       </w:r>
       <w:r>
         <w:rPr>
           <w:szCs w:val="26"/>
           <w:i/>
         </w:rPr>
-        <w:t xml:space="preserve">Metrics for knowledge transfer from public research organisations in Europe: Report from the European Commission's Expert Group on Knowledge Transfer Metrics</w:t>
-      </w:r>
-      <w:r>
-        <w:rPr>
-          <w:szCs w:val="26"/>
-        </w:rPr>
-        <w:t xml:space="preserve">. Publications Office of the European Union. https://doi.org/10.2777/49910</w:t>
+        <w:t xml:space="preserve">Nghị định số 134/2026/NĐ-CP ngày 06 tháng 4 năm 2026 sửa đổi, bổ sung một số điều của Nghị định số 17/2023/NĐ-CP quy định chi tiết một số điều và biện pháp thi hành Luật Sở hữu trí tuệ về quyền tác giả, quyền liên quan</w:t>
+      </w:r>
+      <w:r>
+        <w:rPr>
+          <w:szCs w:val="26"/>
+        </w:rPr>
+        <w:t xml:space="preserve">.</w:t>
       </w:r>
     </w:p>
     <w:p>
@@ -4451,20 +3060,20 @@
         <w:rPr>
           <w:szCs w:val="26"/>
         </w:rPr>
-        <w:t xml:space="preserve">Holgersson, M., &amp; Aaboen, L. (2019). A literature review of intellectual property management in technology transfer offices: From appropriation to utilization. </w:t>
+        <w:t xml:space="preserve">Cục Sở hữu trí tuệ. (n.d.). </w:t>
       </w:r>
       <w:r>
         <w:rPr>
           <w:szCs w:val="26"/>
           <w:i/>
         </w:rPr>
-        <w:t xml:space="preserve">Technology in Society, 59</w:t>
-      </w:r>
-      <w:r>
-        <w:rPr>
-          <w:szCs w:val="26"/>
-        </w:rPr>
-        <w:t xml:space="preserve">, Article 101132. https://doi.org/10.1016/j.techsoc.2019.04.008</w:t>
+        <w:t xml:space="preserve">Tài liệu tập huấn về sở hữu trí tuệ dành cho cán bộ các trường đại học, viện nghiên cứu</w:t>
+      </w:r>
+      <w:r>
+        <w:rPr>
+          <w:szCs w:val="26"/>
+        </w:rPr>
+        <w:t xml:space="preserve">. Truy cập ngày 30 tháng 9 năm 2026, từ https://shtt.hcmulaw.edu.vn/sach-dien-tu/bo-tai-lieu-tap-huan-ve-so-huu-tri-tue-cua-cuc-so-huu-tri-tue-327.html</w:t>
       </w:r>
     </w:p>
     <w:p>
@@ -4479,20 +3088,20 @@
         <w:rPr>
           <w:szCs w:val="26"/>
         </w:rPr>
-        <w:t xml:space="preserve">Maresova, P., Stemberkova, R., &amp; Fadeyi, O. (2019). Models, processes, and roles of universities in technology transfer management: A systematic review. </w:t>
+        <w:t xml:space="preserve">Etzkowitz, H. (2003). Research groups as 'quasi-firms': The invention of the entrepreneurial university. </w:t>
       </w:r>
       <w:r>
         <w:rPr>
           <w:szCs w:val="26"/>
           <w:i/>
         </w:rPr>
-        <w:t xml:space="preserve">Administrative Sciences, 9</w:t>
-      </w:r>
-      <w:r>
-        <w:rPr>
-          <w:szCs w:val="26"/>
-        </w:rPr>
-        <w:t xml:space="preserve">(3), Article 67. https://doi.org/10.3390/admsci9030067</w:t>
+        <w:t xml:space="preserve">Research Policy, 32</w:t>
+      </w:r>
+      <w:r>
+        <w:rPr>
+          <w:szCs w:val="26"/>
+        </w:rPr>
+        <w:t xml:space="preserve">(1), 109-121. https://doi.org/10.1016/S0048-7333(02)00009-4</w:t>
       </w:r>
     </w:p>
     <w:p>
@@ -4507,20 +3116,20 @@
         <w:rPr>
           <w:szCs w:val="26"/>
         </w:rPr>
-        <w:t xml:space="preserve">Nguyễn, M. H. T. (2025). Quản trị tài sản trí tuệ tại các cơ sở giáo dục đại học: Cơ hội và thách thức trong bối cảnh cuộc cách mạng công nghiệp 4.0. </w:t>
+        <w:t xml:space="preserve">Finne, H., Arundel, A., Balling, G., Brisson, P., &amp; Erselius, J. (2009). </w:t>
       </w:r>
       <w:r>
         <w:rPr>
           <w:szCs w:val="26"/>
           <w:i/>
         </w:rPr>
-        <w:t xml:space="preserve">Tạp chí Khoa học Trường Đại học Sư phạm Thành phố Hồ Chí Minh, 22</w:t>
-      </w:r>
-      <w:r>
-        <w:rPr>
-          <w:szCs w:val="26"/>
-        </w:rPr>
-        <w:t xml:space="preserve">(1), 123-131. https://doi.org/10.54607/hcmue.js.22.1.4287(2025)</w:t>
+        <w:t xml:space="preserve">Metrics for knowledge transfer from public research organisations in Europe: Report from the European Commission's Expert Group on Knowledge Transfer Metrics</w:t>
+      </w:r>
+      <w:r>
+        <w:rPr>
+          <w:szCs w:val="26"/>
+        </w:rPr>
+        <w:t xml:space="preserve">. Publications Office of the European Union. https://doi.org/10.2777/49910</w:t>
       </w:r>
     </w:p>
     <w:p>
@@ -4535,20 +3144,20 @@
         <w:rPr>
           <w:szCs w:val="26"/>
         </w:rPr>
-        <w:t xml:space="preserve">Perkmann, M., Tartari, V., McKelvey, M., Autio, E., Broström, A., D’Este, P., Fini, R., Geuna, A., Grimaldi, R., Hughes, A., Krabel, S., Kitson, M., Llerena, P., Lissoni, F., Salter, A., &amp; Sobrero, M. (2013). Academic engagement and commercialisation: A review of the literature on university-industry relations. </w:t>
+        <w:t xml:space="preserve">Goldfarb, B., &amp; Henrekson, M. (2003). Bottom-up versus top-down policies towards the commercialization of university intellectual property. </w:t>
       </w:r>
       <w:r>
         <w:rPr>
           <w:szCs w:val="26"/>
           <w:i/>
         </w:rPr>
-        <w:t xml:space="preserve">Research Policy, 42</w:t>
-      </w:r>
-      <w:r>
-        <w:rPr>
-          <w:szCs w:val="26"/>
-        </w:rPr>
-        <w:t xml:space="preserve">(2), 423-442. https://doi.org/10.1016/j.respol.2012.09.007</w:t>
+        <w:t xml:space="preserve">Research Policy, 32</w:t>
+      </w:r>
+      <w:r>
+        <w:rPr>
+          <w:szCs w:val="26"/>
+        </w:rPr>
+        <w:t xml:space="preserve">(4), 639-658. https://doi.org/10.1016/S0048-7333(02)00034-3</w:t>
       </w:r>
     </w:p>
     <w:p>
@@ -4563,20 +3172,20 @@
         <w:rPr>
           <w:szCs w:val="26"/>
         </w:rPr>
-        <w:t xml:space="preserve">Quốc hội. (2025a). </w:t>
+        <w:t xml:space="preserve">Holgersson, M., &amp; Aaboen, L. (2019). A literature review of intellectual property management in technology transfer offices: From appropriation to utilization. </w:t>
       </w:r>
       <w:r>
         <w:rPr>
           <w:szCs w:val="26"/>
           <w:i/>
         </w:rPr>
-        <w:t xml:space="preserve">Luật Giáo dục đại học số 125/2025/QH15 ngày 10 tháng 12 năm 2025</w:t>
-      </w:r>
-      <w:r>
-        <w:rPr>
-          <w:szCs w:val="26"/>
-        </w:rPr>
-        <w:t xml:space="preserve">.</w:t>
+        <w:t xml:space="preserve">Technology in Society, 59</w:t>
+      </w:r>
+      <w:r>
+        <w:rPr>
+          <w:szCs w:val="26"/>
+        </w:rPr>
+        <w:t xml:space="preserve">, Article 101132. https://doi.org/10.1016/j.techsoc.2019.04.008</w:t>
       </w:r>
     </w:p>
     <w:p>
@@ -4591,20 +3200,20 @@
         <w:rPr>
           <w:szCs w:val="26"/>
         </w:rPr>
-        <w:t xml:space="preserve">Quốc hội. (2025b). </w:t>
+        <w:t xml:space="preserve">Maresova, P., Stemberkova, R., &amp; Fadeyi, O. (2019). Models, processes, and roles of universities in technology transfer management: A systematic review. </w:t>
       </w:r>
       <w:r>
         <w:rPr>
           <w:szCs w:val="26"/>
           <w:i/>
         </w:rPr>
-        <w:t xml:space="preserve">Luật Khoa học, công nghệ và đổi mới sáng tạo số 93/2025/QH15 ngày 27 tháng 6 năm 2025</w:t>
-      </w:r>
-      <w:r>
-        <w:rPr>
-          <w:szCs w:val="26"/>
-        </w:rPr>
-        <w:t xml:space="preserve">.</w:t>
+        <w:t xml:space="preserve">Administrative Sciences, 9</w:t>
+      </w:r>
+      <w:r>
+        <w:rPr>
+          <w:szCs w:val="26"/>
+        </w:rPr>
+        <w:t xml:space="preserve">(3), Article 67. https://doi.org/10.3390/admsci9030067</w:t>
       </w:r>
     </w:p>
     <w:p>
@@ -4619,20 +3228,20 @@
         <w:rPr>
           <w:szCs w:val="26"/>
         </w:rPr>
-        <w:t xml:space="preserve">Rocha, A., Cruz-Cunha, M. M., &amp; Romero, F. (2023). University technology transfer: Assessment of invention disclosures by technology transfer offices. </w:t>
+        <w:t xml:space="preserve">Nguyễn, M. H. T. (2025). Quản trị tài sản trí tuệ tại các cơ sở giáo dục đại học: Cơ hội và thách thức trong bối cảnh cuộc cách mạng công nghiệp 4.0. </w:t>
       </w:r>
       <w:r>
         <w:rPr>
           <w:szCs w:val="26"/>
           <w:i/>
         </w:rPr>
-        <w:t xml:space="preserve">International Journal of Entrepreneurship and Innovation Management, 27</w:t>
-      </w:r>
-      <w:r>
-        <w:rPr>
-          <w:szCs w:val="26"/>
-        </w:rPr>
-        <w:t xml:space="preserve">(1/2), 119-136.</w:t>
+        <w:t xml:space="preserve">Tạp chí Khoa học Trường Đại học Sư phạm Thành phố Hồ Chí Minh, 22</w:t>
+      </w:r>
+      <w:r>
+        <w:rPr>
+          <w:szCs w:val="26"/>
+        </w:rPr>
+        <w:t xml:space="preserve">(1), 123-131. https://doi.org/10.54607/hcmue.js.22.1.4287(2025)</w:t>
       </w:r>
     </w:p>
     <w:p>
@@ -4647,20 +3256,20 @@
         <w:rPr>
           <w:szCs w:val="26"/>
         </w:rPr>
-        <w:t xml:space="preserve">Siegel, D. S., Veugelers, R., &amp; Wright, M. (2007). Technology transfer offices and commercialization of university intellectual property: Performance and policy implications. </w:t>
+        <w:t xml:space="preserve">O’Dwyer, M., Filieri, R., &amp; O’Malley, L. (2023). Establishing successful university-industry collaborations: Barriers and enablers deconstructed. </w:t>
       </w:r>
       <w:r>
         <w:rPr>
           <w:szCs w:val="26"/>
           <w:i/>
         </w:rPr>
-        <w:t xml:space="preserve">Oxford Review of Economic Policy, 23</w:t>
-      </w:r>
-      <w:r>
-        <w:rPr>
-          <w:szCs w:val="26"/>
-        </w:rPr>
-        <w:t xml:space="preserve">(4), 640-660. https://doi.org/10.1093/oxrep/grm036</w:t>
+        <w:t xml:space="preserve">The Journal of Technology Transfer, 48</w:t>
+      </w:r>
+      <w:r>
+        <w:rPr>
+          <w:szCs w:val="26"/>
+        </w:rPr>
+        <w:t xml:space="preserve">(3), 900-931. https://doi.org/10.1007/s10961-022-09932-2</w:t>
       </w:r>
     </w:p>
     <w:p>
@@ -4675,20 +3284,20 @@
         <w:rPr>
           <w:szCs w:val="26"/>
         </w:rPr>
-        <w:t xml:space="preserve">Thursby, J. G., &amp; Kemp, S. (2002). Growth and productive efficiency of university intellectual property licensing. </w:t>
+        <w:t xml:space="preserve">Perkmann, M., Tartari, V., McKelvey, M., Autio, E., Broström, A., D’Este, P., Fini, R., Geuna, A., Grimaldi, R., Hughes, A., Krabel, S., Kitson, M., Llerena, P., Lissoni, F., Salter, A., &amp; Sobrero, M. (2013). Academic engagement and commercialisation: A review of the literature on university-industry relations. </w:t>
       </w:r>
       <w:r>
         <w:rPr>
           <w:szCs w:val="26"/>
           <w:i/>
         </w:rPr>
-        <w:t xml:space="preserve">Research Policy, 31</w:t>
-      </w:r>
-      <w:r>
-        <w:rPr>
-          <w:szCs w:val="26"/>
-        </w:rPr>
-        <w:t xml:space="preserve">(1), 109-124. https://doi.org/10.1016/S0048-7333(00)00160-8</w:t>
+        <w:t xml:space="preserve">Research Policy, 42</w:t>
+      </w:r>
+      <w:r>
+        <w:rPr>
+          <w:szCs w:val="26"/>
+        </w:rPr>
+        <w:t xml:space="preserve">(2), 423-442. https://doi.org/10.1016/j.respol.2012.09.007</w:t>
       </w:r>
     </w:p>
     <w:p>
@@ -4703,7 +3312,315 @@
         <w:rPr>
           <w:szCs w:val="26"/>
         </w:rPr>
-        <w:t xml:space="preserve">Thủ tướng Chính phủ. (2026). </w:t>
+        <w:t xml:space="preserve">Quốc hội. (2017). </w:t>
+      </w:r>
+      <w:r>
+        <w:rPr>
+          <w:szCs w:val="26"/>
+          <w:i/>
+        </w:rPr>
+        <w:t xml:space="preserve">Luật Chuyển giao công nghệ số 07/2017/QH14 ngày 19 tháng 6 năm 2017</w:t>
+      </w:r>
+      <w:r>
+        <w:rPr>
+          <w:szCs w:val="26"/>
+        </w:rPr>
+        <w:t xml:space="preserve">.</w:t>
+      </w:r>
+    </w:p>
+    <w:p>
+      <w:pPr>
+        <w:spacing w:after="80"/>
+        <w:ind w:left="560" w:hanging="560"/>
+        <w:rPr>
+          <w:szCs w:val="26"/>
+        </w:rPr>
+      </w:pPr>
+      <w:r>
+        <w:rPr>
+          <w:szCs w:val="26"/>
+        </w:rPr>
+        <w:t xml:space="preserve">Quốc hội. (2025a). </w:t>
+      </w:r>
+      <w:r>
+        <w:rPr>
+          <w:szCs w:val="26"/>
+          <w:i/>
+        </w:rPr>
+        <w:t xml:space="preserve">Luật Giáo dục đại học số 125/2025/QH15 ngày 10 tháng 12 năm 2025</w:t>
+      </w:r>
+      <w:r>
+        <w:rPr>
+          <w:szCs w:val="26"/>
+        </w:rPr>
+        <w:t xml:space="preserve">.</w:t>
+      </w:r>
+    </w:p>
+    <w:p>
+      <w:pPr>
+        <w:spacing w:after="80"/>
+        <w:ind w:left="560" w:hanging="560"/>
+        <w:rPr>
+          <w:szCs w:val="26"/>
+        </w:rPr>
+      </w:pPr>
+      <w:r>
+        <w:rPr>
+          <w:szCs w:val="26"/>
+        </w:rPr>
+        <w:t xml:space="preserve">Quốc hội. (2025b). </w:t>
+      </w:r>
+      <w:r>
+        <w:rPr>
+          <w:szCs w:val="26"/>
+          <w:i/>
+        </w:rPr>
+        <w:t xml:space="preserve">Luật Khoa học, công nghệ và đổi mới sáng tạo số 93/2025/QH15 ngày 27 tháng 6 năm 2025</w:t>
+      </w:r>
+      <w:r>
+        <w:rPr>
+          <w:szCs w:val="26"/>
+        </w:rPr>
+        <w:t xml:space="preserve">.</w:t>
+      </w:r>
+    </w:p>
+    <w:p>
+      <w:pPr>
+        <w:spacing w:after="80"/>
+        <w:ind w:left="560" w:hanging="560"/>
+        <w:rPr>
+          <w:szCs w:val="26"/>
+        </w:rPr>
+      </w:pPr>
+      <w:r>
+        <w:rPr>
+          <w:szCs w:val="26"/>
+        </w:rPr>
+        <w:t xml:space="preserve">Quốc hội. (2025c). </w:t>
+      </w:r>
+      <w:r>
+        <w:rPr>
+          <w:szCs w:val="26"/>
+          <w:i/>
+        </w:rPr>
+        <w:t xml:space="preserve">Luật số 131/2025/QH15 ngày 10 tháng 12 năm 2025 sửa đổi, bổ sung một số điều của Luật Sở hữu trí tuệ</w:t>
+      </w:r>
+      <w:r>
+        <w:rPr>
+          <w:szCs w:val="26"/>
+        </w:rPr>
+        <w:t xml:space="preserve">.</w:t>
+      </w:r>
+    </w:p>
+    <w:p>
+      <w:pPr>
+        <w:spacing w:after="80"/>
+        <w:ind w:left="560" w:hanging="560"/>
+        <w:rPr>
+          <w:szCs w:val="26"/>
+        </w:rPr>
+      </w:pPr>
+      <w:r>
+        <w:rPr>
+          <w:szCs w:val="26"/>
+        </w:rPr>
+        <w:t xml:space="preserve">Rocha, A., Cruz-Cunha, M. M., &amp; Romero, F. (2023). University technology transfer: Assessment of invention disclosures by technology transfer offices. </w:t>
+      </w:r>
+      <w:r>
+        <w:rPr>
+          <w:szCs w:val="26"/>
+          <w:i/>
+        </w:rPr>
+        <w:t xml:space="preserve">International Journal of Entrepreneurship and Innovation Management, 27</w:t>
+      </w:r>
+      <w:r>
+        <w:rPr>
+          <w:szCs w:val="26"/>
+        </w:rPr>
+        <w:t xml:space="preserve">(1/2), 119-136.</w:t>
+      </w:r>
+    </w:p>
+    <w:p>
+      <w:pPr>
+        <w:spacing w:after="80"/>
+        <w:ind w:left="560" w:hanging="560"/>
+        <w:rPr>
+          <w:szCs w:val="26"/>
+        </w:rPr>
+      </w:pPr>
+      <w:r>
+        <w:rPr>
+          <w:szCs w:val="26"/>
+        </w:rPr>
+        <w:t xml:space="preserve">Shane, S. (2004). Encouraging university entrepreneurship? The effect of the Bayh-Dole Act on university patenting in the United States. </w:t>
+      </w:r>
+      <w:r>
+        <w:rPr>
+          <w:szCs w:val="26"/>
+          <w:i/>
+        </w:rPr>
+        <w:t xml:space="preserve">Journal of Business Venturing, 19</w:t>
+      </w:r>
+      <w:r>
+        <w:rPr>
+          <w:szCs w:val="26"/>
+        </w:rPr>
+        <w:t xml:space="preserve">(1), 127-151. https://doi.org/10.1016/S0883-9026(02)00114-3</w:t>
+      </w:r>
+    </w:p>
+    <w:p>
+      <w:pPr>
+        <w:spacing w:after="80"/>
+        <w:ind w:left="560" w:hanging="560"/>
+        <w:rPr>
+          <w:szCs w:val="26"/>
+        </w:rPr>
+      </w:pPr>
+      <w:r>
+        <w:rPr>
+          <w:szCs w:val="26"/>
+        </w:rPr>
+        <w:t xml:space="preserve">Siegel, D. S., Veugelers, R., &amp; Wright, M. (2007). Technology transfer offices and commercialization of university intellectual property: Performance and policy implications. </w:t>
+      </w:r>
+      <w:r>
+        <w:rPr>
+          <w:szCs w:val="26"/>
+          <w:i/>
+        </w:rPr>
+        <w:t xml:space="preserve">Oxford Review of Economic Policy, 23</w:t>
+      </w:r>
+      <w:r>
+        <w:rPr>
+          <w:szCs w:val="26"/>
+        </w:rPr>
+        <w:t xml:space="preserve">(4), 640-660. https://doi.org/10.1093/oxrep/grm036</w:t>
+      </w:r>
+    </w:p>
+    <w:p>
+      <w:pPr>
+        <w:spacing w:after="80"/>
+        <w:ind w:left="560" w:hanging="560"/>
+        <w:rPr>
+          <w:szCs w:val="26"/>
+        </w:rPr>
+      </w:pPr>
+      <w:r>
+        <w:rPr>
+          <w:szCs w:val="26"/>
+        </w:rPr>
+        <w:t xml:space="preserve">Teece, D. J. (2018). Profiting from innovation in the digital economy: Enabling technologies, standards, and licensing models in the wireless world. </w:t>
+      </w:r>
+      <w:r>
+        <w:rPr>
+          <w:szCs w:val="26"/>
+          <w:i/>
+        </w:rPr>
+        <w:t xml:space="preserve">Research Policy, 47</w:t>
+      </w:r>
+      <w:r>
+        <w:rPr>
+          <w:szCs w:val="26"/>
+        </w:rPr>
+        <w:t xml:space="preserve">(8), 1367-1387. https://doi.org/10.1016/j.respol.2017.01.015</w:t>
+      </w:r>
+    </w:p>
+    <w:p>
+      <w:pPr>
+        <w:spacing w:after="80"/>
+        <w:ind w:left="560" w:hanging="560"/>
+        <w:rPr>
+          <w:szCs w:val="26"/>
+        </w:rPr>
+      </w:pPr>
+      <w:r>
+        <w:rPr>
+          <w:szCs w:val="26"/>
+        </w:rPr>
+        <w:t xml:space="preserve">Thursby, J. G., &amp; Kemp, S. (2002). Growth and productive efficiency of university intellectual property licensing. </w:t>
+      </w:r>
+      <w:r>
+        <w:rPr>
+          <w:szCs w:val="26"/>
+          <w:i/>
+        </w:rPr>
+        <w:t xml:space="preserve">Research Policy, 31</w:t>
+      </w:r>
+      <w:r>
+        <w:rPr>
+          <w:szCs w:val="26"/>
+        </w:rPr>
+        <w:t xml:space="preserve">(1), 109-124. https://doi.org/10.1016/S0048-7333(00)00160-8</w:t>
+      </w:r>
+    </w:p>
+    <w:p>
+      <w:pPr>
+        <w:spacing w:after="80"/>
+        <w:ind w:left="560" w:hanging="560"/>
+        <w:rPr>
+          <w:szCs w:val="26"/>
+        </w:rPr>
+      </w:pPr>
+      <w:r>
+        <w:rPr>
+          <w:szCs w:val="26"/>
+        </w:rPr>
+        <w:t xml:space="preserve">Thủ tướng Chính phủ. (2019). </w:t>
+      </w:r>
+      <w:r>
+        <w:rPr>
+          <w:szCs w:val="26"/>
+          <w:i/>
+        </w:rPr>
+        <w:t xml:space="preserve">Quyết định số 1068/QĐ-TTg ngày 22 tháng 8 năm 2019 phê duyệt Chiến lược sở hữu trí tuệ đến năm 2030</w:t>
+      </w:r>
+      <w:r>
+        <w:rPr>
+          <w:szCs w:val="26"/>
+        </w:rPr>
+        <w:t xml:space="preserve">.</w:t>
+      </w:r>
+    </w:p>
+    <w:p>
+      <w:pPr>
+        <w:spacing w:after="80"/>
+        <w:ind w:left="560" w:hanging="560"/>
+        <w:rPr>
+          <w:szCs w:val="26"/>
+        </w:rPr>
+      </w:pPr>
+      <w:r>
+        <w:rPr>
+          <w:szCs w:val="26"/>
+        </w:rPr>
+        <w:t xml:space="preserve">Thủ tướng Chính phủ. (2026a). </w:t>
+      </w:r>
+      <w:r>
+        <w:rPr>
+          <w:szCs w:val="26"/>
+          <w:i/>
+        </w:rPr>
+        <w:t xml:space="preserve">Chỉ thị số 02/CT-TTg ngày 30 tháng 01 năm 2026 về tăng cường thực thi quyền sở hữu trí tuệ</w:t>
+      </w:r>
+      <w:r>
+        <w:rPr>
+          <w:szCs w:val="26"/>
+        </w:rPr>
+        <w:t xml:space="preserve">.</w:t>
+      </w:r>
+    </w:p>
+    <w:p>
+      <w:pPr>
+        <w:spacing w:after="80"/>
+        <w:ind w:left="560" w:hanging="560"/>
+        <w:rPr>
+          <w:szCs w:val="26"/>
+        </w:rPr>
+      </w:pPr>
+      <w:r>
+        <w:rPr>
+          <w:szCs w:val="26"/>
+        </w:rPr>
+        <w:t xml:space="preserve">Thủ tướng Chính phủ. (2026b). </w:t>
       </w:r>
       <w:r>
         <w:rPr>
@@ -4859,7 +3776,7 @@
         <w:rPr>
           <w:szCs w:val="26"/>
         </w:rPr>
-        <w:t xml:space="preserve">Tên bài báo: Khung đánh giá hiệu quả quản lý quyền sở hữu trí tuệ tại trường đại học định hướng ứng dụng: Tiếp cận chuỗi kết quả.</w:t>
+        <w:t xml:space="preserve">Tên bài báo: Nâng cao hiệu quả quản trị quyền sở hữu trí tuệ trong cơ sở giáo dục đại học trước những yêu cầu thể chế mới.</w:t>
       </w:r>
     </w:p>
     <w:p>
@@ -5159,7 +4076,7 @@
         <w:rPr>
           <w:szCs w:val="26"/>
         </w:rPr>
-        <w:t xml:space="preserve">Nhóm tác giả cam kết nội dung trong bài là trung thực, chính xác; tài liệu và văn bản được sử dụng là tài liệu công bố và văn bản ban hành công khai, được nhóm tác giả lưu trữ và sẵn sàng cung cấp khi Ban Biên tập yêu cầu; chịu trách nhiệm trước pháp luật và trước Hội đồng Biên tập về nội dung bản thảo.</w:t>
+        <w:t xml:space="preserve">Nhóm tác giả cam kết dữ liệu trong bài là trung thực, chính xác; toàn bộ dữ liệu là văn bản pháp luật, chỉ đạo và chuẩn chất lượng ban hành công khai, được nhóm tác giả lưu trữ và sẵn sàng cung cấp khi Ban Biên tập yêu cầu; chịu trách nhiệm trước pháp luật và trước Hội đồng Biên tập về nội dung bản thảo.</w:t>
       </w:r>
     </w:p>
     <w:p>
